--- a/信佰监理系统原型构建会话总结V0.1.docx
+++ b/信佰监理系统原型构建会话总结V0.1.docx
@@ -75,23 +75,7 @@
           <w:rFonts w:ascii="微软雅黑" w:eastAsia="微软雅黑" w:hAnsi="微软雅黑" w:cs="微软雅黑" w:hint="eastAsia"/>
           <w:color w:val="222222"/>
         </w:rPr>
-        <w:t>指令类</w:t>
-      </w:r>
-      <w:proofErr w:type="gramStart"/>
-      <w:r>
-        <w:rPr>
-          <w:rFonts w:ascii="微软雅黑" w:eastAsia="微软雅黑" w:hAnsi="微软雅黑" w:cs="微软雅黑" w:hint="eastAsia"/>
-          <w:color w:val="222222"/>
-        </w:rPr>
-        <w:t>输入指</w:t>
-      </w:r>
-      <w:proofErr w:type="gramEnd"/>
-      <w:r>
-        <w:rPr>
-          <w:rFonts w:ascii="微软雅黑" w:eastAsia="微软雅黑" w:hAnsi="微软雅黑" w:cs="微软雅黑" w:hint="eastAsia"/>
-          <w:color w:val="222222"/>
-        </w:rPr>
-        <w:t>用户明确给出的全局性、方向性指令，涉及系统的初始化、版本管理、整体审查与修复、以及文档输出等。</w:t>
+        <w:t>指令类输入指用户明确给出的全局性、方向性指令，涉及系统的初始化、版本管理、整体审查与修复、以及文档输出等。</w:t>
       </w:r>
     </w:p>
     <w:p>
@@ -141,23 +125,7 @@
           <w:rFonts w:ascii="微软雅黑" w:eastAsia="微软雅黑" w:hAnsi="微软雅黑" w:cs="微软雅黑" w:hint="eastAsia"/>
           <w:color w:val="222222"/>
         </w:rPr>
-        <w:t>落地：生成了 antd + React + TypeScript 的后台管理模板，包括</w:t>
-      </w:r>
-      <w:proofErr w:type="gramStart"/>
-      <w:r>
-        <w:rPr>
-          <w:rFonts w:ascii="微软雅黑" w:eastAsia="微软雅黑" w:hAnsi="微软雅黑" w:cs="微软雅黑" w:hint="eastAsia"/>
-          <w:color w:val="222222"/>
-        </w:rPr>
-        <w:t>侧边栏导航</w:t>
-      </w:r>
-      <w:proofErr w:type="gramEnd"/>
-      <w:r>
-        <w:rPr>
-          <w:rFonts w:ascii="微软雅黑" w:eastAsia="微软雅黑" w:hAnsi="微软雅黑" w:cs="微软雅黑" w:hint="eastAsia"/>
-          <w:color w:val="222222"/>
-        </w:rPr>
-        <w:t>菜单、顶部状态栏、主内容区与路由切换。</w:t>
+        <w:t>落地：生成了 antd + React + TypeScript 的后台管理模板，包括侧边栏导航菜单、顶部状态栏、主内容区与路由切换。</w:t>
       </w:r>
     </w:p>
     <w:p>
@@ -207,39 +175,7 @@
           <w:rFonts w:ascii="微软雅黑" w:eastAsia="微软雅黑" w:hAnsi="微软雅黑" w:cs="微软雅黑" w:hint="eastAsia"/>
           <w:color w:val="222222"/>
         </w:rPr>
-        <w:t>落地：覆盖第 1 条中的 V0.1 设定，在审批意见、支付意见、开</w:t>
-      </w:r>
-      <w:proofErr w:type="gramStart"/>
-      <w:r>
-        <w:rPr>
-          <w:rFonts w:ascii="微软雅黑" w:eastAsia="微软雅黑" w:hAnsi="微软雅黑" w:cs="微软雅黑" w:hint="eastAsia"/>
-          <w:color w:val="222222"/>
-        </w:rPr>
-        <w:t>工令</w:t>
-      </w:r>
-      <w:proofErr w:type="gramEnd"/>
-      <w:r>
-        <w:rPr>
-          <w:rFonts w:ascii="微软雅黑" w:eastAsia="微软雅黑" w:hAnsi="微软雅黑" w:cs="微软雅黑" w:hint="eastAsia"/>
-          <w:color w:val="222222"/>
-        </w:rPr>
-        <w:t>等文件中统</w:t>
-      </w:r>
-      <w:proofErr w:type="gramStart"/>
-      <w:r>
-        <w:rPr>
-          <w:rFonts w:ascii="微软雅黑" w:eastAsia="微软雅黑" w:hAnsi="微软雅黑" w:cs="微软雅黑" w:hint="eastAsia"/>
-          <w:color w:val="222222"/>
-        </w:rPr>
-        <w:t>一</w:t>
-      </w:r>
-      <w:proofErr w:type="gramEnd"/>
-      <w:r>
-        <w:rPr>
-          <w:rFonts w:ascii="微软雅黑" w:eastAsia="微软雅黑" w:hAnsi="微软雅黑" w:cs="微软雅黑" w:hint="eastAsia"/>
-          <w:color w:val="222222"/>
-        </w:rPr>
-        <w:t>标注 V0.2 版本号。</w:t>
+        <w:t>落地：覆盖第 1 条中的 V0.1 设定，在审批意见、支付意见、开工令等文件中统一标注 V0.2 版本号。</w:t>
       </w:r>
     </w:p>
     <w:p>
@@ -289,23 +225,7 @@
           <w:rFonts w:ascii="微软雅黑" w:eastAsia="微软雅黑" w:hAnsi="微软雅黑" w:cs="微软雅黑" w:hint="eastAsia"/>
           <w:color w:val="222222"/>
         </w:rPr>
-        <w:t>落地：覆盖工作台、项目管理、合同管理、变更控制、质量控制、进度管理、费用 / 成本管理、信息管理、验收归档、</w:t>
-      </w:r>
-      <w:proofErr w:type="gramStart"/>
-      <w:r>
-        <w:rPr>
-          <w:rFonts w:ascii="微软雅黑" w:eastAsia="微软雅黑" w:hAnsi="微软雅黑" w:cs="微软雅黑" w:hint="eastAsia"/>
-          <w:color w:val="222222"/>
-        </w:rPr>
-        <w:t>监理师</w:t>
-      </w:r>
-      <w:proofErr w:type="gramEnd"/>
-      <w:r>
-        <w:rPr>
-          <w:rFonts w:ascii="微软雅黑" w:eastAsia="微软雅黑" w:hAnsi="微软雅黑" w:cs="微软雅黑" w:hint="eastAsia"/>
-          <w:color w:val="222222"/>
-        </w:rPr>
-        <w:t>管理等全部业务模块；修复了空按钮点击事件、统一了状态字段、完善了审批记录生成逻辑，增加了多处缺失的 handleView / handleEdit 实现。</w:t>
+        <w:t>落地：覆盖工作台、项目管理、合同管理、变更控制、质量控制、进度管理、费用 / 成本管理、信息管理、验收归档、监理师管理等全部业务模块；修复了空按钮点击事件、统一了状态字段、完善了审批记录生成逻辑，增加了多处缺失的 handleView / handleEdit 实现。</w:t>
       </w:r>
     </w:p>
     <w:p>
@@ -402,7 +322,8 @@
         <w:pStyle w:val="a3"/>
         <w:spacing w:line="23" w:lineRule="atLeast"/>
         <w:rPr>
-          <w:rFonts w:hint="eastAsia"/>
+          <w:rFonts w:ascii="微软雅黑" w:eastAsia="微软雅黑" w:hAnsi="微软雅黑" w:cs="微软雅黑"/>
+          <w:color w:val="222222"/>
         </w:rPr>
       </w:pPr>
       <w:r>
@@ -411,6 +332,148 @@
           <w:color w:val="222222"/>
         </w:rPr>
         <w:t>落地：即本文档。</w:t>
+      </w:r>
+    </w:p>
+    <w:p>
+      <w:pPr>
+        <w:pStyle w:val="a3"/>
+        <w:spacing w:line="23" w:lineRule="atLeast"/>
+        <w:rPr>
+          <w:rFonts w:ascii="微软雅黑" w:eastAsia="微软雅黑" w:hAnsi="微软雅黑" w:cs="微软雅黑"/>
+          <w:color w:val="222222"/>
+        </w:rPr>
+      </w:pPr>
+    </w:p>
+    <w:p>
+      <w:pPr>
+        <w:pStyle w:val="3"/>
+        <w:spacing w:line="23" w:lineRule="atLeast"/>
+      </w:pPr>
+      <w:r>
+        <w:t>Git 操作</w:t>
+      </w:r>
+    </w:p>
+    <w:p>
+      <w:pPr>
+        <w:pStyle w:val="a3"/>
+        <w:spacing w:line="23" w:lineRule="atLeast"/>
+        <w:rPr>
+          <w:rFonts w:ascii="微软雅黑" w:eastAsia="微软雅黑" w:hAnsi="微软雅黑" w:cs="微软雅黑" w:hint="eastAsia"/>
+          <w:color w:val="222222"/>
+        </w:rPr>
+      </w:pPr>
+      <w:r>
+        <w:rPr>
+          <w:rFonts w:ascii="微软雅黑" w:eastAsia="微软雅黑" w:hAnsi="微软雅黑" w:cs="微软雅黑" w:hint="eastAsia"/>
+          <w:color w:val="222222"/>
+        </w:rPr>
+        <w:t>Git 操作涉及 历史记录、分支管理、远端同步 等不可逆操作，默认由你 显式控制 更安全。你可以在任何时候告诉我：</w:t>
+      </w:r>
+    </w:p>
+    <w:p>
+      <w:pPr>
+        <w:pStyle w:val="a3"/>
+        <w:spacing w:line="23" w:lineRule="atLeast"/>
+        <w:rPr>
+          <w:rFonts w:ascii="微软雅黑" w:eastAsia="微软雅黑" w:hAnsi="微软雅黑" w:cs="微软雅黑" w:hint="eastAsia"/>
+          <w:color w:val="222222"/>
+        </w:rPr>
+      </w:pPr>
+      <w:r>
+        <w:rPr>
+          <w:rFonts w:ascii="微软雅黑" w:eastAsia="微软雅黑" w:hAnsi="微软雅黑" w:cs="微软雅黑" w:hint="eastAsia"/>
+          <w:color w:val="222222"/>
+        </w:rPr>
+        <w:lastRenderedPageBreak/>
+        <w:t>- "提交并推送到 GitHub" → 我会执行 git add + git commit + git push</w:t>
+      </w:r>
+    </w:p>
+    <w:p>
+      <w:pPr>
+        <w:pStyle w:val="a3"/>
+        <w:spacing w:line="23" w:lineRule="atLeast"/>
+        <w:rPr>
+          <w:rFonts w:ascii="微软雅黑" w:eastAsia="微软雅黑" w:hAnsi="微软雅黑" w:cs="微软雅黑" w:hint="eastAsia"/>
+          <w:color w:val="222222"/>
+        </w:rPr>
+      </w:pPr>
+      <w:r>
+        <w:rPr>
+          <w:rFonts w:ascii="微软雅黑" w:eastAsia="微软雅黑" w:hAnsi="微软雅黑" w:cs="微软雅黑" w:hint="eastAsia"/>
+          <w:color w:val="222222"/>
+        </w:rPr>
+        <w:t>- "查看当前 git 状态" → git status 显示未提交的修改</w:t>
+      </w:r>
+    </w:p>
+    <w:p>
+      <w:pPr>
+        <w:pStyle w:val="a3"/>
+        <w:spacing w:line="23" w:lineRule="atLeast"/>
+        <w:rPr>
+          <w:rFonts w:ascii="微软雅黑" w:eastAsia="微软雅黑" w:hAnsi="微软雅黑" w:cs="微软雅黑"/>
+          <w:color w:val="222222"/>
+        </w:rPr>
+      </w:pPr>
+      <w:r>
+        <w:rPr>
+          <w:rFonts w:ascii="微软雅黑" w:eastAsia="微软雅黑" w:hAnsi="微软雅黑" w:cs="微软雅黑" w:hint="eastAsia"/>
+          <w:color w:val="222222"/>
+        </w:rPr>
+        <w:t>- "拉取最新代码" → git pull 同步远端最新内容</w:t>
+      </w:r>
+    </w:p>
+    <w:p>
+      <w:pPr>
+        <w:pStyle w:val="a3"/>
+        <w:spacing w:line="23" w:lineRule="atLeast"/>
+      </w:pPr>
+    </w:p>
+    <w:p>
+      <w:pPr>
+        <w:pStyle w:val="3"/>
+        <w:spacing w:line="23" w:lineRule="atLeast"/>
+      </w:pPr>
+      <w:r>
+        <w:t>持久化机制 ：</w:t>
+      </w:r>
+    </w:p>
+    <w:p>
+      <w:pPr>
+        <w:pStyle w:val="a3"/>
+        <w:spacing w:line="23" w:lineRule="atLeast"/>
+        <w:rPr>
+          <w:rFonts w:hint="eastAsia"/>
+        </w:rPr>
+      </w:pPr>
+      <w:r>
+        <w:rPr>
+          <w:rFonts w:hint="eastAsia"/>
+        </w:rPr>
+        <w:t>- 所有数据变更自动同步到 localStorage （key: xb-demo-contracts / xb-demo-contract-approvals ）</w:t>
+      </w:r>
+    </w:p>
+    <w:p>
+      <w:pPr>
+        <w:pStyle w:val="a3"/>
+        <w:spacing w:line="23" w:lineRule="atLeast"/>
+      </w:pPr>
+      <w:r>
+        <w:rPr>
+          <w:rFonts w:hint="eastAsia"/>
+        </w:rPr>
+        <w:t>- 页面刷新/重载时自动从 localStorage 恢复</w:t>
+      </w:r>
+    </w:p>
+    <w:p>
+      <w:pPr>
+        <w:pStyle w:val="a3"/>
+        <w:spacing w:line="23" w:lineRule="atLeast"/>
+        <w:rPr>
+          <w:rFonts w:hint="eastAsia"/>
+        </w:rPr>
+      </w:pPr>
+      <w:r>
+        <w:t>注意 ：由于数据持久化到 localStorage，若需完全重置演示数据，可在浏览器控制台执行 localStorage.clear() 后刷新页面。</w:t>
       </w:r>
     </w:p>
     <w:p>
@@ -435,23 +498,7 @@
           <w:rFonts w:ascii="微软雅黑" w:eastAsia="微软雅黑" w:hAnsi="微软雅黑" w:cs="微软雅黑" w:hint="eastAsia"/>
           <w:color w:val="222222"/>
         </w:rPr>
-        <w:t>需求补充类</w:t>
-      </w:r>
-      <w:proofErr w:type="gramStart"/>
-      <w:r>
-        <w:rPr>
-          <w:rFonts w:ascii="微软雅黑" w:eastAsia="微软雅黑" w:hAnsi="微软雅黑" w:cs="微软雅黑" w:hint="eastAsia"/>
-          <w:color w:val="222222"/>
-        </w:rPr>
-        <w:t>输入指</w:t>
-      </w:r>
-      <w:proofErr w:type="gramEnd"/>
-      <w:r>
-        <w:rPr>
-          <w:rFonts w:ascii="微软雅黑" w:eastAsia="微软雅黑" w:hAnsi="微软雅黑" w:cs="微软雅黑" w:hint="eastAsia"/>
-          <w:color w:val="222222"/>
-        </w:rPr>
-        <w:t>用户对具体业务功能提出的扩展、完善与新增要求。</w:t>
+        <w:t>需求补充类输入指用户对具体业务功能提出的扩展、完善与新增要求。</w:t>
       </w:r>
     </w:p>
     <w:p>
@@ -460,7 +507,6 @@
         <w:spacing w:line="23" w:lineRule="atLeast"/>
       </w:pPr>
       <w:r>
-        <w:lastRenderedPageBreak/>
         <w:t>1. 合同支付管理（核心补充需求）</w:t>
       </w:r>
     </w:p>
@@ -536,29 +582,7 @@
           <w:szCs w:val="16"/>
           <w:shd w:val="clear" w:color="auto" w:fill="F5F5F5"/>
         </w:rPr>
-        <w:t>“项目启动列表中项目名称，应与项目列表中的相关名称一致，保持整个系统演示数据的衔接，而不是独立造</w:t>
-      </w:r>
-      <w:proofErr w:type="gramStart"/>
-      <w:r>
-        <w:rPr>
-          <w:rFonts w:ascii="微软雅黑" w:eastAsia="微软雅黑" w:hAnsi="微软雅黑" w:cs="微软雅黑" w:hint="eastAsia"/>
-          <w:color w:val="333333"/>
-          <w:sz w:val="16"/>
-          <w:szCs w:val="16"/>
-          <w:shd w:val="clear" w:color="auto" w:fill="F5F5F5"/>
-        </w:rPr>
-        <w:t>一</w:t>
-      </w:r>
-      <w:proofErr w:type="gramEnd"/>
-      <w:r>
-        <w:rPr>
-          <w:rFonts w:ascii="微软雅黑" w:eastAsia="微软雅黑" w:hAnsi="微软雅黑" w:cs="微软雅黑" w:hint="eastAsia"/>
-          <w:color w:val="333333"/>
-          <w:sz w:val="16"/>
-          <w:szCs w:val="16"/>
-          <w:shd w:val="clear" w:color="auto" w:fill="F5F5F5"/>
-        </w:rPr>
-        <w:t>套数据”</w:t>
+        <w:t>“项目启动列表中项目名称，应与项目列表中的相关名称一致，保持整个系统演示数据的衔接，而不是独立造一套数据”</w:t>
       </w:r>
     </w:p>
     <w:p>
@@ -574,23 +598,7 @@
           <w:rFonts w:ascii="微软雅黑" w:eastAsia="微软雅黑" w:hAnsi="微软雅黑" w:cs="微软雅黑" w:hint="eastAsia"/>
           <w:color w:val="222222"/>
         </w:rPr>
-        <w:t>落地：在项目启动列表 initialData 中统</w:t>
-      </w:r>
-      <w:proofErr w:type="gramStart"/>
-      <w:r>
-        <w:rPr>
-          <w:rFonts w:ascii="微软雅黑" w:eastAsia="微软雅黑" w:hAnsi="微软雅黑" w:cs="微软雅黑" w:hint="eastAsia"/>
-          <w:color w:val="222222"/>
-        </w:rPr>
-        <w:t>一</w:t>
-      </w:r>
-      <w:proofErr w:type="gramEnd"/>
-      <w:r>
-        <w:rPr>
-          <w:rFonts w:ascii="微软雅黑" w:eastAsia="微软雅黑" w:hAnsi="微软雅黑" w:cs="微软雅黑" w:hint="eastAsia"/>
-          <w:color w:val="222222"/>
-        </w:rPr>
-        <w:t>引用项目管理模块 projects 的 projectCode，并通过共享工具函数解析项目名称，杜绝两套数据各自硬编码。</w:t>
+        <w:t>落地：在项目启动列表 initialData 中统一引用项目管理模块 projects 的 projectCode，并通过共享工具函数解析项目名称，杜绝两套数据各自硬编码。</w:t>
       </w:r>
     </w:p>
     <w:p>
@@ -626,9 +634,98 @@
           <w:szCs w:val="15"/>
           <w:shd w:val="clear" w:color="auto" w:fill="E8F5E9"/>
         </w:rPr>
-        <w:t xml:space="preserve">合并说明：以下两条输入为同一件事（承建单位信息补齐）——第 a 条强调“要补齐承建单位信息”，第 b </w:t>
-      </w:r>
-      <w:proofErr w:type="gramStart"/>
+        <w:t>合并说明：以下两条输入为同一件事（承建单位信息补齐）——第 a 条强调“要补齐承建单位信息”，第 b 条强调名称统一。二者合并处理，同时完成补齐与改名。</w:t>
+      </w:r>
+    </w:p>
+    <w:p>
+      <w:pPr>
+        <w:pBdr>
+          <w:left w:val="single" w:sz="18" w:space="9" w:color="888888"/>
+        </w:pBdr>
+        <w:shd w:val="clear" w:color="auto" w:fill="F5F5F5"/>
+        <w:spacing w:before="120" w:after="120" w:line="22" w:lineRule="atLeast"/>
+        <w:rPr>
+          <w:rFonts w:ascii="微软雅黑" w:eastAsia="微软雅黑" w:hAnsi="微软雅黑" w:cs="微软雅黑" w:hint="eastAsia"/>
+          <w:color w:val="333333"/>
+          <w:sz w:val="16"/>
+          <w:szCs w:val="16"/>
+        </w:rPr>
+      </w:pPr>
+      <w:r>
+        <w:rPr>
+          <w:rFonts w:ascii="微软雅黑" w:eastAsia="微软雅黑" w:hAnsi="微软雅黑" w:cs="微软雅黑" w:hint="eastAsia"/>
+          <w:color w:val="333333"/>
+          <w:sz w:val="16"/>
+          <w:szCs w:val="16"/>
+          <w:shd w:val="clear" w:color="auto" w:fill="F5F5F5"/>
+        </w:rPr>
+        <w:t>a) “支付管理界面的问题未能解决……二是要补齐承建单位信息，目前还是为空”</w:t>
+      </w:r>
+    </w:p>
+    <w:p>
+      <w:pPr>
+        <w:pBdr>
+          <w:left w:val="single" w:sz="18" w:space="9" w:color="888888"/>
+        </w:pBdr>
+        <w:shd w:val="clear" w:color="auto" w:fill="F5F5F5"/>
+        <w:spacing w:before="120" w:after="120" w:line="22" w:lineRule="atLeast"/>
+        <w:rPr>
+          <w:rFonts w:ascii="微软雅黑" w:eastAsia="微软雅黑" w:hAnsi="微软雅黑" w:cs="微软雅黑" w:hint="eastAsia"/>
+          <w:color w:val="333333"/>
+          <w:sz w:val="16"/>
+          <w:szCs w:val="16"/>
+        </w:rPr>
+      </w:pPr>
+      <w:r>
+        <w:rPr>
+          <w:rFonts w:ascii="微软雅黑" w:eastAsia="微软雅黑" w:hAnsi="微软雅黑" w:cs="微软雅黑" w:hint="eastAsia"/>
+          <w:color w:val="333333"/>
+          <w:sz w:val="16"/>
+          <w:szCs w:val="16"/>
+          <w:shd w:val="clear" w:color="auto" w:fill="F5F5F5"/>
+        </w:rPr>
+        <w:t>b) “系统中出现的‘广东信佰科技发展有限公司’，全部改为‘广东亿迅科技有限公司’”</w:t>
+      </w:r>
+    </w:p>
+    <w:p>
+      <w:pPr>
+        <w:pStyle w:val="a3"/>
+        <w:spacing w:line="23" w:lineRule="atLeast"/>
+        <w:rPr>
+          <w:rFonts w:hint="eastAsia"/>
+        </w:rPr>
+      </w:pPr>
+      <w:r>
+        <w:rPr>
+          <w:rFonts w:ascii="微软雅黑" w:eastAsia="微软雅黑" w:hAnsi="微软雅黑" w:cs="微软雅黑" w:hint="eastAsia"/>
+          <w:color w:val="222222"/>
+        </w:rPr>
+        <w:t>落地：在 contractMgmt 的 paymentMgmtData 中为每一条支付记录补充 contractor 字段；所有出现“广东信佰科技发展有限公司”的地方统一替换为“广东亿迅科技有限公司”，保证合同 / 支付 / 审批记录中的承建单位名称一致。</w:t>
+      </w:r>
+    </w:p>
+    <w:p>
+      <w:pPr>
+        <w:pStyle w:val="3"/>
+        <w:spacing w:line="23" w:lineRule="atLeast"/>
+      </w:pPr>
+      <w:r>
+        <w:t>4. 监理工程师人员配置统一</w:t>
+      </w:r>
+    </w:p>
+    <w:p>
+      <w:pPr>
+        <w:pBdr>
+          <w:left w:val="single" w:sz="18" w:space="9" w:color="4CAF50"/>
+        </w:pBdr>
+        <w:shd w:val="clear" w:color="auto" w:fill="E8F5E9"/>
+        <w:spacing w:before="120" w:after="120" w:line="22" w:lineRule="atLeast"/>
+        <w:rPr>
+          <w:rFonts w:ascii="微软雅黑" w:eastAsia="微软雅黑" w:hAnsi="微软雅黑" w:cs="微软雅黑" w:hint="eastAsia"/>
+          <w:color w:val="1B5E20"/>
+          <w:sz w:val="15"/>
+          <w:szCs w:val="15"/>
+        </w:rPr>
+      </w:pPr>
       <w:r>
         <w:rPr>
           <w:rFonts w:ascii="微软雅黑" w:eastAsia="微软雅黑" w:hAnsi="微软雅黑" w:cs="微软雅黑" w:hint="eastAsia"/>
@@ -639,20 +736,7 @@
           <w:szCs w:val="15"/>
           <w:shd w:val="clear" w:color="auto" w:fill="E8F5E9"/>
         </w:rPr>
-        <w:t>条强调</w:t>
-      </w:r>
-      <w:proofErr w:type="gramEnd"/>
-      <w:r>
-        <w:rPr>
-          <w:rFonts w:ascii="微软雅黑" w:eastAsia="微软雅黑" w:hAnsi="微软雅黑" w:cs="微软雅黑" w:hint="eastAsia"/>
-          <w:b/>
-          <w:bCs/>
-          <w:color w:val="1B5E20"/>
-          <w:sz w:val="15"/>
-          <w:szCs w:val="15"/>
-          <w:shd w:val="clear" w:color="auto" w:fill="E8F5E9"/>
-        </w:rPr>
-        <w:t>名称统一。二者合并处理，同时完成补齐与改名。</w:t>
+        <w:t>合并说明：以下两条输入为同一件事——韦江腾 / 滕海燕在系统中的统一配置，合并为一条。</w:t>
       </w:r>
     </w:p>
     <w:p>
@@ -677,7 +761,7 @@
           <w:szCs w:val="16"/>
           <w:shd w:val="clear" w:color="auto" w:fill="F5F5F5"/>
         </w:rPr>
-        <w:t>a) “支付管理界面的问题未能解决……二是要补齐承建单位信息，目前还是为空”</w:t>
+        <w:t>a) “修改所有跟项目相关的表单，其中的总监理工程师，改为韦江腾；监理工程师改为滕海燕，如果有多个监理工程师，应该确保其中一人为滕海燕”</w:t>
       </w:r>
     </w:p>
     <w:p>
@@ -702,7 +786,7 @@
           <w:szCs w:val="16"/>
           <w:shd w:val="clear" w:color="auto" w:fill="F5F5F5"/>
         </w:rPr>
-        <w:t>b) “系统中出现的‘广东信佰科技发展有限公司’，全部改为‘广东亿迅科技有限公司’”</w:t>
+        <w:t>b) “监理师管理模块，增加韦江腾（监理师、项目管理师、软件造价工程师、架构师）、滕海燕（监理师、软件造价师）的人员信息和证书信息”</w:t>
       </w:r>
     </w:p>
     <w:p>
@@ -718,7 +802,7 @@
           <w:rFonts w:ascii="微软雅黑" w:eastAsia="微软雅黑" w:hAnsi="微软雅黑" w:cs="微软雅黑" w:hint="eastAsia"/>
           <w:color w:val="222222"/>
         </w:rPr>
-        <w:t>落地：在 contractMgmt 的 paymentMgmtData 中为每一条支付记录补充 contractor 字段；所有出现“广东信佰科技发展有限公司”的地方统一替换为“广东亿迅科技有限公司”，保证合同 / 支付 / 审批记录中的承建单位名称一致。</w:t>
+        <w:t>落地：在 supervisors 中更新两人的岗位、职称、描述字段；在 supervisorCertificates 中为两人绑定对应类型的证书编号与有效期；项目相关表单中的总监理工程师字段统一为韦江腾，监理工程师字段统一为滕海燕（多人列表至少含滕海燕）。</w:t>
       </w:r>
     </w:p>
     <w:p>
@@ -727,34 +811,8 @@
         <w:spacing w:line="23" w:lineRule="atLeast"/>
       </w:pPr>
       <w:r>
-        <w:t>4. 监理工程师人员配置统一</w:t>
-      </w:r>
-    </w:p>
-    <w:p>
-      <w:pPr>
-        <w:pBdr>
-          <w:left w:val="single" w:sz="18" w:space="9" w:color="4CAF50"/>
-        </w:pBdr>
-        <w:shd w:val="clear" w:color="auto" w:fill="E8F5E9"/>
-        <w:spacing w:before="120" w:after="120" w:line="22" w:lineRule="atLeast"/>
-        <w:rPr>
-          <w:rFonts w:ascii="微软雅黑" w:eastAsia="微软雅黑" w:hAnsi="微软雅黑" w:cs="微软雅黑" w:hint="eastAsia"/>
-          <w:color w:val="1B5E20"/>
-          <w:sz w:val="15"/>
-          <w:szCs w:val="15"/>
-        </w:rPr>
-      </w:pPr>
-      <w:r>
-        <w:rPr>
-          <w:rFonts w:ascii="微软雅黑" w:eastAsia="微软雅黑" w:hAnsi="微软雅黑" w:cs="微软雅黑" w:hint="eastAsia"/>
-          <w:b/>
-          <w:bCs/>
-          <w:color w:val="1B5E20"/>
-          <w:sz w:val="15"/>
-          <w:szCs w:val="15"/>
-          <w:shd w:val="clear" w:color="auto" w:fill="E8F5E9"/>
-        </w:rPr>
-        <w:t>合并说明：以下两条输入为同一件事——韦江腾 / 滕海燕在系统中的统一配置，合并为一条。</w:t>
+        <w:lastRenderedPageBreak/>
+        <w:t>5. 审批人字段实名化</w:t>
       </w:r>
     </w:p>
     <w:p>
@@ -779,9 +837,8 @@
           <w:szCs w:val="16"/>
           <w:shd w:val="clear" w:color="auto" w:fill="F5F5F5"/>
         </w:rPr>
-        <w:t>a) “修改所有跟项目相关的表单，其中的总监理工程师，改为韦江腾；监理工程师改为滕海燕，如果有多个监理工程师，应该确保其中</w:t>
-      </w:r>
-      <w:proofErr w:type="gramStart"/>
+        <w:t>“审批记录中，如果已审批或部分环节已审批的，要填写具体的审批人（目前只是填写了角色），以下是审批人相关信息：</w:t>
+      </w:r>
       <w:r>
         <w:rPr>
           <w:rFonts w:ascii="微软雅黑" w:eastAsia="微软雅黑" w:hAnsi="微软雅黑" w:cs="微软雅黑" w:hint="eastAsia"/>
@@ -790,126 +847,8 @@
           <w:szCs w:val="16"/>
           <w:shd w:val="clear" w:color="auto" w:fill="F5F5F5"/>
         </w:rPr>
-        <w:t>一</w:t>
-      </w:r>
-      <w:proofErr w:type="gramEnd"/>
-      <w:r>
-        <w:rPr>
-          <w:rFonts w:ascii="微软雅黑" w:eastAsia="微软雅黑" w:hAnsi="微软雅黑" w:cs="微软雅黑" w:hint="eastAsia"/>
-          <w:color w:val="333333"/>
-          <w:sz w:val="16"/>
-          <w:szCs w:val="16"/>
-          <w:shd w:val="clear" w:color="auto" w:fill="F5F5F5"/>
-        </w:rPr>
-        <w:t>人为滕海燕”</w:t>
-      </w:r>
-    </w:p>
-    <w:p>
-      <w:pPr>
-        <w:pBdr>
-          <w:left w:val="single" w:sz="18" w:space="9" w:color="888888"/>
-        </w:pBdr>
-        <w:shd w:val="clear" w:color="auto" w:fill="F5F5F5"/>
-        <w:spacing w:before="120" w:after="120" w:line="22" w:lineRule="atLeast"/>
-        <w:rPr>
-          <w:rFonts w:ascii="微软雅黑" w:eastAsia="微软雅黑" w:hAnsi="微软雅黑" w:cs="微软雅黑" w:hint="eastAsia"/>
-          <w:color w:val="333333"/>
-          <w:sz w:val="16"/>
-          <w:szCs w:val="16"/>
-        </w:rPr>
-      </w:pPr>
-      <w:r>
-        <w:rPr>
-          <w:rFonts w:ascii="微软雅黑" w:eastAsia="微软雅黑" w:hAnsi="微软雅黑" w:cs="微软雅黑" w:hint="eastAsia"/>
-          <w:color w:val="333333"/>
-          <w:sz w:val="16"/>
-          <w:szCs w:val="16"/>
-          <w:shd w:val="clear" w:color="auto" w:fill="F5F5F5"/>
-        </w:rPr>
-        <w:t>b) “监理师管理模块，增加韦江腾（监理师、项目管理师、软件造价工程师、架构师）、滕海燕（监理师、软件造价师）的人员信息和证书信息”</w:t>
-      </w:r>
-    </w:p>
-    <w:p>
-      <w:pPr>
-        <w:pStyle w:val="a3"/>
-        <w:spacing w:line="23" w:lineRule="atLeast"/>
-        <w:rPr>
-          <w:rFonts w:hint="eastAsia"/>
-        </w:rPr>
-      </w:pPr>
-      <w:r>
-        <w:rPr>
-          <w:rFonts w:ascii="微软雅黑" w:eastAsia="微软雅黑" w:hAnsi="微软雅黑" w:cs="微软雅黑" w:hint="eastAsia"/>
-          <w:color w:val="222222"/>
-        </w:rPr>
-        <w:t>落地：在 supervisors 中更新两人的岗位、职称、描述字段；在 supervisorCertificates 中为两人绑定对应类型的证书编号与有效期；项目相关表单中的总监理工程师字段统一为韦江腾，监理工程师字段统一为滕海燕（多人列表至少含滕海燕）。</w:t>
-      </w:r>
-    </w:p>
-    <w:p>
-      <w:pPr>
-        <w:pStyle w:val="3"/>
-        <w:spacing w:line="23" w:lineRule="atLeast"/>
-      </w:pPr>
-      <w:r>
-        <w:t>5. 审批人字段实名化</w:t>
-      </w:r>
-    </w:p>
-    <w:p>
-      <w:pPr>
-        <w:pBdr>
-          <w:left w:val="single" w:sz="18" w:space="9" w:color="888888"/>
-        </w:pBdr>
-        <w:shd w:val="clear" w:color="auto" w:fill="F5F5F5"/>
-        <w:spacing w:before="120" w:after="120" w:line="22" w:lineRule="atLeast"/>
-        <w:rPr>
-          <w:rFonts w:ascii="微软雅黑" w:eastAsia="微软雅黑" w:hAnsi="微软雅黑" w:cs="微软雅黑" w:hint="eastAsia"/>
-          <w:color w:val="333333"/>
-          <w:sz w:val="16"/>
-          <w:szCs w:val="16"/>
-        </w:rPr>
-      </w:pPr>
-      <w:r>
-        <w:rPr>
-          <w:rFonts w:ascii="微软雅黑" w:eastAsia="微软雅黑" w:hAnsi="微软雅黑" w:cs="微软雅黑" w:hint="eastAsia"/>
-          <w:color w:val="333333"/>
-          <w:sz w:val="16"/>
-          <w:szCs w:val="16"/>
-          <w:shd w:val="clear" w:color="auto" w:fill="F5F5F5"/>
-        </w:rPr>
-        <w:t>“审批记录中，如果已审批或部分环节已审批的，要填写具体的审批人（目前只是填写了角色），以下是审批人相关信息：</w:t>
-      </w:r>
-      <w:r>
-        <w:rPr>
-          <w:rFonts w:ascii="微软雅黑" w:eastAsia="微软雅黑" w:hAnsi="微软雅黑" w:cs="微软雅黑" w:hint="eastAsia"/>
-          <w:color w:val="333333"/>
-          <w:sz w:val="16"/>
-          <w:szCs w:val="16"/>
-          <w:shd w:val="clear" w:color="auto" w:fill="F5F5F5"/>
-        </w:rPr>
         <w:br/>
-        <w:t>  销售：孙永秀、蔡海</w:t>
-      </w:r>
-      <w:proofErr w:type="gramStart"/>
-      <w:r>
-        <w:rPr>
-          <w:rFonts w:ascii="微软雅黑" w:eastAsia="微软雅黑" w:hAnsi="微软雅黑" w:cs="微软雅黑" w:hint="eastAsia"/>
-          <w:color w:val="333333"/>
-          <w:sz w:val="16"/>
-          <w:szCs w:val="16"/>
-          <w:shd w:val="clear" w:color="auto" w:fill="F5F5F5"/>
-        </w:rPr>
-        <w:t>婷</w:t>
-      </w:r>
-      <w:proofErr w:type="gramEnd"/>
-      <w:r>
-        <w:rPr>
-          <w:rFonts w:ascii="微软雅黑" w:eastAsia="微软雅黑" w:hAnsi="微软雅黑" w:cs="微软雅黑" w:hint="eastAsia"/>
-          <w:color w:val="333333"/>
-          <w:sz w:val="16"/>
-          <w:szCs w:val="16"/>
-          <w:shd w:val="clear" w:color="auto" w:fill="F5F5F5"/>
-        </w:rPr>
-        <w:t>、许琰芳、李金花四人之一</w:t>
+        <w:t>  销售：孙永秀、蔡海婷、许琰芳、李金花四人之一</w:t>
       </w:r>
       <w:r>
         <w:rPr>
@@ -988,31 +927,221 @@
         <w:pStyle w:val="a3"/>
         <w:spacing w:line="23" w:lineRule="atLeast"/>
         <w:rPr>
-          <w:rFonts w:hint="eastAsia"/>
-        </w:rPr>
-      </w:pPr>
-      <w:r>
-        <w:rPr>
-          <w:rFonts w:ascii="微软雅黑" w:eastAsia="微软雅黑" w:hAnsi="微软雅黑" w:cs="微软雅黑" w:hint="eastAsia"/>
-          <w:color w:val="222222"/>
-        </w:rPr>
-        <w:t>落地：在通用审批链配置中统</w:t>
-      </w:r>
-      <w:proofErr w:type="gramStart"/>
-      <w:r>
-        <w:rPr>
-          <w:rFonts w:ascii="微软雅黑" w:eastAsia="微软雅黑" w:hAnsi="微软雅黑" w:cs="微软雅黑" w:hint="eastAsia"/>
-          <w:color w:val="222222"/>
-        </w:rPr>
-        <w:t>一</w:t>
-      </w:r>
-      <w:proofErr w:type="gramEnd"/>
-      <w:r>
-        <w:rPr>
-          <w:rFonts w:ascii="微软雅黑" w:eastAsia="微软雅黑" w:hAnsi="微软雅黑" w:cs="微软雅黑" w:hint="eastAsia"/>
-          <w:color w:val="222222"/>
-        </w:rPr>
-        <w:t>以上述人名作为默认审批人；所有数据文件中的 reviewer、applicant、approver、uploadedBy 字段全面从角色名替换为具体人名。</w:t>
+          <w:rFonts w:ascii="微软雅黑" w:eastAsia="微软雅黑" w:hAnsi="微软雅黑" w:cs="微软雅黑"/>
+          <w:color w:val="222222"/>
+        </w:rPr>
+      </w:pPr>
+      <w:r>
+        <w:rPr>
+          <w:rFonts w:ascii="微软雅黑" w:eastAsia="微软雅黑" w:hAnsi="微软雅黑" w:cs="微软雅黑" w:hint="eastAsia"/>
+          <w:color w:val="222222"/>
+        </w:rPr>
+        <w:t>落地：在通用审批链配置中统一以上述人名作为默认审批人；所有数据文件中的 reviewer、applicant、approver、uploadedBy 字段全面从角色名替换为具体人名。</w:t>
+      </w:r>
+    </w:p>
+    <w:p>
+      <w:pPr>
+        <w:pStyle w:val="a3"/>
+        <w:spacing w:line="23" w:lineRule="atLeast"/>
+        <w:rPr>
+          <w:rFonts w:ascii="微软雅黑" w:eastAsia="微软雅黑" w:hAnsi="微软雅黑" w:cs="微软雅黑"/>
+          <w:color w:val="222222"/>
+        </w:rPr>
+      </w:pPr>
+    </w:p>
+    <w:p>
+      <w:pPr>
+        <w:pStyle w:val="a3"/>
+        <w:spacing w:line="23" w:lineRule="atLeast"/>
+        <w:rPr>
+          <w:rFonts w:ascii="微软雅黑" w:eastAsia="微软雅黑" w:hAnsi="微软雅黑" w:cs="微软雅黑"/>
+          <w:color w:val="222222"/>
+        </w:rPr>
+      </w:pPr>
+    </w:p>
+    <w:p>
+      <w:pPr>
+        <w:pStyle w:val="3"/>
+        <w:spacing w:line="23" w:lineRule="atLeast"/>
+      </w:pPr>
+      <w:r>
+        <w:t>6</w:t>
+      </w:r>
+      <w:r>
+        <w:t>.监理合同模块的审批，增加权限控制：</w:t>
+      </w:r>
+    </w:p>
+    <w:p>
+      <w:pPr>
+        <w:pStyle w:val="a3"/>
+        <w:spacing w:line="23" w:lineRule="atLeast"/>
+        <w:rPr>
+          <w:rFonts w:hint="eastAsia"/>
+        </w:rPr>
+      </w:pPr>
+    </w:p>
+    <w:p>
+      <w:pPr>
+        <w:pStyle w:val="a3"/>
+        <w:spacing w:line="23" w:lineRule="atLeast"/>
+        <w:rPr>
+          <w:rFonts w:hint="eastAsia"/>
+        </w:rPr>
+      </w:pPr>
+      <w:r>
+        <w:rPr>
+          <w:rFonts w:hint="eastAsia"/>
+        </w:rPr>
+        <w:t>（1）只有销售角色的用户（孙永秀），才能显示“发起审批”这个操作按钮，其他用户能看到“待审批”的记录但看不到“发起审批”这个按钮</w:t>
+      </w:r>
+    </w:p>
+    <w:p>
+      <w:pPr>
+        <w:pStyle w:val="a3"/>
+        <w:spacing w:line="23" w:lineRule="atLeast"/>
+        <w:rPr>
+          <w:rFonts w:hint="eastAsia"/>
+        </w:rPr>
+      </w:pPr>
+    </w:p>
+    <w:p>
+      <w:pPr>
+        <w:pStyle w:val="a3"/>
+        <w:spacing w:line="23" w:lineRule="atLeast"/>
+        <w:rPr>
+          <w:rFonts w:hint="eastAsia"/>
+        </w:rPr>
+      </w:pPr>
+      <w:r>
+        <w:rPr>
+          <w:rFonts w:hint="eastAsia"/>
+        </w:rPr>
+        <w:t>（2）对于待总监理工程师审批的合同，只有总监理工程师角色的用户（韦江腾），才能显示“审批”按钮，其他用户能看到记录但看不到“审批”按钮</w:t>
+      </w:r>
+    </w:p>
+    <w:p>
+      <w:pPr>
+        <w:pStyle w:val="a3"/>
+        <w:spacing w:line="23" w:lineRule="atLeast"/>
+        <w:rPr>
+          <w:rFonts w:hint="eastAsia"/>
+        </w:rPr>
+      </w:pPr>
+    </w:p>
+    <w:p>
+      <w:pPr>
+        <w:pStyle w:val="a3"/>
+        <w:spacing w:line="23" w:lineRule="atLeast"/>
+        <w:rPr>
+          <w:rFonts w:hint="eastAsia"/>
+        </w:rPr>
+      </w:pPr>
+      <w:r>
+        <w:rPr>
+          <w:rFonts w:hint="eastAsia"/>
+        </w:rPr>
+        <w:t>（3）对于待部门经理审批审批的合同，只有部门经理审批角色的用户（王华），才能显示“审批”按钮，其他用户能看到记录但看不到“审批”按钮</w:t>
+      </w:r>
+    </w:p>
+    <w:p>
+      <w:pPr>
+        <w:pStyle w:val="a3"/>
+        <w:spacing w:line="23" w:lineRule="atLeast"/>
+        <w:rPr>
+          <w:rFonts w:hint="eastAsia"/>
+        </w:rPr>
+      </w:pPr>
+    </w:p>
+    <w:p>
+      <w:pPr>
+        <w:pStyle w:val="a3"/>
+        <w:spacing w:line="23" w:lineRule="atLeast"/>
+        <w:rPr>
+          <w:rFonts w:hint="eastAsia"/>
+        </w:rPr>
+      </w:pPr>
+      <w:r>
+        <w:rPr>
+          <w:rFonts w:hint="eastAsia"/>
+        </w:rPr>
+        <w:t>（4）对于分管副总经理审批的合同，只有分管副总经理角色的用户（王小平），才能显示“审批”按钮，其他用户能看到记录但看不到“审批”按钮</w:t>
+      </w:r>
+    </w:p>
+    <w:p>
+      <w:pPr>
+        <w:pStyle w:val="a3"/>
+        <w:spacing w:line="23" w:lineRule="atLeast"/>
+        <w:rPr>
+          <w:rFonts w:hint="eastAsia"/>
+        </w:rPr>
+      </w:pPr>
+    </w:p>
+    <w:p>
+      <w:pPr>
+        <w:pStyle w:val="3"/>
+        <w:spacing w:line="23" w:lineRule="atLeast"/>
+        <w:rPr>
+          <w:rFonts w:hint="default"/>
+        </w:rPr>
+      </w:pPr>
+      <w:r>
+        <w:t>7</w:t>
+      </w:r>
+      <w:r>
+        <w:t>.在销售发起监理合同审批的界面，增加总监理工程师的下拉选择列表（包括韦江腾、赵雄飞、许小嘉）（比选项），销售选择总监理工程师，填写意见并点击提交后，弹出窗口提示AI正在智能审核监理合同，等待15秒后（不需要在界面显示15秒的提示信息）模拟显示AI返回的合同审核意见（例如项目首付款低于合同总金额30%，注意项目收款风险；违约条款甲乙双方不对等，注意项目违约风险等），并提示用户是否继续提交，继续提交则改为待总监理工程师审批</w:t>
+      </w:r>
+    </w:p>
+    <w:p/>
+    <w:p>
+      <w:pPr>
+        <w:pStyle w:val="3"/>
+        <w:spacing w:line="23" w:lineRule="atLeast"/>
+      </w:pPr>
+      <w:r>
+        <w:t>8.</w:t>
+      </w:r>
+      <w:r>
+        <w:t>修改完善数据逻辑，将工作台与后面各模块的实际数据保持逻辑上一致，具体包括：</w:t>
+      </w:r>
+    </w:p>
+    <w:p>
+      <w:pPr>
+        <w:rPr>
+          <w:rFonts w:hint="eastAsia"/>
+        </w:rPr>
+      </w:pPr>
+    </w:p>
+    <w:p>
+      <w:pPr>
+        <w:rPr>
+          <w:rFonts w:hint="eastAsia"/>
+        </w:rPr>
+      </w:pPr>
+      <w:r>
+        <w:rPr>
+          <w:rFonts w:hint="eastAsia"/>
+        </w:rPr>
+        <w:t>1.工作台的项目总数、监理合同数、质量问题数、安全隐患数、变更申请数、验收备案数，点开后的列表数据，应与后面具体模块的内容一致，例如工作台的项目总数点开后所看到的数据，应该与项目管理模块中项目列表点开看到的一致</w:t>
+      </w:r>
+    </w:p>
+    <w:p>
+      <w:pPr>
+        <w:rPr>
+          <w:rFonts w:hint="eastAsia"/>
+        </w:rPr>
+      </w:pPr>
+    </w:p>
+    <w:p>
+      <w:pPr>
+        <w:rPr>
+          <w:rFonts w:hint="eastAsia"/>
+        </w:rPr>
+      </w:pPr>
+      <w:r>
+        <w:rPr>
+          <w:rFonts w:hint="eastAsia"/>
+        </w:rPr>
+        <w:t>2.进行中项目、待验收项目、待支付金额、待审批变更，应该与后面相应模块的数据状态保持一致，例如进行中项目数，应该与项目列表中状态为进行中的项目数和具体项目保持一致</w:t>
       </w:r>
     </w:p>
     <w:p>
@@ -1038,23 +1167,7 @@
           <w:rFonts w:ascii="微软雅黑" w:eastAsia="微软雅黑" w:hAnsi="微软雅黑" w:cs="微软雅黑" w:hint="eastAsia"/>
           <w:color w:val="222222"/>
         </w:rPr>
-        <w:t>纠错类</w:t>
-      </w:r>
-      <w:proofErr w:type="gramStart"/>
-      <w:r>
-        <w:rPr>
-          <w:rFonts w:ascii="微软雅黑" w:eastAsia="微软雅黑" w:hAnsi="微软雅黑" w:cs="微软雅黑" w:hint="eastAsia"/>
-          <w:color w:val="222222"/>
-        </w:rPr>
-        <w:t>输入指</w:t>
-      </w:r>
-      <w:proofErr w:type="gramEnd"/>
-      <w:r>
-        <w:rPr>
-          <w:rFonts w:ascii="微软雅黑" w:eastAsia="微软雅黑" w:hAnsi="微软雅黑" w:cs="微软雅黑" w:hint="eastAsia"/>
-          <w:color w:val="222222"/>
-        </w:rPr>
-        <w:t>用户在评审演示版本时发现的错误、遗漏或不合理之处，要求修复。</w:t>
+        <w:t>纠错类输入指用户在评审演示版本时发现的错误、遗漏或不合理之处，要求修复。</w:t>
       </w:r>
     </w:p>
     <w:p>
@@ -1107,23 +1220,7 @@
           <w:rFonts w:ascii="微软雅黑" w:eastAsia="微软雅黑" w:hAnsi="微软雅黑" w:cs="微软雅黑" w:hint="eastAsia"/>
           <w:color w:val="222222"/>
         </w:rPr>
-        <w:t>落地：在 UserContext 中引入 DEMOUSERS 状态（韦江腾、滕海燕、王华、王小平等），顶部欢迎</w:t>
-      </w:r>
-      <w:proofErr w:type="gramStart"/>
-      <w:r>
-        <w:rPr>
-          <w:rFonts w:ascii="微软雅黑" w:eastAsia="微软雅黑" w:hAnsi="微软雅黑" w:cs="微软雅黑" w:hint="eastAsia"/>
-          <w:color w:val="222222"/>
-        </w:rPr>
-        <w:t>栏通过</w:t>
-      </w:r>
-      <w:proofErr w:type="gramEnd"/>
-      <w:r>
-        <w:rPr>
-          <w:rFonts w:ascii="微软雅黑" w:eastAsia="微软雅黑" w:hAnsi="微软雅黑" w:cs="微软雅黑" w:hint="eastAsia"/>
-          <w:color w:val="222222"/>
-        </w:rPr>
-        <w:t>当前登录用户的 name 字段读取并显示，切换账号后自动替换。</w:t>
+        <w:t>落地：在 UserContext 中引入 DEMOUSERS 状态（韦江腾、滕海燕、王华、王小平等），顶部欢迎栏通过当前登录用户的 name 字段读取并显示，切换账号后自动替换。</w:t>
       </w:r>
     </w:p>
     <w:p>
@@ -1189,51 +1286,7 @@
           <w:sz w:val="16"/>
           <w:szCs w:val="16"/>
         </w:rPr>
-        <w:t>落地：修正证书数据中的 supervisorCode 字段指向正确监理师；所有证书数据的所属人名称字段统一为中文姓名；补充</w:t>
-      </w:r>
-      <w:proofErr w:type="gramStart"/>
-      <w:r>
-        <w:rPr>
-          <w:rFonts w:ascii="微软雅黑" w:eastAsia="微软雅黑" w:hAnsi="微软雅黑" w:cs="微软雅黑" w:hint="eastAsia"/>
-          <w:i/>
-          <w:color w:val="222222"/>
-          <w:sz w:val="16"/>
-          <w:szCs w:val="16"/>
-        </w:rPr>
-        <w:t>监理师条目</w:t>
-      </w:r>
-      <w:proofErr w:type="gramEnd"/>
-      <w:r>
-        <w:rPr>
-          <w:rFonts w:ascii="微软雅黑" w:eastAsia="微软雅黑" w:hAnsi="微软雅黑" w:cs="微软雅黑" w:hint="eastAsia"/>
-          <w:i/>
-          <w:color w:val="222222"/>
-          <w:sz w:val="16"/>
-          <w:szCs w:val="16"/>
-        </w:rPr>
-        <w:t>，保证 SCT 系列每一张证书在</w:t>
-      </w:r>
-      <w:proofErr w:type="gramStart"/>
-      <w:r>
-        <w:rPr>
-          <w:rFonts w:ascii="微软雅黑" w:eastAsia="微软雅黑" w:hAnsi="微软雅黑" w:cs="微软雅黑" w:hint="eastAsia"/>
-          <w:i/>
-          <w:color w:val="222222"/>
-          <w:sz w:val="16"/>
-          <w:szCs w:val="16"/>
-        </w:rPr>
-        <w:t>监理师详情</w:t>
-      </w:r>
-      <w:proofErr w:type="gramEnd"/>
-      <w:r>
-        <w:rPr>
-          <w:rFonts w:ascii="微软雅黑" w:eastAsia="微软雅黑" w:hAnsi="微软雅黑" w:cs="微软雅黑" w:hint="eastAsia"/>
-          <w:i/>
-          <w:color w:val="222222"/>
-          <w:sz w:val="16"/>
-          <w:szCs w:val="16"/>
-        </w:rPr>
-        <w:t>页中都能找到对应人员。</w:t>
+        <w:t>落地：修正证书数据中的 supervisorCode 字段指向正确监理师；所有证书数据的所属人名称字段统一为中文姓名；补充监理师条目，保证 SCT 系列每一张证书在监理师详情页中都能找到对应人员。</w:t>
       </w:r>
     </w:p>
     <w:p>
@@ -1431,29 +1484,7 @@
           <w:sz w:val="16"/>
           <w:szCs w:val="16"/>
         </w:rPr>
-        <w:t xml:space="preserve">5. </w:t>
-      </w:r>
-      <w:proofErr w:type="gramStart"/>
-      <w:r>
-        <w:rPr>
-          <w:rFonts w:ascii="微软雅黑" w:eastAsia="微软雅黑" w:hAnsi="微软雅黑" w:cs="微软雅黑" w:hint="eastAsia"/>
-          <w:i/>
-          <w:color w:val="222222"/>
-          <w:sz w:val="16"/>
-          <w:szCs w:val="16"/>
-        </w:rPr>
-        <w:t>监理师条目</w:t>
-      </w:r>
-      <w:proofErr w:type="gramEnd"/>
-      <w:r>
-        <w:rPr>
-          <w:rFonts w:ascii="微软雅黑" w:eastAsia="微软雅黑" w:hAnsi="微软雅黑" w:cs="微软雅黑" w:hint="eastAsia"/>
-          <w:i/>
-          <w:color w:val="222222"/>
-          <w:sz w:val="16"/>
-          <w:szCs w:val="16"/>
-        </w:rPr>
-        <w:t>重复</w:t>
+        <w:t>5. 监理师条目重复</w:t>
       </w:r>
     </w:p>
     <w:p>
@@ -1563,51 +1594,7 @@
           <w:sz w:val="16"/>
           <w:szCs w:val="16"/>
         </w:rPr>
-        <w:t>落地：在 supervisorCertificates 中移除 SCT-015、SCT-016 重复条目，保留每个</w:t>
-      </w:r>
-      <w:proofErr w:type="gramStart"/>
-      <w:r>
-        <w:rPr>
-          <w:rFonts w:ascii="微软雅黑" w:eastAsia="微软雅黑" w:hAnsi="微软雅黑" w:cs="微软雅黑" w:hint="eastAsia"/>
-          <w:i/>
-          <w:color w:val="222222"/>
-          <w:sz w:val="16"/>
-          <w:szCs w:val="16"/>
-        </w:rPr>
-        <w:t>监理师至少</w:t>
-      </w:r>
-      <w:proofErr w:type="gramEnd"/>
-      <w:r>
-        <w:rPr>
-          <w:rFonts w:ascii="微软雅黑" w:eastAsia="微软雅黑" w:hAnsi="微软雅黑" w:cs="微软雅黑" w:hint="eastAsia"/>
-          <w:i/>
-          <w:color w:val="222222"/>
-          <w:sz w:val="16"/>
-          <w:szCs w:val="16"/>
-        </w:rPr>
-        <w:t>一张信息系统</w:t>
-      </w:r>
-      <w:proofErr w:type="gramStart"/>
-      <w:r>
-        <w:rPr>
-          <w:rFonts w:ascii="微软雅黑" w:eastAsia="微软雅黑" w:hAnsi="微软雅黑" w:cs="微软雅黑" w:hint="eastAsia"/>
-          <w:i/>
-          <w:color w:val="222222"/>
-          <w:sz w:val="16"/>
-          <w:szCs w:val="16"/>
-        </w:rPr>
-        <w:t>监理师</w:t>
-      </w:r>
-      <w:proofErr w:type="gramEnd"/>
-      <w:r>
-        <w:rPr>
-          <w:rFonts w:ascii="微软雅黑" w:eastAsia="微软雅黑" w:hAnsi="微软雅黑" w:cs="微软雅黑" w:hint="eastAsia"/>
-          <w:i/>
-          <w:color w:val="222222"/>
-          <w:sz w:val="16"/>
-          <w:szCs w:val="16"/>
-        </w:rPr>
-        <w:t>证书与对应软件造价 / 管理 / 架构类证书。</w:t>
+        <w:t>落地：在 supervisorCertificates 中移除 SCT-015、SCT-016 重复条目，保留每个监理师至少一张信息系统监理师证书与对应软件造价 / 管理 / 架构类证书。</w:t>
       </w:r>
     </w:p>
     <w:p>
@@ -1651,29 +1638,7 @@
           <w:sz w:val="16"/>
           <w:szCs w:val="16"/>
         </w:rPr>
-        <w:t>当前版本：V0.2（用于审批意见、支付意见、开</w:t>
-      </w:r>
-      <w:proofErr w:type="gramStart"/>
-      <w:r>
-        <w:rPr>
-          <w:rFonts w:ascii="微软雅黑" w:eastAsia="微软雅黑" w:hAnsi="微软雅黑" w:cs="微软雅黑" w:hint="eastAsia"/>
-          <w:i/>
-          <w:color w:val="222222"/>
-          <w:sz w:val="16"/>
-          <w:szCs w:val="16"/>
-        </w:rPr>
-        <w:t>工令</w:t>
-      </w:r>
-      <w:proofErr w:type="gramEnd"/>
-      <w:r>
-        <w:rPr>
-          <w:rFonts w:ascii="微软雅黑" w:eastAsia="微软雅黑" w:hAnsi="微软雅黑" w:cs="微软雅黑" w:hint="eastAsia"/>
-          <w:i/>
-          <w:color w:val="222222"/>
-          <w:sz w:val="16"/>
-          <w:szCs w:val="16"/>
-        </w:rPr>
-        <w:t>等导出文件的版本标识）。</w:t>
+        <w:t>当前版本：V0.2（用于审批意见、支付意见、开工令等导出文件的版本标识）。</w:t>
       </w:r>
     </w:p>
     <w:p>
@@ -1805,29 +1770,7 @@
           <w:sz w:val="16"/>
           <w:szCs w:val="16"/>
         </w:rPr>
-        <w:t>孙永秀 / 蔡海</w:t>
-      </w:r>
-      <w:proofErr w:type="gramStart"/>
-      <w:r>
-        <w:rPr>
-          <w:rFonts w:ascii="微软雅黑" w:eastAsia="微软雅黑" w:hAnsi="微软雅黑" w:cs="微软雅黑" w:hint="eastAsia"/>
-          <w:i/>
-          <w:color w:val="222222"/>
-          <w:sz w:val="16"/>
-          <w:szCs w:val="16"/>
-        </w:rPr>
-        <w:t>婷</w:t>
-      </w:r>
-      <w:proofErr w:type="gramEnd"/>
-      <w:r>
-        <w:rPr>
-          <w:rFonts w:ascii="微软雅黑" w:eastAsia="微软雅黑" w:hAnsi="微软雅黑" w:cs="微软雅黑" w:hint="eastAsia"/>
-          <w:i/>
-          <w:color w:val="222222"/>
-          <w:sz w:val="16"/>
-          <w:szCs w:val="16"/>
-        </w:rPr>
-        <w:t xml:space="preserve"> / 许琰芳 / 李金花（默认孙永秀，下拉可选全部四人）</w:t>
+        <w:t>孙永秀 / 蔡海婷 / 许琰芳 / 李金花（默认孙永秀，下拉可选全部四人）</w:t>
       </w:r>
     </w:p>
     <w:p>
@@ -2268,117 +2211,29 @@
           <w:sz w:val="16"/>
           <w:szCs w:val="16"/>
         </w:rPr>
-        <w:t>4.项目管理模块下增加项目启动，支持由监理工程师代承建单位录入开工申请并上</w:t>
-      </w:r>
-      <w:proofErr w:type="gramStart"/>
-      <w:r>
-        <w:rPr>
-          <w:rFonts w:ascii="微软雅黑" w:eastAsia="微软雅黑" w:hAnsi="微软雅黑" w:cs="微软雅黑" w:hint="eastAsia"/>
-          <w:i/>
-          <w:color w:val="222222"/>
-          <w:sz w:val="16"/>
-          <w:szCs w:val="16"/>
-        </w:rPr>
-        <w:t>传实施</w:t>
-      </w:r>
-      <w:proofErr w:type="gramEnd"/>
-      <w:r>
-        <w:rPr>
-          <w:rFonts w:ascii="微软雅黑" w:eastAsia="微软雅黑" w:hAnsi="微软雅黑" w:cs="微软雅黑" w:hint="eastAsia"/>
-          <w:i/>
-          <w:color w:val="222222"/>
-          <w:sz w:val="16"/>
-          <w:szCs w:val="16"/>
-        </w:rPr>
-        <w:t>方案，监理工程师和总监理工程师分级审批，并审查开</w:t>
-      </w:r>
-      <w:proofErr w:type="gramStart"/>
-      <w:r>
-        <w:rPr>
-          <w:rFonts w:ascii="微软雅黑" w:eastAsia="微软雅黑" w:hAnsi="微软雅黑" w:cs="微软雅黑" w:hint="eastAsia"/>
-          <w:i/>
-          <w:color w:val="222222"/>
-          <w:sz w:val="16"/>
-          <w:szCs w:val="16"/>
-        </w:rPr>
-        <w:t>工令</w:t>
-      </w:r>
-      <w:proofErr w:type="gramEnd"/>
-      <w:r>
-        <w:rPr>
-          <w:rFonts w:ascii="微软雅黑" w:eastAsia="微软雅黑" w:hAnsi="微软雅黑" w:cs="微软雅黑" w:hint="eastAsia"/>
-          <w:i/>
-          <w:color w:val="222222"/>
-          <w:sz w:val="16"/>
-          <w:szCs w:val="16"/>
-        </w:rPr>
-        <w:t>（文件），支持开</w:t>
-      </w:r>
-      <w:proofErr w:type="gramStart"/>
-      <w:r>
-        <w:rPr>
-          <w:rFonts w:ascii="微软雅黑" w:eastAsia="微软雅黑" w:hAnsi="微软雅黑" w:cs="微软雅黑" w:hint="eastAsia"/>
-          <w:i/>
-          <w:color w:val="222222"/>
-          <w:sz w:val="16"/>
-          <w:szCs w:val="16"/>
-        </w:rPr>
-        <w:t>工令</w:t>
-      </w:r>
-      <w:proofErr w:type="gramEnd"/>
-      <w:r>
-        <w:rPr>
-          <w:rFonts w:ascii="微软雅黑" w:eastAsia="微软雅黑" w:hAnsi="微软雅黑" w:cs="微软雅黑" w:hint="eastAsia"/>
-          <w:i/>
-          <w:color w:val="222222"/>
-          <w:sz w:val="16"/>
-          <w:szCs w:val="16"/>
-        </w:rPr>
-        <w:t>导出、打印</w:t>
-      </w:r>
-    </w:p>
-    <w:p>
-      <w:pPr>
-        <w:spacing w:before="96" w:after="96" w:line="23" w:lineRule="atLeast"/>
-        <w:rPr>
-          <w:rFonts w:ascii="微软雅黑" w:eastAsia="微软雅黑" w:hAnsi="微软雅黑" w:cs="微软雅黑" w:hint="eastAsia"/>
-          <w:i/>
-          <w:color w:val="222222"/>
-          <w:sz w:val="16"/>
-          <w:szCs w:val="16"/>
-        </w:rPr>
-      </w:pPr>
-      <w:r>
-        <w:rPr>
-          <w:rFonts w:ascii="微软雅黑" w:eastAsia="微软雅黑" w:hAnsi="微软雅黑" w:cs="微软雅黑" w:hint="eastAsia"/>
-          <w:i/>
-          <w:color w:val="222222"/>
-          <w:sz w:val="16"/>
-          <w:szCs w:val="16"/>
-        </w:rPr>
-        <w:t>5.文档管理，支持由监理工程师代承建单位</w:t>
-      </w:r>
-      <w:proofErr w:type="gramStart"/>
-      <w:r>
-        <w:rPr>
-          <w:rFonts w:ascii="微软雅黑" w:eastAsia="微软雅黑" w:hAnsi="微软雅黑" w:cs="微软雅黑" w:hint="eastAsia"/>
-          <w:i/>
-          <w:color w:val="222222"/>
-          <w:sz w:val="16"/>
-          <w:szCs w:val="16"/>
-        </w:rPr>
-        <w:t>上传各类</w:t>
-      </w:r>
-      <w:proofErr w:type="gramEnd"/>
-      <w:r>
-        <w:rPr>
-          <w:rFonts w:ascii="微软雅黑" w:eastAsia="微软雅黑" w:hAnsi="微软雅黑" w:cs="微软雅黑" w:hint="eastAsia"/>
-          <w:i/>
-          <w:color w:val="222222"/>
-          <w:sz w:val="16"/>
-          <w:szCs w:val="16"/>
-        </w:rPr>
-        <w:t>文档，包括实施方案、审核设计方案、试运行报告、支付申请等，并发起审核流程，监理工程师和总，分级审批，并审查对应的监理审核意见（文件），支持文件导出、打印</w:t>
+        <w:t>4.项目管理模块下增加项目启动，支持由监理工程师代承建单位录入开工申请并上传实施方案，监理工程师和总监理工程师分级审批，并审查开工令（文件），支持开工令导出、打印</w:t>
+      </w:r>
+    </w:p>
+    <w:p>
+      <w:pPr>
+        <w:spacing w:before="96" w:after="96" w:line="23" w:lineRule="atLeast"/>
+        <w:rPr>
+          <w:rFonts w:ascii="微软雅黑" w:eastAsia="微软雅黑" w:hAnsi="微软雅黑" w:cs="微软雅黑" w:hint="eastAsia"/>
+          <w:i/>
+          <w:color w:val="222222"/>
+          <w:sz w:val="16"/>
+          <w:szCs w:val="16"/>
+        </w:rPr>
+      </w:pPr>
+      <w:r>
+        <w:rPr>
+          <w:rFonts w:ascii="微软雅黑" w:eastAsia="微软雅黑" w:hAnsi="微软雅黑" w:cs="微软雅黑" w:hint="eastAsia"/>
+          <w:i/>
+          <w:color w:val="222222"/>
+          <w:sz w:val="16"/>
+          <w:szCs w:val="16"/>
+        </w:rPr>
+        <w:t>5.文档管理，支持由监理工程师代承建单位上传各类文档，包括实施方案、审核设计方案、试运行报告、支付申请等，并发起审核流程，监理工程师和总，分级审批，并审查对应的监理审核意见（文件），支持文件导出、打印</w:t>
       </w:r>
     </w:p>
     <w:p>
@@ -2466,95 +2321,29 @@
           <w:sz w:val="16"/>
           <w:szCs w:val="16"/>
         </w:rPr>
-        <w:t>团队管理，改为面向</w:t>
-      </w:r>
-      <w:proofErr w:type="gramStart"/>
-      <w:r>
-        <w:rPr>
-          <w:rFonts w:ascii="微软雅黑" w:eastAsia="微软雅黑" w:hAnsi="微软雅黑" w:cs="微软雅黑" w:hint="eastAsia"/>
-          <w:i/>
-          <w:color w:val="222222"/>
-          <w:sz w:val="16"/>
-          <w:szCs w:val="16"/>
-        </w:rPr>
-        <w:t>项目组各类</w:t>
-      </w:r>
-      <w:proofErr w:type="gramEnd"/>
-      <w:r>
-        <w:rPr>
-          <w:rFonts w:ascii="微软雅黑" w:eastAsia="微软雅黑" w:hAnsi="微软雅黑" w:cs="微软雅黑" w:hint="eastAsia"/>
-          <w:i/>
-          <w:color w:val="222222"/>
-          <w:sz w:val="16"/>
-          <w:szCs w:val="16"/>
-        </w:rPr>
-        <w:t>关系人的人员管理，以项目为单位（每个项目一条记录），可以在记录的详细信息中分别维护业主方、承建方、监理方、验收测评方、安全测评方的负责人、联系人的姓名、职务、联系方式</w:t>
-      </w:r>
-    </w:p>
-    <w:p>
-      <w:pPr>
-        <w:spacing w:before="96" w:after="96" w:line="23" w:lineRule="atLeast"/>
-        <w:rPr>
-          <w:rFonts w:ascii="微软雅黑" w:eastAsia="微软雅黑" w:hAnsi="微软雅黑" w:cs="微软雅黑" w:hint="eastAsia"/>
-          <w:i/>
-          <w:color w:val="222222"/>
-          <w:sz w:val="16"/>
-          <w:szCs w:val="16"/>
-        </w:rPr>
-      </w:pPr>
-      <w:r>
-        <w:rPr>
-          <w:rFonts w:ascii="微软雅黑" w:eastAsia="微软雅黑" w:hAnsi="微软雅黑" w:cs="微软雅黑" w:hint="eastAsia"/>
-          <w:i/>
-          <w:color w:val="222222"/>
-          <w:sz w:val="16"/>
-          <w:szCs w:val="16"/>
-        </w:rPr>
-        <w:t>1.将右上方的</w:t>
-      </w:r>
-      <w:proofErr w:type="gramStart"/>
-      <w:r>
-        <w:rPr>
-          <w:rFonts w:ascii="微软雅黑" w:eastAsia="微软雅黑" w:hAnsi="微软雅黑" w:cs="微软雅黑" w:hint="eastAsia"/>
-          <w:i/>
-          <w:color w:val="222222"/>
-          <w:sz w:val="16"/>
-          <w:szCs w:val="16"/>
-        </w:rPr>
-        <w:t>”</w:t>
-      </w:r>
-      <w:proofErr w:type="gramEnd"/>
-      <w:r>
-        <w:rPr>
-          <w:rFonts w:ascii="微软雅黑" w:eastAsia="微软雅黑" w:hAnsi="微软雅黑" w:cs="微软雅黑" w:hint="eastAsia"/>
-          <w:i/>
-          <w:color w:val="222222"/>
-          <w:sz w:val="16"/>
-          <w:szCs w:val="16"/>
-        </w:rPr>
-        <w:t>信佰监理服务管理系统vO.2</w:t>
-      </w:r>
-      <w:proofErr w:type="gramStart"/>
-      <w:r>
-        <w:rPr>
-          <w:rFonts w:ascii="微软雅黑" w:eastAsia="微软雅黑" w:hAnsi="微软雅黑" w:cs="微软雅黑" w:hint="eastAsia"/>
-          <w:i/>
-          <w:color w:val="222222"/>
-          <w:sz w:val="16"/>
-          <w:szCs w:val="16"/>
-        </w:rPr>
-        <w:t>”</w:t>
-      </w:r>
-      <w:proofErr w:type="gramEnd"/>
-      <w:r>
-        <w:rPr>
-          <w:rFonts w:ascii="微软雅黑" w:eastAsia="微软雅黑" w:hAnsi="微软雅黑" w:cs="微软雅黑" w:hint="eastAsia"/>
-          <w:i/>
-          <w:color w:val="222222"/>
-          <w:sz w:val="16"/>
-          <w:szCs w:val="16"/>
-        </w:rPr>
-        <w:t>，改为“广东信佰监理服务管理系统”，字体使用仿宋字体颜色更显眼些，目前偏浅灰，整体看怎么设计得更美观</w:t>
+        <w:t>团队管理，改为面向项目组各类关系人的人员管理，以项目为单位（每个项目一条记录），可以在记录的详细信息中分别维护业主方、承建方、监理方、验收测评方、安全测评方的负责人、联系人的姓名、职务、联系方式</w:t>
+      </w:r>
+    </w:p>
+    <w:p>
+      <w:pPr>
+        <w:spacing w:before="96" w:after="96" w:line="23" w:lineRule="atLeast"/>
+        <w:rPr>
+          <w:rFonts w:ascii="微软雅黑" w:eastAsia="微软雅黑" w:hAnsi="微软雅黑" w:cs="微软雅黑" w:hint="eastAsia"/>
+          <w:i/>
+          <w:color w:val="222222"/>
+          <w:sz w:val="16"/>
+          <w:szCs w:val="16"/>
+        </w:rPr>
+      </w:pPr>
+      <w:r>
+        <w:rPr>
+          <w:rFonts w:ascii="微软雅黑" w:eastAsia="微软雅黑" w:hAnsi="微软雅黑" w:cs="微软雅黑" w:hint="eastAsia"/>
+          <w:i/>
+          <w:color w:val="222222"/>
+          <w:sz w:val="16"/>
+          <w:szCs w:val="16"/>
+        </w:rPr>
+        <w:t>1.将右上方的”信佰监理服务管理系统vO.2”，改为“广东信佰监理服务管理系统”，字体使用仿宋字体颜色更显眼些，目前偏浅灰，整体看怎么设计得更美观</w:t>
       </w:r>
     </w:p>
     <w:p>
@@ -2753,73 +2542,7 @@
           <w:sz w:val="16"/>
           <w:szCs w:val="16"/>
         </w:rPr>
-        <w:t>1.</w:t>
-      </w:r>
-      <w:proofErr w:type="gramStart"/>
-      <w:r>
-        <w:rPr>
-          <w:rFonts w:ascii="微软雅黑" w:eastAsia="微软雅黑" w:hAnsi="微软雅黑" w:cs="微软雅黑" w:hint="eastAsia"/>
-          <w:i/>
-          <w:color w:val="222222"/>
-          <w:sz w:val="16"/>
-          <w:szCs w:val="16"/>
-        </w:rPr>
-        <w:t>监理师</w:t>
-      </w:r>
-      <w:proofErr w:type="gramEnd"/>
-      <w:r>
-        <w:rPr>
-          <w:rFonts w:ascii="微软雅黑" w:eastAsia="微软雅黑" w:hAnsi="微软雅黑" w:cs="微软雅黑" w:hint="eastAsia"/>
-          <w:i/>
-          <w:color w:val="222222"/>
-          <w:sz w:val="16"/>
-          <w:szCs w:val="16"/>
-        </w:rPr>
-        <w:t>管理，增加二级菜单证书管理，对</w:t>
-      </w:r>
-      <w:proofErr w:type="gramStart"/>
-      <w:r>
-        <w:rPr>
-          <w:rFonts w:ascii="微软雅黑" w:eastAsia="微软雅黑" w:hAnsi="微软雅黑" w:cs="微软雅黑" w:hint="eastAsia"/>
-          <w:i/>
-          <w:color w:val="222222"/>
-          <w:sz w:val="16"/>
-          <w:szCs w:val="16"/>
-        </w:rPr>
-        <w:t>监理师</w:t>
-      </w:r>
-      <w:proofErr w:type="gramEnd"/>
-      <w:r>
-        <w:rPr>
-          <w:rFonts w:ascii="微软雅黑" w:eastAsia="微软雅黑" w:hAnsi="微软雅黑" w:cs="微软雅黑" w:hint="eastAsia"/>
-          <w:i/>
-          <w:color w:val="222222"/>
-          <w:sz w:val="16"/>
-          <w:szCs w:val="16"/>
-        </w:rPr>
-        <w:t>持有的工程师、高级工程师、正高级工程师，以及软件的信息系统监理工程师、项目管理师等证书进行查询的功能；目前的</w:t>
-      </w:r>
-      <w:proofErr w:type="gramStart"/>
-      <w:r>
-        <w:rPr>
-          <w:rFonts w:ascii="微软雅黑" w:eastAsia="微软雅黑" w:hAnsi="微软雅黑" w:cs="微软雅黑" w:hint="eastAsia"/>
-          <w:i/>
-          <w:color w:val="222222"/>
-          <w:sz w:val="16"/>
-          <w:szCs w:val="16"/>
-        </w:rPr>
-        <w:t>监理师信息</w:t>
-      </w:r>
-      <w:proofErr w:type="gramEnd"/>
-      <w:r>
-        <w:rPr>
-          <w:rFonts w:ascii="微软雅黑" w:eastAsia="微软雅黑" w:hAnsi="微软雅黑" w:cs="微软雅黑" w:hint="eastAsia"/>
-          <w:i/>
-          <w:color w:val="222222"/>
-          <w:sz w:val="16"/>
-          <w:szCs w:val="16"/>
-        </w:rPr>
-        <w:t>，应该包括上述资质证书的维护管理功能（作为人员信息的属性之一，支持上传和删除等操作）</w:t>
+        <w:t>1.监理师管理，增加二级菜单证书管理，对监理师持有的工程师、高级工程师、正高级工程师，以及软件的信息系统监理工程师、项目管理师等证书进行查询的功能；目前的监理师信息，应该包括上述资质证书的维护管理功能（作为人员信息的属性之一，支持上传和删除等操作）</w:t>
       </w:r>
     </w:p>
     <w:p>
@@ -2855,10 +2578,41 @@
           <w:szCs w:val="16"/>
         </w:rPr>
       </w:pPr>
-      <w:proofErr w:type="gramStart"/>
-      <w:r>
-        <w:rPr>
-          <w:rFonts w:ascii="微软雅黑" w:eastAsia="微软雅黑" w:hAnsi="微软雅黑" w:cs="微软雅黑" w:hint="eastAsia"/>
+      <w:r>
+        <w:rPr>
+          <w:rFonts w:ascii="微软雅黑" w:eastAsia="微软雅黑" w:hAnsi="微软雅黑" w:cs="微软雅黑" w:hint="eastAsia"/>
+          <w:i/>
+          <w:color w:val="222222"/>
+          <w:sz w:val="16"/>
+          <w:szCs w:val="16"/>
+        </w:rPr>
+        <w:t>等保2.0的核心是构建 “技术+管理”双维度的主动防御体系。实施要点主要包括精准定级、闭环流程、技术管理双合规，以及关注云、工控等新领域的扩展要求。</w:t>
+      </w:r>
+    </w:p>
+    <w:p>
+      <w:pPr>
+        <w:spacing w:before="96" w:after="96" w:line="23" w:lineRule="atLeast"/>
+        <w:rPr>
+          <w:rFonts w:ascii="微软雅黑" w:eastAsia="微软雅黑" w:hAnsi="微软雅黑" w:cs="微软雅黑" w:hint="eastAsia"/>
+          <w:i/>
+          <w:color w:val="222222"/>
+          <w:sz w:val="16"/>
+          <w:szCs w:val="16"/>
+        </w:rPr>
+      </w:pPr>
+      <w:r>
+        <w:rPr>
+          <w:rFonts w:ascii="Segoe UI Emoji" w:eastAsia="微软雅黑" w:hAnsi="Segoe UI Emoji" w:cs="Segoe UI Emoji" w:hint="eastAsia"/>
+          <w:i/>
+          <w:color w:val="222222"/>
+          <w:sz w:val="16"/>
+          <w:szCs w:val="16"/>
+        </w:rPr>
+        <w:t xml:space="preserve">🔎 </w:t>
+      </w:r>
+      <w:r>
+        <w:rPr>
+          <w:rFonts w:ascii="Segoe UI Emoji" w:eastAsia="微软雅黑" w:hAnsi="Segoe UI Emoji" w:cs="Segoe UI Emoji" w:hint="eastAsia"/>
           <w:i/>
           <w:color w:val="222222"/>
           <w:sz w:val="16"/>
@@ -2866,73 +2620,6 @@
         </w:rPr>
         <w:t>等保</w:t>
       </w:r>
-      <w:proofErr w:type="gramEnd"/>
-      <w:r>
-        <w:rPr>
-          <w:rFonts w:ascii="微软雅黑" w:eastAsia="微软雅黑" w:hAnsi="微软雅黑" w:cs="微软雅黑" w:hint="eastAsia"/>
-          <w:i/>
-          <w:color w:val="222222"/>
-          <w:sz w:val="16"/>
-          <w:szCs w:val="16"/>
-        </w:rPr>
-        <w:t xml:space="preserve">2.0的核心是构建 </w:t>
-      </w:r>
-      <w:proofErr w:type="gramStart"/>
-      <w:r>
-        <w:rPr>
-          <w:rFonts w:ascii="微软雅黑" w:eastAsia="微软雅黑" w:hAnsi="微软雅黑" w:cs="微软雅黑" w:hint="eastAsia"/>
-          <w:i/>
-          <w:color w:val="222222"/>
-          <w:sz w:val="16"/>
-          <w:szCs w:val="16"/>
-        </w:rPr>
-        <w:t>“技术+管理”双维度</w:t>
-      </w:r>
-      <w:proofErr w:type="gramEnd"/>
-      <w:r>
-        <w:rPr>
-          <w:rFonts w:ascii="微软雅黑" w:eastAsia="微软雅黑" w:hAnsi="微软雅黑" w:cs="微软雅黑" w:hint="eastAsia"/>
-          <w:i/>
-          <w:color w:val="222222"/>
-          <w:sz w:val="16"/>
-          <w:szCs w:val="16"/>
-        </w:rPr>
-        <w:t>的主动防御体系。实施要点主要包括精准定级、闭环流程、技术管理双合</w:t>
-      </w:r>
-      <w:proofErr w:type="gramStart"/>
-      <w:r>
-        <w:rPr>
-          <w:rFonts w:ascii="微软雅黑" w:eastAsia="微软雅黑" w:hAnsi="微软雅黑" w:cs="微软雅黑" w:hint="eastAsia"/>
-          <w:i/>
-          <w:color w:val="222222"/>
-          <w:sz w:val="16"/>
-          <w:szCs w:val="16"/>
-        </w:rPr>
-        <w:t>规</w:t>
-      </w:r>
-      <w:proofErr w:type="gramEnd"/>
-      <w:r>
-        <w:rPr>
-          <w:rFonts w:ascii="微软雅黑" w:eastAsia="微软雅黑" w:hAnsi="微软雅黑" w:cs="微软雅黑" w:hint="eastAsia"/>
-          <w:i/>
-          <w:color w:val="222222"/>
-          <w:sz w:val="16"/>
-          <w:szCs w:val="16"/>
-        </w:rPr>
-        <w:t>，以及关注云、工控等新领域的扩展要求。</w:t>
-      </w:r>
-    </w:p>
-    <w:p>
-      <w:pPr>
-        <w:spacing w:before="96" w:after="96" w:line="23" w:lineRule="atLeast"/>
-        <w:rPr>
-          <w:rFonts w:ascii="微软雅黑" w:eastAsia="微软雅黑" w:hAnsi="微软雅黑" w:cs="微软雅黑" w:hint="eastAsia"/>
-          <w:i/>
-          <w:color w:val="222222"/>
-          <w:sz w:val="16"/>
-          <w:szCs w:val="16"/>
-        </w:rPr>
-      </w:pPr>
       <w:r>
         <w:rPr>
           <w:rFonts w:ascii="Segoe UI Emoji" w:eastAsia="微软雅黑" w:hAnsi="Segoe UI Emoji" w:cs="Segoe UI Emoji" w:hint="eastAsia"/>
@@ -2941,9 +2628,8 @@
           <w:sz w:val="16"/>
           <w:szCs w:val="16"/>
         </w:rPr>
-        <w:t xml:space="preserve">🔎 </w:t>
-      </w:r>
-      <w:proofErr w:type="gramStart"/>
+        <w:t>2.0</w:t>
+      </w:r>
       <w:r>
         <w:rPr>
           <w:rFonts w:ascii="Segoe UI Emoji" w:eastAsia="微软雅黑" w:hAnsi="Segoe UI Emoji" w:cs="Segoe UI Emoji" w:hint="eastAsia"/>
@@ -2952,27 +2638,6 @@
           <w:sz w:val="16"/>
           <w:szCs w:val="16"/>
         </w:rPr>
-        <w:t>等保</w:t>
-      </w:r>
-      <w:proofErr w:type="gramEnd"/>
-      <w:r>
-        <w:rPr>
-          <w:rFonts w:ascii="Segoe UI Emoji" w:eastAsia="微软雅黑" w:hAnsi="Segoe UI Emoji" w:cs="Segoe UI Emoji" w:hint="eastAsia"/>
-          <w:i/>
-          <w:color w:val="222222"/>
-          <w:sz w:val="16"/>
-          <w:szCs w:val="16"/>
-        </w:rPr>
-        <w:t>2.0</w:t>
-      </w:r>
-      <w:r>
-        <w:rPr>
-          <w:rFonts w:ascii="Segoe UI Emoji" w:eastAsia="微软雅黑" w:hAnsi="Segoe UI Emoji" w:cs="Segoe UI Emoji" w:hint="eastAsia"/>
-          <w:i/>
-          <w:color w:val="222222"/>
-          <w:sz w:val="16"/>
-          <w:szCs w:val="16"/>
-        </w:rPr>
         <w:t>的核心变化</w:t>
       </w:r>
     </w:p>
@@ -2995,29 +2660,7 @@
           <w:sz w:val="16"/>
           <w:szCs w:val="16"/>
         </w:rPr>
-        <w:t>相较于1.0版本，</w:t>
-      </w:r>
-      <w:proofErr w:type="gramStart"/>
-      <w:r>
-        <w:rPr>
-          <w:rFonts w:ascii="微软雅黑" w:eastAsia="微软雅黑" w:hAnsi="微软雅黑" w:cs="微软雅黑" w:hint="eastAsia"/>
-          <w:i/>
-          <w:color w:val="222222"/>
-          <w:sz w:val="16"/>
-          <w:szCs w:val="16"/>
-        </w:rPr>
-        <w:t>等保</w:t>
-      </w:r>
-      <w:proofErr w:type="gramEnd"/>
-      <w:r>
-        <w:rPr>
-          <w:rFonts w:ascii="微软雅黑" w:eastAsia="微软雅黑" w:hAnsi="微软雅黑" w:cs="微软雅黑" w:hint="eastAsia"/>
-          <w:i/>
-          <w:color w:val="222222"/>
-          <w:sz w:val="16"/>
-          <w:szCs w:val="16"/>
-        </w:rPr>
-        <w:t>2.0有两个重大变化：</w:t>
+        <w:t>相较于1.0版本，等保2.0有两个重大变化：</w:t>
       </w:r>
     </w:p>
     <w:p>
@@ -3149,29 +2792,7 @@
           <w:sz w:val="16"/>
           <w:szCs w:val="16"/>
         </w:rPr>
-        <w:t>智能问答界面，不需要显示“（约15秒）”；最开始智能助手的自我介绍不需要喜欢不喜欢的按钮，AI后续回答的</w:t>
-      </w:r>
-      <w:proofErr w:type="gramStart"/>
-      <w:r>
-        <w:rPr>
-          <w:rFonts w:ascii="微软雅黑" w:eastAsia="微软雅黑" w:hAnsi="微软雅黑" w:cs="微软雅黑" w:hint="eastAsia"/>
-          <w:i/>
-          <w:color w:val="222222"/>
-          <w:sz w:val="16"/>
-          <w:szCs w:val="16"/>
-        </w:rPr>
-        <w:t>后面才</w:t>
-      </w:r>
-      <w:proofErr w:type="gramEnd"/>
-      <w:r>
-        <w:rPr>
-          <w:rFonts w:ascii="微软雅黑" w:eastAsia="微软雅黑" w:hAnsi="微软雅黑" w:cs="微软雅黑" w:hint="eastAsia"/>
-          <w:i/>
-          <w:color w:val="222222"/>
-          <w:sz w:val="16"/>
-          <w:szCs w:val="16"/>
-        </w:rPr>
-        <w:t>需要</w:t>
+        <w:t>智能问答界面，不需要显示“（约15秒）”；最开始智能助手的自我介绍不需要喜欢不喜欢的按钮，AI后续回答的后面才需要</w:t>
       </w:r>
     </w:p>
     <w:p>
@@ -3185,110 +2806,741 @@
     </w:p>
     <w:p>
       <w:pPr>
-        <w:spacing w:before="96" w:after="96" w:line="23" w:lineRule="atLeast"/>
-        <w:rPr>
-          <w:rFonts w:hint="eastAsia"/>
-          <w:sz w:val="16"/>
-          <w:szCs w:val="16"/>
-        </w:rPr>
-      </w:pPr>
-      <w:r>
-        <w:rPr>
-          <w:rFonts w:ascii="微软雅黑" w:eastAsia="微软雅黑" w:hAnsi="微软雅黑" w:cs="微软雅黑" w:hint="eastAsia"/>
-          <w:i/>
-          <w:color w:val="222222"/>
-          <w:sz w:val="16"/>
-          <w:szCs w:val="16"/>
-        </w:rPr>
-        <w:t>以下是基于本次原型系统开发全过程的复盘总结，重点放在</w:t>
-      </w:r>
-      <w:proofErr w:type="gramStart"/>
-      <w:r>
-        <w:rPr>
-          <w:rFonts w:ascii="微软雅黑" w:eastAsia="微软雅黑" w:hAnsi="微软雅黑" w:cs="微软雅黑" w:hint="eastAsia"/>
-          <w:i/>
-          <w:color w:val="222222"/>
-          <w:sz w:val="16"/>
-          <w:szCs w:val="16"/>
-        </w:rPr>
-        <w:t>”</w:t>
-      </w:r>
-      <w:proofErr w:type="gramEnd"/>
-      <w:r>
-        <w:rPr>
-          <w:rFonts w:ascii="微软雅黑" w:eastAsia="微软雅黑" w:hAnsi="微软雅黑" w:cs="微软雅黑" w:hint="eastAsia"/>
-          <w:i/>
-          <w:color w:val="222222"/>
-          <w:sz w:val="16"/>
-          <w:szCs w:val="16"/>
-        </w:rPr>
-        <w:t>如果重来一遍，如何用更少的</w:t>
-      </w:r>
-      <w:proofErr w:type="gramStart"/>
-      <w:r>
-        <w:rPr>
-          <w:rFonts w:ascii="微软雅黑" w:eastAsia="微软雅黑" w:hAnsi="微软雅黑" w:cs="微软雅黑" w:hint="eastAsia"/>
-          <w:i/>
-          <w:color w:val="222222"/>
-          <w:sz w:val="16"/>
-          <w:szCs w:val="16"/>
-        </w:rPr>
-        <w:t>交互和</w:t>
-      </w:r>
-      <w:proofErr w:type="gramEnd"/>
-      <w:r>
-        <w:rPr>
-          <w:rFonts w:ascii="微软雅黑" w:eastAsia="微软雅黑" w:hAnsi="微软雅黑" w:cs="微软雅黑" w:hint="eastAsia"/>
-          <w:i/>
-          <w:color w:val="222222"/>
-          <w:sz w:val="16"/>
-          <w:szCs w:val="16"/>
-        </w:rPr>
-        <w:t>时间达到同样效果“。内容分为</w:t>
-      </w:r>
-      <w:proofErr w:type="gramStart"/>
-      <w:r>
-        <w:rPr>
-          <w:rFonts w:ascii="微软雅黑" w:eastAsia="微软雅黑" w:hAnsi="微软雅黑" w:cs="微软雅黑" w:hint="eastAsia"/>
-          <w:i/>
-          <w:color w:val="222222"/>
-          <w:sz w:val="16"/>
-          <w:szCs w:val="16"/>
-        </w:rPr>
-        <w:t>”</w:t>
-      </w:r>
-      <w:proofErr w:type="gramEnd"/>
-      <w:r>
-        <w:rPr>
-          <w:rFonts w:ascii="微软雅黑" w:eastAsia="微软雅黑" w:hAnsi="微软雅黑" w:cs="微软雅黑" w:hint="eastAsia"/>
-          <w:i/>
-          <w:color w:val="222222"/>
-          <w:sz w:val="16"/>
-          <w:szCs w:val="16"/>
-        </w:rPr>
-        <w:t>问题复盘“和”优化建议（</w:t>
-      </w:r>
-      <w:proofErr w:type="gramStart"/>
-      <w:r>
-        <w:rPr>
-          <w:rFonts w:ascii="微软雅黑" w:eastAsia="微软雅黑" w:hAnsi="微软雅黑" w:cs="微软雅黑" w:hint="eastAsia"/>
-          <w:i/>
-          <w:color w:val="222222"/>
-          <w:sz w:val="16"/>
-          <w:szCs w:val="16"/>
-        </w:rPr>
-        <w:t>含您如何</w:t>
-      </w:r>
-      <w:proofErr w:type="gramEnd"/>
-      <w:r>
-        <w:rPr>
-          <w:rFonts w:ascii="微软雅黑" w:eastAsia="微软雅黑" w:hAnsi="微软雅黑" w:cs="微软雅黑" w:hint="eastAsia"/>
-          <w:i/>
-          <w:color w:val="222222"/>
-          <w:sz w:val="16"/>
-          <w:szCs w:val="16"/>
-        </w:rPr>
-        <w:t>给指令/需求）“两部分。</w:t>
+        <w:pBdr>
+          <w:bottom w:val="single" w:sz="6" w:space="1" w:color="auto"/>
+        </w:pBdr>
+        <w:spacing w:before="96" w:after="96" w:line="23" w:lineRule="atLeast"/>
+        <w:rPr>
+          <w:rFonts w:hint="eastAsia"/>
+          <w:sz w:val="16"/>
+          <w:szCs w:val="16"/>
+        </w:rPr>
+      </w:pPr>
+      <w:r>
+        <w:rPr>
+          <w:rFonts w:ascii="微软雅黑" w:eastAsia="微软雅黑" w:hAnsi="微软雅黑" w:cs="微软雅黑" w:hint="eastAsia"/>
+          <w:i/>
+          <w:color w:val="222222"/>
+          <w:sz w:val="16"/>
+          <w:szCs w:val="16"/>
+        </w:rPr>
+        <w:t>以下是基于本次原型系统开发全过程的复盘总结，重点放在”如果重来一遍，如何用更少的交互和时间达到同样效果“。内容分为”问题复盘“和”优化建议（含您如何给指令/需求）“两部分。</w:t>
+      </w:r>
+    </w:p>
+    <w:p>
+      <w:pPr>
+        <w:spacing w:before="96" w:after="96" w:line="23" w:lineRule="atLeast"/>
+        <w:rPr>
+          <w:sz w:val="16"/>
+          <w:szCs w:val="16"/>
+        </w:rPr>
+      </w:pPr>
+    </w:p>
+    <w:p>
+      <w:pPr>
+        <w:spacing w:before="96" w:after="96" w:line="23" w:lineRule="atLeast"/>
+        <w:rPr>
+          <w:sz w:val="16"/>
+          <w:szCs w:val="16"/>
+        </w:rPr>
+      </w:pPr>
+    </w:p>
+    <w:p>
+      <w:pPr>
+        <w:spacing w:before="96" w:after="96" w:line="23" w:lineRule="atLeast"/>
+        <w:rPr>
+          <w:rFonts w:hint="eastAsia"/>
+          <w:sz w:val="16"/>
+          <w:szCs w:val="16"/>
+        </w:rPr>
+      </w:pPr>
+      <w:r>
+        <w:rPr>
+          <w:rFonts w:hint="eastAsia"/>
+          <w:sz w:val="16"/>
+          <w:szCs w:val="16"/>
+        </w:rPr>
+        <w:t>修改完善数据逻辑，将工作台与后面各模块的实际数据保持逻辑上一致，具体包括：</w:t>
+      </w:r>
+    </w:p>
+    <w:p>
+      <w:pPr>
+        <w:spacing w:before="96" w:after="96" w:line="23" w:lineRule="atLeast"/>
+        <w:rPr>
+          <w:rFonts w:hint="eastAsia"/>
+          <w:sz w:val="16"/>
+          <w:szCs w:val="16"/>
+        </w:rPr>
+      </w:pPr>
+      <w:r>
+        <w:rPr>
+          <w:rFonts w:hint="eastAsia"/>
+          <w:sz w:val="16"/>
+          <w:szCs w:val="16"/>
+        </w:rPr>
+        <w:t>1.工作台的项目总数、监理合同数、质量问题数、安全隐患数、变更申请数、验收备案数，点开后的列表数据，应与后面具体模块的内容一致，例如工作台的项目总数点开后所看到的数据，应该与项目管理模块中项目列表点开看到的一致</w:t>
+      </w:r>
+    </w:p>
+    <w:p>
+      <w:pPr>
+        <w:spacing w:before="96" w:after="96" w:line="23" w:lineRule="atLeast"/>
+        <w:rPr>
+          <w:sz w:val="16"/>
+          <w:szCs w:val="16"/>
+        </w:rPr>
+      </w:pPr>
+      <w:r>
+        <w:rPr>
+          <w:rFonts w:hint="eastAsia"/>
+          <w:sz w:val="16"/>
+          <w:szCs w:val="16"/>
+        </w:rPr>
+        <w:t>2.进行中项目、待验收项目、待支付金额、待审批变更，应该与后面相应模块的数据状态保持一致，例如进行中项目数，应该与项目列表中状态为进行中的项目数和具体项目保持一致</w:t>
+      </w:r>
+    </w:p>
+    <w:p>
+      <w:pPr>
+        <w:spacing w:before="96" w:after="96" w:line="23" w:lineRule="atLeast"/>
+        <w:rPr>
+          <w:sz w:val="16"/>
+          <w:szCs w:val="16"/>
+        </w:rPr>
+      </w:pPr>
+    </w:p>
+    <w:p>
+      <w:pPr>
+        <w:spacing w:before="96" w:after="96" w:line="23" w:lineRule="atLeast"/>
+        <w:rPr>
+          <w:rFonts w:hint="eastAsia"/>
+          <w:sz w:val="16"/>
+          <w:szCs w:val="16"/>
+        </w:rPr>
+      </w:pPr>
+    </w:p>
+    <w:p>
+      <w:pPr>
+        <w:spacing w:before="96" w:after="96" w:line="23" w:lineRule="atLeast"/>
+        <w:rPr>
+          <w:sz w:val="16"/>
+          <w:szCs w:val="16"/>
+        </w:rPr>
+      </w:pPr>
+    </w:p>
+    <w:p>
+      <w:pPr>
+        <w:spacing w:before="96" w:after="96" w:line="23" w:lineRule="atLeast"/>
+        <w:rPr>
+          <w:rFonts w:hint="eastAsia"/>
+          <w:sz w:val="16"/>
+          <w:szCs w:val="16"/>
+        </w:rPr>
+      </w:pPr>
+      <w:r>
+        <w:rPr>
+          <w:rFonts w:hint="eastAsia"/>
+          <w:sz w:val="16"/>
+          <w:szCs w:val="16"/>
+        </w:rPr>
+        <w:t>1.可以登录的用户列表，增加孙永秀，角色为销售</w:t>
+      </w:r>
+    </w:p>
+    <w:p>
+      <w:pPr>
+        <w:spacing w:before="96" w:after="96" w:line="23" w:lineRule="atLeast"/>
+        <w:rPr>
+          <w:rFonts w:hint="eastAsia"/>
+          <w:sz w:val="16"/>
+          <w:szCs w:val="16"/>
+        </w:rPr>
+      </w:pPr>
+      <w:r>
+        <w:rPr>
+          <w:rFonts w:hint="eastAsia"/>
+          <w:sz w:val="16"/>
+          <w:szCs w:val="16"/>
+        </w:rPr>
+        <w:t>2.监理合同模块的审批，增加权限控制：</w:t>
+      </w:r>
+    </w:p>
+    <w:p>
+      <w:pPr>
+        <w:spacing w:before="96" w:after="96" w:line="23" w:lineRule="atLeast"/>
+        <w:rPr>
+          <w:rFonts w:hint="eastAsia"/>
+          <w:sz w:val="16"/>
+          <w:szCs w:val="16"/>
+        </w:rPr>
+      </w:pPr>
+      <w:r>
+        <w:rPr>
+          <w:rFonts w:hint="eastAsia"/>
+          <w:sz w:val="16"/>
+          <w:szCs w:val="16"/>
+        </w:rPr>
+        <w:t>（1）只有销售角色的用户（孙永秀），才能显示“发起审批”这个操作按钮，其他用户能看到“待审批”的记录但看不到“发起审批”这个按钮</w:t>
+      </w:r>
+    </w:p>
+    <w:p>
+      <w:pPr>
+        <w:spacing w:before="96" w:after="96" w:line="23" w:lineRule="atLeast"/>
+        <w:rPr>
+          <w:rFonts w:hint="eastAsia"/>
+          <w:sz w:val="16"/>
+          <w:szCs w:val="16"/>
+        </w:rPr>
+      </w:pPr>
+      <w:r>
+        <w:rPr>
+          <w:rFonts w:hint="eastAsia"/>
+          <w:sz w:val="16"/>
+          <w:szCs w:val="16"/>
+        </w:rPr>
+        <w:t>（2）对于待总监理工程师审批的合同，只有总监理工程师角色的用户（韦江腾），才能显示“审批”按钮，其他用户能看到记录但看不到“审批”按钮</w:t>
+      </w:r>
+    </w:p>
+    <w:p>
+      <w:pPr>
+        <w:spacing w:before="96" w:after="96" w:line="23" w:lineRule="atLeast"/>
+        <w:rPr>
+          <w:rFonts w:hint="eastAsia"/>
+          <w:sz w:val="16"/>
+          <w:szCs w:val="16"/>
+        </w:rPr>
+      </w:pPr>
+      <w:r>
+        <w:rPr>
+          <w:rFonts w:hint="eastAsia"/>
+          <w:sz w:val="16"/>
+          <w:szCs w:val="16"/>
+        </w:rPr>
+        <w:lastRenderedPageBreak/>
+        <w:t>（3）对于待部门经理审批审批的合同，只有部门经理审批角色的用户（王华），才能显示“审批”按钮，其他用户能看到记录但看不到“审批”按钮</w:t>
+      </w:r>
+    </w:p>
+    <w:p>
+      <w:pPr>
+        <w:spacing w:before="96" w:after="96" w:line="23" w:lineRule="atLeast"/>
+        <w:rPr>
+          <w:rFonts w:hint="eastAsia"/>
+          <w:sz w:val="16"/>
+          <w:szCs w:val="16"/>
+        </w:rPr>
+      </w:pPr>
+      <w:r>
+        <w:rPr>
+          <w:rFonts w:hint="eastAsia"/>
+          <w:sz w:val="16"/>
+          <w:szCs w:val="16"/>
+        </w:rPr>
+        <w:t>（4）对于分管副总经理审批的合同，只有分管副总经理角色的用户（王小平），才能显示“审批”按钮，其他用户能看到记录但看不到“审批”按钮</w:t>
+      </w:r>
+    </w:p>
+    <w:p>
+      <w:pPr>
+        <w:spacing w:before="96" w:after="96" w:line="23" w:lineRule="atLeast"/>
+        <w:rPr>
+          <w:sz w:val="16"/>
+          <w:szCs w:val="16"/>
+        </w:rPr>
+      </w:pPr>
+      <w:r>
+        <w:rPr>
+          <w:rFonts w:hint="eastAsia"/>
+          <w:sz w:val="16"/>
+          <w:szCs w:val="16"/>
+        </w:rPr>
+        <w:t>3.在销售发起监理合同审批的界面，增加总监理工程师的下拉选择列表（包括韦江腾、赵雄飞、许小嘉）（比选项），销售选择总监理工程师，填写意见并点击提交后，弹出窗口提示AI正在智能审核监理合同，等待15秒后（不需要在界面显示15秒的提示信息）模拟显示AI返回的合同审核意见（例如项目首付款低于合同总金额30%，注意项目收款风险；违约条款甲乙双方不对等，注意项目违约风险等），并提示用户是否继续提交，继续提交则改为待总监理工程师审批</w:t>
+      </w:r>
+    </w:p>
+    <w:p>
+      <w:pPr>
+        <w:spacing w:before="96" w:after="96" w:line="23" w:lineRule="atLeast"/>
+        <w:rPr>
+          <w:rFonts w:hint="eastAsia"/>
+          <w:sz w:val="16"/>
+          <w:szCs w:val="16"/>
+        </w:rPr>
+      </w:pPr>
+    </w:p>
+    <w:p>
+      <w:pPr>
+        <w:pStyle w:val="2"/>
+      </w:pPr>
+      <w:r>
+        <w:t>一、本次开发中的主要”交互损耗点“</w:t>
+      </w:r>
+    </w:p>
+    <w:p>
+      <w:pPr>
+        <w:spacing w:before="96" w:after="96" w:line="23" w:lineRule="atLeast"/>
+        <w:rPr>
+          <w:rFonts w:hint="eastAsia"/>
+          <w:sz w:val="16"/>
+          <w:szCs w:val="16"/>
+        </w:rPr>
+      </w:pPr>
+      <w:r>
+        <w:rPr>
+          <w:rFonts w:hint="eastAsia"/>
+          <w:sz w:val="16"/>
+          <w:szCs w:val="16"/>
+        </w:rPr>
+        <w:t>复盘下来，真正花费较多来回的问题集中在以下几类：</w:t>
+      </w:r>
+    </w:p>
+    <w:p>
+      <w:pPr>
+        <w:pStyle w:val="3"/>
+      </w:pPr>
+      <w:r>
+        <w:t>1. 需求分散提出</w:t>
+      </w:r>
+    </w:p>
+    <w:p>
+      <w:pPr>
+        <w:spacing w:before="96" w:after="96" w:line="23" w:lineRule="atLeast"/>
+        <w:rPr>
+          <w:rFonts w:hint="eastAsia"/>
+          <w:sz w:val="16"/>
+          <w:szCs w:val="16"/>
+        </w:rPr>
+      </w:pPr>
+      <w:r>
+        <w:rPr>
+          <w:rFonts w:hint="eastAsia"/>
+          <w:sz w:val="16"/>
+          <w:szCs w:val="16"/>
+        </w:rPr>
+        <w:t>典型场景是”韦江腾 / 滕海燕“相关的需求，分散在多轮对话中：</w:t>
+      </w:r>
+    </w:p>
+    <w:p>
+      <w:pPr>
+        <w:spacing w:before="96" w:after="96" w:line="23" w:lineRule="atLeast"/>
+        <w:rPr>
+          <w:rFonts w:hint="eastAsia"/>
+          <w:sz w:val="16"/>
+          <w:szCs w:val="16"/>
+        </w:rPr>
+      </w:pPr>
+      <w:r>
+        <w:rPr>
+          <w:rFonts w:hint="eastAsia"/>
+          <w:sz w:val="16"/>
+          <w:szCs w:val="16"/>
+        </w:rPr>
+        <w:t>- 先要求”项目相关表单里总监理工程师改韦江腾、监理工程师改滕海燕“</w:t>
+      </w:r>
+    </w:p>
+    <w:p>
+      <w:pPr>
+        <w:spacing w:before="96" w:after="96" w:line="23" w:lineRule="atLeast"/>
+        <w:rPr>
+          <w:rFonts w:hint="eastAsia"/>
+          <w:sz w:val="16"/>
+          <w:szCs w:val="16"/>
+        </w:rPr>
+      </w:pPr>
+      <w:r>
+        <w:rPr>
+          <w:rFonts w:hint="eastAsia"/>
+          <w:sz w:val="16"/>
+          <w:szCs w:val="16"/>
+        </w:rPr>
+        <w:t>- 再要求”监理师管理模块增加两人的人员信息和证书信息“</w:t>
+      </w:r>
+    </w:p>
+    <w:p>
+      <w:pPr>
+        <w:spacing w:before="96" w:after="96" w:line="23" w:lineRule="atLeast"/>
+        <w:rPr>
+          <w:rFonts w:hint="eastAsia"/>
+          <w:sz w:val="16"/>
+          <w:szCs w:val="16"/>
+        </w:rPr>
+      </w:pPr>
+      <w:r>
+        <w:rPr>
+          <w:rFonts w:hint="eastAsia"/>
+          <w:sz w:val="16"/>
+          <w:szCs w:val="16"/>
+        </w:rPr>
+        <w:t>- 又在审批人配置里要求韦江腾 / 滕海燕出现在审批链默认值中</w:t>
+      </w:r>
+    </w:p>
+    <w:p>
+      <w:pPr>
+        <w:spacing w:before="96" w:after="96" w:line="23" w:lineRule="atLeast"/>
+        <w:rPr>
+          <w:rFonts w:hint="eastAsia"/>
+          <w:sz w:val="16"/>
+          <w:szCs w:val="16"/>
+        </w:rPr>
+      </w:pPr>
+      <w:r>
+        <w:rPr>
+          <w:rFonts w:hint="eastAsia"/>
+          <w:sz w:val="16"/>
+          <w:szCs w:val="16"/>
+        </w:rPr>
+        <w:t>- 再在支付管理中要求申请人默认为滕海燕</w:t>
+      </w:r>
+    </w:p>
+    <w:p>
+      <w:pPr>
+        <w:spacing w:before="96" w:after="96" w:line="23" w:lineRule="atLeast"/>
+        <w:rPr>
+          <w:rFonts w:hint="eastAsia"/>
+          <w:sz w:val="16"/>
+          <w:szCs w:val="16"/>
+        </w:rPr>
+      </w:pPr>
+      <w:r>
+        <w:rPr>
+          <w:rFonts w:hint="eastAsia"/>
+          <w:sz w:val="16"/>
+          <w:szCs w:val="16"/>
+        </w:rPr>
+        <w:t>**效果**：这些本质上是同一件事—效效果监理工程师、滕海燕 = 监理工程师，全系统一致使用”。分散提出后我需要分多次修改不同模块，且容易遗漏某个角落（如数据文件中的 reviewer/uploadedBy 字段）。</w:t>
+      </w:r>
+    </w:p>
+    <w:p>
+      <w:pPr>
+        <w:pStyle w:val="3"/>
+      </w:pPr>
+      <w:r>
+        <w:t>2. 功能问题拆得太细</w:t>
+      </w:r>
+    </w:p>
+    <w:p>
+      <w:pPr>
+        <w:spacing w:before="96" w:after="96" w:line="23" w:lineRule="atLeast"/>
+        <w:rPr>
+          <w:rFonts w:hint="eastAsia"/>
+          <w:sz w:val="16"/>
+          <w:szCs w:val="16"/>
+        </w:rPr>
+      </w:pPr>
+      <w:r>
+        <w:rPr>
+          <w:rFonts w:hint="eastAsia"/>
+          <w:sz w:val="16"/>
+          <w:szCs w:val="16"/>
+        </w:rPr>
+        <w:t>支付管理是最明显的例子：</w:t>
+      </w:r>
+    </w:p>
+    <w:p>
+      <w:pPr>
+        <w:spacing w:before="96" w:after="96" w:line="23" w:lineRule="atLeast"/>
+        <w:rPr>
+          <w:rFonts w:hint="eastAsia"/>
+          <w:sz w:val="16"/>
+          <w:szCs w:val="16"/>
+        </w:rPr>
+      </w:pPr>
+      <w:r>
+        <w:rPr>
+          <w:rFonts w:hint="eastAsia"/>
+          <w:sz w:val="16"/>
+          <w:szCs w:val="16"/>
+        </w:rPr>
+        <w:t>- 第一次反馈“只有点击编号才弹出窗口”</w:t>
+      </w:r>
+    </w:p>
+    <w:p>
+      <w:pPr>
+        <w:spacing w:before="96" w:after="96" w:line="23" w:lineRule="atLeast"/>
+        <w:rPr>
+          <w:rFonts w:hint="eastAsia"/>
+          <w:sz w:val="16"/>
+          <w:szCs w:val="16"/>
+        </w:rPr>
+      </w:pPr>
+      <w:r>
+        <w:rPr>
+          <w:rFonts w:hint="eastAsia"/>
+          <w:sz w:val="16"/>
+          <w:szCs w:val="16"/>
+        </w:rPr>
+        <w:t>- 第二次重复“支付管理的问题还是没解决”</w:t>
+      </w:r>
+    </w:p>
+    <w:p>
+      <w:pPr>
+        <w:spacing w:before="96" w:after="96" w:line="23" w:lineRule="atLeast"/>
+        <w:rPr>
+          <w:rFonts w:hint="eastAsia"/>
+          <w:sz w:val="16"/>
+          <w:szCs w:val="16"/>
+        </w:rPr>
+      </w:pPr>
+      <w:r>
+        <w:rPr>
+          <w:rFonts w:hint="eastAsia"/>
+          <w:sz w:val="16"/>
+          <w:szCs w:val="16"/>
+        </w:rPr>
+        <w:t>- 第三次“承建单位信息为空”</w:t>
+      </w:r>
+    </w:p>
+    <w:p>
+      <w:pPr>
+        <w:spacing w:before="96" w:after="96" w:line="23" w:lineRule="atLeast"/>
+        <w:rPr>
+          <w:rFonts w:hint="eastAsia"/>
+          <w:sz w:val="16"/>
+          <w:szCs w:val="16"/>
+        </w:rPr>
+      </w:pPr>
+      <w:r>
+        <w:rPr>
+          <w:rFonts w:hint="eastAsia"/>
+          <w:sz w:val="16"/>
+          <w:szCs w:val="16"/>
+        </w:rPr>
+        <w:t>- 第四次“系统中出现的广东信佰全部改为广东亿迅”</w:t>
+      </w:r>
+    </w:p>
+    <w:p>
+      <w:pPr>
+        <w:spacing w:before="96" w:after="96" w:line="23" w:lineRule="atLeast"/>
+        <w:rPr>
+          <w:rFonts w:hint="eastAsia"/>
+          <w:sz w:val="16"/>
+          <w:szCs w:val="16"/>
+        </w:rPr>
+      </w:pPr>
+      <w:r>
+        <w:rPr>
+          <w:rFonts w:hint="eastAsia"/>
+          <w:b/>
+          <w:sz w:val="16"/>
+          <w:szCs w:val="16"/>
+        </w:rPr>
+        <w:t>效果：其实是两个独立问题（表格交互 + 数据字段补齐 + 名称统一），可以一次性合并描述。“问题还是没解决”这一类反馈没有新增信息，只是催促，但对定位问题帮助很小。</w:t>
+      </w:r>
+    </w:p>
+    <w:p>
+      <w:pPr>
+        <w:pStyle w:val="3"/>
+      </w:pPr>
+      <w:r>
+        <w:t>3. “纠错类”需求与“功能补充类”需求混在一起提出</w:t>
+      </w:r>
+    </w:p>
+    <w:p>
+      <w:pPr>
+        <w:spacing w:before="96" w:after="96" w:line="23" w:lineRule="atLeast"/>
+        <w:rPr>
+          <w:rFonts w:hint="eastAsia"/>
+          <w:sz w:val="16"/>
+          <w:szCs w:val="16"/>
+        </w:rPr>
+      </w:pPr>
+      <w:r>
+        <w:rPr>
+          <w:rFonts w:hint="eastAsia"/>
+          <w:sz w:val="16"/>
+          <w:szCs w:val="16"/>
+        </w:rPr>
+        <w:t>例如第 13 条原始输入里同时包含三件事：</w:t>
+      </w:r>
+    </w:p>
+    <w:p>
+      <w:pPr>
+        <w:spacing w:before="96" w:after="96" w:line="23" w:lineRule="atLeast"/>
+        <w:rPr>
+          <w:rFonts w:hint="eastAsia"/>
+          <w:sz w:val="16"/>
+          <w:szCs w:val="16"/>
+        </w:rPr>
+      </w:pPr>
+      <w:r>
+        <w:rPr>
+          <w:rFonts w:hint="eastAsia"/>
+          <w:sz w:val="16"/>
+          <w:szCs w:val="16"/>
+        </w:rPr>
+        <w:t>- 删除 SP-007 重复条目</w:t>
+      </w:r>
+    </w:p>
+    <w:p>
+      <w:pPr>
+        <w:spacing w:before="96" w:after="96" w:line="23" w:lineRule="atLeast"/>
+        <w:rPr>
+          <w:rFonts w:hint="eastAsia"/>
+          <w:sz w:val="16"/>
+          <w:szCs w:val="16"/>
+        </w:rPr>
+      </w:pPr>
+      <w:r>
+        <w:rPr>
+          <w:rFonts w:hint="eastAsia"/>
+          <w:sz w:val="16"/>
+          <w:szCs w:val="16"/>
+        </w:rPr>
+        <w:t>- 删除 SCT-015 / 016 重复证书</w:t>
+      </w:r>
+    </w:p>
+    <w:p>
+      <w:pPr>
+        <w:spacing w:before="96" w:after="96" w:line="23" w:lineRule="atLeast"/>
+        <w:rPr>
+          <w:rFonts w:hint="eastAsia"/>
+          <w:sz w:val="16"/>
+          <w:szCs w:val="16"/>
+        </w:rPr>
+      </w:pPr>
+      <w:r>
+        <w:rPr>
+          <w:rFonts w:hint="eastAsia"/>
+          <w:sz w:val="16"/>
+          <w:szCs w:val="16"/>
+        </w:rPr>
+        <w:t>- 审批人从角色名替换为具体人名</w:t>
+      </w:r>
+    </w:p>
+    <w:p>
+      <w:pPr>
+        <w:spacing w:before="96" w:after="96" w:line="23" w:lineRule="atLeast"/>
+        <w:rPr>
+          <w:rFonts w:hint="eastAsia"/>
+          <w:sz w:val="16"/>
+          <w:szCs w:val="16"/>
+        </w:rPr>
+      </w:pPr>
+      <w:r>
+        <w:rPr>
+          <w:rFonts w:hint="eastAsia"/>
+          <w:sz w:val="16"/>
+          <w:szCs w:val="16"/>
+        </w:rPr>
+        <w:t>这三件事分别对应“监理师模块数据清洗”、“证书模块数据清洗”、“全系统审批逻辑重构”。我在一次回复中要同时处理三个模块，容易遗漏。</w:t>
+      </w:r>
+    </w:p>
+    <w:p>
+      <w:pPr>
+        <w:pStyle w:val="3"/>
+      </w:pPr>
+      <w:r>
+        <w:t>4. 文档整理指令前后变化</w:t>
+      </w:r>
+    </w:p>
+    <w:p>
+      <w:pPr>
+        <w:spacing w:before="96" w:after="96" w:line="23" w:lineRule="atLeast"/>
+        <w:rPr>
+          <w:rFonts w:hint="eastAsia"/>
+          <w:sz w:val="16"/>
+          <w:szCs w:val="16"/>
+        </w:rPr>
+      </w:pPr>
+      <w:r>
+        <w:rPr>
+          <w:rFonts w:hint="eastAsia"/>
+          <w:sz w:val="16"/>
+          <w:szCs w:val="16"/>
+        </w:rPr>
+        <w:t>文档整理类指令一共改了两次（第一次要求归纳，第二次要求保留原文、且新增 md 原始记录）。这类“需求变更发生在交付物规范层面”的问题，最容易浪费时间——已经做好的文档要推倒重来。</w:t>
+      </w:r>
+    </w:p>
+    <w:p>
+      <w:pPr>
+        <w:pStyle w:val="3"/>
+      </w:pPr>
+      <w:r>
+        <w:t>5. 未在最开始就给出“数据样板”</w:t>
+      </w:r>
+    </w:p>
+    <w:p>
+      <w:pPr>
+        <w:spacing w:before="96" w:after="96" w:line="23" w:lineRule="atLeast"/>
+        <w:rPr>
+          <w:rFonts w:hint="eastAsia"/>
+          <w:sz w:val="16"/>
+          <w:szCs w:val="16"/>
+        </w:rPr>
+      </w:pPr>
+      <w:r>
+        <w:rPr>
+          <w:rFonts w:hint="eastAsia"/>
+          <w:sz w:val="16"/>
+          <w:szCs w:val="16"/>
+        </w:rPr>
+        <w:t>很多问题本质是数据字段规范问题：</w:t>
+      </w:r>
+    </w:p>
+    <w:p>
+      <w:pPr>
+        <w:spacing w:before="96" w:after="96" w:line="23" w:lineRule="atLeast"/>
+        <w:rPr>
+          <w:rFonts w:hint="eastAsia"/>
+          <w:sz w:val="16"/>
+          <w:szCs w:val="16"/>
+        </w:rPr>
+      </w:pPr>
+      <w:r>
+        <w:rPr>
+          <w:rFonts w:hint="eastAsia"/>
+          <w:sz w:val="16"/>
+          <w:szCs w:val="16"/>
+        </w:rPr>
+        <w:t>- reviewer / approver / uploadedBy / applicant 应该是“人名”而非“角色名”</w:t>
+      </w:r>
+    </w:p>
+    <w:p>
+      <w:pPr>
+        <w:spacing w:before="96" w:after="96" w:line="23" w:lineRule="atLeast"/>
+        <w:rPr>
+          <w:rFonts w:hint="eastAsia"/>
+          <w:sz w:val="16"/>
+          <w:szCs w:val="16"/>
+        </w:rPr>
+      </w:pPr>
+      <w:r>
+        <w:rPr>
+          <w:rFonts w:hint="eastAsia"/>
+          <w:sz w:val="16"/>
+          <w:szCs w:val="16"/>
+        </w:rPr>
+        <w:t>- contractor 应该是具体公司名称而非空</w:t>
+      </w:r>
+    </w:p>
+    <w:p>
+      <w:pPr>
+        <w:spacing w:before="96" w:after="96" w:line="23" w:lineRule="atLeast"/>
+        <w:rPr>
+          <w:rFonts w:hint="eastAsia"/>
+          <w:sz w:val="16"/>
+          <w:szCs w:val="16"/>
+        </w:rPr>
+      </w:pPr>
+      <w:r>
+        <w:rPr>
+          <w:rFonts w:hint="eastAsia"/>
+          <w:sz w:val="16"/>
+          <w:szCs w:val="16"/>
+        </w:rPr>
+        <w:t>- certificate 的 supervisorCode 必须与 supervisors 中存在的编码对应</w:t>
+      </w:r>
+    </w:p>
+    <w:p>
+      <w:pPr>
+        <w:spacing w:before="96" w:after="96" w:line="23" w:lineRule="atLeast"/>
+        <w:rPr>
+          <w:rFonts w:hint="eastAsia"/>
+          <w:sz w:val="16"/>
+          <w:szCs w:val="16"/>
+        </w:rPr>
+      </w:pPr>
+      <w:r>
+        <w:rPr>
+          <w:rFonts w:hint="eastAsia"/>
+          <w:sz w:val="16"/>
+          <w:szCs w:val="16"/>
+        </w:rPr>
+        <w:t>这些规范如果在一开始就明确为“数据字典”，后面就不需要逐文件纠错。</w:t>
       </w:r>
     </w:p>
     <w:p>
@@ -3314,33 +3566,8 @@
         <w:pStyle w:val="2"/>
       </w:pPr>
       <w:r>
-        <w:t>一、本次开发中的主要</w:t>
-      </w:r>
-      <w:proofErr w:type="gramStart"/>
-      <w:r>
-        <w:t>”</w:t>
-      </w:r>
-      <w:proofErr w:type="gramEnd"/>
-      <w:r>
-        <w:t>交互损耗点“</w:t>
-      </w:r>
-    </w:p>
-    <w:p>
-      <w:pPr>
-        <w:spacing w:before="96" w:after="96" w:line="23" w:lineRule="atLeast"/>
-        <w:rPr>
-          <w:rFonts w:hint="eastAsia"/>
-          <w:sz w:val="16"/>
-          <w:szCs w:val="16"/>
-        </w:rPr>
-      </w:pPr>
-      <w:r>
-        <w:rPr>
-          <w:rFonts w:hint="eastAsia"/>
-          <w:sz w:val="16"/>
-          <w:szCs w:val="16"/>
-        </w:rPr>
-        <w:t>复盘下来，真正花费较多来回的问题集中在以下几类：</w:t>
+        <w:lastRenderedPageBreak/>
+        <w:t>二、如果重来一遍：优化建议（包含您如何给指令/需求）</w:t>
       </w:r>
     </w:p>
     <w:p>
@@ -3348,223 +3575,423 @@
         <w:pStyle w:val="3"/>
       </w:pPr>
       <w:r>
-        <w:t>1. 需求分散提出</w:t>
-      </w:r>
-    </w:p>
-    <w:p>
-      <w:pPr>
-        <w:spacing w:before="96" w:after="96" w:line="23" w:lineRule="atLeast"/>
-        <w:rPr>
-          <w:rFonts w:hint="eastAsia"/>
-          <w:sz w:val="16"/>
-          <w:szCs w:val="16"/>
-        </w:rPr>
-      </w:pPr>
-      <w:r>
-        <w:rPr>
-          <w:rFonts w:hint="eastAsia"/>
-          <w:sz w:val="16"/>
-          <w:szCs w:val="16"/>
-        </w:rPr>
-        <w:t>典型场景是</w:t>
-      </w:r>
-      <w:proofErr w:type="gramStart"/>
-      <w:r>
-        <w:rPr>
-          <w:rFonts w:hint="eastAsia"/>
-          <w:sz w:val="16"/>
-          <w:szCs w:val="16"/>
-        </w:rPr>
-        <w:t>”</w:t>
-      </w:r>
-      <w:proofErr w:type="gramEnd"/>
-      <w:r>
-        <w:rPr>
-          <w:rFonts w:hint="eastAsia"/>
-          <w:sz w:val="16"/>
-          <w:szCs w:val="16"/>
-        </w:rPr>
-        <w:t>韦江腾 / 滕海燕“相关的需求，分散在多轮对话中：</w:t>
-      </w:r>
-    </w:p>
-    <w:p>
-      <w:pPr>
-        <w:spacing w:before="96" w:after="96" w:line="23" w:lineRule="atLeast"/>
-        <w:rPr>
-          <w:rFonts w:hint="eastAsia"/>
-          <w:sz w:val="16"/>
-          <w:szCs w:val="16"/>
-        </w:rPr>
-      </w:pPr>
-      <w:r>
-        <w:rPr>
-          <w:rFonts w:hint="eastAsia"/>
-          <w:sz w:val="16"/>
-          <w:szCs w:val="16"/>
-        </w:rPr>
-        <w:t>- 先要求</w:t>
-      </w:r>
-      <w:proofErr w:type="gramStart"/>
-      <w:r>
-        <w:rPr>
-          <w:rFonts w:hint="eastAsia"/>
-          <w:sz w:val="16"/>
-          <w:szCs w:val="16"/>
-        </w:rPr>
-        <w:t>”</w:t>
-      </w:r>
-      <w:proofErr w:type="gramEnd"/>
-      <w:r>
-        <w:rPr>
-          <w:rFonts w:hint="eastAsia"/>
-          <w:sz w:val="16"/>
-          <w:szCs w:val="16"/>
-        </w:rPr>
-        <w:t>项目相关表单里总监理工程师改韦江腾、监理工程师改滕海燕“</w:t>
-      </w:r>
-    </w:p>
-    <w:p>
-      <w:pPr>
-        <w:spacing w:before="96" w:after="96" w:line="23" w:lineRule="atLeast"/>
-        <w:rPr>
-          <w:rFonts w:hint="eastAsia"/>
-          <w:sz w:val="16"/>
-          <w:szCs w:val="16"/>
-        </w:rPr>
-      </w:pPr>
-      <w:r>
-        <w:rPr>
-          <w:rFonts w:hint="eastAsia"/>
-          <w:sz w:val="16"/>
-          <w:szCs w:val="16"/>
-        </w:rPr>
-        <w:t>- 再要求</w:t>
-      </w:r>
-      <w:proofErr w:type="gramStart"/>
-      <w:r>
-        <w:rPr>
-          <w:rFonts w:hint="eastAsia"/>
-          <w:sz w:val="16"/>
-          <w:szCs w:val="16"/>
-        </w:rPr>
-        <w:t>”监理师</w:t>
-      </w:r>
-      <w:proofErr w:type="gramEnd"/>
-      <w:r>
-        <w:rPr>
-          <w:rFonts w:hint="eastAsia"/>
-          <w:sz w:val="16"/>
-          <w:szCs w:val="16"/>
-        </w:rPr>
-        <w:t>管理模块增加两人的人员信息和证书信息“</w:t>
-      </w:r>
-    </w:p>
-    <w:p>
-      <w:pPr>
-        <w:spacing w:before="96" w:after="96" w:line="23" w:lineRule="atLeast"/>
-        <w:rPr>
-          <w:rFonts w:hint="eastAsia"/>
-          <w:sz w:val="16"/>
-          <w:szCs w:val="16"/>
-        </w:rPr>
-      </w:pPr>
-      <w:r>
-        <w:rPr>
-          <w:rFonts w:hint="eastAsia"/>
-          <w:sz w:val="16"/>
-          <w:szCs w:val="16"/>
-        </w:rPr>
-        <w:t>- 又在审批人配置里要求韦江腾 / 滕海燕出现在审批链默认值中</w:t>
-      </w:r>
-    </w:p>
-    <w:p>
-      <w:pPr>
-        <w:spacing w:before="96" w:after="96" w:line="23" w:lineRule="atLeast"/>
-        <w:rPr>
-          <w:rFonts w:hint="eastAsia"/>
-          <w:sz w:val="16"/>
-          <w:szCs w:val="16"/>
-        </w:rPr>
-      </w:pPr>
-      <w:r>
-        <w:rPr>
-          <w:rFonts w:hint="eastAsia"/>
-          <w:sz w:val="16"/>
-          <w:szCs w:val="16"/>
-        </w:rPr>
-        <w:t>- 再在支付管理中要求申请人默认为滕海燕</w:t>
-      </w:r>
-    </w:p>
-    <w:p>
-      <w:pPr>
-        <w:spacing w:before="96" w:after="96" w:line="23" w:lineRule="atLeast"/>
-        <w:rPr>
-          <w:rFonts w:hint="eastAsia"/>
-          <w:sz w:val="16"/>
-          <w:szCs w:val="16"/>
-        </w:rPr>
-      </w:pPr>
-      <w:r>
-        <w:rPr>
-          <w:rFonts w:hint="eastAsia"/>
-          <w:sz w:val="16"/>
-          <w:szCs w:val="16"/>
-        </w:rPr>
-        <w:t>**效果**：这些本质上是同一件事—</w:t>
-      </w:r>
-      <w:proofErr w:type="gramStart"/>
-      <w:r>
-        <w:rPr>
-          <w:rFonts w:hint="eastAsia"/>
-          <w:sz w:val="16"/>
-          <w:szCs w:val="16"/>
-        </w:rPr>
-        <w:t>效</w:t>
-      </w:r>
-      <w:proofErr w:type="gramEnd"/>
-      <w:r>
-        <w:rPr>
-          <w:rFonts w:hint="eastAsia"/>
-          <w:sz w:val="16"/>
-          <w:szCs w:val="16"/>
-        </w:rPr>
-        <w:t>效果监理工程师、滕海燕 = 监理工程师，全系统一致使用</w:t>
-      </w:r>
-      <w:proofErr w:type="gramStart"/>
-      <w:r>
-        <w:rPr>
-          <w:rFonts w:hint="eastAsia"/>
-          <w:sz w:val="16"/>
-          <w:szCs w:val="16"/>
-        </w:rPr>
-        <w:t>”</w:t>
-      </w:r>
-      <w:proofErr w:type="gramEnd"/>
-      <w:r>
-        <w:rPr>
-          <w:rFonts w:hint="eastAsia"/>
-          <w:sz w:val="16"/>
-          <w:szCs w:val="16"/>
-        </w:rPr>
-        <w:t>。</w:t>
-      </w:r>
-      <w:proofErr w:type="gramStart"/>
-      <w:r>
-        <w:rPr>
-          <w:rFonts w:hint="eastAsia"/>
-          <w:sz w:val="16"/>
-          <w:szCs w:val="16"/>
-        </w:rPr>
-        <w:t>分散提出</w:t>
-      </w:r>
-      <w:proofErr w:type="gramEnd"/>
-      <w:r>
-        <w:rPr>
-          <w:rFonts w:hint="eastAsia"/>
-          <w:sz w:val="16"/>
-          <w:szCs w:val="16"/>
-        </w:rPr>
-        <w:t>后我需要分多次修改不同模块，且容易遗漏某个角落（如数据文件中的 reviewer/uploadedBy 字段）。</w:t>
+        <w:t>建议 1：最开始一次性给出“业务规范说明书”（一页纸即可）</w:t>
+      </w:r>
+    </w:p>
+    <w:p>
+      <w:pPr>
+        <w:spacing w:before="96" w:after="96" w:line="23" w:lineRule="atLeast"/>
+        <w:rPr>
+          <w:rFonts w:hint="eastAsia"/>
+          <w:sz w:val="16"/>
+          <w:szCs w:val="16"/>
+        </w:rPr>
+      </w:pPr>
+      <w:r>
+        <w:rPr>
+          <w:rFonts w:hint="eastAsia"/>
+          <w:b/>
+          <w:sz w:val="16"/>
+          <w:szCs w:val="16"/>
+        </w:rPr>
+        <w:t>推荐做法：项目启动时先给一份规范清单，而不是边做边补。示例模板：</w:t>
+      </w:r>
+    </w:p>
+    <w:p>
+      <w:pPr>
+        <w:spacing w:before="96" w:after="96" w:line="23" w:lineRule="atLeast"/>
+        <w:rPr>
+          <w:rFonts w:hint="eastAsia"/>
+          <w:sz w:val="16"/>
+          <w:szCs w:val="16"/>
+        </w:rPr>
+      </w:pPr>
+      <w:r>
+        <w:rPr>
+          <w:rFonts w:hint="eastAsia"/>
+          <w:sz w:val="16"/>
+          <w:szCs w:val="16"/>
+        </w:rPr>
+        <w:t>```</w:t>
+      </w:r>
+    </w:p>
+    <w:p>
+      <w:pPr>
+        <w:spacing w:before="96" w:after="96" w:line="23" w:lineRule="atLeast"/>
+        <w:rPr>
+          <w:rFonts w:hint="eastAsia"/>
+          <w:sz w:val="16"/>
+          <w:szCs w:val="16"/>
+        </w:rPr>
+      </w:pPr>
+      <w:r>
+        <w:rPr>
+          <w:rFonts w:hint="eastAsia"/>
+          <w:sz w:val="16"/>
+          <w:szCs w:val="16"/>
+        </w:rPr>
+        <w:t>信佰监理系统 V0.2 · 业务规范</w:t>
+      </w:r>
+    </w:p>
+    <w:p>
+      <w:pPr>
+        <w:spacing w:before="96" w:after="96" w:line="23" w:lineRule="atLeast"/>
+        <w:rPr>
+          <w:rFonts w:hint="eastAsia"/>
+          <w:sz w:val="16"/>
+          <w:szCs w:val="16"/>
+        </w:rPr>
+      </w:pPr>
+      <w:r>
+        <w:rPr>
+          <w:rFonts w:hint="eastAsia"/>
+          <w:sz w:val="16"/>
+          <w:szCs w:val="16"/>
+        </w:rPr>
+        <w:t>一、角色与人员配置</w:t>
+      </w:r>
+    </w:p>
+    <w:p>
+      <w:pPr>
+        <w:spacing w:before="96" w:after="96" w:line="23" w:lineRule="atLeast"/>
+        <w:rPr>
+          <w:rFonts w:hint="eastAsia"/>
+          <w:sz w:val="16"/>
+          <w:szCs w:val="16"/>
+        </w:rPr>
+      </w:pPr>
+      <w:r>
+        <w:rPr>
+          <w:rFonts w:hint="eastAsia"/>
+          <w:sz w:val="16"/>
+          <w:szCs w:val="16"/>
+        </w:rPr>
+        <w:t>- 总监理工程师：韦江腾（证书：监理师、项目管理师、软件造价工程师、系统架构设计师）</w:t>
+      </w:r>
+    </w:p>
+    <w:p>
+      <w:pPr>
+        <w:spacing w:before="96" w:after="96" w:line="23" w:lineRule="atLeast"/>
+        <w:rPr>
+          <w:rFonts w:hint="eastAsia"/>
+          <w:sz w:val="16"/>
+          <w:szCs w:val="16"/>
+        </w:rPr>
+      </w:pPr>
+      <w:r>
+        <w:rPr>
+          <w:rFonts w:hint="eastAsia"/>
+          <w:sz w:val="16"/>
+          <w:szCs w:val="16"/>
+        </w:rPr>
+        <w:t>- 监理工程师：滕海燕（证书：监理师、软件造价工程师）</w:t>
+      </w:r>
+    </w:p>
+    <w:p>
+      <w:pPr>
+        <w:spacing w:before="96" w:after="96" w:line="23" w:lineRule="atLeast"/>
+        <w:rPr>
+          <w:rFonts w:hint="eastAsia"/>
+          <w:sz w:val="16"/>
+          <w:szCs w:val="16"/>
+        </w:rPr>
+      </w:pPr>
+      <w:r>
+        <w:rPr>
+          <w:rFonts w:hint="eastAsia"/>
+          <w:sz w:val="16"/>
+          <w:szCs w:val="16"/>
+        </w:rPr>
+        <w:t>- 部门经理：王华；分管副总经理：王小平</w:t>
+      </w:r>
+    </w:p>
+    <w:p>
+      <w:pPr>
+        <w:spacing w:before="96" w:after="96" w:line="23" w:lineRule="atLeast"/>
+        <w:rPr>
+          <w:rFonts w:hint="eastAsia"/>
+          <w:sz w:val="16"/>
+          <w:szCs w:val="16"/>
+        </w:rPr>
+      </w:pPr>
+      <w:r>
+        <w:rPr>
+          <w:rFonts w:hint="eastAsia"/>
+          <w:sz w:val="16"/>
+          <w:szCs w:val="16"/>
+        </w:rPr>
+        <w:t>- 销售：孙永秀、蔡海婷、许琰芳、李金花（默认孙永秀，下拉可选全部）</w:t>
+      </w:r>
+    </w:p>
+    <w:p>
+      <w:pPr>
+        <w:spacing w:before="96" w:after="96" w:line="23" w:lineRule="atLeast"/>
+        <w:rPr>
+          <w:rFonts w:hint="eastAsia"/>
+          <w:sz w:val="16"/>
+          <w:szCs w:val="16"/>
+        </w:rPr>
+      </w:pPr>
+      <w:r>
+        <w:rPr>
+          <w:rFonts w:hint="eastAsia"/>
+          <w:sz w:val="16"/>
+          <w:szCs w:val="16"/>
+        </w:rPr>
+        <w:t>二、承建单位名称规范</w:t>
+      </w:r>
+    </w:p>
+    <w:p>
+      <w:pPr>
+        <w:spacing w:before="96" w:after="96" w:line="23" w:lineRule="atLeast"/>
+        <w:rPr>
+          <w:rFonts w:hint="eastAsia"/>
+          <w:sz w:val="16"/>
+          <w:szCs w:val="16"/>
+        </w:rPr>
+      </w:pPr>
+      <w:r>
+        <w:rPr>
+          <w:rFonts w:hint="eastAsia"/>
+          <w:sz w:val="16"/>
+          <w:szCs w:val="16"/>
+        </w:rPr>
+        <w:t>- “广东信佰科技发展有限公司” 统一为 “广东亿迅科技有限公司”</w:t>
+      </w:r>
+    </w:p>
+    <w:p>
+      <w:pPr>
+        <w:spacing w:before="96" w:after="96" w:line="23" w:lineRule="atLeast"/>
+        <w:rPr>
+          <w:rFonts w:hint="eastAsia"/>
+          <w:sz w:val="16"/>
+          <w:szCs w:val="16"/>
+        </w:rPr>
+      </w:pPr>
+      <w:r>
+        <w:rPr>
+          <w:rFonts w:hint="eastAsia"/>
+          <w:sz w:val="16"/>
+          <w:szCs w:val="16"/>
+        </w:rPr>
+        <w:t>- 支付/合同/审批记录中的承建单位字段不能为空</w:t>
+      </w:r>
+    </w:p>
+    <w:p>
+      <w:pPr>
+        <w:spacing w:before="96" w:after="96" w:line="23" w:lineRule="atLeast"/>
+        <w:rPr>
+          <w:rFonts w:hint="eastAsia"/>
+          <w:sz w:val="16"/>
+          <w:szCs w:val="16"/>
+        </w:rPr>
+      </w:pPr>
+      <w:r>
+        <w:rPr>
+          <w:rFonts w:hint="eastAsia"/>
+          <w:sz w:val="16"/>
+          <w:szCs w:val="16"/>
+        </w:rPr>
+        <w:t>三、数据字段规范</w:t>
+      </w:r>
+    </w:p>
+    <w:p>
+      <w:pPr>
+        <w:spacing w:before="96" w:after="96" w:line="23" w:lineRule="atLeast"/>
+        <w:rPr>
+          <w:rFonts w:hint="eastAsia"/>
+          <w:sz w:val="16"/>
+          <w:szCs w:val="16"/>
+        </w:rPr>
+      </w:pPr>
+      <w:r>
+        <w:rPr>
+          <w:rFonts w:hint="eastAsia"/>
+          <w:sz w:val="16"/>
+          <w:szCs w:val="16"/>
+        </w:rPr>
+        <w:t>- reviewer / approver / applicant / uploadedBy 必须是具体人名，禁止写角色名</w:t>
+      </w:r>
+    </w:p>
+    <w:p>
+      <w:pPr>
+        <w:spacing w:before="96" w:after="96" w:line="23" w:lineRule="atLeast"/>
+        <w:rPr>
+          <w:rFonts w:hint="eastAsia"/>
+          <w:sz w:val="16"/>
+          <w:szCs w:val="16"/>
+        </w:rPr>
+      </w:pPr>
+      <w:r>
+        <w:rPr>
+          <w:rFonts w:hint="eastAsia"/>
+          <w:sz w:val="16"/>
+          <w:szCs w:val="16"/>
+        </w:rPr>
+        <w:t>- supervisorCode 必须是 supervisors 中已存在的编码，禁止悬空引用</w:t>
+      </w:r>
+    </w:p>
+    <w:p>
+      <w:pPr>
+        <w:spacing w:before="96" w:after="96" w:line="23" w:lineRule="atLeast"/>
+        <w:rPr>
+          <w:rFonts w:hint="eastAsia"/>
+          <w:sz w:val="16"/>
+          <w:szCs w:val="16"/>
+        </w:rPr>
+      </w:pPr>
+      <w:r>
+        <w:rPr>
+          <w:rFonts w:hint="eastAsia"/>
+          <w:sz w:val="16"/>
+          <w:szCs w:val="16"/>
+        </w:rPr>
+        <w:t>- 同类型编号（SP-xxx / SCT-xxx）不得重复</w:t>
+      </w:r>
+    </w:p>
+    <w:p>
+      <w:pPr>
+        <w:spacing w:before="96" w:after="96" w:line="23" w:lineRule="atLeast"/>
+        <w:rPr>
+          <w:rFonts w:hint="eastAsia"/>
+          <w:sz w:val="16"/>
+          <w:szCs w:val="16"/>
+        </w:rPr>
+      </w:pPr>
+      <w:r>
+        <w:rPr>
+          <w:rFonts w:hint="eastAsia"/>
+          <w:sz w:val="16"/>
+          <w:szCs w:val="16"/>
+        </w:rPr>
+        <w:t>四、UI 交互规范</w:t>
+      </w:r>
+    </w:p>
+    <w:p>
+      <w:pPr>
+        <w:spacing w:before="96" w:after="96" w:line="23" w:lineRule="atLeast"/>
+        <w:rPr>
+          <w:rFonts w:hint="eastAsia"/>
+          <w:sz w:val="16"/>
+          <w:szCs w:val="16"/>
+        </w:rPr>
+      </w:pPr>
+      <w:r>
+        <w:rPr>
+          <w:rFonts w:hint="eastAsia"/>
+          <w:sz w:val="16"/>
+          <w:szCs w:val="16"/>
+        </w:rPr>
+        <w:t>- 列表类表格：整行任意字段点击可查看详情；操作按钮需防事件冒泡</w:t>
+      </w:r>
+    </w:p>
+    <w:p>
+      <w:pPr>
+        <w:spacing w:before="96" w:after="96" w:line="23" w:lineRule="atLeast"/>
+        <w:rPr>
+          <w:rFonts w:hint="eastAsia"/>
+          <w:sz w:val="16"/>
+          <w:szCs w:val="16"/>
+        </w:rPr>
+      </w:pPr>
+      <w:r>
+        <w:rPr>
+          <w:rFonts w:hint="eastAsia"/>
+          <w:sz w:val="16"/>
+          <w:szCs w:val="16"/>
+        </w:rPr>
+        <w:t>- 顶部欢迎语：显示当前登录用户真实姓名，禁止显示固定文本</w:t>
+      </w:r>
+    </w:p>
+    <w:p>
+      <w:pPr>
+        <w:spacing w:before="96" w:after="96" w:line="23" w:lineRule="atLeast"/>
+        <w:rPr>
+          <w:rFonts w:hint="eastAsia"/>
+          <w:sz w:val="16"/>
+          <w:szCs w:val="16"/>
+        </w:rPr>
+      </w:pPr>
+      <w:r>
+        <w:rPr>
+          <w:rFonts w:hint="eastAsia"/>
+          <w:sz w:val="16"/>
+          <w:szCs w:val="16"/>
+        </w:rPr>
+        <w:t>五、审批流程</w:t>
+      </w:r>
+    </w:p>
+    <w:p>
+      <w:pPr>
+        <w:spacing w:before="96" w:after="96" w:line="23" w:lineRule="atLeast"/>
+        <w:rPr>
+          <w:rFonts w:hint="eastAsia"/>
+          <w:sz w:val="16"/>
+          <w:szCs w:val="16"/>
+        </w:rPr>
+      </w:pPr>
+      <w:r>
+        <w:rPr>
+          <w:rFonts w:hint="eastAsia"/>
+          <w:sz w:val="16"/>
+          <w:szCs w:val="16"/>
+        </w:rPr>
+        <w:t>- 合同支付：监理工程师代录 → 监理工程师审批（level1）→ 总监理工程师审批（level2）</w:t>
+      </w:r>
+    </w:p>
+    <w:p>
+      <w:pPr>
+        <w:spacing w:before="96" w:after="96" w:line="23" w:lineRule="atLeast"/>
+        <w:rPr>
+          <w:rFonts w:hint="eastAsia"/>
+          <w:sz w:val="16"/>
+          <w:szCs w:val="16"/>
+        </w:rPr>
+      </w:pPr>
+      <w:r>
+        <w:rPr>
+          <w:rFonts w:hint="eastAsia"/>
+          <w:sz w:val="16"/>
+          <w:szCs w:val="16"/>
+        </w:rPr>
+        <w:t>- 审批意见文件可导出、打印</w:t>
+      </w:r>
+    </w:p>
+    <w:p>
+      <w:pPr>
+        <w:spacing w:before="96" w:after="96" w:line="23" w:lineRule="atLeast"/>
+        <w:rPr>
+          <w:rFonts w:hint="eastAsia"/>
+          <w:sz w:val="16"/>
+          <w:szCs w:val="16"/>
+        </w:rPr>
+      </w:pPr>
+      <w:r>
+        <w:rPr>
+          <w:rFonts w:hint="eastAsia"/>
+          <w:sz w:val="16"/>
+          <w:szCs w:val="16"/>
+        </w:rPr>
+        <w:t>```</w:t>
+      </w:r>
+    </w:p>
+    <w:p>
+      <w:pPr>
+        <w:spacing w:before="96" w:after="96" w:line="23" w:lineRule="atLeast"/>
+        <w:rPr>
+          <w:rFonts w:hint="eastAsia"/>
+          <w:sz w:val="16"/>
+          <w:szCs w:val="16"/>
+        </w:rPr>
+      </w:pPr>
+      <w:r>
+        <w:rPr>
+          <w:rFonts w:hint="eastAsia"/>
+          <w:b/>
+          <w:sz w:val="16"/>
+          <w:szCs w:val="16"/>
+        </w:rPr>
+        <w:t>价值：可以一次性解决本次开发中约 60% 的纠错类需求。</w:t>
       </w:r>
     </w:p>
     <w:p>
@@ -3572,43 +3999,324 @@
         <w:pStyle w:val="3"/>
       </w:pPr>
       <w:r>
-        <w:t>2. 功能问题拆得太细</w:t>
-      </w:r>
-    </w:p>
-    <w:p>
-      <w:pPr>
-        <w:spacing w:before="96" w:after="96" w:line="23" w:lineRule="atLeast"/>
-        <w:rPr>
-          <w:rFonts w:hint="eastAsia"/>
-          <w:sz w:val="16"/>
-          <w:szCs w:val="16"/>
-        </w:rPr>
-      </w:pPr>
-      <w:r>
-        <w:rPr>
-          <w:rFonts w:hint="eastAsia"/>
-          <w:sz w:val="16"/>
-          <w:szCs w:val="16"/>
-        </w:rPr>
-        <w:t>支付管理是最明显的例子：</w:t>
-      </w:r>
-    </w:p>
-    <w:p>
-      <w:pPr>
-        <w:spacing w:before="96" w:after="96" w:line="23" w:lineRule="atLeast"/>
-        <w:rPr>
-          <w:rFonts w:hint="eastAsia"/>
-          <w:sz w:val="16"/>
-          <w:szCs w:val="16"/>
-        </w:rPr>
-      </w:pPr>
-      <w:r>
-        <w:rPr>
-          <w:rFonts w:hint="eastAsia"/>
-          <w:sz w:val="16"/>
-          <w:szCs w:val="16"/>
-        </w:rPr>
-        <w:t>- 第一次反馈“只有点击编号才弹出窗口”</w:t>
+        <w:t>建议 2：每个模块一次性把需求说完，避免“想到一点说一点”</w:t>
+      </w:r>
+    </w:p>
+    <w:p>
+      <w:pPr>
+        <w:spacing w:before="96" w:after="96" w:line="23" w:lineRule="atLeast"/>
+        <w:rPr>
+          <w:rFonts w:hint="eastAsia"/>
+          <w:sz w:val="16"/>
+          <w:szCs w:val="16"/>
+        </w:rPr>
+      </w:pPr>
+      <w:r>
+        <w:rPr>
+          <w:rFonts w:hint="eastAsia"/>
+          <w:b/>
+          <w:sz w:val="16"/>
+          <w:szCs w:val="16"/>
+        </w:rPr>
+        <w:t>推荐做法：当您描述一个模块（比如“合同支付”）时，用结构化的方式一次性说完，例如：</w:t>
+      </w:r>
+    </w:p>
+    <w:p>
+      <w:pPr>
+        <w:spacing w:before="96" w:after="96" w:line="23" w:lineRule="atLeast"/>
+        <w:rPr>
+          <w:rFonts w:hint="eastAsia"/>
+          <w:sz w:val="16"/>
+          <w:szCs w:val="16"/>
+        </w:rPr>
+      </w:pPr>
+      <w:r>
+        <w:rPr>
+          <w:rFonts w:hint="eastAsia"/>
+          <w:sz w:val="16"/>
+          <w:szCs w:val="16"/>
+        </w:rPr>
+        <w:t>```</w:t>
+      </w:r>
+    </w:p>
+    <w:p>
+      <w:pPr>
+        <w:spacing w:before="96" w:after="96" w:line="23" w:lineRule="atLeast"/>
+        <w:rPr>
+          <w:rFonts w:hint="eastAsia"/>
+          <w:sz w:val="16"/>
+          <w:szCs w:val="16"/>
+        </w:rPr>
+      </w:pPr>
+      <w:r>
+        <w:rPr>
+          <w:rFonts w:hint="eastAsia"/>
+          <w:sz w:val="16"/>
+          <w:szCs w:val="16"/>
+        </w:rPr>
+        <w:t>模块：合同支付</w:t>
+      </w:r>
+    </w:p>
+    <w:p>
+      <w:pPr>
+        <w:spacing w:before="96" w:after="96" w:line="23" w:lineRule="atLeast"/>
+        <w:rPr>
+          <w:rFonts w:hint="eastAsia"/>
+          <w:sz w:val="16"/>
+          <w:szCs w:val="16"/>
+        </w:rPr>
+      </w:pPr>
+      <w:r>
+        <w:rPr>
+          <w:rFonts w:hint="eastAsia"/>
+          <w:sz w:val="16"/>
+          <w:szCs w:val="16"/>
+        </w:rPr>
+        <w:t>数据模型：支付记录（合同编号、承建单位、金额、申请人、申请时间）</w:t>
+      </w:r>
+    </w:p>
+    <w:p>
+      <w:pPr>
+        <w:spacing w:before="96" w:after="96" w:line="23" w:lineRule="atLeast"/>
+        <w:rPr>
+          <w:rFonts w:hint="eastAsia"/>
+          <w:sz w:val="16"/>
+          <w:szCs w:val="16"/>
+        </w:rPr>
+      </w:pPr>
+      <w:r>
+        <w:rPr>
+          <w:rFonts w:hint="eastAsia"/>
+          <w:sz w:val="16"/>
+          <w:szCs w:val="16"/>
+        </w:rPr>
+        <w:t>交互：</w:t>
+      </w:r>
+    </w:p>
+    <w:p>
+      <w:pPr>
+        <w:spacing w:before="96" w:after="96" w:line="23" w:lineRule="atLeast"/>
+        <w:rPr>
+          <w:rFonts w:hint="eastAsia"/>
+          <w:sz w:val="16"/>
+          <w:szCs w:val="16"/>
+        </w:rPr>
+      </w:pPr>
+      <w:r>
+        <w:rPr>
+          <w:rFonts w:hint="eastAsia"/>
+          <w:sz w:val="16"/>
+          <w:szCs w:val="16"/>
+        </w:rPr>
+        <w:t>- 新增支付申请（承建单位预填、申请人默认为当前登录监理工程师）</w:t>
+      </w:r>
+    </w:p>
+    <w:p>
+      <w:pPr>
+        <w:spacing w:before="96" w:after="96" w:line="23" w:lineRule="atLeast"/>
+        <w:rPr>
+          <w:rFonts w:hint="eastAsia"/>
+          <w:sz w:val="16"/>
+          <w:szCs w:val="16"/>
+        </w:rPr>
+      </w:pPr>
+      <w:r>
+        <w:rPr>
+          <w:rFonts w:hint="eastAsia"/>
+          <w:sz w:val="16"/>
+          <w:szCs w:val="16"/>
+        </w:rPr>
+        <w:t>- 表格整行点击查看详情</w:t>
+      </w:r>
+    </w:p>
+    <w:p>
+      <w:pPr>
+        <w:spacing w:before="96" w:after="96" w:line="23" w:lineRule="atLeast"/>
+        <w:rPr>
+          <w:rFonts w:hint="eastAsia"/>
+          <w:sz w:val="16"/>
+          <w:szCs w:val="16"/>
+        </w:rPr>
+      </w:pPr>
+      <w:r>
+        <w:rPr>
+          <w:rFonts w:hint="eastAsia"/>
+          <w:sz w:val="16"/>
+          <w:szCs w:val="16"/>
+        </w:rPr>
+        <w:t>- level1 监理工程师审批 + level2 总监理工程师审批</w:t>
+      </w:r>
+    </w:p>
+    <w:p>
+      <w:pPr>
+        <w:spacing w:before="96" w:after="96" w:line="23" w:lineRule="atLeast"/>
+        <w:rPr>
+          <w:rFonts w:hint="eastAsia"/>
+          <w:sz w:val="16"/>
+          <w:szCs w:val="16"/>
+        </w:rPr>
+      </w:pPr>
+      <w:r>
+        <w:rPr>
+          <w:rFonts w:hint="eastAsia"/>
+          <w:sz w:val="16"/>
+          <w:szCs w:val="16"/>
+        </w:rPr>
+        <w:t>- 审批通过后生成支付意见书，支持导出 HTML + 打印</w:t>
+      </w:r>
+    </w:p>
+    <w:p>
+      <w:pPr>
+        <w:spacing w:before="96" w:after="96" w:line="23" w:lineRule="atLeast"/>
+        <w:rPr>
+          <w:rFonts w:hint="eastAsia"/>
+          <w:sz w:val="16"/>
+          <w:szCs w:val="16"/>
+        </w:rPr>
+      </w:pPr>
+      <w:r>
+        <w:rPr>
+          <w:rFonts w:hint="eastAsia"/>
+          <w:sz w:val="16"/>
+          <w:szCs w:val="16"/>
+        </w:rPr>
+        <w:t>文件规范：支付意见书中统一标注版本号 V0.2</w:t>
+      </w:r>
+    </w:p>
+    <w:p>
+      <w:pPr>
+        <w:spacing w:before="96" w:after="96" w:line="23" w:lineRule="atLeast"/>
+        <w:rPr>
+          <w:rFonts w:hint="eastAsia"/>
+          <w:sz w:val="16"/>
+          <w:szCs w:val="16"/>
+        </w:rPr>
+      </w:pPr>
+      <w:r>
+        <w:rPr>
+          <w:rFonts w:hint="eastAsia"/>
+          <w:sz w:val="16"/>
+          <w:szCs w:val="16"/>
+        </w:rPr>
+        <w:t>```</w:t>
+      </w:r>
+    </w:p>
+    <w:p>
+      <w:pPr>
+        <w:spacing w:before="96" w:after="96" w:line="23" w:lineRule="atLeast"/>
+        <w:rPr>
+          <w:rFonts w:hint="eastAsia"/>
+          <w:sz w:val="16"/>
+          <w:szCs w:val="16"/>
+        </w:rPr>
+      </w:pPr>
+      <w:r>
+        <w:rPr>
+          <w:rFonts w:hint="eastAsia"/>
+          <w:b/>
+          <w:sz w:val="16"/>
+          <w:szCs w:val="16"/>
+        </w:rPr>
+        <w:t>不推荐（本次实际发生的模式）：</w:t>
+      </w:r>
+    </w:p>
+    <w:p>
+      <w:pPr>
+        <w:spacing w:before="96" w:after="96" w:line="23" w:lineRule="atLeast"/>
+        <w:rPr>
+          <w:rFonts w:hint="eastAsia"/>
+          <w:sz w:val="16"/>
+          <w:szCs w:val="16"/>
+        </w:rPr>
+      </w:pPr>
+      <w:r>
+        <w:rPr>
+          <w:rFonts w:hint="eastAsia"/>
+          <w:sz w:val="16"/>
+          <w:szCs w:val="16"/>
+        </w:rPr>
+        <w:t>- 第一轮：“合同支付要支持代录 + 分级审批 + 导出打印”</w:t>
+      </w:r>
+    </w:p>
+    <w:p>
+      <w:pPr>
+        <w:spacing w:before="96" w:after="96" w:line="23" w:lineRule="atLeast"/>
+        <w:rPr>
+          <w:rFonts w:hint="eastAsia"/>
+          <w:sz w:val="16"/>
+          <w:szCs w:val="16"/>
+        </w:rPr>
+      </w:pPr>
+      <w:r>
+        <w:rPr>
+          <w:rFonts w:hint="eastAsia"/>
+          <w:sz w:val="16"/>
+          <w:szCs w:val="16"/>
+        </w:rPr>
+        <w:t>- 若干轮后：“支付管理表格点编号才弹窗不行”</w:t>
+      </w:r>
+    </w:p>
+    <w:p>
+      <w:pPr>
+        <w:spacing w:before="96" w:after="96" w:line="23" w:lineRule="atLeast"/>
+        <w:rPr>
+          <w:rFonts w:hint="eastAsia"/>
+          <w:sz w:val="16"/>
+          <w:szCs w:val="16"/>
+        </w:rPr>
+      </w:pPr>
+      <w:r>
+        <w:rPr>
+          <w:rFonts w:hint="eastAsia"/>
+          <w:sz w:val="16"/>
+          <w:szCs w:val="16"/>
+        </w:rPr>
+        <w:t>- 再若干轮：“承建单位信息为空”</w:t>
+      </w:r>
+    </w:p>
+    <w:p>
+      <w:pPr>
+        <w:spacing w:before="96" w:after="96" w:line="23" w:lineRule="atLeast"/>
+        <w:rPr>
+          <w:rFonts w:hint="eastAsia"/>
+          <w:sz w:val="16"/>
+          <w:szCs w:val="16"/>
+        </w:rPr>
+      </w:pPr>
+      <w:r>
+        <w:rPr>
+          <w:rFonts w:hint="eastAsia"/>
+          <w:sz w:val="16"/>
+          <w:szCs w:val="16"/>
+        </w:rPr>
+        <w:t>- 再若干轮：“广东信佰改成广东亿迅”</w:t>
+      </w:r>
+    </w:p>
+    <w:p>
+      <w:pPr>
+        <w:pStyle w:val="3"/>
+      </w:pPr>
+      <w:r>
+        <w:t>建议 3：问题反馈时直接说“错在哪里 + 正确应该是什么”，少用“问题还是没解决”</w:t>
+      </w:r>
+    </w:p>
+    <w:p>
+      <w:pPr>
+        <w:spacing w:before="96" w:after="96" w:line="23" w:lineRule="atLeast"/>
+        <w:rPr>
+          <w:rFonts w:hint="eastAsia"/>
+          <w:sz w:val="16"/>
+          <w:szCs w:val="16"/>
+        </w:rPr>
+      </w:pPr>
+      <w:r>
+        <w:rPr>
+          <w:rFonts w:hint="eastAsia"/>
+          <w:b/>
+          <w:sz w:val="16"/>
+          <w:szCs w:val="16"/>
+        </w:rPr>
+        <w:t>推荐格式：</w:t>
       </w:r>
     </w:p>
     <w:p>
@@ -3627,43 +4335,79 @@
           <w:szCs w:val="16"/>
         </w:rPr>
         <w:lastRenderedPageBreak/>
-        <w:t>- 第二次重复“支付管理的问题还是没解决”</w:t>
-      </w:r>
-    </w:p>
-    <w:p>
-      <w:pPr>
-        <w:spacing w:before="96" w:after="96" w:line="23" w:lineRule="atLeast"/>
-        <w:rPr>
-          <w:rFonts w:hint="eastAsia"/>
-          <w:sz w:val="16"/>
-          <w:szCs w:val="16"/>
-        </w:rPr>
-      </w:pPr>
-      <w:r>
-        <w:rPr>
-          <w:rFonts w:hint="eastAsia"/>
-          <w:sz w:val="16"/>
-          <w:szCs w:val="16"/>
-        </w:rPr>
-        <w:t>- 第三次“承建单位信息为空”</w:t>
-      </w:r>
-    </w:p>
-    <w:p>
-      <w:pPr>
-        <w:spacing w:before="96" w:after="96" w:line="23" w:lineRule="atLeast"/>
-        <w:rPr>
-          <w:rFonts w:hint="eastAsia"/>
-          <w:sz w:val="16"/>
-          <w:szCs w:val="16"/>
-        </w:rPr>
-      </w:pPr>
-      <w:r>
-        <w:rPr>
-          <w:rFonts w:hint="eastAsia"/>
-          <w:sz w:val="16"/>
-          <w:szCs w:val="16"/>
-        </w:rPr>
-        <w:t>- 第四次“系统中出现的广东信佰全部改为广东亿迅”</w:t>
+        <w:t>```</w:t>
+      </w:r>
+    </w:p>
+    <w:p>
+      <w:pPr>
+        <w:spacing w:before="96" w:after="96" w:line="23" w:lineRule="atLeast"/>
+        <w:rPr>
+          <w:rFonts w:hint="eastAsia"/>
+          <w:sz w:val="16"/>
+          <w:szCs w:val="16"/>
+        </w:rPr>
+      </w:pPr>
+      <w:r>
+        <w:rPr>
+          <w:rFonts w:hint="eastAsia"/>
+          <w:sz w:val="16"/>
+          <w:szCs w:val="16"/>
+        </w:rPr>
+        <w:t>问题：支付管理表格点击“编号”列以外的字段无法弹出详情</w:t>
+      </w:r>
+    </w:p>
+    <w:p>
+      <w:pPr>
+        <w:spacing w:before="96" w:after="96" w:line="23" w:lineRule="atLeast"/>
+        <w:rPr>
+          <w:rFonts w:hint="eastAsia"/>
+          <w:sz w:val="16"/>
+          <w:szCs w:val="16"/>
+        </w:rPr>
+      </w:pPr>
+      <w:r>
+        <w:rPr>
+          <w:rFonts w:hint="eastAsia"/>
+          <w:sz w:val="16"/>
+          <w:szCs w:val="16"/>
+        </w:rPr>
+        <w:t>期望：点击表格行的任意字段（编号、项目名称、承建单位、申请金额……）都能打开详情弹窗</w:t>
+      </w:r>
+    </w:p>
+    <w:p>
+      <w:pPr>
+        <w:spacing w:before="96" w:after="96" w:line="23" w:lineRule="atLeast"/>
+        <w:rPr>
+          <w:rFonts w:hint="eastAsia"/>
+          <w:sz w:val="16"/>
+          <w:szCs w:val="16"/>
+        </w:rPr>
+      </w:pPr>
+      <w:r>
+        <w:rPr>
+          <w:rFonts w:hint="eastAsia"/>
+          <w:sz w:val="16"/>
+          <w:szCs w:val="16"/>
+        </w:rPr>
+        <w:t>参考：已正确实现此效果的模块是 XX（若已有）</w:t>
+      </w:r>
+    </w:p>
+    <w:p>
+      <w:pPr>
+        <w:spacing w:before="96" w:after="96" w:line="23" w:lineRule="atLeast"/>
+        <w:rPr>
+          <w:rFonts w:hint="eastAsia"/>
+          <w:sz w:val="16"/>
+          <w:szCs w:val="16"/>
+        </w:rPr>
+      </w:pPr>
+      <w:r>
+        <w:rPr>
+          <w:rFonts w:hint="eastAsia"/>
+          <w:sz w:val="16"/>
+          <w:szCs w:val="16"/>
+        </w:rPr>
+        <w:t>```</w:t>
       </w:r>
     </w:p>
     <w:p>
@@ -3682,7 +4426,7 @@
           <w:sz w:val="16"/>
           <w:szCs w:val="16"/>
         </w:rPr>
-        <w:t>效果：其实是两个独立问题（表格交互 + 数据字段补齐 + 名称统一），可以一次性合并描述。“问题还是没解决”这一类反馈没有新增信息，只是催促，但对定位问题帮助很小。</w:t>
+        <w:t>价值：减少“我去排查到底哪里没改对”的时间。直接告诉问题所在，可以一步到位修改。</w:t>
       </w:r>
     </w:p>
     <w:p>
@@ -3690,115 +4434,243 @@
         <w:pStyle w:val="3"/>
       </w:pPr>
       <w:r>
-        <w:t>3. “纠错类”需求与“功能补充类”需求混在一起提出</w:t>
-      </w:r>
-    </w:p>
-    <w:p>
-      <w:pPr>
-        <w:spacing w:before="96" w:after="96" w:line="23" w:lineRule="atLeast"/>
-        <w:rPr>
-          <w:rFonts w:hint="eastAsia"/>
-          <w:sz w:val="16"/>
-          <w:szCs w:val="16"/>
-        </w:rPr>
-      </w:pPr>
-      <w:r>
-        <w:rPr>
-          <w:rFonts w:hint="eastAsia"/>
-          <w:sz w:val="16"/>
-          <w:szCs w:val="16"/>
-        </w:rPr>
-        <w:t>例如第 13 条原始</w:t>
-      </w:r>
-      <w:proofErr w:type="gramStart"/>
-      <w:r>
-        <w:rPr>
-          <w:rFonts w:hint="eastAsia"/>
-          <w:sz w:val="16"/>
-          <w:szCs w:val="16"/>
-        </w:rPr>
-        <w:t>输入里</w:t>
-      </w:r>
-      <w:proofErr w:type="gramEnd"/>
-      <w:r>
-        <w:rPr>
-          <w:rFonts w:hint="eastAsia"/>
-          <w:sz w:val="16"/>
-          <w:szCs w:val="16"/>
-        </w:rPr>
-        <w:t>同时包含三件事：</w:t>
-      </w:r>
-    </w:p>
-    <w:p>
-      <w:pPr>
-        <w:spacing w:before="96" w:after="96" w:line="23" w:lineRule="atLeast"/>
-        <w:rPr>
-          <w:rFonts w:hint="eastAsia"/>
-          <w:sz w:val="16"/>
-          <w:szCs w:val="16"/>
-        </w:rPr>
-      </w:pPr>
-      <w:r>
-        <w:rPr>
-          <w:rFonts w:hint="eastAsia"/>
-          <w:sz w:val="16"/>
-          <w:szCs w:val="16"/>
-        </w:rPr>
-        <w:t>- 删除 SP-007 重复条目</w:t>
-      </w:r>
-    </w:p>
-    <w:p>
-      <w:pPr>
-        <w:spacing w:before="96" w:after="96" w:line="23" w:lineRule="atLeast"/>
-        <w:rPr>
-          <w:rFonts w:hint="eastAsia"/>
-          <w:sz w:val="16"/>
-          <w:szCs w:val="16"/>
-        </w:rPr>
-      </w:pPr>
-      <w:r>
-        <w:rPr>
-          <w:rFonts w:hint="eastAsia"/>
-          <w:sz w:val="16"/>
-          <w:szCs w:val="16"/>
-        </w:rPr>
-        <w:t>- 删除 SCT-015 / 016 重复证书</w:t>
-      </w:r>
-    </w:p>
-    <w:p>
-      <w:pPr>
-        <w:spacing w:before="96" w:after="96" w:line="23" w:lineRule="atLeast"/>
-        <w:rPr>
-          <w:rFonts w:hint="eastAsia"/>
-          <w:sz w:val="16"/>
-          <w:szCs w:val="16"/>
-        </w:rPr>
-      </w:pPr>
-      <w:r>
-        <w:rPr>
-          <w:rFonts w:hint="eastAsia"/>
-          <w:sz w:val="16"/>
-          <w:szCs w:val="16"/>
-        </w:rPr>
-        <w:t>- 审批人从角色名替换为具体人名</w:t>
-      </w:r>
-    </w:p>
-    <w:p>
-      <w:pPr>
-        <w:spacing w:before="96" w:after="96" w:line="23" w:lineRule="atLeast"/>
-        <w:rPr>
-          <w:rFonts w:hint="eastAsia"/>
-          <w:sz w:val="16"/>
-          <w:szCs w:val="16"/>
-        </w:rPr>
-      </w:pPr>
-      <w:r>
-        <w:rPr>
-          <w:rFonts w:hint="eastAsia"/>
-          <w:sz w:val="16"/>
-          <w:szCs w:val="16"/>
-        </w:rPr>
-        <w:t>这三件事分别对应“监理师模块数据清洗”、“证书模块数据清洗”、“全系统审批逻辑重构”。我在一次回复中要同时处理三个模块，容易遗漏。</w:t>
+        <w:t>建议 4：文档/交付物的规范，第一次就说清楚</w:t>
+      </w:r>
+    </w:p>
+    <w:p>
+      <w:pPr>
+        <w:spacing w:before="96" w:after="96" w:line="23" w:lineRule="atLeast"/>
+        <w:rPr>
+          <w:rFonts w:hint="eastAsia"/>
+          <w:sz w:val="16"/>
+          <w:szCs w:val="16"/>
+        </w:rPr>
+      </w:pPr>
+      <w:r>
+        <w:rPr>
+          <w:rFonts w:hint="eastAsia"/>
+          <w:b/>
+          <w:sz w:val="16"/>
+          <w:szCs w:val="16"/>
+        </w:rPr>
+        <w:t>推荐做法：当您要求生成文档时，一次性给出完整规范：</w:t>
+      </w:r>
+    </w:p>
+    <w:p>
+      <w:pPr>
+        <w:spacing w:before="96" w:after="96" w:line="23" w:lineRule="atLeast"/>
+        <w:rPr>
+          <w:rFonts w:hint="eastAsia"/>
+          <w:sz w:val="16"/>
+          <w:szCs w:val="16"/>
+        </w:rPr>
+      </w:pPr>
+      <w:r>
+        <w:rPr>
+          <w:rFonts w:hint="eastAsia"/>
+          <w:sz w:val="16"/>
+          <w:szCs w:val="16"/>
+        </w:rPr>
+        <w:t>```</w:t>
+      </w:r>
+    </w:p>
+    <w:p>
+      <w:pPr>
+        <w:spacing w:before="96" w:after="96" w:line="23" w:lineRule="atLeast"/>
+        <w:rPr>
+          <w:rFonts w:hint="eastAsia"/>
+          <w:sz w:val="16"/>
+          <w:szCs w:val="16"/>
+        </w:rPr>
+      </w:pPr>
+      <w:r>
+        <w:rPr>
+          <w:rFonts w:hint="eastAsia"/>
+          <w:sz w:val="16"/>
+          <w:szCs w:val="16"/>
+        </w:rPr>
+        <w:t>生成两份文件：</w:t>
+      </w:r>
+    </w:p>
+    <w:p>
+      <w:pPr>
+        <w:spacing w:before="96" w:after="96" w:line="23" w:lineRule="atLeast"/>
+        <w:rPr>
+          <w:rFonts w:hint="eastAsia"/>
+          <w:sz w:val="16"/>
+          <w:szCs w:val="16"/>
+        </w:rPr>
+      </w:pPr>
+      <w:r>
+        <w:rPr>
+          <w:rFonts w:hint="eastAsia"/>
+          <w:sz w:val="16"/>
+          <w:szCs w:val="16"/>
+        </w:rPr>
+        <w:t>1. 指令原文.md：</w:t>
+      </w:r>
+    </w:p>
+    <w:p>
+      <w:pPr>
+        <w:spacing w:before="96" w:after="96" w:line="23" w:lineRule="atLeast"/>
+        <w:rPr>
+          <w:rFonts w:hint="eastAsia"/>
+          <w:sz w:val="16"/>
+          <w:szCs w:val="16"/>
+        </w:rPr>
+      </w:pPr>
+      <w:r>
+        <w:rPr>
+          <w:rFonts w:hint="eastAsia"/>
+          <w:sz w:val="16"/>
+          <w:szCs w:val="16"/>
+        </w:rPr>
+        <w:t>- 时间倒序或正序均可，建议正序</w:t>
+      </w:r>
+    </w:p>
+    <w:p>
+      <w:pPr>
+        <w:spacing w:before="96" w:after="96" w:line="23" w:lineRule="atLeast"/>
+        <w:rPr>
+          <w:rFonts w:hint="eastAsia"/>
+          <w:sz w:val="16"/>
+          <w:szCs w:val="16"/>
+        </w:rPr>
+      </w:pPr>
+      <w:r>
+        <w:rPr>
+          <w:rFonts w:hint="eastAsia"/>
+          <w:sz w:val="16"/>
+          <w:szCs w:val="16"/>
+        </w:rPr>
+        <w:t>- 每条用户输入原文逐字保留，不得改写</w:t>
+      </w:r>
+    </w:p>
+    <w:p>
+      <w:pPr>
+        <w:spacing w:before="96" w:after="96" w:line="23" w:lineRule="atLeast"/>
+        <w:rPr>
+          <w:rFonts w:hint="eastAsia"/>
+          <w:sz w:val="16"/>
+          <w:szCs w:val="16"/>
+        </w:rPr>
+      </w:pPr>
+      <w:r>
+        <w:rPr>
+          <w:rFonts w:hint="eastAsia"/>
+          <w:sz w:val="16"/>
+          <w:szCs w:val="16"/>
+        </w:rPr>
+        <w:t>- 可附极简元信息（时间/分类标记），但不得修改正文</w:t>
+      </w:r>
+    </w:p>
+    <w:p>
+      <w:pPr>
+        <w:spacing w:before="96" w:after="96" w:line="23" w:lineRule="atLeast"/>
+        <w:rPr>
+          <w:rFonts w:hint="eastAsia"/>
+          <w:sz w:val="16"/>
+          <w:szCs w:val="16"/>
+        </w:rPr>
+      </w:pPr>
+      <w:r>
+        <w:rPr>
+          <w:rFonts w:hint="eastAsia"/>
+          <w:sz w:val="16"/>
+          <w:szCs w:val="16"/>
+        </w:rPr>
+        <w:t>2. 会话总结V0.1.docx：</w:t>
+      </w:r>
+    </w:p>
+    <w:p>
+      <w:pPr>
+        <w:spacing w:before="96" w:after="96" w:line="23" w:lineRule="atLeast"/>
+        <w:rPr>
+          <w:rFonts w:hint="eastAsia"/>
+          <w:sz w:val="16"/>
+          <w:szCs w:val="16"/>
+        </w:rPr>
+      </w:pPr>
+      <w:r>
+        <w:rPr>
+          <w:rFonts w:hint="eastAsia"/>
+          <w:sz w:val="16"/>
+          <w:szCs w:val="16"/>
+        </w:rPr>
+        <w:t>- 分三类：指令类、需求补充类、纠错类</w:t>
+      </w:r>
+    </w:p>
+    <w:p>
+      <w:pPr>
+        <w:spacing w:before="96" w:after="96" w:line="23" w:lineRule="atLeast"/>
+        <w:rPr>
+          <w:rFonts w:hint="eastAsia"/>
+          <w:sz w:val="16"/>
+          <w:szCs w:val="16"/>
+        </w:rPr>
+      </w:pPr>
+      <w:r>
+        <w:rPr>
+          <w:rFonts w:hint="eastAsia"/>
+          <w:sz w:val="16"/>
+          <w:szCs w:val="16"/>
+        </w:rPr>
+        <w:t>- 重复或相近需求合并，保留原文引用，不做主观归纳</w:t>
+      </w:r>
+    </w:p>
+    <w:p>
+      <w:pPr>
+        <w:spacing w:before="96" w:after="96" w:line="23" w:lineRule="atLeast"/>
+        <w:rPr>
+          <w:rFonts w:hint="eastAsia"/>
+          <w:sz w:val="16"/>
+          <w:szCs w:val="16"/>
+        </w:rPr>
+      </w:pPr>
+      <w:r>
+        <w:rPr>
+          <w:rFonts w:hint="eastAsia"/>
+          <w:sz w:val="16"/>
+          <w:szCs w:val="16"/>
+        </w:rPr>
+        <w:t>- 前后不一致处以最后一次输入为准，并在文中用“说明”标注</w:t>
+      </w:r>
+    </w:p>
+    <w:p>
+      <w:pPr>
+        <w:spacing w:before="96" w:after="96" w:line="23" w:lineRule="atLeast"/>
+        <w:rPr>
+          <w:rFonts w:hint="eastAsia"/>
+          <w:sz w:val="16"/>
+          <w:szCs w:val="16"/>
+        </w:rPr>
+      </w:pPr>
+      <w:r>
+        <w:rPr>
+          <w:rFonts w:hint="eastAsia"/>
+          <w:sz w:val="16"/>
+          <w:szCs w:val="16"/>
+        </w:rPr>
+        <w:t>```</w:t>
+      </w:r>
+    </w:p>
+    <w:p>
+      <w:pPr>
+        <w:spacing w:before="96" w:after="96" w:line="23" w:lineRule="atLeast"/>
+        <w:rPr>
+          <w:rFonts w:hint="eastAsia"/>
+          <w:sz w:val="16"/>
+          <w:szCs w:val="16"/>
+        </w:rPr>
+      </w:pPr>
+      <w:r>
+        <w:rPr>
+          <w:rFonts w:hint="eastAsia"/>
+          <w:b/>
+          <w:sz w:val="16"/>
+          <w:szCs w:val="16"/>
+        </w:rPr>
+        <w:t>不推荐：先要求“归纳总结 + 命名《X》”，完成后又要求“保留原文不要归纳 + 新增 md + 改名《Y》”。这类变更产生的返工成本最高。</w:t>
       </w:r>
     </w:p>
     <w:p>
@@ -3806,43 +4678,278 @@
         <w:pStyle w:val="3"/>
       </w:pPr>
       <w:r>
-        <w:t>4. 文档整理指令前后变化</w:t>
-      </w:r>
-    </w:p>
-    <w:p>
-      <w:pPr>
-        <w:spacing w:before="96" w:after="96" w:line="23" w:lineRule="atLeast"/>
-        <w:rPr>
-          <w:rFonts w:hint="eastAsia"/>
-          <w:sz w:val="16"/>
-          <w:szCs w:val="16"/>
-        </w:rPr>
-      </w:pPr>
-      <w:r>
-        <w:rPr>
-          <w:rFonts w:hint="eastAsia"/>
-          <w:sz w:val="16"/>
-          <w:szCs w:val="16"/>
-        </w:rPr>
-        <w:t>文档整理类指令一共改了两次（第一次要求归纳，第二次要求保留原文、且新增 md 原始记录）。这类“需求变更发生在交付物规范层面”的问题，最</w:t>
-      </w:r>
-      <w:proofErr w:type="gramStart"/>
-      <w:r>
-        <w:rPr>
-          <w:rFonts w:hint="eastAsia"/>
-          <w:sz w:val="16"/>
-          <w:szCs w:val="16"/>
-        </w:rPr>
-        <w:t>容易浪费</w:t>
-      </w:r>
-      <w:proofErr w:type="gramEnd"/>
-      <w:r>
-        <w:rPr>
-          <w:rFonts w:hint="eastAsia"/>
-          <w:sz w:val="16"/>
-          <w:szCs w:val="16"/>
-        </w:rPr>
-        <w:t>时间——已经做好的文档要推倒重来。</w:t>
+        <w:t>建议 5：对“数据类”需求，直接给出完整的数据样例而不是描述</w:t>
+      </w:r>
+    </w:p>
+    <w:p>
+      <w:pPr>
+        <w:spacing w:before="96" w:after="96" w:line="23" w:lineRule="atLeast"/>
+        <w:rPr>
+          <w:rFonts w:hint="eastAsia"/>
+          <w:sz w:val="16"/>
+          <w:szCs w:val="16"/>
+        </w:rPr>
+      </w:pPr>
+      <w:r>
+        <w:rPr>
+          <w:rFonts w:hint="eastAsia"/>
+          <w:sz w:val="16"/>
+          <w:szCs w:val="16"/>
+        </w:rPr>
+        <w:t>比如要求“审批人应该是具体人名”时，直接给一份对照：</w:t>
+      </w:r>
+    </w:p>
+    <w:p>
+      <w:pPr>
+        <w:spacing w:before="96" w:after="96" w:line="23" w:lineRule="atLeast"/>
+        <w:rPr>
+          <w:rFonts w:hint="eastAsia"/>
+          <w:sz w:val="16"/>
+          <w:szCs w:val="16"/>
+        </w:rPr>
+      </w:pPr>
+      <w:r>
+        <w:rPr>
+          <w:rFonts w:hint="eastAsia"/>
+          <w:sz w:val="16"/>
+          <w:szCs w:val="16"/>
+        </w:rPr>
+        <w:t>```</w:t>
+      </w:r>
+    </w:p>
+    <w:p>
+      <w:pPr>
+        <w:spacing w:before="96" w:after="96" w:line="23" w:lineRule="atLeast"/>
+        <w:rPr>
+          <w:rFonts w:hint="eastAsia"/>
+          <w:sz w:val="16"/>
+          <w:szCs w:val="16"/>
+        </w:rPr>
+      </w:pPr>
+      <w:r>
+        <w:rPr>
+          <w:rFonts w:hint="eastAsia"/>
+          <w:sz w:val="16"/>
+          <w:szCs w:val="16"/>
+        </w:rPr>
+        <w:t>审批人对照：</w:t>
+      </w:r>
+    </w:p>
+    <w:p>
+      <w:pPr>
+        <w:spacing w:before="96" w:after="96" w:line="23" w:lineRule="atLeast"/>
+        <w:rPr>
+          <w:rFonts w:hint="eastAsia"/>
+          <w:sz w:val="16"/>
+          <w:szCs w:val="16"/>
+        </w:rPr>
+      </w:pPr>
+      <w:r>
+        <w:rPr>
+          <w:rFonts w:hint="eastAsia"/>
+          <w:sz w:val="16"/>
+          <w:szCs w:val="16"/>
+        </w:rPr>
+        <w:t>角色名 → 具体人名</w:t>
+      </w:r>
+    </w:p>
+    <w:p>
+      <w:pPr>
+        <w:spacing w:before="96" w:after="96" w:line="23" w:lineRule="atLeast"/>
+        <w:rPr>
+          <w:rFonts w:hint="eastAsia"/>
+          <w:sz w:val="16"/>
+          <w:szCs w:val="16"/>
+        </w:rPr>
+      </w:pPr>
+      <w:r>
+        <w:rPr>
+          <w:rFonts w:hint="eastAsia"/>
+          <w:sz w:val="16"/>
+          <w:szCs w:val="16"/>
+        </w:rPr>
+        <w:t>总监理工程师 → 韦江腾</w:t>
+      </w:r>
+    </w:p>
+    <w:p>
+      <w:pPr>
+        <w:spacing w:before="96" w:after="96" w:line="23" w:lineRule="atLeast"/>
+        <w:rPr>
+          <w:rFonts w:hint="eastAsia"/>
+          <w:sz w:val="16"/>
+          <w:szCs w:val="16"/>
+        </w:rPr>
+      </w:pPr>
+      <w:r>
+        <w:rPr>
+          <w:rFonts w:hint="eastAsia"/>
+          <w:sz w:val="16"/>
+          <w:szCs w:val="16"/>
+        </w:rPr>
+        <w:t>监理工程师 → 滕海燕</w:t>
+      </w:r>
+    </w:p>
+    <w:p>
+      <w:pPr>
+        <w:spacing w:before="96" w:after="96" w:line="23" w:lineRule="atLeast"/>
+        <w:rPr>
+          <w:rFonts w:hint="eastAsia"/>
+          <w:sz w:val="16"/>
+          <w:szCs w:val="16"/>
+        </w:rPr>
+      </w:pPr>
+      <w:r>
+        <w:rPr>
+          <w:rFonts w:hint="eastAsia"/>
+          <w:sz w:val="16"/>
+          <w:szCs w:val="16"/>
+        </w:rPr>
+        <w:t>销售 → 孙永秀（默认）/ 蔡海婷 / 许琰芳 / 李金花（下拉可选）</w:t>
+      </w:r>
+    </w:p>
+    <w:p>
+      <w:pPr>
+        <w:spacing w:before="96" w:after="96" w:line="23" w:lineRule="atLeast"/>
+        <w:rPr>
+          <w:rFonts w:hint="eastAsia"/>
+          <w:sz w:val="16"/>
+          <w:szCs w:val="16"/>
+        </w:rPr>
+      </w:pPr>
+      <w:r>
+        <w:rPr>
+          <w:rFonts w:hint="eastAsia"/>
+          <w:sz w:val="16"/>
+          <w:szCs w:val="16"/>
+        </w:rPr>
+        <w:t>部门经理 → 王华</w:t>
+      </w:r>
+    </w:p>
+    <w:p>
+      <w:pPr>
+        <w:spacing w:before="96" w:after="96" w:line="23" w:lineRule="atLeast"/>
+        <w:rPr>
+          <w:rFonts w:hint="eastAsia"/>
+          <w:sz w:val="16"/>
+          <w:szCs w:val="16"/>
+        </w:rPr>
+      </w:pPr>
+      <w:r>
+        <w:rPr>
+          <w:rFonts w:hint="eastAsia"/>
+          <w:sz w:val="16"/>
+          <w:szCs w:val="16"/>
+        </w:rPr>
+        <w:t>分管副总经理 → 王小平</w:t>
+      </w:r>
+    </w:p>
+    <w:p>
+      <w:pPr>
+        <w:spacing w:before="96" w:after="96" w:line="23" w:lineRule="atLeast"/>
+        <w:rPr>
+          <w:rFonts w:hint="eastAsia"/>
+          <w:sz w:val="16"/>
+          <w:szCs w:val="16"/>
+        </w:rPr>
+      </w:pPr>
+      <w:r>
+        <w:rPr>
+          <w:rFonts w:hint="eastAsia"/>
+          <w:sz w:val="16"/>
+          <w:szCs w:val="16"/>
+        </w:rPr>
+        <w:t>管理员 → 韦江腾</w:t>
+      </w:r>
+    </w:p>
+    <w:p>
+      <w:pPr>
+        <w:spacing w:before="96" w:after="96" w:line="23" w:lineRule="atLeast"/>
+        <w:rPr>
+          <w:rFonts w:hint="eastAsia"/>
+          <w:sz w:val="16"/>
+          <w:szCs w:val="16"/>
+        </w:rPr>
+      </w:pPr>
+      <w:r>
+        <w:rPr>
+          <w:rFonts w:hint="eastAsia"/>
+          <w:sz w:val="16"/>
+          <w:szCs w:val="16"/>
+        </w:rPr>
+        <w:t>适用模块：approvalRecords / acceptanceChecks / changeRequests / quality /</w:t>
+      </w:r>
+    </w:p>
+    <w:p>
+      <w:pPr>
+        <w:spacing w:before="96" w:after="96" w:line="23" w:lineRule="atLeast"/>
+        <w:rPr>
+          <w:rFonts w:hint="eastAsia"/>
+          <w:sz w:val="16"/>
+          <w:szCs w:val="16"/>
+        </w:rPr>
+      </w:pPr>
+      <w:r>
+        <w:rPr>
+          <w:rFonts w:hint="eastAsia"/>
+          <w:sz w:val="16"/>
+          <w:szCs w:val="16"/>
+        </w:rPr>
+        <w:t>projects / meetings / knowledge / infoDocuments / schedule /</w:t>
+      </w:r>
+    </w:p>
+    <w:p>
+      <w:pPr>
+        <w:spacing w:before="96" w:after="96" w:line="23" w:lineRule="atLeast"/>
+        <w:rPr>
+          <w:rFonts w:hint="eastAsia"/>
+          <w:sz w:val="16"/>
+          <w:szCs w:val="16"/>
+        </w:rPr>
+      </w:pPr>
+      <w:r>
+        <w:rPr>
+          <w:rFonts w:hint="eastAsia"/>
+          <w:sz w:val="16"/>
+          <w:szCs w:val="16"/>
+        </w:rPr>
+        <w:t>cost / fileArchives / supervisorCertificates</w:t>
+      </w:r>
+    </w:p>
+    <w:p>
+      <w:pPr>
+        <w:spacing w:before="96" w:after="96" w:line="23" w:lineRule="atLeast"/>
+        <w:rPr>
+          <w:rFonts w:hint="eastAsia"/>
+          <w:sz w:val="16"/>
+          <w:szCs w:val="16"/>
+        </w:rPr>
+      </w:pPr>
+      <w:r>
+        <w:rPr>
+          <w:rFonts w:hint="eastAsia"/>
+          <w:sz w:val="16"/>
+          <w:szCs w:val="16"/>
+        </w:rPr>
+        <w:t>```</w:t>
+      </w:r>
+    </w:p>
+    <w:p>
+      <w:pPr>
+        <w:spacing w:before="96" w:after="96" w:line="23" w:lineRule="atLeast"/>
+        <w:rPr>
+          <w:rFonts w:hint="eastAsia"/>
+          <w:sz w:val="16"/>
+          <w:szCs w:val="16"/>
+        </w:rPr>
+      </w:pPr>
+      <w:r>
+        <w:rPr>
+          <w:rFonts w:hint="eastAsia"/>
+          <w:b/>
+          <w:sz w:val="16"/>
+          <w:szCs w:val="16"/>
+        </w:rPr>
+        <w:t>价值：避免我只改了一个模块而遗漏其他，也避免我把“监理工程师”的默认人选成别人。</w:t>
       </w:r>
     </w:p>
     <w:p>
@@ -3850,115 +4957,43 @@
         <w:pStyle w:val="3"/>
       </w:pPr>
       <w:r>
-        <w:t>5. 未在最开始就给出“数据样板”</w:t>
-      </w:r>
-    </w:p>
-    <w:p>
-      <w:pPr>
-        <w:spacing w:before="96" w:after="96" w:line="23" w:lineRule="atLeast"/>
-        <w:rPr>
-          <w:rFonts w:hint="eastAsia"/>
-          <w:sz w:val="16"/>
-          <w:szCs w:val="16"/>
-        </w:rPr>
-      </w:pPr>
-      <w:r>
-        <w:rPr>
-          <w:rFonts w:hint="eastAsia"/>
-          <w:sz w:val="16"/>
-          <w:szCs w:val="16"/>
-        </w:rPr>
-        <w:t>很多问题本质是数据字段规范问题：</w:t>
-      </w:r>
-    </w:p>
-    <w:p>
-      <w:pPr>
-        <w:spacing w:before="96" w:after="96" w:line="23" w:lineRule="atLeast"/>
-        <w:rPr>
-          <w:rFonts w:hint="eastAsia"/>
-          <w:sz w:val="16"/>
-          <w:szCs w:val="16"/>
-        </w:rPr>
-      </w:pPr>
-      <w:r>
-        <w:rPr>
-          <w:rFonts w:hint="eastAsia"/>
-          <w:sz w:val="16"/>
-          <w:szCs w:val="16"/>
-        </w:rPr>
-        <w:t>- reviewer / approver / uploadedBy / applicant 应该是“人名”而非“角色名”</w:t>
-      </w:r>
-    </w:p>
-    <w:p>
-      <w:pPr>
-        <w:spacing w:before="96" w:after="96" w:line="23" w:lineRule="atLeast"/>
-        <w:rPr>
-          <w:rFonts w:hint="eastAsia"/>
-          <w:sz w:val="16"/>
-          <w:szCs w:val="16"/>
-        </w:rPr>
-      </w:pPr>
-      <w:r>
-        <w:rPr>
-          <w:rFonts w:hint="eastAsia"/>
-          <w:sz w:val="16"/>
-          <w:szCs w:val="16"/>
-        </w:rPr>
-        <w:t>- contractor 应该是具体公司名称而非空</w:t>
-      </w:r>
-    </w:p>
-    <w:p>
-      <w:pPr>
-        <w:spacing w:before="96" w:after="96" w:line="23" w:lineRule="atLeast"/>
-        <w:rPr>
-          <w:rFonts w:hint="eastAsia"/>
-          <w:sz w:val="16"/>
-          <w:szCs w:val="16"/>
-        </w:rPr>
-      </w:pPr>
-      <w:r>
-        <w:rPr>
-          <w:rFonts w:hint="eastAsia"/>
-          <w:sz w:val="16"/>
-          <w:szCs w:val="16"/>
-        </w:rPr>
-        <w:t>- certificate 的 supervisorCode 必须与 supervisors 中存在的编码对应</w:t>
-      </w:r>
-    </w:p>
-    <w:p>
-      <w:pPr>
-        <w:spacing w:before="96" w:after="96" w:line="23" w:lineRule="atLeast"/>
-        <w:rPr>
-          <w:rFonts w:hint="eastAsia"/>
-          <w:sz w:val="16"/>
-          <w:szCs w:val="16"/>
-        </w:rPr>
-      </w:pPr>
-      <w:r>
-        <w:rPr>
-          <w:rFonts w:hint="eastAsia"/>
-          <w:sz w:val="16"/>
-          <w:szCs w:val="16"/>
-        </w:rPr>
-        <w:t>这些规范如果在一开始就明确为“数据字典”，后面就不需要</w:t>
-      </w:r>
-      <w:proofErr w:type="gramStart"/>
-      <w:r>
-        <w:rPr>
-          <w:rFonts w:hint="eastAsia"/>
-          <w:sz w:val="16"/>
-          <w:szCs w:val="16"/>
-        </w:rPr>
-        <w:t>逐文件</w:t>
-      </w:r>
-      <w:proofErr w:type="gramEnd"/>
-      <w:r>
-        <w:rPr>
-          <w:rFonts w:hint="eastAsia"/>
-          <w:sz w:val="16"/>
-          <w:szCs w:val="16"/>
-        </w:rPr>
-        <w:t>纠错。</w:t>
+        <w:t>建议 6：第一次指令就带上“版本号”和“公司名称”，不要事后改</w:t>
+      </w:r>
+    </w:p>
+    <w:p>
+      <w:pPr>
+        <w:spacing w:before="96" w:after="96" w:line="23" w:lineRule="atLeast"/>
+        <w:rPr>
+          <w:rFonts w:hint="eastAsia"/>
+          <w:sz w:val="16"/>
+          <w:szCs w:val="16"/>
+        </w:rPr>
+      </w:pPr>
+      <w:r>
+        <w:rPr>
+          <w:rFonts w:hint="eastAsia"/>
+          <w:sz w:val="16"/>
+          <w:szCs w:val="16"/>
+        </w:rPr>
+        <w:t>V0.1 → V0.2 这个改动本身不大，但会影响多处文件（版本号展示、导出文件命名等）。如果最开始就确定是 V0.2，能省一次专门的“版本升级”对话。</w:t>
+      </w:r>
+    </w:p>
+    <w:p>
+      <w:pPr>
+        <w:spacing w:before="96" w:after="96" w:line="23" w:lineRule="atLeast"/>
+        <w:rPr>
+          <w:rFonts w:hint="eastAsia"/>
+          <w:sz w:val="16"/>
+          <w:szCs w:val="16"/>
+        </w:rPr>
+      </w:pPr>
+      <w:r>
+        <w:rPr>
+          <w:rFonts w:hint="eastAsia"/>
+          <w:sz w:val="16"/>
+          <w:szCs w:val="16"/>
+        </w:rPr>
+        <w:t>同理，“广东信佰 → 广东亿迅”是典型的“最开始就应明确”的信息。</w:t>
       </w:r>
     </w:p>
     <w:p>
@@ -3984,15 +5019,26 @@
         <w:pStyle w:val="2"/>
       </w:pPr>
       <w:r>
-        <w:t>二、如果重来一遍：优化建议（包含您如何给指令/需求）</w:t>
-      </w:r>
-    </w:p>
-    <w:p>
-      <w:pPr>
-        <w:pStyle w:val="3"/>
-      </w:pPr>
-      <w:r>
-        <w:t>建议 1：最开始一次性给出“业务规范说明书”（一页纸即可）</w:t>
+        <w:t>三、一个理想的“从头启动”对话模板</w:t>
+      </w:r>
+    </w:p>
+    <w:p>
+      <w:pPr>
+        <w:spacing w:before="96" w:after="96" w:line="23" w:lineRule="atLeast"/>
+        <w:rPr>
+          <w:rFonts w:hint="eastAsia"/>
+          <w:sz w:val="16"/>
+          <w:szCs w:val="16"/>
+        </w:rPr>
+      </w:pPr>
+      <w:r>
+        <w:rPr>
+          <w:rFonts w:hint="eastAsia"/>
+          <w:sz w:val="16"/>
+          <w:szCs w:val="16"/>
+        </w:rPr>
+        <w:lastRenderedPageBreak/>
+        <w:t>如果重开发这个项目，您用 3 轮对话就能达到当前效果：</w:t>
       </w:r>
     </w:p>
     <w:p>
@@ -4011,440 +5057,79 @@
           <w:sz w:val="16"/>
           <w:szCs w:val="16"/>
         </w:rPr>
-        <w:t>推荐做法：项目启动时先给一份规范清单，而不是边做边补。示例模板：</w:t>
-      </w:r>
-    </w:p>
-    <w:p>
-      <w:pPr>
-        <w:spacing w:before="96" w:after="96" w:line="23" w:lineRule="atLeast"/>
-        <w:rPr>
-          <w:rFonts w:hint="eastAsia"/>
-          <w:sz w:val="16"/>
-          <w:szCs w:val="16"/>
-        </w:rPr>
-      </w:pPr>
-      <w:r>
-        <w:rPr>
-          <w:rFonts w:hint="eastAsia"/>
-          <w:sz w:val="16"/>
-          <w:szCs w:val="16"/>
-        </w:rPr>
-        <w:t>```</w:t>
-      </w:r>
-    </w:p>
-    <w:p>
-      <w:pPr>
-        <w:spacing w:before="96" w:after="96" w:line="23" w:lineRule="atLeast"/>
-        <w:rPr>
-          <w:rFonts w:hint="eastAsia"/>
-          <w:sz w:val="16"/>
-          <w:szCs w:val="16"/>
-        </w:rPr>
-      </w:pPr>
-      <w:r>
-        <w:rPr>
-          <w:rFonts w:hint="eastAsia"/>
-          <w:sz w:val="16"/>
-          <w:szCs w:val="16"/>
-        </w:rPr>
-        <w:t>信佰监理系统 V0.2 · 业务规范</w:t>
-      </w:r>
-    </w:p>
-    <w:p>
-      <w:pPr>
-        <w:spacing w:before="96" w:after="96" w:line="23" w:lineRule="atLeast"/>
-        <w:rPr>
-          <w:rFonts w:hint="eastAsia"/>
-          <w:sz w:val="16"/>
-          <w:szCs w:val="16"/>
-        </w:rPr>
-      </w:pPr>
-      <w:r>
-        <w:rPr>
-          <w:rFonts w:hint="eastAsia"/>
-          <w:sz w:val="16"/>
-          <w:szCs w:val="16"/>
-        </w:rPr>
-        <w:t>一、角色与人员配置</w:t>
-      </w:r>
-    </w:p>
-    <w:p>
-      <w:pPr>
-        <w:spacing w:before="96" w:after="96" w:line="23" w:lineRule="atLeast"/>
-        <w:rPr>
-          <w:rFonts w:hint="eastAsia"/>
-          <w:sz w:val="16"/>
-          <w:szCs w:val="16"/>
-        </w:rPr>
-      </w:pPr>
-      <w:r>
-        <w:rPr>
-          <w:rFonts w:hint="eastAsia"/>
-          <w:sz w:val="16"/>
-          <w:szCs w:val="16"/>
-        </w:rPr>
-        <w:t>- 总监理工程师：韦江腾（证书：监理师、项目管理师、软件造价工程师、系统架构设计师）</w:t>
-      </w:r>
-    </w:p>
-    <w:p>
-      <w:pPr>
-        <w:spacing w:before="96" w:after="96" w:line="23" w:lineRule="atLeast"/>
-        <w:rPr>
-          <w:rFonts w:hint="eastAsia"/>
-          <w:sz w:val="16"/>
-          <w:szCs w:val="16"/>
-        </w:rPr>
-      </w:pPr>
-      <w:r>
-        <w:rPr>
-          <w:rFonts w:hint="eastAsia"/>
-          <w:sz w:val="16"/>
-          <w:szCs w:val="16"/>
-        </w:rPr>
-        <w:t>- 监理工程师：滕海燕（证书：监理师、软件造价工程师）</w:t>
-      </w:r>
-    </w:p>
-    <w:p>
-      <w:pPr>
-        <w:spacing w:before="96" w:after="96" w:line="23" w:lineRule="atLeast"/>
-        <w:rPr>
-          <w:rFonts w:hint="eastAsia"/>
-          <w:sz w:val="16"/>
-          <w:szCs w:val="16"/>
-        </w:rPr>
-      </w:pPr>
-      <w:r>
-        <w:rPr>
-          <w:rFonts w:hint="eastAsia"/>
-          <w:sz w:val="16"/>
-          <w:szCs w:val="16"/>
-        </w:rPr>
-        <w:t>- 部门经理：王华；分管副总经理：王小平</w:t>
-      </w:r>
-    </w:p>
-    <w:p>
-      <w:pPr>
-        <w:spacing w:before="96" w:after="96" w:line="23" w:lineRule="atLeast"/>
-        <w:rPr>
-          <w:rFonts w:hint="eastAsia"/>
-          <w:sz w:val="16"/>
-          <w:szCs w:val="16"/>
-        </w:rPr>
-      </w:pPr>
-      <w:r>
-        <w:rPr>
-          <w:rFonts w:hint="eastAsia"/>
-          <w:sz w:val="16"/>
-          <w:szCs w:val="16"/>
-        </w:rPr>
-        <w:t>- 销售：孙永秀、蔡海</w:t>
-      </w:r>
-      <w:proofErr w:type="gramStart"/>
-      <w:r>
-        <w:rPr>
-          <w:rFonts w:hint="eastAsia"/>
-          <w:sz w:val="16"/>
-          <w:szCs w:val="16"/>
-        </w:rPr>
-        <w:t>婷</w:t>
-      </w:r>
-      <w:proofErr w:type="gramEnd"/>
-      <w:r>
-        <w:rPr>
-          <w:rFonts w:hint="eastAsia"/>
-          <w:sz w:val="16"/>
-          <w:szCs w:val="16"/>
-        </w:rPr>
-        <w:t>、许琰芳、李金花（默认孙永秀，下拉可选全部）</w:t>
-      </w:r>
-    </w:p>
-    <w:p>
-      <w:pPr>
-        <w:spacing w:before="96" w:after="96" w:line="23" w:lineRule="atLeast"/>
-        <w:rPr>
-          <w:rFonts w:hint="eastAsia"/>
-          <w:sz w:val="16"/>
-          <w:szCs w:val="16"/>
-        </w:rPr>
-      </w:pPr>
-      <w:r>
-        <w:rPr>
-          <w:rFonts w:hint="eastAsia"/>
-          <w:sz w:val="16"/>
-          <w:szCs w:val="16"/>
-        </w:rPr>
-        <w:t>二、承建单位名称规范</w:t>
-      </w:r>
-    </w:p>
-    <w:p>
-      <w:pPr>
-        <w:spacing w:before="96" w:after="96" w:line="23" w:lineRule="atLeast"/>
-        <w:rPr>
-          <w:rFonts w:hint="eastAsia"/>
-          <w:sz w:val="16"/>
-          <w:szCs w:val="16"/>
-        </w:rPr>
-      </w:pPr>
-      <w:r>
-        <w:rPr>
-          <w:rFonts w:hint="eastAsia"/>
-          <w:sz w:val="16"/>
-          <w:szCs w:val="16"/>
-        </w:rPr>
-        <w:t>- “广东信佰科技发展有限公司” 统一为 “广东亿迅科技有限公司”</w:t>
-      </w:r>
-    </w:p>
-    <w:p>
-      <w:pPr>
-        <w:spacing w:before="96" w:after="96" w:line="23" w:lineRule="atLeast"/>
-        <w:rPr>
-          <w:rFonts w:hint="eastAsia"/>
-          <w:sz w:val="16"/>
-          <w:szCs w:val="16"/>
-        </w:rPr>
-      </w:pPr>
-      <w:r>
-        <w:rPr>
-          <w:rFonts w:hint="eastAsia"/>
-          <w:sz w:val="16"/>
-          <w:szCs w:val="16"/>
-        </w:rPr>
-        <w:t>- 支付/合同/审批记录中的承建单位字段不能为空</w:t>
-      </w:r>
-    </w:p>
-    <w:p>
-      <w:pPr>
-        <w:spacing w:before="96" w:after="96" w:line="23" w:lineRule="atLeast"/>
-        <w:rPr>
-          <w:rFonts w:hint="eastAsia"/>
-          <w:sz w:val="16"/>
-          <w:szCs w:val="16"/>
-        </w:rPr>
-      </w:pPr>
-      <w:r>
-        <w:rPr>
-          <w:rFonts w:hint="eastAsia"/>
-          <w:sz w:val="16"/>
-          <w:szCs w:val="16"/>
-        </w:rPr>
-        <w:t>三、数据字段规范</w:t>
-      </w:r>
-    </w:p>
-    <w:p>
-      <w:pPr>
-        <w:spacing w:before="96" w:after="96" w:line="23" w:lineRule="atLeast"/>
-        <w:rPr>
-          <w:rFonts w:hint="eastAsia"/>
-          <w:sz w:val="16"/>
-          <w:szCs w:val="16"/>
-        </w:rPr>
-      </w:pPr>
-      <w:r>
-        <w:rPr>
-          <w:rFonts w:hint="eastAsia"/>
-          <w:sz w:val="16"/>
-          <w:szCs w:val="16"/>
-        </w:rPr>
-        <w:t>- reviewer / approver / applicant / uploadedBy 必须是具体人名，禁止写角色名</w:t>
-      </w:r>
-    </w:p>
-    <w:p>
-      <w:pPr>
-        <w:spacing w:before="96" w:after="96" w:line="23" w:lineRule="atLeast"/>
-        <w:rPr>
-          <w:rFonts w:hint="eastAsia"/>
-          <w:sz w:val="16"/>
-          <w:szCs w:val="16"/>
-        </w:rPr>
-      </w:pPr>
-      <w:r>
-        <w:rPr>
-          <w:rFonts w:hint="eastAsia"/>
-          <w:sz w:val="16"/>
-          <w:szCs w:val="16"/>
-        </w:rPr>
-        <w:t>- supervisorCode 必须是 supervisors 中已存在的编码，禁止悬空引用</w:t>
-      </w:r>
-    </w:p>
-    <w:p>
-      <w:pPr>
-        <w:spacing w:before="96" w:after="96" w:line="23" w:lineRule="atLeast"/>
-        <w:rPr>
-          <w:rFonts w:hint="eastAsia"/>
-          <w:sz w:val="16"/>
-          <w:szCs w:val="16"/>
-        </w:rPr>
-      </w:pPr>
-      <w:r>
-        <w:rPr>
-          <w:rFonts w:hint="eastAsia"/>
-          <w:sz w:val="16"/>
-          <w:szCs w:val="16"/>
-        </w:rPr>
-        <w:t>- 同类型编号（SP-xxx / SCT-xxx）不得重复</w:t>
-      </w:r>
-    </w:p>
-    <w:p>
-      <w:pPr>
-        <w:spacing w:before="96" w:after="96" w:line="23" w:lineRule="atLeast"/>
-        <w:rPr>
-          <w:rFonts w:hint="eastAsia"/>
-          <w:sz w:val="16"/>
-          <w:szCs w:val="16"/>
-        </w:rPr>
-      </w:pPr>
-      <w:r>
-        <w:rPr>
-          <w:rFonts w:hint="eastAsia"/>
-          <w:sz w:val="16"/>
-          <w:szCs w:val="16"/>
-        </w:rPr>
-        <w:t>四、UI 交互规范</w:t>
-      </w:r>
-    </w:p>
-    <w:p>
-      <w:pPr>
-        <w:spacing w:before="96" w:after="96" w:line="23" w:lineRule="atLeast"/>
-        <w:rPr>
-          <w:rFonts w:hint="eastAsia"/>
-          <w:sz w:val="16"/>
-          <w:szCs w:val="16"/>
-        </w:rPr>
-      </w:pPr>
-      <w:r>
-        <w:rPr>
-          <w:rFonts w:hint="eastAsia"/>
-          <w:sz w:val="16"/>
-          <w:szCs w:val="16"/>
-        </w:rPr>
-        <w:t>- 列表类表格：整行任意字段点击可查看详情；操作按钮需</w:t>
-      </w:r>
-      <w:proofErr w:type="gramStart"/>
-      <w:r>
-        <w:rPr>
-          <w:rFonts w:hint="eastAsia"/>
-          <w:sz w:val="16"/>
-          <w:szCs w:val="16"/>
-        </w:rPr>
-        <w:t>防事件</w:t>
-      </w:r>
-      <w:proofErr w:type="gramEnd"/>
-      <w:r>
-        <w:rPr>
-          <w:rFonts w:hint="eastAsia"/>
-          <w:sz w:val="16"/>
-          <w:szCs w:val="16"/>
-        </w:rPr>
-        <w:t>冒泡</w:t>
-      </w:r>
-    </w:p>
-    <w:p>
-      <w:pPr>
-        <w:spacing w:before="96" w:after="96" w:line="23" w:lineRule="atLeast"/>
-        <w:rPr>
-          <w:rFonts w:hint="eastAsia"/>
-          <w:sz w:val="16"/>
-          <w:szCs w:val="16"/>
-        </w:rPr>
-      </w:pPr>
-      <w:r>
-        <w:rPr>
-          <w:rFonts w:hint="eastAsia"/>
-          <w:sz w:val="16"/>
-          <w:szCs w:val="16"/>
-        </w:rPr>
-        <w:t>- 顶部欢迎语：显示当前登录用户真实姓名，禁止显示固定文本</w:t>
-      </w:r>
-    </w:p>
-    <w:p>
-      <w:pPr>
-        <w:spacing w:before="96" w:after="96" w:line="23" w:lineRule="atLeast"/>
-        <w:rPr>
-          <w:rFonts w:hint="eastAsia"/>
-          <w:sz w:val="16"/>
-          <w:szCs w:val="16"/>
-        </w:rPr>
-      </w:pPr>
-      <w:r>
-        <w:rPr>
-          <w:rFonts w:hint="eastAsia"/>
-          <w:sz w:val="16"/>
-          <w:szCs w:val="16"/>
-        </w:rPr>
-        <w:t>五、审批流程</w:t>
-      </w:r>
-    </w:p>
-    <w:p>
-      <w:pPr>
-        <w:spacing w:before="96" w:after="96" w:line="23" w:lineRule="atLeast"/>
-        <w:rPr>
-          <w:rFonts w:hint="eastAsia"/>
-          <w:sz w:val="16"/>
-          <w:szCs w:val="16"/>
-        </w:rPr>
-      </w:pPr>
-      <w:r>
-        <w:rPr>
-          <w:rFonts w:hint="eastAsia"/>
-          <w:sz w:val="16"/>
-          <w:szCs w:val="16"/>
-        </w:rPr>
-        <w:lastRenderedPageBreak/>
-        <w:t>- 合同支付：</w:t>
-      </w:r>
-      <w:proofErr w:type="gramStart"/>
-      <w:r>
-        <w:rPr>
-          <w:rFonts w:hint="eastAsia"/>
-          <w:sz w:val="16"/>
-          <w:szCs w:val="16"/>
-        </w:rPr>
-        <w:t>监理工程师代录</w:t>
-      </w:r>
-      <w:proofErr w:type="gramEnd"/>
-      <w:r>
-        <w:rPr>
-          <w:rFonts w:hint="eastAsia"/>
-          <w:sz w:val="16"/>
-          <w:szCs w:val="16"/>
-        </w:rPr>
-        <w:t xml:space="preserve"> → 监理工程师审批（level1）→ 总监理工程师审批（level2）</w:t>
-      </w:r>
-    </w:p>
-    <w:p>
-      <w:pPr>
-        <w:spacing w:before="96" w:after="96" w:line="23" w:lineRule="atLeast"/>
-        <w:rPr>
-          <w:rFonts w:hint="eastAsia"/>
-          <w:sz w:val="16"/>
-          <w:szCs w:val="16"/>
-        </w:rPr>
-      </w:pPr>
-      <w:r>
-        <w:rPr>
-          <w:rFonts w:hint="eastAsia"/>
-          <w:sz w:val="16"/>
-          <w:szCs w:val="16"/>
-        </w:rPr>
-        <w:t>- 审批意见文件可导出、打印</w:t>
-      </w:r>
-    </w:p>
-    <w:p>
-      <w:pPr>
-        <w:spacing w:before="96" w:after="96" w:line="23" w:lineRule="atLeast"/>
-        <w:rPr>
-          <w:rFonts w:hint="eastAsia"/>
-          <w:sz w:val="16"/>
-          <w:szCs w:val="16"/>
-        </w:rPr>
-      </w:pPr>
-      <w:r>
-        <w:rPr>
-          <w:rFonts w:hint="eastAsia"/>
-          <w:sz w:val="16"/>
-          <w:szCs w:val="16"/>
-        </w:rPr>
-        <w:t>```</w:t>
+        <w:t>第 1 轮：系统初始化 + 业务规范（建议 1 的完整版）</w:t>
+      </w:r>
+    </w:p>
+    <w:p>
+      <w:pPr>
+        <w:spacing w:before="96" w:after="96" w:line="23" w:lineRule="atLeast"/>
+        <w:rPr>
+          <w:rFonts w:hint="eastAsia"/>
+          <w:sz w:val="16"/>
+          <w:szCs w:val="16"/>
+        </w:rPr>
+      </w:pPr>
+      <w:r>
+        <w:rPr>
+          <w:rFonts w:hint="eastAsia"/>
+          <w:sz w:val="16"/>
+          <w:szCs w:val="16"/>
+        </w:rPr>
+        <w:t>&gt; “用 React + Ant Design + TypeScript 生成一个信息化监理系统的后台管理原型，当前版本 V0.2。</w:t>
+      </w:r>
+    </w:p>
+    <w:p>
+      <w:pPr>
+        <w:spacing w:before="96" w:after="96" w:line="23" w:lineRule="atLeast"/>
+        <w:rPr>
+          <w:rFonts w:hint="eastAsia"/>
+          <w:sz w:val="16"/>
+          <w:szCs w:val="16"/>
+        </w:rPr>
+      </w:pPr>
+      <w:r>
+        <w:rPr>
+          <w:rFonts w:hint="eastAsia"/>
+          <w:sz w:val="16"/>
+          <w:szCs w:val="16"/>
+        </w:rPr>
+        <w:t>&gt; 主要模块：工作台、项目管理、合同管理（含支付）、变更控制、质量控制、进度管理、</w:t>
+      </w:r>
+    </w:p>
+    <w:p>
+      <w:pPr>
+        <w:spacing w:before="96" w:after="96" w:line="23" w:lineRule="atLeast"/>
+        <w:rPr>
+          <w:rFonts w:hint="eastAsia"/>
+          <w:sz w:val="16"/>
+          <w:szCs w:val="16"/>
+        </w:rPr>
+      </w:pPr>
+      <w:r>
+        <w:rPr>
+          <w:rFonts w:hint="eastAsia"/>
+          <w:sz w:val="16"/>
+          <w:szCs w:val="16"/>
+        </w:rPr>
+        <w:t>&gt; 费用管理、信息管理、验收归档、监理师管理。</w:t>
+      </w:r>
+    </w:p>
+    <w:p>
+      <w:pPr>
+        <w:spacing w:before="96" w:after="96" w:line="23" w:lineRule="atLeast"/>
+        <w:rPr>
+          <w:rFonts w:hint="eastAsia"/>
+          <w:sz w:val="16"/>
+          <w:szCs w:val="16"/>
+        </w:rPr>
+      </w:pPr>
+      <w:r>
+        <w:rPr>
+          <w:rFonts w:hint="eastAsia"/>
+          <w:sz w:val="16"/>
+          <w:szCs w:val="16"/>
+        </w:rPr>
+        <w:t>&gt; 以下为业务规范（附人员/承建单位/数据字段/审批流程规范）……”</w:t>
       </w:r>
     </w:p>
     <w:p>
@@ -4463,1252 +5148,6 @@
           <w:sz w:val="16"/>
           <w:szCs w:val="16"/>
         </w:rPr>
-        <w:t>价值：可以一次性解决本次开发中约 60% 的纠错类需求。</w:t>
-      </w:r>
-    </w:p>
-    <w:p>
-      <w:pPr>
-        <w:pStyle w:val="3"/>
-      </w:pPr>
-      <w:r>
-        <w:t>建议 2：每个模块一次性把需求说完，避免“想到一点说一点”</w:t>
-      </w:r>
-    </w:p>
-    <w:p>
-      <w:pPr>
-        <w:spacing w:before="96" w:after="96" w:line="23" w:lineRule="atLeast"/>
-        <w:rPr>
-          <w:rFonts w:hint="eastAsia"/>
-          <w:sz w:val="16"/>
-          <w:szCs w:val="16"/>
-        </w:rPr>
-      </w:pPr>
-      <w:r>
-        <w:rPr>
-          <w:rFonts w:hint="eastAsia"/>
-          <w:b/>
-          <w:sz w:val="16"/>
-          <w:szCs w:val="16"/>
-        </w:rPr>
-        <w:t>推荐做法：当您描述一个模块（比如“合同支付”）时，用结构化的方式一次性说完，例如：</w:t>
-      </w:r>
-    </w:p>
-    <w:p>
-      <w:pPr>
-        <w:spacing w:before="96" w:after="96" w:line="23" w:lineRule="atLeast"/>
-        <w:rPr>
-          <w:rFonts w:hint="eastAsia"/>
-          <w:sz w:val="16"/>
-          <w:szCs w:val="16"/>
-        </w:rPr>
-      </w:pPr>
-      <w:r>
-        <w:rPr>
-          <w:rFonts w:hint="eastAsia"/>
-          <w:sz w:val="16"/>
-          <w:szCs w:val="16"/>
-        </w:rPr>
-        <w:t>```</w:t>
-      </w:r>
-    </w:p>
-    <w:p>
-      <w:pPr>
-        <w:spacing w:before="96" w:after="96" w:line="23" w:lineRule="atLeast"/>
-        <w:rPr>
-          <w:rFonts w:hint="eastAsia"/>
-          <w:sz w:val="16"/>
-          <w:szCs w:val="16"/>
-        </w:rPr>
-      </w:pPr>
-      <w:r>
-        <w:rPr>
-          <w:rFonts w:hint="eastAsia"/>
-          <w:sz w:val="16"/>
-          <w:szCs w:val="16"/>
-        </w:rPr>
-        <w:t>模块：合同支付</w:t>
-      </w:r>
-    </w:p>
-    <w:p>
-      <w:pPr>
-        <w:spacing w:before="96" w:after="96" w:line="23" w:lineRule="atLeast"/>
-        <w:rPr>
-          <w:rFonts w:hint="eastAsia"/>
-          <w:sz w:val="16"/>
-          <w:szCs w:val="16"/>
-        </w:rPr>
-      </w:pPr>
-      <w:r>
-        <w:rPr>
-          <w:rFonts w:hint="eastAsia"/>
-          <w:sz w:val="16"/>
-          <w:szCs w:val="16"/>
-        </w:rPr>
-        <w:t>数据模型：支付记录（合同编号、承建单位、金额、申请人、申请时间）</w:t>
-      </w:r>
-    </w:p>
-    <w:p>
-      <w:pPr>
-        <w:spacing w:before="96" w:after="96" w:line="23" w:lineRule="atLeast"/>
-        <w:rPr>
-          <w:rFonts w:hint="eastAsia"/>
-          <w:sz w:val="16"/>
-          <w:szCs w:val="16"/>
-        </w:rPr>
-      </w:pPr>
-      <w:r>
-        <w:rPr>
-          <w:rFonts w:hint="eastAsia"/>
-          <w:sz w:val="16"/>
-          <w:szCs w:val="16"/>
-        </w:rPr>
-        <w:t>交互：</w:t>
-      </w:r>
-    </w:p>
-    <w:p>
-      <w:pPr>
-        <w:spacing w:before="96" w:after="96" w:line="23" w:lineRule="atLeast"/>
-        <w:rPr>
-          <w:rFonts w:hint="eastAsia"/>
-          <w:sz w:val="16"/>
-          <w:szCs w:val="16"/>
-        </w:rPr>
-      </w:pPr>
-      <w:r>
-        <w:rPr>
-          <w:rFonts w:hint="eastAsia"/>
-          <w:sz w:val="16"/>
-          <w:szCs w:val="16"/>
-        </w:rPr>
-        <w:t>- 新增支付申请（承建单位预填、申请人默认为当前登录监理工程师）</w:t>
-      </w:r>
-    </w:p>
-    <w:p>
-      <w:pPr>
-        <w:spacing w:before="96" w:after="96" w:line="23" w:lineRule="atLeast"/>
-        <w:rPr>
-          <w:rFonts w:hint="eastAsia"/>
-          <w:sz w:val="16"/>
-          <w:szCs w:val="16"/>
-        </w:rPr>
-      </w:pPr>
-      <w:r>
-        <w:rPr>
-          <w:rFonts w:hint="eastAsia"/>
-          <w:sz w:val="16"/>
-          <w:szCs w:val="16"/>
-        </w:rPr>
-        <w:t>- 表格整行点击查看详情</w:t>
-      </w:r>
-    </w:p>
-    <w:p>
-      <w:pPr>
-        <w:spacing w:before="96" w:after="96" w:line="23" w:lineRule="atLeast"/>
-        <w:rPr>
-          <w:rFonts w:hint="eastAsia"/>
-          <w:sz w:val="16"/>
-          <w:szCs w:val="16"/>
-        </w:rPr>
-      </w:pPr>
-      <w:r>
-        <w:rPr>
-          <w:rFonts w:hint="eastAsia"/>
-          <w:sz w:val="16"/>
-          <w:szCs w:val="16"/>
-        </w:rPr>
-        <w:t>- level1 监理工程师审批 + level2 总监理工程师审批</w:t>
-      </w:r>
-    </w:p>
-    <w:p>
-      <w:pPr>
-        <w:spacing w:before="96" w:after="96" w:line="23" w:lineRule="atLeast"/>
-        <w:rPr>
-          <w:rFonts w:hint="eastAsia"/>
-          <w:sz w:val="16"/>
-          <w:szCs w:val="16"/>
-        </w:rPr>
-      </w:pPr>
-      <w:r>
-        <w:rPr>
-          <w:rFonts w:hint="eastAsia"/>
-          <w:sz w:val="16"/>
-          <w:szCs w:val="16"/>
-        </w:rPr>
-        <w:t>- 审批通过后生成支付意见书，支持导出 HTML + 打印</w:t>
-      </w:r>
-    </w:p>
-    <w:p>
-      <w:pPr>
-        <w:spacing w:before="96" w:after="96" w:line="23" w:lineRule="atLeast"/>
-        <w:rPr>
-          <w:rFonts w:hint="eastAsia"/>
-          <w:sz w:val="16"/>
-          <w:szCs w:val="16"/>
-        </w:rPr>
-      </w:pPr>
-      <w:r>
-        <w:rPr>
-          <w:rFonts w:hint="eastAsia"/>
-          <w:sz w:val="16"/>
-          <w:szCs w:val="16"/>
-        </w:rPr>
-        <w:t>文件规范：支付意见书中统</w:t>
-      </w:r>
-      <w:proofErr w:type="gramStart"/>
-      <w:r>
-        <w:rPr>
-          <w:rFonts w:hint="eastAsia"/>
-          <w:sz w:val="16"/>
-          <w:szCs w:val="16"/>
-        </w:rPr>
-        <w:t>一</w:t>
-      </w:r>
-      <w:proofErr w:type="gramEnd"/>
-      <w:r>
-        <w:rPr>
-          <w:rFonts w:hint="eastAsia"/>
-          <w:sz w:val="16"/>
-          <w:szCs w:val="16"/>
-        </w:rPr>
-        <w:t>标注版本号 V0.2</w:t>
-      </w:r>
-    </w:p>
-    <w:p>
-      <w:pPr>
-        <w:spacing w:before="96" w:after="96" w:line="23" w:lineRule="atLeast"/>
-        <w:rPr>
-          <w:rFonts w:hint="eastAsia"/>
-          <w:sz w:val="16"/>
-          <w:szCs w:val="16"/>
-        </w:rPr>
-      </w:pPr>
-      <w:r>
-        <w:rPr>
-          <w:rFonts w:hint="eastAsia"/>
-          <w:sz w:val="16"/>
-          <w:szCs w:val="16"/>
-        </w:rPr>
-        <w:t>```</w:t>
-      </w:r>
-    </w:p>
-    <w:p>
-      <w:pPr>
-        <w:spacing w:before="96" w:after="96" w:line="23" w:lineRule="atLeast"/>
-        <w:rPr>
-          <w:rFonts w:hint="eastAsia"/>
-          <w:sz w:val="16"/>
-          <w:szCs w:val="16"/>
-        </w:rPr>
-      </w:pPr>
-      <w:r>
-        <w:rPr>
-          <w:rFonts w:hint="eastAsia"/>
-          <w:b/>
-          <w:sz w:val="16"/>
-          <w:szCs w:val="16"/>
-        </w:rPr>
-        <w:t>不推荐（本次实际发生的模式）：</w:t>
-      </w:r>
-    </w:p>
-    <w:p>
-      <w:pPr>
-        <w:spacing w:before="96" w:after="96" w:line="23" w:lineRule="atLeast"/>
-        <w:rPr>
-          <w:rFonts w:hint="eastAsia"/>
-          <w:sz w:val="16"/>
-          <w:szCs w:val="16"/>
-        </w:rPr>
-      </w:pPr>
-      <w:r>
-        <w:rPr>
-          <w:rFonts w:hint="eastAsia"/>
-          <w:sz w:val="16"/>
-          <w:szCs w:val="16"/>
-        </w:rPr>
-        <w:t>- 第一轮：“合同支付要支持代录 + 分级审批 + 导出打印”</w:t>
-      </w:r>
-    </w:p>
-    <w:p>
-      <w:pPr>
-        <w:spacing w:before="96" w:after="96" w:line="23" w:lineRule="atLeast"/>
-        <w:rPr>
-          <w:rFonts w:hint="eastAsia"/>
-          <w:sz w:val="16"/>
-          <w:szCs w:val="16"/>
-        </w:rPr>
-      </w:pPr>
-      <w:r>
-        <w:rPr>
-          <w:rFonts w:hint="eastAsia"/>
-          <w:sz w:val="16"/>
-          <w:szCs w:val="16"/>
-        </w:rPr>
-        <w:t>- 若干轮后：“支付管理表格点编号才弹窗不行”</w:t>
-      </w:r>
-    </w:p>
-    <w:p>
-      <w:pPr>
-        <w:spacing w:before="96" w:after="96" w:line="23" w:lineRule="atLeast"/>
-        <w:rPr>
-          <w:rFonts w:hint="eastAsia"/>
-          <w:sz w:val="16"/>
-          <w:szCs w:val="16"/>
-        </w:rPr>
-      </w:pPr>
-      <w:r>
-        <w:rPr>
-          <w:rFonts w:hint="eastAsia"/>
-          <w:sz w:val="16"/>
-          <w:szCs w:val="16"/>
-        </w:rPr>
-        <w:t>- 再若干轮：“承建单位信息为空”</w:t>
-      </w:r>
-    </w:p>
-    <w:p>
-      <w:pPr>
-        <w:spacing w:before="96" w:after="96" w:line="23" w:lineRule="atLeast"/>
-        <w:rPr>
-          <w:rFonts w:hint="eastAsia"/>
-          <w:sz w:val="16"/>
-          <w:szCs w:val="16"/>
-        </w:rPr>
-      </w:pPr>
-      <w:r>
-        <w:rPr>
-          <w:rFonts w:hint="eastAsia"/>
-          <w:sz w:val="16"/>
-          <w:szCs w:val="16"/>
-        </w:rPr>
-        <w:t>- 再若干轮：“广东信佰改成广东亿迅”</w:t>
-      </w:r>
-    </w:p>
-    <w:p>
-      <w:pPr>
-        <w:pStyle w:val="3"/>
-      </w:pPr>
-      <w:r>
-        <w:t>建议 3：问题反馈时直接说“错在哪里 + 正确应该是什么”，少用“问题还是没解决”</w:t>
-      </w:r>
-    </w:p>
-    <w:p>
-      <w:pPr>
-        <w:spacing w:before="96" w:after="96" w:line="23" w:lineRule="atLeast"/>
-        <w:rPr>
-          <w:rFonts w:hint="eastAsia"/>
-          <w:sz w:val="16"/>
-          <w:szCs w:val="16"/>
-        </w:rPr>
-      </w:pPr>
-      <w:r>
-        <w:rPr>
-          <w:rFonts w:hint="eastAsia"/>
-          <w:b/>
-          <w:sz w:val="16"/>
-          <w:szCs w:val="16"/>
-        </w:rPr>
-        <w:t>推荐格式：</w:t>
-      </w:r>
-    </w:p>
-    <w:p>
-      <w:pPr>
-        <w:spacing w:before="96" w:after="96" w:line="23" w:lineRule="atLeast"/>
-        <w:rPr>
-          <w:rFonts w:hint="eastAsia"/>
-          <w:sz w:val="16"/>
-          <w:szCs w:val="16"/>
-        </w:rPr>
-      </w:pPr>
-      <w:r>
-        <w:rPr>
-          <w:rFonts w:hint="eastAsia"/>
-          <w:sz w:val="16"/>
-          <w:szCs w:val="16"/>
-        </w:rPr>
-        <w:t>```</w:t>
-      </w:r>
-    </w:p>
-    <w:p>
-      <w:pPr>
-        <w:spacing w:before="96" w:after="96" w:line="23" w:lineRule="atLeast"/>
-        <w:rPr>
-          <w:rFonts w:hint="eastAsia"/>
-          <w:sz w:val="16"/>
-          <w:szCs w:val="16"/>
-        </w:rPr>
-      </w:pPr>
-      <w:r>
-        <w:rPr>
-          <w:rFonts w:hint="eastAsia"/>
-          <w:sz w:val="16"/>
-          <w:szCs w:val="16"/>
-        </w:rPr>
-        <w:t>问题：支付管理表格点击“编号”列以外的字段无法弹出详情</w:t>
-      </w:r>
-    </w:p>
-    <w:p>
-      <w:pPr>
-        <w:spacing w:before="96" w:after="96" w:line="23" w:lineRule="atLeast"/>
-        <w:rPr>
-          <w:rFonts w:hint="eastAsia"/>
-          <w:sz w:val="16"/>
-          <w:szCs w:val="16"/>
-        </w:rPr>
-      </w:pPr>
-      <w:r>
-        <w:rPr>
-          <w:rFonts w:hint="eastAsia"/>
-          <w:sz w:val="16"/>
-          <w:szCs w:val="16"/>
-        </w:rPr>
-        <w:t>期望：点击表格行的任意字段（编号、项目名称、承建单位、申请金额……）都能打开详情弹窗</w:t>
-      </w:r>
-    </w:p>
-    <w:p>
-      <w:pPr>
-        <w:spacing w:before="96" w:after="96" w:line="23" w:lineRule="atLeast"/>
-        <w:rPr>
-          <w:rFonts w:hint="eastAsia"/>
-          <w:sz w:val="16"/>
-          <w:szCs w:val="16"/>
-        </w:rPr>
-      </w:pPr>
-      <w:r>
-        <w:rPr>
-          <w:rFonts w:hint="eastAsia"/>
-          <w:sz w:val="16"/>
-          <w:szCs w:val="16"/>
-        </w:rPr>
-        <w:t>参考：已正确实现此效果的模块是 XX（若已有）</w:t>
-      </w:r>
-    </w:p>
-    <w:p>
-      <w:pPr>
-        <w:spacing w:before="96" w:after="96" w:line="23" w:lineRule="atLeast"/>
-        <w:rPr>
-          <w:rFonts w:hint="eastAsia"/>
-          <w:sz w:val="16"/>
-          <w:szCs w:val="16"/>
-        </w:rPr>
-      </w:pPr>
-      <w:r>
-        <w:rPr>
-          <w:rFonts w:hint="eastAsia"/>
-          <w:sz w:val="16"/>
-          <w:szCs w:val="16"/>
-        </w:rPr>
-        <w:t>```</w:t>
-      </w:r>
-    </w:p>
-    <w:p>
-      <w:pPr>
-        <w:spacing w:before="96" w:after="96" w:line="23" w:lineRule="atLeast"/>
-        <w:rPr>
-          <w:rFonts w:hint="eastAsia"/>
-          <w:sz w:val="16"/>
-          <w:szCs w:val="16"/>
-        </w:rPr>
-      </w:pPr>
-      <w:r>
-        <w:rPr>
-          <w:rFonts w:hint="eastAsia"/>
-          <w:b/>
-          <w:sz w:val="16"/>
-          <w:szCs w:val="16"/>
-        </w:rPr>
-        <w:t>价值：减少“我去排查到底哪里没改对”的时间。直接告诉问题所在，可以一步到位修改。</w:t>
-      </w:r>
-    </w:p>
-    <w:p>
-      <w:pPr>
-        <w:pStyle w:val="3"/>
-      </w:pPr>
-      <w:r>
-        <w:t>建议 4：文档/交付物的规范，第一次就说清楚</w:t>
-      </w:r>
-    </w:p>
-    <w:p>
-      <w:pPr>
-        <w:spacing w:before="96" w:after="96" w:line="23" w:lineRule="atLeast"/>
-        <w:rPr>
-          <w:rFonts w:hint="eastAsia"/>
-          <w:sz w:val="16"/>
-          <w:szCs w:val="16"/>
-        </w:rPr>
-      </w:pPr>
-      <w:r>
-        <w:rPr>
-          <w:rFonts w:hint="eastAsia"/>
-          <w:b/>
-          <w:sz w:val="16"/>
-          <w:szCs w:val="16"/>
-        </w:rPr>
-        <w:t>推荐做法：当您要求生成文档时，一次性给出完整规范：</w:t>
-      </w:r>
-    </w:p>
-    <w:p>
-      <w:pPr>
-        <w:spacing w:before="96" w:after="96" w:line="23" w:lineRule="atLeast"/>
-        <w:rPr>
-          <w:rFonts w:hint="eastAsia"/>
-          <w:sz w:val="16"/>
-          <w:szCs w:val="16"/>
-        </w:rPr>
-      </w:pPr>
-      <w:r>
-        <w:rPr>
-          <w:rFonts w:hint="eastAsia"/>
-          <w:sz w:val="16"/>
-          <w:szCs w:val="16"/>
-        </w:rPr>
-        <w:t>```</w:t>
-      </w:r>
-    </w:p>
-    <w:p>
-      <w:pPr>
-        <w:spacing w:before="96" w:after="96" w:line="23" w:lineRule="atLeast"/>
-        <w:rPr>
-          <w:rFonts w:hint="eastAsia"/>
-          <w:sz w:val="16"/>
-          <w:szCs w:val="16"/>
-        </w:rPr>
-      </w:pPr>
-      <w:r>
-        <w:rPr>
-          <w:rFonts w:hint="eastAsia"/>
-          <w:sz w:val="16"/>
-          <w:szCs w:val="16"/>
-        </w:rPr>
-        <w:t>生成两份文件：</w:t>
-      </w:r>
-    </w:p>
-    <w:p>
-      <w:pPr>
-        <w:spacing w:before="96" w:after="96" w:line="23" w:lineRule="atLeast"/>
-        <w:rPr>
-          <w:rFonts w:hint="eastAsia"/>
-          <w:sz w:val="16"/>
-          <w:szCs w:val="16"/>
-        </w:rPr>
-      </w:pPr>
-      <w:r>
-        <w:rPr>
-          <w:rFonts w:hint="eastAsia"/>
-          <w:sz w:val="16"/>
-          <w:szCs w:val="16"/>
-        </w:rPr>
-        <w:t>1. 指令原文.md：</w:t>
-      </w:r>
-    </w:p>
-    <w:p>
-      <w:pPr>
-        <w:spacing w:before="96" w:after="96" w:line="23" w:lineRule="atLeast"/>
-        <w:rPr>
-          <w:rFonts w:hint="eastAsia"/>
-          <w:sz w:val="16"/>
-          <w:szCs w:val="16"/>
-        </w:rPr>
-      </w:pPr>
-      <w:r>
-        <w:rPr>
-          <w:rFonts w:hint="eastAsia"/>
-          <w:sz w:val="16"/>
-          <w:szCs w:val="16"/>
-        </w:rPr>
-        <w:t>- 时间倒序或正序均可，建议正序</w:t>
-      </w:r>
-    </w:p>
-    <w:p>
-      <w:pPr>
-        <w:spacing w:before="96" w:after="96" w:line="23" w:lineRule="atLeast"/>
-        <w:rPr>
-          <w:rFonts w:hint="eastAsia"/>
-          <w:sz w:val="16"/>
-          <w:szCs w:val="16"/>
-        </w:rPr>
-      </w:pPr>
-      <w:r>
-        <w:rPr>
-          <w:rFonts w:hint="eastAsia"/>
-          <w:sz w:val="16"/>
-          <w:szCs w:val="16"/>
-        </w:rPr>
-        <w:t>- 每条用户输入原文逐字保留，不得改写</w:t>
-      </w:r>
-    </w:p>
-    <w:p>
-      <w:pPr>
-        <w:spacing w:before="96" w:after="96" w:line="23" w:lineRule="atLeast"/>
-        <w:rPr>
-          <w:rFonts w:hint="eastAsia"/>
-          <w:sz w:val="16"/>
-          <w:szCs w:val="16"/>
-        </w:rPr>
-      </w:pPr>
-      <w:r>
-        <w:rPr>
-          <w:rFonts w:hint="eastAsia"/>
-          <w:sz w:val="16"/>
-          <w:szCs w:val="16"/>
-        </w:rPr>
-        <w:t>- 可附</w:t>
-      </w:r>
-      <w:proofErr w:type="gramStart"/>
-      <w:r>
-        <w:rPr>
-          <w:rFonts w:hint="eastAsia"/>
-          <w:sz w:val="16"/>
-          <w:szCs w:val="16"/>
-        </w:rPr>
-        <w:t>极简元</w:t>
-      </w:r>
-      <w:proofErr w:type="gramEnd"/>
-      <w:r>
-        <w:rPr>
-          <w:rFonts w:hint="eastAsia"/>
-          <w:sz w:val="16"/>
-          <w:szCs w:val="16"/>
-        </w:rPr>
-        <w:t>信息（时间/分类标记），但不得修改正文</w:t>
-      </w:r>
-    </w:p>
-    <w:p>
-      <w:pPr>
-        <w:spacing w:before="96" w:after="96" w:line="23" w:lineRule="atLeast"/>
-        <w:rPr>
-          <w:rFonts w:hint="eastAsia"/>
-          <w:sz w:val="16"/>
-          <w:szCs w:val="16"/>
-        </w:rPr>
-      </w:pPr>
-      <w:r>
-        <w:rPr>
-          <w:rFonts w:hint="eastAsia"/>
-          <w:sz w:val="16"/>
-          <w:szCs w:val="16"/>
-        </w:rPr>
-        <w:t>2. 会话总结V0.1.docx：</w:t>
-      </w:r>
-    </w:p>
-    <w:p>
-      <w:pPr>
-        <w:spacing w:before="96" w:after="96" w:line="23" w:lineRule="atLeast"/>
-        <w:rPr>
-          <w:rFonts w:hint="eastAsia"/>
-          <w:sz w:val="16"/>
-          <w:szCs w:val="16"/>
-        </w:rPr>
-      </w:pPr>
-      <w:r>
-        <w:rPr>
-          <w:rFonts w:hint="eastAsia"/>
-          <w:sz w:val="16"/>
-          <w:szCs w:val="16"/>
-        </w:rPr>
-        <w:t>- 分三类：指令类、需求补充类、纠错类</w:t>
-      </w:r>
-    </w:p>
-    <w:p>
-      <w:pPr>
-        <w:spacing w:before="96" w:after="96" w:line="23" w:lineRule="atLeast"/>
-        <w:rPr>
-          <w:rFonts w:hint="eastAsia"/>
-          <w:sz w:val="16"/>
-          <w:szCs w:val="16"/>
-        </w:rPr>
-      </w:pPr>
-      <w:r>
-        <w:rPr>
-          <w:rFonts w:hint="eastAsia"/>
-          <w:sz w:val="16"/>
-          <w:szCs w:val="16"/>
-        </w:rPr>
-        <w:t>- 重复或相近需求合并，保留原文引用，不做主观归纳</w:t>
-      </w:r>
-    </w:p>
-    <w:p>
-      <w:pPr>
-        <w:spacing w:before="96" w:after="96" w:line="23" w:lineRule="atLeast"/>
-        <w:rPr>
-          <w:rFonts w:hint="eastAsia"/>
-          <w:sz w:val="16"/>
-          <w:szCs w:val="16"/>
-        </w:rPr>
-      </w:pPr>
-      <w:r>
-        <w:rPr>
-          <w:rFonts w:hint="eastAsia"/>
-          <w:sz w:val="16"/>
-          <w:szCs w:val="16"/>
-        </w:rPr>
-        <w:t>- 前后不一致处以最后一次输入为准，并在文中用“说明”标注</w:t>
-      </w:r>
-    </w:p>
-    <w:p>
-      <w:pPr>
-        <w:spacing w:before="96" w:after="96" w:line="23" w:lineRule="atLeast"/>
-        <w:rPr>
-          <w:rFonts w:hint="eastAsia"/>
-          <w:sz w:val="16"/>
-          <w:szCs w:val="16"/>
-        </w:rPr>
-      </w:pPr>
-      <w:r>
-        <w:rPr>
-          <w:rFonts w:hint="eastAsia"/>
-          <w:sz w:val="16"/>
-          <w:szCs w:val="16"/>
-        </w:rPr>
-        <w:t>```</w:t>
-      </w:r>
-    </w:p>
-    <w:p>
-      <w:pPr>
-        <w:spacing w:before="96" w:after="96" w:line="23" w:lineRule="atLeast"/>
-        <w:rPr>
-          <w:rFonts w:hint="eastAsia"/>
-          <w:sz w:val="16"/>
-          <w:szCs w:val="16"/>
-        </w:rPr>
-      </w:pPr>
-      <w:r>
-        <w:rPr>
-          <w:rFonts w:hint="eastAsia"/>
-          <w:b/>
-          <w:sz w:val="16"/>
-          <w:szCs w:val="16"/>
-        </w:rPr>
-        <w:t>不推荐：先要求“归纳总结 + 命名《X》”，完成后又要求“保留原文不要归纳 + 新增 md + 改名《Y》”。这类变更产生的返工成本最高。</w:t>
-      </w:r>
-    </w:p>
-    <w:p>
-      <w:pPr>
-        <w:pStyle w:val="3"/>
-      </w:pPr>
-      <w:r>
-        <w:lastRenderedPageBreak/>
-        <w:t>建议 5：对“数据类”需求，直接给出完整的数据样例而不是描述</w:t>
-      </w:r>
-    </w:p>
-    <w:p>
-      <w:pPr>
-        <w:spacing w:before="96" w:after="96" w:line="23" w:lineRule="atLeast"/>
-        <w:rPr>
-          <w:rFonts w:hint="eastAsia"/>
-          <w:sz w:val="16"/>
-          <w:szCs w:val="16"/>
-        </w:rPr>
-      </w:pPr>
-      <w:r>
-        <w:rPr>
-          <w:rFonts w:hint="eastAsia"/>
-          <w:sz w:val="16"/>
-          <w:szCs w:val="16"/>
-        </w:rPr>
-        <w:t>比如要求“审批人应该是具体人名”时，直接给一份对照：</w:t>
-      </w:r>
-    </w:p>
-    <w:p>
-      <w:pPr>
-        <w:spacing w:before="96" w:after="96" w:line="23" w:lineRule="atLeast"/>
-        <w:rPr>
-          <w:rFonts w:hint="eastAsia"/>
-          <w:sz w:val="16"/>
-          <w:szCs w:val="16"/>
-        </w:rPr>
-      </w:pPr>
-      <w:r>
-        <w:rPr>
-          <w:rFonts w:hint="eastAsia"/>
-          <w:sz w:val="16"/>
-          <w:szCs w:val="16"/>
-        </w:rPr>
-        <w:t>```</w:t>
-      </w:r>
-    </w:p>
-    <w:p>
-      <w:pPr>
-        <w:spacing w:before="96" w:after="96" w:line="23" w:lineRule="atLeast"/>
-        <w:rPr>
-          <w:rFonts w:hint="eastAsia"/>
-          <w:sz w:val="16"/>
-          <w:szCs w:val="16"/>
-        </w:rPr>
-      </w:pPr>
-      <w:r>
-        <w:rPr>
-          <w:rFonts w:hint="eastAsia"/>
-          <w:sz w:val="16"/>
-          <w:szCs w:val="16"/>
-        </w:rPr>
-        <w:t>审批人对照：</w:t>
-      </w:r>
-    </w:p>
-    <w:p>
-      <w:pPr>
-        <w:spacing w:before="96" w:after="96" w:line="23" w:lineRule="atLeast"/>
-        <w:rPr>
-          <w:rFonts w:hint="eastAsia"/>
-          <w:sz w:val="16"/>
-          <w:szCs w:val="16"/>
-        </w:rPr>
-      </w:pPr>
-      <w:r>
-        <w:rPr>
-          <w:rFonts w:hint="eastAsia"/>
-          <w:sz w:val="16"/>
-          <w:szCs w:val="16"/>
-        </w:rPr>
-        <w:t>角色名 → 具体人名</w:t>
-      </w:r>
-    </w:p>
-    <w:p>
-      <w:pPr>
-        <w:spacing w:before="96" w:after="96" w:line="23" w:lineRule="atLeast"/>
-        <w:rPr>
-          <w:rFonts w:hint="eastAsia"/>
-          <w:sz w:val="16"/>
-          <w:szCs w:val="16"/>
-        </w:rPr>
-      </w:pPr>
-      <w:r>
-        <w:rPr>
-          <w:rFonts w:hint="eastAsia"/>
-          <w:sz w:val="16"/>
-          <w:szCs w:val="16"/>
-        </w:rPr>
-        <w:t>总监理工程师 → 韦江腾</w:t>
-      </w:r>
-    </w:p>
-    <w:p>
-      <w:pPr>
-        <w:spacing w:before="96" w:after="96" w:line="23" w:lineRule="atLeast"/>
-        <w:rPr>
-          <w:rFonts w:hint="eastAsia"/>
-          <w:sz w:val="16"/>
-          <w:szCs w:val="16"/>
-        </w:rPr>
-      </w:pPr>
-      <w:r>
-        <w:rPr>
-          <w:rFonts w:hint="eastAsia"/>
-          <w:sz w:val="16"/>
-          <w:szCs w:val="16"/>
-        </w:rPr>
-        <w:t>监理工程师 → 滕海燕</w:t>
-      </w:r>
-    </w:p>
-    <w:p>
-      <w:pPr>
-        <w:spacing w:before="96" w:after="96" w:line="23" w:lineRule="atLeast"/>
-        <w:rPr>
-          <w:rFonts w:hint="eastAsia"/>
-          <w:sz w:val="16"/>
-          <w:szCs w:val="16"/>
-        </w:rPr>
-      </w:pPr>
-      <w:r>
-        <w:rPr>
-          <w:rFonts w:hint="eastAsia"/>
-          <w:sz w:val="16"/>
-          <w:szCs w:val="16"/>
-        </w:rPr>
-        <w:t>销售 → 孙永秀（默认）/ 蔡海</w:t>
-      </w:r>
-      <w:proofErr w:type="gramStart"/>
-      <w:r>
-        <w:rPr>
-          <w:rFonts w:hint="eastAsia"/>
-          <w:sz w:val="16"/>
-          <w:szCs w:val="16"/>
-        </w:rPr>
-        <w:t>婷</w:t>
-      </w:r>
-      <w:proofErr w:type="gramEnd"/>
-      <w:r>
-        <w:rPr>
-          <w:rFonts w:hint="eastAsia"/>
-          <w:sz w:val="16"/>
-          <w:szCs w:val="16"/>
-        </w:rPr>
-        <w:t xml:space="preserve"> / 许琰芳 / 李金花（下拉可选）</w:t>
-      </w:r>
-    </w:p>
-    <w:p>
-      <w:pPr>
-        <w:spacing w:before="96" w:after="96" w:line="23" w:lineRule="atLeast"/>
-        <w:rPr>
-          <w:rFonts w:hint="eastAsia"/>
-          <w:sz w:val="16"/>
-          <w:szCs w:val="16"/>
-        </w:rPr>
-      </w:pPr>
-      <w:r>
-        <w:rPr>
-          <w:rFonts w:hint="eastAsia"/>
-          <w:sz w:val="16"/>
-          <w:szCs w:val="16"/>
-        </w:rPr>
-        <w:t>部门经理 → 王华</w:t>
-      </w:r>
-    </w:p>
-    <w:p>
-      <w:pPr>
-        <w:spacing w:before="96" w:after="96" w:line="23" w:lineRule="atLeast"/>
-        <w:rPr>
-          <w:rFonts w:hint="eastAsia"/>
-          <w:sz w:val="16"/>
-          <w:szCs w:val="16"/>
-        </w:rPr>
-      </w:pPr>
-      <w:r>
-        <w:rPr>
-          <w:rFonts w:hint="eastAsia"/>
-          <w:sz w:val="16"/>
-          <w:szCs w:val="16"/>
-        </w:rPr>
-        <w:t>分管副总经理 → 王小平</w:t>
-      </w:r>
-    </w:p>
-    <w:p>
-      <w:pPr>
-        <w:spacing w:before="96" w:after="96" w:line="23" w:lineRule="atLeast"/>
-        <w:rPr>
-          <w:rFonts w:hint="eastAsia"/>
-          <w:sz w:val="16"/>
-          <w:szCs w:val="16"/>
-        </w:rPr>
-      </w:pPr>
-      <w:r>
-        <w:rPr>
-          <w:rFonts w:hint="eastAsia"/>
-          <w:sz w:val="16"/>
-          <w:szCs w:val="16"/>
-        </w:rPr>
-        <w:t>管理员 → 韦江腾</w:t>
-      </w:r>
-    </w:p>
-    <w:p>
-      <w:pPr>
-        <w:spacing w:before="96" w:after="96" w:line="23" w:lineRule="atLeast"/>
-        <w:rPr>
-          <w:rFonts w:hint="eastAsia"/>
-          <w:sz w:val="16"/>
-          <w:szCs w:val="16"/>
-        </w:rPr>
-      </w:pPr>
-      <w:r>
-        <w:rPr>
-          <w:rFonts w:hint="eastAsia"/>
-          <w:sz w:val="16"/>
-          <w:szCs w:val="16"/>
-        </w:rPr>
-        <w:t>适用模块：approvalRecords / acceptanceChecks / changeRequests / quality /</w:t>
-      </w:r>
-    </w:p>
-    <w:p>
-      <w:pPr>
-        <w:spacing w:before="96" w:after="96" w:line="23" w:lineRule="atLeast"/>
-        <w:rPr>
-          <w:rFonts w:hint="eastAsia"/>
-          <w:sz w:val="16"/>
-          <w:szCs w:val="16"/>
-        </w:rPr>
-      </w:pPr>
-      <w:r>
-        <w:rPr>
-          <w:rFonts w:hint="eastAsia"/>
-          <w:sz w:val="16"/>
-          <w:szCs w:val="16"/>
-        </w:rPr>
-        <w:t>projects / meetings / knowledge / infoDocuments / schedule /</w:t>
-      </w:r>
-    </w:p>
-    <w:p>
-      <w:pPr>
-        <w:spacing w:before="96" w:after="96" w:line="23" w:lineRule="atLeast"/>
-        <w:rPr>
-          <w:rFonts w:hint="eastAsia"/>
-          <w:sz w:val="16"/>
-          <w:szCs w:val="16"/>
-        </w:rPr>
-      </w:pPr>
-      <w:r>
-        <w:rPr>
-          <w:rFonts w:hint="eastAsia"/>
-          <w:sz w:val="16"/>
-          <w:szCs w:val="16"/>
-        </w:rPr>
-        <w:t>cost / fileArchives / supervisorCertificates</w:t>
-      </w:r>
-    </w:p>
-    <w:p>
-      <w:pPr>
-        <w:spacing w:before="96" w:after="96" w:line="23" w:lineRule="atLeast"/>
-        <w:rPr>
-          <w:rFonts w:hint="eastAsia"/>
-          <w:sz w:val="16"/>
-          <w:szCs w:val="16"/>
-        </w:rPr>
-      </w:pPr>
-      <w:r>
-        <w:rPr>
-          <w:rFonts w:hint="eastAsia"/>
-          <w:sz w:val="16"/>
-          <w:szCs w:val="16"/>
-        </w:rPr>
-        <w:t>```</w:t>
-      </w:r>
-    </w:p>
-    <w:p>
-      <w:pPr>
-        <w:spacing w:before="96" w:after="96" w:line="23" w:lineRule="atLeast"/>
-        <w:rPr>
-          <w:rFonts w:hint="eastAsia"/>
-          <w:sz w:val="16"/>
-          <w:szCs w:val="16"/>
-        </w:rPr>
-      </w:pPr>
-      <w:r>
-        <w:rPr>
-          <w:rFonts w:hint="eastAsia"/>
-          <w:b/>
-          <w:sz w:val="16"/>
-          <w:szCs w:val="16"/>
-        </w:rPr>
-        <w:t>价值：避免我只改了一个模块而遗漏其他，也避免我把“监理工程师”的默认人选成别人。</w:t>
-      </w:r>
-    </w:p>
-    <w:p>
-      <w:pPr>
-        <w:pStyle w:val="3"/>
-      </w:pPr>
-      <w:r>
-        <w:t>建议 6：第一次指令就带上“版本号”和“公司名称”，不要事后改</w:t>
-      </w:r>
-    </w:p>
-    <w:p>
-      <w:pPr>
-        <w:spacing w:before="96" w:after="96" w:line="23" w:lineRule="atLeast"/>
-        <w:rPr>
-          <w:rFonts w:hint="eastAsia"/>
-          <w:sz w:val="16"/>
-          <w:szCs w:val="16"/>
-        </w:rPr>
-      </w:pPr>
-      <w:r>
-        <w:rPr>
-          <w:rFonts w:hint="eastAsia"/>
-          <w:sz w:val="16"/>
-          <w:szCs w:val="16"/>
-        </w:rPr>
-        <w:t>V0.1 → V0.2 这个改动本身不大，但会影响多处文件（版本号展示、导出文件命名等）。如果最开始就确定是 V0.2，能省一次专门的“版本升级”对话。</w:t>
-      </w:r>
-    </w:p>
-    <w:p>
-      <w:pPr>
-        <w:spacing w:before="96" w:after="96" w:line="23" w:lineRule="atLeast"/>
-        <w:rPr>
-          <w:rFonts w:hint="eastAsia"/>
-          <w:sz w:val="16"/>
-          <w:szCs w:val="16"/>
-        </w:rPr>
-      </w:pPr>
-      <w:r>
-        <w:rPr>
-          <w:rFonts w:hint="eastAsia"/>
-          <w:sz w:val="16"/>
-          <w:szCs w:val="16"/>
-        </w:rPr>
-        <w:t>同理，“广东信佰 → 广东亿迅”是典型的“最开始就应明确”的信息。</w:t>
-      </w:r>
-    </w:p>
-    <w:p>
-      <w:pPr>
-        <w:spacing w:before="96" w:after="96" w:line="23" w:lineRule="atLeast"/>
-        <w:rPr>
-          <w:rFonts w:hint="eastAsia"/>
-          <w:sz w:val="16"/>
-          <w:szCs w:val="16"/>
-        </w:rPr>
-      </w:pPr>
-      <w:r>
-        <w:rPr>
-          <w:rFonts w:hint="eastAsia"/>
-          <w:sz w:val="16"/>
-          <w:szCs w:val="16"/>
-        </w:rPr>
-        <w:t>---</w:t>
-      </w:r>
-    </w:p>
-    <w:p>
-      <w:pPr>
-        <w:pStyle w:val="2"/>
-      </w:pPr>
-      <w:r>
-        <w:t>三、一个理想的“从头启动”对话模板</w:t>
-      </w:r>
-    </w:p>
-    <w:p>
-      <w:pPr>
-        <w:spacing w:before="96" w:after="96" w:line="23" w:lineRule="atLeast"/>
-        <w:rPr>
-          <w:rFonts w:hint="eastAsia"/>
-          <w:sz w:val="16"/>
-          <w:szCs w:val="16"/>
-        </w:rPr>
-      </w:pPr>
-      <w:r>
-        <w:rPr>
-          <w:rFonts w:hint="eastAsia"/>
-          <w:sz w:val="16"/>
-          <w:szCs w:val="16"/>
-        </w:rPr>
-        <w:t>如果重开发这个项目，您用 3 轮对话就能达到当前效果：</w:t>
-      </w:r>
-    </w:p>
-    <w:p>
-      <w:pPr>
-        <w:spacing w:before="96" w:after="96" w:line="23" w:lineRule="atLeast"/>
-        <w:rPr>
-          <w:rFonts w:hint="eastAsia"/>
-          <w:sz w:val="16"/>
-          <w:szCs w:val="16"/>
-        </w:rPr>
-      </w:pPr>
-      <w:r>
-        <w:rPr>
-          <w:rFonts w:hint="eastAsia"/>
-          <w:b/>
-          <w:sz w:val="16"/>
-          <w:szCs w:val="16"/>
-        </w:rPr>
-        <w:t>第 1 轮：系统初始化 + 业务规范（建议 1 的完整版）</w:t>
-      </w:r>
-    </w:p>
-    <w:p>
-      <w:pPr>
-        <w:spacing w:before="96" w:after="96" w:line="23" w:lineRule="atLeast"/>
-        <w:rPr>
-          <w:rFonts w:hint="eastAsia"/>
-          <w:sz w:val="16"/>
-          <w:szCs w:val="16"/>
-        </w:rPr>
-      </w:pPr>
-      <w:r>
-        <w:rPr>
-          <w:rFonts w:hint="eastAsia"/>
-          <w:sz w:val="16"/>
-          <w:szCs w:val="16"/>
-        </w:rPr>
-        <w:t>&gt; “用 React + Ant Design + TypeScript 生成一个信息化监理系统的后台管理原型，当前版本 V0.2。</w:t>
-      </w:r>
-    </w:p>
-    <w:p>
-      <w:pPr>
-        <w:spacing w:before="96" w:after="96" w:line="23" w:lineRule="atLeast"/>
-        <w:rPr>
-          <w:rFonts w:hint="eastAsia"/>
-          <w:sz w:val="16"/>
-          <w:szCs w:val="16"/>
-        </w:rPr>
-      </w:pPr>
-      <w:r>
-        <w:rPr>
-          <w:rFonts w:hint="eastAsia"/>
-          <w:sz w:val="16"/>
-          <w:szCs w:val="16"/>
-        </w:rPr>
-        <w:t>&gt; 主要模块：工作台、项目管理、合同管理（含支付）、变更控制、质量控制、进度管理、</w:t>
-      </w:r>
-    </w:p>
-    <w:p>
-      <w:pPr>
-        <w:spacing w:before="96" w:after="96" w:line="23" w:lineRule="atLeast"/>
-        <w:rPr>
-          <w:rFonts w:hint="eastAsia"/>
-          <w:sz w:val="16"/>
-          <w:szCs w:val="16"/>
-        </w:rPr>
-      </w:pPr>
-      <w:r>
-        <w:rPr>
-          <w:rFonts w:hint="eastAsia"/>
-          <w:sz w:val="16"/>
-          <w:szCs w:val="16"/>
-        </w:rPr>
-        <w:t>&gt; 费用管理、信息管理、验收归档、</w:t>
-      </w:r>
-      <w:proofErr w:type="gramStart"/>
-      <w:r>
-        <w:rPr>
-          <w:rFonts w:hint="eastAsia"/>
-          <w:sz w:val="16"/>
-          <w:szCs w:val="16"/>
-        </w:rPr>
-        <w:t>监理师</w:t>
-      </w:r>
-      <w:proofErr w:type="gramEnd"/>
-      <w:r>
-        <w:rPr>
-          <w:rFonts w:hint="eastAsia"/>
-          <w:sz w:val="16"/>
-          <w:szCs w:val="16"/>
-        </w:rPr>
-        <w:t>管理。</w:t>
-      </w:r>
-    </w:p>
-    <w:p>
-      <w:pPr>
-        <w:spacing w:before="96" w:after="96" w:line="23" w:lineRule="atLeast"/>
-        <w:rPr>
-          <w:rFonts w:hint="eastAsia"/>
-          <w:sz w:val="16"/>
-          <w:szCs w:val="16"/>
-        </w:rPr>
-      </w:pPr>
-      <w:r>
-        <w:rPr>
-          <w:rFonts w:hint="eastAsia"/>
-          <w:sz w:val="16"/>
-          <w:szCs w:val="16"/>
-        </w:rPr>
-        <w:t>&gt; 以下为业务规范（</w:t>
-      </w:r>
-      <w:proofErr w:type="gramStart"/>
-      <w:r>
-        <w:rPr>
-          <w:rFonts w:hint="eastAsia"/>
-          <w:sz w:val="16"/>
-          <w:szCs w:val="16"/>
-        </w:rPr>
-        <w:t>附人员</w:t>
-      </w:r>
-      <w:proofErr w:type="gramEnd"/>
-      <w:r>
-        <w:rPr>
-          <w:rFonts w:hint="eastAsia"/>
-          <w:sz w:val="16"/>
-          <w:szCs w:val="16"/>
-        </w:rPr>
-        <w:t>/承建单位/数据字段/审批流程规范）……”</w:t>
-      </w:r>
-    </w:p>
-    <w:p>
-      <w:pPr>
-        <w:spacing w:before="96" w:after="96" w:line="23" w:lineRule="atLeast"/>
-        <w:rPr>
-          <w:rFonts w:hint="eastAsia"/>
-          <w:sz w:val="16"/>
-          <w:szCs w:val="16"/>
-        </w:rPr>
-      </w:pPr>
-      <w:r>
-        <w:rPr>
-          <w:rFonts w:hint="eastAsia"/>
-          <w:b/>
-          <w:sz w:val="16"/>
-          <w:szCs w:val="16"/>
-        </w:rPr>
         <w:t>第 2 轮：各模块功能补充（建议 2 的结构化描述）</w:t>
       </w:r>
     </w:p>
@@ -5745,25 +5184,7 @@
           <w:sz w:val="16"/>
           <w:szCs w:val="16"/>
         </w:rPr>
-        <w:t>&gt; 合同支付：监理工程师</w:t>
-      </w:r>
-      <w:proofErr w:type="gramStart"/>
-      <w:r>
-        <w:rPr>
-          <w:rFonts w:hint="eastAsia"/>
-          <w:sz w:val="16"/>
-          <w:szCs w:val="16"/>
-        </w:rPr>
-        <w:t>代录申请</w:t>
-      </w:r>
-      <w:proofErr w:type="gramEnd"/>
-      <w:r>
-        <w:rPr>
-          <w:rFonts w:hint="eastAsia"/>
-          <w:sz w:val="16"/>
-          <w:szCs w:val="16"/>
-        </w:rPr>
-        <w:t xml:space="preserve"> + level1/2 审批 + 支付意见导出打印；</w:t>
+        <w:t>&gt; 合同支付：监理工程师代录申请 + level1/2 审批 + 支付意见导出打印；</w:t>
       </w:r>
     </w:p>
     <w:p>
@@ -5799,25 +5220,7 @@
           <w:sz w:val="16"/>
           <w:szCs w:val="16"/>
         </w:rPr>
-        <w:t xml:space="preserve">&gt; </w:t>
-      </w:r>
-      <w:proofErr w:type="gramStart"/>
-      <w:r>
-        <w:rPr>
-          <w:rFonts w:hint="eastAsia"/>
-          <w:sz w:val="16"/>
-          <w:szCs w:val="16"/>
-        </w:rPr>
-        <w:t>监理师</w:t>
-      </w:r>
-      <w:proofErr w:type="gramEnd"/>
-      <w:r>
-        <w:rPr>
-          <w:rFonts w:hint="eastAsia"/>
-          <w:sz w:val="16"/>
-          <w:szCs w:val="16"/>
-        </w:rPr>
-        <w:t>管理：韦江腾/滕海燕的证书与人员信息；</w:t>
+        <w:t>&gt; 监理师管理：韦江腾/滕海燕的证书与人员信息；</w:t>
       </w:r>
     </w:p>
     <w:p>

--- a/信佰监理系统原型构建会话总结V0.1.docx
+++ b/信佰监理系统原型构建会话总结V0.1.docx
@@ -322,7 +322,7 @@
         <w:pStyle w:val="a3"/>
         <w:spacing w:line="23" w:lineRule="atLeast"/>
         <w:rPr>
-          <w:rFonts w:ascii="微软雅黑" w:eastAsia="微软雅黑" w:hAnsi="微软雅黑" w:cs="微软雅黑"/>
+          <w:rFonts w:ascii="微软雅黑" w:eastAsia="微软雅黑" w:hAnsi="微软雅黑" w:cs="微软雅黑" w:hint="eastAsia"/>
           <w:color w:val="222222"/>
         </w:rPr>
       </w:pPr>
@@ -339,7 +339,7 @@
         <w:pStyle w:val="a3"/>
         <w:spacing w:line="23" w:lineRule="atLeast"/>
         <w:rPr>
-          <w:rFonts w:ascii="微软雅黑" w:eastAsia="微软雅黑" w:hAnsi="微软雅黑" w:cs="微软雅黑"/>
+          <w:rFonts w:ascii="微软雅黑" w:eastAsia="微软雅黑" w:hAnsi="微软雅黑" w:cs="微软雅黑" w:hint="eastAsia"/>
           <w:color w:val="222222"/>
         </w:rPr>
       </w:pPr>
@@ -410,7 +410,7 @@
         <w:pStyle w:val="a3"/>
         <w:spacing w:line="23" w:lineRule="atLeast"/>
         <w:rPr>
-          <w:rFonts w:ascii="微软雅黑" w:eastAsia="微软雅黑" w:hAnsi="微软雅黑" w:cs="微软雅黑"/>
+          <w:rFonts w:ascii="微软雅黑" w:eastAsia="微软雅黑" w:hAnsi="微软雅黑" w:cs="微软雅黑" w:hint="eastAsia"/>
           <w:color w:val="222222"/>
         </w:rPr>
       </w:pPr>
@@ -426,6 +426,9 @@
       <w:pPr>
         <w:pStyle w:val="a3"/>
         <w:spacing w:line="23" w:lineRule="atLeast"/>
+        <w:rPr>
+          <w:rFonts w:hint="eastAsia"/>
+        </w:rPr>
       </w:pPr>
     </w:p>
     <w:p>
@@ -456,6 +459,9 @@
       <w:pPr>
         <w:pStyle w:val="a3"/>
         <w:spacing w:line="23" w:lineRule="atLeast"/>
+        <w:rPr>
+          <w:rFonts w:hint="eastAsia"/>
+        </w:rPr>
       </w:pPr>
       <w:r>
         <w:rPr>
@@ -927,7 +933,7 @@
         <w:pStyle w:val="a3"/>
         <w:spacing w:line="23" w:lineRule="atLeast"/>
         <w:rPr>
-          <w:rFonts w:ascii="微软雅黑" w:eastAsia="微软雅黑" w:hAnsi="微软雅黑" w:cs="微软雅黑"/>
+          <w:rFonts w:ascii="微软雅黑" w:eastAsia="微软雅黑" w:hAnsi="微软雅黑" w:cs="微软雅黑" w:hint="eastAsia"/>
           <w:color w:val="222222"/>
         </w:rPr>
       </w:pPr>
@@ -944,7 +950,7 @@
         <w:pStyle w:val="a3"/>
         <w:spacing w:line="23" w:lineRule="atLeast"/>
         <w:rPr>
-          <w:rFonts w:ascii="微软雅黑" w:eastAsia="微软雅黑" w:hAnsi="微软雅黑" w:cs="微软雅黑"/>
+          <w:rFonts w:ascii="微软雅黑" w:eastAsia="微软雅黑" w:hAnsi="微软雅黑" w:cs="微软雅黑" w:hint="eastAsia"/>
           <w:color w:val="222222"/>
         </w:rPr>
       </w:pPr>
@@ -954,7 +960,7 @@
         <w:pStyle w:val="a3"/>
         <w:spacing w:line="23" w:lineRule="atLeast"/>
         <w:rPr>
-          <w:rFonts w:ascii="微软雅黑" w:eastAsia="微软雅黑" w:hAnsi="微软雅黑" w:cs="微软雅黑"/>
+          <w:rFonts w:ascii="微软雅黑" w:eastAsia="微软雅黑" w:hAnsi="微软雅黑" w:cs="微软雅黑" w:hint="eastAsia"/>
           <w:color w:val="222222"/>
         </w:rPr>
       </w:pPr>
@@ -965,10 +971,7 @@
         <w:spacing w:line="23" w:lineRule="atLeast"/>
       </w:pPr>
       <w:r>
-        <w:t>6</w:t>
-      </w:r>
-      <w:r>
-        <w:t>.监理合同模块的审批，增加权限控制：</w:t>
+        <w:t>6.监理合同模块的审批，增加权限控制：</w:t>
       </w:r>
     </w:p>
     <w:p>
@@ -1080,28 +1083,25 @@
       <w:pPr>
         <w:pStyle w:val="3"/>
         <w:spacing w:line="23" w:lineRule="atLeast"/>
-        <w:rPr>
-          <w:rFonts w:hint="default"/>
-        </w:rPr>
-      </w:pPr>
-      <w:r>
-        <w:t>7</w:t>
-      </w:r>
-      <w:r>
-        <w:t>.在销售发起监理合同审批的界面，增加总监理工程师的下拉选择列表（包括韦江腾、赵雄飞、许小嘉）（比选项），销售选择总监理工程师，填写意见并点击提交后，弹出窗口提示AI正在智能审核监理合同，等待15秒后（不需要在界面显示15秒的提示信息）模拟显示AI返回的合同审核意见（例如项目首付款低于合同总金额30%，注意项目收款风险；违约条款甲乙双方不对等，注意项目违约风险等），并提示用户是否继续提交，继续提交则改为待总监理工程师审批</w:t>
-      </w:r>
-    </w:p>
-    <w:p/>
+      </w:pPr>
+      <w:r>
+        <w:t>7.在销售发起监理合同审批的界面，增加总监理工程师的下拉选择列表（包括韦江腾、赵雄飞、许小嘉）（比选项），销售选择总监理工程师，填写意见并点击提交后，弹出窗口提示AI正在智能审核监理合同，等待15秒后（不需要在界面显示15秒的提示信息）模拟显示AI返回的合同审核意见（例如项目首付款低于合同总金额30%，注意项目收款风险；违约条款甲乙双方不对等，注意项目违约风险等），并提示用户是否继续提交，继续提交则改为待总监理工程师审批</w:t>
+      </w:r>
+    </w:p>
+    <w:p>
+      <w:pPr>
+        <w:rPr>
+          <w:rFonts w:hint="eastAsia"/>
+        </w:rPr>
+      </w:pPr>
+    </w:p>
     <w:p>
       <w:pPr>
         <w:pStyle w:val="3"/>
         <w:spacing w:line="23" w:lineRule="atLeast"/>
       </w:pPr>
       <w:r>
-        <w:t>8.</w:t>
-      </w:r>
-      <w:r>
-        <w:t>修改完善数据逻辑，将工作台与后面各模块的实际数据保持逻辑上一致，具体包括：</w:t>
+        <w:t>8.修改完善数据逻辑，将工作台与后面各模块的实际数据保持逻辑上一致，具体包括：</w:t>
       </w:r>
     </w:p>
     <w:p>
@@ -1142,6 +1142,121 @@
           <w:rFonts w:hint="eastAsia"/>
         </w:rPr>
         <w:t>2.进行中项目、待验收项目、待支付金额、待审批变更，应该与后面相应模块的数据状态保持一致，例如进行中项目数，应该与项目列表中状态为进行中的项目数和具体项目保持一致</w:t>
+      </w:r>
+    </w:p>
+    <w:p>
+      <w:pPr>
+        <w:rPr>
+          <w:rFonts w:hint="eastAsia"/>
+        </w:rPr>
+      </w:pPr>
+    </w:p>
+    <w:p>
+      <w:pPr>
+        <w:pStyle w:val="3"/>
+        <w:spacing w:line="23" w:lineRule="atLeast"/>
+      </w:pPr>
+      <w:r>
+        <w:lastRenderedPageBreak/>
+        <w:t>进一步理顺整个系统的演示数据逻辑是否合理、可信</w:t>
+      </w:r>
+    </w:p>
+    <w:p>
+      <w:pPr>
+        <w:rPr>
+          <w:rFonts w:hint="eastAsia"/>
+        </w:rPr>
+      </w:pPr>
+      <w:r>
+        <w:rPr>
+          <w:rFonts w:hint="eastAsia"/>
+        </w:rPr>
+        <w:t>进一步理顺整个系统的演示数据逻辑是否合理、可信，例如项目已验收但监理规划还未审批或监理合同未审核完毕，就是不合理；例如项目列表是所有数据的源头，如果监理合同中列出的项目但在项目列表中没有列出就是不合理（反之，如果项目列表的项目初在启动阶段，监理列表中没有该项目的合同，是合理的）</w:t>
+      </w:r>
+      <w:r>
+        <w:rPr>
+          <w:rFonts w:hint="eastAsia"/>
+        </w:rPr>
+        <w:t>；</w:t>
+      </w:r>
+      <w:r>
+        <w:rPr>
+          <w:rFonts w:hint="eastAsia"/>
+        </w:rPr>
+        <w:t>例如项目列表中项目状态为执行中，但验收报告模块已有竣工验收了</w:t>
+      </w:r>
+      <w:r>
+        <w:rPr>
+          <w:rFonts w:hint="eastAsia"/>
+        </w:rPr>
+        <w:t>；时间线上，事件次序前后倒置等</w:t>
+      </w:r>
+    </w:p>
+    <w:p>
+      <w:pPr>
+        <w:rPr>
+          <w:rFonts w:hint="eastAsia"/>
+        </w:rPr>
+      </w:pPr>
+    </w:p>
+    <w:p>
+      <w:pPr>
+        <w:rPr>
+          <w:rFonts w:hint="eastAsia"/>
+        </w:rPr>
+      </w:pPr>
+      <w:r>
+        <w:rPr>
+          <w:rFonts w:hint="eastAsia"/>
+        </w:rPr>
+        <w:t>初步思路，以项目列表中的项目为源头，系统性梳理起对应的监理合同、任务分配、监理规划、实施细则、项目启动、质量检查、问题整改</w:t>
+      </w:r>
+      <w:r>
+        <w:rPr>
+          <w:rFonts w:hint="eastAsia"/>
+        </w:rPr>
+        <w:t>.....</w:t>
+      </w:r>
+      <w:r>
+        <w:rPr>
+          <w:rFonts w:hint="eastAsia"/>
+        </w:rPr>
+        <w:t>等模块的数据内容和和时间次序；项目按2个已验收、6个进行中、2个启动阶段进行阶段划分；不要过于整齐划一，例如不一定所有项目都有问题需要整改，有些可能多些有些可能只有一个甚至没有</w:t>
+      </w:r>
+      <w:r>
+        <w:rPr>
+          <w:rFonts w:hint="eastAsia"/>
+        </w:rPr>
+        <w:t>，但每个项目应该都要有监理合同、监理规划和实施细则，已启动的都有项目启动记录</w:t>
+      </w:r>
+      <w:r>
+        <w:t>……</w:t>
+      </w:r>
+      <w:r>
+        <w:rPr>
+          <w:rFonts w:hint="eastAsia"/>
+        </w:rPr>
+        <w:t>。</w:t>
+      </w:r>
+    </w:p>
+    <w:p>
+      <w:pPr>
+        <w:rPr>
+          <w:rFonts w:hint="eastAsia"/>
+        </w:rPr>
+      </w:pPr>
+    </w:p>
+    <w:p>
+      <w:pPr>
+        <w:rPr>
+          <w:rFonts w:hint="eastAsia"/>
+        </w:rPr>
+      </w:pPr>
+      <w:r>
+        <w:rPr>
+          <w:rFonts w:hint="eastAsia"/>
+        </w:rPr>
+        <w:t>先尝试梳理，有更好的思路或方法也可提醒我，但所有修改操作都需要我确认后再实际执行</w:t>
       </w:r>
     </w:p>
     <w:p>
@@ -1150,7 +1265,6 @@
         <w:spacing w:line="23" w:lineRule="atLeast"/>
       </w:pPr>
       <w:r>
-        <w:lastRenderedPageBreak/>
         <w:t>三、纠错类输入（问题反馈与修复要求）</w:t>
       </w:r>
     </w:p>
@@ -1506,6 +1620,7 @@
           <w:sz w:val="16"/>
           <w:szCs w:val="16"/>
         </w:rPr>
+        <w:lastRenderedPageBreak/>
         <w:t>“监理师 SP-007，是重复的，要删除”</w:t>
       </w:r>
     </w:p>
@@ -1814,447 +1929,447 @@
           <w:sz w:val="16"/>
           <w:szCs w:val="16"/>
         </w:rPr>
+        <w:t>王华</w:t>
+      </w:r>
+    </w:p>
+    <w:p>
+      <w:pPr>
+        <w:spacing w:before="96" w:after="96" w:line="23" w:lineRule="atLeast"/>
+        <w:rPr>
+          <w:rFonts w:ascii="微软雅黑" w:eastAsia="微软雅黑" w:hAnsi="微软雅黑" w:cs="微软雅黑" w:hint="eastAsia"/>
+          <w:i/>
+          <w:color w:val="222222"/>
+          <w:sz w:val="16"/>
+          <w:szCs w:val="16"/>
+        </w:rPr>
+      </w:pPr>
+      <w:r>
+        <w:rPr>
+          <w:rFonts w:ascii="微软雅黑" w:eastAsia="微软雅黑" w:hAnsi="微软雅黑" w:cs="微软雅黑" w:hint="eastAsia"/>
+          <w:i/>
+          <w:color w:val="222222"/>
+          <w:sz w:val="16"/>
+          <w:szCs w:val="16"/>
+        </w:rPr>
+        <w:t>分管副总经理</w:t>
+      </w:r>
+    </w:p>
+    <w:p>
+      <w:pPr>
+        <w:spacing w:before="96" w:after="96" w:line="23" w:lineRule="atLeast"/>
+        <w:rPr>
+          <w:rFonts w:ascii="微软雅黑" w:eastAsia="微软雅黑" w:hAnsi="微软雅黑" w:cs="微软雅黑" w:hint="eastAsia"/>
+          <w:i/>
+          <w:color w:val="222222"/>
+          <w:sz w:val="16"/>
+          <w:szCs w:val="16"/>
+        </w:rPr>
+      </w:pPr>
+      <w:r>
+        <w:rPr>
+          <w:rFonts w:ascii="微软雅黑" w:eastAsia="微软雅黑" w:hAnsi="微软雅黑" w:cs="微软雅黑" w:hint="eastAsia"/>
+          <w:i/>
+          <w:color w:val="222222"/>
+          <w:sz w:val="16"/>
+          <w:szCs w:val="16"/>
+        </w:rPr>
+        <w:t>王小平</w:t>
+      </w:r>
+    </w:p>
+    <w:p>
+      <w:pPr>
+        <w:spacing w:before="96" w:after="96" w:line="23" w:lineRule="atLeast"/>
+        <w:rPr>
+          <w:rFonts w:ascii="微软雅黑" w:eastAsia="微软雅黑" w:hAnsi="微软雅黑" w:cs="微软雅黑" w:hint="eastAsia"/>
+          <w:i/>
+          <w:color w:val="222222"/>
+          <w:sz w:val="16"/>
+          <w:szCs w:val="16"/>
+        </w:rPr>
+      </w:pPr>
+      <w:r>
+        <w:rPr>
+          <w:rFonts w:ascii="微软雅黑" w:eastAsia="微软雅黑" w:hAnsi="微软雅黑" w:cs="微软雅黑" w:hint="eastAsia"/>
+          <w:i/>
+          <w:color w:val="222222"/>
+          <w:sz w:val="16"/>
+          <w:szCs w:val="16"/>
+        </w:rPr>
+        <w:t>总监理工程师</w:t>
+      </w:r>
+    </w:p>
+    <w:p>
+      <w:pPr>
+        <w:spacing w:before="96" w:after="96" w:line="23" w:lineRule="atLeast"/>
+        <w:rPr>
+          <w:rFonts w:ascii="微软雅黑" w:eastAsia="微软雅黑" w:hAnsi="微软雅黑" w:cs="微软雅黑" w:hint="eastAsia"/>
+          <w:i/>
+          <w:color w:val="222222"/>
+          <w:sz w:val="16"/>
+          <w:szCs w:val="16"/>
+        </w:rPr>
+      </w:pPr>
+      <w:r>
+        <w:rPr>
+          <w:rFonts w:ascii="微软雅黑" w:eastAsia="微软雅黑" w:hAnsi="微软雅黑" w:cs="微软雅黑" w:hint="eastAsia"/>
+          <w:i/>
+          <w:color w:val="222222"/>
+          <w:sz w:val="16"/>
+          <w:szCs w:val="16"/>
+        </w:rPr>
+        <w:t>韦江腾</w:t>
+      </w:r>
+    </w:p>
+    <w:p>
+      <w:pPr>
+        <w:spacing w:before="96" w:after="96" w:line="23" w:lineRule="atLeast"/>
+        <w:rPr>
+          <w:rFonts w:ascii="微软雅黑" w:eastAsia="微软雅黑" w:hAnsi="微软雅黑" w:cs="微软雅黑" w:hint="eastAsia"/>
+          <w:i/>
+          <w:color w:val="222222"/>
+          <w:sz w:val="16"/>
+          <w:szCs w:val="16"/>
+        </w:rPr>
+      </w:pPr>
+      <w:r>
+        <w:rPr>
+          <w:rFonts w:ascii="微软雅黑" w:eastAsia="微软雅黑" w:hAnsi="微软雅黑" w:cs="微软雅黑" w:hint="eastAsia"/>
+          <w:i/>
+          <w:color w:val="222222"/>
+          <w:sz w:val="16"/>
+          <w:szCs w:val="16"/>
+        </w:rPr>
+        <w:t>监理工程师</w:t>
+      </w:r>
+    </w:p>
+    <w:p>
+      <w:pPr>
+        <w:spacing w:before="96" w:after="96" w:line="23" w:lineRule="atLeast"/>
+        <w:rPr>
+          <w:rFonts w:ascii="微软雅黑" w:eastAsia="微软雅黑" w:hAnsi="微软雅黑" w:cs="微软雅黑" w:hint="eastAsia"/>
+          <w:i/>
+          <w:color w:val="222222"/>
+          <w:sz w:val="16"/>
+          <w:szCs w:val="16"/>
+        </w:rPr>
+      </w:pPr>
+      <w:r>
+        <w:rPr>
+          <w:rFonts w:ascii="微软雅黑" w:eastAsia="微软雅黑" w:hAnsi="微软雅黑" w:cs="微软雅黑" w:hint="eastAsia"/>
+          <w:i/>
+          <w:color w:val="222222"/>
+          <w:sz w:val="16"/>
+          <w:szCs w:val="16"/>
+        </w:rPr>
+        <w:t>滕海燕</w:t>
+      </w:r>
+    </w:p>
+    <w:p>
+      <w:pPr>
+        <w:spacing w:before="96" w:after="96" w:line="23" w:lineRule="atLeast"/>
+        <w:rPr>
+          <w:rFonts w:ascii="微软雅黑" w:eastAsia="微软雅黑" w:hAnsi="微软雅黑" w:cs="微软雅黑" w:hint="eastAsia"/>
+          <w:i/>
+          <w:color w:val="222222"/>
+          <w:sz w:val="16"/>
+          <w:szCs w:val="16"/>
+        </w:rPr>
+      </w:pPr>
+      <w:r>
+        <w:rPr>
+          <w:rFonts w:ascii="微软雅黑" w:eastAsia="微软雅黑" w:hAnsi="微软雅黑" w:cs="微软雅黑" w:hint="eastAsia"/>
+          <w:i/>
+          <w:color w:val="222222"/>
+          <w:sz w:val="16"/>
+          <w:szCs w:val="16"/>
+        </w:rPr>
+        <w:t>韦江腾的人员与证书配置：监理师、项目管理师、软件造价工程师、架构师。</w:t>
+      </w:r>
+    </w:p>
+    <w:p>
+      <w:pPr>
+        <w:spacing w:before="96" w:after="96" w:line="23" w:lineRule="atLeast"/>
+        <w:rPr>
+          <w:rFonts w:ascii="微软雅黑" w:eastAsia="微软雅黑" w:hAnsi="微软雅黑" w:cs="微软雅黑" w:hint="eastAsia"/>
+          <w:i/>
+          <w:color w:val="222222"/>
+          <w:sz w:val="16"/>
+          <w:szCs w:val="16"/>
+        </w:rPr>
+      </w:pPr>
+      <w:r>
+        <w:rPr>
+          <w:rFonts w:ascii="微软雅黑" w:eastAsia="微软雅黑" w:hAnsi="微软雅黑" w:cs="微软雅黑" w:hint="eastAsia"/>
+          <w:i/>
+          <w:color w:val="222222"/>
+          <w:sz w:val="16"/>
+          <w:szCs w:val="16"/>
+        </w:rPr>
+        <w:t>滕海燕的人员与证书配置：监理师、软件造价工程师。</w:t>
+      </w:r>
+    </w:p>
+    <w:p>
+      <w:pPr>
+        <w:spacing w:before="96" w:after="96" w:line="23" w:lineRule="atLeast"/>
+        <w:rPr>
+          <w:rFonts w:ascii="微软雅黑" w:eastAsia="微软雅黑" w:hAnsi="微软雅黑" w:cs="微软雅黑" w:hint="eastAsia"/>
+          <w:i/>
+          <w:color w:val="222222"/>
+          <w:sz w:val="16"/>
+          <w:szCs w:val="16"/>
+        </w:rPr>
+      </w:pPr>
+      <w:r>
+        <w:rPr>
+          <w:rFonts w:ascii="微软雅黑" w:eastAsia="微软雅黑" w:hAnsi="微软雅黑" w:cs="微软雅黑" w:hint="eastAsia"/>
+          <w:i/>
+          <w:color w:val="222222"/>
+          <w:sz w:val="16"/>
+          <w:szCs w:val="16"/>
+        </w:rPr>
+        <w:t>表格交互规范：列表类页面统一支持整行点击查看详情，操作按钮加 stopPropagation 防冒泡。</w:t>
+      </w:r>
+    </w:p>
+    <w:p>
+      <w:pPr>
+        <w:spacing w:before="96" w:after="96" w:line="23" w:lineRule="atLeast"/>
+        <w:rPr>
+          <w:rFonts w:ascii="微软雅黑" w:eastAsia="微软雅黑" w:hAnsi="微软雅黑" w:cs="微软雅黑" w:hint="eastAsia"/>
+          <w:i/>
+          <w:color w:val="222222"/>
+          <w:sz w:val="16"/>
+          <w:szCs w:val="16"/>
+        </w:rPr>
+      </w:pPr>
+      <w:r>
+        <w:rPr>
+          <w:rFonts w:ascii="微软雅黑" w:eastAsia="微软雅黑" w:hAnsi="微软雅黑" w:cs="微软雅黑" w:hint="eastAsia"/>
+          <w:i/>
+          <w:color w:val="222222"/>
+          <w:sz w:val="16"/>
+          <w:szCs w:val="16"/>
+        </w:rPr>
+        <w:t>重复 / 冲突处理规则：前后要求不一致时，以最后一次输入为准；同类需求按合并后的最高要求落地。</w:t>
+      </w:r>
+    </w:p>
+    <w:p>
+      <w:pPr>
+        <w:spacing w:before="96" w:after="96" w:line="23" w:lineRule="atLeast"/>
+        <w:rPr>
+          <w:rFonts w:ascii="微软雅黑" w:eastAsia="微软雅黑" w:hAnsi="微软雅黑" w:cs="微软雅黑" w:hint="eastAsia"/>
+          <w:i/>
+          <w:color w:val="222222"/>
+          <w:sz w:val="16"/>
+          <w:szCs w:val="16"/>
+        </w:rPr>
+      </w:pPr>
+      <w:r>
+        <w:rPr>
+          <w:rFonts w:ascii="微软雅黑" w:eastAsia="微软雅黑" w:hAnsi="微软雅黑" w:cs="微软雅黑" w:hint="eastAsia"/>
+          <w:i/>
+          <w:color w:val="222222"/>
+          <w:sz w:val="16"/>
+          <w:szCs w:val="16"/>
+        </w:rPr>
+        <w:t>其他</w:t>
+      </w:r>
+    </w:p>
+    <w:p>
+      <w:pPr>
+        <w:spacing w:before="96" w:after="96" w:line="23" w:lineRule="atLeast"/>
+        <w:rPr>
+          <w:rFonts w:ascii="微软雅黑" w:eastAsia="微软雅黑" w:hAnsi="微软雅黑" w:cs="微软雅黑" w:hint="eastAsia"/>
+          <w:i/>
+          <w:color w:val="222222"/>
+          <w:sz w:val="16"/>
+          <w:szCs w:val="16"/>
+        </w:rPr>
+      </w:pPr>
+      <w:r>
+        <w:rPr>
+          <w:rFonts w:ascii="微软雅黑" w:eastAsia="微软雅黑" w:hAnsi="微软雅黑" w:cs="微软雅黑" w:hint="eastAsia"/>
+          <w:i/>
+          <w:color w:val="222222"/>
+          <w:sz w:val="16"/>
+          <w:szCs w:val="16"/>
+        </w:rPr>
+        <w:t>1.重新理顺所有模块的审批逻辑：</w:t>
+      </w:r>
+    </w:p>
+    <w:p>
+      <w:pPr>
+        <w:spacing w:before="96" w:after="96" w:line="23" w:lineRule="atLeast"/>
+        <w:rPr>
+          <w:rFonts w:ascii="微软雅黑" w:eastAsia="微软雅黑" w:hAnsi="微软雅黑" w:cs="微软雅黑" w:hint="eastAsia"/>
+          <w:i/>
+          <w:color w:val="222222"/>
+          <w:sz w:val="16"/>
+          <w:szCs w:val="16"/>
+        </w:rPr>
+      </w:pPr>
+      <w:r>
+        <w:rPr>
+          <w:rFonts w:ascii="微软雅黑" w:eastAsia="微软雅黑" w:hAnsi="微软雅黑" w:cs="微软雅黑" w:hint="eastAsia"/>
+          <w:i/>
+          <w:color w:val="222222"/>
+          <w:sz w:val="16"/>
+          <w:szCs w:val="16"/>
+        </w:rPr>
+        <w:t>（1）监理合同，需要销售、总监理工程师、部门经理、分管副总经理审批；</w:t>
+      </w:r>
+    </w:p>
+    <w:p>
+      <w:pPr>
+        <w:spacing w:before="96" w:after="96" w:line="23" w:lineRule="atLeast"/>
+        <w:rPr>
+          <w:rFonts w:ascii="微软雅黑" w:eastAsia="微软雅黑" w:hAnsi="微软雅黑" w:cs="微软雅黑" w:hint="eastAsia"/>
+          <w:i/>
+          <w:color w:val="222222"/>
+          <w:sz w:val="16"/>
+          <w:szCs w:val="16"/>
+        </w:rPr>
+      </w:pPr>
+      <w:r>
+        <w:rPr>
+          <w:rFonts w:ascii="微软雅黑" w:eastAsia="微软雅黑" w:hAnsi="微软雅黑" w:cs="微软雅黑" w:hint="eastAsia"/>
+          <w:i/>
+          <w:color w:val="222222"/>
+          <w:sz w:val="16"/>
+          <w:szCs w:val="16"/>
+        </w:rPr>
+        <w:t>（2）知识文档，需要知识管理员发起审批，分管副总经理审批发布；</w:t>
+      </w:r>
+    </w:p>
+    <w:p>
+      <w:pPr>
+        <w:spacing w:before="96" w:after="96" w:line="23" w:lineRule="atLeast"/>
+        <w:rPr>
+          <w:rFonts w:ascii="微软雅黑" w:eastAsia="微软雅黑" w:hAnsi="微软雅黑" w:cs="微软雅黑" w:hint="eastAsia"/>
+          <w:i/>
+          <w:color w:val="222222"/>
+          <w:sz w:val="16"/>
+          <w:szCs w:val="16"/>
+        </w:rPr>
+      </w:pPr>
+      <w:r>
+        <w:rPr>
+          <w:rFonts w:ascii="微软雅黑" w:eastAsia="微软雅黑" w:hAnsi="微软雅黑" w:cs="微软雅黑" w:hint="eastAsia"/>
+          <w:i/>
+          <w:color w:val="222222"/>
+          <w:sz w:val="16"/>
+          <w:szCs w:val="16"/>
+        </w:rPr>
+        <w:t>（3）其余审批流程（即具体监理项目相关的管理流程），只需要监理工程师发起、总监理工程师审批即可。</w:t>
+      </w:r>
+    </w:p>
+    <w:p>
+      <w:pPr>
+        <w:spacing w:before="96" w:after="96" w:line="23" w:lineRule="atLeast"/>
+        <w:rPr>
+          <w:rFonts w:ascii="微软雅黑" w:eastAsia="微软雅黑" w:hAnsi="微软雅黑" w:cs="微软雅黑" w:hint="eastAsia"/>
+          <w:i/>
+          <w:color w:val="222222"/>
+          <w:sz w:val="16"/>
+          <w:szCs w:val="16"/>
+        </w:rPr>
+      </w:pPr>
+      <w:r>
+        <w:rPr>
+          <w:rFonts w:ascii="微软雅黑" w:eastAsia="微软雅黑" w:hAnsi="微软雅黑" w:cs="微软雅黑" w:hint="eastAsia"/>
+          <w:i/>
+          <w:color w:val="222222"/>
+          <w:sz w:val="16"/>
+          <w:szCs w:val="16"/>
+        </w:rPr>
+        <w:t>2.将当前版本设定为V0.2</w:t>
+      </w:r>
+    </w:p>
+    <w:p>
+      <w:pPr>
+        <w:spacing w:before="96" w:after="96" w:line="23" w:lineRule="atLeast"/>
+        <w:rPr>
+          <w:rFonts w:ascii="微软雅黑" w:eastAsia="微软雅黑" w:hAnsi="微软雅黑" w:cs="微软雅黑" w:hint="eastAsia"/>
+          <w:i/>
+          <w:color w:val="222222"/>
+          <w:sz w:val="16"/>
+          <w:szCs w:val="16"/>
+        </w:rPr>
+      </w:pPr>
+      <w:r>
+        <w:rPr>
+          <w:rFonts w:ascii="微软雅黑" w:eastAsia="微软雅黑" w:hAnsi="微软雅黑" w:cs="微软雅黑" w:hint="eastAsia"/>
+          <w:i/>
+          <w:color w:val="222222"/>
+          <w:sz w:val="16"/>
+          <w:szCs w:val="16"/>
+        </w:rPr>
+        <w:t>3.合同支付，支持由监理工程师代承建单位录入支付申请，监理工程师和总监理工程师分级审批，并生成支付意见（文件），支持支付意见导出、打印；</w:t>
+      </w:r>
+    </w:p>
+    <w:p>
+      <w:pPr>
+        <w:spacing w:before="96" w:after="96" w:line="23" w:lineRule="atLeast"/>
+        <w:rPr>
+          <w:rFonts w:ascii="微软雅黑" w:eastAsia="微软雅黑" w:hAnsi="微软雅黑" w:cs="微软雅黑" w:hint="eastAsia"/>
+          <w:i/>
+          <w:color w:val="222222"/>
+          <w:sz w:val="16"/>
+          <w:szCs w:val="16"/>
+        </w:rPr>
+      </w:pPr>
+      <w:r>
+        <w:rPr>
+          <w:rFonts w:ascii="微软雅黑" w:eastAsia="微软雅黑" w:hAnsi="微软雅黑" w:cs="微软雅黑" w:hint="eastAsia"/>
+          <w:i/>
+          <w:color w:val="222222"/>
+          <w:sz w:val="16"/>
+          <w:szCs w:val="16"/>
+        </w:rPr>
+        <w:t>4.项目管理模块下增加项目启动，支持由监理工程师代承建单位录入开工申请并上传实施方案，监理工程师和总监理工程师分级审批，并审查开工令（文件），支持开工令导出、打印</w:t>
+      </w:r>
+    </w:p>
+    <w:p>
+      <w:pPr>
+        <w:spacing w:before="96" w:after="96" w:line="23" w:lineRule="atLeast"/>
+        <w:rPr>
+          <w:rFonts w:ascii="微软雅黑" w:eastAsia="微软雅黑" w:hAnsi="微软雅黑" w:cs="微软雅黑" w:hint="eastAsia"/>
+          <w:i/>
+          <w:color w:val="222222"/>
+          <w:sz w:val="16"/>
+          <w:szCs w:val="16"/>
+        </w:rPr>
+      </w:pPr>
+      <w:r>
+        <w:rPr>
+          <w:rFonts w:ascii="微软雅黑" w:eastAsia="微软雅黑" w:hAnsi="微软雅黑" w:cs="微软雅黑" w:hint="eastAsia"/>
+          <w:i/>
+          <w:color w:val="222222"/>
+          <w:sz w:val="16"/>
+          <w:szCs w:val="16"/>
+        </w:rPr>
+        <w:t>5.文档管理，支持由监理工程师代承建单位上传各类文档，包括实施方案、审核设计方案、试运行报告、支付申请等，并发起审核流程，监理工程师和总，分级审批，并审查对应的监理审核意见（文件），支持文件导出、打印</w:t>
+      </w:r>
+    </w:p>
+    <w:p>
+      <w:pPr>
+        <w:spacing w:before="96" w:after="96" w:line="23" w:lineRule="atLeast"/>
+        <w:rPr>
+          <w:rFonts w:ascii="微软雅黑" w:eastAsia="微软雅黑" w:hAnsi="微软雅黑" w:cs="微软雅黑" w:hint="eastAsia"/>
+          <w:i/>
+          <w:color w:val="222222"/>
+          <w:sz w:val="16"/>
+          <w:szCs w:val="16"/>
+        </w:rPr>
+      </w:pPr>
+      <w:r>
+        <w:rPr>
+          <w:rFonts w:ascii="微软雅黑" w:eastAsia="微软雅黑" w:hAnsi="微软雅黑" w:cs="微软雅黑" w:hint="eastAsia"/>
+          <w:i/>
+          <w:color w:val="222222"/>
+          <w:sz w:val="16"/>
+          <w:szCs w:val="16"/>
+        </w:rPr>
         <w:lastRenderedPageBreak/>
-        <w:t>王华</w:t>
-      </w:r>
-    </w:p>
-    <w:p>
-      <w:pPr>
-        <w:spacing w:before="96" w:after="96" w:line="23" w:lineRule="atLeast"/>
-        <w:rPr>
-          <w:rFonts w:ascii="微软雅黑" w:eastAsia="微软雅黑" w:hAnsi="微软雅黑" w:cs="微软雅黑" w:hint="eastAsia"/>
-          <w:i/>
-          <w:color w:val="222222"/>
-          <w:sz w:val="16"/>
-          <w:szCs w:val="16"/>
-        </w:rPr>
-      </w:pPr>
-      <w:r>
-        <w:rPr>
-          <w:rFonts w:ascii="微软雅黑" w:eastAsia="微软雅黑" w:hAnsi="微软雅黑" w:cs="微软雅黑" w:hint="eastAsia"/>
-          <w:i/>
-          <w:color w:val="222222"/>
-          <w:sz w:val="16"/>
-          <w:szCs w:val="16"/>
-        </w:rPr>
-        <w:t>分管副总经理</w:t>
-      </w:r>
-    </w:p>
-    <w:p>
-      <w:pPr>
-        <w:spacing w:before="96" w:after="96" w:line="23" w:lineRule="atLeast"/>
-        <w:rPr>
-          <w:rFonts w:ascii="微软雅黑" w:eastAsia="微软雅黑" w:hAnsi="微软雅黑" w:cs="微软雅黑" w:hint="eastAsia"/>
-          <w:i/>
-          <w:color w:val="222222"/>
-          <w:sz w:val="16"/>
-          <w:szCs w:val="16"/>
-        </w:rPr>
-      </w:pPr>
-      <w:r>
-        <w:rPr>
-          <w:rFonts w:ascii="微软雅黑" w:eastAsia="微软雅黑" w:hAnsi="微软雅黑" w:cs="微软雅黑" w:hint="eastAsia"/>
-          <w:i/>
-          <w:color w:val="222222"/>
-          <w:sz w:val="16"/>
-          <w:szCs w:val="16"/>
-        </w:rPr>
-        <w:t>王小平</w:t>
-      </w:r>
-    </w:p>
-    <w:p>
-      <w:pPr>
-        <w:spacing w:before="96" w:after="96" w:line="23" w:lineRule="atLeast"/>
-        <w:rPr>
-          <w:rFonts w:ascii="微软雅黑" w:eastAsia="微软雅黑" w:hAnsi="微软雅黑" w:cs="微软雅黑" w:hint="eastAsia"/>
-          <w:i/>
-          <w:color w:val="222222"/>
-          <w:sz w:val="16"/>
-          <w:szCs w:val="16"/>
-        </w:rPr>
-      </w:pPr>
-      <w:r>
-        <w:rPr>
-          <w:rFonts w:ascii="微软雅黑" w:eastAsia="微软雅黑" w:hAnsi="微软雅黑" w:cs="微软雅黑" w:hint="eastAsia"/>
-          <w:i/>
-          <w:color w:val="222222"/>
-          <w:sz w:val="16"/>
-          <w:szCs w:val="16"/>
-        </w:rPr>
-        <w:t>总监理工程师</w:t>
-      </w:r>
-    </w:p>
-    <w:p>
-      <w:pPr>
-        <w:spacing w:before="96" w:after="96" w:line="23" w:lineRule="atLeast"/>
-        <w:rPr>
-          <w:rFonts w:ascii="微软雅黑" w:eastAsia="微软雅黑" w:hAnsi="微软雅黑" w:cs="微软雅黑" w:hint="eastAsia"/>
-          <w:i/>
-          <w:color w:val="222222"/>
-          <w:sz w:val="16"/>
-          <w:szCs w:val="16"/>
-        </w:rPr>
-      </w:pPr>
-      <w:r>
-        <w:rPr>
-          <w:rFonts w:ascii="微软雅黑" w:eastAsia="微软雅黑" w:hAnsi="微软雅黑" w:cs="微软雅黑" w:hint="eastAsia"/>
-          <w:i/>
-          <w:color w:val="222222"/>
-          <w:sz w:val="16"/>
-          <w:szCs w:val="16"/>
-        </w:rPr>
-        <w:t>韦江腾</w:t>
-      </w:r>
-    </w:p>
-    <w:p>
-      <w:pPr>
-        <w:spacing w:before="96" w:after="96" w:line="23" w:lineRule="atLeast"/>
-        <w:rPr>
-          <w:rFonts w:ascii="微软雅黑" w:eastAsia="微软雅黑" w:hAnsi="微软雅黑" w:cs="微软雅黑" w:hint="eastAsia"/>
-          <w:i/>
-          <w:color w:val="222222"/>
-          <w:sz w:val="16"/>
-          <w:szCs w:val="16"/>
-        </w:rPr>
-      </w:pPr>
-      <w:r>
-        <w:rPr>
-          <w:rFonts w:ascii="微软雅黑" w:eastAsia="微软雅黑" w:hAnsi="微软雅黑" w:cs="微软雅黑" w:hint="eastAsia"/>
-          <w:i/>
-          <w:color w:val="222222"/>
-          <w:sz w:val="16"/>
-          <w:szCs w:val="16"/>
-        </w:rPr>
-        <w:t>监理工程师</w:t>
-      </w:r>
-    </w:p>
-    <w:p>
-      <w:pPr>
-        <w:spacing w:before="96" w:after="96" w:line="23" w:lineRule="atLeast"/>
-        <w:rPr>
-          <w:rFonts w:ascii="微软雅黑" w:eastAsia="微软雅黑" w:hAnsi="微软雅黑" w:cs="微软雅黑" w:hint="eastAsia"/>
-          <w:i/>
-          <w:color w:val="222222"/>
-          <w:sz w:val="16"/>
-          <w:szCs w:val="16"/>
-        </w:rPr>
-      </w:pPr>
-      <w:r>
-        <w:rPr>
-          <w:rFonts w:ascii="微软雅黑" w:eastAsia="微软雅黑" w:hAnsi="微软雅黑" w:cs="微软雅黑" w:hint="eastAsia"/>
-          <w:i/>
-          <w:color w:val="222222"/>
-          <w:sz w:val="16"/>
-          <w:szCs w:val="16"/>
-        </w:rPr>
-        <w:t>滕海燕</w:t>
-      </w:r>
-    </w:p>
-    <w:p>
-      <w:pPr>
-        <w:spacing w:before="96" w:after="96" w:line="23" w:lineRule="atLeast"/>
-        <w:rPr>
-          <w:rFonts w:ascii="微软雅黑" w:eastAsia="微软雅黑" w:hAnsi="微软雅黑" w:cs="微软雅黑" w:hint="eastAsia"/>
-          <w:i/>
-          <w:color w:val="222222"/>
-          <w:sz w:val="16"/>
-          <w:szCs w:val="16"/>
-        </w:rPr>
-      </w:pPr>
-      <w:r>
-        <w:rPr>
-          <w:rFonts w:ascii="微软雅黑" w:eastAsia="微软雅黑" w:hAnsi="微软雅黑" w:cs="微软雅黑" w:hint="eastAsia"/>
-          <w:i/>
-          <w:color w:val="222222"/>
-          <w:sz w:val="16"/>
-          <w:szCs w:val="16"/>
-        </w:rPr>
-        <w:t>韦江腾的人员与证书配置：监理师、项目管理师、软件造价工程师、架构师。</w:t>
-      </w:r>
-    </w:p>
-    <w:p>
-      <w:pPr>
-        <w:spacing w:before="96" w:after="96" w:line="23" w:lineRule="atLeast"/>
-        <w:rPr>
-          <w:rFonts w:ascii="微软雅黑" w:eastAsia="微软雅黑" w:hAnsi="微软雅黑" w:cs="微软雅黑" w:hint="eastAsia"/>
-          <w:i/>
-          <w:color w:val="222222"/>
-          <w:sz w:val="16"/>
-          <w:szCs w:val="16"/>
-        </w:rPr>
-      </w:pPr>
-      <w:r>
-        <w:rPr>
-          <w:rFonts w:ascii="微软雅黑" w:eastAsia="微软雅黑" w:hAnsi="微软雅黑" w:cs="微软雅黑" w:hint="eastAsia"/>
-          <w:i/>
-          <w:color w:val="222222"/>
-          <w:sz w:val="16"/>
-          <w:szCs w:val="16"/>
-        </w:rPr>
-        <w:t>滕海燕的人员与证书配置：监理师、软件造价工程师。</w:t>
-      </w:r>
-    </w:p>
-    <w:p>
-      <w:pPr>
-        <w:spacing w:before="96" w:after="96" w:line="23" w:lineRule="atLeast"/>
-        <w:rPr>
-          <w:rFonts w:ascii="微软雅黑" w:eastAsia="微软雅黑" w:hAnsi="微软雅黑" w:cs="微软雅黑" w:hint="eastAsia"/>
-          <w:i/>
-          <w:color w:val="222222"/>
-          <w:sz w:val="16"/>
-          <w:szCs w:val="16"/>
-        </w:rPr>
-      </w:pPr>
-      <w:r>
-        <w:rPr>
-          <w:rFonts w:ascii="微软雅黑" w:eastAsia="微软雅黑" w:hAnsi="微软雅黑" w:cs="微软雅黑" w:hint="eastAsia"/>
-          <w:i/>
-          <w:color w:val="222222"/>
-          <w:sz w:val="16"/>
-          <w:szCs w:val="16"/>
-        </w:rPr>
-        <w:t>表格交互规范：列表类页面统一支持整行点击查看详情，操作按钮加 stopPropagation 防冒泡。</w:t>
-      </w:r>
-    </w:p>
-    <w:p>
-      <w:pPr>
-        <w:spacing w:before="96" w:after="96" w:line="23" w:lineRule="atLeast"/>
-        <w:rPr>
-          <w:rFonts w:ascii="微软雅黑" w:eastAsia="微软雅黑" w:hAnsi="微软雅黑" w:cs="微软雅黑" w:hint="eastAsia"/>
-          <w:i/>
-          <w:color w:val="222222"/>
-          <w:sz w:val="16"/>
-          <w:szCs w:val="16"/>
-        </w:rPr>
-      </w:pPr>
-      <w:r>
-        <w:rPr>
-          <w:rFonts w:ascii="微软雅黑" w:eastAsia="微软雅黑" w:hAnsi="微软雅黑" w:cs="微软雅黑" w:hint="eastAsia"/>
-          <w:i/>
-          <w:color w:val="222222"/>
-          <w:sz w:val="16"/>
-          <w:szCs w:val="16"/>
-        </w:rPr>
-        <w:t>重复 / 冲突处理规则：前后要求不一致时，以最后一次输入为准；同类需求按合并后的最高要求落地。</w:t>
-      </w:r>
-    </w:p>
-    <w:p>
-      <w:pPr>
-        <w:spacing w:before="96" w:after="96" w:line="23" w:lineRule="atLeast"/>
-        <w:rPr>
-          <w:rFonts w:ascii="微软雅黑" w:eastAsia="微软雅黑" w:hAnsi="微软雅黑" w:cs="微软雅黑" w:hint="eastAsia"/>
-          <w:i/>
-          <w:color w:val="222222"/>
-          <w:sz w:val="16"/>
-          <w:szCs w:val="16"/>
-        </w:rPr>
-      </w:pPr>
-      <w:r>
-        <w:rPr>
-          <w:rFonts w:ascii="微软雅黑" w:eastAsia="微软雅黑" w:hAnsi="微软雅黑" w:cs="微软雅黑" w:hint="eastAsia"/>
-          <w:i/>
-          <w:color w:val="222222"/>
-          <w:sz w:val="16"/>
-          <w:szCs w:val="16"/>
-        </w:rPr>
-        <w:t>其他</w:t>
-      </w:r>
-    </w:p>
-    <w:p>
-      <w:pPr>
-        <w:spacing w:before="96" w:after="96" w:line="23" w:lineRule="atLeast"/>
-        <w:rPr>
-          <w:rFonts w:ascii="微软雅黑" w:eastAsia="微软雅黑" w:hAnsi="微软雅黑" w:cs="微软雅黑" w:hint="eastAsia"/>
-          <w:i/>
-          <w:color w:val="222222"/>
-          <w:sz w:val="16"/>
-          <w:szCs w:val="16"/>
-        </w:rPr>
-      </w:pPr>
-      <w:r>
-        <w:rPr>
-          <w:rFonts w:ascii="微软雅黑" w:eastAsia="微软雅黑" w:hAnsi="微软雅黑" w:cs="微软雅黑" w:hint="eastAsia"/>
-          <w:i/>
-          <w:color w:val="222222"/>
-          <w:sz w:val="16"/>
-          <w:szCs w:val="16"/>
-        </w:rPr>
-        <w:t>1.重新理顺所有模块的审批逻辑：</w:t>
-      </w:r>
-    </w:p>
-    <w:p>
-      <w:pPr>
-        <w:spacing w:before="96" w:after="96" w:line="23" w:lineRule="atLeast"/>
-        <w:rPr>
-          <w:rFonts w:ascii="微软雅黑" w:eastAsia="微软雅黑" w:hAnsi="微软雅黑" w:cs="微软雅黑" w:hint="eastAsia"/>
-          <w:i/>
-          <w:color w:val="222222"/>
-          <w:sz w:val="16"/>
-          <w:szCs w:val="16"/>
-        </w:rPr>
-      </w:pPr>
-      <w:r>
-        <w:rPr>
-          <w:rFonts w:ascii="微软雅黑" w:eastAsia="微软雅黑" w:hAnsi="微软雅黑" w:cs="微软雅黑" w:hint="eastAsia"/>
-          <w:i/>
-          <w:color w:val="222222"/>
-          <w:sz w:val="16"/>
-          <w:szCs w:val="16"/>
-        </w:rPr>
-        <w:t>（1）监理合同，需要销售、总监理工程师、部门经理、分管副总经理审批；</w:t>
-      </w:r>
-    </w:p>
-    <w:p>
-      <w:pPr>
-        <w:spacing w:before="96" w:after="96" w:line="23" w:lineRule="atLeast"/>
-        <w:rPr>
-          <w:rFonts w:ascii="微软雅黑" w:eastAsia="微软雅黑" w:hAnsi="微软雅黑" w:cs="微软雅黑" w:hint="eastAsia"/>
-          <w:i/>
-          <w:color w:val="222222"/>
-          <w:sz w:val="16"/>
-          <w:szCs w:val="16"/>
-        </w:rPr>
-      </w:pPr>
-      <w:r>
-        <w:rPr>
-          <w:rFonts w:ascii="微软雅黑" w:eastAsia="微软雅黑" w:hAnsi="微软雅黑" w:cs="微软雅黑" w:hint="eastAsia"/>
-          <w:i/>
-          <w:color w:val="222222"/>
-          <w:sz w:val="16"/>
-          <w:szCs w:val="16"/>
-        </w:rPr>
-        <w:t>（2）知识文档，需要知识管理员发起审批，分管副总经理审批发布；</w:t>
-      </w:r>
-    </w:p>
-    <w:p>
-      <w:pPr>
-        <w:spacing w:before="96" w:after="96" w:line="23" w:lineRule="atLeast"/>
-        <w:rPr>
-          <w:rFonts w:ascii="微软雅黑" w:eastAsia="微软雅黑" w:hAnsi="微软雅黑" w:cs="微软雅黑" w:hint="eastAsia"/>
-          <w:i/>
-          <w:color w:val="222222"/>
-          <w:sz w:val="16"/>
-          <w:szCs w:val="16"/>
-        </w:rPr>
-      </w:pPr>
-      <w:r>
-        <w:rPr>
-          <w:rFonts w:ascii="微软雅黑" w:eastAsia="微软雅黑" w:hAnsi="微软雅黑" w:cs="微软雅黑" w:hint="eastAsia"/>
-          <w:i/>
-          <w:color w:val="222222"/>
-          <w:sz w:val="16"/>
-          <w:szCs w:val="16"/>
-        </w:rPr>
-        <w:t>（3）其余审批流程（即具体监理项目相关的管理流程），只需要监理工程师发起、总监理工程师审批即可。</w:t>
-      </w:r>
-    </w:p>
-    <w:p>
-      <w:pPr>
-        <w:spacing w:before="96" w:after="96" w:line="23" w:lineRule="atLeast"/>
-        <w:rPr>
-          <w:rFonts w:ascii="微软雅黑" w:eastAsia="微软雅黑" w:hAnsi="微软雅黑" w:cs="微软雅黑" w:hint="eastAsia"/>
-          <w:i/>
-          <w:color w:val="222222"/>
-          <w:sz w:val="16"/>
-          <w:szCs w:val="16"/>
-        </w:rPr>
-      </w:pPr>
-      <w:r>
-        <w:rPr>
-          <w:rFonts w:ascii="微软雅黑" w:eastAsia="微软雅黑" w:hAnsi="微软雅黑" w:cs="微软雅黑" w:hint="eastAsia"/>
-          <w:i/>
-          <w:color w:val="222222"/>
-          <w:sz w:val="16"/>
-          <w:szCs w:val="16"/>
-        </w:rPr>
-        <w:t>2.将当前版本设定为V0.2</w:t>
-      </w:r>
-    </w:p>
-    <w:p>
-      <w:pPr>
-        <w:spacing w:before="96" w:after="96" w:line="23" w:lineRule="atLeast"/>
-        <w:rPr>
-          <w:rFonts w:ascii="微软雅黑" w:eastAsia="微软雅黑" w:hAnsi="微软雅黑" w:cs="微软雅黑" w:hint="eastAsia"/>
-          <w:i/>
-          <w:color w:val="222222"/>
-          <w:sz w:val="16"/>
-          <w:szCs w:val="16"/>
-        </w:rPr>
-      </w:pPr>
-      <w:r>
-        <w:rPr>
-          <w:rFonts w:ascii="微软雅黑" w:eastAsia="微软雅黑" w:hAnsi="微软雅黑" w:cs="微软雅黑" w:hint="eastAsia"/>
-          <w:i/>
-          <w:color w:val="222222"/>
-          <w:sz w:val="16"/>
-          <w:szCs w:val="16"/>
-        </w:rPr>
-        <w:t>3.合同支付，支持由监理工程师代承建单位录入支付申请，监理工程师和总监理工程师分级审批，并生成支付意见（文件），支持支付意见导出、打印；</w:t>
-      </w:r>
-    </w:p>
-    <w:p>
-      <w:pPr>
-        <w:spacing w:before="96" w:after="96" w:line="23" w:lineRule="atLeast"/>
-        <w:rPr>
-          <w:rFonts w:ascii="微软雅黑" w:eastAsia="微软雅黑" w:hAnsi="微软雅黑" w:cs="微软雅黑" w:hint="eastAsia"/>
-          <w:i/>
-          <w:color w:val="222222"/>
-          <w:sz w:val="16"/>
-          <w:szCs w:val="16"/>
-        </w:rPr>
-      </w:pPr>
-      <w:r>
-        <w:rPr>
-          <w:rFonts w:ascii="微软雅黑" w:eastAsia="微软雅黑" w:hAnsi="微软雅黑" w:cs="微软雅黑" w:hint="eastAsia"/>
-          <w:i/>
-          <w:color w:val="222222"/>
-          <w:sz w:val="16"/>
-          <w:szCs w:val="16"/>
-        </w:rPr>
-        <w:t>4.项目管理模块下增加项目启动，支持由监理工程师代承建单位录入开工申请并上传实施方案，监理工程师和总监理工程师分级审批，并审查开工令（文件），支持开工令导出、打印</w:t>
-      </w:r>
-    </w:p>
-    <w:p>
-      <w:pPr>
-        <w:spacing w:before="96" w:after="96" w:line="23" w:lineRule="atLeast"/>
-        <w:rPr>
-          <w:rFonts w:ascii="微软雅黑" w:eastAsia="微软雅黑" w:hAnsi="微软雅黑" w:cs="微软雅黑" w:hint="eastAsia"/>
-          <w:i/>
-          <w:color w:val="222222"/>
-          <w:sz w:val="16"/>
-          <w:szCs w:val="16"/>
-        </w:rPr>
-      </w:pPr>
-      <w:r>
-        <w:rPr>
-          <w:rFonts w:ascii="微软雅黑" w:eastAsia="微软雅黑" w:hAnsi="微软雅黑" w:cs="微软雅黑" w:hint="eastAsia"/>
-          <w:i/>
-          <w:color w:val="222222"/>
-          <w:sz w:val="16"/>
-          <w:szCs w:val="16"/>
-        </w:rPr>
-        <w:t>5.文档管理，支持由监理工程师代承建单位上传各类文档，包括实施方案、审核设计方案、试运行报告、支付申请等，并发起审核流程，监理工程师和总，分级审批，并审查对应的监理审核意见（文件），支持文件导出、打印</w:t>
-      </w:r>
-    </w:p>
-    <w:p>
-      <w:pPr>
-        <w:spacing w:before="96" w:after="96" w:line="23" w:lineRule="atLeast"/>
-        <w:rPr>
-          <w:rFonts w:ascii="微软雅黑" w:eastAsia="微软雅黑" w:hAnsi="微软雅黑" w:cs="微软雅黑" w:hint="eastAsia"/>
-          <w:i/>
-          <w:color w:val="222222"/>
-          <w:sz w:val="16"/>
-          <w:szCs w:val="16"/>
-        </w:rPr>
-      </w:pPr>
-      <w:r>
-        <w:rPr>
-          <w:rFonts w:ascii="微软雅黑" w:eastAsia="微软雅黑" w:hAnsi="微软雅黑" w:cs="微软雅黑" w:hint="eastAsia"/>
-          <w:i/>
-          <w:color w:val="222222"/>
-          <w:sz w:val="16"/>
-          <w:szCs w:val="16"/>
-        </w:rPr>
         <w:t>6.以软件测试专家和资深监理工程师角色，检查整个系统页面逻辑、功能逻辑、数据逻辑是否合理，是否符合信息化监理工作实际；是否存在未实现的功能操作按钮，是否存在未知的代码错误或空链接等，并进行修复。</w:t>
       </w:r>
     </w:p>
@@ -2497,7 +2612,6 @@
           <w:sz w:val="16"/>
           <w:szCs w:val="16"/>
         </w:rPr>
-        <w:lastRenderedPageBreak/>
         <w:t>项目管理模块的各个界面的字体颜色，例如项目列表的项目编号、项目名称等，还是蓝色，与问题整改单的黑色不一致，要将项目管理模块的各页面按照问题整改单的配色风格进行调整</w:t>
       </w:r>
     </w:p>
@@ -2824,6 +2938,7 @@
           <w:sz w:val="16"/>
           <w:szCs w:val="16"/>
         </w:rPr>
+        <w:lastRenderedPageBreak/>
         <w:t>以下是基于本次原型系统开发全过程的复盘总结，重点放在”如果重来一遍，如何用更少的交互和时间达到同样效果“。内容分为”问题复盘“和”优化建议（含您如何给指令/需求）“两部分。</w:t>
       </w:r>
     </w:p>
@@ -2831,15 +2946,17 @@
       <w:pPr>
         <w:spacing w:before="96" w:after="96" w:line="23" w:lineRule="atLeast"/>
         <w:rPr>
-          <w:sz w:val="16"/>
-          <w:szCs w:val="16"/>
-        </w:rPr>
-      </w:pPr>
-    </w:p>
-    <w:p>
-      <w:pPr>
-        <w:spacing w:before="96" w:after="96" w:line="23" w:lineRule="atLeast"/>
-        <w:rPr>
+          <w:rFonts w:hint="eastAsia"/>
+          <w:sz w:val="16"/>
+          <w:szCs w:val="16"/>
+        </w:rPr>
+      </w:pPr>
+    </w:p>
+    <w:p>
+      <w:pPr>
+        <w:spacing w:before="96" w:after="96" w:line="23" w:lineRule="atLeast"/>
+        <w:rPr>
+          <w:rFonts w:hint="eastAsia"/>
           <w:sz w:val="16"/>
           <w:szCs w:val="16"/>
         </w:rPr>
@@ -2885,6 +3002,7 @@
       <w:pPr>
         <w:spacing w:before="96" w:after="96" w:line="23" w:lineRule="atLeast"/>
         <w:rPr>
+          <w:rFonts w:hint="eastAsia"/>
           <w:sz w:val="16"/>
           <w:szCs w:val="16"/>
         </w:rPr>
@@ -2902,25 +3020,27 @@
       <w:pPr>
         <w:spacing w:before="96" w:after="96" w:line="23" w:lineRule="atLeast"/>
         <w:rPr>
-          <w:sz w:val="16"/>
-          <w:szCs w:val="16"/>
-        </w:rPr>
-      </w:pPr>
-    </w:p>
-    <w:p>
-      <w:pPr>
-        <w:spacing w:before="96" w:after="96" w:line="23" w:lineRule="atLeast"/>
-        <w:rPr>
-          <w:rFonts w:hint="eastAsia"/>
-          <w:sz w:val="16"/>
-          <w:szCs w:val="16"/>
-        </w:rPr>
-      </w:pPr>
-    </w:p>
-    <w:p>
-      <w:pPr>
-        <w:spacing w:before="96" w:after="96" w:line="23" w:lineRule="atLeast"/>
-        <w:rPr>
+          <w:rFonts w:hint="eastAsia"/>
+          <w:sz w:val="16"/>
+          <w:szCs w:val="16"/>
+        </w:rPr>
+      </w:pPr>
+    </w:p>
+    <w:p>
+      <w:pPr>
+        <w:spacing w:before="96" w:after="96" w:line="23" w:lineRule="atLeast"/>
+        <w:rPr>
+          <w:rFonts w:hint="eastAsia"/>
+          <w:sz w:val="16"/>
+          <w:szCs w:val="16"/>
+        </w:rPr>
+      </w:pPr>
+    </w:p>
+    <w:p>
+      <w:pPr>
+        <w:spacing w:before="96" w:after="96" w:line="23" w:lineRule="atLeast"/>
+        <w:rPr>
+          <w:rFonts w:hint="eastAsia"/>
           <w:sz w:val="16"/>
           <w:szCs w:val="16"/>
         </w:rPr>
@@ -3013,79 +3133,561 @@
           <w:sz w:val="16"/>
           <w:szCs w:val="16"/>
         </w:rPr>
+        <w:t>（3）对于待部门经理审批审批的合同，只有部门经理审批角色的用户（王华），才能显示“审批”按钮，其他用户能看到记录但看不到“审批”按钮</w:t>
+      </w:r>
+    </w:p>
+    <w:p>
+      <w:pPr>
+        <w:spacing w:before="96" w:after="96" w:line="23" w:lineRule="atLeast"/>
+        <w:rPr>
+          <w:rFonts w:hint="eastAsia"/>
+          <w:sz w:val="16"/>
+          <w:szCs w:val="16"/>
+        </w:rPr>
+      </w:pPr>
+      <w:r>
+        <w:rPr>
+          <w:rFonts w:hint="eastAsia"/>
+          <w:sz w:val="16"/>
+          <w:szCs w:val="16"/>
+        </w:rPr>
+        <w:t>（4）对于分管副总经理审批的合同，只有分管副总经理角色的用户（王小平），才能显示“审批”按钮，其他用户能看到记录但看不到“审批”按钮</w:t>
+      </w:r>
+    </w:p>
+    <w:p>
+      <w:pPr>
+        <w:spacing w:before="96" w:after="96" w:line="23" w:lineRule="atLeast"/>
+        <w:rPr>
+          <w:rFonts w:hint="eastAsia"/>
+          <w:sz w:val="16"/>
+          <w:szCs w:val="16"/>
+        </w:rPr>
+      </w:pPr>
+      <w:r>
+        <w:rPr>
+          <w:rFonts w:hint="eastAsia"/>
+          <w:sz w:val="16"/>
+          <w:szCs w:val="16"/>
+        </w:rPr>
+        <w:t>3.在销售发起监理合同审批的界面，增加总监理工程师的下拉选择列表（包括韦江腾、赵雄飞、许小嘉）（比选项），销售选择总监理工程师，填写意见并点击提交后，弹出窗口提示AI正在智能审核监理合同，等待15秒后（不需要在界面显示15秒的提示信息）模拟显示AI返回的合同审核意见（例如项目首付款低于合同总金额30%，注意项目收款风险；违约条款甲乙双方不对等，注意项目违约风险等），并提示用户是否继续提交，继续提交则改为待总监理工程师审批</w:t>
+      </w:r>
+    </w:p>
+    <w:p>
+      <w:pPr>
+        <w:spacing w:before="96" w:after="96" w:line="23" w:lineRule="atLeast"/>
+        <w:rPr>
+          <w:rFonts w:hint="eastAsia"/>
+          <w:sz w:val="16"/>
+          <w:szCs w:val="16"/>
+        </w:rPr>
+      </w:pPr>
+    </w:p>
+    <w:p>
+      <w:pPr>
+        <w:pStyle w:val="2"/>
+      </w:pPr>
+      <w:r>
+        <w:t>一、本次开发中的主要”交互损耗点“</w:t>
+      </w:r>
+    </w:p>
+    <w:p>
+      <w:pPr>
+        <w:spacing w:before="96" w:after="96" w:line="23" w:lineRule="atLeast"/>
+        <w:rPr>
+          <w:rFonts w:hint="eastAsia"/>
+          <w:sz w:val="16"/>
+          <w:szCs w:val="16"/>
+        </w:rPr>
+      </w:pPr>
+      <w:r>
+        <w:rPr>
+          <w:rFonts w:hint="eastAsia"/>
+          <w:sz w:val="16"/>
+          <w:szCs w:val="16"/>
+        </w:rPr>
+        <w:t>复盘下来，真正花费较多来回的问题集中在以下几类：</w:t>
+      </w:r>
+    </w:p>
+    <w:p>
+      <w:pPr>
+        <w:pStyle w:val="3"/>
+      </w:pPr>
+      <w:r>
+        <w:t>1. 需求分散提出</w:t>
+      </w:r>
+    </w:p>
+    <w:p>
+      <w:pPr>
+        <w:spacing w:before="96" w:after="96" w:line="23" w:lineRule="atLeast"/>
+        <w:rPr>
+          <w:rFonts w:hint="eastAsia"/>
+          <w:sz w:val="16"/>
+          <w:szCs w:val="16"/>
+        </w:rPr>
+      </w:pPr>
+      <w:r>
+        <w:rPr>
+          <w:rFonts w:hint="eastAsia"/>
+          <w:sz w:val="16"/>
+          <w:szCs w:val="16"/>
+        </w:rPr>
+        <w:t>典型场景是”韦江腾 / 滕海燕“相关的需求，分散在多轮对话中：</w:t>
+      </w:r>
+    </w:p>
+    <w:p>
+      <w:pPr>
+        <w:spacing w:before="96" w:after="96" w:line="23" w:lineRule="atLeast"/>
+        <w:rPr>
+          <w:rFonts w:hint="eastAsia"/>
+          <w:sz w:val="16"/>
+          <w:szCs w:val="16"/>
+        </w:rPr>
+      </w:pPr>
+      <w:r>
+        <w:rPr>
+          <w:rFonts w:hint="eastAsia"/>
+          <w:sz w:val="16"/>
+          <w:szCs w:val="16"/>
+        </w:rPr>
+        <w:t>- 先要求”项目相关表单里总监理工程师改韦江腾、监理工程师改滕海燕“</w:t>
+      </w:r>
+    </w:p>
+    <w:p>
+      <w:pPr>
+        <w:spacing w:before="96" w:after="96" w:line="23" w:lineRule="atLeast"/>
+        <w:rPr>
+          <w:rFonts w:hint="eastAsia"/>
+          <w:sz w:val="16"/>
+          <w:szCs w:val="16"/>
+        </w:rPr>
+      </w:pPr>
+      <w:r>
+        <w:rPr>
+          <w:rFonts w:hint="eastAsia"/>
+          <w:sz w:val="16"/>
+          <w:szCs w:val="16"/>
+        </w:rPr>
+        <w:t>- 再要求”监理师管理模块增加两人的人员信息和证书信息“</w:t>
+      </w:r>
+    </w:p>
+    <w:p>
+      <w:pPr>
+        <w:spacing w:before="96" w:after="96" w:line="23" w:lineRule="atLeast"/>
+        <w:rPr>
+          <w:rFonts w:hint="eastAsia"/>
+          <w:sz w:val="16"/>
+          <w:szCs w:val="16"/>
+        </w:rPr>
+      </w:pPr>
+      <w:r>
+        <w:rPr>
+          <w:rFonts w:hint="eastAsia"/>
+          <w:sz w:val="16"/>
+          <w:szCs w:val="16"/>
+        </w:rPr>
+        <w:t>- 又在审批人配置里要求韦江腾 / 滕海燕出现在审批链默认值中</w:t>
+      </w:r>
+    </w:p>
+    <w:p>
+      <w:pPr>
+        <w:spacing w:before="96" w:after="96" w:line="23" w:lineRule="atLeast"/>
+        <w:rPr>
+          <w:rFonts w:hint="eastAsia"/>
+          <w:sz w:val="16"/>
+          <w:szCs w:val="16"/>
+        </w:rPr>
+      </w:pPr>
+      <w:r>
+        <w:rPr>
+          <w:rFonts w:hint="eastAsia"/>
+          <w:sz w:val="16"/>
+          <w:szCs w:val="16"/>
+        </w:rPr>
+        <w:t>- 再在支付管理中要求申请人默认为滕海燕</w:t>
+      </w:r>
+    </w:p>
+    <w:p>
+      <w:pPr>
+        <w:spacing w:before="96" w:after="96" w:line="23" w:lineRule="atLeast"/>
+        <w:rPr>
+          <w:rFonts w:hint="eastAsia"/>
+          <w:sz w:val="16"/>
+          <w:szCs w:val="16"/>
+        </w:rPr>
+      </w:pPr>
+      <w:r>
+        <w:rPr>
+          <w:rFonts w:hint="eastAsia"/>
+          <w:sz w:val="16"/>
+          <w:szCs w:val="16"/>
+        </w:rPr>
+        <w:t>**效果**：这些本质上是同一件事—效效果监理工程师、滕海燕 = 监理工程师，全系统一致使用”。分散提出后我需要分多次修改不同模块，且容易遗漏某个角落（如数据文件中的 reviewer/uploadedBy 字段）。</w:t>
+      </w:r>
+    </w:p>
+    <w:p>
+      <w:pPr>
+        <w:pStyle w:val="3"/>
+      </w:pPr>
+      <w:r>
+        <w:t>2. 功能问题拆得太细</w:t>
+      </w:r>
+    </w:p>
+    <w:p>
+      <w:pPr>
+        <w:spacing w:before="96" w:after="96" w:line="23" w:lineRule="atLeast"/>
+        <w:rPr>
+          <w:rFonts w:hint="eastAsia"/>
+          <w:sz w:val="16"/>
+          <w:szCs w:val="16"/>
+        </w:rPr>
+      </w:pPr>
+      <w:r>
+        <w:rPr>
+          <w:rFonts w:hint="eastAsia"/>
+          <w:sz w:val="16"/>
+          <w:szCs w:val="16"/>
+        </w:rPr>
+        <w:t>支付管理是最明显的例子：</w:t>
+      </w:r>
+    </w:p>
+    <w:p>
+      <w:pPr>
+        <w:spacing w:before="96" w:after="96" w:line="23" w:lineRule="atLeast"/>
+        <w:rPr>
+          <w:rFonts w:hint="eastAsia"/>
+          <w:sz w:val="16"/>
+          <w:szCs w:val="16"/>
+        </w:rPr>
+      </w:pPr>
+      <w:r>
+        <w:rPr>
+          <w:rFonts w:hint="eastAsia"/>
+          <w:sz w:val="16"/>
+          <w:szCs w:val="16"/>
+        </w:rPr>
+        <w:t>- 第一次反馈“只有点击编号才弹出窗口”</w:t>
+      </w:r>
+    </w:p>
+    <w:p>
+      <w:pPr>
+        <w:spacing w:before="96" w:after="96" w:line="23" w:lineRule="atLeast"/>
+        <w:rPr>
+          <w:rFonts w:hint="eastAsia"/>
+          <w:sz w:val="16"/>
+          <w:szCs w:val="16"/>
+        </w:rPr>
+      </w:pPr>
+      <w:r>
+        <w:rPr>
+          <w:rFonts w:hint="eastAsia"/>
+          <w:sz w:val="16"/>
+          <w:szCs w:val="16"/>
+        </w:rPr>
+        <w:t>- 第二次重复“支付管理的问题还是没解决”</w:t>
+      </w:r>
+    </w:p>
+    <w:p>
+      <w:pPr>
+        <w:spacing w:before="96" w:after="96" w:line="23" w:lineRule="atLeast"/>
+        <w:rPr>
+          <w:rFonts w:hint="eastAsia"/>
+          <w:sz w:val="16"/>
+          <w:szCs w:val="16"/>
+        </w:rPr>
+      </w:pPr>
+      <w:r>
+        <w:rPr>
+          <w:rFonts w:hint="eastAsia"/>
+          <w:sz w:val="16"/>
+          <w:szCs w:val="16"/>
+        </w:rPr>
+        <w:t>- 第三次“承建单位信息为空”</w:t>
+      </w:r>
+    </w:p>
+    <w:p>
+      <w:pPr>
+        <w:spacing w:before="96" w:after="96" w:line="23" w:lineRule="atLeast"/>
+        <w:rPr>
+          <w:rFonts w:hint="eastAsia"/>
+          <w:sz w:val="16"/>
+          <w:szCs w:val="16"/>
+        </w:rPr>
+      </w:pPr>
+      <w:r>
+        <w:rPr>
+          <w:rFonts w:hint="eastAsia"/>
+          <w:sz w:val="16"/>
+          <w:szCs w:val="16"/>
+        </w:rPr>
+        <w:t>- 第四次“系统中出现的广东信佰全部改为广东亿迅”</w:t>
+      </w:r>
+    </w:p>
+    <w:p>
+      <w:pPr>
+        <w:spacing w:before="96" w:after="96" w:line="23" w:lineRule="atLeast"/>
+        <w:rPr>
+          <w:rFonts w:hint="eastAsia"/>
+          <w:sz w:val="16"/>
+          <w:szCs w:val="16"/>
+        </w:rPr>
+      </w:pPr>
+      <w:r>
+        <w:rPr>
+          <w:rFonts w:hint="eastAsia"/>
+          <w:b/>
+          <w:sz w:val="16"/>
+          <w:szCs w:val="16"/>
+        </w:rPr>
+        <w:t>效果：其实是两个独立问题（表格交互 + 数据字段补齐 + 名称统一），可以一次性合并描述。“问题还是没解决”这一类反馈没有新增信息，只是催促，但对定位问题帮助很小。</w:t>
+      </w:r>
+    </w:p>
+    <w:p>
+      <w:pPr>
+        <w:pStyle w:val="3"/>
+      </w:pPr>
+      <w:r>
         <w:lastRenderedPageBreak/>
-        <w:t>（3）对于待部门经理审批审批的合同，只有部门经理审批角色的用户（王华），才能显示“审批”按钮，其他用户能看到记录但看不到“审批”按钮</w:t>
-      </w:r>
-    </w:p>
-    <w:p>
-      <w:pPr>
-        <w:spacing w:before="96" w:after="96" w:line="23" w:lineRule="atLeast"/>
-        <w:rPr>
-          <w:rFonts w:hint="eastAsia"/>
-          <w:sz w:val="16"/>
-          <w:szCs w:val="16"/>
-        </w:rPr>
-      </w:pPr>
-      <w:r>
-        <w:rPr>
-          <w:rFonts w:hint="eastAsia"/>
-          <w:sz w:val="16"/>
-          <w:szCs w:val="16"/>
-        </w:rPr>
-        <w:t>（4）对于分管副总经理审批的合同，只有分管副总经理角色的用户（王小平），才能显示“审批”按钮，其他用户能看到记录但看不到“审批”按钮</w:t>
-      </w:r>
-    </w:p>
-    <w:p>
-      <w:pPr>
-        <w:spacing w:before="96" w:after="96" w:line="23" w:lineRule="atLeast"/>
-        <w:rPr>
-          <w:sz w:val="16"/>
-          <w:szCs w:val="16"/>
-        </w:rPr>
-      </w:pPr>
-      <w:r>
-        <w:rPr>
-          <w:rFonts w:hint="eastAsia"/>
-          <w:sz w:val="16"/>
-          <w:szCs w:val="16"/>
-        </w:rPr>
-        <w:t>3.在销售发起监理合同审批的界面，增加总监理工程师的下拉选择列表（包括韦江腾、赵雄飞、许小嘉）（比选项），销售选择总监理工程师，填写意见并点击提交后，弹出窗口提示AI正在智能审核监理合同，等待15秒后（不需要在界面显示15秒的提示信息）模拟显示AI返回的合同审核意见（例如项目首付款低于合同总金额30%，注意项目收款风险；违约条款甲乙双方不对等，注意项目违约风险等），并提示用户是否继续提交，继续提交则改为待总监理工程师审批</w:t>
-      </w:r>
-    </w:p>
-    <w:p>
-      <w:pPr>
-        <w:spacing w:before="96" w:after="96" w:line="23" w:lineRule="atLeast"/>
-        <w:rPr>
-          <w:rFonts w:hint="eastAsia"/>
-          <w:sz w:val="16"/>
-          <w:szCs w:val="16"/>
-        </w:rPr>
-      </w:pPr>
+        <w:t>3. “纠错类”需求与“功能补充类”需求混在一起提出</w:t>
+      </w:r>
+    </w:p>
+    <w:p>
+      <w:pPr>
+        <w:spacing w:before="96" w:after="96" w:line="23" w:lineRule="atLeast"/>
+        <w:rPr>
+          <w:rFonts w:hint="eastAsia"/>
+          <w:sz w:val="16"/>
+          <w:szCs w:val="16"/>
+        </w:rPr>
+      </w:pPr>
+      <w:r>
+        <w:rPr>
+          <w:rFonts w:hint="eastAsia"/>
+          <w:sz w:val="16"/>
+          <w:szCs w:val="16"/>
+        </w:rPr>
+        <w:t>例如第 13 条原始输入里同时包含三件事：</w:t>
+      </w:r>
+    </w:p>
+    <w:p>
+      <w:pPr>
+        <w:spacing w:before="96" w:after="96" w:line="23" w:lineRule="atLeast"/>
+        <w:rPr>
+          <w:rFonts w:hint="eastAsia"/>
+          <w:sz w:val="16"/>
+          <w:szCs w:val="16"/>
+        </w:rPr>
+      </w:pPr>
+      <w:r>
+        <w:rPr>
+          <w:rFonts w:hint="eastAsia"/>
+          <w:sz w:val="16"/>
+          <w:szCs w:val="16"/>
+        </w:rPr>
+        <w:t>- 删除 SP-007 重复条目</w:t>
+      </w:r>
+    </w:p>
+    <w:p>
+      <w:pPr>
+        <w:spacing w:before="96" w:after="96" w:line="23" w:lineRule="atLeast"/>
+        <w:rPr>
+          <w:rFonts w:hint="eastAsia"/>
+          <w:sz w:val="16"/>
+          <w:szCs w:val="16"/>
+        </w:rPr>
+      </w:pPr>
+      <w:r>
+        <w:rPr>
+          <w:rFonts w:hint="eastAsia"/>
+          <w:sz w:val="16"/>
+          <w:szCs w:val="16"/>
+        </w:rPr>
+        <w:t>- 删除 SCT-015 / 016 重复证书</w:t>
+      </w:r>
+    </w:p>
+    <w:p>
+      <w:pPr>
+        <w:spacing w:before="96" w:after="96" w:line="23" w:lineRule="atLeast"/>
+        <w:rPr>
+          <w:rFonts w:hint="eastAsia"/>
+          <w:sz w:val="16"/>
+          <w:szCs w:val="16"/>
+        </w:rPr>
+      </w:pPr>
+      <w:r>
+        <w:rPr>
+          <w:rFonts w:hint="eastAsia"/>
+          <w:sz w:val="16"/>
+          <w:szCs w:val="16"/>
+        </w:rPr>
+        <w:t>- 审批人从角色名替换为具体人名</w:t>
+      </w:r>
+    </w:p>
+    <w:p>
+      <w:pPr>
+        <w:spacing w:before="96" w:after="96" w:line="23" w:lineRule="atLeast"/>
+        <w:rPr>
+          <w:rFonts w:hint="eastAsia"/>
+          <w:sz w:val="16"/>
+          <w:szCs w:val="16"/>
+        </w:rPr>
+      </w:pPr>
+      <w:r>
+        <w:rPr>
+          <w:rFonts w:hint="eastAsia"/>
+          <w:sz w:val="16"/>
+          <w:szCs w:val="16"/>
+        </w:rPr>
+        <w:t>这三件事分别对应“监理师模块数据清洗”、“证书模块数据清洗”、“全系统审批逻辑重构”。我在一次回复中要同时处理三个模块，容易遗漏。</w:t>
+      </w:r>
+    </w:p>
+    <w:p>
+      <w:pPr>
+        <w:pStyle w:val="3"/>
+      </w:pPr>
+      <w:r>
+        <w:t>4. 文档整理指令前后变化</w:t>
+      </w:r>
+    </w:p>
+    <w:p>
+      <w:pPr>
+        <w:spacing w:before="96" w:after="96" w:line="23" w:lineRule="atLeast"/>
+        <w:rPr>
+          <w:rFonts w:hint="eastAsia"/>
+          <w:sz w:val="16"/>
+          <w:szCs w:val="16"/>
+        </w:rPr>
+      </w:pPr>
+      <w:r>
+        <w:rPr>
+          <w:rFonts w:hint="eastAsia"/>
+          <w:sz w:val="16"/>
+          <w:szCs w:val="16"/>
+        </w:rPr>
+        <w:t>文档整理类指令一共改了两次（第一次要求归纳，第二次要求保留原文、且新增 md 原始记录）。这类“需求变更发生在交付物规范层面”的问题，最容易浪费时间——已经做好的文档要推倒重来。</w:t>
+      </w:r>
+    </w:p>
+    <w:p>
+      <w:pPr>
+        <w:pStyle w:val="3"/>
+      </w:pPr>
+      <w:r>
+        <w:t>5. 未在最开始就给出“数据样板”</w:t>
+      </w:r>
+    </w:p>
+    <w:p>
+      <w:pPr>
+        <w:spacing w:before="96" w:after="96" w:line="23" w:lineRule="atLeast"/>
+        <w:rPr>
+          <w:rFonts w:hint="eastAsia"/>
+          <w:sz w:val="16"/>
+          <w:szCs w:val="16"/>
+        </w:rPr>
+      </w:pPr>
+      <w:r>
+        <w:rPr>
+          <w:rFonts w:hint="eastAsia"/>
+          <w:sz w:val="16"/>
+          <w:szCs w:val="16"/>
+        </w:rPr>
+        <w:t>很多问题本质是数据字段规范问题：</w:t>
+      </w:r>
+    </w:p>
+    <w:p>
+      <w:pPr>
+        <w:spacing w:before="96" w:after="96" w:line="23" w:lineRule="atLeast"/>
+        <w:rPr>
+          <w:rFonts w:hint="eastAsia"/>
+          <w:sz w:val="16"/>
+          <w:szCs w:val="16"/>
+        </w:rPr>
+      </w:pPr>
+      <w:r>
+        <w:rPr>
+          <w:rFonts w:hint="eastAsia"/>
+          <w:sz w:val="16"/>
+          <w:szCs w:val="16"/>
+        </w:rPr>
+        <w:t>- reviewer / approver / uploadedBy / applicant 应该是“人名”而非“角色名”</w:t>
+      </w:r>
+    </w:p>
+    <w:p>
+      <w:pPr>
+        <w:spacing w:before="96" w:after="96" w:line="23" w:lineRule="atLeast"/>
+        <w:rPr>
+          <w:rFonts w:hint="eastAsia"/>
+          <w:sz w:val="16"/>
+          <w:szCs w:val="16"/>
+        </w:rPr>
+      </w:pPr>
+      <w:r>
+        <w:rPr>
+          <w:rFonts w:hint="eastAsia"/>
+          <w:sz w:val="16"/>
+          <w:szCs w:val="16"/>
+        </w:rPr>
+        <w:t>- contractor 应该是具体公司名称而非空</w:t>
+      </w:r>
+    </w:p>
+    <w:p>
+      <w:pPr>
+        <w:spacing w:before="96" w:after="96" w:line="23" w:lineRule="atLeast"/>
+        <w:rPr>
+          <w:rFonts w:hint="eastAsia"/>
+          <w:sz w:val="16"/>
+          <w:szCs w:val="16"/>
+        </w:rPr>
+      </w:pPr>
+      <w:r>
+        <w:rPr>
+          <w:rFonts w:hint="eastAsia"/>
+          <w:sz w:val="16"/>
+          <w:szCs w:val="16"/>
+        </w:rPr>
+        <w:t>- certificate 的 supervisorCode 必须与 supervisors 中存在的编码对应</w:t>
+      </w:r>
+    </w:p>
+    <w:p>
+      <w:pPr>
+        <w:spacing w:before="96" w:after="96" w:line="23" w:lineRule="atLeast"/>
+        <w:rPr>
+          <w:rFonts w:hint="eastAsia"/>
+          <w:sz w:val="16"/>
+          <w:szCs w:val="16"/>
+        </w:rPr>
+      </w:pPr>
+      <w:r>
+        <w:rPr>
+          <w:rFonts w:hint="eastAsia"/>
+          <w:sz w:val="16"/>
+          <w:szCs w:val="16"/>
+        </w:rPr>
+        <w:t>这些规范如果在一开始就明确为“数据字典”，后面就不需要逐文件纠错。</w:t>
+      </w:r>
+    </w:p>
+    <w:p>
+      <w:pPr>
+        <w:spacing w:before="96" w:after="96" w:line="23" w:lineRule="atLeast"/>
+        <w:rPr>
+          <w:rFonts w:hint="eastAsia"/>
+          <w:sz w:val="16"/>
+          <w:szCs w:val="16"/>
+        </w:rPr>
+      </w:pPr>
+      <w:r>
+        <w:rPr>
+          <w:rFonts w:hint="eastAsia"/>
+          <w:sz w:val="16"/>
+          <w:szCs w:val="16"/>
+        </w:rPr>
+        <w:t>---</w:t>
+      </w:r>
     </w:p>
     <w:p>
       <w:pPr>
         <w:pStyle w:val="2"/>
       </w:pPr>
       <w:r>
-        <w:t>一、本次开发中的主要”交互损耗点“</w:t>
-      </w:r>
-    </w:p>
-    <w:p>
-      <w:pPr>
-        <w:spacing w:before="96" w:after="96" w:line="23" w:lineRule="atLeast"/>
-        <w:rPr>
-          <w:rFonts w:hint="eastAsia"/>
-          <w:sz w:val="16"/>
-          <w:szCs w:val="16"/>
-        </w:rPr>
-      </w:pPr>
-      <w:r>
-        <w:rPr>
-          <w:rFonts w:hint="eastAsia"/>
-          <w:sz w:val="16"/>
-          <w:szCs w:val="16"/>
-        </w:rPr>
-        <w:t>复盘下来，真正花费较多来回的问题集中在以下几类：</w:t>
+        <w:t>二、如果重来一遍：优化建议（包含您如何给指令/需求）</w:t>
       </w:r>
     </w:p>
     <w:p>
@@ -3093,115 +3695,423 @@
         <w:pStyle w:val="3"/>
       </w:pPr>
       <w:r>
-        <w:t>1. 需求分散提出</w:t>
-      </w:r>
-    </w:p>
-    <w:p>
-      <w:pPr>
-        <w:spacing w:before="96" w:after="96" w:line="23" w:lineRule="atLeast"/>
-        <w:rPr>
-          <w:rFonts w:hint="eastAsia"/>
-          <w:sz w:val="16"/>
-          <w:szCs w:val="16"/>
-        </w:rPr>
-      </w:pPr>
-      <w:r>
-        <w:rPr>
-          <w:rFonts w:hint="eastAsia"/>
-          <w:sz w:val="16"/>
-          <w:szCs w:val="16"/>
-        </w:rPr>
-        <w:t>典型场景是”韦江腾 / 滕海燕“相关的需求，分散在多轮对话中：</w:t>
-      </w:r>
-    </w:p>
-    <w:p>
-      <w:pPr>
-        <w:spacing w:before="96" w:after="96" w:line="23" w:lineRule="atLeast"/>
-        <w:rPr>
-          <w:rFonts w:hint="eastAsia"/>
-          <w:sz w:val="16"/>
-          <w:szCs w:val="16"/>
-        </w:rPr>
-      </w:pPr>
-      <w:r>
-        <w:rPr>
-          <w:rFonts w:hint="eastAsia"/>
-          <w:sz w:val="16"/>
-          <w:szCs w:val="16"/>
-        </w:rPr>
-        <w:t>- 先要求”项目相关表单里总监理工程师改韦江腾、监理工程师改滕海燕“</w:t>
-      </w:r>
-    </w:p>
-    <w:p>
-      <w:pPr>
-        <w:spacing w:before="96" w:after="96" w:line="23" w:lineRule="atLeast"/>
-        <w:rPr>
-          <w:rFonts w:hint="eastAsia"/>
-          <w:sz w:val="16"/>
-          <w:szCs w:val="16"/>
-        </w:rPr>
-      </w:pPr>
-      <w:r>
-        <w:rPr>
-          <w:rFonts w:hint="eastAsia"/>
-          <w:sz w:val="16"/>
-          <w:szCs w:val="16"/>
-        </w:rPr>
-        <w:t>- 再要求”监理师管理模块增加两人的人员信息和证书信息“</w:t>
-      </w:r>
-    </w:p>
-    <w:p>
-      <w:pPr>
-        <w:spacing w:before="96" w:after="96" w:line="23" w:lineRule="atLeast"/>
-        <w:rPr>
-          <w:rFonts w:hint="eastAsia"/>
-          <w:sz w:val="16"/>
-          <w:szCs w:val="16"/>
-        </w:rPr>
-      </w:pPr>
-      <w:r>
-        <w:rPr>
-          <w:rFonts w:hint="eastAsia"/>
-          <w:sz w:val="16"/>
-          <w:szCs w:val="16"/>
-        </w:rPr>
-        <w:t>- 又在审批人配置里要求韦江腾 / 滕海燕出现在审批链默认值中</w:t>
-      </w:r>
-    </w:p>
-    <w:p>
-      <w:pPr>
-        <w:spacing w:before="96" w:after="96" w:line="23" w:lineRule="atLeast"/>
-        <w:rPr>
-          <w:rFonts w:hint="eastAsia"/>
-          <w:sz w:val="16"/>
-          <w:szCs w:val="16"/>
-        </w:rPr>
-      </w:pPr>
-      <w:r>
-        <w:rPr>
-          <w:rFonts w:hint="eastAsia"/>
-          <w:sz w:val="16"/>
-          <w:szCs w:val="16"/>
-        </w:rPr>
-        <w:t>- 再在支付管理中要求申请人默认为滕海燕</w:t>
-      </w:r>
-    </w:p>
-    <w:p>
-      <w:pPr>
-        <w:spacing w:before="96" w:after="96" w:line="23" w:lineRule="atLeast"/>
-        <w:rPr>
-          <w:rFonts w:hint="eastAsia"/>
-          <w:sz w:val="16"/>
-          <w:szCs w:val="16"/>
-        </w:rPr>
-      </w:pPr>
-      <w:r>
-        <w:rPr>
-          <w:rFonts w:hint="eastAsia"/>
-          <w:sz w:val="16"/>
-          <w:szCs w:val="16"/>
-        </w:rPr>
-        <w:t>**效果**：这些本质上是同一件事—效效果监理工程师、滕海燕 = 监理工程师，全系统一致使用”。分散提出后我需要分多次修改不同模块，且容易遗漏某个角落（如数据文件中的 reviewer/uploadedBy 字段）。</w:t>
+        <w:t>建议 1：最开始一次性给出“业务规范说明书”（一页纸即可）</w:t>
+      </w:r>
+    </w:p>
+    <w:p>
+      <w:pPr>
+        <w:spacing w:before="96" w:after="96" w:line="23" w:lineRule="atLeast"/>
+        <w:rPr>
+          <w:rFonts w:hint="eastAsia"/>
+          <w:sz w:val="16"/>
+          <w:szCs w:val="16"/>
+        </w:rPr>
+      </w:pPr>
+      <w:r>
+        <w:rPr>
+          <w:rFonts w:hint="eastAsia"/>
+          <w:b/>
+          <w:sz w:val="16"/>
+          <w:szCs w:val="16"/>
+        </w:rPr>
+        <w:t>推荐做法：项目启动时先给一份规范清单，而不是边做边补。示例模板：</w:t>
+      </w:r>
+    </w:p>
+    <w:p>
+      <w:pPr>
+        <w:spacing w:before="96" w:after="96" w:line="23" w:lineRule="atLeast"/>
+        <w:rPr>
+          <w:rFonts w:hint="eastAsia"/>
+          <w:sz w:val="16"/>
+          <w:szCs w:val="16"/>
+        </w:rPr>
+      </w:pPr>
+      <w:r>
+        <w:rPr>
+          <w:rFonts w:hint="eastAsia"/>
+          <w:sz w:val="16"/>
+          <w:szCs w:val="16"/>
+        </w:rPr>
+        <w:t>```</w:t>
+      </w:r>
+    </w:p>
+    <w:p>
+      <w:pPr>
+        <w:spacing w:before="96" w:after="96" w:line="23" w:lineRule="atLeast"/>
+        <w:rPr>
+          <w:rFonts w:hint="eastAsia"/>
+          <w:sz w:val="16"/>
+          <w:szCs w:val="16"/>
+        </w:rPr>
+      </w:pPr>
+      <w:r>
+        <w:rPr>
+          <w:rFonts w:hint="eastAsia"/>
+          <w:sz w:val="16"/>
+          <w:szCs w:val="16"/>
+        </w:rPr>
+        <w:t>信佰监理系统 V0.2 · 业务规范</w:t>
+      </w:r>
+    </w:p>
+    <w:p>
+      <w:pPr>
+        <w:spacing w:before="96" w:after="96" w:line="23" w:lineRule="atLeast"/>
+        <w:rPr>
+          <w:rFonts w:hint="eastAsia"/>
+          <w:sz w:val="16"/>
+          <w:szCs w:val="16"/>
+        </w:rPr>
+      </w:pPr>
+      <w:r>
+        <w:rPr>
+          <w:rFonts w:hint="eastAsia"/>
+          <w:sz w:val="16"/>
+          <w:szCs w:val="16"/>
+        </w:rPr>
+        <w:t>一、角色与人员配置</w:t>
+      </w:r>
+    </w:p>
+    <w:p>
+      <w:pPr>
+        <w:spacing w:before="96" w:after="96" w:line="23" w:lineRule="atLeast"/>
+        <w:rPr>
+          <w:rFonts w:hint="eastAsia"/>
+          <w:sz w:val="16"/>
+          <w:szCs w:val="16"/>
+        </w:rPr>
+      </w:pPr>
+      <w:r>
+        <w:rPr>
+          <w:rFonts w:hint="eastAsia"/>
+          <w:sz w:val="16"/>
+          <w:szCs w:val="16"/>
+        </w:rPr>
+        <w:t>- 总监理工程师：韦江腾（证书：监理师、项目管理师、软件造价工程师、系统架构设计师）</w:t>
+      </w:r>
+    </w:p>
+    <w:p>
+      <w:pPr>
+        <w:spacing w:before="96" w:after="96" w:line="23" w:lineRule="atLeast"/>
+        <w:rPr>
+          <w:rFonts w:hint="eastAsia"/>
+          <w:sz w:val="16"/>
+          <w:szCs w:val="16"/>
+        </w:rPr>
+      </w:pPr>
+      <w:r>
+        <w:rPr>
+          <w:rFonts w:hint="eastAsia"/>
+          <w:sz w:val="16"/>
+          <w:szCs w:val="16"/>
+        </w:rPr>
+        <w:t>- 监理工程师：滕海燕（证书：监理师、软件造价工程师）</w:t>
+      </w:r>
+    </w:p>
+    <w:p>
+      <w:pPr>
+        <w:spacing w:before="96" w:after="96" w:line="23" w:lineRule="atLeast"/>
+        <w:rPr>
+          <w:rFonts w:hint="eastAsia"/>
+          <w:sz w:val="16"/>
+          <w:szCs w:val="16"/>
+        </w:rPr>
+      </w:pPr>
+      <w:r>
+        <w:rPr>
+          <w:rFonts w:hint="eastAsia"/>
+          <w:sz w:val="16"/>
+          <w:szCs w:val="16"/>
+        </w:rPr>
+        <w:t>- 部门经理：王华；分管副总经理：王小平</w:t>
+      </w:r>
+    </w:p>
+    <w:p>
+      <w:pPr>
+        <w:spacing w:before="96" w:after="96" w:line="23" w:lineRule="atLeast"/>
+        <w:rPr>
+          <w:rFonts w:hint="eastAsia"/>
+          <w:sz w:val="16"/>
+          <w:szCs w:val="16"/>
+        </w:rPr>
+      </w:pPr>
+      <w:r>
+        <w:rPr>
+          <w:rFonts w:hint="eastAsia"/>
+          <w:sz w:val="16"/>
+          <w:szCs w:val="16"/>
+        </w:rPr>
+        <w:t>- 销售：孙永秀、蔡海婷、许琰芳、李金花（默认孙永秀，下拉可选全部）</w:t>
+      </w:r>
+    </w:p>
+    <w:p>
+      <w:pPr>
+        <w:spacing w:before="96" w:after="96" w:line="23" w:lineRule="atLeast"/>
+        <w:rPr>
+          <w:rFonts w:hint="eastAsia"/>
+          <w:sz w:val="16"/>
+          <w:szCs w:val="16"/>
+        </w:rPr>
+      </w:pPr>
+      <w:r>
+        <w:rPr>
+          <w:rFonts w:hint="eastAsia"/>
+          <w:sz w:val="16"/>
+          <w:szCs w:val="16"/>
+        </w:rPr>
+        <w:t>二、承建单位名称规范</w:t>
+      </w:r>
+    </w:p>
+    <w:p>
+      <w:pPr>
+        <w:spacing w:before="96" w:after="96" w:line="23" w:lineRule="atLeast"/>
+        <w:rPr>
+          <w:rFonts w:hint="eastAsia"/>
+          <w:sz w:val="16"/>
+          <w:szCs w:val="16"/>
+        </w:rPr>
+      </w:pPr>
+      <w:r>
+        <w:rPr>
+          <w:rFonts w:hint="eastAsia"/>
+          <w:sz w:val="16"/>
+          <w:szCs w:val="16"/>
+        </w:rPr>
+        <w:t>- “广东信佰科技发展有限公司” 统一为 “广东亿迅科技有限公司”</w:t>
+      </w:r>
+    </w:p>
+    <w:p>
+      <w:pPr>
+        <w:spacing w:before="96" w:after="96" w:line="23" w:lineRule="atLeast"/>
+        <w:rPr>
+          <w:rFonts w:hint="eastAsia"/>
+          <w:sz w:val="16"/>
+          <w:szCs w:val="16"/>
+        </w:rPr>
+      </w:pPr>
+      <w:r>
+        <w:rPr>
+          <w:rFonts w:hint="eastAsia"/>
+          <w:sz w:val="16"/>
+          <w:szCs w:val="16"/>
+        </w:rPr>
+        <w:t>- 支付/合同/审批记录中的承建单位字段不能为空</w:t>
+      </w:r>
+    </w:p>
+    <w:p>
+      <w:pPr>
+        <w:spacing w:before="96" w:after="96" w:line="23" w:lineRule="atLeast"/>
+        <w:rPr>
+          <w:rFonts w:hint="eastAsia"/>
+          <w:sz w:val="16"/>
+          <w:szCs w:val="16"/>
+        </w:rPr>
+      </w:pPr>
+      <w:r>
+        <w:rPr>
+          <w:rFonts w:hint="eastAsia"/>
+          <w:sz w:val="16"/>
+          <w:szCs w:val="16"/>
+        </w:rPr>
+        <w:t>三、数据字段规范</w:t>
+      </w:r>
+    </w:p>
+    <w:p>
+      <w:pPr>
+        <w:spacing w:before="96" w:after="96" w:line="23" w:lineRule="atLeast"/>
+        <w:rPr>
+          <w:rFonts w:hint="eastAsia"/>
+          <w:sz w:val="16"/>
+          <w:szCs w:val="16"/>
+        </w:rPr>
+      </w:pPr>
+      <w:r>
+        <w:rPr>
+          <w:rFonts w:hint="eastAsia"/>
+          <w:sz w:val="16"/>
+          <w:szCs w:val="16"/>
+        </w:rPr>
+        <w:t>- reviewer / approver / applicant / uploadedBy 必须是具体人名，禁止写角色名</w:t>
+      </w:r>
+    </w:p>
+    <w:p>
+      <w:pPr>
+        <w:spacing w:before="96" w:after="96" w:line="23" w:lineRule="atLeast"/>
+        <w:rPr>
+          <w:rFonts w:hint="eastAsia"/>
+          <w:sz w:val="16"/>
+          <w:szCs w:val="16"/>
+        </w:rPr>
+      </w:pPr>
+      <w:r>
+        <w:rPr>
+          <w:rFonts w:hint="eastAsia"/>
+          <w:sz w:val="16"/>
+          <w:szCs w:val="16"/>
+        </w:rPr>
+        <w:t>- supervisorCode 必须是 supervisors 中已存在的编码，禁止悬空引用</w:t>
+      </w:r>
+    </w:p>
+    <w:p>
+      <w:pPr>
+        <w:spacing w:before="96" w:after="96" w:line="23" w:lineRule="atLeast"/>
+        <w:rPr>
+          <w:rFonts w:hint="eastAsia"/>
+          <w:sz w:val="16"/>
+          <w:szCs w:val="16"/>
+        </w:rPr>
+      </w:pPr>
+      <w:r>
+        <w:rPr>
+          <w:rFonts w:hint="eastAsia"/>
+          <w:sz w:val="16"/>
+          <w:szCs w:val="16"/>
+        </w:rPr>
+        <w:t>- 同类型编号（SP-xxx / SCT-xxx）不得重复</w:t>
+      </w:r>
+    </w:p>
+    <w:p>
+      <w:pPr>
+        <w:spacing w:before="96" w:after="96" w:line="23" w:lineRule="atLeast"/>
+        <w:rPr>
+          <w:rFonts w:hint="eastAsia"/>
+          <w:sz w:val="16"/>
+          <w:szCs w:val="16"/>
+        </w:rPr>
+      </w:pPr>
+      <w:r>
+        <w:rPr>
+          <w:rFonts w:hint="eastAsia"/>
+          <w:sz w:val="16"/>
+          <w:szCs w:val="16"/>
+        </w:rPr>
+        <w:t>四、UI 交互规范</w:t>
+      </w:r>
+    </w:p>
+    <w:p>
+      <w:pPr>
+        <w:spacing w:before="96" w:after="96" w:line="23" w:lineRule="atLeast"/>
+        <w:rPr>
+          <w:rFonts w:hint="eastAsia"/>
+          <w:sz w:val="16"/>
+          <w:szCs w:val="16"/>
+        </w:rPr>
+      </w:pPr>
+      <w:r>
+        <w:rPr>
+          <w:rFonts w:hint="eastAsia"/>
+          <w:sz w:val="16"/>
+          <w:szCs w:val="16"/>
+        </w:rPr>
+        <w:t>- 列表类表格：整行任意字段点击可查看详情；操作按钮需防事件冒泡</w:t>
+      </w:r>
+    </w:p>
+    <w:p>
+      <w:pPr>
+        <w:spacing w:before="96" w:after="96" w:line="23" w:lineRule="atLeast"/>
+        <w:rPr>
+          <w:rFonts w:hint="eastAsia"/>
+          <w:sz w:val="16"/>
+          <w:szCs w:val="16"/>
+        </w:rPr>
+      </w:pPr>
+      <w:r>
+        <w:rPr>
+          <w:rFonts w:hint="eastAsia"/>
+          <w:sz w:val="16"/>
+          <w:szCs w:val="16"/>
+        </w:rPr>
+        <w:t>- 顶部欢迎语：显示当前登录用户真实姓名，禁止显示固定文本</w:t>
+      </w:r>
+    </w:p>
+    <w:p>
+      <w:pPr>
+        <w:spacing w:before="96" w:after="96" w:line="23" w:lineRule="atLeast"/>
+        <w:rPr>
+          <w:rFonts w:hint="eastAsia"/>
+          <w:sz w:val="16"/>
+          <w:szCs w:val="16"/>
+        </w:rPr>
+      </w:pPr>
+      <w:r>
+        <w:rPr>
+          <w:rFonts w:hint="eastAsia"/>
+          <w:sz w:val="16"/>
+          <w:szCs w:val="16"/>
+        </w:rPr>
+        <w:t>五、审批流程</w:t>
+      </w:r>
+    </w:p>
+    <w:p>
+      <w:pPr>
+        <w:spacing w:before="96" w:after="96" w:line="23" w:lineRule="atLeast"/>
+        <w:rPr>
+          <w:rFonts w:hint="eastAsia"/>
+          <w:sz w:val="16"/>
+          <w:szCs w:val="16"/>
+        </w:rPr>
+      </w:pPr>
+      <w:r>
+        <w:rPr>
+          <w:rFonts w:hint="eastAsia"/>
+          <w:sz w:val="16"/>
+          <w:szCs w:val="16"/>
+        </w:rPr>
+        <w:t>- 合同支付：监理工程师代录 → 监理工程师审批（level1）→ 总监理工程师审批（level2）</w:t>
+      </w:r>
+    </w:p>
+    <w:p>
+      <w:pPr>
+        <w:spacing w:before="96" w:after="96" w:line="23" w:lineRule="atLeast"/>
+        <w:rPr>
+          <w:rFonts w:hint="eastAsia"/>
+          <w:sz w:val="16"/>
+          <w:szCs w:val="16"/>
+        </w:rPr>
+      </w:pPr>
+      <w:r>
+        <w:rPr>
+          <w:rFonts w:hint="eastAsia"/>
+          <w:sz w:val="16"/>
+          <w:szCs w:val="16"/>
+        </w:rPr>
+        <w:t>- 审批意见文件可导出、打印</w:t>
+      </w:r>
+    </w:p>
+    <w:p>
+      <w:pPr>
+        <w:spacing w:before="96" w:after="96" w:line="23" w:lineRule="atLeast"/>
+        <w:rPr>
+          <w:rFonts w:hint="eastAsia"/>
+          <w:sz w:val="16"/>
+          <w:szCs w:val="16"/>
+        </w:rPr>
+      </w:pPr>
+      <w:r>
+        <w:rPr>
+          <w:rFonts w:hint="eastAsia"/>
+          <w:sz w:val="16"/>
+          <w:szCs w:val="16"/>
+        </w:rPr>
+        <w:t>```</w:t>
+      </w:r>
+    </w:p>
+    <w:p>
+      <w:pPr>
+        <w:spacing w:before="96" w:after="96" w:line="23" w:lineRule="atLeast"/>
+        <w:rPr>
+          <w:rFonts w:hint="eastAsia"/>
+          <w:sz w:val="16"/>
+          <w:szCs w:val="16"/>
+        </w:rPr>
+      </w:pPr>
+      <w:r>
+        <w:rPr>
+          <w:rFonts w:hint="eastAsia"/>
+          <w:b/>
+          <w:sz w:val="16"/>
+          <w:szCs w:val="16"/>
+        </w:rPr>
+        <w:t>价值：可以一次性解决本次开发中约 60% 的纠错类需求。</w:t>
       </w:r>
     </w:p>
     <w:p>
@@ -3209,97 +4119,7 @@
         <w:pStyle w:val="3"/>
       </w:pPr>
       <w:r>
-        <w:t>2. 功能问题拆得太细</w:t>
-      </w:r>
-    </w:p>
-    <w:p>
-      <w:pPr>
-        <w:spacing w:before="96" w:after="96" w:line="23" w:lineRule="atLeast"/>
-        <w:rPr>
-          <w:rFonts w:hint="eastAsia"/>
-          <w:sz w:val="16"/>
-          <w:szCs w:val="16"/>
-        </w:rPr>
-      </w:pPr>
-      <w:r>
-        <w:rPr>
-          <w:rFonts w:hint="eastAsia"/>
-          <w:sz w:val="16"/>
-          <w:szCs w:val="16"/>
-        </w:rPr>
-        <w:t>支付管理是最明显的例子：</w:t>
-      </w:r>
-    </w:p>
-    <w:p>
-      <w:pPr>
-        <w:spacing w:before="96" w:after="96" w:line="23" w:lineRule="atLeast"/>
-        <w:rPr>
-          <w:rFonts w:hint="eastAsia"/>
-          <w:sz w:val="16"/>
-          <w:szCs w:val="16"/>
-        </w:rPr>
-      </w:pPr>
-      <w:r>
-        <w:rPr>
-          <w:rFonts w:hint="eastAsia"/>
-          <w:sz w:val="16"/>
-          <w:szCs w:val="16"/>
-        </w:rPr>
-        <w:t>- 第一次反馈“只有点击编号才弹出窗口”</w:t>
-      </w:r>
-    </w:p>
-    <w:p>
-      <w:pPr>
-        <w:spacing w:before="96" w:after="96" w:line="23" w:lineRule="atLeast"/>
-        <w:rPr>
-          <w:rFonts w:hint="eastAsia"/>
-          <w:sz w:val="16"/>
-          <w:szCs w:val="16"/>
-        </w:rPr>
-      </w:pPr>
-      <w:r>
-        <w:rPr>
-          <w:rFonts w:hint="eastAsia"/>
-          <w:sz w:val="16"/>
-          <w:szCs w:val="16"/>
-        </w:rPr>
-        <w:t>- 第二次重复“支付管理的问题还是没解决”</w:t>
-      </w:r>
-    </w:p>
-    <w:p>
-      <w:pPr>
-        <w:spacing w:before="96" w:after="96" w:line="23" w:lineRule="atLeast"/>
-        <w:rPr>
-          <w:rFonts w:hint="eastAsia"/>
-          <w:sz w:val="16"/>
-          <w:szCs w:val="16"/>
-        </w:rPr>
-      </w:pPr>
-      <w:r>
-        <w:rPr>
-          <w:rFonts w:hint="eastAsia"/>
-          <w:sz w:val="16"/>
-          <w:szCs w:val="16"/>
-        </w:rPr>
-        <w:t>- 第三次“承建单位信息为空”</w:t>
-      </w:r>
-    </w:p>
-    <w:p>
-      <w:pPr>
-        <w:spacing w:before="96" w:after="96" w:line="23" w:lineRule="atLeast"/>
-        <w:rPr>
-          <w:rFonts w:hint="eastAsia"/>
-          <w:sz w:val="16"/>
-          <w:szCs w:val="16"/>
-        </w:rPr>
-      </w:pPr>
-      <w:r>
-        <w:rPr>
-          <w:rFonts w:hint="eastAsia"/>
-          <w:sz w:val="16"/>
-          <w:szCs w:val="16"/>
-        </w:rPr>
-        <w:t>- 第四次“系统中出现的广东信佰全部改为广东亿迅”</w:t>
+        <w:t>建议 2：每个模块一次性把需求说完，避免“想到一点说一点”</w:t>
       </w:r>
     </w:p>
     <w:p>
@@ -3318,7 +4138,279 @@
           <w:sz w:val="16"/>
           <w:szCs w:val="16"/>
         </w:rPr>
-        <w:t>效果：其实是两个独立问题（表格交互 + 数据字段补齐 + 名称统一），可以一次性合并描述。“问题还是没解决”这一类反馈没有新增信息，只是催促，但对定位问题帮助很小。</w:t>
+        <w:lastRenderedPageBreak/>
+        <w:t>推荐做法：当您描述一个模块（比如“合同支付”）时，用结构化的方式一次性说完，例如：</w:t>
+      </w:r>
+    </w:p>
+    <w:p>
+      <w:pPr>
+        <w:spacing w:before="96" w:after="96" w:line="23" w:lineRule="atLeast"/>
+        <w:rPr>
+          <w:rFonts w:hint="eastAsia"/>
+          <w:sz w:val="16"/>
+          <w:szCs w:val="16"/>
+        </w:rPr>
+      </w:pPr>
+      <w:r>
+        <w:rPr>
+          <w:rFonts w:hint="eastAsia"/>
+          <w:sz w:val="16"/>
+          <w:szCs w:val="16"/>
+        </w:rPr>
+        <w:t>```</w:t>
+      </w:r>
+    </w:p>
+    <w:p>
+      <w:pPr>
+        <w:spacing w:before="96" w:after="96" w:line="23" w:lineRule="atLeast"/>
+        <w:rPr>
+          <w:rFonts w:hint="eastAsia"/>
+          <w:sz w:val="16"/>
+          <w:szCs w:val="16"/>
+        </w:rPr>
+      </w:pPr>
+      <w:r>
+        <w:rPr>
+          <w:rFonts w:hint="eastAsia"/>
+          <w:sz w:val="16"/>
+          <w:szCs w:val="16"/>
+        </w:rPr>
+        <w:t>模块：合同支付</w:t>
+      </w:r>
+    </w:p>
+    <w:p>
+      <w:pPr>
+        <w:spacing w:before="96" w:after="96" w:line="23" w:lineRule="atLeast"/>
+        <w:rPr>
+          <w:rFonts w:hint="eastAsia"/>
+          <w:sz w:val="16"/>
+          <w:szCs w:val="16"/>
+        </w:rPr>
+      </w:pPr>
+      <w:r>
+        <w:rPr>
+          <w:rFonts w:hint="eastAsia"/>
+          <w:sz w:val="16"/>
+          <w:szCs w:val="16"/>
+        </w:rPr>
+        <w:t>数据模型：支付记录（合同编号、承建单位、金额、申请人、申请时间）</w:t>
+      </w:r>
+    </w:p>
+    <w:p>
+      <w:pPr>
+        <w:spacing w:before="96" w:after="96" w:line="23" w:lineRule="atLeast"/>
+        <w:rPr>
+          <w:rFonts w:hint="eastAsia"/>
+          <w:sz w:val="16"/>
+          <w:szCs w:val="16"/>
+        </w:rPr>
+      </w:pPr>
+      <w:r>
+        <w:rPr>
+          <w:rFonts w:hint="eastAsia"/>
+          <w:sz w:val="16"/>
+          <w:szCs w:val="16"/>
+        </w:rPr>
+        <w:t>交互：</w:t>
+      </w:r>
+    </w:p>
+    <w:p>
+      <w:pPr>
+        <w:spacing w:before="96" w:after="96" w:line="23" w:lineRule="atLeast"/>
+        <w:rPr>
+          <w:rFonts w:hint="eastAsia"/>
+          <w:sz w:val="16"/>
+          <w:szCs w:val="16"/>
+        </w:rPr>
+      </w:pPr>
+      <w:r>
+        <w:rPr>
+          <w:rFonts w:hint="eastAsia"/>
+          <w:sz w:val="16"/>
+          <w:szCs w:val="16"/>
+        </w:rPr>
+        <w:t>- 新增支付申请（承建单位预填、申请人默认为当前登录监理工程师）</w:t>
+      </w:r>
+    </w:p>
+    <w:p>
+      <w:pPr>
+        <w:spacing w:before="96" w:after="96" w:line="23" w:lineRule="atLeast"/>
+        <w:rPr>
+          <w:rFonts w:hint="eastAsia"/>
+          <w:sz w:val="16"/>
+          <w:szCs w:val="16"/>
+        </w:rPr>
+      </w:pPr>
+      <w:r>
+        <w:rPr>
+          <w:rFonts w:hint="eastAsia"/>
+          <w:sz w:val="16"/>
+          <w:szCs w:val="16"/>
+        </w:rPr>
+        <w:t>- 表格整行点击查看详情</w:t>
+      </w:r>
+    </w:p>
+    <w:p>
+      <w:pPr>
+        <w:spacing w:before="96" w:after="96" w:line="23" w:lineRule="atLeast"/>
+        <w:rPr>
+          <w:rFonts w:hint="eastAsia"/>
+          <w:sz w:val="16"/>
+          <w:szCs w:val="16"/>
+        </w:rPr>
+      </w:pPr>
+      <w:r>
+        <w:rPr>
+          <w:rFonts w:hint="eastAsia"/>
+          <w:sz w:val="16"/>
+          <w:szCs w:val="16"/>
+        </w:rPr>
+        <w:t>- level1 监理工程师审批 + level2 总监理工程师审批</w:t>
+      </w:r>
+    </w:p>
+    <w:p>
+      <w:pPr>
+        <w:spacing w:before="96" w:after="96" w:line="23" w:lineRule="atLeast"/>
+        <w:rPr>
+          <w:rFonts w:hint="eastAsia"/>
+          <w:sz w:val="16"/>
+          <w:szCs w:val="16"/>
+        </w:rPr>
+      </w:pPr>
+      <w:r>
+        <w:rPr>
+          <w:rFonts w:hint="eastAsia"/>
+          <w:sz w:val="16"/>
+          <w:szCs w:val="16"/>
+        </w:rPr>
+        <w:t>- 审批通过后生成支付意见书，支持导出 HTML + 打印</w:t>
+      </w:r>
+    </w:p>
+    <w:p>
+      <w:pPr>
+        <w:spacing w:before="96" w:after="96" w:line="23" w:lineRule="atLeast"/>
+        <w:rPr>
+          <w:rFonts w:hint="eastAsia"/>
+          <w:sz w:val="16"/>
+          <w:szCs w:val="16"/>
+        </w:rPr>
+      </w:pPr>
+      <w:r>
+        <w:rPr>
+          <w:rFonts w:hint="eastAsia"/>
+          <w:sz w:val="16"/>
+          <w:szCs w:val="16"/>
+        </w:rPr>
+        <w:t>文件规范：支付意见书中统一标注版本号 V0.2</w:t>
+      </w:r>
+    </w:p>
+    <w:p>
+      <w:pPr>
+        <w:spacing w:before="96" w:after="96" w:line="23" w:lineRule="atLeast"/>
+        <w:rPr>
+          <w:rFonts w:hint="eastAsia"/>
+          <w:sz w:val="16"/>
+          <w:szCs w:val="16"/>
+        </w:rPr>
+      </w:pPr>
+      <w:r>
+        <w:rPr>
+          <w:rFonts w:hint="eastAsia"/>
+          <w:sz w:val="16"/>
+          <w:szCs w:val="16"/>
+        </w:rPr>
+        <w:t>```</w:t>
+      </w:r>
+    </w:p>
+    <w:p>
+      <w:pPr>
+        <w:spacing w:before="96" w:after="96" w:line="23" w:lineRule="atLeast"/>
+        <w:rPr>
+          <w:rFonts w:hint="eastAsia"/>
+          <w:sz w:val="16"/>
+          <w:szCs w:val="16"/>
+        </w:rPr>
+      </w:pPr>
+      <w:r>
+        <w:rPr>
+          <w:rFonts w:hint="eastAsia"/>
+          <w:b/>
+          <w:sz w:val="16"/>
+          <w:szCs w:val="16"/>
+        </w:rPr>
+        <w:t>不推荐（本次实际发生的模式）：</w:t>
+      </w:r>
+    </w:p>
+    <w:p>
+      <w:pPr>
+        <w:spacing w:before="96" w:after="96" w:line="23" w:lineRule="atLeast"/>
+        <w:rPr>
+          <w:rFonts w:hint="eastAsia"/>
+          <w:sz w:val="16"/>
+          <w:szCs w:val="16"/>
+        </w:rPr>
+      </w:pPr>
+      <w:r>
+        <w:rPr>
+          <w:rFonts w:hint="eastAsia"/>
+          <w:sz w:val="16"/>
+          <w:szCs w:val="16"/>
+        </w:rPr>
+        <w:t>- 第一轮：“合同支付要支持代录 + 分级审批 + 导出打印”</w:t>
+      </w:r>
+    </w:p>
+    <w:p>
+      <w:pPr>
+        <w:spacing w:before="96" w:after="96" w:line="23" w:lineRule="atLeast"/>
+        <w:rPr>
+          <w:rFonts w:hint="eastAsia"/>
+          <w:sz w:val="16"/>
+          <w:szCs w:val="16"/>
+        </w:rPr>
+      </w:pPr>
+      <w:r>
+        <w:rPr>
+          <w:rFonts w:hint="eastAsia"/>
+          <w:sz w:val="16"/>
+          <w:szCs w:val="16"/>
+        </w:rPr>
+        <w:t>- 若干轮后：“支付管理表格点编号才弹窗不行”</w:t>
+      </w:r>
+    </w:p>
+    <w:p>
+      <w:pPr>
+        <w:spacing w:before="96" w:after="96" w:line="23" w:lineRule="atLeast"/>
+        <w:rPr>
+          <w:rFonts w:hint="eastAsia"/>
+          <w:sz w:val="16"/>
+          <w:szCs w:val="16"/>
+        </w:rPr>
+      </w:pPr>
+      <w:r>
+        <w:rPr>
+          <w:rFonts w:hint="eastAsia"/>
+          <w:sz w:val="16"/>
+          <w:szCs w:val="16"/>
+        </w:rPr>
+        <w:t>- 再若干轮：“承建单位信息为空”</w:t>
+      </w:r>
+    </w:p>
+    <w:p>
+      <w:pPr>
+        <w:spacing w:before="96" w:after="96" w:line="23" w:lineRule="atLeast"/>
+        <w:rPr>
+          <w:rFonts w:hint="eastAsia"/>
+          <w:sz w:val="16"/>
+          <w:szCs w:val="16"/>
+        </w:rPr>
+      </w:pPr>
+      <w:r>
+        <w:rPr>
+          <w:rFonts w:hint="eastAsia"/>
+          <w:sz w:val="16"/>
+          <w:szCs w:val="16"/>
+        </w:rPr>
+        <w:t>- 再若干轮：“广东信佰改成广东亿迅”</w:t>
       </w:r>
     </w:p>
     <w:p>
@@ -3326,97 +4418,135 @@
         <w:pStyle w:val="3"/>
       </w:pPr>
       <w:r>
-        <w:t>3. “纠错类”需求与“功能补充类”需求混在一起提出</w:t>
-      </w:r>
-    </w:p>
-    <w:p>
-      <w:pPr>
-        <w:spacing w:before="96" w:after="96" w:line="23" w:lineRule="atLeast"/>
-        <w:rPr>
-          <w:rFonts w:hint="eastAsia"/>
-          <w:sz w:val="16"/>
-          <w:szCs w:val="16"/>
-        </w:rPr>
-      </w:pPr>
-      <w:r>
-        <w:rPr>
-          <w:rFonts w:hint="eastAsia"/>
-          <w:sz w:val="16"/>
-          <w:szCs w:val="16"/>
-        </w:rPr>
-        <w:t>例如第 13 条原始输入里同时包含三件事：</w:t>
-      </w:r>
-    </w:p>
-    <w:p>
-      <w:pPr>
-        <w:spacing w:before="96" w:after="96" w:line="23" w:lineRule="atLeast"/>
-        <w:rPr>
-          <w:rFonts w:hint="eastAsia"/>
-          <w:sz w:val="16"/>
-          <w:szCs w:val="16"/>
-        </w:rPr>
-      </w:pPr>
-      <w:r>
-        <w:rPr>
-          <w:rFonts w:hint="eastAsia"/>
-          <w:sz w:val="16"/>
-          <w:szCs w:val="16"/>
-        </w:rPr>
-        <w:t>- 删除 SP-007 重复条目</w:t>
-      </w:r>
-    </w:p>
-    <w:p>
-      <w:pPr>
-        <w:spacing w:before="96" w:after="96" w:line="23" w:lineRule="atLeast"/>
-        <w:rPr>
-          <w:rFonts w:hint="eastAsia"/>
-          <w:sz w:val="16"/>
-          <w:szCs w:val="16"/>
-        </w:rPr>
-      </w:pPr>
-      <w:r>
-        <w:rPr>
-          <w:rFonts w:hint="eastAsia"/>
-          <w:sz w:val="16"/>
-          <w:szCs w:val="16"/>
-        </w:rPr>
-        <w:t>- 删除 SCT-015 / 016 重复证书</w:t>
-      </w:r>
-    </w:p>
-    <w:p>
-      <w:pPr>
-        <w:spacing w:before="96" w:after="96" w:line="23" w:lineRule="atLeast"/>
-        <w:rPr>
-          <w:rFonts w:hint="eastAsia"/>
-          <w:sz w:val="16"/>
-          <w:szCs w:val="16"/>
-        </w:rPr>
-      </w:pPr>
-      <w:r>
-        <w:rPr>
-          <w:rFonts w:hint="eastAsia"/>
-          <w:sz w:val="16"/>
-          <w:szCs w:val="16"/>
-        </w:rPr>
-        <w:t>- 审批人从角色名替换为具体人名</w:t>
-      </w:r>
-    </w:p>
-    <w:p>
-      <w:pPr>
-        <w:spacing w:before="96" w:after="96" w:line="23" w:lineRule="atLeast"/>
-        <w:rPr>
-          <w:rFonts w:hint="eastAsia"/>
-          <w:sz w:val="16"/>
-          <w:szCs w:val="16"/>
-        </w:rPr>
-      </w:pPr>
-      <w:r>
-        <w:rPr>
-          <w:rFonts w:hint="eastAsia"/>
-          <w:sz w:val="16"/>
-          <w:szCs w:val="16"/>
-        </w:rPr>
-        <w:t>这三件事分别对应“监理师模块数据清洗”、“证书模块数据清洗”、“全系统审批逻辑重构”。我在一次回复中要同时处理三个模块，容易遗漏。</w:t>
+        <w:t>建议 3：问题反馈时直接说“错在哪里 + 正确应该是什么”，少用“问题还是没解决”</w:t>
+      </w:r>
+    </w:p>
+    <w:p>
+      <w:pPr>
+        <w:spacing w:before="96" w:after="96" w:line="23" w:lineRule="atLeast"/>
+        <w:rPr>
+          <w:rFonts w:hint="eastAsia"/>
+          <w:sz w:val="16"/>
+          <w:szCs w:val="16"/>
+        </w:rPr>
+      </w:pPr>
+      <w:r>
+        <w:rPr>
+          <w:rFonts w:hint="eastAsia"/>
+          <w:b/>
+          <w:sz w:val="16"/>
+          <w:szCs w:val="16"/>
+        </w:rPr>
+        <w:t>推荐格式：</w:t>
+      </w:r>
+    </w:p>
+    <w:p>
+      <w:pPr>
+        <w:spacing w:before="96" w:after="96" w:line="23" w:lineRule="atLeast"/>
+        <w:rPr>
+          <w:rFonts w:hint="eastAsia"/>
+          <w:sz w:val="16"/>
+          <w:szCs w:val="16"/>
+        </w:rPr>
+      </w:pPr>
+      <w:r>
+        <w:rPr>
+          <w:rFonts w:hint="eastAsia"/>
+          <w:sz w:val="16"/>
+          <w:szCs w:val="16"/>
+        </w:rPr>
+        <w:t>```</w:t>
+      </w:r>
+    </w:p>
+    <w:p>
+      <w:pPr>
+        <w:spacing w:before="96" w:after="96" w:line="23" w:lineRule="atLeast"/>
+        <w:rPr>
+          <w:rFonts w:hint="eastAsia"/>
+          <w:sz w:val="16"/>
+          <w:szCs w:val="16"/>
+        </w:rPr>
+      </w:pPr>
+      <w:r>
+        <w:rPr>
+          <w:rFonts w:hint="eastAsia"/>
+          <w:sz w:val="16"/>
+          <w:szCs w:val="16"/>
+        </w:rPr>
+        <w:t>问题：支付管理表格点击“编号”列以外的字段无法弹出详情</w:t>
+      </w:r>
+    </w:p>
+    <w:p>
+      <w:pPr>
+        <w:spacing w:before="96" w:after="96" w:line="23" w:lineRule="atLeast"/>
+        <w:rPr>
+          <w:rFonts w:hint="eastAsia"/>
+          <w:sz w:val="16"/>
+          <w:szCs w:val="16"/>
+        </w:rPr>
+      </w:pPr>
+      <w:r>
+        <w:rPr>
+          <w:rFonts w:hint="eastAsia"/>
+          <w:sz w:val="16"/>
+          <w:szCs w:val="16"/>
+        </w:rPr>
+        <w:t>期望：点击表格行的任意字段（编号、项目名称、承建单位、申请金额……）都能打开详情弹窗</w:t>
+      </w:r>
+    </w:p>
+    <w:p>
+      <w:pPr>
+        <w:spacing w:before="96" w:after="96" w:line="23" w:lineRule="atLeast"/>
+        <w:rPr>
+          <w:rFonts w:hint="eastAsia"/>
+          <w:sz w:val="16"/>
+          <w:szCs w:val="16"/>
+        </w:rPr>
+      </w:pPr>
+      <w:r>
+        <w:rPr>
+          <w:rFonts w:hint="eastAsia"/>
+          <w:sz w:val="16"/>
+          <w:szCs w:val="16"/>
+        </w:rPr>
+        <w:t>参考：已正确实现此效果的模块是 XX（若已有）</w:t>
+      </w:r>
+    </w:p>
+    <w:p>
+      <w:pPr>
+        <w:spacing w:before="96" w:after="96" w:line="23" w:lineRule="atLeast"/>
+        <w:rPr>
+          <w:rFonts w:hint="eastAsia"/>
+          <w:sz w:val="16"/>
+          <w:szCs w:val="16"/>
+        </w:rPr>
+      </w:pPr>
+      <w:r>
+        <w:rPr>
+          <w:rFonts w:hint="eastAsia"/>
+          <w:sz w:val="16"/>
+          <w:szCs w:val="16"/>
+        </w:rPr>
+        <w:t>```</w:t>
+      </w:r>
+    </w:p>
+    <w:p>
+      <w:pPr>
+        <w:spacing w:before="96" w:after="96" w:line="23" w:lineRule="atLeast"/>
+        <w:rPr>
+          <w:rFonts w:hint="eastAsia"/>
+          <w:sz w:val="16"/>
+          <w:szCs w:val="16"/>
+        </w:rPr>
+      </w:pPr>
+      <w:r>
+        <w:rPr>
+          <w:rFonts w:hint="eastAsia"/>
+          <w:b/>
+          <w:sz w:val="16"/>
+          <w:szCs w:val="16"/>
+        </w:rPr>
+        <w:t>价值：减少“我去排查到底哪里没改对”的时间。直接告诉问题所在，可以一步到位修改。</w:t>
       </w:r>
     </w:p>
     <w:p>
@@ -3424,25 +4554,243 @@
         <w:pStyle w:val="3"/>
       </w:pPr>
       <w:r>
-        <w:t>4. 文档整理指令前后变化</w:t>
-      </w:r>
-    </w:p>
-    <w:p>
-      <w:pPr>
-        <w:spacing w:before="96" w:after="96" w:line="23" w:lineRule="atLeast"/>
-        <w:rPr>
-          <w:rFonts w:hint="eastAsia"/>
-          <w:sz w:val="16"/>
-          <w:szCs w:val="16"/>
-        </w:rPr>
-      </w:pPr>
-      <w:r>
-        <w:rPr>
-          <w:rFonts w:hint="eastAsia"/>
-          <w:sz w:val="16"/>
-          <w:szCs w:val="16"/>
-        </w:rPr>
-        <w:t>文档整理类指令一共改了两次（第一次要求归纳，第二次要求保留原文、且新增 md 原始记录）。这类“需求变更发生在交付物规范层面”的问题，最容易浪费时间——已经做好的文档要推倒重来。</w:t>
+        <w:t>建议 4：文档/交付物的规范，第一次就说清楚</w:t>
+      </w:r>
+    </w:p>
+    <w:p>
+      <w:pPr>
+        <w:spacing w:before="96" w:after="96" w:line="23" w:lineRule="atLeast"/>
+        <w:rPr>
+          <w:rFonts w:hint="eastAsia"/>
+          <w:sz w:val="16"/>
+          <w:szCs w:val="16"/>
+        </w:rPr>
+      </w:pPr>
+      <w:r>
+        <w:rPr>
+          <w:rFonts w:hint="eastAsia"/>
+          <w:b/>
+          <w:sz w:val="16"/>
+          <w:szCs w:val="16"/>
+        </w:rPr>
+        <w:t>推荐做法：当您要求生成文档时，一次性给出完整规范：</w:t>
+      </w:r>
+    </w:p>
+    <w:p>
+      <w:pPr>
+        <w:spacing w:before="96" w:after="96" w:line="23" w:lineRule="atLeast"/>
+        <w:rPr>
+          <w:rFonts w:hint="eastAsia"/>
+          <w:sz w:val="16"/>
+          <w:szCs w:val="16"/>
+        </w:rPr>
+      </w:pPr>
+      <w:r>
+        <w:rPr>
+          <w:rFonts w:hint="eastAsia"/>
+          <w:sz w:val="16"/>
+          <w:szCs w:val="16"/>
+        </w:rPr>
+        <w:t>```</w:t>
+      </w:r>
+    </w:p>
+    <w:p>
+      <w:pPr>
+        <w:spacing w:before="96" w:after="96" w:line="23" w:lineRule="atLeast"/>
+        <w:rPr>
+          <w:rFonts w:hint="eastAsia"/>
+          <w:sz w:val="16"/>
+          <w:szCs w:val="16"/>
+        </w:rPr>
+      </w:pPr>
+      <w:r>
+        <w:rPr>
+          <w:rFonts w:hint="eastAsia"/>
+          <w:sz w:val="16"/>
+          <w:szCs w:val="16"/>
+        </w:rPr>
+        <w:t>生成两份文件：</w:t>
+      </w:r>
+    </w:p>
+    <w:p>
+      <w:pPr>
+        <w:spacing w:before="96" w:after="96" w:line="23" w:lineRule="atLeast"/>
+        <w:rPr>
+          <w:rFonts w:hint="eastAsia"/>
+          <w:sz w:val="16"/>
+          <w:szCs w:val="16"/>
+        </w:rPr>
+      </w:pPr>
+      <w:r>
+        <w:rPr>
+          <w:rFonts w:hint="eastAsia"/>
+          <w:sz w:val="16"/>
+          <w:szCs w:val="16"/>
+        </w:rPr>
+        <w:t>1. 指令原文.md：</w:t>
+      </w:r>
+    </w:p>
+    <w:p>
+      <w:pPr>
+        <w:spacing w:before="96" w:after="96" w:line="23" w:lineRule="atLeast"/>
+        <w:rPr>
+          <w:rFonts w:hint="eastAsia"/>
+          <w:sz w:val="16"/>
+          <w:szCs w:val="16"/>
+        </w:rPr>
+      </w:pPr>
+      <w:r>
+        <w:rPr>
+          <w:rFonts w:hint="eastAsia"/>
+          <w:sz w:val="16"/>
+          <w:szCs w:val="16"/>
+        </w:rPr>
+        <w:t>- 时间倒序或正序均可，建议正序</w:t>
+      </w:r>
+    </w:p>
+    <w:p>
+      <w:pPr>
+        <w:spacing w:before="96" w:after="96" w:line="23" w:lineRule="atLeast"/>
+        <w:rPr>
+          <w:rFonts w:hint="eastAsia"/>
+          <w:sz w:val="16"/>
+          <w:szCs w:val="16"/>
+        </w:rPr>
+      </w:pPr>
+      <w:r>
+        <w:rPr>
+          <w:rFonts w:hint="eastAsia"/>
+          <w:sz w:val="16"/>
+          <w:szCs w:val="16"/>
+        </w:rPr>
+        <w:t>- 每条用户输入原文逐字保留，不得改写</w:t>
+      </w:r>
+    </w:p>
+    <w:p>
+      <w:pPr>
+        <w:spacing w:before="96" w:after="96" w:line="23" w:lineRule="atLeast"/>
+        <w:rPr>
+          <w:rFonts w:hint="eastAsia"/>
+          <w:sz w:val="16"/>
+          <w:szCs w:val="16"/>
+        </w:rPr>
+      </w:pPr>
+      <w:r>
+        <w:rPr>
+          <w:rFonts w:hint="eastAsia"/>
+          <w:sz w:val="16"/>
+          <w:szCs w:val="16"/>
+        </w:rPr>
+        <w:t>- 可附极简元信息（时间/分类标记），但不得修改正文</w:t>
+      </w:r>
+    </w:p>
+    <w:p>
+      <w:pPr>
+        <w:spacing w:before="96" w:after="96" w:line="23" w:lineRule="atLeast"/>
+        <w:rPr>
+          <w:rFonts w:hint="eastAsia"/>
+          <w:sz w:val="16"/>
+          <w:szCs w:val="16"/>
+        </w:rPr>
+      </w:pPr>
+      <w:r>
+        <w:rPr>
+          <w:rFonts w:hint="eastAsia"/>
+          <w:sz w:val="16"/>
+          <w:szCs w:val="16"/>
+        </w:rPr>
+        <w:t>2. 会话总结V0.1.docx：</w:t>
+      </w:r>
+    </w:p>
+    <w:p>
+      <w:pPr>
+        <w:spacing w:before="96" w:after="96" w:line="23" w:lineRule="atLeast"/>
+        <w:rPr>
+          <w:rFonts w:hint="eastAsia"/>
+          <w:sz w:val="16"/>
+          <w:szCs w:val="16"/>
+        </w:rPr>
+      </w:pPr>
+      <w:r>
+        <w:rPr>
+          <w:rFonts w:hint="eastAsia"/>
+          <w:sz w:val="16"/>
+          <w:szCs w:val="16"/>
+        </w:rPr>
+        <w:t>- 分三类：指令类、需求补充类、纠错类</w:t>
+      </w:r>
+    </w:p>
+    <w:p>
+      <w:pPr>
+        <w:spacing w:before="96" w:after="96" w:line="23" w:lineRule="atLeast"/>
+        <w:rPr>
+          <w:rFonts w:hint="eastAsia"/>
+          <w:sz w:val="16"/>
+          <w:szCs w:val="16"/>
+        </w:rPr>
+      </w:pPr>
+      <w:r>
+        <w:rPr>
+          <w:rFonts w:hint="eastAsia"/>
+          <w:sz w:val="16"/>
+          <w:szCs w:val="16"/>
+        </w:rPr>
+        <w:t>- 重复或相近需求合并，保留原文引用，不做主观归纳</w:t>
+      </w:r>
+    </w:p>
+    <w:p>
+      <w:pPr>
+        <w:spacing w:before="96" w:after="96" w:line="23" w:lineRule="atLeast"/>
+        <w:rPr>
+          <w:rFonts w:hint="eastAsia"/>
+          <w:sz w:val="16"/>
+          <w:szCs w:val="16"/>
+        </w:rPr>
+      </w:pPr>
+      <w:r>
+        <w:rPr>
+          <w:rFonts w:hint="eastAsia"/>
+          <w:sz w:val="16"/>
+          <w:szCs w:val="16"/>
+        </w:rPr>
+        <w:t>- 前后不一致处以最后一次输入为准，并在文中用“说明”标注</w:t>
+      </w:r>
+    </w:p>
+    <w:p>
+      <w:pPr>
+        <w:spacing w:before="96" w:after="96" w:line="23" w:lineRule="atLeast"/>
+        <w:rPr>
+          <w:rFonts w:hint="eastAsia"/>
+          <w:sz w:val="16"/>
+          <w:szCs w:val="16"/>
+        </w:rPr>
+      </w:pPr>
+      <w:r>
+        <w:rPr>
+          <w:rFonts w:hint="eastAsia"/>
+          <w:sz w:val="16"/>
+          <w:szCs w:val="16"/>
+        </w:rPr>
+        <w:t>```</w:t>
+      </w:r>
+    </w:p>
+    <w:p>
+      <w:pPr>
+        <w:spacing w:before="96" w:after="96" w:line="23" w:lineRule="atLeast"/>
+        <w:rPr>
+          <w:rFonts w:hint="eastAsia"/>
+          <w:sz w:val="16"/>
+          <w:szCs w:val="16"/>
+        </w:rPr>
+      </w:pPr>
+      <w:r>
+        <w:rPr>
+          <w:rFonts w:hint="eastAsia"/>
+          <w:b/>
+          <w:sz w:val="16"/>
+          <w:szCs w:val="16"/>
+        </w:rPr>
+        <w:t>不推荐：先要求“归纳总结 + 命名《X》”，完成后又要求“保留原文不要归纳 + 新增 md + 改名《Y》”。这类变更产生的返工成本最高。</w:t>
       </w:r>
     </w:p>
     <w:p>
@@ -3450,97 +4798,323 @@
         <w:pStyle w:val="3"/>
       </w:pPr>
       <w:r>
-        <w:t>5. 未在最开始就给出“数据样板”</w:t>
-      </w:r>
-    </w:p>
-    <w:p>
-      <w:pPr>
-        <w:spacing w:before="96" w:after="96" w:line="23" w:lineRule="atLeast"/>
-        <w:rPr>
-          <w:rFonts w:hint="eastAsia"/>
-          <w:sz w:val="16"/>
-          <w:szCs w:val="16"/>
-        </w:rPr>
-      </w:pPr>
-      <w:r>
-        <w:rPr>
-          <w:rFonts w:hint="eastAsia"/>
-          <w:sz w:val="16"/>
-          <w:szCs w:val="16"/>
-        </w:rPr>
-        <w:t>很多问题本质是数据字段规范问题：</w:t>
-      </w:r>
-    </w:p>
-    <w:p>
-      <w:pPr>
-        <w:spacing w:before="96" w:after="96" w:line="23" w:lineRule="atLeast"/>
-        <w:rPr>
-          <w:rFonts w:hint="eastAsia"/>
-          <w:sz w:val="16"/>
-          <w:szCs w:val="16"/>
-        </w:rPr>
-      </w:pPr>
-      <w:r>
-        <w:rPr>
-          <w:rFonts w:hint="eastAsia"/>
-          <w:sz w:val="16"/>
-          <w:szCs w:val="16"/>
-        </w:rPr>
-        <w:t>- reviewer / approver / uploadedBy / applicant 应该是“人名”而非“角色名”</w:t>
-      </w:r>
-    </w:p>
-    <w:p>
-      <w:pPr>
-        <w:spacing w:before="96" w:after="96" w:line="23" w:lineRule="atLeast"/>
-        <w:rPr>
-          <w:rFonts w:hint="eastAsia"/>
-          <w:sz w:val="16"/>
-          <w:szCs w:val="16"/>
-        </w:rPr>
-      </w:pPr>
-      <w:r>
-        <w:rPr>
-          <w:rFonts w:hint="eastAsia"/>
-          <w:sz w:val="16"/>
-          <w:szCs w:val="16"/>
-        </w:rPr>
-        <w:t>- contractor 应该是具体公司名称而非空</w:t>
-      </w:r>
-    </w:p>
-    <w:p>
-      <w:pPr>
-        <w:spacing w:before="96" w:after="96" w:line="23" w:lineRule="atLeast"/>
-        <w:rPr>
-          <w:rFonts w:hint="eastAsia"/>
-          <w:sz w:val="16"/>
-          <w:szCs w:val="16"/>
-        </w:rPr>
-      </w:pPr>
-      <w:r>
-        <w:rPr>
-          <w:rFonts w:hint="eastAsia"/>
-          <w:sz w:val="16"/>
-          <w:szCs w:val="16"/>
-        </w:rPr>
-        <w:t>- certificate 的 supervisorCode 必须与 supervisors 中存在的编码对应</w:t>
-      </w:r>
-    </w:p>
-    <w:p>
-      <w:pPr>
-        <w:spacing w:before="96" w:after="96" w:line="23" w:lineRule="atLeast"/>
-        <w:rPr>
-          <w:rFonts w:hint="eastAsia"/>
-          <w:sz w:val="16"/>
-          <w:szCs w:val="16"/>
-        </w:rPr>
-      </w:pPr>
-      <w:r>
-        <w:rPr>
-          <w:rFonts w:hint="eastAsia"/>
-          <w:sz w:val="16"/>
-          <w:szCs w:val="16"/>
-        </w:rPr>
-        <w:t>这些规范如果在一开始就明确为“数据字典”，后面就不需要逐文件纠错。</w:t>
+        <w:t>建议 5：对“数据类”需求，直接给出完整的数据样例而不是描述</w:t>
+      </w:r>
+    </w:p>
+    <w:p>
+      <w:pPr>
+        <w:spacing w:before="96" w:after="96" w:line="23" w:lineRule="atLeast"/>
+        <w:rPr>
+          <w:rFonts w:hint="eastAsia"/>
+          <w:sz w:val="16"/>
+          <w:szCs w:val="16"/>
+        </w:rPr>
+      </w:pPr>
+      <w:r>
+        <w:rPr>
+          <w:rFonts w:hint="eastAsia"/>
+          <w:sz w:val="16"/>
+          <w:szCs w:val="16"/>
+        </w:rPr>
+        <w:t>比如要求“审批人应该是具体人名”时，直接给一份对照：</w:t>
+      </w:r>
+    </w:p>
+    <w:p>
+      <w:pPr>
+        <w:spacing w:before="96" w:after="96" w:line="23" w:lineRule="atLeast"/>
+        <w:rPr>
+          <w:rFonts w:hint="eastAsia"/>
+          <w:sz w:val="16"/>
+          <w:szCs w:val="16"/>
+        </w:rPr>
+      </w:pPr>
+      <w:r>
+        <w:rPr>
+          <w:rFonts w:hint="eastAsia"/>
+          <w:sz w:val="16"/>
+          <w:szCs w:val="16"/>
+        </w:rPr>
+        <w:t>```</w:t>
+      </w:r>
+    </w:p>
+    <w:p>
+      <w:pPr>
+        <w:spacing w:before="96" w:after="96" w:line="23" w:lineRule="atLeast"/>
+        <w:rPr>
+          <w:rFonts w:hint="eastAsia"/>
+          <w:sz w:val="16"/>
+          <w:szCs w:val="16"/>
+        </w:rPr>
+      </w:pPr>
+      <w:r>
+        <w:rPr>
+          <w:rFonts w:hint="eastAsia"/>
+          <w:sz w:val="16"/>
+          <w:szCs w:val="16"/>
+        </w:rPr>
+        <w:t>审批人对照：</w:t>
+      </w:r>
+    </w:p>
+    <w:p>
+      <w:pPr>
+        <w:spacing w:before="96" w:after="96" w:line="23" w:lineRule="atLeast"/>
+        <w:rPr>
+          <w:rFonts w:hint="eastAsia"/>
+          <w:sz w:val="16"/>
+          <w:szCs w:val="16"/>
+        </w:rPr>
+      </w:pPr>
+      <w:r>
+        <w:rPr>
+          <w:rFonts w:hint="eastAsia"/>
+          <w:sz w:val="16"/>
+          <w:szCs w:val="16"/>
+        </w:rPr>
+        <w:t>角色名 → 具体人名</w:t>
+      </w:r>
+    </w:p>
+    <w:p>
+      <w:pPr>
+        <w:spacing w:before="96" w:after="96" w:line="23" w:lineRule="atLeast"/>
+        <w:rPr>
+          <w:rFonts w:hint="eastAsia"/>
+          <w:sz w:val="16"/>
+          <w:szCs w:val="16"/>
+        </w:rPr>
+      </w:pPr>
+      <w:r>
+        <w:rPr>
+          <w:rFonts w:hint="eastAsia"/>
+          <w:sz w:val="16"/>
+          <w:szCs w:val="16"/>
+        </w:rPr>
+        <w:lastRenderedPageBreak/>
+        <w:t>总监理工程师 → 韦江腾</w:t>
+      </w:r>
+    </w:p>
+    <w:p>
+      <w:pPr>
+        <w:spacing w:before="96" w:after="96" w:line="23" w:lineRule="atLeast"/>
+        <w:rPr>
+          <w:rFonts w:hint="eastAsia"/>
+          <w:sz w:val="16"/>
+          <w:szCs w:val="16"/>
+        </w:rPr>
+      </w:pPr>
+      <w:r>
+        <w:rPr>
+          <w:rFonts w:hint="eastAsia"/>
+          <w:sz w:val="16"/>
+          <w:szCs w:val="16"/>
+        </w:rPr>
+        <w:t>监理工程师 → 滕海燕</w:t>
+      </w:r>
+    </w:p>
+    <w:p>
+      <w:pPr>
+        <w:spacing w:before="96" w:after="96" w:line="23" w:lineRule="atLeast"/>
+        <w:rPr>
+          <w:rFonts w:hint="eastAsia"/>
+          <w:sz w:val="16"/>
+          <w:szCs w:val="16"/>
+        </w:rPr>
+      </w:pPr>
+      <w:r>
+        <w:rPr>
+          <w:rFonts w:hint="eastAsia"/>
+          <w:sz w:val="16"/>
+          <w:szCs w:val="16"/>
+        </w:rPr>
+        <w:t>销售 → 孙永秀（默认）/ 蔡海婷 / 许琰芳 / 李金花（下拉可选）</w:t>
+      </w:r>
+    </w:p>
+    <w:p>
+      <w:pPr>
+        <w:spacing w:before="96" w:after="96" w:line="23" w:lineRule="atLeast"/>
+        <w:rPr>
+          <w:rFonts w:hint="eastAsia"/>
+          <w:sz w:val="16"/>
+          <w:szCs w:val="16"/>
+        </w:rPr>
+      </w:pPr>
+      <w:r>
+        <w:rPr>
+          <w:rFonts w:hint="eastAsia"/>
+          <w:sz w:val="16"/>
+          <w:szCs w:val="16"/>
+        </w:rPr>
+        <w:t>部门经理 → 王华</w:t>
+      </w:r>
+    </w:p>
+    <w:p>
+      <w:pPr>
+        <w:spacing w:before="96" w:after="96" w:line="23" w:lineRule="atLeast"/>
+        <w:rPr>
+          <w:rFonts w:hint="eastAsia"/>
+          <w:sz w:val="16"/>
+          <w:szCs w:val="16"/>
+        </w:rPr>
+      </w:pPr>
+      <w:r>
+        <w:rPr>
+          <w:rFonts w:hint="eastAsia"/>
+          <w:sz w:val="16"/>
+          <w:szCs w:val="16"/>
+        </w:rPr>
+        <w:t>分管副总经理 → 王小平</w:t>
+      </w:r>
+    </w:p>
+    <w:p>
+      <w:pPr>
+        <w:spacing w:before="96" w:after="96" w:line="23" w:lineRule="atLeast"/>
+        <w:rPr>
+          <w:rFonts w:hint="eastAsia"/>
+          <w:sz w:val="16"/>
+          <w:szCs w:val="16"/>
+        </w:rPr>
+      </w:pPr>
+      <w:r>
+        <w:rPr>
+          <w:rFonts w:hint="eastAsia"/>
+          <w:sz w:val="16"/>
+          <w:szCs w:val="16"/>
+        </w:rPr>
+        <w:t>管理员 → 韦江腾</w:t>
+      </w:r>
+    </w:p>
+    <w:p>
+      <w:pPr>
+        <w:spacing w:before="96" w:after="96" w:line="23" w:lineRule="atLeast"/>
+        <w:rPr>
+          <w:rFonts w:hint="eastAsia"/>
+          <w:sz w:val="16"/>
+          <w:szCs w:val="16"/>
+        </w:rPr>
+      </w:pPr>
+      <w:r>
+        <w:rPr>
+          <w:rFonts w:hint="eastAsia"/>
+          <w:sz w:val="16"/>
+          <w:szCs w:val="16"/>
+        </w:rPr>
+        <w:t>适用模块：approvalRecords / acceptanceChecks / changeRequests / quality /</w:t>
+      </w:r>
+    </w:p>
+    <w:p>
+      <w:pPr>
+        <w:spacing w:before="96" w:after="96" w:line="23" w:lineRule="atLeast"/>
+        <w:rPr>
+          <w:rFonts w:hint="eastAsia"/>
+          <w:sz w:val="16"/>
+          <w:szCs w:val="16"/>
+        </w:rPr>
+      </w:pPr>
+      <w:r>
+        <w:rPr>
+          <w:rFonts w:hint="eastAsia"/>
+          <w:sz w:val="16"/>
+          <w:szCs w:val="16"/>
+        </w:rPr>
+        <w:t>projects / meetings / knowledge / infoDocuments / schedule /</w:t>
+      </w:r>
+    </w:p>
+    <w:p>
+      <w:pPr>
+        <w:spacing w:before="96" w:after="96" w:line="23" w:lineRule="atLeast"/>
+        <w:rPr>
+          <w:rFonts w:hint="eastAsia"/>
+          <w:sz w:val="16"/>
+          <w:szCs w:val="16"/>
+        </w:rPr>
+      </w:pPr>
+      <w:r>
+        <w:rPr>
+          <w:rFonts w:hint="eastAsia"/>
+          <w:sz w:val="16"/>
+          <w:szCs w:val="16"/>
+        </w:rPr>
+        <w:t>cost / fileArchives / supervisorCertificates</w:t>
+      </w:r>
+    </w:p>
+    <w:p>
+      <w:pPr>
+        <w:spacing w:before="96" w:after="96" w:line="23" w:lineRule="atLeast"/>
+        <w:rPr>
+          <w:rFonts w:hint="eastAsia"/>
+          <w:sz w:val="16"/>
+          <w:szCs w:val="16"/>
+        </w:rPr>
+      </w:pPr>
+      <w:r>
+        <w:rPr>
+          <w:rFonts w:hint="eastAsia"/>
+          <w:sz w:val="16"/>
+          <w:szCs w:val="16"/>
+        </w:rPr>
+        <w:t>```</w:t>
+      </w:r>
+    </w:p>
+    <w:p>
+      <w:pPr>
+        <w:spacing w:before="96" w:after="96" w:line="23" w:lineRule="atLeast"/>
+        <w:rPr>
+          <w:rFonts w:hint="eastAsia"/>
+          <w:sz w:val="16"/>
+          <w:szCs w:val="16"/>
+        </w:rPr>
+      </w:pPr>
+      <w:r>
+        <w:rPr>
+          <w:rFonts w:hint="eastAsia"/>
+          <w:b/>
+          <w:sz w:val="16"/>
+          <w:szCs w:val="16"/>
+        </w:rPr>
+        <w:t>价值：避免我只改了一个模块而遗漏其他，也避免我把“监理工程师”的默认人选成别人。</w:t>
+      </w:r>
+    </w:p>
+    <w:p>
+      <w:pPr>
+        <w:pStyle w:val="3"/>
+      </w:pPr>
+      <w:r>
+        <w:t>建议 6：第一次指令就带上“版本号”和“公司名称”，不要事后改</w:t>
+      </w:r>
+    </w:p>
+    <w:p>
+      <w:pPr>
+        <w:spacing w:before="96" w:after="96" w:line="23" w:lineRule="atLeast"/>
+        <w:rPr>
+          <w:rFonts w:hint="eastAsia"/>
+          <w:sz w:val="16"/>
+          <w:szCs w:val="16"/>
+        </w:rPr>
+      </w:pPr>
+      <w:r>
+        <w:rPr>
+          <w:rFonts w:hint="eastAsia"/>
+          <w:sz w:val="16"/>
+          <w:szCs w:val="16"/>
+        </w:rPr>
+        <w:t>V0.1 → V0.2 这个改动本身不大，但会影响多处文件（版本号展示、导出文件命名等）。如果最开始就确定是 V0.2，能省一次专门的“版本升级”对话。</w:t>
+      </w:r>
+    </w:p>
+    <w:p>
+      <w:pPr>
+        <w:spacing w:before="96" w:after="96" w:line="23" w:lineRule="atLeast"/>
+        <w:rPr>
+          <w:rFonts w:hint="eastAsia"/>
+          <w:sz w:val="16"/>
+          <w:szCs w:val="16"/>
+        </w:rPr>
+      </w:pPr>
+      <w:r>
+        <w:rPr>
+          <w:rFonts w:hint="eastAsia"/>
+          <w:sz w:val="16"/>
+          <w:szCs w:val="16"/>
+        </w:rPr>
+        <w:t>同理，“广东信佰 → 广东亿迅”是典型的“最开始就应明确”的信息。</w:t>
       </w:r>
     </w:p>
     <w:p>
@@ -3566,1459 +5140,6 @@
         <w:pStyle w:val="2"/>
       </w:pPr>
       <w:r>
-        <w:lastRenderedPageBreak/>
-        <w:t>二、如果重来一遍：优化建议（包含您如何给指令/需求）</w:t>
-      </w:r>
-    </w:p>
-    <w:p>
-      <w:pPr>
-        <w:pStyle w:val="3"/>
-      </w:pPr>
-      <w:r>
-        <w:t>建议 1：最开始一次性给出“业务规范说明书”（一页纸即可）</w:t>
-      </w:r>
-    </w:p>
-    <w:p>
-      <w:pPr>
-        <w:spacing w:before="96" w:after="96" w:line="23" w:lineRule="atLeast"/>
-        <w:rPr>
-          <w:rFonts w:hint="eastAsia"/>
-          <w:sz w:val="16"/>
-          <w:szCs w:val="16"/>
-        </w:rPr>
-      </w:pPr>
-      <w:r>
-        <w:rPr>
-          <w:rFonts w:hint="eastAsia"/>
-          <w:b/>
-          <w:sz w:val="16"/>
-          <w:szCs w:val="16"/>
-        </w:rPr>
-        <w:t>推荐做法：项目启动时先给一份规范清单，而不是边做边补。示例模板：</w:t>
-      </w:r>
-    </w:p>
-    <w:p>
-      <w:pPr>
-        <w:spacing w:before="96" w:after="96" w:line="23" w:lineRule="atLeast"/>
-        <w:rPr>
-          <w:rFonts w:hint="eastAsia"/>
-          <w:sz w:val="16"/>
-          <w:szCs w:val="16"/>
-        </w:rPr>
-      </w:pPr>
-      <w:r>
-        <w:rPr>
-          <w:rFonts w:hint="eastAsia"/>
-          <w:sz w:val="16"/>
-          <w:szCs w:val="16"/>
-        </w:rPr>
-        <w:t>```</w:t>
-      </w:r>
-    </w:p>
-    <w:p>
-      <w:pPr>
-        <w:spacing w:before="96" w:after="96" w:line="23" w:lineRule="atLeast"/>
-        <w:rPr>
-          <w:rFonts w:hint="eastAsia"/>
-          <w:sz w:val="16"/>
-          <w:szCs w:val="16"/>
-        </w:rPr>
-      </w:pPr>
-      <w:r>
-        <w:rPr>
-          <w:rFonts w:hint="eastAsia"/>
-          <w:sz w:val="16"/>
-          <w:szCs w:val="16"/>
-        </w:rPr>
-        <w:t>信佰监理系统 V0.2 · 业务规范</w:t>
-      </w:r>
-    </w:p>
-    <w:p>
-      <w:pPr>
-        <w:spacing w:before="96" w:after="96" w:line="23" w:lineRule="atLeast"/>
-        <w:rPr>
-          <w:rFonts w:hint="eastAsia"/>
-          <w:sz w:val="16"/>
-          <w:szCs w:val="16"/>
-        </w:rPr>
-      </w:pPr>
-      <w:r>
-        <w:rPr>
-          <w:rFonts w:hint="eastAsia"/>
-          <w:sz w:val="16"/>
-          <w:szCs w:val="16"/>
-        </w:rPr>
-        <w:t>一、角色与人员配置</w:t>
-      </w:r>
-    </w:p>
-    <w:p>
-      <w:pPr>
-        <w:spacing w:before="96" w:after="96" w:line="23" w:lineRule="atLeast"/>
-        <w:rPr>
-          <w:rFonts w:hint="eastAsia"/>
-          <w:sz w:val="16"/>
-          <w:szCs w:val="16"/>
-        </w:rPr>
-      </w:pPr>
-      <w:r>
-        <w:rPr>
-          <w:rFonts w:hint="eastAsia"/>
-          <w:sz w:val="16"/>
-          <w:szCs w:val="16"/>
-        </w:rPr>
-        <w:t>- 总监理工程师：韦江腾（证书：监理师、项目管理师、软件造价工程师、系统架构设计师）</w:t>
-      </w:r>
-    </w:p>
-    <w:p>
-      <w:pPr>
-        <w:spacing w:before="96" w:after="96" w:line="23" w:lineRule="atLeast"/>
-        <w:rPr>
-          <w:rFonts w:hint="eastAsia"/>
-          <w:sz w:val="16"/>
-          <w:szCs w:val="16"/>
-        </w:rPr>
-      </w:pPr>
-      <w:r>
-        <w:rPr>
-          <w:rFonts w:hint="eastAsia"/>
-          <w:sz w:val="16"/>
-          <w:szCs w:val="16"/>
-        </w:rPr>
-        <w:t>- 监理工程师：滕海燕（证书：监理师、软件造价工程师）</w:t>
-      </w:r>
-    </w:p>
-    <w:p>
-      <w:pPr>
-        <w:spacing w:before="96" w:after="96" w:line="23" w:lineRule="atLeast"/>
-        <w:rPr>
-          <w:rFonts w:hint="eastAsia"/>
-          <w:sz w:val="16"/>
-          <w:szCs w:val="16"/>
-        </w:rPr>
-      </w:pPr>
-      <w:r>
-        <w:rPr>
-          <w:rFonts w:hint="eastAsia"/>
-          <w:sz w:val="16"/>
-          <w:szCs w:val="16"/>
-        </w:rPr>
-        <w:t>- 部门经理：王华；分管副总经理：王小平</w:t>
-      </w:r>
-    </w:p>
-    <w:p>
-      <w:pPr>
-        <w:spacing w:before="96" w:after="96" w:line="23" w:lineRule="atLeast"/>
-        <w:rPr>
-          <w:rFonts w:hint="eastAsia"/>
-          <w:sz w:val="16"/>
-          <w:szCs w:val="16"/>
-        </w:rPr>
-      </w:pPr>
-      <w:r>
-        <w:rPr>
-          <w:rFonts w:hint="eastAsia"/>
-          <w:sz w:val="16"/>
-          <w:szCs w:val="16"/>
-        </w:rPr>
-        <w:t>- 销售：孙永秀、蔡海婷、许琰芳、李金花（默认孙永秀，下拉可选全部）</w:t>
-      </w:r>
-    </w:p>
-    <w:p>
-      <w:pPr>
-        <w:spacing w:before="96" w:after="96" w:line="23" w:lineRule="atLeast"/>
-        <w:rPr>
-          <w:rFonts w:hint="eastAsia"/>
-          <w:sz w:val="16"/>
-          <w:szCs w:val="16"/>
-        </w:rPr>
-      </w:pPr>
-      <w:r>
-        <w:rPr>
-          <w:rFonts w:hint="eastAsia"/>
-          <w:sz w:val="16"/>
-          <w:szCs w:val="16"/>
-        </w:rPr>
-        <w:t>二、承建单位名称规范</w:t>
-      </w:r>
-    </w:p>
-    <w:p>
-      <w:pPr>
-        <w:spacing w:before="96" w:after="96" w:line="23" w:lineRule="atLeast"/>
-        <w:rPr>
-          <w:rFonts w:hint="eastAsia"/>
-          <w:sz w:val="16"/>
-          <w:szCs w:val="16"/>
-        </w:rPr>
-      </w:pPr>
-      <w:r>
-        <w:rPr>
-          <w:rFonts w:hint="eastAsia"/>
-          <w:sz w:val="16"/>
-          <w:szCs w:val="16"/>
-        </w:rPr>
-        <w:t>- “广东信佰科技发展有限公司” 统一为 “广东亿迅科技有限公司”</w:t>
-      </w:r>
-    </w:p>
-    <w:p>
-      <w:pPr>
-        <w:spacing w:before="96" w:after="96" w:line="23" w:lineRule="atLeast"/>
-        <w:rPr>
-          <w:rFonts w:hint="eastAsia"/>
-          <w:sz w:val="16"/>
-          <w:szCs w:val="16"/>
-        </w:rPr>
-      </w:pPr>
-      <w:r>
-        <w:rPr>
-          <w:rFonts w:hint="eastAsia"/>
-          <w:sz w:val="16"/>
-          <w:szCs w:val="16"/>
-        </w:rPr>
-        <w:t>- 支付/合同/审批记录中的承建单位字段不能为空</w:t>
-      </w:r>
-    </w:p>
-    <w:p>
-      <w:pPr>
-        <w:spacing w:before="96" w:after="96" w:line="23" w:lineRule="atLeast"/>
-        <w:rPr>
-          <w:rFonts w:hint="eastAsia"/>
-          <w:sz w:val="16"/>
-          <w:szCs w:val="16"/>
-        </w:rPr>
-      </w:pPr>
-      <w:r>
-        <w:rPr>
-          <w:rFonts w:hint="eastAsia"/>
-          <w:sz w:val="16"/>
-          <w:szCs w:val="16"/>
-        </w:rPr>
-        <w:t>三、数据字段规范</w:t>
-      </w:r>
-    </w:p>
-    <w:p>
-      <w:pPr>
-        <w:spacing w:before="96" w:after="96" w:line="23" w:lineRule="atLeast"/>
-        <w:rPr>
-          <w:rFonts w:hint="eastAsia"/>
-          <w:sz w:val="16"/>
-          <w:szCs w:val="16"/>
-        </w:rPr>
-      </w:pPr>
-      <w:r>
-        <w:rPr>
-          <w:rFonts w:hint="eastAsia"/>
-          <w:sz w:val="16"/>
-          <w:szCs w:val="16"/>
-        </w:rPr>
-        <w:t>- reviewer / approver / applicant / uploadedBy 必须是具体人名，禁止写角色名</w:t>
-      </w:r>
-    </w:p>
-    <w:p>
-      <w:pPr>
-        <w:spacing w:before="96" w:after="96" w:line="23" w:lineRule="atLeast"/>
-        <w:rPr>
-          <w:rFonts w:hint="eastAsia"/>
-          <w:sz w:val="16"/>
-          <w:szCs w:val="16"/>
-        </w:rPr>
-      </w:pPr>
-      <w:r>
-        <w:rPr>
-          <w:rFonts w:hint="eastAsia"/>
-          <w:sz w:val="16"/>
-          <w:szCs w:val="16"/>
-        </w:rPr>
-        <w:t>- supervisorCode 必须是 supervisors 中已存在的编码，禁止悬空引用</w:t>
-      </w:r>
-    </w:p>
-    <w:p>
-      <w:pPr>
-        <w:spacing w:before="96" w:after="96" w:line="23" w:lineRule="atLeast"/>
-        <w:rPr>
-          <w:rFonts w:hint="eastAsia"/>
-          <w:sz w:val="16"/>
-          <w:szCs w:val="16"/>
-        </w:rPr>
-      </w:pPr>
-      <w:r>
-        <w:rPr>
-          <w:rFonts w:hint="eastAsia"/>
-          <w:sz w:val="16"/>
-          <w:szCs w:val="16"/>
-        </w:rPr>
-        <w:t>- 同类型编号（SP-xxx / SCT-xxx）不得重复</w:t>
-      </w:r>
-    </w:p>
-    <w:p>
-      <w:pPr>
-        <w:spacing w:before="96" w:after="96" w:line="23" w:lineRule="atLeast"/>
-        <w:rPr>
-          <w:rFonts w:hint="eastAsia"/>
-          <w:sz w:val="16"/>
-          <w:szCs w:val="16"/>
-        </w:rPr>
-      </w:pPr>
-      <w:r>
-        <w:rPr>
-          <w:rFonts w:hint="eastAsia"/>
-          <w:sz w:val="16"/>
-          <w:szCs w:val="16"/>
-        </w:rPr>
-        <w:t>四、UI 交互规范</w:t>
-      </w:r>
-    </w:p>
-    <w:p>
-      <w:pPr>
-        <w:spacing w:before="96" w:after="96" w:line="23" w:lineRule="atLeast"/>
-        <w:rPr>
-          <w:rFonts w:hint="eastAsia"/>
-          <w:sz w:val="16"/>
-          <w:szCs w:val="16"/>
-        </w:rPr>
-      </w:pPr>
-      <w:r>
-        <w:rPr>
-          <w:rFonts w:hint="eastAsia"/>
-          <w:sz w:val="16"/>
-          <w:szCs w:val="16"/>
-        </w:rPr>
-        <w:t>- 列表类表格：整行任意字段点击可查看详情；操作按钮需防事件冒泡</w:t>
-      </w:r>
-    </w:p>
-    <w:p>
-      <w:pPr>
-        <w:spacing w:before="96" w:after="96" w:line="23" w:lineRule="atLeast"/>
-        <w:rPr>
-          <w:rFonts w:hint="eastAsia"/>
-          <w:sz w:val="16"/>
-          <w:szCs w:val="16"/>
-        </w:rPr>
-      </w:pPr>
-      <w:r>
-        <w:rPr>
-          <w:rFonts w:hint="eastAsia"/>
-          <w:sz w:val="16"/>
-          <w:szCs w:val="16"/>
-        </w:rPr>
-        <w:t>- 顶部欢迎语：显示当前登录用户真实姓名，禁止显示固定文本</w:t>
-      </w:r>
-    </w:p>
-    <w:p>
-      <w:pPr>
-        <w:spacing w:before="96" w:after="96" w:line="23" w:lineRule="atLeast"/>
-        <w:rPr>
-          <w:rFonts w:hint="eastAsia"/>
-          <w:sz w:val="16"/>
-          <w:szCs w:val="16"/>
-        </w:rPr>
-      </w:pPr>
-      <w:r>
-        <w:rPr>
-          <w:rFonts w:hint="eastAsia"/>
-          <w:sz w:val="16"/>
-          <w:szCs w:val="16"/>
-        </w:rPr>
-        <w:t>五、审批流程</w:t>
-      </w:r>
-    </w:p>
-    <w:p>
-      <w:pPr>
-        <w:spacing w:before="96" w:after="96" w:line="23" w:lineRule="atLeast"/>
-        <w:rPr>
-          <w:rFonts w:hint="eastAsia"/>
-          <w:sz w:val="16"/>
-          <w:szCs w:val="16"/>
-        </w:rPr>
-      </w:pPr>
-      <w:r>
-        <w:rPr>
-          <w:rFonts w:hint="eastAsia"/>
-          <w:sz w:val="16"/>
-          <w:szCs w:val="16"/>
-        </w:rPr>
-        <w:t>- 合同支付：监理工程师代录 → 监理工程师审批（level1）→ 总监理工程师审批（level2）</w:t>
-      </w:r>
-    </w:p>
-    <w:p>
-      <w:pPr>
-        <w:spacing w:before="96" w:after="96" w:line="23" w:lineRule="atLeast"/>
-        <w:rPr>
-          <w:rFonts w:hint="eastAsia"/>
-          <w:sz w:val="16"/>
-          <w:szCs w:val="16"/>
-        </w:rPr>
-      </w:pPr>
-      <w:r>
-        <w:rPr>
-          <w:rFonts w:hint="eastAsia"/>
-          <w:sz w:val="16"/>
-          <w:szCs w:val="16"/>
-        </w:rPr>
-        <w:t>- 审批意见文件可导出、打印</w:t>
-      </w:r>
-    </w:p>
-    <w:p>
-      <w:pPr>
-        <w:spacing w:before="96" w:after="96" w:line="23" w:lineRule="atLeast"/>
-        <w:rPr>
-          <w:rFonts w:hint="eastAsia"/>
-          <w:sz w:val="16"/>
-          <w:szCs w:val="16"/>
-        </w:rPr>
-      </w:pPr>
-      <w:r>
-        <w:rPr>
-          <w:rFonts w:hint="eastAsia"/>
-          <w:sz w:val="16"/>
-          <w:szCs w:val="16"/>
-        </w:rPr>
-        <w:t>```</w:t>
-      </w:r>
-    </w:p>
-    <w:p>
-      <w:pPr>
-        <w:spacing w:before="96" w:after="96" w:line="23" w:lineRule="atLeast"/>
-        <w:rPr>
-          <w:rFonts w:hint="eastAsia"/>
-          <w:sz w:val="16"/>
-          <w:szCs w:val="16"/>
-        </w:rPr>
-      </w:pPr>
-      <w:r>
-        <w:rPr>
-          <w:rFonts w:hint="eastAsia"/>
-          <w:b/>
-          <w:sz w:val="16"/>
-          <w:szCs w:val="16"/>
-        </w:rPr>
-        <w:t>价值：可以一次性解决本次开发中约 60% 的纠错类需求。</w:t>
-      </w:r>
-    </w:p>
-    <w:p>
-      <w:pPr>
-        <w:pStyle w:val="3"/>
-      </w:pPr>
-      <w:r>
-        <w:t>建议 2：每个模块一次性把需求说完，避免“想到一点说一点”</w:t>
-      </w:r>
-    </w:p>
-    <w:p>
-      <w:pPr>
-        <w:spacing w:before="96" w:after="96" w:line="23" w:lineRule="atLeast"/>
-        <w:rPr>
-          <w:rFonts w:hint="eastAsia"/>
-          <w:sz w:val="16"/>
-          <w:szCs w:val="16"/>
-        </w:rPr>
-      </w:pPr>
-      <w:r>
-        <w:rPr>
-          <w:rFonts w:hint="eastAsia"/>
-          <w:b/>
-          <w:sz w:val="16"/>
-          <w:szCs w:val="16"/>
-        </w:rPr>
-        <w:t>推荐做法：当您描述一个模块（比如“合同支付”）时，用结构化的方式一次性说完，例如：</w:t>
-      </w:r>
-    </w:p>
-    <w:p>
-      <w:pPr>
-        <w:spacing w:before="96" w:after="96" w:line="23" w:lineRule="atLeast"/>
-        <w:rPr>
-          <w:rFonts w:hint="eastAsia"/>
-          <w:sz w:val="16"/>
-          <w:szCs w:val="16"/>
-        </w:rPr>
-      </w:pPr>
-      <w:r>
-        <w:rPr>
-          <w:rFonts w:hint="eastAsia"/>
-          <w:sz w:val="16"/>
-          <w:szCs w:val="16"/>
-        </w:rPr>
-        <w:t>```</w:t>
-      </w:r>
-    </w:p>
-    <w:p>
-      <w:pPr>
-        <w:spacing w:before="96" w:after="96" w:line="23" w:lineRule="atLeast"/>
-        <w:rPr>
-          <w:rFonts w:hint="eastAsia"/>
-          <w:sz w:val="16"/>
-          <w:szCs w:val="16"/>
-        </w:rPr>
-      </w:pPr>
-      <w:r>
-        <w:rPr>
-          <w:rFonts w:hint="eastAsia"/>
-          <w:sz w:val="16"/>
-          <w:szCs w:val="16"/>
-        </w:rPr>
-        <w:t>模块：合同支付</w:t>
-      </w:r>
-    </w:p>
-    <w:p>
-      <w:pPr>
-        <w:spacing w:before="96" w:after="96" w:line="23" w:lineRule="atLeast"/>
-        <w:rPr>
-          <w:rFonts w:hint="eastAsia"/>
-          <w:sz w:val="16"/>
-          <w:szCs w:val="16"/>
-        </w:rPr>
-      </w:pPr>
-      <w:r>
-        <w:rPr>
-          <w:rFonts w:hint="eastAsia"/>
-          <w:sz w:val="16"/>
-          <w:szCs w:val="16"/>
-        </w:rPr>
-        <w:t>数据模型：支付记录（合同编号、承建单位、金额、申请人、申请时间）</w:t>
-      </w:r>
-    </w:p>
-    <w:p>
-      <w:pPr>
-        <w:spacing w:before="96" w:after="96" w:line="23" w:lineRule="atLeast"/>
-        <w:rPr>
-          <w:rFonts w:hint="eastAsia"/>
-          <w:sz w:val="16"/>
-          <w:szCs w:val="16"/>
-        </w:rPr>
-      </w:pPr>
-      <w:r>
-        <w:rPr>
-          <w:rFonts w:hint="eastAsia"/>
-          <w:sz w:val="16"/>
-          <w:szCs w:val="16"/>
-        </w:rPr>
-        <w:t>交互：</w:t>
-      </w:r>
-    </w:p>
-    <w:p>
-      <w:pPr>
-        <w:spacing w:before="96" w:after="96" w:line="23" w:lineRule="atLeast"/>
-        <w:rPr>
-          <w:rFonts w:hint="eastAsia"/>
-          <w:sz w:val="16"/>
-          <w:szCs w:val="16"/>
-        </w:rPr>
-      </w:pPr>
-      <w:r>
-        <w:rPr>
-          <w:rFonts w:hint="eastAsia"/>
-          <w:sz w:val="16"/>
-          <w:szCs w:val="16"/>
-        </w:rPr>
-        <w:t>- 新增支付申请（承建单位预填、申请人默认为当前登录监理工程师）</w:t>
-      </w:r>
-    </w:p>
-    <w:p>
-      <w:pPr>
-        <w:spacing w:before="96" w:after="96" w:line="23" w:lineRule="atLeast"/>
-        <w:rPr>
-          <w:rFonts w:hint="eastAsia"/>
-          <w:sz w:val="16"/>
-          <w:szCs w:val="16"/>
-        </w:rPr>
-      </w:pPr>
-      <w:r>
-        <w:rPr>
-          <w:rFonts w:hint="eastAsia"/>
-          <w:sz w:val="16"/>
-          <w:szCs w:val="16"/>
-        </w:rPr>
-        <w:t>- 表格整行点击查看详情</w:t>
-      </w:r>
-    </w:p>
-    <w:p>
-      <w:pPr>
-        <w:spacing w:before="96" w:after="96" w:line="23" w:lineRule="atLeast"/>
-        <w:rPr>
-          <w:rFonts w:hint="eastAsia"/>
-          <w:sz w:val="16"/>
-          <w:szCs w:val="16"/>
-        </w:rPr>
-      </w:pPr>
-      <w:r>
-        <w:rPr>
-          <w:rFonts w:hint="eastAsia"/>
-          <w:sz w:val="16"/>
-          <w:szCs w:val="16"/>
-        </w:rPr>
-        <w:t>- level1 监理工程师审批 + level2 总监理工程师审批</w:t>
-      </w:r>
-    </w:p>
-    <w:p>
-      <w:pPr>
-        <w:spacing w:before="96" w:after="96" w:line="23" w:lineRule="atLeast"/>
-        <w:rPr>
-          <w:rFonts w:hint="eastAsia"/>
-          <w:sz w:val="16"/>
-          <w:szCs w:val="16"/>
-        </w:rPr>
-      </w:pPr>
-      <w:r>
-        <w:rPr>
-          <w:rFonts w:hint="eastAsia"/>
-          <w:sz w:val="16"/>
-          <w:szCs w:val="16"/>
-        </w:rPr>
-        <w:t>- 审批通过后生成支付意见书，支持导出 HTML + 打印</w:t>
-      </w:r>
-    </w:p>
-    <w:p>
-      <w:pPr>
-        <w:spacing w:before="96" w:after="96" w:line="23" w:lineRule="atLeast"/>
-        <w:rPr>
-          <w:rFonts w:hint="eastAsia"/>
-          <w:sz w:val="16"/>
-          <w:szCs w:val="16"/>
-        </w:rPr>
-      </w:pPr>
-      <w:r>
-        <w:rPr>
-          <w:rFonts w:hint="eastAsia"/>
-          <w:sz w:val="16"/>
-          <w:szCs w:val="16"/>
-        </w:rPr>
-        <w:t>文件规范：支付意见书中统一标注版本号 V0.2</w:t>
-      </w:r>
-    </w:p>
-    <w:p>
-      <w:pPr>
-        <w:spacing w:before="96" w:after="96" w:line="23" w:lineRule="atLeast"/>
-        <w:rPr>
-          <w:rFonts w:hint="eastAsia"/>
-          <w:sz w:val="16"/>
-          <w:szCs w:val="16"/>
-        </w:rPr>
-      </w:pPr>
-      <w:r>
-        <w:rPr>
-          <w:rFonts w:hint="eastAsia"/>
-          <w:sz w:val="16"/>
-          <w:szCs w:val="16"/>
-        </w:rPr>
-        <w:t>```</w:t>
-      </w:r>
-    </w:p>
-    <w:p>
-      <w:pPr>
-        <w:spacing w:before="96" w:after="96" w:line="23" w:lineRule="atLeast"/>
-        <w:rPr>
-          <w:rFonts w:hint="eastAsia"/>
-          <w:sz w:val="16"/>
-          <w:szCs w:val="16"/>
-        </w:rPr>
-      </w:pPr>
-      <w:r>
-        <w:rPr>
-          <w:rFonts w:hint="eastAsia"/>
-          <w:b/>
-          <w:sz w:val="16"/>
-          <w:szCs w:val="16"/>
-        </w:rPr>
-        <w:t>不推荐（本次实际发生的模式）：</w:t>
-      </w:r>
-    </w:p>
-    <w:p>
-      <w:pPr>
-        <w:spacing w:before="96" w:after="96" w:line="23" w:lineRule="atLeast"/>
-        <w:rPr>
-          <w:rFonts w:hint="eastAsia"/>
-          <w:sz w:val="16"/>
-          <w:szCs w:val="16"/>
-        </w:rPr>
-      </w:pPr>
-      <w:r>
-        <w:rPr>
-          <w:rFonts w:hint="eastAsia"/>
-          <w:sz w:val="16"/>
-          <w:szCs w:val="16"/>
-        </w:rPr>
-        <w:t>- 第一轮：“合同支付要支持代录 + 分级审批 + 导出打印”</w:t>
-      </w:r>
-    </w:p>
-    <w:p>
-      <w:pPr>
-        <w:spacing w:before="96" w:after="96" w:line="23" w:lineRule="atLeast"/>
-        <w:rPr>
-          <w:rFonts w:hint="eastAsia"/>
-          <w:sz w:val="16"/>
-          <w:szCs w:val="16"/>
-        </w:rPr>
-      </w:pPr>
-      <w:r>
-        <w:rPr>
-          <w:rFonts w:hint="eastAsia"/>
-          <w:sz w:val="16"/>
-          <w:szCs w:val="16"/>
-        </w:rPr>
-        <w:t>- 若干轮后：“支付管理表格点编号才弹窗不行”</w:t>
-      </w:r>
-    </w:p>
-    <w:p>
-      <w:pPr>
-        <w:spacing w:before="96" w:after="96" w:line="23" w:lineRule="atLeast"/>
-        <w:rPr>
-          <w:rFonts w:hint="eastAsia"/>
-          <w:sz w:val="16"/>
-          <w:szCs w:val="16"/>
-        </w:rPr>
-      </w:pPr>
-      <w:r>
-        <w:rPr>
-          <w:rFonts w:hint="eastAsia"/>
-          <w:sz w:val="16"/>
-          <w:szCs w:val="16"/>
-        </w:rPr>
-        <w:t>- 再若干轮：“承建单位信息为空”</w:t>
-      </w:r>
-    </w:p>
-    <w:p>
-      <w:pPr>
-        <w:spacing w:before="96" w:after="96" w:line="23" w:lineRule="atLeast"/>
-        <w:rPr>
-          <w:rFonts w:hint="eastAsia"/>
-          <w:sz w:val="16"/>
-          <w:szCs w:val="16"/>
-        </w:rPr>
-      </w:pPr>
-      <w:r>
-        <w:rPr>
-          <w:rFonts w:hint="eastAsia"/>
-          <w:sz w:val="16"/>
-          <w:szCs w:val="16"/>
-        </w:rPr>
-        <w:t>- 再若干轮：“广东信佰改成广东亿迅”</w:t>
-      </w:r>
-    </w:p>
-    <w:p>
-      <w:pPr>
-        <w:pStyle w:val="3"/>
-      </w:pPr>
-      <w:r>
-        <w:t>建议 3：问题反馈时直接说“错在哪里 + 正确应该是什么”，少用“问题还是没解决”</w:t>
-      </w:r>
-    </w:p>
-    <w:p>
-      <w:pPr>
-        <w:spacing w:before="96" w:after="96" w:line="23" w:lineRule="atLeast"/>
-        <w:rPr>
-          <w:rFonts w:hint="eastAsia"/>
-          <w:sz w:val="16"/>
-          <w:szCs w:val="16"/>
-        </w:rPr>
-      </w:pPr>
-      <w:r>
-        <w:rPr>
-          <w:rFonts w:hint="eastAsia"/>
-          <w:b/>
-          <w:sz w:val="16"/>
-          <w:szCs w:val="16"/>
-        </w:rPr>
-        <w:t>推荐格式：</w:t>
-      </w:r>
-    </w:p>
-    <w:p>
-      <w:pPr>
-        <w:spacing w:before="96" w:after="96" w:line="23" w:lineRule="atLeast"/>
-        <w:rPr>
-          <w:rFonts w:hint="eastAsia"/>
-          <w:sz w:val="16"/>
-          <w:szCs w:val="16"/>
-        </w:rPr>
-      </w:pPr>
-      <w:r>
-        <w:rPr>
-          <w:rFonts w:hint="eastAsia"/>
-          <w:sz w:val="16"/>
-          <w:szCs w:val="16"/>
-        </w:rPr>
-        <w:lastRenderedPageBreak/>
-        <w:t>```</w:t>
-      </w:r>
-    </w:p>
-    <w:p>
-      <w:pPr>
-        <w:spacing w:before="96" w:after="96" w:line="23" w:lineRule="atLeast"/>
-        <w:rPr>
-          <w:rFonts w:hint="eastAsia"/>
-          <w:sz w:val="16"/>
-          <w:szCs w:val="16"/>
-        </w:rPr>
-      </w:pPr>
-      <w:r>
-        <w:rPr>
-          <w:rFonts w:hint="eastAsia"/>
-          <w:sz w:val="16"/>
-          <w:szCs w:val="16"/>
-        </w:rPr>
-        <w:t>问题：支付管理表格点击“编号”列以外的字段无法弹出详情</w:t>
-      </w:r>
-    </w:p>
-    <w:p>
-      <w:pPr>
-        <w:spacing w:before="96" w:after="96" w:line="23" w:lineRule="atLeast"/>
-        <w:rPr>
-          <w:rFonts w:hint="eastAsia"/>
-          <w:sz w:val="16"/>
-          <w:szCs w:val="16"/>
-        </w:rPr>
-      </w:pPr>
-      <w:r>
-        <w:rPr>
-          <w:rFonts w:hint="eastAsia"/>
-          <w:sz w:val="16"/>
-          <w:szCs w:val="16"/>
-        </w:rPr>
-        <w:t>期望：点击表格行的任意字段（编号、项目名称、承建单位、申请金额……）都能打开详情弹窗</w:t>
-      </w:r>
-    </w:p>
-    <w:p>
-      <w:pPr>
-        <w:spacing w:before="96" w:after="96" w:line="23" w:lineRule="atLeast"/>
-        <w:rPr>
-          <w:rFonts w:hint="eastAsia"/>
-          <w:sz w:val="16"/>
-          <w:szCs w:val="16"/>
-        </w:rPr>
-      </w:pPr>
-      <w:r>
-        <w:rPr>
-          <w:rFonts w:hint="eastAsia"/>
-          <w:sz w:val="16"/>
-          <w:szCs w:val="16"/>
-        </w:rPr>
-        <w:t>参考：已正确实现此效果的模块是 XX（若已有）</w:t>
-      </w:r>
-    </w:p>
-    <w:p>
-      <w:pPr>
-        <w:spacing w:before="96" w:after="96" w:line="23" w:lineRule="atLeast"/>
-        <w:rPr>
-          <w:rFonts w:hint="eastAsia"/>
-          <w:sz w:val="16"/>
-          <w:szCs w:val="16"/>
-        </w:rPr>
-      </w:pPr>
-      <w:r>
-        <w:rPr>
-          <w:rFonts w:hint="eastAsia"/>
-          <w:sz w:val="16"/>
-          <w:szCs w:val="16"/>
-        </w:rPr>
-        <w:t>```</w:t>
-      </w:r>
-    </w:p>
-    <w:p>
-      <w:pPr>
-        <w:spacing w:before="96" w:after="96" w:line="23" w:lineRule="atLeast"/>
-        <w:rPr>
-          <w:rFonts w:hint="eastAsia"/>
-          <w:sz w:val="16"/>
-          <w:szCs w:val="16"/>
-        </w:rPr>
-      </w:pPr>
-      <w:r>
-        <w:rPr>
-          <w:rFonts w:hint="eastAsia"/>
-          <w:b/>
-          <w:sz w:val="16"/>
-          <w:szCs w:val="16"/>
-        </w:rPr>
-        <w:t>价值：减少“我去排查到底哪里没改对”的时间。直接告诉问题所在，可以一步到位修改。</w:t>
-      </w:r>
-    </w:p>
-    <w:p>
-      <w:pPr>
-        <w:pStyle w:val="3"/>
-      </w:pPr>
-      <w:r>
-        <w:t>建议 4：文档/交付物的规范，第一次就说清楚</w:t>
-      </w:r>
-    </w:p>
-    <w:p>
-      <w:pPr>
-        <w:spacing w:before="96" w:after="96" w:line="23" w:lineRule="atLeast"/>
-        <w:rPr>
-          <w:rFonts w:hint="eastAsia"/>
-          <w:sz w:val="16"/>
-          <w:szCs w:val="16"/>
-        </w:rPr>
-      </w:pPr>
-      <w:r>
-        <w:rPr>
-          <w:rFonts w:hint="eastAsia"/>
-          <w:b/>
-          <w:sz w:val="16"/>
-          <w:szCs w:val="16"/>
-        </w:rPr>
-        <w:t>推荐做法：当您要求生成文档时，一次性给出完整规范：</w:t>
-      </w:r>
-    </w:p>
-    <w:p>
-      <w:pPr>
-        <w:spacing w:before="96" w:after="96" w:line="23" w:lineRule="atLeast"/>
-        <w:rPr>
-          <w:rFonts w:hint="eastAsia"/>
-          <w:sz w:val="16"/>
-          <w:szCs w:val="16"/>
-        </w:rPr>
-      </w:pPr>
-      <w:r>
-        <w:rPr>
-          <w:rFonts w:hint="eastAsia"/>
-          <w:sz w:val="16"/>
-          <w:szCs w:val="16"/>
-        </w:rPr>
-        <w:t>```</w:t>
-      </w:r>
-    </w:p>
-    <w:p>
-      <w:pPr>
-        <w:spacing w:before="96" w:after="96" w:line="23" w:lineRule="atLeast"/>
-        <w:rPr>
-          <w:rFonts w:hint="eastAsia"/>
-          <w:sz w:val="16"/>
-          <w:szCs w:val="16"/>
-        </w:rPr>
-      </w:pPr>
-      <w:r>
-        <w:rPr>
-          <w:rFonts w:hint="eastAsia"/>
-          <w:sz w:val="16"/>
-          <w:szCs w:val="16"/>
-        </w:rPr>
-        <w:t>生成两份文件：</w:t>
-      </w:r>
-    </w:p>
-    <w:p>
-      <w:pPr>
-        <w:spacing w:before="96" w:after="96" w:line="23" w:lineRule="atLeast"/>
-        <w:rPr>
-          <w:rFonts w:hint="eastAsia"/>
-          <w:sz w:val="16"/>
-          <w:szCs w:val="16"/>
-        </w:rPr>
-      </w:pPr>
-      <w:r>
-        <w:rPr>
-          <w:rFonts w:hint="eastAsia"/>
-          <w:sz w:val="16"/>
-          <w:szCs w:val="16"/>
-        </w:rPr>
-        <w:t>1. 指令原文.md：</w:t>
-      </w:r>
-    </w:p>
-    <w:p>
-      <w:pPr>
-        <w:spacing w:before="96" w:after="96" w:line="23" w:lineRule="atLeast"/>
-        <w:rPr>
-          <w:rFonts w:hint="eastAsia"/>
-          <w:sz w:val="16"/>
-          <w:szCs w:val="16"/>
-        </w:rPr>
-      </w:pPr>
-      <w:r>
-        <w:rPr>
-          <w:rFonts w:hint="eastAsia"/>
-          <w:sz w:val="16"/>
-          <w:szCs w:val="16"/>
-        </w:rPr>
-        <w:t>- 时间倒序或正序均可，建议正序</w:t>
-      </w:r>
-    </w:p>
-    <w:p>
-      <w:pPr>
-        <w:spacing w:before="96" w:after="96" w:line="23" w:lineRule="atLeast"/>
-        <w:rPr>
-          <w:rFonts w:hint="eastAsia"/>
-          <w:sz w:val="16"/>
-          <w:szCs w:val="16"/>
-        </w:rPr>
-      </w:pPr>
-      <w:r>
-        <w:rPr>
-          <w:rFonts w:hint="eastAsia"/>
-          <w:sz w:val="16"/>
-          <w:szCs w:val="16"/>
-        </w:rPr>
-        <w:t>- 每条用户输入原文逐字保留，不得改写</w:t>
-      </w:r>
-    </w:p>
-    <w:p>
-      <w:pPr>
-        <w:spacing w:before="96" w:after="96" w:line="23" w:lineRule="atLeast"/>
-        <w:rPr>
-          <w:rFonts w:hint="eastAsia"/>
-          <w:sz w:val="16"/>
-          <w:szCs w:val="16"/>
-        </w:rPr>
-      </w:pPr>
-      <w:r>
-        <w:rPr>
-          <w:rFonts w:hint="eastAsia"/>
-          <w:sz w:val="16"/>
-          <w:szCs w:val="16"/>
-        </w:rPr>
-        <w:t>- 可附极简元信息（时间/分类标记），但不得修改正文</w:t>
-      </w:r>
-    </w:p>
-    <w:p>
-      <w:pPr>
-        <w:spacing w:before="96" w:after="96" w:line="23" w:lineRule="atLeast"/>
-        <w:rPr>
-          <w:rFonts w:hint="eastAsia"/>
-          <w:sz w:val="16"/>
-          <w:szCs w:val="16"/>
-        </w:rPr>
-      </w:pPr>
-      <w:r>
-        <w:rPr>
-          <w:rFonts w:hint="eastAsia"/>
-          <w:sz w:val="16"/>
-          <w:szCs w:val="16"/>
-        </w:rPr>
-        <w:t>2. 会话总结V0.1.docx：</w:t>
-      </w:r>
-    </w:p>
-    <w:p>
-      <w:pPr>
-        <w:spacing w:before="96" w:after="96" w:line="23" w:lineRule="atLeast"/>
-        <w:rPr>
-          <w:rFonts w:hint="eastAsia"/>
-          <w:sz w:val="16"/>
-          <w:szCs w:val="16"/>
-        </w:rPr>
-      </w:pPr>
-      <w:r>
-        <w:rPr>
-          <w:rFonts w:hint="eastAsia"/>
-          <w:sz w:val="16"/>
-          <w:szCs w:val="16"/>
-        </w:rPr>
-        <w:t>- 分三类：指令类、需求补充类、纠错类</w:t>
-      </w:r>
-    </w:p>
-    <w:p>
-      <w:pPr>
-        <w:spacing w:before="96" w:after="96" w:line="23" w:lineRule="atLeast"/>
-        <w:rPr>
-          <w:rFonts w:hint="eastAsia"/>
-          <w:sz w:val="16"/>
-          <w:szCs w:val="16"/>
-        </w:rPr>
-      </w:pPr>
-      <w:r>
-        <w:rPr>
-          <w:rFonts w:hint="eastAsia"/>
-          <w:sz w:val="16"/>
-          <w:szCs w:val="16"/>
-        </w:rPr>
-        <w:t>- 重复或相近需求合并，保留原文引用，不做主观归纳</w:t>
-      </w:r>
-    </w:p>
-    <w:p>
-      <w:pPr>
-        <w:spacing w:before="96" w:after="96" w:line="23" w:lineRule="atLeast"/>
-        <w:rPr>
-          <w:rFonts w:hint="eastAsia"/>
-          <w:sz w:val="16"/>
-          <w:szCs w:val="16"/>
-        </w:rPr>
-      </w:pPr>
-      <w:r>
-        <w:rPr>
-          <w:rFonts w:hint="eastAsia"/>
-          <w:sz w:val="16"/>
-          <w:szCs w:val="16"/>
-        </w:rPr>
-        <w:t>- 前后不一致处以最后一次输入为准，并在文中用“说明”标注</w:t>
-      </w:r>
-    </w:p>
-    <w:p>
-      <w:pPr>
-        <w:spacing w:before="96" w:after="96" w:line="23" w:lineRule="atLeast"/>
-        <w:rPr>
-          <w:rFonts w:hint="eastAsia"/>
-          <w:sz w:val="16"/>
-          <w:szCs w:val="16"/>
-        </w:rPr>
-      </w:pPr>
-      <w:r>
-        <w:rPr>
-          <w:rFonts w:hint="eastAsia"/>
-          <w:sz w:val="16"/>
-          <w:szCs w:val="16"/>
-        </w:rPr>
-        <w:t>```</w:t>
-      </w:r>
-    </w:p>
-    <w:p>
-      <w:pPr>
-        <w:spacing w:before="96" w:after="96" w:line="23" w:lineRule="atLeast"/>
-        <w:rPr>
-          <w:rFonts w:hint="eastAsia"/>
-          <w:sz w:val="16"/>
-          <w:szCs w:val="16"/>
-        </w:rPr>
-      </w:pPr>
-      <w:r>
-        <w:rPr>
-          <w:rFonts w:hint="eastAsia"/>
-          <w:b/>
-          <w:sz w:val="16"/>
-          <w:szCs w:val="16"/>
-        </w:rPr>
-        <w:t>不推荐：先要求“归纳总结 + 命名《X》”，完成后又要求“保留原文不要归纳 + 新增 md + 改名《Y》”。这类变更产生的返工成本最高。</w:t>
-      </w:r>
-    </w:p>
-    <w:p>
-      <w:pPr>
-        <w:pStyle w:val="3"/>
-      </w:pPr>
-      <w:r>
-        <w:t>建议 5：对“数据类”需求，直接给出完整的数据样例而不是描述</w:t>
-      </w:r>
-    </w:p>
-    <w:p>
-      <w:pPr>
-        <w:spacing w:before="96" w:after="96" w:line="23" w:lineRule="atLeast"/>
-        <w:rPr>
-          <w:rFonts w:hint="eastAsia"/>
-          <w:sz w:val="16"/>
-          <w:szCs w:val="16"/>
-        </w:rPr>
-      </w:pPr>
-      <w:r>
-        <w:rPr>
-          <w:rFonts w:hint="eastAsia"/>
-          <w:sz w:val="16"/>
-          <w:szCs w:val="16"/>
-        </w:rPr>
-        <w:t>比如要求“审批人应该是具体人名”时，直接给一份对照：</w:t>
-      </w:r>
-    </w:p>
-    <w:p>
-      <w:pPr>
-        <w:spacing w:before="96" w:after="96" w:line="23" w:lineRule="atLeast"/>
-        <w:rPr>
-          <w:rFonts w:hint="eastAsia"/>
-          <w:sz w:val="16"/>
-          <w:szCs w:val="16"/>
-        </w:rPr>
-      </w:pPr>
-      <w:r>
-        <w:rPr>
-          <w:rFonts w:hint="eastAsia"/>
-          <w:sz w:val="16"/>
-          <w:szCs w:val="16"/>
-        </w:rPr>
-        <w:t>```</w:t>
-      </w:r>
-    </w:p>
-    <w:p>
-      <w:pPr>
-        <w:spacing w:before="96" w:after="96" w:line="23" w:lineRule="atLeast"/>
-        <w:rPr>
-          <w:rFonts w:hint="eastAsia"/>
-          <w:sz w:val="16"/>
-          <w:szCs w:val="16"/>
-        </w:rPr>
-      </w:pPr>
-      <w:r>
-        <w:rPr>
-          <w:rFonts w:hint="eastAsia"/>
-          <w:sz w:val="16"/>
-          <w:szCs w:val="16"/>
-        </w:rPr>
-        <w:t>审批人对照：</w:t>
-      </w:r>
-    </w:p>
-    <w:p>
-      <w:pPr>
-        <w:spacing w:before="96" w:after="96" w:line="23" w:lineRule="atLeast"/>
-        <w:rPr>
-          <w:rFonts w:hint="eastAsia"/>
-          <w:sz w:val="16"/>
-          <w:szCs w:val="16"/>
-        </w:rPr>
-      </w:pPr>
-      <w:r>
-        <w:rPr>
-          <w:rFonts w:hint="eastAsia"/>
-          <w:sz w:val="16"/>
-          <w:szCs w:val="16"/>
-        </w:rPr>
-        <w:t>角色名 → 具体人名</w:t>
-      </w:r>
-    </w:p>
-    <w:p>
-      <w:pPr>
-        <w:spacing w:before="96" w:after="96" w:line="23" w:lineRule="atLeast"/>
-        <w:rPr>
-          <w:rFonts w:hint="eastAsia"/>
-          <w:sz w:val="16"/>
-          <w:szCs w:val="16"/>
-        </w:rPr>
-      </w:pPr>
-      <w:r>
-        <w:rPr>
-          <w:rFonts w:hint="eastAsia"/>
-          <w:sz w:val="16"/>
-          <w:szCs w:val="16"/>
-        </w:rPr>
-        <w:t>总监理工程师 → 韦江腾</w:t>
-      </w:r>
-    </w:p>
-    <w:p>
-      <w:pPr>
-        <w:spacing w:before="96" w:after="96" w:line="23" w:lineRule="atLeast"/>
-        <w:rPr>
-          <w:rFonts w:hint="eastAsia"/>
-          <w:sz w:val="16"/>
-          <w:szCs w:val="16"/>
-        </w:rPr>
-      </w:pPr>
-      <w:r>
-        <w:rPr>
-          <w:rFonts w:hint="eastAsia"/>
-          <w:sz w:val="16"/>
-          <w:szCs w:val="16"/>
-        </w:rPr>
-        <w:t>监理工程师 → 滕海燕</w:t>
-      </w:r>
-    </w:p>
-    <w:p>
-      <w:pPr>
-        <w:spacing w:before="96" w:after="96" w:line="23" w:lineRule="atLeast"/>
-        <w:rPr>
-          <w:rFonts w:hint="eastAsia"/>
-          <w:sz w:val="16"/>
-          <w:szCs w:val="16"/>
-        </w:rPr>
-      </w:pPr>
-      <w:r>
-        <w:rPr>
-          <w:rFonts w:hint="eastAsia"/>
-          <w:sz w:val="16"/>
-          <w:szCs w:val="16"/>
-        </w:rPr>
-        <w:t>销售 → 孙永秀（默认）/ 蔡海婷 / 许琰芳 / 李金花（下拉可选）</w:t>
-      </w:r>
-    </w:p>
-    <w:p>
-      <w:pPr>
-        <w:spacing w:before="96" w:after="96" w:line="23" w:lineRule="atLeast"/>
-        <w:rPr>
-          <w:rFonts w:hint="eastAsia"/>
-          <w:sz w:val="16"/>
-          <w:szCs w:val="16"/>
-        </w:rPr>
-      </w:pPr>
-      <w:r>
-        <w:rPr>
-          <w:rFonts w:hint="eastAsia"/>
-          <w:sz w:val="16"/>
-          <w:szCs w:val="16"/>
-        </w:rPr>
-        <w:t>部门经理 → 王华</w:t>
-      </w:r>
-    </w:p>
-    <w:p>
-      <w:pPr>
-        <w:spacing w:before="96" w:after="96" w:line="23" w:lineRule="atLeast"/>
-        <w:rPr>
-          <w:rFonts w:hint="eastAsia"/>
-          <w:sz w:val="16"/>
-          <w:szCs w:val="16"/>
-        </w:rPr>
-      </w:pPr>
-      <w:r>
-        <w:rPr>
-          <w:rFonts w:hint="eastAsia"/>
-          <w:sz w:val="16"/>
-          <w:szCs w:val="16"/>
-        </w:rPr>
-        <w:t>分管副总经理 → 王小平</w:t>
-      </w:r>
-    </w:p>
-    <w:p>
-      <w:pPr>
-        <w:spacing w:before="96" w:after="96" w:line="23" w:lineRule="atLeast"/>
-        <w:rPr>
-          <w:rFonts w:hint="eastAsia"/>
-          <w:sz w:val="16"/>
-          <w:szCs w:val="16"/>
-        </w:rPr>
-      </w:pPr>
-      <w:r>
-        <w:rPr>
-          <w:rFonts w:hint="eastAsia"/>
-          <w:sz w:val="16"/>
-          <w:szCs w:val="16"/>
-        </w:rPr>
-        <w:t>管理员 → 韦江腾</w:t>
-      </w:r>
-    </w:p>
-    <w:p>
-      <w:pPr>
-        <w:spacing w:before="96" w:after="96" w:line="23" w:lineRule="atLeast"/>
-        <w:rPr>
-          <w:rFonts w:hint="eastAsia"/>
-          <w:sz w:val="16"/>
-          <w:szCs w:val="16"/>
-        </w:rPr>
-      </w:pPr>
-      <w:r>
-        <w:rPr>
-          <w:rFonts w:hint="eastAsia"/>
-          <w:sz w:val="16"/>
-          <w:szCs w:val="16"/>
-        </w:rPr>
-        <w:t>适用模块：approvalRecords / acceptanceChecks / changeRequests / quality /</w:t>
-      </w:r>
-    </w:p>
-    <w:p>
-      <w:pPr>
-        <w:spacing w:before="96" w:after="96" w:line="23" w:lineRule="atLeast"/>
-        <w:rPr>
-          <w:rFonts w:hint="eastAsia"/>
-          <w:sz w:val="16"/>
-          <w:szCs w:val="16"/>
-        </w:rPr>
-      </w:pPr>
-      <w:r>
-        <w:rPr>
-          <w:rFonts w:hint="eastAsia"/>
-          <w:sz w:val="16"/>
-          <w:szCs w:val="16"/>
-        </w:rPr>
-        <w:t>projects / meetings / knowledge / infoDocuments / schedule /</w:t>
-      </w:r>
-    </w:p>
-    <w:p>
-      <w:pPr>
-        <w:spacing w:before="96" w:after="96" w:line="23" w:lineRule="atLeast"/>
-        <w:rPr>
-          <w:rFonts w:hint="eastAsia"/>
-          <w:sz w:val="16"/>
-          <w:szCs w:val="16"/>
-        </w:rPr>
-      </w:pPr>
-      <w:r>
-        <w:rPr>
-          <w:rFonts w:hint="eastAsia"/>
-          <w:sz w:val="16"/>
-          <w:szCs w:val="16"/>
-        </w:rPr>
-        <w:t>cost / fileArchives / supervisorCertificates</w:t>
-      </w:r>
-    </w:p>
-    <w:p>
-      <w:pPr>
-        <w:spacing w:before="96" w:after="96" w:line="23" w:lineRule="atLeast"/>
-        <w:rPr>
-          <w:rFonts w:hint="eastAsia"/>
-          <w:sz w:val="16"/>
-          <w:szCs w:val="16"/>
-        </w:rPr>
-      </w:pPr>
-      <w:r>
-        <w:rPr>
-          <w:rFonts w:hint="eastAsia"/>
-          <w:sz w:val="16"/>
-          <w:szCs w:val="16"/>
-        </w:rPr>
-        <w:t>```</w:t>
-      </w:r>
-    </w:p>
-    <w:p>
-      <w:pPr>
-        <w:spacing w:before="96" w:after="96" w:line="23" w:lineRule="atLeast"/>
-        <w:rPr>
-          <w:rFonts w:hint="eastAsia"/>
-          <w:sz w:val="16"/>
-          <w:szCs w:val="16"/>
-        </w:rPr>
-      </w:pPr>
-      <w:r>
-        <w:rPr>
-          <w:rFonts w:hint="eastAsia"/>
-          <w:b/>
-          <w:sz w:val="16"/>
-          <w:szCs w:val="16"/>
-        </w:rPr>
-        <w:t>价值：避免我只改了一个模块而遗漏其他，也避免我把“监理工程师”的默认人选成别人。</w:t>
-      </w:r>
-    </w:p>
-    <w:p>
-      <w:pPr>
-        <w:pStyle w:val="3"/>
-      </w:pPr>
-      <w:r>
-        <w:t>建议 6：第一次指令就带上“版本号”和“公司名称”，不要事后改</w:t>
-      </w:r>
-    </w:p>
-    <w:p>
-      <w:pPr>
-        <w:spacing w:before="96" w:after="96" w:line="23" w:lineRule="atLeast"/>
-        <w:rPr>
-          <w:rFonts w:hint="eastAsia"/>
-          <w:sz w:val="16"/>
-          <w:szCs w:val="16"/>
-        </w:rPr>
-      </w:pPr>
-      <w:r>
-        <w:rPr>
-          <w:rFonts w:hint="eastAsia"/>
-          <w:sz w:val="16"/>
-          <w:szCs w:val="16"/>
-        </w:rPr>
-        <w:t>V0.1 → V0.2 这个改动本身不大，但会影响多处文件（版本号展示、导出文件命名等）。如果最开始就确定是 V0.2，能省一次专门的“版本升级”对话。</w:t>
-      </w:r>
-    </w:p>
-    <w:p>
-      <w:pPr>
-        <w:spacing w:before="96" w:after="96" w:line="23" w:lineRule="atLeast"/>
-        <w:rPr>
-          <w:rFonts w:hint="eastAsia"/>
-          <w:sz w:val="16"/>
-          <w:szCs w:val="16"/>
-        </w:rPr>
-      </w:pPr>
-      <w:r>
-        <w:rPr>
-          <w:rFonts w:hint="eastAsia"/>
-          <w:sz w:val="16"/>
-          <w:szCs w:val="16"/>
-        </w:rPr>
-        <w:t>同理，“广东信佰 → 广东亿迅”是典型的“最开始就应明确”的信息。</w:t>
-      </w:r>
-    </w:p>
-    <w:p>
-      <w:pPr>
-        <w:spacing w:before="96" w:after="96" w:line="23" w:lineRule="atLeast"/>
-        <w:rPr>
-          <w:rFonts w:hint="eastAsia"/>
-          <w:sz w:val="16"/>
-          <w:szCs w:val="16"/>
-        </w:rPr>
-      </w:pPr>
-      <w:r>
-        <w:rPr>
-          <w:rFonts w:hint="eastAsia"/>
-          <w:sz w:val="16"/>
-          <w:szCs w:val="16"/>
-        </w:rPr>
-        <w:t>---</w:t>
-      </w:r>
-    </w:p>
-    <w:p>
-      <w:pPr>
-        <w:pStyle w:val="2"/>
-      </w:pPr>
-      <w:r>
         <w:t>三、一个理想的“从头启动”对话模板</w:t>
       </w:r>
     </w:p>
@@ -5037,7 +5158,6 @@
           <w:sz w:val="16"/>
           <w:szCs w:val="16"/>
         </w:rPr>
-        <w:lastRenderedPageBreak/>
         <w:t>如果重开发这个项目，您用 3 轮对话就能达到当前效果：</w:t>
       </w:r>
     </w:p>

--- a/信佰监理系统原型构建会话总结V0.1.docx
+++ b/信佰监理系统原型构建会话总结V0.1.docx
@@ -75,7 +75,23 @@
           <w:rFonts w:ascii="微软雅黑" w:eastAsia="微软雅黑" w:hAnsi="微软雅黑" w:cs="微软雅黑" w:hint="eastAsia"/>
           <w:color w:val="222222"/>
         </w:rPr>
-        <w:t>指令类输入指用户明确给出的全局性、方向性指令，涉及系统的初始化、版本管理、整体审查与修复、以及文档输出等。</w:t>
+        <w:t>指令类</w:t>
+      </w:r>
+      <w:proofErr w:type="gramStart"/>
+      <w:r>
+        <w:rPr>
+          <w:rFonts w:ascii="微软雅黑" w:eastAsia="微软雅黑" w:hAnsi="微软雅黑" w:cs="微软雅黑" w:hint="eastAsia"/>
+          <w:color w:val="222222"/>
+        </w:rPr>
+        <w:t>输入指</w:t>
+      </w:r>
+      <w:proofErr w:type="gramEnd"/>
+      <w:r>
+        <w:rPr>
+          <w:rFonts w:ascii="微软雅黑" w:eastAsia="微软雅黑" w:hAnsi="微软雅黑" w:cs="微软雅黑" w:hint="eastAsia"/>
+          <w:color w:val="222222"/>
+        </w:rPr>
+        <w:t>用户明确给出的全局性、方向性指令，涉及系统的初始化、版本管理、整体审查与修复、以及文档输出等。</w:t>
       </w:r>
     </w:p>
     <w:p>
@@ -125,7 +141,39 @@
           <w:rFonts w:ascii="微软雅黑" w:eastAsia="微软雅黑" w:hAnsi="微软雅黑" w:cs="微软雅黑" w:hint="eastAsia"/>
           <w:color w:val="222222"/>
         </w:rPr>
-        <w:t>落地：生成了 antd + React + TypeScript 的后台管理模板，包括侧边栏导航菜单、顶部状态栏、主内容区与路由切换。</w:t>
+        <w:t xml:space="preserve">落地：生成了 </w:t>
+      </w:r>
+      <w:proofErr w:type="spellStart"/>
+      <w:r>
+        <w:rPr>
+          <w:rFonts w:ascii="微软雅黑" w:eastAsia="微软雅黑" w:hAnsi="微软雅黑" w:cs="微软雅黑" w:hint="eastAsia"/>
+          <w:color w:val="222222"/>
+        </w:rPr>
+        <w:t>antd</w:t>
+      </w:r>
+      <w:proofErr w:type="spellEnd"/>
+      <w:r>
+        <w:rPr>
+          <w:rFonts w:ascii="微软雅黑" w:eastAsia="微软雅黑" w:hAnsi="微软雅黑" w:cs="微软雅黑" w:hint="eastAsia"/>
+          <w:color w:val="222222"/>
+        </w:rPr>
+        <w:t xml:space="preserve"> + React + TypeScript 的后台管理模板，包括</w:t>
+      </w:r>
+      <w:proofErr w:type="gramStart"/>
+      <w:r>
+        <w:rPr>
+          <w:rFonts w:ascii="微软雅黑" w:eastAsia="微软雅黑" w:hAnsi="微软雅黑" w:cs="微软雅黑" w:hint="eastAsia"/>
+          <w:color w:val="222222"/>
+        </w:rPr>
+        <w:t>侧边栏导航</w:t>
+      </w:r>
+      <w:proofErr w:type="gramEnd"/>
+      <w:r>
+        <w:rPr>
+          <w:rFonts w:ascii="微软雅黑" w:eastAsia="微软雅黑" w:hAnsi="微软雅黑" w:cs="微软雅黑" w:hint="eastAsia"/>
+          <w:color w:val="222222"/>
+        </w:rPr>
+        <w:t>菜单、顶部状态栏、主内容区与路由切换。</w:t>
       </w:r>
     </w:p>
     <w:p>
@@ -175,7 +223,39 @@
           <w:rFonts w:ascii="微软雅黑" w:eastAsia="微软雅黑" w:hAnsi="微软雅黑" w:cs="微软雅黑" w:hint="eastAsia"/>
           <w:color w:val="222222"/>
         </w:rPr>
-        <w:t>落地：覆盖第 1 条中的 V0.1 设定，在审批意见、支付意见、开工令等文件中统一标注 V0.2 版本号。</w:t>
+        <w:t>落地：覆盖第 1 条中的 V0.1 设定，在审批意见、支付意见、开</w:t>
+      </w:r>
+      <w:proofErr w:type="gramStart"/>
+      <w:r>
+        <w:rPr>
+          <w:rFonts w:ascii="微软雅黑" w:eastAsia="微软雅黑" w:hAnsi="微软雅黑" w:cs="微软雅黑" w:hint="eastAsia"/>
+          <w:color w:val="222222"/>
+        </w:rPr>
+        <w:t>工令</w:t>
+      </w:r>
+      <w:proofErr w:type="gramEnd"/>
+      <w:r>
+        <w:rPr>
+          <w:rFonts w:ascii="微软雅黑" w:eastAsia="微软雅黑" w:hAnsi="微软雅黑" w:cs="微软雅黑" w:hint="eastAsia"/>
+          <w:color w:val="222222"/>
+        </w:rPr>
+        <w:t>等文件中统</w:t>
+      </w:r>
+      <w:proofErr w:type="gramStart"/>
+      <w:r>
+        <w:rPr>
+          <w:rFonts w:ascii="微软雅黑" w:eastAsia="微软雅黑" w:hAnsi="微软雅黑" w:cs="微软雅黑" w:hint="eastAsia"/>
+          <w:color w:val="222222"/>
+        </w:rPr>
+        <w:t>一</w:t>
+      </w:r>
+      <w:proofErr w:type="gramEnd"/>
+      <w:r>
+        <w:rPr>
+          <w:rFonts w:ascii="微软雅黑" w:eastAsia="微软雅黑" w:hAnsi="微软雅黑" w:cs="微软雅黑" w:hint="eastAsia"/>
+          <w:color w:val="222222"/>
+        </w:rPr>
+        <w:t>标注 V0.2 版本号。</w:t>
       </w:r>
     </w:p>
     <w:p>
@@ -225,7 +305,55 @@
           <w:rFonts w:ascii="微软雅黑" w:eastAsia="微软雅黑" w:hAnsi="微软雅黑" w:cs="微软雅黑" w:hint="eastAsia"/>
           <w:color w:val="222222"/>
         </w:rPr>
-        <w:t>落地：覆盖工作台、项目管理、合同管理、变更控制、质量控制、进度管理、费用 / 成本管理、信息管理、验收归档、监理师管理等全部业务模块；修复了空按钮点击事件、统一了状态字段、完善了审批记录生成逻辑，增加了多处缺失的 handleView / handleEdit 实现。</w:t>
+        <w:t>落地：覆盖工作台、项目管理、合同管理、变更控制、质量控制、进度管理、费用 / 成本管理、信息管理、验收归档、</w:t>
+      </w:r>
+      <w:proofErr w:type="gramStart"/>
+      <w:r>
+        <w:rPr>
+          <w:rFonts w:ascii="微软雅黑" w:eastAsia="微软雅黑" w:hAnsi="微软雅黑" w:cs="微软雅黑" w:hint="eastAsia"/>
+          <w:color w:val="222222"/>
+        </w:rPr>
+        <w:t>监理师</w:t>
+      </w:r>
+      <w:proofErr w:type="gramEnd"/>
+      <w:r>
+        <w:rPr>
+          <w:rFonts w:ascii="微软雅黑" w:eastAsia="微软雅黑" w:hAnsi="微软雅黑" w:cs="微软雅黑" w:hint="eastAsia"/>
+          <w:color w:val="222222"/>
+        </w:rPr>
+        <w:t xml:space="preserve">管理等全部业务模块；修复了空按钮点击事件、统一了状态字段、完善了审批记录生成逻辑，增加了多处缺失的 </w:t>
+      </w:r>
+      <w:proofErr w:type="spellStart"/>
+      <w:r>
+        <w:rPr>
+          <w:rFonts w:ascii="微软雅黑" w:eastAsia="微软雅黑" w:hAnsi="微软雅黑" w:cs="微软雅黑" w:hint="eastAsia"/>
+          <w:color w:val="222222"/>
+        </w:rPr>
+        <w:t>handleView</w:t>
+      </w:r>
+      <w:proofErr w:type="spellEnd"/>
+      <w:r>
+        <w:rPr>
+          <w:rFonts w:ascii="微软雅黑" w:eastAsia="微软雅黑" w:hAnsi="微软雅黑" w:cs="微软雅黑" w:hint="eastAsia"/>
+          <w:color w:val="222222"/>
+        </w:rPr>
+        <w:t xml:space="preserve"> / </w:t>
+      </w:r>
+      <w:proofErr w:type="spellStart"/>
+      <w:r>
+        <w:rPr>
+          <w:rFonts w:ascii="微软雅黑" w:eastAsia="微软雅黑" w:hAnsi="微软雅黑" w:cs="微软雅黑" w:hint="eastAsia"/>
+          <w:color w:val="222222"/>
+        </w:rPr>
+        <w:t>handleEdit</w:t>
+      </w:r>
+      <w:proofErr w:type="spellEnd"/>
+      <w:r>
+        <w:rPr>
+          <w:rFonts w:ascii="微软雅黑" w:eastAsia="微软雅黑" w:hAnsi="微软雅黑" w:cs="微软雅黑" w:hint="eastAsia"/>
+          <w:color w:val="222222"/>
+        </w:rPr>
+        <w:t xml:space="preserve"> 实现。</w:t>
       </w:r>
     </w:p>
     <w:p>
@@ -452,7 +580,49 @@
         <w:rPr>
           <w:rFonts w:hint="eastAsia"/>
         </w:rPr>
-        <w:t>- 所有数据变更自动同步到 localStorage （key: xb-demo-contracts / xb-demo-contract-approvals ）</w:t>
+        <w:t xml:space="preserve">- 所有数据变更自动同步到 </w:t>
+      </w:r>
+      <w:proofErr w:type="spellStart"/>
+      <w:r>
+        <w:rPr>
+          <w:rFonts w:hint="eastAsia"/>
+        </w:rPr>
+        <w:t>localStorage</w:t>
+      </w:r>
+      <w:proofErr w:type="spellEnd"/>
+      <w:r>
+        <w:rPr>
+          <w:rFonts w:hint="eastAsia"/>
+        </w:rPr>
+        <w:t xml:space="preserve"> （key: </w:t>
+      </w:r>
+      <w:proofErr w:type="spellStart"/>
+      <w:r>
+        <w:rPr>
+          <w:rFonts w:hint="eastAsia"/>
+        </w:rPr>
+        <w:t>xb</w:t>
+      </w:r>
+      <w:proofErr w:type="spellEnd"/>
+      <w:r>
+        <w:rPr>
+          <w:rFonts w:hint="eastAsia"/>
+        </w:rPr>
+        <w:t xml:space="preserve">-demo-contracts / </w:t>
+      </w:r>
+      <w:proofErr w:type="spellStart"/>
+      <w:r>
+        <w:rPr>
+          <w:rFonts w:hint="eastAsia"/>
+        </w:rPr>
+        <w:t>xb</w:t>
+      </w:r>
+      <w:proofErr w:type="spellEnd"/>
+      <w:r>
+        <w:rPr>
+          <w:rFonts w:hint="eastAsia"/>
+        </w:rPr>
+        <w:t>-demo-contract-approvals ）</w:t>
       </w:r>
     </w:p>
     <w:p>
@@ -467,7 +637,21 @@
         <w:rPr>
           <w:rFonts w:hint="eastAsia"/>
         </w:rPr>
-        <w:t>- 页面刷新/重载时自动从 localStorage 恢复</w:t>
+        <w:t xml:space="preserve">- 页面刷新/重载时自动从 </w:t>
+      </w:r>
+      <w:proofErr w:type="spellStart"/>
+      <w:r>
+        <w:rPr>
+          <w:rFonts w:hint="eastAsia"/>
+        </w:rPr>
+        <w:t>localStorage</w:t>
+      </w:r>
+      <w:proofErr w:type="spellEnd"/>
+      <w:r>
+        <w:rPr>
+          <w:rFonts w:hint="eastAsia"/>
+        </w:rPr>
+        <w:t xml:space="preserve"> 恢复</w:t>
       </w:r>
     </w:p>
     <w:p>
@@ -479,7 +663,23 @@
         </w:rPr>
       </w:pPr>
       <w:r>
-        <w:t>注意 ：由于数据持久化到 localStorage，若需完全重置演示数据，可在浏览器控制台执行 localStorage.clear() 后刷新页面。</w:t>
+        <w:t xml:space="preserve">注意 ：由于数据持久化到 </w:t>
+      </w:r>
+      <w:proofErr w:type="spellStart"/>
+      <w:r>
+        <w:t>localStorage</w:t>
+      </w:r>
+      <w:proofErr w:type="spellEnd"/>
+      <w:r>
+        <w:t xml:space="preserve">，若需完全重置演示数据，可在浏览器控制台执行 </w:t>
+      </w:r>
+      <w:proofErr w:type="spellStart"/>
+      <w:r>
+        <w:t>localStorage.clear</w:t>
+      </w:r>
+      <w:proofErr w:type="spellEnd"/>
+      <w:r>
+        <w:t>() 后刷新页面。</w:t>
       </w:r>
     </w:p>
     <w:p>
@@ -504,7 +704,23 @@
           <w:rFonts w:ascii="微软雅黑" w:eastAsia="微软雅黑" w:hAnsi="微软雅黑" w:cs="微软雅黑" w:hint="eastAsia"/>
           <w:color w:val="222222"/>
         </w:rPr>
-        <w:t>需求补充类输入指用户对具体业务功能提出的扩展、完善与新增要求。</w:t>
+        <w:t>需求补充类</w:t>
+      </w:r>
+      <w:proofErr w:type="gramStart"/>
+      <w:r>
+        <w:rPr>
+          <w:rFonts w:ascii="微软雅黑" w:eastAsia="微软雅黑" w:hAnsi="微软雅黑" w:cs="微软雅黑" w:hint="eastAsia"/>
+          <w:color w:val="222222"/>
+        </w:rPr>
+        <w:t>输入指</w:t>
+      </w:r>
+      <w:proofErr w:type="gramEnd"/>
+      <w:r>
+        <w:rPr>
+          <w:rFonts w:ascii="微软雅黑" w:eastAsia="微软雅黑" w:hAnsi="微软雅黑" w:cs="微软雅黑" w:hint="eastAsia"/>
+          <w:color w:val="222222"/>
+        </w:rPr>
+        <w:t>用户对具体业务功能提出的扩展、完善与新增要求。</w:t>
       </w:r>
     </w:p>
     <w:p>
@@ -588,7 +804,29 @@
           <w:szCs w:val="16"/>
           <w:shd w:val="clear" w:color="auto" w:fill="F5F5F5"/>
         </w:rPr>
-        <w:t>“项目启动列表中项目名称，应与项目列表中的相关名称一致，保持整个系统演示数据的衔接，而不是独立造一套数据”</w:t>
+        <w:t>“项目启动列表中项目名称，应与项目列表中的相关名称一致，保持整个系统演示数据的衔接，而不是独立造</w:t>
+      </w:r>
+      <w:proofErr w:type="gramStart"/>
+      <w:r>
+        <w:rPr>
+          <w:rFonts w:ascii="微软雅黑" w:eastAsia="微软雅黑" w:hAnsi="微软雅黑" w:cs="微软雅黑" w:hint="eastAsia"/>
+          <w:color w:val="333333"/>
+          <w:sz w:val="16"/>
+          <w:szCs w:val="16"/>
+          <w:shd w:val="clear" w:color="auto" w:fill="F5F5F5"/>
+        </w:rPr>
+        <w:t>一</w:t>
+      </w:r>
+      <w:proofErr w:type="gramEnd"/>
+      <w:r>
+        <w:rPr>
+          <w:rFonts w:ascii="微软雅黑" w:eastAsia="微软雅黑" w:hAnsi="微软雅黑" w:cs="微软雅黑" w:hint="eastAsia"/>
+          <w:color w:val="333333"/>
+          <w:sz w:val="16"/>
+          <w:szCs w:val="16"/>
+          <w:shd w:val="clear" w:color="auto" w:fill="F5F5F5"/>
+        </w:rPr>
+        <w:t>套数据”</w:t>
       </w:r>
     </w:p>
     <w:p>
@@ -604,7 +842,55 @@
           <w:rFonts w:ascii="微软雅黑" w:eastAsia="微软雅黑" w:hAnsi="微软雅黑" w:cs="微软雅黑" w:hint="eastAsia"/>
           <w:color w:val="222222"/>
         </w:rPr>
-        <w:t>落地：在项目启动列表 initialData 中统一引用项目管理模块 projects 的 projectCode，并通过共享工具函数解析项目名称，杜绝两套数据各自硬编码。</w:t>
+        <w:t xml:space="preserve">落地：在项目启动列表 </w:t>
+      </w:r>
+      <w:proofErr w:type="spellStart"/>
+      <w:r>
+        <w:rPr>
+          <w:rFonts w:ascii="微软雅黑" w:eastAsia="微软雅黑" w:hAnsi="微软雅黑" w:cs="微软雅黑" w:hint="eastAsia"/>
+          <w:color w:val="222222"/>
+        </w:rPr>
+        <w:t>initialData</w:t>
+      </w:r>
+      <w:proofErr w:type="spellEnd"/>
+      <w:r>
+        <w:rPr>
+          <w:rFonts w:ascii="微软雅黑" w:eastAsia="微软雅黑" w:hAnsi="微软雅黑" w:cs="微软雅黑" w:hint="eastAsia"/>
+          <w:color w:val="222222"/>
+        </w:rPr>
+        <w:t xml:space="preserve"> 中统</w:t>
+      </w:r>
+      <w:proofErr w:type="gramStart"/>
+      <w:r>
+        <w:rPr>
+          <w:rFonts w:ascii="微软雅黑" w:eastAsia="微软雅黑" w:hAnsi="微软雅黑" w:cs="微软雅黑" w:hint="eastAsia"/>
+          <w:color w:val="222222"/>
+        </w:rPr>
+        <w:t>一</w:t>
+      </w:r>
+      <w:proofErr w:type="gramEnd"/>
+      <w:r>
+        <w:rPr>
+          <w:rFonts w:ascii="微软雅黑" w:eastAsia="微软雅黑" w:hAnsi="微软雅黑" w:cs="微软雅黑" w:hint="eastAsia"/>
+          <w:color w:val="222222"/>
+        </w:rPr>
+        <w:t xml:space="preserve">引用项目管理模块 projects 的 </w:t>
+      </w:r>
+      <w:proofErr w:type="spellStart"/>
+      <w:r>
+        <w:rPr>
+          <w:rFonts w:ascii="微软雅黑" w:eastAsia="微软雅黑" w:hAnsi="微软雅黑" w:cs="微软雅黑" w:hint="eastAsia"/>
+          <w:color w:val="222222"/>
+        </w:rPr>
+        <w:t>projectCode</w:t>
+      </w:r>
+      <w:proofErr w:type="spellEnd"/>
+      <w:r>
+        <w:rPr>
+          <w:rFonts w:ascii="微软雅黑" w:eastAsia="微软雅黑" w:hAnsi="微软雅黑" w:cs="微软雅黑" w:hint="eastAsia"/>
+          <w:color w:val="222222"/>
+        </w:rPr>
+        <w:t>，并通过共享工具函数解析项目名称，杜绝两套数据各自硬编码。</w:t>
       </w:r>
     </w:p>
     <w:p>
@@ -640,98 +926,9 @@
           <w:szCs w:val="15"/>
           <w:shd w:val="clear" w:color="auto" w:fill="E8F5E9"/>
         </w:rPr>
-        <w:t>合并说明：以下两条输入为同一件事（承建单位信息补齐）——第 a 条强调“要补齐承建单位信息”，第 b 条强调名称统一。二者合并处理，同时完成补齐与改名。</w:t>
-      </w:r>
-    </w:p>
-    <w:p>
-      <w:pPr>
-        <w:pBdr>
-          <w:left w:val="single" w:sz="18" w:space="9" w:color="888888"/>
-        </w:pBdr>
-        <w:shd w:val="clear" w:color="auto" w:fill="F5F5F5"/>
-        <w:spacing w:before="120" w:after="120" w:line="22" w:lineRule="atLeast"/>
-        <w:rPr>
-          <w:rFonts w:ascii="微软雅黑" w:eastAsia="微软雅黑" w:hAnsi="微软雅黑" w:cs="微软雅黑" w:hint="eastAsia"/>
-          <w:color w:val="333333"/>
-          <w:sz w:val="16"/>
-          <w:szCs w:val="16"/>
-        </w:rPr>
-      </w:pPr>
-      <w:r>
-        <w:rPr>
-          <w:rFonts w:ascii="微软雅黑" w:eastAsia="微软雅黑" w:hAnsi="微软雅黑" w:cs="微软雅黑" w:hint="eastAsia"/>
-          <w:color w:val="333333"/>
-          <w:sz w:val="16"/>
-          <w:szCs w:val="16"/>
-          <w:shd w:val="clear" w:color="auto" w:fill="F5F5F5"/>
-        </w:rPr>
-        <w:t>a) “支付管理界面的问题未能解决……二是要补齐承建单位信息，目前还是为空”</w:t>
-      </w:r>
-    </w:p>
-    <w:p>
-      <w:pPr>
-        <w:pBdr>
-          <w:left w:val="single" w:sz="18" w:space="9" w:color="888888"/>
-        </w:pBdr>
-        <w:shd w:val="clear" w:color="auto" w:fill="F5F5F5"/>
-        <w:spacing w:before="120" w:after="120" w:line="22" w:lineRule="atLeast"/>
-        <w:rPr>
-          <w:rFonts w:ascii="微软雅黑" w:eastAsia="微软雅黑" w:hAnsi="微软雅黑" w:cs="微软雅黑" w:hint="eastAsia"/>
-          <w:color w:val="333333"/>
-          <w:sz w:val="16"/>
-          <w:szCs w:val="16"/>
-        </w:rPr>
-      </w:pPr>
-      <w:r>
-        <w:rPr>
-          <w:rFonts w:ascii="微软雅黑" w:eastAsia="微软雅黑" w:hAnsi="微软雅黑" w:cs="微软雅黑" w:hint="eastAsia"/>
-          <w:color w:val="333333"/>
-          <w:sz w:val="16"/>
-          <w:szCs w:val="16"/>
-          <w:shd w:val="clear" w:color="auto" w:fill="F5F5F5"/>
-        </w:rPr>
-        <w:t>b) “系统中出现的‘广东信佰科技发展有限公司’，全部改为‘广东亿迅科技有限公司’”</w:t>
-      </w:r>
-    </w:p>
-    <w:p>
-      <w:pPr>
-        <w:pStyle w:val="a3"/>
-        <w:spacing w:line="23" w:lineRule="atLeast"/>
-        <w:rPr>
-          <w:rFonts w:hint="eastAsia"/>
-        </w:rPr>
-      </w:pPr>
-      <w:r>
-        <w:rPr>
-          <w:rFonts w:ascii="微软雅黑" w:eastAsia="微软雅黑" w:hAnsi="微软雅黑" w:cs="微软雅黑" w:hint="eastAsia"/>
-          <w:color w:val="222222"/>
-        </w:rPr>
-        <w:t>落地：在 contractMgmt 的 paymentMgmtData 中为每一条支付记录补充 contractor 字段；所有出现“广东信佰科技发展有限公司”的地方统一替换为“广东亿迅科技有限公司”，保证合同 / 支付 / 审批记录中的承建单位名称一致。</w:t>
-      </w:r>
-    </w:p>
-    <w:p>
-      <w:pPr>
-        <w:pStyle w:val="3"/>
-        <w:spacing w:line="23" w:lineRule="atLeast"/>
-      </w:pPr>
-      <w:r>
-        <w:t>4. 监理工程师人员配置统一</w:t>
-      </w:r>
-    </w:p>
-    <w:p>
-      <w:pPr>
-        <w:pBdr>
-          <w:left w:val="single" w:sz="18" w:space="9" w:color="4CAF50"/>
-        </w:pBdr>
-        <w:shd w:val="clear" w:color="auto" w:fill="E8F5E9"/>
-        <w:spacing w:before="120" w:after="120" w:line="22" w:lineRule="atLeast"/>
-        <w:rPr>
-          <w:rFonts w:ascii="微软雅黑" w:eastAsia="微软雅黑" w:hAnsi="微软雅黑" w:cs="微软雅黑" w:hint="eastAsia"/>
-          <w:color w:val="1B5E20"/>
-          <w:sz w:val="15"/>
-          <w:szCs w:val="15"/>
-        </w:rPr>
-      </w:pPr>
+        <w:t xml:space="preserve">合并说明：以下两条输入为同一件事（承建单位信息补齐）——第 a 条强调“要补齐承建单位信息”，第 b </w:t>
+      </w:r>
+      <w:proofErr w:type="gramStart"/>
       <w:r>
         <w:rPr>
           <w:rFonts w:ascii="微软雅黑" w:eastAsia="微软雅黑" w:hAnsi="微软雅黑" w:cs="微软雅黑" w:hint="eastAsia"/>
@@ -742,7 +939,20 @@
           <w:szCs w:val="15"/>
           <w:shd w:val="clear" w:color="auto" w:fill="E8F5E9"/>
         </w:rPr>
-        <w:t>合并说明：以下两条输入为同一件事——韦江腾 / 滕海燕在系统中的统一配置，合并为一条。</w:t>
+        <w:t>条强调</w:t>
+      </w:r>
+      <w:proofErr w:type="gramEnd"/>
+      <w:r>
+        <w:rPr>
+          <w:rFonts w:ascii="微软雅黑" w:eastAsia="微软雅黑" w:hAnsi="微软雅黑" w:cs="微软雅黑" w:hint="eastAsia"/>
+          <w:b/>
+          <w:bCs/>
+          <w:color w:val="1B5E20"/>
+          <w:sz w:val="15"/>
+          <w:szCs w:val="15"/>
+          <w:shd w:val="clear" w:color="auto" w:fill="E8F5E9"/>
+        </w:rPr>
+        <w:t>名称统一。二者合并处理，同时完成补齐与改名。</w:t>
       </w:r>
     </w:p>
     <w:p>
@@ -767,7 +977,7 @@
           <w:szCs w:val="16"/>
           <w:shd w:val="clear" w:color="auto" w:fill="F5F5F5"/>
         </w:rPr>
-        <w:t>a) “修改所有跟项目相关的表单，其中的总监理工程师，改为韦江腾；监理工程师改为滕海燕，如果有多个监理工程师，应该确保其中一人为滕海燕”</w:t>
+        <w:t>a) “支付管理界面的问题未能解决……二是要补齐承建单位信息，目前还是为空”</w:t>
       </w:r>
     </w:p>
     <w:p>
@@ -792,7 +1002,7 @@
           <w:szCs w:val="16"/>
           <w:shd w:val="clear" w:color="auto" w:fill="F5F5F5"/>
         </w:rPr>
-        <w:t>b) “监理师管理模块，增加韦江腾（监理师、项目管理师、软件造价工程师、架构师）、滕海燕（监理师、软件造价师）的人员信息和证书信息”</w:t>
+        <w:t>b) “系统中出现的‘广东信佰科技发展有限公司’，全部改为‘广东亿迅科技有限公司’”</w:t>
       </w:r>
     </w:p>
     <w:p>
@@ -808,7 +1018,39 @@
           <w:rFonts w:ascii="微软雅黑" w:eastAsia="微软雅黑" w:hAnsi="微软雅黑" w:cs="微软雅黑" w:hint="eastAsia"/>
           <w:color w:val="222222"/>
         </w:rPr>
-        <w:t>落地：在 supervisors 中更新两人的岗位、职称、描述字段；在 supervisorCertificates 中为两人绑定对应类型的证书编号与有效期；项目相关表单中的总监理工程师字段统一为韦江腾，监理工程师字段统一为滕海燕（多人列表至少含滕海燕）。</w:t>
+        <w:t xml:space="preserve">落地：在 </w:t>
+      </w:r>
+      <w:proofErr w:type="spellStart"/>
+      <w:r>
+        <w:rPr>
+          <w:rFonts w:ascii="微软雅黑" w:eastAsia="微软雅黑" w:hAnsi="微软雅黑" w:cs="微软雅黑" w:hint="eastAsia"/>
+          <w:color w:val="222222"/>
+        </w:rPr>
+        <w:t>contractMgmt</w:t>
+      </w:r>
+      <w:proofErr w:type="spellEnd"/>
+      <w:r>
+        <w:rPr>
+          <w:rFonts w:ascii="微软雅黑" w:eastAsia="微软雅黑" w:hAnsi="微软雅黑" w:cs="微软雅黑" w:hint="eastAsia"/>
+          <w:color w:val="222222"/>
+        </w:rPr>
+        <w:t xml:space="preserve"> 的 </w:t>
+      </w:r>
+      <w:proofErr w:type="spellStart"/>
+      <w:r>
+        <w:rPr>
+          <w:rFonts w:ascii="微软雅黑" w:eastAsia="微软雅黑" w:hAnsi="微软雅黑" w:cs="微软雅黑" w:hint="eastAsia"/>
+          <w:color w:val="222222"/>
+        </w:rPr>
+        <w:t>paymentMgmtData</w:t>
+      </w:r>
+      <w:proofErr w:type="spellEnd"/>
+      <w:r>
+        <w:rPr>
+          <w:rFonts w:ascii="微软雅黑" w:eastAsia="微软雅黑" w:hAnsi="微软雅黑" w:cs="微软雅黑" w:hint="eastAsia"/>
+          <w:color w:val="222222"/>
+        </w:rPr>
+        <w:t xml:space="preserve"> 中为每一条支付记录补充 contractor 字段；所有出现“广东信佰科技发展有限公司”的地方统一替换为“广东亿迅科技有限公司”，保证合同 / 支付 / 审批记录中的承建单位名称一致。</w:t>
       </w:r>
     </w:p>
     <w:p>
@@ -817,8 +1059,34 @@
         <w:spacing w:line="23" w:lineRule="atLeast"/>
       </w:pPr>
       <w:r>
-        <w:lastRenderedPageBreak/>
-        <w:t>5. 审批人字段实名化</w:t>
+        <w:t>4. 监理工程师人员配置统一</w:t>
+      </w:r>
+    </w:p>
+    <w:p>
+      <w:pPr>
+        <w:pBdr>
+          <w:left w:val="single" w:sz="18" w:space="9" w:color="4CAF50"/>
+        </w:pBdr>
+        <w:shd w:val="clear" w:color="auto" w:fill="E8F5E9"/>
+        <w:spacing w:before="120" w:after="120" w:line="22" w:lineRule="atLeast"/>
+        <w:rPr>
+          <w:rFonts w:ascii="微软雅黑" w:eastAsia="微软雅黑" w:hAnsi="微软雅黑" w:cs="微软雅黑" w:hint="eastAsia"/>
+          <w:color w:val="1B5E20"/>
+          <w:sz w:val="15"/>
+          <w:szCs w:val="15"/>
+        </w:rPr>
+      </w:pPr>
+      <w:r>
+        <w:rPr>
+          <w:rFonts w:ascii="微软雅黑" w:eastAsia="微软雅黑" w:hAnsi="微软雅黑" w:cs="微软雅黑" w:hint="eastAsia"/>
+          <w:b/>
+          <w:bCs/>
+          <w:color w:val="1B5E20"/>
+          <w:sz w:val="15"/>
+          <w:szCs w:val="15"/>
+          <w:shd w:val="clear" w:color="auto" w:fill="E8F5E9"/>
+        </w:rPr>
+        <w:t>合并说明：以下两条输入为同一件事——韦江腾 / 滕海燕在系统中的统一配置，合并为一条。</w:t>
       </w:r>
     </w:p>
     <w:p>
@@ -843,6 +1111,120 @@
           <w:szCs w:val="16"/>
           <w:shd w:val="clear" w:color="auto" w:fill="F5F5F5"/>
         </w:rPr>
+        <w:t>a) “修改所有跟项目相关的表单，其中的总监理工程师，改为韦江腾；监理工程师改为滕海燕，如果有多个监理工程师，应该确保其中</w:t>
+      </w:r>
+      <w:proofErr w:type="gramStart"/>
+      <w:r>
+        <w:rPr>
+          <w:rFonts w:ascii="微软雅黑" w:eastAsia="微软雅黑" w:hAnsi="微软雅黑" w:cs="微软雅黑" w:hint="eastAsia"/>
+          <w:color w:val="333333"/>
+          <w:sz w:val="16"/>
+          <w:szCs w:val="16"/>
+          <w:shd w:val="clear" w:color="auto" w:fill="F5F5F5"/>
+        </w:rPr>
+        <w:t>一</w:t>
+      </w:r>
+      <w:proofErr w:type="gramEnd"/>
+      <w:r>
+        <w:rPr>
+          <w:rFonts w:ascii="微软雅黑" w:eastAsia="微软雅黑" w:hAnsi="微软雅黑" w:cs="微软雅黑" w:hint="eastAsia"/>
+          <w:color w:val="333333"/>
+          <w:sz w:val="16"/>
+          <w:szCs w:val="16"/>
+          <w:shd w:val="clear" w:color="auto" w:fill="F5F5F5"/>
+        </w:rPr>
+        <w:t>人为滕海燕”</w:t>
+      </w:r>
+    </w:p>
+    <w:p>
+      <w:pPr>
+        <w:pBdr>
+          <w:left w:val="single" w:sz="18" w:space="9" w:color="888888"/>
+        </w:pBdr>
+        <w:shd w:val="clear" w:color="auto" w:fill="F5F5F5"/>
+        <w:spacing w:before="120" w:after="120" w:line="22" w:lineRule="atLeast"/>
+        <w:rPr>
+          <w:rFonts w:ascii="微软雅黑" w:eastAsia="微软雅黑" w:hAnsi="微软雅黑" w:cs="微软雅黑" w:hint="eastAsia"/>
+          <w:color w:val="333333"/>
+          <w:sz w:val="16"/>
+          <w:szCs w:val="16"/>
+        </w:rPr>
+      </w:pPr>
+      <w:r>
+        <w:rPr>
+          <w:rFonts w:ascii="微软雅黑" w:eastAsia="微软雅黑" w:hAnsi="微软雅黑" w:cs="微软雅黑" w:hint="eastAsia"/>
+          <w:color w:val="333333"/>
+          <w:sz w:val="16"/>
+          <w:szCs w:val="16"/>
+          <w:shd w:val="clear" w:color="auto" w:fill="F5F5F5"/>
+        </w:rPr>
+        <w:t>b) “监理师管理模块，增加韦江腾（监理师、项目管理师、软件造价工程师、架构师）、滕海燕（监理师、软件造价师）的人员信息和证书信息”</w:t>
+      </w:r>
+    </w:p>
+    <w:p>
+      <w:pPr>
+        <w:pStyle w:val="a3"/>
+        <w:spacing w:line="23" w:lineRule="atLeast"/>
+        <w:rPr>
+          <w:rFonts w:hint="eastAsia"/>
+        </w:rPr>
+      </w:pPr>
+      <w:r>
+        <w:rPr>
+          <w:rFonts w:ascii="微软雅黑" w:eastAsia="微软雅黑" w:hAnsi="微软雅黑" w:cs="微软雅黑" w:hint="eastAsia"/>
+          <w:color w:val="222222"/>
+        </w:rPr>
+        <w:t xml:space="preserve">落地：在 supervisors 中更新两人的岗位、职称、描述字段；在 </w:t>
+      </w:r>
+      <w:proofErr w:type="spellStart"/>
+      <w:r>
+        <w:rPr>
+          <w:rFonts w:ascii="微软雅黑" w:eastAsia="微软雅黑" w:hAnsi="微软雅黑" w:cs="微软雅黑" w:hint="eastAsia"/>
+          <w:color w:val="222222"/>
+        </w:rPr>
+        <w:t>supervisorCertificates</w:t>
+      </w:r>
+      <w:proofErr w:type="spellEnd"/>
+      <w:r>
+        <w:rPr>
+          <w:rFonts w:ascii="微软雅黑" w:eastAsia="微软雅黑" w:hAnsi="微软雅黑" w:cs="微软雅黑" w:hint="eastAsia"/>
+          <w:color w:val="222222"/>
+        </w:rPr>
+        <w:t xml:space="preserve"> 中为两人绑定对应类型的证书编号与有效期；项目相关表单中的总监理工程师字段统一为韦江腾，监理工程师字段统一为滕海燕（多人列表至少含滕海燕）。</w:t>
+      </w:r>
+    </w:p>
+    <w:p>
+      <w:pPr>
+        <w:pStyle w:val="3"/>
+        <w:spacing w:line="23" w:lineRule="atLeast"/>
+      </w:pPr>
+      <w:r>
+        <w:lastRenderedPageBreak/>
+        <w:t>5. 审批人字段实名化</w:t>
+      </w:r>
+    </w:p>
+    <w:p>
+      <w:pPr>
+        <w:pBdr>
+          <w:left w:val="single" w:sz="18" w:space="9" w:color="888888"/>
+        </w:pBdr>
+        <w:shd w:val="clear" w:color="auto" w:fill="F5F5F5"/>
+        <w:spacing w:before="120" w:after="120" w:line="22" w:lineRule="atLeast"/>
+        <w:rPr>
+          <w:rFonts w:ascii="微软雅黑" w:eastAsia="微软雅黑" w:hAnsi="微软雅黑" w:cs="微软雅黑" w:hint="eastAsia"/>
+          <w:color w:val="333333"/>
+          <w:sz w:val="16"/>
+          <w:szCs w:val="16"/>
+        </w:rPr>
+      </w:pPr>
+      <w:r>
+        <w:rPr>
+          <w:rFonts w:ascii="微软雅黑" w:eastAsia="微软雅黑" w:hAnsi="微软雅黑" w:cs="微软雅黑" w:hint="eastAsia"/>
+          <w:color w:val="333333"/>
+          <w:sz w:val="16"/>
+          <w:szCs w:val="16"/>
+          <w:shd w:val="clear" w:color="auto" w:fill="F5F5F5"/>
+        </w:rPr>
         <w:t>“审批记录中，如果已审批或部分环节已审批的，要填写具体的审批人（目前只是填写了角色），以下是审批人相关信息：</w:t>
       </w:r>
       <w:r>
@@ -854,7 +1236,29 @@
           <w:shd w:val="clear" w:color="auto" w:fill="F5F5F5"/>
         </w:rPr>
         <w:br/>
-        <w:t>  销售：孙永秀、蔡海婷、许琰芳、李金花四人之一</w:t>
+        <w:t>  销售：孙永秀、蔡海</w:t>
+      </w:r>
+      <w:proofErr w:type="gramStart"/>
+      <w:r>
+        <w:rPr>
+          <w:rFonts w:ascii="微软雅黑" w:eastAsia="微软雅黑" w:hAnsi="微软雅黑" w:cs="微软雅黑" w:hint="eastAsia"/>
+          <w:color w:val="333333"/>
+          <w:sz w:val="16"/>
+          <w:szCs w:val="16"/>
+          <w:shd w:val="clear" w:color="auto" w:fill="F5F5F5"/>
+        </w:rPr>
+        <w:t>婷</w:t>
+      </w:r>
+      <w:proofErr w:type="gramEnd"/>
+      <w:r>
+        <w:rPr>
+          <w:rFonts w:ascii="微软雅黑" w:eastAsia="微软雅黑" w:hAnsi="微软雅黑" w:cs="微软雅黑" w:hint="eastAsia"/>
+          <w:color w:val="333333"/>
+          <w:sz w:val="16"/>
+          <w:szCs w:val="16"/>
+          <w:shd w:val="clear" w:color="auto" w:fill="F5F5F5"/>
+        </w:rPr>
+        <w:t>、许琰芳、李金花四人之一</w:t>
       </w:r>
       <w:r>
         <w:rPr>
@@ -942,7 +1346,39 @@
           <w:rFonts w:ascii="微软雅黑" w:eastAsia="微软雅黑" w:hAnsi="微软雅黑" w:cs="微软雅黑" w:hint="eastAsia"/>
           <w:color w:val="222222"/>
         </w:rPr>
-        <w:t>落地：在通用审批链配置中统一以上述人名作为默认审批人；所有数据文件中的 reviewer、applicant、approver、uploadedBy 字段全面从角色名替换为具体人名。</w:t>
+        <w:t>落地：在通用审批链配置中统</w:t>
+      </w:r>
+      <w:proofErr w:type="gramStart"/>
+      <w:r>
+        <w:rPr>
+          <w:rFonts w:ascii="微软雅黑" w:eastAsia="微软雅黑" w:hAnsi="微软雅黑" w:cs="微软雅黑" w:hint="eastAsia"/>
+          <w:color w:val="222222"/>
+        </w:rPr>
+        <w:t>一</w:t>
+      </w:r>
+      <w:proofErr w:type="gramEnd"/>
+      <w:r>
+        <w:rPr>
+          <w:rFonts w:ascii="微软雅黑" w:eastAsia="微软雅黑" w:hAnsi="微软雅黑" w:cs="微软雅黑" w:hint="eastAsia"/>
+          <w:color w:val="222222"/>
+        </w:rPr>
+        <w:t>以上述人名作为默认审批人；所有数据文件中的 reviewer、applicant、approver、</w:t>
+      </w:r>
+      <w:proofErr w:type="spellStart"/>
+      <w:r>
+        <w:rPr>
+          <w:rFonts w:ascii="微软雅黑" w:eastAsia="微软雅黑" w:hAnsi="微软雅黑" w:cs="微软雅黑" w:hint="eastAsia"/>
+          <w:color w:val="222222"/>
+        </w:rPr>
+        <w:t>uploadedBy</w:t>
+      </w:r>
+      <w:proofErr w:type="spellEnd"/>
+      <w:r>
+        <w:rPr>
+          <w:rFonts w:ascii="微软雅黑" w:eastAsia="微软雅黑" w:hAnsi="微软雅黑" w:cs="微软雅黑" w:hint="eastAsia"/>
+          <w:color w:val="222222"/>
+        </w:rPr>
+        <w:t xml:space="preserve"> 字段全面从角色名替换为具体人名。</w:t>
       </w:r>
     </w:p>
     <w:p>
@@ -1019,7 +1455,21 @@
         <w:rPr>
           <w:rFonts w:hint="eastAsia"/>
         </w:rPr>
-        <w:t>（2）对于待总监理工程师审批的合同，只有总监理工程师角色的用户（韦江腾），才能显示“审批”按钮，其他用户能看到记录但看不到“审批”按钮</w:t>
+        <w:t>（2）</w:t>
+      </w:r>
+      <w:proofErr w:type="gramStart"/>
+      <w:r>
+        <w:rPr>
+          <w:rFonts w:hint="eastAsia"/>
+        </w:rPr>
+        <w:t>对于待总监理工程师</w:t>
+      </w:r>
+      <w:proofErr w:type="gramEnd"/>
+      <w:r>
+        <w:rPr>
+          <w:rFonts w:hint="eastAsia"/>
+        </w:rPr>
+        <w:t>审批的合同，只有总监理工程师角色的用户（韦江腾），才能显示“审批”按钮，其他用户能看到记录但看不到“审批”按钮</w:t>
       </w:r>
     </w:p>
     <w:p>
@@ -1043,7 +1493,35 @@
         <w:rPr>
           <w:rFonts w:hint="eastAsia"/>
         </w:rPr>
-        <w:t>（3）对于待部门经理审批审批的合同，只有部门经理审批角色的用户（王华），才能显示“审批”按钮，其他用户能看到记录但看不到“审批”按钮</w:t>
+        <w:t>（3）对于</w:t>
+      </w:r>
+      <w:proofErr w:type="gramStart"/>
+      <w:r>
+        <w:rPr>
+          <w:rFonts w:hint="eastAsia"/>
+        </w:rPr>
+        <w:t>待部门</w:t>
+      </w:r>
+      <w:proofErr w:type="gramEnd"/>
+      <w:r>
+        <w:rPr>
+          <w:rFonts w:hint="eastAsia"/>
+        </w:rPr>
+        <w:t>经理</w:t>
+      </w:r>
+      <w:proofErr w:type="gramStart"/>
+      <w:r>
+        <w:rPr>
+          <w:rFonts w:hint="eastAsia"/>
+        </w:rPr>
+        <w:t>审批审批</w:t>
+      </w:r>
+      <w:proofErr w:type="gramEnd"/>
+      <w:r>
+        <w:rPr>
+          <w:rFonts w:hint="eastAsia"/>
+        </w:rPr>
+        <w:t>的合同，只有部门经理审批角色的用户（王华），才能显示“审批”按钮，其他用户能看到记录但看不到“审批”按钮</w:t>
       </w:r>
     </w:p>
     <w:p>
@@ -1085,7 +1563,23 @@
         <w:spacing w:line="23" w:lineRule="atLeast"/>
       </w:pPr>
       <w:r>
-        <w:t>7.在销售发起监理合同审批的界面，增加总监理工程师的下拉选择列表（包括韦江腾、赵雄飞、许小嘉）（比选项），销售选择总监理工程师，填写意见并点击提交后，弹出窗口提示AI正在智能审核监理合同，等待15秒后（不需要在界面显示15秒的提示信息）模拟显示AI返回的合同审核意见（例如项目首付款低于合同总金额30%，注意项目收款风险；违约条款甲乙双方不对等，注意项目违约风险等），并提示用户是否继续提交，继续提交则改为待总监理工程师审批</w:t>
+        <w:t>7.在销售发起监理合同审批的界面，增加总监理工程师的下</w:t>
+      </w:r>
+      <w:proofErr w:type="gramStart"/>
+      <w:r>
+        <w:t>拉选择</w:t>
+      </w:r>
+      <w:proofErr w:type="gramEnd"/>
+      <w:r>
+        <w:t>列表（包括韦江腾、赵雄飞、许小嘉）（比选项），销售选择总监理工程师，填写意见并点击提交后，弹出窗口提示AI正在智能审核监理合同，等待15秒后（不需要在界面显示15秒的提示信息）模拟显示AI返回的合同审核意见（例如项目首付款低于合同总金额30%，注意项目收款风险；违约条款甲乙双方不对等，注意项目违约风险等），并提示用户是否继续提交，继续提交则</w:t>
+      </w:r>
+      <w:proofErr w:type="gramStart"/>
+      <w:r>
+        <w:t>改为待总监理工程师</w:t>
+      </w:r>
+      <w:proofErr w:type="gramEnd"/>
+      <w:r>
+        <w:t>审批</w:t>
       </w:r>
     </w:p>
     <w:p>
@@ -1121,28 +1615,1299 @@
         <w:rPr>
           <w:rFonts w:hint="eastAsia"/>
         </w:rPr>
-        <w:t>1.工作台的项目总数、监理合同数、质量问题数、安全隐患数、变更申请数、验收备案数，点开后的列表数据，应与后面具体模块的内容一致，例如工作台的项目总数点开后所看到的数据，应该与项目管理模块中项目列表点开看到的一致</w:t>
-      </w:r>
-    </w:p>
-    <w:p>
-      <w:pPr>
-        <w:rPr>
-          <w:rFonts w:hint="eastAsia"/>
-        </w:rPr>
-      </w:pPr>
-    </w:p>
-    <w:p>
-      <w:pPr>
-        <w:rPr>
-          <w:rFonts w:hint="eastAsia"/>
-        </w:rPr>
-      </w:pPr>
-      <w:r>
-        <w:rPr>
-          <w:rFonts w:hint="eastAsia"/>
-        </w:rPr>
-        <w:t>2.进行中项目、待验收项目、待支付金额、待审批变更，应该与后面相应模块的数据状态保持一致，例如进行中项目数，应该与项目列表中状态为进行中的项目数和具体项目保持一致</w:t>
-      </w:r>
+        <w:t>1.工作台的项目总数、监理合同数、质量问题数、安全隐患数、变更申请数、验收备案数，点开后的列表数据，应与后面具体模块的内容一致，例如工作台的项目总数点开后所看到的数据，应该与项目管理模块</w:t>
+      </w:r>
+      <w:proofErr w:type="gramStart"/>
+      <w:r>
+        <w:rPr>
+          <w:rFonts w:hint="eastAsia"/>
+        </w:rPr>
+        <w:t>中项目</w:t>
+      </w:r>
+      <w:proofErr w:type="gramEnd"/>
+      <w:r>
+        <w:rPr>
+          <w:rFonts w:hint="eastAsia"/>
+        </w:rPr>
+        <w:t>列表点</w:t>
+      </w:r>
+      <w:proofErr w:type="gramStart"/>
+      <w:r>
+        <w:rPr>
+          <w:rFonts w:hint="eastAsia"/>
+        </w:rPr>
+        <w:t>开看到</w:t>
+      </w:r>
+      <w:proofErr w:type="gramEnd"/>
+      <w:r>
+        <w:rPr>
+          <w:rFonts w:hint="eastAsia"/>
+        </w:rPr>
+        <w:t>的一致</w:t>
+      </w:r>
+    </w:p>
+    <w:p>
+      <w:pPr>
+        <w:rPr>
+          <w:rFonts w:hint="eastAsia"/>
+        </w:rPr>
+      </w:pPr>
+    </w:p>
+    <w:p>
+      <w:pPr>
+        <w:rPr>
+          <w:rFonts w:hint="eastAsia"/>
+        </w:rPr>
+      </w:pPr>
+      <w:r>
+        <w:rPr>
+          <w:rFonts w:hint="eastAsia"/>
+        </w:rPr>
+        <w:t>2.进行中项目、待验收项目、</w:t>
+      </w:r>
+      <w:proofErr w:type="gramStart"/>
+      <w:r>
+        <w:rPr>
+          <w:rFonts w:hint="eastAsia"/>
+        </w:rPr>
+        <w:t>待支付</w:t>
+      </w:r>
+      <w:proofErr w:type="gramEnd"/>
+      <w:r>
+        <w:rPr>
+          <w:rFonts w:hint="eastAsia"/>
+        </w:rPr>
+        <w:t>金额、待审批变更，应该与后面相应模块的数据状态保持一致，例如进行</w:t>
+      </w:r>
+      <w:proofErr w:type="gramStart"/>
+      <w:r>
+        <w:rPr>
+          <w:rFonts w:hint="eastAsia"/>
+        </w:rPr>
+        <w:t>中项目</w:t>
+      </w:r>
+      <w:proofErr w:type="gramEnd"/>
+      <w:r>
+        <w:rPr>
+          <w:rFonts w:hint="eastAsia"/>
+        </w:rPr>
+        <w:t>数，应该与项目列表中状态为进行中的项目数和具体项目保持一致</w:t>
+      </w:r>
+    </w:p>
+    <w:p>
+      <w:pPr>
+        <w:rPr>
+          <w:rFonts w:hint="eastAsia"/>
+        </w:rPr>
+      </w:pPr>
+    </w:p>
+    <w:p>
+      <w:pPr>
+        <w:pStyle w:val="3"/>
+      </w:pPr>
+      <w:r>
+        <w:lastRenderedPageBreak/>
+        <w:t>审批逻辑梳理</w:t>
+      </w:r>
+    </w:p>
+    <w:p>
+      <w:pPr>
+        <w:rPr>
+          <w:rFonts w:hint="eastAsia"/>
+        </w:rPr>
+      </w:pPr>
+      <w:r>
+        <w:t>重新梳理这类型的记录状态，新增后为待审批，具有监理工程师或总监理工程师角色的用户可以看到“审批”按钮，监理工程师或总监理工程师角色的用户审核通过后，显示“一审通过”，此时，具有总监理工程师角色的用户才可以看到“审批”按钮，审核通过后显示“已审批”，任意环节 驳回则返回“待审批”状态。所有操作记录在审批记录中记录为流水账，记录完整审批过程</w:t>
+      </w:r>
+    </w:p>
+    <w:p>
+      <w:pPr>
+        <w:rPr>
+          <w:rFonts w:hint="eastAsia"/>
+        </w:rPr>
+      </w:pPr>
+    </w:p>
+    <w:p>
+      <w:pPr>
+        <w:rPr>
+          <w:rFonts w:hint="eastAsia"/>
+        </w:rPr>
+      </w:pPr>
+      <w:r>
+        <w:t>质量控制三模块（</w:t>
+      </w:r>
+      <w:proofErr w:type="spellStart"/>
+      <w:r>
+        <w:t>checkPage</w:t>
+      </w:r>
+      <w:proofErr w:type="spellEnd"/>
+      <w:r>
+        <w:t>、</w:t>
+      </w:r>
+      <w:proofErr w:type="spellStart"/>
+      <w:r>
+        <w:t>reportPage</w:t>
+      </w:r>
+      <w:proofErr w:type="spellEnd"/>
+      <w:r>
+        <w:t>、</w:t>
+      </w:r>
+      <w:proofErr w:type="spellStart"/>
+      <w:r>
+        <w:t>issuePage</w:t>
+      </w:r>
+      <w:proofErr w:type="spellEnd"/>
+      <w:r>
+        <w:t>）审批流程统一：</w:t>
+      </w:r>
+    </w:p>
+    <w:p>
+      <w:pPr>
+        <w:numPr>
+          <w:ilvl w:val="0"/>
+          <w:numId w:val="2"/>
+        </w:numPr>
+        <w:rPr>
+          <w:rFonts w:hint="eastAsia"/>
+        </w:rPr>
+      </w:pPr>
+      <w:r>
+        <w:t>审批记录通过 </w:t>
+      </w:r>
+      <w:proofErr w:type="spellStart"/>
+      <w:r>
+        <w:t>approvalMap</w:t>
+      </w:r>
+      <w:proofErr w:type="spellEnd"/>
+      <w:r>
+        <w:t> 完整记录所有</w:t>
+      </w:r>
+    </w:p>
+    <w:p>
+      <w:pPr>
+        <w:numPr>
+          <w:ilvl w:val="0"/>
+          <w:numId w:val="2"/>
+        </w:numPr>
+        <w:rPr>
+          <w:rFonts w:hint="eastAsia"/>
+        </w:rPr>
+      </w:pPr>
+      <w:r>
+        <w:t>审批操作（流水账）</w:t>
+      </w:r>
+    </w:p>
+    <w:p>
+      <w:pPr>
+        <w:numPr>
+          <w:ilvl w:val="0"/>
+          <w:numId w:val="2"/>
+        </w:numPr>
+        <w:rPr>
+          <w:rFonts w:hint="eastAsia"/>
+        </w:rPr>
+      </w:pPr>
+      <w:r>
+        <w:t>驳回后状态回到 待审批，可重新发起</w:t>
+      </w:r>
+    </w:p>
+    <w:tbl>
+      <w:tblPr>
+        <w:tblpPr w:leftFromText="180" w:rightFromText="180" w:vertAnchor="text" w:horzAnchor="margin" w:tblpY="50"/>
+        <w:tblW w:w="9936" w:type="dxa"/>
+        <w:shd w:val="clear" w:color="auto" w:fill="181825"/>
+        <w:tblCellMar>
+          <w:top w:w="15" w:type="dxa"/>
+          <w:left w:w="15" w:type="dxa"/>
+          <w:bottom w:w="15" w:type="dxa"/>
+          <w:right w:w="15" w:type="dxa"/>
+        </w:tblCellMar>
+        <w:tblLook w:val="04A0" w:firstRow="1" w:lastRow="0" w:firstColumn="1" w:lastColumn="0" w:noHBand="0" w:noVBand="1"/>
+      </w:tblPr>
+      <w:tblGrid>
+        <w:gridCol w:w="3932"/>
+        <w:gridCol w:w="4966"/>
+        <w:gridCol w:w="1038"/>
+      </w:tblGrid>
+      <w:tr>
+        <w:trPr>
+          <w:tblHeader/>
+        </w:trPr>
+        <w:tc>
+          <w:tcPr>
+            <w:tcW w:w="0" w:type="auto"/>
+            <w:shd w:val="clear" w:color="auto" w:fill="181825"/>
+            <w:tcMar>
+              <w:top w:w="60" w:type="dxa"/>
+              <w:left w:w="60" w:type="dxa"/>
+              <w:bottom w:w="60" w:type="dxa"/>
+              <w:right w:w="60" w:type="dxa"/>
+            </w:tcMar>
+            <w:vAlign w:val="center"/>
+            <w:hideMark/>
+          </w:tcPr>
+          <w:p>
+            <w:pPr>
+              <w:rPr>
+                <w:rFonts w:hint="eastAsia"/>
+                <w:b/>
+                <w:bCs/>
+              </w:rPr>
+            </w:pPr>
+            <w:r>
+              <w:rPr>
+                <w:b/>
+                <w:bCs/>
+              </w:rPr>
+              <w:t>状态流转</w:t>
+            </w:r>
+          </w:p>
+        </w:tc>
+        <w:tc>
+          <w:tcPr>
+            <w:tcW w:w="0" w:type="auto"/>
+            <w:shd w:val="clear" w:color="auto" w:fill="181825"/>
+            <w:tcMar>
+              <w:top w:w="60" w:type="dxa"/>
+              <w:left w:w="60" w:type="dxa"/>
+              <w:bottom w:w="60" w:type="dxa"/>
+              <w:right w:w="60" w:type="dxa"/>
+            </w:tcMar>
+            <w:vAlign w:val="center"/>
+            <w:hideMark/>
+          </w:tcPr>
+          <w:p>
+            <w:pPr>
+              <w:rPr>
+                <w:rFonts w:hint="eastAsia"/>
+                <w:b/>
+                <w:bCs/>
+              </w:rPr>
+            </w:pPr>
+            <w:r>
+              <w:rPr>
+                <w:b/>
+                <w:bCs/>
+              </w:rPr>
+              <w:t>可见角色</w:t>
+            </w:r>
+          </w:p>
+        </w:tc>
+        <w:tc>
+          <w:tcPr>
+            <w:tcW w:w="0" w:type="auto"/>
+            <w:shd w:val="clear" w:color="auto" w:fill="181825"/>
+            <w:tcMar>
+              <w:top w:w="60" w:type="dxa"/>
+              <w:left w:w="60" w:type="dxa"/>
+              <w:bottom w:w="60" w:type="dxa"/>
+              <w:right w:w="60" w:type="dxa"/>
+            </w:tcMar>
+            <w:vAlign w:val="center"/>
+            <w:hideMark/>
+          </w:tcPr>
+          <w:p>
+            <w:pPr>
+              <w:rPr>
+                <w:rFonts w:hint="eastAsia"/>
+                <w:b/>
+                <w:bCs/>
+              </w:rPr>
+            </w:pPr>
+            <w:r>
+              <w:rPr>
+                <w:b/>
+                <w:bCs/>
+              </w:rPr>
+              <w:t>按钮</w:t>
+            </w:r>
+          </w:p>
+        </w:tc>
+      </w:tr>
+      <w:tr>
+        <w:tc>
+          <w:tcPr>
+            <w:tcW w:w="0" w:type="auto"/>
+            <w:shd w:val="clear" w:color="auto" w:fill="181825"/>
+            <w:tcMar>
+              <w:top w:w="60" w:type="dxa"/>
+              <w:left w:w="60" w:type="dxa"/>
+              <w:bottom w:w="60" w:type="dxa"/>
+              <w:right w:w="60" w:type="dxa"/>
+            </w:tcMar>
+            <w:vAlign w:val="center"/>
+            <w:hideMark/>
+          </w:tcPr>
+          <w:p>
+            <w:pPr>
+              <w:rPr>
+                <w:rFonts w:hint="eastAsia"/>
+              </w:rPr>
+            </w:pPr>
+            <w:r>
+              <w:t>新增→待审批</w:t>
+            </w:r>
+          </w:p>
+        </w:tc>
+        <w:tc>
+          <w:tcPr>
+            <w:tcW w:w="0" w:type="auto"/>
+            <w:shd w:val="clear" w:color="auto" w:fill="181825"/>
+            <w:tcMar>
+              <w:top w:w="60" w:type="dxa"/>
+              <w:left w:w="60" w:type="dxa"/>
+              <w:bottom w:w="60" w:type="dxa"/>
+              <w:right w:w="60" w:type="dxa"/>
+            </w:tcMar>
+            <w:vAlign w:val="center"/>
+            <w:hideMark/>
+          </w:tcPr>
+          <w:p>
+            <w:pPr>
+              <w:rPr>
+                <w:rFonts w:hint="eastAsia"/>
+              </w:rPr>
+            </w:pPr>
+            <w:r>
+              <w:t>监理工程师/总监理工程师</w:t>
+            </w:r>
+          </w:p>
+        </w:tc>
+        <w:tc>
+          <w:tcPr>
+            <w:tcW w:w="0" w:type="auto"/>
+            <w:shd w:val="clear" w:color="auto" w:fill="181825"/>
+            <w:tcMar>
+              <w:top w:w="60" w:type="dxa"/>
+              <w:left w:w="60" w:type="dxa"/>
+              <w:bottom w:w="60" w:type="dxa"/>
+              <w:right w:w="60" w:type="dxa"/>
+            </w:tcMar>
+            <w:vAlign w:val="center"/>
+            <w:hideMark/>
+          </w:tcPr>
+          <w:p>
+            <w:pPr>
+              <w:rPr>
+                <w:rFonts w:hint="eastAsia"/>
+              </w:rPr>
+            </w:pPr>
+            <w:r>
+              <w:rPr>
+                <w:b/>
+                <w:bCs/>
+              </w:rPr>
+              <w:t>审批</w:t>
+            </w:r>
+          </w:p>
+        </w:tc>
+      </w:tr>
+      <w:tr>
+        <w:tc>
+          <w:tcPr>
+            <w:tcW w:w="0" w:type="auto"/>
+            <w:shd w:val="clear" w:color="auto" w:fill="181825"/>
+            <w:tcMar>
+              <w:top w:w="60" w:type="dxa"/>
+              <w:left w:w="60" w:type="dxa"/>
+              <w:bottom w:w="60" w:type="dxa"/>
+              <w:right w:w="60" w:type="dxa"/>
+            </w:tcMar>
+            <w:vAlign w:val="center"/>
+            <w:hideMark/>
+          </w:tcPr>
+          <w:p>
+            <w:pPr>
+              <w:rPr>
+                <w:rFonts w:hint="eastAsia"/>
+              </w:rPr>
+            </w:pPr>
+            <w:r>
+              <w:t>审批通过→一审通过</w:t>
+            </w:r>
+          </w:p>
+        </w:tc>
+        <w:tc>
+          <w:tcPr>
+            <w:tcW w:w="0" w:type="auto"/>
+            <w:shd w:val="clear" w:color="auto" w:fill="181825"/>
+            <w:tcMar>
+              <w:top w:w="60" w:type="dxa"/>
+              <w:left w:w="60" w:type="dxa"/>
+              <w:bottom w:w="60" w:type="dxa"/>
+              <w:right w:w="60" w:type="dxa"/>
+            </w:tcMar>
+            <w:vAlign w:val="center"/>
+            <w:hideMark/>
+          </w:tcPr>
+          <w:p>
+            <w:pPr>
+              <w:rPr>
+                <w:rFonts w:hint="eastAsia"/>
+              </w:rPr>
+            </w:pPr>
+            <w:r>
+              <w:t>仅总监理工程师</w:t>
+            </w:r>
+          </w:p>
+        </w:tc>
+        <w:tc>
+          <w:tcPr>
+            <w:tcW w:w="0" w:type="auto"/>
+            <w:shd w:val="clear" w:color="auto" w:fill="181825"/>
+            <w:tcMar>
+              <w:top w:w="60" w:type="dxa"/>
+              <w:left w:w="60" w:type="dxa"/>
+              <w:bottom w:w="60" w:type="dxa"/>
+              <w:right w:w="60" w:type="dxa"/>
+            </w:tcMar>
+            <w:vAlign w:val="center"/>
+            <w:hideMark/>
+          </w:tcPr>
+          <w:p>
+            <w:pPr>
+              <w:rPr>
+                <w:rFonts w:hint="eastAsia"/>
+              </w:rPr>
+            </w:pPr>
+            <w:r>
+              <w:rPr>
+                <w:b/>
+                <w:bCs/>
+              </w:rPr>
+              <w:t>审批</w:t>
+            </w:r>
+          </w:p>
+        </w:tc>
+      </w:tr>
+      <w:tr>
+        <w:tc>
+          <w:tcPr>
+            <w:tcW w:w="0" w:type="auto"/>
+            <w:shd w:val="clear" w:color="auto" w:fill="181825"/>
+            <w:tcMar>
+              <w:top w:w="60" w:type="dxa"/>
+              <w:left w:w="60" w:type="dxa"/>
+              <w:bottom w:w="60" w:type="dxa"/>
+              <w:right w:w="60" w:type="dxa"/>
+            </w:tcMar>
+            <w:vAlign w:val="center"/>
+            <w:hideMark/>
+          </w:tcPr>
+          <w:p>
+            <w:pPr>
+              <w:rPr>
+                <w:rFonts w:hint="eastAsia"/>
+              </w:rPr>
+            </w:pPr>
+            <w:r>
+              <w:t>终审通过→已审批</w:t>
+            </w:r>
+          </w:p>
+        </w:tc>
+        <w:tc>
+          <w:tcPr>
+            <w:tcW w:w="0" w:type="auto"/>
+            <w:shd w:val="clear" w:color="auto" w:fill="181825"/>
+            <w:tcMar>
+              <w:top w:w="60" w:type="dxa"/>
+              <w:left w:w="60" w:type="dxa"/>
+              <w:bottom w:w="60" w:type="dxa"/>
+              <w:right w:w="60" w:type="dxa"/>
+            </w:tcMar>
+            <w:vAlign w:val="center"/>
+            <w:hideMark/>
+          </w:tcPr>
+          <w:p>
+            <w:pPr>
+              <w:rPr>
+                <w:rFonts w:hint="eastAsia"/>
+              </w:rPr>
+            </w:pPr>
+            <w:r>
+              <w:t>无</w:t>
+            </w:r>
+          </w:p>
+        </w:tc>
+        <w:tc>
+          <w:tcPr>
+            <w:tcW w:w="0" w:type="auto"/>
+            <w:shd w:val="clear" w:color="auto" w:fill="181825"/>
+            <w:tcMar>
+              <w:top w:w="60" w:type="dxa"/>
+              <w:left w:w="60" w:type="dxa"/>
+              <w:bottom w:w="60" w:type="dxa"/>
+              <w:right w:w="60" w:type="dxa"/>
+            </w:tcMar>
+            <w:vAlign w:val="center"/>
+            <w:hideMark/>
+          </w:tcPr>
+          <w:p>
+            <w:pPr>
+              <w:rPr>
+                <w:rFonts w:hint="eastAsia"/>
+              </w:rPr>
+            </w:pPr>
+            <w:r>
+              <w:t>—</w:t>
+            </w:r>
+          </w:p>
+        </w:tc>
+      </w:tr>
+      <w:tr>
+        <w:tc>
+          <w:tcPr>
+            <w:tcW w:w="0" w:type="auto"/>
+            <w:shd w:val="clear" w:color="auto" w:fill="181825"/>
+            <w:tcMar>
+              <w:top w:w="60" w:type="dxa"/>
+              <w:left w:w="60" w:type="dxa"/>
+              <w:bottom w:w="60" w:type="dxa"/>
+              <w:right w:w="60" w:type="dxa"/>
+            </w:tcMar>
+            <w:vAlign w:val="center"/>
+            <w:hideMark/>
+          </w:tcPr>
+          <w:p>
+            <w:pPr>
+              <w:rPr>
+                <w:rFonts w:hint="eastAsia"/>
+              </w:rPr>
+            </w:pPr>
+            <w:r>
+              <w:t>驳回→待审批</w:t>
+            </w:r>
+          </w:p>
+        </w:tc>
+        <w:tc>
+          <w:tcPr>
+            <w:tcW w:w="0" w:type="auto"/>
+            <w:shd w:val="clear" w:color="auto" w:fill="181825"/>
+            <w:tcMar>
+              <w:top w:w="60" w:type="dxa"/>
+              <w:left w:w="60" w:type="dxa"/>
+              <w:bottom w:w="60" w:type="dxa"/>
+              <w:right w:w="60" w:type="dxa"/>
+            </w:tcMar>
+            <w:vAlign w:val="center"/>
+            <w:hideMark/>
+          </w:tcPr>
+          <w:p>
+            <w:pPr>
+              <w:rPr>
+                <w:rFonts w:hint="eastAsia"/>
+              </w:rPr>
+            </w:pPr>
+            <w:r>
+              <w:t>回到起点</w:t>
+            </w:r>
+          </w:p>
+        </w:tc>
+        <w:tc>
+          <w:tcPr>
+            <w:tcW w:w="0" w:type="auto"/>
+            <w:shd w:val="clear" w:color="auto" w:fill="181825"/>
+            <w:tcMar>
+              <w:top w:w="60" w:type="dxa"/>
+              <w:left w:w="60" w:type="dxa"/>
+              <w:bottom w:w="60" w:type="dxa"/>
+              <w:right w:w="60" w:type="dxa"/>
+            </w:tcMar>
+            <w:vAlign w:val="center"/>
+            <w:hideMark/>
+          </w:tcPr>
+          <w:p>
+            <w:pPr>
+              <w:rPr>
+                <w:rFonts w:hint="eastAsia"/>
+              </w:rPr>
+            </w:pPr>
+            <w:r>
+              <w:rPr>
+                <w:rFonts w:hint="eastAsia"/>
+              </w:rPr>
+              <w:t>审批</w:t>
+            </w:r>
+          </w:p>
+        </w:tc>
+      </w:tr>
+    </w:tbl>
+    <w:p>
+      <w:pPr>
+        <w:rPr>
+          <w:rFonts w:hint="eastAsia"/>
+        </w:rPr>
+      </w:pPr>
+    </w:p>
+    <w:tbl>
+      <w:tblPr>
+        <w:tblW w:w="9936" w:type="dxa"/>
+        <w:shd w:val="clear" w:color="auto" w:fill="181825"/>
+        <w:tblCellMar>
+          <w:top w:w="15" w:type="dxa"/>
+          <w:left w:w="15" w:type="dxa"/>
+          <w:bottom w:w="15" w:type="dxa"/>
+          <w:right w:w="15" w:type="dxa"/>
+        </w:tblCellMar>
+        <w:tblLook w:val="04A0" w:firstRow="1" w:lastRow="0" w:firstColumn="1" w:lastColumn="0" w:noHBand="0" w:noVBand="1"/>
+      </w:tblPr>
+      <w:tblGrid>
+        <w:gridCol w:w="1800"/>
+        <w:gridCol w:w="3641"/>
+        <w:gridCol w:w="4495"/>
+      </w:tblGrid>
+      <w:tr>
+        <w:trPr>
+          <w:tblHeader/>
+        </w:trPr>
+        <w:tc>
+          <w:tcPr>
+            <w:tcW w:w="0" w:type="auto"/>
+            <w:shd w:val="clear" w:color="auto" w:fill="181825"/>
+            <w:tcMar>
+              <w:top w:w="60" w:type="dxa"/>
+              <w:left w:w="60" w:type="dxa"/>
+              <w:bottom w:w="60" w:type="dxa"/>
+              <w:right w:w="60" w:type="dxa"/>
+            </w:tcMar>
+            <w:vAlign w:val="center"/>
+            <w:hideMark/>
+          </w:tcPr>
+          <w:p>
+            <w:pPr>
+              <w:rPr>
+                <w:rFonts w:hint="eastAsia"/>
+                <w:b/>
+                <w:bCs/>
+              </w:rPr>
+            </w:pPr>
+            <w:r>
+              <w:rPr>
+                <w:b/>
+                <w:bCs/>
+              </w:rPr>
+              <w:t>位置</w:t>
+            </w:r>
+          </w:p>
+        </w:tc>
+        <w:tc>
+          <w:tcPr>
+            <w:tcW w:w="0" w:type="auto"/>
+            <w:shd w:val="clear" w:color="auto" w:fill="181825"/>
+            <w:tcMar>
+              <w:top w:w="60" w:type="dxa"/>
+              <w:left w:w="60" w:type="dxa"/>
+              <w:bottom w:w="60" w:type="dxa"/>
+              <w:right w:w="60" w:type="dxa"/>
+            </w:tcMar>
+            <w:vAlign w:val="center"/>
+            <w:hideMark/>
+          </w:tcPr>
+          <w:p>
+            <w:pPr>
+              <w:rPr>
+                <w:rFonts w:hint="eastAsia"/>
+                <w:b/>
+                <w:bCs/>
+              </w:rPr>
+            </w:pPr>
+            <w:r>
+              <w:rPr>
+                <w:b/>
+                <w:bCs/>
+              </w:rPr>
+              <w:t>修改前</w:t>
+            </w:r>
+          </w:p>
+        </w:tc>
+        <w:tc>
+          <w:tcPr>
+            <w:tcW w:w="0" w:type="auto"/>
+            <w:shd w:val="clear" w:color="auto" w:fill="181825"/>
+            <w:tcMar>
+              <w:top w:w="60" w:type="dxa"/>
+              <w:left w:w="60" w:type="dxa"/>
+              <w:bottom w:w="60" w:type="dxa"/>
+              <w:right w:w="60" w:type="dxa"/>
+            </w:tcMar>
+            <w:vAlign w:val="center"/>
+            <w:hideMark/>
+          </w:tcPr>
+          <w:p>
+            <w:pPr>
+              <w:rPr>
+                <w:rFonts w:hint="eastAsia"/>
+                <w:b/>
+                <w:bCs/>
+              </w:rPr>
+            </w:pPr>
+            <w:r>
+              <w:rPr>
+                <w:b/>
+                <w:bCs/>
+              </w:rPr>
+              <w:t>修改后</w:t>
+            </w:r>
+          </w:p>
+        </w:tc>
+      </w:tr>
+      <w:tr>
+        <w:tc>
+          <w:tcPr>
+            <w:tcW w:w="0" w:type="auto"/>
+            <w:shd w:val="clear" w:color="auto" w:fill="181825"/>
+            <w:tcMar>
+              <w:top w:w="60" w:type="dxa"/>
+              <w:left w:w="60" w:type="dxa"/>
+              <w:bottom w:w="60" w:type="dxa"/>
+              <w:right w:w="60" w:type="dxa"/>
+            </w:tcMar>
+            <w:vAlign w:val="center"/>
+            <w:hideMark/>
+          </w:tcPr>
+          <w:p>
+            <w:pPr>
+              <w:rPr>
+                <w:rFonts w:hint="eastAsia"/>
+              </w:rPr>
+            </w:pPr>
+            <w:r>
+              <w:t>STATUS_OPTIONS</w:t>
+            </w:r>
+          </w:p>
+        </w:tc>
+        <w:tc>
+          <w:tcPr>
+            <w:tcW w:w="0" w:type="auto"/>
+            <w:shd w:val="clear" w:color="auto" w:fill="181825"/>
+            <w:tcMar>
+              <w:top w:w="60" w:type="dxa"/>
+              <w:left w:w="60" w:type="dxa"/>
+              <w:bottom w:w="60" w:type="dxa"/>
+              <w:right w:w="60" w:type="dxa"/>
+            </w:tcMar>
+            <w:vAlign w:val="center"/>
+            <w:hideMark/>
+          </w:tcPr>
+          <w:p>
+            <w:pPr>
+              <w:rPr>
+                <w:rFonts w:hint="eastAsia"/>
+              </w:rPr>
+            </w:pPr>
+            <w:r>
+              <w:t>['待审批', '审批中', ...]</w:t>
+            </w:r>
+          </w:p>
+        </w:tc>
+        <w:tc>
+          <w:tcPr>
+            <w:tcW w:w="0" w:type="auto"/>
+            <w:shd w:val="clear" w:color="auto" w:fill="181825"/>
+            <w:tcMar>
+              <w:top w:w="60" w:type="dxa"/>
+              <w:left w:w="60" w:type="dxa"/>
+              <w:bottom w:w="60" w:type="dxa"/>
+              <w:right w:w="60" w:type="dxa"/>
+            </w:tcMar>
+            <w:vAlign w:val="center"/>
+            <w:hideMark/>
+          </w:tcPr>
+          <w:p>
+            <w:pPr>
+              <w:rPr>
+                <w:rFonts w:hint="eastAsia"/>
+              </w:rPr>
+            </w:pPr>
+            <w:r>
+              <w:t>['待审批', '一审通过', ...]</w:t>
+            </w:r>
+          </w:p>
+        </w:tc>
+      </w:tr>
+      <w:tr>
+        <w:tc>
+          <w:tcPr>
+            <w:tcW w:w="0" w:type="auto"/>
+            <w:shd w:val="clear" w:color="auto" w:fill="181825"/>
+            <w:tcMar>
+              <w:top w:w="60" w:type="dxa"/>
+              <w:left w:w="60" w:type="dxa"/>
+              <w:bottom w:w="60" w:type="dxa"/>
+              <w:right w:w="60" w:type="dxa"/>
+            </w:tcMar>
+            <w:vAlign w:val="center"/>
+            <w:hideMark/>
+          </w:tcPr>
+          <w:p>
+            <w:pPr>
+              <w:rPr>
+                <w:rFonts w:hint="eastAsia"/>
+              </w:rPr>
+            </w:pPr>
+            <w:r>
+              <w:t>一审按钮</w:t>
+            </w:r>
+          </w:p>
+        </w:tc>
+        <w:tc>
+          <w:tcPr>
+            <w:tcW w:w="0" w:type="auto"/>
+            <w:shd w:val="clear" w:color="auto" w:fill="181825"/>
+            <w:tcMar>
+              <w:top w:w="60" w:type="dxa"/>
+              <w:left w:w="60" w:type="dxa"/>
+              <w:bottom w:w="60" w:type="dxa"/>
+              <w:right w:w="60" w:type="dxa"/>
+            </w:tcMar>
+            <w:vAlign w:val="center"/>
+            <w:hideMark/>
+          </w:tcPr>
+          <w:p>
+            <w:pPr>
+              <w:rPr>
+                <w:rFonts w:hint="eastAsia"/>
+              </w:rPr>
+            </w:pPr>
+            <w:r>
+              <w:t>非已发布/已驳回都显示</w:t>
+            </w:r>
+          </w:p>
+        </w:tc>
+        <w:tc>
+          <w:tcPr>
+            <w:tcW w:w="0" w:type="auto"/>
+            <w:shd w:val="clear" w:color="auto" w:fill="181825"/>
+            <w:tcMar>
+              <w:top w:w="60" w:type="dxa"/>
+              <w:left w:w="60" w:type="dxa"/>
+              <w:bottom w:w="60" w:type="dxa"/>
+              <w:right w:w="60" w:type="dxa"/>
+            </w:tcMar>
+            <w:vAlign w:val="center"/>
+            <w:hideMark/>
+          </w:tcPr>
+          <w:p>
+            <w:pPr>
+              <w:rPr>
+                <w:rFonts w:hint="eastAsia"/>
+              </w:rPr>
+            </w:pPr>
+            <w:r>
+              <w:t>仅 待审批 + 监理工程师/总监理工程师</w:t>
+            </w:r>
+          </w:p>
+        </w:tc>
+      </w:tr>
+      <w:tr>
+        <w:tc>
+          <w:tcPr>
+            <w:tcW w:w="0" w:type="auto"/>
+            <w:shd w:val="clear" w:color="auto" w:fill="181825"/>
+            <w:tcMar>
+              <w:top w:w="60" w:type="dxa"/>
+              <w:left w:w="60" w:type="dxa"/>
+              <w:bottom w:w="60" w:type="dxa"/>
+              <w:right w:w="60" w:type="dxa"/>
+            </w:tcMar>
+            <w:vAlign w:val="center"/>
+            <w:hideMark/>
+          </w:tcPr>
+          <w:p>
+            <w:pPr>
+              <w:rPr>
+                <w:rFonts w:hint="eastAsia"/>
+              </w:rPr>
+            </w:pPr>
+            <w:r>
+              <w:t>二审按钮</w:t>
+            </w:r>
+          </w:p>
+        </w:tc>
+        <w:tc>
+          <w:tcPr>
+            <w:tcW w:w="0" w:type="auto"/>
+            <w:shd w:val="clear" w:color="auto" w:fill="181825"/>
+            <w:tcMar>
+              <w:top w:w="60" w:type="dxa"/>
+              <w:left w:w="60" w:type="dxa"/>
+              <w:bottom w:w="60" w:type="dxa"/>
+              <w:right w:w="60" w:type="dxa"/>
+            </w:tcMar>
+            <w:vAlign w:val="center"/>
+            <w:hideMark/>
+          </w:tcPr>
+          <w:p>
+            <w:pPr>
+              <w:rPr>
+                <w:rFonts w:hint="eastAsia"/>
+              </w:rPr>
+            </w:pPr>
+            <w:r>
+              <w:t>不存在</w:t>
+            </w:r>
+          </w:p>
+        </w:tc>
+        <w:tc>
+          <w:tcPr>
+            <w:tcW w:w="0" w:type="auto"/>
+            <w:shd w:val="clear" w:color="auto" w:fill="181825"/>
+            <w:tcMar>
+              <w:top w:w="60" w:type="dxa"/>
+              <w:left w:w="60" w:type="dxa"/>
+              <w:bottom w:w="60" w:type="dxa"/>
+              <w:right w:w="60" w:type="dxa"/>
+            </w:tcMar>
+            <w:vAlign w:val="center"/>
+            <w:hideMark/>
+          </w:tcPr>
+          <w:p>
+            <w:pPr>
+              <w:rPr>
+                <w:rFonts w:hint="eastAsia"/>
+              </w:rPr>
+            </w:pPr>
+            <w:r>
+              <w:t>一审通过 + 总监理工程师可见</w:t>
+            </w:r>
+          </w:p>
+        </w:tc>
+      </w:tr>
+      <w:tr>
+        <w:tc>
+          <w:tcPr>
+            <w:tcW w:w="0" w:type="auto"/>
+            <w:shd w:val="clear" w:color="auto" w:fill="181825"/>
+            <w:tcMar>
+              <w:top w:w="60" w:type="dxa"/>
+              <w:left w:w="60" w:type="dxa"/>
+              <w:bottom w:w="60" w:type="dxa"/>
+              <w:right w:w="60" w:type="dxa"/>
+            </w:tcMar>
+            <w:vAlign w:val="center"/>
+            <w:hideMark/>
+          </w:tcPr>
+          <w:p>
+            <w:pPr>
+              <w:rPr>
+                <w:rFonts w:hint="eastAsia"/>
+              </w:rPr>
+            </w:pPr>
+            <w:r>
+              <w:t>一审通过后状态</w:t>
+            </w:r>
+          </w:p>
+        </w:tc>
+        <w:tc>
+          <w:tcPr>
+            <w:tcW w:w="0" w:type="auto"/>
+            <w:shd w:val="clear" w:color="auto" w:fill="181825"/>
+            <w:tcMar>
+              <w:top w:w="60" w:type="dxa"/>
+              <w:left w:w="60" w:type="dxa"/>
+              <w:bottom w:w="60" w:type="dxa"/>
+              <w:right w:w="60" w:type="dxa"/>
+            </w:tcMar>
+            <w:vAlign w:val="center"/>
+            <w:hideMark/>
+          </w:tcPr>
+          <w:p>
+            <w:pPr>
+              <w:rPr>
+                <w:rFonts w:hint="eastAsia"/>
+              </w:rPr>
+            </w:pPr>
+            <w:r>
+              <w:t>'审批中'</w:t>
+            </w:r>
+          </w:p>
+        </w:tc>
+        <w:tc>
+          <w:tcPr>
+            <w:tcW w:w="0" w:type="auto"/>
+            <w:shd w:val="clear" w:color="auto" w:fill="181825"/>
+            <w:tcMar>
+              <w:top w:w="60" w:type="dxa"/>
+              <w:left w:w="60" w:type="dxa"/>
+              <w:bottom w:w="60" w:type="dxa"/>
+              <w:right w:w="60" w:type="dxa"/>
+            </w:tcMar>
+            <w:vAlign w:val="center"/>
+            <w:hideMark/>
+          </w:tcPr>
+          <w:p>
+            <w:pPr>
+              <w:rPr>
+                <w:rFonts w:hint="eastAsia"/>
+              </w:rPr>
+            </w:pPr>
+            <w:r>
+              <w:t>'一审通过'</w:t>
+            </w:r>
+          </w:p>
+        </w:tc>
+      </w:tr>
+      <w:tr>
+        <w:tc>
+          <w:tcPr>
+            <w:tcW w:w="0" w:type="auto"/>
+            <w:shd w:val="clear" w:color="auto" w:fill="181825"/>
+            <w:tcMar>
+              <w:top w:w="60" w:type="dxa"/>
+              <w:left w:w="60" w:type="dxa"/>
+              <w:bottom w:w="60" w:type="dxa"/>
+              <w:right w:w="60" w:type="dxa"/>
+            </w:tcMar>
+            <w:vAlign w:val="center"/>
+            <w:hideMark/>
+          </w:tcPr>
+          <w:p>
+            <w:pPr>
+              <w:rPr>
+                <w:rFonts w:hint="eastAsia"/>
+              </w:rPr>
+            </w:pPr>
+            <w:r>
+              <w:t>一审通过提示</w:t>
+            </w:r>
+          </w:p>
+        </w:tc>
+        <w:tc>
+          <w:tcPr>
+            <w:tcW w:w="0" w:type="auto"/>
+            <w:shd w:val="clear" w:color="auto" w:fill="181825"/>
+            <w:tcMar>
+              <w:top w:w="60" w:type="dxa"/>
+              <w:left w:w="60" w:type="dxa"/>
+              <w:bottom w:w="60" w:type="dxa"/>
+              <w:right w:w="60" w:type="dxa"/>
+            </w:tcMar>
+            <w:vAlign w:val="center"/>
+            <w:hideMark/>
+          </w:tcPr>
+          <w:p>
+            <w:pPr>
+              <w:rPr>
+                <w:rFonts w:hint="eastAsia"/>
+              </w:rPr>
+            </w:pPr>
+            <w:r>
+              <w:t>'已通过一级审批，进入下一级'</w:t>
+            </w:r>
+          </w:p>
+        </w:tc>
+        <w:tc>
+          <w:tcPr>
+            <w:tcW w:w="0" w:type="auto"/>
+            <w:shd w:val="clear" w:color="auto" w:fill="181825"/>
+            <w:tcMar>
+              <w:top w:w="60" w:type="dxa"/>
+              <w:left w:w="60" w:type="dxa"/>
+              <w:bottom w:w="60" w:type="dxa"/>
+              <w:right w:w="60" w:type="dxa"/>
+            </w:tcMar>
+            <w:vAlign w:val="center"/>
+            <w:hideMark/>
+          </w:tcPr>
+          <w:p>
+            <w:pPr>
+              <w:rPr>
+                <w:rFonts w:hint="eastAsia"/>
+              </w:rPr>
+            </w:pPr>
+            <w:r>
+              <w:t>'一审通过，等待总监理工程师终审'</w:t>
+            </w:r>
+          </w:p>
+        </w:tc>
+      </w:tr>
+      <w:tr>
+        <w:tc>
+          <w:tcPr>
+            <w:tcW w:w="0" w:type="auto"/>
+            <w:shd w:val="clear" w:color="auto" w:fill="181825"/>
+            <w:tcMar>
+              <w:top w:w="60" w:type="dxa"/>
+              <w:left w:w="60" w:type="dxa"/>
+              <w:bottom w:w="60" w:type="dxa"/>
+              <w:right w:w="60" w:type="dxa"/>
+            </w:tcMar>
+            <w:vAlign w:val="center"/>
+            <w:hideMark/>
+          </w:tcPr>
+          <w:p>
+            <w:pPr>
+              <w:rPr>
+                <w:rFonts w:hint="eastAsia"/>
+              </w:rPr>
+            </w:pPr>
+            <w:r>
+              <w:t>意见文档文本</w:t>
+            </w:r>
+          </w:p>
+        </w:tc>
+        <w:tc>
+          <w:tcPr>
+            <w:tcW w:w="0" w:type="auto"/>
+            <w:shd w:val="clear" w:color="auto" w:fill="181825"/>
+            <w:tcMar>
+              <w:top w:w="60" w:type="dxa"/>
+              <w:left w:w="60" w:type="dxa"/>
+              <w:bottom w:w="60" w:type="dxa"/>
+              <w:right w:w="60" w:type="dxa"/>
+            </w:tcMar>
+            <w:vAlign w:val="center"/>
+            <w:hideMark/>
+          </w:tcPr>
+          <w:p>
+            <w:pPr>
+              <w:rPr>
+                <w:rFonts w:hint="eastAsia"/>
+              </w:rPr>
+            </w:pPr>
+            <w:r>
+              <w:t>'审批流程中'</w:t>
+            </w:r>
+          </w:p>
+        </w:tc>
+        <w:tc>
+          <w:tcPr>
+            <w:tcW w:w="0" w:type="auto"/>
+            <w:shd w:val="clear" w:color="auto" w:fill="181825"/>
+            <w:tcMar>
+              <w:top w:w="60" w:type="dxa"/>
+              <w:left w:w="60" w:type="dxa"/>
+              <w:bottom w:w="60" w:type="dxa"/>
+              <w:right w:w="60" w:type="dxa"/>
+            </w:tcMar>
+            <w:vAlign w:val="center"/>
+            <w:hideMark/>
+          </w:tcPr>
+          <w:p>
+            <w:pPr>
+              <w:rPr>
+                <w:rFonts w:hint="eastAsia"/>
+              </w:rPr>
+            </w:pPr>
+            <w:r>
+              <w:t>'已通过一审，</w:t>
+            </w:r>
+            <w:proofErr w:type="gramStart"/>
+            <w:r>
+              <w:t>请总监理工程师</w:t>
+            </w:r>
+            <w:proofErr w:type="gramEnd"/>
+            <w:r>
+              <w:t>终审'</w:t>
+            </w:r>
+          </w:p>
+        </w:tc>
+      </w:tr>
+      <w:tr>
+        <w:tc>
+          <w:tcPr>
+            <w:tcW w:w="0" w:type="auto"/>
+            <w:shd w:val="clear" w:color="auto" w:fill="181825"/>
+            <w:tcMar>
+              <w:top w:w="60" w:type="dxa"/>
+              <w:left w:w="60" w:type="dxa"/>
+              <w:bottom w:w="60" w:type="dxa"/>
+              <w:right w:w="60" w:type="dxa"/>
+            </w:tcMar>
+            <w:vAlign w:val="center"/>
+            <w:hideMark/>
+          </w:tcPr>
+          <w:p>
+            <w:pPr>
+              <w:rPr>
+                <w:rFonts w:hint="eastAsia"/>
+              </w:rPr>
+            </w:pPr>
+            <w:r>
+              <w:t>详情页按钮</w:t>
+            </w:r>
+          </w:p>
+        </w:tc>
+        <w:tc>
+          <w:tcPr>
+            <w:tcW w:w="0" w:type="auto"/>
+            <w:shd w:val="clear" w:color="auto" w:fill="181825"/>
+            <w:tcMar>
+              <w:top w:w="60" w:type="dxa"/>
+              <w:left w:w="60" w:type="dxa"/>
+              <w:bottom w:w="60" w:type="dxa"/>
+              <w:right w:w="60" w:type="dxa"/>
+            </w:tcMar>
+            <w:vAlign w:val="center"/>
+            <w:hideMark/>
+          </w:tcPr>
+          <w:p>
+            <w:pPr>
+              <w:rPr>
+                <w:rFonts w:hint="eastAsia"/>
+              </w:rPr>
+            </w:pPr>
+            <w:proofErr w:type="spellStart"/>
+            <w:r>
+              <w:t>currentItem.status</w:t>
+            </w:r>
+            <w:proofErr w:type="spellEnd"/>
+            <w:r>
+              <w:t xml:space="preserve"> === '待审批'</w:t>
+            </w:r>
+          </w:p>
+        </w:tc>
+        <w:tc>
+          <w:tcPr>
+            <w:tcW w:w="0" w:type="auto"/>
+            <w:shd w:val="clear" w:color="auto" w:fill="181825"/>
+            <w:tcMar>
+              <w:top w:w="60" w:type="dxa"/>
+              <w:left w:w="60" w:type="dxa"/>
+              <w:bottom w:w="60" w:type="dxa"/>
+              <w:right w:w="60" w:type="dxa"/>
+            </w:tcMar>
+            <w:vAlign w:val="center"/>
+            <w:hideMark/>
+          </w:tcPr>
+          <w:p>
+            <w:pPr>
+              <w:rPr>
+                <w:rFonts w:hint="eastAsia"/>
+              </w:rPr>
+            </w:pPr>
+            <w:proofErr w:type="spellStart"/>
+            <w:r>
+              <w:t>currentUser.role</w:t>
+            </w:r>
+            <w:proofErr w:type="spellEnd"/>
+            <w:r>
+              <w:t> 判断（两角色均可提交）</w:t>
+            </w:r>
+          </w:p>
+        </w:tc>
+      </w:tr>
+    </w:tbl>
+    <w:p>
+      <w:pPr>
+        <w:rPr>
+          <w:rFonts w:hint="eastAsia"/>
+        </w:rPr>
+      </w:pPr>
+    </w:p>
+    <w:p>
+      <w:pPr>
+        <w:rPr>
+          <w:rFonts w:hint="eastAsia"/>
+        </w:rPr>
+      </w:pPr>
+    </w:p>
+    <w:p>
+      <w:pPr>
+        <w:rPr>
+          <w:rFonts w:hint="eastAsia"/>
+        </w:rPr>
+      </w:pPr>
     </w:p>
     <w:p>
       <w:pPr>
@@ -1157,7 +2922,6 @@
         <w:spacing w:line="23" w:lineRule="atLeast"/>
       </w:pPr>
       <w:r>
-        <w:lastRenderedPageBreak/>
         <w:t>进一步理顺整个系统的演示数据逻辑是否合理、可信</w:t>
       </w:r>
     </w:p>
@@ -1171,7 +2935,21 @@
         <w:rPr>
           <w:rFonts w:hint="eastAsia"/>
         </w:rPr>
-        <w:t>进一步理顺整个系统的演示数据逻辑是否合理、可信，例如项目已验收但监理规划还未审批或监理合同未审核完毕，就是不合理；例如项目列表是所有数据的源头，如果监理合同中列出的项目但在项目列表中没有列出就是不合理（反之，如果项目列表的项目初在启动阶段，监理列表中没有该项目的合同，是合理的）</w:t>
+        <w:t>进一步理顺整个系统的演示数据逻辑是否合理、可信，例如项目已验收但监理规划还未审批或监理合同未审核完毕，就是不合理；例如项目列表是所有数据的源头，如果监理合同中列出的项目但在项目列表中没有列出就是不合理（反之，如果项目列表的</w:t>
+      </w:r>
+      <w:proofErr w:type="gramStart"/>
+      <w:r>
+        <w:rPr>
+          <w:rFonts w:hint="eastAsia"/>
+        </w:rPr>
+        <w:t>项目初</w:t>
+      </w:r>
+      <w:proofErr w:type="gramEnd"/>
+      <w:r>
+        <w:rPr>
+          <w:rFonts w:hint="eastAsia"/>
+        </w:rPr>
+        <w:t>在启动阶段，监理列表中没有该项目的合同，是合理的）</w:t>
       </w:r>
       <w:r>
         <w:rPr>
@@ -1183,7 +2961,21 @@
         <w:rPr>
           <w:rFonts w:hint="eastAsia"/>
         </w:rPr>
-        <w:t>例如项目列表中项目状态为执行中，但验收报告模块已有竣工验收了</w:t>
+        <w:t>例如项目列表</w:t>
+      </w:r>
+      <w:proofErr w:type="gramStart"/>
+      <w:r>
+        <w:rPr>
+          <w:rFonts w:hint="eastAsia"/>
+        </w:rPr>
+        <w:t>中项目</w:t>
+      </w:r>
+      <w:proofErr w:type="gramEnd"/>
+      <w:r>
+        <w:rPr>
+          <w:rFonts w:hint="eastAsia"/>
+        </w:rPr>
+        <w:t>状态为执行中，但验收报告模块已有竣工验收了</w:t>
       </w:r>
       <w:r>
         <w:rPr>
@@ -1215,13 +3007,7 @@
         <w:rPr>
           <w:rFonts w:hint="eastAsia"/>
         </w:rPr>
-        <w:t>.....</w:t>
-      </w:r>
-      <w:r>
-        <w:rPr>
-          <w:rFonts w:hint="eastAsia"/>
-        </w:rPr>
-        <w:t>等模块的数据内容和和时间次序；项目按2个已验收、6个进行中、2个启动阶段进行阶段划分；不要过于整齐划一，例如不一定所有项目都有问题需要整改，有些可能多些有些可能只有一个甚至没有</w:t>
+        <w:t>.....等模块的数据内容和和时间次序；项目按2个已验收、6个进行中、2个启动阶段进行阶段划分；不要过于整齐划一，例如不一定所有项目都有问题需要整改，有些可能多些有些可能只有一个甚至没有</w:t>
       </w:r>
       <w:r>
         <w:rPr>
@@ -1247,16 +3033,60 @@
       </w:pPr>
     </w:p>
     <w:p>
-      <w:pPr>
-        <w:rPr>
-          <w:rFonts w:hint="eastAsia"/>
-        </w:rPr>
-      </w:pPr>
       <w:r>
         <w:rPr>
           <w:rFonts w:hint="eastAsia"/>
         </w:rPr>
         <w:t>先尝试梳理，有更好的思路或方法也可提醒我，但所有修改操作都需要我确认后再实际执行</w:t>
+      </w:r>
+    </w:p>
+    <w:p/>
+    <w:p>
+      <w:r>
+        <w:t>定位所有模块的演示数据文件并读取</w:t>
+      </w:r>
+    </w:p>
+    <w:p>
+      <w:r>
+        <w:t>提取每个模块的项目关联信息和状态字段</w:t>
+      </w:r>
+    </w:p>
+    <w:p>
+      <w:r>
+        <w:t>检查项目列表</w:t>
+      </w:r>
+      <w:proofErr w:type="gramStart"/>
+      <w:r>
+        <w:t>主数据</w:t>
+      </w:r>
+      <w:proofErr w:type="gramEnd"/>
+      <w:r>
+        <w:t>的完整性与项目编号映射</w:t>
+      </w:r>
+    </w:p>
+    <w:p>
+      <w:r>
+        <w:t>检查时间线逻辑(合同签订/项目启动/规划审批/验收的时间顺序)</w:t>
+      </w:r>
+    </w:p>
+    <w:p>
+      <w:r>
+        <w:t>检查状态一致性(项目状态vs合同状态vs验收状态vs审批状态)</w:t>
+      </w:r>
+    </w:p>
+    <w:p>
+      <w:r>
+        <w:t>检查从数据的项目引用完整性(是否有悬空引用)</w:t>
+      </w:r>
+    </w:p>
+    <w:p>
+      <w:pPr>
+        <w:rPr>
+          <w:rFonts w:hint="eastAsia"/>
+        </w:rPr>
+      </w:pPr>
+      <w:r>
+        <w:t>汇总分析报告(发现的问题清单+逻辑验证总结)</w:t>
       </w:r>
     </w:p>
     <w:p>
@@ -1281,7 +3111,23 @@
           <w:rFonts w:ascii="微软雅黑" w:eastAsia="微软雅黑" w:hAnsi="微软雅黑" w:cs="微软雅黑" w:hint="eastAsia"/>
           <w:color w:val="222222"/>
         </w:rPr>
-        <w:t>纠错类输入指用户在评审演示版本时发现的错误、遗漏或不合理之处，要求修复。</w:t>
+        <w:t>纠错类</w:t>
+      </w:r>
+      <w:proofErr w:type="gramStart"/>
+      <w:r>
+        <w:rPr>
+          <w:rFonts w:ascii="微软雅黑" w:eastAsia="微软雅黑" w:hAnsi="微软雅黑" w:cs="微软雅黑" w:hint="eastAsia"/>
+          <w:color w:val="222222"/>
+        </w:rPr>
+        <w:t>输入指</w:t>
+      </w:r>
+      <w:proofErr w:type="gramEnd"/>
+      <w:r>
+        <w:rPr>
+          <w:rFonts w:ascii="微软雅黑" w:eastAsia="微软雅黑" w:hAnsi="微软雅黑" w:cs="微软雅黑" w:hint="eastAsia"/>
+          <w:color w:val="222222"/>
+        </w:rPr>
+        <w:t>用户在评审演示版本时发现的错误、遗漏或不合理之处，要求修复。</w:t>
       </w:r>
     </w:p>
     <w:p>
@@ -1334,7 +3180,39 @@
           <w:rFonts w:ascii="微软雅黑" w:eastAsia="微软雅黑" w:hAnsi="微软雅黑" w:cs="微软雅黑" w:hint="eastAsia"/>
           <w:color w:val="222222"/>
         </w:rPr>
-        <w:t>落地：在 UserContext 中引入 DEMOUSERS 状态（韦江腾、滕海燕、王华、王小平等），顶部欢迎栏通过当前登录用户的 name 字段读取并显示，切换账号后自动替换。</w:t>
+        <w:t xml:space="preserve">落地：在 </w:t>
+      </w:r>
+      <w:proofErr w:type="spellStart"/>
+      <w:r>
+        <w:rPr>
+          <w:rFonts w:ascii="微软雅黑" w:eastAsia="微软雅黑" w:hAnsi="微软雅黑" w:cs="微软雅黑" w:hint="eastAsia"/>
+          <w:color w:val="222222"/>
+        </w:rPr>
+        <w:t>UserContext</w:t>
+      </w:r>
+      <w:proofErr w:type="spellEnd"/>
+      <w:r>
+        <w:rPr>
+          <w:rFonts w:ascii="微软雅黑" w:eastAsia="微软雅黑" w:hAnsi="微软雅黑" w:cs="微软雅黑" w:hint="eastAsia"/>
+          <w:color w:val="222222"/>
+        </w:rPr>
+        <w:t xml:space="preserve"> 中引入 DEMOUSERS 状态（韦江腾、滕海燕、王华、王小平等），顶部欢迎</w:t>
+      </w:r>
+      <w:proofErr w:type="gramStart"/>
+      <w:r>
+        <w:rPr>
+          <w:rFonts w:ascii="微软雅黑" w:eastAsia="微软雅黑" w:hAnsi="微软雅黑" w:cs="微软雅黑" w:hint="eastAsia"/>
+          <w:color w:val="222222"/>
+        </w:rPr>
+        <w:t>栏通过</w:t>
+      </w:r>
+      <w:proofErr w:type="gramEnd"/>
+      <w:r>
+        <w:rPr>
+          <w:rFonts w:ascii="微软雅黑" w:eastAsia="微软雅黑" w:hAnsi="微软雅黑" w:cs="微软雅黑" w:hint="eastAsia"/>
+          <w:color w:val="222222"/>
+        </w:rPr>
+        <w:t>当前登录用户的 name 字段读取并显示，切换账号后自动替换。</w:t>
       </w:r>
     </w:p>
     <w:p>
@@ -1400,7 +3278,73 @@
           <w:sz w:val="16"/>
           <w:szCs w:val="16"/>
         </w:rPr>
-        <w:t>落地：修正证书数据中的 supervisorCode 字段指向正确监理师；所有证书数据的所属人名称字段统一为中文姓名；补充监理师条目，保证 SCT 系列每一张证书在监理师详情页中都能找到对应人员。</w:t>
+        <w:t xml:space="preserve">落地：修正证书数据中的 </w:t>
+      </w:r>
+      <w:proofErr w:type="spellStart"/>
+      <w:r>
+        <w:rPr>
+          <w:rFonts w:ascii="微软雅黑" w:eastAsia="微软雅黑" w:hAnsi="微软雅黑" w:cs="微软雅黑" w:hint="eastAsia"/>
+          <w:i/>
+          <w:color w:val="222222"/>
+          <w:sz w:val="16"/>
+          <w:szCs w:val="16"/>
+        </w:rPr>
+        <w:t>supervisorCode</w:t>
+      </w:r>
+      <w:proofErr w:type="spellEnd"/>
+      <w:r>
+        <w:rPr>
+          <w:rFonts w:ascii="微软雅黑" w:eastAsia="微软雅黑" w:hAnsi="微软雅黑" w:cs="微软雅黑" w:hint="eastAsia"/>
+          <w:i/>
+          <w:color w:val="222222"/>
+          <w:sz w:val="16"/>
+          <w:szCs w:val="16"/>
+        </w:rPr>
+        <w:t xml:space="preserve"> 字段指向正确监理师；所有证书数据的所属人名称字段统一为中文姓名；补充</w:t>
+      </w:r>
+      <w:proofErr w:type="gramStart"/>
+      <w:r>
+        <w:rPr>
+          <w:rFonts w:ascii="微软雅黑" w:eastAsia="微软雅黑" w:hAnsi="微软雅黑" w:cs="微软雅黑" w:hint="eastAsia"/>
+          <w:i/>
+          <w:color w:val="222222"/>
+          <w:sz w:val="16"/>
+          <w:szCs w:val="16"/>
+        </w:rPr>
+        <w:t>监理师条目</w:t>
+      </w:r>
+      <w:proofErr w:type="gramEnd"/>
+      <w:r>
+        <w:rPr>
+          <w:rFonts w:ascii="微软雅黑" w:eastAsia="微软雅黑" w:hAnsi="微软雅黑" w:cs="微软雅黑" w:hint="eastAsia"/>
+          <w:i/>
+          <w:color w:val="222222"/>
+          <w:sz w:val="16"/>
+          <w:szCs w:val="16"/>
+        </w:rPr>
+        <w:t>，保证 SCT 系列每一张证书在</w:t>
+      </w:r>
+      <w:proofErr w:type="gramStart"/>
+      <w:r>
+        <w:rPr>
+          <w:rFonts w:ascii="微软雅黑" w:eastAsia="微软雅黑" w:hAnsi="微软雅黑" w:cs="微软雅黑" w:hint="eastAsia"/>
+          <w:i/>
+          <w:color w:val="222222"/>
+          <w:sz w:val="16"/>
+          <w:szCs w:val="16"/>
+        </w:rPr>
+        <w:t>监理师详情</w:t>
+      </w:r>
+      <w:proofErr w:type="gramEnd"/>
+      <w:r>
+        <w:rPr>
+          <w:rFonts w:ascii="微软雅黑" w:eastAsia="微软雅黑" w:hAnsi="微软雅黑" w:cs="微软雅黑" w:hint="eastAsia"/>
+          <w:i/>
+          <w:color w:val="222222"/>
+          <w:sz w:val="16"/>
+          <w:szCs w:val="16"/>
+        </w:rPr>
+        <w:t>页中都能找到对应人员。</w:t>
       </w:r>
     </w:p>
     <w:p>
@@ -1510,7 +3454,51 @@
           <w:sz w:val="16"/>
           <w:szCs w:val="16"/>
         </w:rPr>
-        <w:t>落地：在各页面的 Table 组件上使用 onRow 属性统一绑定整行点击事件，替代仅对编号列的点击；操作按钮加 stopPropagation 避免事件冒泡。该规范同样应用于合同、支付、项目、变更、质量、验收、证书等列表类页面。</w:t>
+        <w:t xml:space="preserve">落地：在各页面的 Table 组件上使用 </w:t>
+      </w:r>
+      <w:proofErr w:type="spellStart"/>
+      <w:r>
+        <w:rPr>
+          <w:rFonts w:ascii="微软雅黑" w:eastAsia="微软雅黑" w:hAnsi="微软雅黑" w:cs="微软雅黑" w:hint="eastAsia"/>
+          <w:i/>
+          <w:color w:val="222222"/>
+          <w:sz w:val="16"/>
+          <w:szCs w:val="16"/>
+        </w:rPr>
+        <w:t>onRow</w:t>
+      </w:r>
+      <w:proofErr w:type="spellEnd"/>
+      <w:r>
+        <w:rPr>
+          <w:rFonts w:ascii="微软雅黑" w:eastAsia="微软雅黑" w:hAnsi="微软雅黑" w:cs="微软雅黑" w:hint="eastAsia"/>
+          <w:i/>
+          <w:color w:val="222222"/>
+          <w:sz w:val="16"/>
+          <w:szCs w:val="16"/>
+        </w:rPr>
+        <w:t xml:space="preserve"> 属性统一绑定整行点击事件，替代仅对编号列的点击；操作按钮加 </w:t>
+      </w:r>
+      <w:proofErr w:type="spellStart"/>
+      <w:r>
+        <w:rPr>
+          <w:rFonts w:ascii="微软雅黑" w:eastAsia="微软雅黑" w:hAnsi="微软雅黑" w:cs="微软雅黑" w:hint="eastAsia"/>
+          <w:i/>
+          <w:color w:val="222222"/>
+          <w:sz w:val="16"/>
+          <w:szCs w:val="16"/>
+        </w:rPr>
+        <w:t>stopPropagation</w:t>
+      </w:r>
+      <w:proofErr w:type="spellEnd"/>
+      <w:r>
+        <w:rPr>
+          <w:rFonts w:ascii="微软雅黑" w:eastAsia="微软雅黑" w:hAnsi="微软雅黑" w:cs="微软雅黑" w:hint="eastAsia"/>
+          <w:i/>
+          <w:color w:val="222222"/>
+          <w:sz w:val="16"/>
+          <w:szCs w:val="16"/>
+        </w:rPr>
+        <w:t xml:space="preserve"> 避免事件冒泡。该规范同样应用于合同、支付、项目、变更、质量、验收、证书等列表类页面。</w:t>
       </w:r>
     </w:p>
     <w:p>
@@ -1598,7 +3586,29 @@
           <w:sz w:val="16"/>
           <w:szCs w:val="16"/>
         </w:rPr>
-        <w:t>5. 监理师条目重复</w:t>
+        <w:t xml:space="preserve">5. </w:t>
+      </w:r>
+      <w:proofErr w:type="gramStart"/>
+      <w:r>
+        <w:rPr>
+          <w:rFonts w:ascii="微软雅黑" w:eastAsia="微软雅黑" w:hAnsi="微软雅黑" w:cs="微软雅黑" w:hint="eastAsia"/>
+          <w:i/>
+          <w:color w:val="222222"/>
+          <w:sz w:val="16"/>
+          <w:szCs w:val="16"/>
+        </w:rPr>
+        <w:t>监理师条目</w:t>
+      </w:r>
+      <w:proofErr w:type="gramEnd"/>
+      <w:r>
+        <w:rPr>
+          <w:rFonts w:ascii="微软雅黑" w:eastAsia="微软雅黑" w:hAnsi="微软雅黑" w:cs="微软雅黑" w:hint="eastAsia"/>
+          <w:i/>
+          <w:color w:val="222222"/>
+          <w:sz w:val="16"/>
+          <w:szCs w:val="16"/>
+        </w:rPr>
+        <w:t>重复</w:t>
       </w:r>
     </w:p>
     <w:p>
@@ -1643,7 +3653,29 @@
           <w:sz w:val="16"/>
           <w:szCs w:val="16"/>
         </w:rPr>
-        <w:t>落地：在 supervisors 中移除 SP-007 滕海燕条目，保留 SP-004 滕海燕为主条目；同步调整证书数据中的 supervisorCode 指向，避免证书悬空。</w:t>
+        <w:t xml:space="preserve">落地：在 supervisors 中移除 SP-007 滕海燕条目，保留 SP-004 滕海燕为主条目；同步调整证书数据中的 </w:t>
+      </w:r>
+      <w:proofErr w:type="spellStart"/>
+      <w:r>
+        <w:rPr>
+          <w:rFonts w:ascii="微软雅黑" w:eastAsia="微软雅黑" w:hAnsi="微软雅黑" w:cs="微软雅黑" w:hint="eastAsia"/>
+          <w:i/>
+          <w:color w:val="222222"/>
+          <w:sz w:val="16"/>
+          <w:szCs w:val="16"/>
+        </w:rPr>
+        <w:t>supervisorCode</w:t>
+      </w:r>
+      <w:proofErr w:type="spellEnd"/>
+      <w:r>
+        <w:rPr>
+          <w:rFonts w:ascii="微软雅黑" w:eastAsia="微软雅黑" w:hAnsi="微软雅黑" w:cs="微软雅黑" w:hint="eastAsia"/>
+          <w:i/>
+          <w:color w:val="222222"/>
+          <w:sz w:val="16"/>
+          <w:szCs w:val="16"/>
+        </w:rPr>
+        <w:t xml:space="preserve"> 指向，避免证书悬空。</w:t>
       </w:r>
     </w:p>
     <w:p>
@@ -1709,7 +3741,73 @@
           <w:sz w:val="16"/>
           <w:szCs w:val="16"/>
         </w:rPr>
-        <w:t>落地：在 supervisorCertificates 中移除 SCT-015、SCT-016 重复条目，保留每个监理师至少一张信息系统监理师证书与对应软件造价 / 管理 / 架构类证书。</w:t>
+        <w:t xml:space="preserve">落地：在 </w:t>
+      </w:r>
+      <w:proofErr w:type="spellStart"/>
+      <w:r>
+        <w:rPr>
+          <w:rFonts w:ascii="微软雅黑" w:eastAsia="微软雅黑" w:hAnsi="微软雅黑" w:cs="微软雅黑" w:hint="eastAsia"/>
+          <w:i/>
+          <w:color w:val="222222"/>
+          <w:sz w:val="16"/>
+          <w:szCs w:val="16"/>
+        </w:rPr>
+        <w:t>supervisorCertificates</w:t>
+      </w:r>
+      <w:proofErr w:type="spellEnd"/>
+      <w:r>
+        <w:rPr>
+          <w:rFonts w:ascii="微软雅黑" w:eastAsia="微软雅黑" w:hAnsi="微软雅黑" w:cs="微软雅黑" w:hint="eastAsia"/>
+          <w:i/>
+          <w:color w:val="222222"/>
+          <w:sz w:val="16"/>
+          <w:szCs w:val="16"/>
+        </w:rPr>
+        <w:t xml:space="preserve"> 中移除 SCT-015、SCT-016 重复条目，保留每个</w:t>
+      </w:r>
+      <w:proofErr w:type="gramStart"/>
+      <w:r>
+        <w:rPr>
+          <w:rFonts w:ascii="微软雅黑" w:eastAsia="微软雅黑" w:hAnsi="微软雅黑" w:cs="微软雅黑" w:hint="eastAsia"/>
+          <w:i/>
+          <w:color w:val="222222"/>
+          <w:sz w:val="16"/>
+          <w:szCs w:val="16"/>
+        </w:rPr>
+        <w:t>监理师至少</w:t>
+      </w:r>
+      <w:proofErr w:type="gramEnd"/>
+      <w:r>
+        <w:rPr>
+          <w:rFonts w:ascii="微软雅黑" w:eastAsia="微软雅黑" w:hAnsi="微软雅黑" w:cs="微软雅黑" w:hint="eastAsia"/>
+          <w:i/>
+          <w:color w:val="222222"/>
+          <w:sz w:val="16"/>
+          <w:szCs w:val="16"/>
+        </w:rPr>
+        <w:t>一张信息系统</w:t>
+      </w:r>
+      <w:proofErr w:type="gramStart"/>
+      <w:r>
+        <w:rPr>
+          <w:rFonts w:ascii="微软雅黑" w:eastAsia="微软雅黑" w:hAnsi="微软雅黑" w:cs="微软雅黑" w:hint="eastAsia"/>
+          <w:i/>
+          <w:color w:val="222222"/>
+          <w:sz w:val="16"/>
+          <w:szCs w:val="16"/>
+        </w:rPr>
+        <w:t>监理师</w:t>
+      </w:r>
+      <w:proofErr w:type="gramEnd"/>
+      <w:r>
+        <w:rPr>
+          <w:rFonts w:ascii="微软雅黑" w:eastAsia="微软雅黑" w:hAnsi="微软雅黑" w:cs="微软雅黑" w:hint="eastAsia"/>
+          <w:i/>
+          <w:color w:val="222222"/>
+          <w:sz w:val="16"/>
+          <w:szCs w:val="16"/>
+        </w:rPr>
+        <w:t>证书与对应软件造价 / 管理 / 架构类证书。</w:t>
       </w:r>
     </w:p>
     <w:p>
@@ -1753,7 +3851,29 @@
           <w:sz w:val="16"/>
           <w:szCs w:val="16"/>
         </w:rPr>
-        <w:t>当前版本：V0.2（用于审批意见、支付意见、开工令等导出文件的版本标识）。</w:t>
+        <w:t>当前版本：V0.2（用于审批意见、支付意见、开</w:t>
+      </w:r>
+      <w:proofErr w:type="gramStart"/>
+      <w:r>
+        <w:rPr>
+          <w:rFonts w:ascii="微软雅黑" w:eastAsia="微软雅黑" w:hAnsi="微软雅黑" w:cs="微软雅黑" w:hint="eastAsia"/>
+          <w:i/>
+          <w:color w:val="222222"/>
+          <w:sz w:val="16"/>
+          <w:szCs w:val="16"/>
+        </w:rPr>
+        <w:t>工令</w:t>
+      </w:r>
+      <w:proofErr w:type="gramEnd"/>
+      <w:r>
+        <w:rPr>
+          <w:rFonts w:ascii="微软雅黑" w:eastAsia="微软雅黑" w:hAnsi="微软雅黑" w:cs="微软雅黑" w:hint="eastAsia"/>
+          <w:i/>
+          <w:color w:val="222222"/>
+          <w:sz w:val="16"/>
+          <w:szCs w:val="16"/>
+        </w:rPr>
+        <w:t>等导出文件的版本标识）。</w:t>
       </w:r>
     </w:p>
     <w:p>
@@ -2127,7 +4247,29 @@
           <w:sz w:val="16"/>
           <w:szCs w:val="16"/>
         </w:rPr>
-        <w:t>表格交互规范：列表类页面统一支持整行点击查看详情，操作按钮加 stopPropagation 防冒泡。</w:t>
+        <w:t xml:space="preserve">表格交互规范：列表类页面统一支持整行点击查看详情，操作按钮加 </w:t>
+      </w:r>
+      <w:proofErr w:type="spellStart"/>
+      <w:r>
+        <w:rPr>
+          <w:rFonts w:ascii="微软雅黑" w:eastAsia="微软雅黑" w:hAnsi="微软雅黑" w:cs="微软雅黑" w:hint="eastAsia"/>
+          <w:i/>
+          <w:color w:val="222222"/>
+          <w:sz w:val="16"/>
+          <w:szCs w:val="16"/>
+        </w:rPr>
+        <w:t>stopPropagation</w:t>
+      </w:r>
+      <w:proofErr w:type="spellEnd"/>
+      <w:r>
+        <w:rPr>
+          <w:rFonts w:ascii="微软雅黑" w:eastAsia="微软雅黑" w:hAnsi="微软雅黑" w:cs="微软雅黑" w:hint="eastAsia"/>
+          <w:i/>
+          <w:color w:val="222222"/>
+          <w:sz w:val="16"/>
+          <w:szCs w:val="16"/>
+        </w:rPr>
+        <w:t xml:space="preserve"> 防冒泡。</w:t>
       </w:r>
     </w:p>
     <w:p>
@@ -2325,29 +4467,117 @@
           <w:sz w:val="16"/>
           <w:szCs w:val="16"/>
         </w:rPr>
-        <w:t>4.项目管理模块下增加项目启动，支持由监理工程师代承建单位录入开工申请并上传实施方案，监理工程师和总监理工程师分级审批，并审查开工令（文件），支持开工令导出、打印</w:t>
-      </w:r>
-    </w:p>
-    <w:p>
-      <w:pPr>
-        <w:spacing w:before="96" w:after="96" w:line="23" w:lineRule="atLeast"/>
-        <w:rPr>
-          <w:rFonts w:ascii="微软雅黑" w:eastAsia="微软雅黑" w:hAnsi="微软雅黑" w:cs="微软雅黑" w:hint="eastAsia"/>
-          <w:i/>
-          <w:color w:val="222222"/>
-          <w:sz w:val="16"/>
-          <w:szCs w:val="16"/>
-        </w:rPr>
-      </w:pPr>
-      <w:r>
-        <w:rPr>
-          <w:rFonts w:ascii="微软雅黑" w:eastAsia="微软雅黑" w:hAnsi="微软雅黑" w:cs="微软雅黑" w:hint="eastAsia"/>
-          <w:i/>
-          <w:color w:val="222222"/>
-          <w:sz w:val="16"/>
-          <w:szCs w:val="16"/>
-        </w:rPr>
-        <w:t>5.文档管理，支持由监理工程师代承建单位上传各类文档，包括实施方案、审核设计方案、试运行报告、支付申请等，并发起审核流程，监理工程师和总，分级审批，并审查对应的监理审核意见（文件），支持文件导出、打印</w:t>
+        <w:t>4.项目管理模块下增加项目启动，支持由监理工程师代承建单位录入开工申请并上</w:t>
+      </w:r>
+      <w:proofErr w:type="gramStart"/>
+      <w:r>
+        <w:rPr>
+          <w:rFonts w:ascii="微软雅黑" w:eastAsia="微软雅黑" w:hAnsi="微软雅黑" w:cs="微软雅黑" w:hint="eastAsia"/>
+          <w:i/>
+          <w:color w:val="222222"/>
+          <w:sz w:val="16"/>
+          <w:szCs w:val="16"/>
+        </w:rPr>
+        <w:t>传实施</w:t>
+      </w:r>
+      <w:proofErr w:type="gramEnd"/>
+      <w:r>
+        <w:rPr>
+          <w:rFonts w:ascii="微软雅黑" w:eastAsia="微软雅黑" w:hAnsi="微软雅黑" w:cs="微软雅黑" w:hint="eastAsia"/>
+          <w:i/>
+          <w:color w:val="222222"/>
+          <w:sz w:val="16"/>
+          <w:szCs w:val="16"/>
+        </w:rPr>
+        <w:t>方案，监理工程师和总监理工程师分级审批，并审查开</w:t>
+      </w:r>
+      <w:proofErr w:type="gramStart"/>
+      <w:r>
+        <w:rPr>
+          <w:rFonts w:ascii="微软雅黑" w:eastAsia="微软雅黑" w:hAnsi="微软雅黑" w:cs="微软雅黑" w:hint="eastAsia"/>
+          <w:i/>
+          <w:color w:val="222222"/>
+          <w:sz w:val="16"/>
+          <w:szCs w:val="16"/>
+        </w:rPr>
+        <w:t>工令</w:t>
+      </w:r>
+      <w:proofErr w:type="gramEnd"/>
+      <w:r>
+        <w:rPr>
+          <w:rFonts w:ascii="微软雅黑" w:eastAsia="微软雅黑" w:hAnsi="微软雅黑" w:cs="微软雅黑" w:hint="eastAsia"/>
+          <w:i/>
+          <w:color w:val="222222"/>
+          <w:sz w:val="16"/>
+          <w:szCs w:val="16"/>
+        </w:rPr>
+        <w:t>（文件），支持开</w:t>
+      </w:r>
+      <w:proofErr w:type="gramStart"/>
+      <w:r>
+        <w:rPr>
+          <w:rFonts w:ascii="微软雅黑" w:eastAsia="微软雅黑" w:hAnsi="微软雅黑" w:cs="微软雅黑" w:hint="eastAsia"/>
+          <w:i/>
+          <w:color w:val="222222"/>
+          <w:sz w:val="16"/>
+          <w:szCs w:val="16"/>
+        </w:rPr>
+        <w:t>工令</w:t>
+      </w:r>
+      <w:proofErr w:type="gramEnd"/>
+      <w:r>
+        <w:rPr>
+          <w:rFonts w:ascii="微软雅黑" w:eastAsia="微软雅黑" w:hAnsi="微软雅黑" w:cs="微软雅黑" w:hint="eastAsia"/>
+          <w:i/>
+          <w:color w:val="222222"/>
+          <w:sz w:val="16"/>
+          <w:szCs w:val="16"/>
+        </w:rPr>
+        <w:t>导出、打印</w:t>
+      </w:r>
+    </w:p>
+    <w:p>
+      <w:pPr>
+        <w:spacing w:before="96" w:after="96" w:line="23" w:lineRule="atLeast"/>
+        <w:rPr>
+          <w:rFonts w:ascii="微软雅黑" w:eastAsia="微软雅黑" w:hAnsi="微软雅黑" w:cs="微软雅黑" w:hint="eastAsia"/>
+          <w:i/>
+          <w:color w:val="222222"/>
+          <w:sz w:val="16"/>
+          <w:szCs w:val="16"/>
+        </w:rPr>
+      </w:pPr>
+      <w:r>
+        <w:rPr>
+          <w:rFonts w:ascii="微软雅黑" w:eastAsia="微软雅黑" w:hAnsi="微软雅黑" w:cs="微软雅黑" w:hint="eastAsia"/>
+          <w:i/>
+          <w:color w:val="222222"/>
+          <w:sz w:val="16"/>
+          <w:szCs w:val="16"/>
+        </w:rPr>
+        <w:t>5.文档管理，支持由监理工程师代承建单位</w:t>
+      </w:r>
+      <w:proofErr w:type="gramStart"/>
+      <w:r>
+        <w:rPr>
+          <w:rFonts w:ascii="微软雅黑" w:eastAsia="微软雅黑" w:hAnsi="微软雅黑" w:cs="微软雅黑" w:hint="eastAsia"/>
+          <w:i/>
+          <w:color w:val="222222"/>
+          <w:sz w:val="16"/>
+          <w:szCs w:val="16"/>
+        </w:rPr>
+        <w:t>上传各类</w:t>
+      </w:r>
+      <w:proofErr w:type="gramEnd"/>
+      <w:r>
+        <w:rPr>
+          <w:rFonts w:ascii="微软雅黑" w:eastAsia="微软雅黑" w:hAnsi="微软雅黑" w:cs="微软雅黑" w:hint="eastAsia"/>
+          <w:i/>
+          <w:color w:val="222222"/>
+          <w:sz w:val="16"/>
+          <w:szCs w:val="16"/>
+        </w:rPr>
+        <w:t>文档，包括实施方案、审核设计方案、试运行报告、支付申请等，并发起审核流程，监理工程师和总，分级审批，并审查对应的监理审核意见（文件），支持文件导出、打印</w:t>
       </w:r>
     </w:p>
     <w:p>
@@ -2436,29 +4666,95 @@
           <w:sz w:val="16"/>
           <w:szCs w:val="16"/>
         </w:rPr>
-        <w:t>团队管理，改为面向项目组各类关系人的人员管理，以项目为单位（每个项目一条记录），可以在记录的详细信息中分别维护业主方、承建方、监理方、验收测评方、安全测评方的负责人、联系人的姓名、职务、联系方式</w:t>
-      </w:r>
-    </w:p>
-    <w:p>
-      <w:pPr>
-        <w:spacing w:before="96" w:after="96" w:line="23" w:lineRule="atLeast"/>
-        <w:rPr>
-          <w:rFonts w:ascii="微软雅黑" w:eastAsia="微软雅黑" w:hAnsi="微软雅黑" w:cs="微软雅黑" w:hint="eastAsia"/>
-          <w:i/>
-          <w:color w:val="222222"/>
-          <w:sz w:val="16"/>
-          <w:szCs w:val="16"/>
-        </w:rPr>
-      </w:pPr>
-      <w:r>
-        <w:rPr>
-          <w:rFonts w:ascii="微软雅黑" w:eastAsia="微软雅黑" w:hAnsi="微软雅黑" w:cs="微软雅黑" w:hint="eastAsia"/>
-          <w:i/>
-          <w:color w:val="222222"/>
-          <w:sz w:val="16"/>
-          <w:szCs w:val="16"/>
-        </w:rPr>
-        <w:t>1.将右上方的”信佰监理服务管理系统vO.2”，改为“广东信佰监理服务管理系统”，字体使用仿宋字体颜色更显眼些，目前偏浅灰，整体看怎么设计得更美观</w:t>
+        <w:t>团队管理，改为面向</w:t>
+      </w:r>
+      <w:proofErr w:type="gramStart"/>
+      <w:r>
+        <w:rPr>
+          <w:rFonts w:ascii="微软雅黑" w:eastAsia="微软雅黑" w:hAnsi="微软雅黑" w:cs="微软雅黑" w:hint="eastAsia"/>
+          <w:i/>
+          <w:color w:val="222222"/>
+          <w:sz w:val="16"/>
+          <w:szCs w:val="16"/>
+        </w:rPr>
+        <w:t>项目组各类</w:t>
+      </w:r>
+      <w:proofErr w:type="gramEnd"/>
+      <w:r>
+        <w:rPr>
+          <w:rFonts w:ascii="微软雅黑" w:eastAsia="微软雅黑" w:hAnsi="微软雅黑" w:cs="微软雅黑" w:hint="eastAsia"/>
+          <w:i/>
+          <w:color w:val="222222"/>
+          <w:sz w:val="16"/>
+          <w:szCs w:val="16"/>
+        </w:rPr>
+        <w:t>关系人的人员管理，以项目为单位（每个项目一条记录），可以在记录的详细信息中分别维护业主方、承建方、监理方、验收测评方、安全测评方的负责人、联系人的姓名、职务、联系方式</w:t>
+      </w:r>
+    </w:p>
+    <w:p>
+      <w:pPr>
+        <w:spacing w:before="96" w:after="96" w:line="23" w:lineRule="atLeast"/>
+        <w:rPr>
+          <w:rFonts w:ascii="微软雅黑" w:eastAsia="微软雅黑" w:hAnsi="微软雅黑" w:cs="微软雅黑" w:hint="eastAsia"/>
+          <w:i/>
+          <w:color w:val="222222"/>
+          <w:sz w:val="16"/>
+          <w:szCs w:val="16"/>
+        </w:rPr>
+      </w:pPr>
+      <w:r>
+        <w:rPr>
+          <w:rFonts w:ascii="微软雅黑" w:eastAsia="微软雅黑" w:hAnsi="微软雅黑" w:cs="微软雅黑" w:hint="eastAsia"/>
+          <w:i/>
+          <w:color w:val="222222"/>
+          <w:sz w:val="16"/>
+          <w:szCs w:val="16"/>
+        </w:rPr>
+        <w:t>1.将右上方的</w:t>
+      </w:r>
+      <w:proofErr w:type="gramStart"/>
+      <w:r>
+        <w:rPr>
+          <w:rFonts w:ascii="微软雅黑" w:eastAsia="微软雅黑" w:hAnsi="微软雅黑" w:cs="微软雅黑" w:hint="eastAsia"/>
+          <w:i/>
+          <w:color w:val="222222"/>
+          <w:sz w:val="16"/>
+          <w:szCs w:val="16"/>
+        </w:rPr>
+        <w:t>”</w:t>
+      </w:r>
+      <w:proofErr w:type="gramEnd"/>
+      <w:r>
+        <w:rPr>
+          <w:rFonts w:ascii="微软雅黑" w:eastAsia="微软雅黑" w:hAnsi="微软雅黑" w:cs="微软雅黑" w:hint="eastAsia"/>
+          <w:i/>
+          <w:color w:val="222222"/>
+          <w:sz w:val="16"/>
+          <w:szCs w:val="16"/>
+        </w:rPr>
+        <w:t>信佰监理服务管理系统vO.2</w:t>
+      </w:r>
+      <w:proofErr w:type="gramStart"/>
+      <w:r>
+        <w:rPr>
+          <w:rFonts w:ascii="微软雅黑" w:eastAsia="微软雅黑" w:hAnsi="微软雅黑" w:cs="微软雅黑" w:hint="eastAsia"/>
+          <w:i/>
+          <w:color w:val="222222"/>
+          <w:sz w:val="16"/>
+          <w:szCs w:val="16"/>
+        </w:rPr>
+        <w:t>”</w:t>
+      </w:r>
+      <w:proofErr w:type="gramEnd"/>
+      <w:r>
+        <w:rPr>
+          <w:rFonts w:ascii="微软雅黑" w:eastAsia="微软雅黑" w:hAnsi="微软雅黑" w:cs="微软雅黑" w:hint="eastAsia"/>
+          <w:i/>
+          <w:color w:val="222222"/>
+          <w:sz w:val="16"/>
+          <w:szCs w:val="16"/>
+        </w:rPr>
+        <w:t>，改为“广东信佰监理服务管理系统”，字体使用仿宋字体颜色更显眼些，目前偏浅灰，整体看怎么设计得更美观</w:t>
       </w:r>
     </w:p>
     <w:p>
@@ -2502,7 +4798,29 @@
           <w:sz w:val="16"/>
           <w:szCs w:val="16"/>
         </w:rPr>
-        <w:t>3.设定演示账号和权限，并支持点击右上角的用户图标进行用户切换，用户密码均为xinbai，用户账号使用姓名，所有用户能看到所有界面，并进行所有操作，用户姓名、职务分为:</w:t>
+        <w:t>3.设定演示账号和权限，并支持点击右上角的用户图标进行用户切换，用户密码均为</w:t>
+      </w:r>
+      <w:proofErr w:type="spellStart"/>
+      <w:r>
+        <w:rPr>
+          <w:rFonts w:ascii="微软雅黑" w:eastAsia="微软雅黑" w:hAnsi="微软雅黑" w:cs="微软雅黑" w:hint="eastAsia"/>
+          <w:i/>
+          <w:color w:val="222222"/>
+          <w:sz w:val="16"/>
+          <w:szCs w:val="16"/>
+        </w:rPr>
+        <w:t>xinbai</w:t>
+      </w:r>
+      <w:proofErr w:type="spellEnd"/>
+      <w:r>
+        <w:rPr>
+          <w:rFonts w:ascii="微软雅黑" w:eastAsia="微软雅黑" w:hAnsi="微软雅黑" w:cs="微软雅黑" w:hint="eastAsia"/>
+          <w:i/>
+          <w:color w:val="222222"/>
+          <w:sz w:val="16"/>
+          <w:szCs w:val="16"/>
+        </w:rPr>
+        <w:t>，用户账号使用姓名，所有用户能看到所有界面，并进行所有操作，用户姓名、职务分为:</w:t>
       </w:r>
     </w:p>
     <w:p>
@@ -2656,7 +4974,73 @@
           <w:sz w:val="16"/>
           <w:szCs w:val="16"/>
         </w:rPr>
-        <w:t>1.监理师管理，增加二级菜单证书管理，对监理师持有的工程师、高级工程师、正高级工程师，以及软件的信息系统监理工程师、项目管理师等证书进行查询的功能；目前的监理师信息，应该包括上述资质证书的维护管理功能（作为人员信息的属性之一，支持上传和删除等操作）</w:t>
+        <w:t>1.</w:t>
+      </w:r>
+      <w:proofErr w:type="gramStart"/>
+      <w:r>
+        <w:rPr>
+          <w:rFonts w:ascii="微软雅黑" w:eastAsia="微软雅黑" w:hAnsi="微软雅黑" w:cs="微软雅黑" w:hint="eastAsia"/>
+          <w:i/>
+          <w:color w:val="222222"/>
+          <w:sz w:val="16"/>
+          <w:szCs w:val="16"/>
+        </w:rPr>
+        <w:t>监理师</w:t>
+      </w:r>
+      <w:proofErr w:type="gramEnd"/>
+      <w:r>
+        <w:rPr>
+          <w:rFonts w:ascii="微软雅黑" w:eastAsia="微软雅黑" w:hAnsi="微软雅黑" w:cs="微软雅黑" w:hint="eastAsia"/>
+          <w:i/>
+          <w:color w:val="222222"/>
+          <w:sz w:val="16"/>
+          <w:szCs w:val="16"/>
+        </w:rPr>
+        <w:t>管理，增加二级菜单证书管理，对</w:t>
+      </w:r>
+      <w:proofErr w:type="gramStart"/>
+      <w:r>
+        <w:rPr>
+          <w:rFonts w:ascii="微软雅黑" w:eastAsia="微软雅黑" w:hAnsi="微软雅黑" w:cs="微软雅黑" w:hint="eastAsia"/>
+          <w:i/>
+          <w:color w:val="222222"/>
+          <w:sz w:val="16"/>
+          <w:szCs w:val="16"/>
+        </w:rPr>
+        <w:t>监理师</w:t>
+      </w:r>
+      <w:proofErr w:type="gramEnd"/>
+      <w:r>
+        <w:rPr>
+          <w:rFonts w:ascii="微软雅黑" w:eastAsia="微软雅黑" w:hAnsi="微软雅黑" w:cs="微软雅黑" w:hint="eastAsia"/>
+          <w:i/>
+          <w:color w:val="222222"/>
+          <w:sz w:val="16"/>
+          <w:szCs w:val="16"/>
+        </w:rPr>
+        <w:t>持有的工程师、高级工程师、正高级工程师，以及软件的信息系统监理工程师、项目管理师等证书进行查询的功能；目前的</w:t>
+      </w:r>
+      <w:proofErr w:type="gramStart"/>
+      <w:r>
+        <w:rPr>
+          <w:rFonts w:ascii="微软雅黑" w:eastAsia="微软雅黑" w:hAnsi="微软雅黑" w:cs="微软雅黑" w:hint="eastAsia"/>
+          <w:i/>
+          <w:color w:val="222222"/>
+          <w:sz w:val="16"/>
+          <w:szCs w:val="16"/>
+        </w:rPr>
+        <w:t>监理师信息</w:t>
+      </w:r>
+      <w:proofErr w:type="gramEnd"/>
+      <w:r>
+        <w:rPr>
+          <w:rFonts w:ascii="微软雅黑" w:eastAsia="微软雅黑" w:hAnsi="微软雅黑" w:cs="微软雅黑" w:hint="eastAsia"/>
+          <w:i/>
+          <w:color w:val="222222"/>
+          <w:sz w:val="16"/>
+          <w:szCs w:val="16"/>
+        </w:rPr>
+        <w:t>，应该包括上述资质证书的维护管理功能（作为人员信息的属性之一，支持上传和删除等操作）</w:t>
       </w:r>
     </w:p>
     <w:p>
@@ -2692,15 +5076,71 @@
           <w:szCs w:val="16"/>
         </w:rPr>
       </w:pPr>
-      <w:r>
-        <w:rPr>
-          <w:rFonts w:ascii="微软雅黑" w:eastAsia="微软雅黑" w:hAnsi="微软雅黑" w:cs="微软雅黑" w:hint="eastAsia"/>
-          <w:i/>
-          <w:color w:val="222222"/>
-          <w:sz w:val="16"/>
-          <w:szCs w:val="16"/>
-        </w:rPr>
-        <w:t>等保2.0的核心是构建 “技术+管理”双维度的主动防御体系。实施要点主要包括精准定级、闭环流程、技术管理双合规，以及关注云、工控等新领域的扩展要求。</w:t>
+      <w:proofErr w:type="gramStart"/>
+      <w:r>
+        <w:rPr>
+          <w:rFonts w:ascii="微软雅黑" w:eastAsia="微软雅黑" w:hAnsi="微软雅黑" w:cs="微软雅黑" w:hint="eastAsia"/>
+          <w:i/>
+          <w:color w:val="222222"/>
+          <w:sz w:val="16"/>
+          <w:szCs w:val="16"/>
+        </w:rPr>
+        <w:t>等保</w:t>
+      </w:r>
+      <w:proofErr w:type="gramEnd"/>
+      <w:r>
+        <w:rPr>
+          <w:rFonts w:ascii="微软雅黑" w:eastAsia="微软雅黑" w:hAnsi="微软雅黑" w:cs="微软雅黑" w:hint="eastAsia"/>
+          <w:i/>
+          <w:color w:val="222222"/>
+          <w:sz w:val="16"/>
+          <w:szCs w:val="16"/>
+        </w:rPr>
+        <w:t xml:space="preserve">2.0的核心是构建 </w:t>
+      </w:r>
+      <w:proofErr w:type="gramStart"/>
+      <w:r>
+        <w:rPr>
+          <w:rFonts w:ascii="微软雅黑" w:eastAsia="微软雅黑" w:hAnsi="微软雅黑" w:cs="微软雅黑" w:hint="eastAsia"/>
+          <w:i/>
+          <w:color w:val="222222"/>
+          <w:sz w:val="16"/>
+          <w:szCs w:val="16"/>
+        </w:rPr>
+        <w:t>“技术+管理”双维度</w:t>
+      </w:r>
+      <w:proofErr w:type="gramEnd"/>
+      <w:r>
+        <w:rPr>
+          <w:rFonts w:ascii="微软雅黑" w:eastAsia="微软雅黑" w:hAnsi="微软雅黑" w:cs="微软雅黑" w:hint="eastAsia"/>
+          <w:i/>
+          <w:color w:val="222222"/>
+          <w:sz w:val="16"/>
+          <w:szCs w:val="16"/>
+        </w:rPr>
+        <w:t>的主动防御体系。实施要点主要包括精准定级、闭环流程、技术管理双合</w:t>
+      </w:r>
+      <w:proofErr w:type="gramStart"/>
+      <w:r>
+        <w:rPr>
+          <w:rFonts w:ascii="微软雅黑" w:eastAsia="微软雅黑" w:hAnsi="微软雅黑" w:cs="微软雅黑" w:hint="eastAsia"/>
+          <w:i/>
+          <w:color w:val="222222"/>
+          <w:sz w:val="16"/>
+          <w:szCs w:val="16"/>
+        </w:rPr>
+        <w:t>规</w:t>
+      </w:r>
+      <w:proofErr w:type="gramEnd"/>
+      <w:r>
+        <w:rPr>
+          <w:rFonts w:ascii="微软雅黑" w:eastAsia="微软雅黑" w:hAnsi="微软雅黑" w:cs="微软雅黑" w:hint="eastAsia"/>
+          <w:i/>
+          <w:color w:val="222222"/>
+          <w:sz w:val="16"/>
+          <w:szCs w:val="16"/>
+        </w:rPr>
+        <w:t>，以及关注云、工控等新领域的扩展要求。</w:t>
       </w:r>
     </w:p>
     <w:p>
@@ -2724,6 +5164,7 @@
         </w:rPr>
         <w:t xml:space="preserve">🔎 </w:t>
       </w:r>
+      <w:proofErr w:type="gramStart"/>
       <w:r>
         <w:rPr>
           <w:rFonts w:ascii="Segoe UI Emoji" w:eastAsia="微软雅黑" w:hAnsi="Segoe UI Emoji" w:cs="Segoe UI Emoji" w:hint="eastAsia"/>
@@ -2734,6 +5175,7 @@
         </w:rPr>
         <w:t>等保</w:t>
       </w:r>
+      <w:proofErr w:type="gramEnd"/>
       <w:r>
         <w:rPr>
           <w:rFonts w:ascii="Segoe UI Emoji" w:eastAsia="微软雅黑" w:hAnsi="Segoe UI Emoji" w:cs="Segoe UI Emoji" w:hint="eastAsia"/>
@@ -2774,7 +5216,29 @@
           <w:sz w:val="16"/>
           <w:szCs w:val="16"/>
         </w:rPr>
-        <w:t>相较于1.0版本，等保2.0有两个重大变化：</w:t>
+        <w:t>相较于1.0版本，</w:t>
+      </w:r>
+      <w:proofErr w:type="gramStart"/>
+      <w:r>
+        <w:rPr>
+          <w:rFonts w:ascii="微软雅黑" w:eastAsia="微软雅黑" w:hAnsi="微软雅黑" w:cs="微软雅黑" w:hint="eastAsia"/>
+          <w:i/>
+          <w:color w:val="222222"/>
+          <w:sz w:val="16"/>
+          <w:szCs w:val="16"/>
+        </w:rPr>
+        <w:t>等保</w:t>
+      </w:r>
+      <w:proofErr w:type="gramEnd"/>
+      <w:r>
+        <w:rPr>
+          <w:rFonts w:ascii="微软雅黑" w:eastAsia="微软雅黑" w:hAnsi="微软雅黑" w:cs="微软雅黑" w:hint="eastAsia"/>
+          <w:i/>
+          <w:color w:val="222222"/>
+          <w:sz w:val="16"/>
+          <w:szCs w:val="16"/>
+        </w:rPr>
+        <w:t>2.0有两个重大变化：</w:t>
       </w:r>
     </w:p>
     <w:p>
@@ -2906,7 +5370,29 @@
           <w:sz w:val="16"/>
           <w:szCs w:val="16"/>
         </w:rPr>
-        <w:t>智能问答界面，不需要显示“（约15秒）”；最开始智能助手的自我介绍不需要喜欢不喜欢的按钮，AI后续回答的后面才需要</w:t>
+        <w:t>智能问答界面，不需要显示“（约15秒）”；最开始智能助手的自我介绍不需要喜欢不喜欢的按钮，AI后续回答的</w:t>
+      </w:r>
+      <w:proofErr w:type="gramStart"/>
+      <w:r>
+        <w:rPr>
+          <w:rFonts w:ascii="微软雅黑" w:eastAsia="微软雅黑" w:hAnsi="微软雅黑" w:cs="微软雅黑" w:hint="eastAsia"/>
+          <w:i/>
+          <w:color w:val="222222"/>
+          <w:sz w:val="16"/>
+          <w:szCs w:val="16"/>
+        </w:rPr>
+        <w:t>后面才</w:t>
+      </w:r>
+      <w:proofErr w:type="gramEnd"/>
+      <w:r>
+        <w:rPr>
+          <w:rFonts w:ascii="微软雅黑" w:eastAsia="微软雅黑" w:hAnsi="微软雅黑" w:cs="微软雅黑" w:hint="eastAsia"/>
+          <w:i/>
+          <w:color w:val="222222"/>
+          <w:sz w:val="16"/>
+          <w:szCs w:val="16"/>
+        </w:rPr>
+        <w:t>需要</w:t>
       </w:r>
     </w:p>
     <w:p>
@@ -2939,7 +5425,95 @@
           <w:szCs w:val="16"/>
         </w:rPr>
         <w:lastRenderedPageBreak/>
-        <w:t>以下是基于本次原型系统开发全过程的复盘总结，重点放在”如果重来一遍，如何用更少的交互和时间达到同样效果“。内容分为”问题复盘“和”优化建议（含您如何给指令/需求）“两部分。</w:t>
+        <w:t>以下是基于本次原型系统开发全过程的复盘总结，重点放在</w:t>
+      </w:r>
+      <w:proofErr w:type="gramStart"/>
+      <w:r>
+        <w:rPr>
+          <w:rFonts w:ascii="微软雅黑" w:eastAsia="微软雅黑" w:hAnsi="微软雅黑" w:cs="微软雅黑" w:hint="eastAsia"/>
+          <w:i/>
+          <w:color w:val="222222"/>
+          <w:sz w:val="16"/>
+          <w:szCs w:val="16"/>
+        </w:rPr>
+        <w:t>”</w:t>
+      </w:r>
+      <w:proofErr w:type="gramEnd"/>
+      <w:r>
+        <w:rPr>
+          <w:rFonts w:ascii="微软雅黑" w:eastAsia="微软雅黑" w:hAnsi="微软雅黑" w:cs="微软雅黑" w:hint="eastAsia"/>
+          <w:i/>
+          <w:color w:val="222222"/>
+          <w:sz w:val="16"/>
+          <w:szCs w:val="16"/>
+        </w:rPr>
+        <w:t>如果重来一遍，如何用更少的</w:t>
+      </w:r>
+      <w:proofErr w:type="gramStart"/>
+      <w:r>
+        <w:rPr>
+          <w:rFonts w:ascii="微软雅黑" w:eastAsia="微软雅黑" w:hAnsi="微软雅黑" w:cs="微软雅黑" w:hint="eastAsia"/>
+          <w:i/>
+          <w:color w:val="222222"/>
+          <w:sz w:val="16"/>
+          <w:szCs w:val="16"/>
+        </w:rPr>
+        <w:t>交互和</w:t>
+      </w:r>
+      <w:proofErr w:type="gramEnd"/>
+      <w:r>
+        <w:rPr>
+          <w:rFonts w:ascii="微软雅黑" w:eastAsia="微软雅黑" w:hAnsi="微软雅黑" w:cs="微软雅黑" w:hint="eastAsia"/>
+          <w:i/>
+          <w:color w:val="222222"/>
+          <w:sz w:val="16"/>
+          <w:szCs w:val="16"/>
+        </w:rPr>
+        <w:t>时间达到同样效果“。内容分为</w:t>
+      </w:r>
+      <w:proofErr w:type="gramStart"/>
+      <w:r>
+        <w:rPr>
+          <w:rFonts w:ascii="微软雅黑" w:eastAsia="微软雅黑" w:hAnsi="微软雅黑" w:cs="微软雅黑" w:hint="eastAsia"/>
+          <w:i/>
+          <w:color w:val="222222"/>
+          <w:sz w:val="16"/>
+          <w:szCs w:val="16"/>
+        </w:rPr>
+        <w:t>”</w:t>
+      </w:r>
+      <w:proofErr w:type="gramEnd"/>
+      <w:r>
+        <w:rPr>
+          <w:rFonts w:ascii="微软雅黑" w:eastAsia="微软雅黑" w:hAnsi="微软雅黑" w:cs="微软雅黑" w:hint="eastAsia"/>
+          <w:i/>
+          <w:color w:val="222222"/>
+          <w:sz w:val="16"/>
+          <w:szCs w:val="16"/>
+        </w:rPr>
+        <w:t>问题复盘“和”优化建议（</w:t>
+      </w:r>
+      <w:proofErr w:type="gramStart"/>
+      <w:r>
+        <w:rPr>
+          <w:rFonts w:ascii="微软雅黑" w:eastAsia="微软雅黑" w:hAnsi="微软雅黑" w:cs="微软雅黑" w:hint="eastAsia"/>
+          <w:i/>
+          <w:color w:val="222222"/>
+          <w:sz w:val="16"/>
+          <w:szCs w:val="16"/>
+        </w:rPr>
+        <w:t>含您如何</w:t>
+      </w:r>
+      <w:proofErr w:type="gramEnd"/>
+      <w:r>
+        <w:rPr>
+          <w:rFonts w:ascii="微软雅黑" w:eastAsia="微软雅黑" w:hAnsi="微软雅黑" w:cs="微软雅黑" w:hint="eastAsia"/>
+          <w:i/>
+          <w:color w:val="222222"/>
+          <w:sz w:val="16"/>
+          <w:szCs w:val="16"/>
+        </w:rPr>
+        <w:t>给指令/需求）“两部分。</w:t>
       </w:r>
     </w:p>
     <w:p>
@@ -2995,25 +5569,97 @@
           <w:sz w:val="16"/>
           <w:szCs w:val="16"/>
         </w:rPr>
-        <w:t>1.工作台的项目总数、监理合同数、质量问题数、安全隐患数、变更申请数、验收备案数，点开后的列表数据，应与后面具体模块的内容一致，例如工作台的项目总数点开后所看到的数据，应该与项目管理模块中项目列表点开看到的一致</w:t>
-      </w:r>
-    </w:p>
-    <w:p>
-      <w:pPr>
-        <w:spacing w:before="96" w:after="96" w:line="23" w:lineRule="atLeast"/>
-        <w:rPr>
-          <w:rFonts w:hint="eastAsia"/>
-          <w:sz w:val="16"/>
-          <w:szCs w:val="16"/>
-        </w:rPr>
-      </w:pPr>
-      <w:r>
-        <w:rPr>
-          <w:rFonts w:hint="eastAsia"/>
-          <w:sz w:val="16"/>
-          <w:szCs w:val="16"/>
-        </w:rPr>
-        <w:t>2.进行中项目、待验收项目、待支付金额、待审批变更，应该与后面相应模块的数据状态保持一致，例如进行中项目数，应该与项目列表中状态为进行中的项目数和具体项目保持一致</w:t>
+        <w:t>1.工作台的项目总数、监理合同数、质量问题数、安全隐患数、变更申请数、验收备案数，点开后的列表数据，应与后面具体模块的内容一致，例如工作台的项目总数点开后所看到的数据，应该与项目管理模块</w:t>
+      </w:r>
+      <w:proofErr w:type="gramStart"/>
+      <w:r>
+        <w:rPr>
+          <w:rFonts w:hint="eastAsia"/>
+          <w:sz w:val="16"/>
+          <w:szCs w:val="16"/>
+        </w:rPr>
+        <w:t>中项目</w:t>
+      </w:r>
+      <w:proofErr w:type="gramEnd"/>
+      <w:r>
+        <w:rPr>
+          <w:rFonts w:hint="eastAsia"/>
+          <w:sz w:val="16"/>
+          <w:szCs w:val="16"/>
+        </w:rPr>
+        <w:t>列表点</w:t>
+      </w:r>
+      <w:proofErr w:type="gramStart"/>
+      <w:r>
+        <w:rPr>
+          <w:rFonts w:hint="eastAsia"/>
+          <w:sz w:val="16"/>
+          <w:szCs w:val="16"/>
+        </w:rPr>
+        <w:t>开看到</w:t>
+      </w:r>
+      <w:proofErr w:type="gramEnd"/>
+      <w:r>
+        <w:rPr>
+          <w:rFonts w:hint="eastAsia"/>
+          <w:sz w:val="16"/>
+          <w:szCs w:val="16"/>
+        </w:rPr>
+        <w:t>的一致</w:t>
+      </w:r>
+    </w:p>
+    <w:p>
+      <w:pPr>
+        <w:spacing w:before="96" w:after="96" w:line="23" w:lineRule="atLeast"/>
+        <w:rPr>
+          <w:rFonts w:hint="eastAsia"/>
+          <w:sz w:val="16"/>
+          <w:szCs w:val="16"/>
+        </w:rPr>
+      </w:pPr>
+      <w:r>
+        <w:rPr>
+          <w:rFonts w:hint="eastAsia"/>
+          <w:sz w:val="16"/>
+          <w:szCs w:val="16"/>
+        </w:rPr>
+        <w:t>2.进行中项目、待验收项目、</w:t>
+      </w:r>
+      <w:proofErr w:type="gramStart"/>
+      <w:r>
+        <w:rPr>
+          <w:rFonts w:hint="eastAsia"/>
+          <w:sz w:val="16"/>
+          <w:szCs w:val="16"/>
+        </w:rPr>
+        <w:t>待支付</w:t>
+      </w:r>
+      <w:proofErr w:type="gramEnd"/>
+      <w:r>
+        <w:rPr>
+          <w:rFonts w:hint="eastAsia"/>
+          <w:sz w:val="16"/>
+          <w:szCs w:val="16"/>
+        </w:rPr>
+        <w:t>金额、待审批变更，应该与后面相应模块的数据状态保持一致，例如进行</w:t>
+      </w:r>
+      <w:proofErr w:type="gramStart"/>
+      <w:r>
+        <w:rPr>
+          <w:rFonts w:hint="eastAsia"/>
+          <w:sz w:val="16"/>
+          <w:szCs w:val="16"/>
+        </w:rPr>
+        <w:t>中项目</w:t>
+      </w:r>
+      <w:proofErr w:type="gramEnd"/>
+      <w:r>
+        <w:rPr>
+          <w:rFonts w:hint="eastAsia"/>
+          <w:sz w:val="16"/>
+          <w:szCs w:val="16"/>
+        </w:rPr>
+        <w:t>数，应该与项目列表中状态为进行中的项目数和具体项目保持一致</w:t>
       </w:r>
     </w:p>
     <w:p>
@@ -3115,25 +5761,79 @@
           <w:sz w:val="16"/>
           <w:szCs w:val="16"/>
         </w:rPr>
-        <w:t>（2）对于待总监理工程师审批的合同，只有总监理工程师角色的用户（韦江腾），才能显示“审批”按钮，其他用户能看到记录但看不到“审批”按钮</w:t>
-      </w:r>
-    </w:p>
-    <w:p>
-      <w:pPr>
-        <w:spacing w:before="96" w:after="96" w:line="23" w:lineRule="atLeast"/>
-        <w:rPr>
-          <w:rFonts w:hint="eastAsia"/>
-          <w:sz w:val="16"/>
-          <w:szCs w:val="16"/>
-        </w:rPr>
-      </w:pPr>
-      <w:r>
-        <w:rPr>
-          <w:rFonts w:hint="eastAsia"/>
-          <w:sz w:val="16"/>
-          <w:szCs w:val="16"/>
-        </w:rPr>
-        <w:t>（3）对于待部门经理审批审批的合同，只有部门经理审批角色的用户（王华），才能显示“审批”按钮，其他用户能看到记录但看不到“审批”按钮</w:t>
+        <w:t>（2）</w:t>
+      </w:r>
+      <w:proofErr w:type="gramStart"/>
+      <w:r>
+        <w:rPr>
+          <w:rFonts w:hint="eastAsia"/>
+          <w:sz w:val="16"/>
+          <w:szCs w:val="16"/>
+        </w:rPr>
+        <w:t>对于待总监理工程师</w:t>
+      </w:r>
+      <w:proofErr w:type="gramEnd"/>
+      <w:r>
+        <w:rPr>
+          <w:rFonts w:hint="eastAsia"/>
+          <w:sz w:val="16"/>
+          <w:szCs w:val="16"/>
+        </w:rPr>
+        <w:t>审批的合同，只有总监理工程师角色的用户（韦江腾），才能显示“审批”按钮，其他用户能看到记录但看不到“审批”按钮</w:t>
+      </w:r>
+    </w:p>
+    <w:p>
+      <w:pPr>
+        <w:spacing w:before="96" w:after="96" w:line="23" w:lineRule="atLeast"/>
+        <w:rPr>
+          <w:rFonts w:hint="eastAsia"/>
+          <w:sz w:val="16"/>
+          <w:szCs w:val="16"/>
+        </w:rPr>
+      </w:pPr>
+      <w:r>
+        <w:rPr>
+          <w:rFonts w:hint="eastAsia"/>
+          <w:sz w:val="16"/>
+          <w:szCs w:val="16"/>
+        </w:rPr>
+        <w:t>（3）对于</w:t>
+      </w:r>
+      <w:proofErr w:type="gramStart"/>
+      <w:r>
+        <w:rPr>
+          <w:rFonts w:hint="eastAsia"/>
+          <w:sz w:val="16"/>
+          <w:szCs w:val="16"/>
+        </w:rPr>
+        <w:t>待部门</w:t>
+      </w:r>
+      <w:proofErr w:type="gramEnd"/>
+      <w:r>
+        <w:rPr>
+          <w:rFonts w:hint="eastAsia"/>
+          <w:sz w:val="16"/>
+          <w:szCs w:val="16"/>
+        </w:rPr>
+        <w:t>经理</w:t>
+      </w:r>
+      <w:proofErr w:type="gramStart"/>
+      <w:r>
+        <w:rPr>
+          <w:rFonts w:hint="eastAsia"/>
+          <w:sz w:val="16"/>
+          <w:szCs w:val="16"/>
+        </w:rPr>
+        <w:t>审批审批</w:t>
+      </w:r>
+      <w:proofErr w:type="gramEnd"/>
+      <w:r>
+        <w:rPr>
+          <w:rFonts w:hint="eastAsia"/>
+          <w:sz w:val="16"/>
+          <w:szCs w:val="16"/>
+        </w:rPr>
+        <w:t>的合同，只有部门经理审批角色的用户（王华），才能显示“审批”按钮，其他用户能看到记录但看不到“审批”按钮</w:t>
       </w:r>
     </w:p>
     <w:p>
@@ -3169,7 +5869,43 @@
           <w:sz w:val="16"/>
           <w:szCs w:val="16"/>
         </w:rPr>
-        <w:t>3.在销售发起监理合同审批的界面，增加总监理工程师的下拉选择列表（包括韦江腾、赵雄飞、许小嘉）（比选项），销售选择总监理工程师，填写意见并点击提交后，弹出窗口提示AI正在智能审核监理合同，等待15秒后（不需要在界面显示15秒的提示信息）模拟显示AI返回的合同审核意见（例如项目首付款低于合同总金额30%，注意项目收款风险；违约条款甲乙双方不对等，注意项目违约风险等），并提示用户是否继续提交，继续提交则改为待总监理工程师审批</w:t>
+        <w:t>3.在销售发起监理合同审批的界面，增加总监理工程师的下</w:t>
+      </w:r>
+      <w:proofErr w:type="gramStart"/>
+      <w:r>
+        <w:rPr>
+          <w:rFonts w:hint="eastAsia"/>
+          <w:sz w:val="16"/>
+          <w:szCs w:val="16"/>
+        </w:rPr>
+        <w:t>拉选择</w:t>
+      </w:r>
+      <w:proofErr w:type="gramEnd"/>
+      <w:r>
+        <w:rPr>
+          <w:rFonts w:hint="eastAsia"/>
+          <w:sz w:val="16"/>
+          <w:szCs w:val="16"/>
+        </w:rPr>
+        <w:t>列表（包括韦江腾、赵雄飞、许小嘉）（比选项），销售选择总监理工程师，填写意见并点击提交后，弹出窗口提示AI正在智能审核监理合同，等待15秒后（不需要在界面显示15秒的提示信息）模拟显示AI返回的合同审核意见（例如项目首付款低于合同总金额30%，注意项目收款风险；违约条款甲乙双方不对等，注意项目违约风险等），并提示用户是否继续提交，继续提交则</w:t>
+      </w:r>
+      <w:proofErr w:type="gramStart"/>
+      <w:r>
+        <w:rPr>
+          <w:rFonts w:hint="eastAsia"/>
+          <w:sz w:val="16"/>
+          <w:szCs w:val="16"/>
+        </w:rPr>
+        <w:t>改为待总监理工程师</w:t>
+      </w:r>
+      <w:proofErr w:type="gramEnd"/>
+      <w:r>
+        <w:rPr>
+          <w:rFonts w:hint="eastAsia"/>
+          <w:sz w:val="16"/>
+          <w:szCs w:val="16"/>
+        </w:rPr>
+        <w:t>审批</w:t>
       </w:r>
     </w:p>
     <w:p>
@@ -3187,7 +5923,15 @@
         <w:pStyle w:val="2"/>
       </w:pPr>
       <w:r>
-        <w:t>一、本次开发中的主要”交互损耗点“</w:t>
+        <w:t>一、本次开发中的主要</w:t>
+      </w:r>
+      <w:proofErr w:type="gramStart"/>
+      <w:r>
+        <w:t>”</w:t>
+      </w:r>
+      <w:proofErr w:type="gramEnd"/>
+      <w:r>
+        <w:t>交互损耗点“</w:t>
       </w:r>
     </w:p>
     <w:p>
@@ -3231,43 +5975,97 @@
           <w:sz w:val="16"/>
           <w:szCs w:val="16"/>
         </w:rPr>
-        <w:t>典型场景是”韦江腾 / 滕海燕“相关的需求，分散在多轮对话中：</w:t>
-      </w:r>
-    </w:p>
-    <w:p>
-      <w:pPr>
-        <w:spacing w:before="96" w:after="96" w:line="23" w:lineRule="atLeast"/>
-        <w:rPr>
-          <w:rFonts w:hint="eastAsia"/>
-          <w:sz w:val="16"/>
-          <w:szCs w:val="16"/>
-        </w:rPr>
-      </w:pPr>
-      <w:r>
-        <w:rPr>
-          <w:rFonts w:hint="eastAsia"/>
-          <w:sz w:val="16"/>
-          <w:szCs w:val="16"/>
-        </w:rPr>
-        <w:t>- 先要求”项目相关表单里总监理工程师改韦江腾、监理工程师改滕海燕“</w:t>
-      </w:r>
-    </w:p>
-    <w:p>
-      <w:pPr>
-        <w:spacing w:before="96" w:after="96" w:line="23" w:lineRule="atLeast"/>
-        <w:rPr>
-          <w:rFonts w:hint="eastAsia"/>
-          <w:sz w:val="16"/>
-          <w:szCs w:val="16"/>
-        </w:rPr>
-      </w:pPr>
-      <w:r>
-        <w:rPr>
-          <w:rFonts w:hint="eastAsia"/>
-          <w:sz w:val="16"/>
-          <w:szCs w:val="16"/>
-        </w:rPr>
-        <w:t>- 再要求”监理师管理模块增加两人的人员信息和证书信息“</w:t>
+        <w:t>典型场景是</w:t>
+      </w:r>
+      <w:proofErr w:type="gramStart"/>
+      <w:r>
+        <w:rPr>
+          <w:rFonts w:hint="eastAsia"/>
+          <w:sz w:val="16"/>
+          <w:szCs w:val="16"/>
+        </w:rPr>
+        <w:t>”</w:t>
+      </w:r>
+      <w:proofErr w:type="gramEnd"/>
+      <w:r>
+        <w:rPr>
+          <w:rFonts w:hint="eastAsia"/>
+          <w:sz w:val="16"/>
+          <w:szCs w:val="16"/>
+        </w:rPr>
+        <w:t>韦江腾 / 滕海燕“相关的需求，分散在多轮对话中：</w:t>
+      </w:r>
+    </w:p>
+    <w:p>
+      <w:pPr>
+        <w:spacing w:before="96" w:after="96" w:line="23" w:lineRule="atLeast"/>
+        <w:rPr>
+          <w:rFonts w:hint="eastAsia"/>
+          <w:sz w:val="16"/>
+          <w:szCs w:val="16"/>
+        </w:rPr>
+      </w:pPr>
+      <w:r>
+        <w:rPr>
+          <w:rFonts w:hint="eastAsia"/>
+          <w:sz w:val="16"/>
+          <w:szCs w:val="16"/>
+        </w:rPr>
+        <w:t>- 先要求</w:t>
+      </w:r>
+      <w:proofErr w:type="gramStart"/>
+      <w:r>
+        <w:rPr>
+          <w:rFonts w:hint="eastAsia"/>
+          <w:sz w:val="16"/>
+          <w:szCs w:val="16"/>
+        </w:rPr>
+        <w:t>”</w:t>
+      </w:r>
+      <w:proofErr w:type="gramEnd"/>
+      <w:r>
+        <w:rPr>
+          <w:rFonts w:hint="eastAsia"/>
+          <w:sz w:val="16"/>
+          <w:szCs w:val="16"/>
+        </w:rPr>
+        <w:t>项目相关表单里总监理工程师改韦江腾、监理工程师改滕海燕“</w:t>
+      </w:r>
+    </w:p>
+    <w:p>
+      <w:pPr>
+        <w:spacing w:before="96" w:after="96" w:line="23" w:lineRule="atLeast"/>
+        <w:rPr>
+          <w:rFonts w:hint="eastAsia"/>
+          <w:sz w:val="16"/>
+          <w:szCs w:val="16"/>
+        </w:rPr>
+      </w:pPr>
+      <w:r>
+        <w:rPr>
+          <w:rFonts w:hint="eastAsia"/>
+          <w:sz w:val="16"/>
+          <w:szCs w:val="16"/>
+        </w:rPr>
+        <w:t>- 再要求</w:t>
+      </w:r>
+      <w:proofErr w:type="gramStart"/>
+      <w:r>
+        <w:rPr>
+          <w:rFonts w:hint="eastAsia"/>
+          <w:sz w:val="16"/>
+          <w:szCs w:val="16"/>
+        </w:rPr>
+        <w:t>”监理师</w:t>
+      </w:r>
+      <w:proofErr w:type="gramEnd"/>
+      <w:r>
+        <w:rPr>
+          <w:rFonts w:hint="eastAsia"/>
+          <w:sz w:val="16"/>
+          <w:szCs w:val="16"/>
+        </w:rPr>
+        <w:t>管理模块增加两人的人员信息和证书信息“</w:t>
       </w:r>
     </w:p>
     <w:p>
@@ -3321,7 +6119,79 @@
           <w:sz w:val="16"/>
           <w:szCs w:val="16"/>
         </w:rPr>
-        <w:t>**效果**：这些本质上是同一件事—效效果监理工程师、滕海燕 = 监理工程师，全系统一致使用”。分散提出后我需要分多次修改不同模块，且容易遗漏某个角落（如数据文件中的 reviewer/uploadedBy 字段）。</w:t>
+        <w:t>**效果**：这些本质上是同一件事—</w:t>
+      </w:r>
+      <w:proofErr w:type="gramStart"/>
+      <w:r>
+        <w:rPr>
+          <w:rFonts w:hint="eastAsia"/>
+          <w:sz w:val="16"/>
+          <w:szCs w:val="16"/>
+        </w:rPr>
+        <w:t>效</w:t>
+      </w:r>
+      <w:proofErr w:type="gramEnd"/>
+      <w:r>
+        <w:rPr>
+          <w:rFonts w:hint="eastAsia"/>
+          <w:sz w:val="16"/>
+          <w:szCs w:val="16"/>
+        </w:rPr>
+        <w:t>效果监理工程师、滕海燕 = 监理工程师，全系统一致使用</w:t>
+      </w:r>
+      <w:proofErr w:type="gramStart"/>
+      <w:r>
+        <w:rPr>
+          <w:rFonts w:hint="eastAsia"/>
+          <w:sz w:val="16"/>
+          <w:szCs w:val="16"/>
+        </w:rPr>
+        <w:t>”</w:t>
+      </w:r>
+      <w:proofErr w:type="gramEnd"/>
+      <w:r>
+        <w:rPr>
+          <w:rFonts w:hint="eastAsia"/>
+          <w:sz w:val="16"/>
+          <w:szCs w:val="16"/>
+        </w:rPr>
+        <w:t>。</w:t>
+      </w:r>
+      <w:proofErr w:type="gramStart"/>
+      <w:r>
+        <w:rPr>
+          <w:rFonts w:hint="eastAsia"/>
+          <w:sz w:val="16"/>
+          <w:szCs w:val="16"/>
+        </w:rPr>
+        <w:t>分散提出</w:t>
+      </w:r>
+      <w:proofErr w:type="gramEnd"/>
+      <w:r>
+        <w:rPr>
+          <w:rFonts w:hint="eastAsia"/>
+          <w:sz w:val="16"/>
+          <w:szCs w:val="16"/>
+        </w:rPr>
+        <w:t>后我需要分多次修改不同模块，且容易遗漏某个角落（如数据文件中的 reviewer/</w:t>
+      </w:r>
+      <w:proofErr w:type="spellStart"/>
+      <w:r>
+        <w:rPr>
+          <w:rFonts w:hint="eastAsia"/>
+          <w:sz w:val="16"/>
+          <w:szCs w:val="16"/>
+        </w:rPr>
+        <w:t>uploadedBy</w:t>
+      </w:r>
+      <w:proofErr w:type="spellEnd"/>
+      <w:r>
+        <w:rPr>
+          <w:rFonts w:hint="eastAsia"/>
+          <w:sz w:val="16"/>
+          <w:szCs w:val="16"/>
+        </w:rPr>
+        <w:t xml:space="preserve"> 字段）。</w:t>
       </w:r>
     </w:p>
     <w:p>
@@ -3465,7 +6335,25 @@
           <w:sz w:val="16"/>
           <w:szCs w:val="16"/>
         </w:rPr>
-        <w:t>例如第 13 条原始输入里同时包含三件事：</w:t>
+        <w:t>例如第 13 条原始</w:t>
+      </w:r>
+      <w:proofErr w:type="gramStart"/>
+      <w:r>
+        <w:rPr>
+          <w:rFonts w:hint="eastAsia"/>
+          <w:sz w:val="16"/>
+          <w:szCs w:val="16"/>
+        </w:rPr>
+        <w:t>输入里</w:t>
+      </w:r>
+      <w:proofErr w:type="gramEnd"/>
+      <w:r>
+        <w:rPr>
+          <w:rFonts w:hint="eastAsia"/>
+          <w:sz w:val="16"/>
+          <w:szCs w:val="16"/>
+        </w:rPr>
+        <w:t>同时包含三件事：</w:t>
       </w:r>
     </w:p>
     <w:p>
@@ -3563,7 +6451,25 @@
           <w:sz w:val="16"/>
           <w:szCs w:val="16"/>
         </w:rPr>
-        <w:t>文档整理类指令一共改了两次（第一次要求归纳，第二次要求保留原文、且新增 md 原始记录）。这类“需求变更发生在交付物规范层面”的问题，最容易浪费时间——已经做好的文档要推倒重来。</w:t>
+        <w:t>文档整理类指令一共改了两次（第一次要求归纳，第二次要求保留原文、且新增 md 原始记录）。这类“需求变更发生在交付物规范层面”的问题，最</w:t>
+      </w:r>
+      <w:proofErr w:type="gramStart"/>
+      <w:r>
+        <w:rPr>
+          <w:rFonts w:hint="eastAsia"/>
+          <w:sz w:val="16"/>
+          <w:szCs w:val="16"/>
+        </w:rPr>
+        <w:t>容易浪费</w:t>
+      </w:r>
+      <w:proofErr w:type="gramEnd"/>
+      <w:r>
+        <w:rPr>
+          <w:rFonts w:hint="eastAsia"/>
+          <w:sz w:val="16"/>
+          <w:szCs w:val="16"/>
+        </w:rPr>
+        <w:t>时间——已经做好的文档要推倒重来。</w:t>
       </w:r>
     </w:p>
     <w:p>
@@ -3607,7 +6513,25 @@
           <w:sz w:val="16"/>
           <w:szCs w:val="16"/>
         </w:rPr>
-        <w:t>- reviewer / approver / uploadedBy / applicant 应该是“人名”而非“角色名”</w:t>
+        <w:t xml:space="preserve">- reviewer / approver / </w:t>
+      </w:r>
+      <w:proofErr w:type="spellStart"/>
+      <w:r>
+        <w:rPr>
+          <w:rFonts w:hint="eastAsia"/>
+          <w:sz w:val="16"/>
+          <w:szCs w:val="16"/>
+        </w:rPr>
+        <w:t>uploadedBy</w:t>
+      </w:r>
+      <w:proofErr w:type="spellEnd"/>
+      <w:r>
+        <w:rPr>
+          <w:rFonts w:hint="eastAsia"/>
+          <w:sz w:val="16"/>
+          <w:szCs w:val="16"/>
+        </w:rPr>
+        <w:t xml:space="preserve"> / applicant 应该是“人名”而非“角色名”</w:t>
       </w:r>
     </w:p>
     <w:p>
@@ -3643,25 +6567,61 @@
           <w:sz w:val="16"/>
           <w:szCs w:val="16"/>
         </w:rPr>
-        <w:t>- certificate 的 supervisorCode 必须与 supervisors 中存在的编码对应</w:t>
-      </w:r>
-    </w:p>
-    <w:p>
-      <w:pPr>
-        <w:spacing w:before="96" w:after="96" w:line="23" w:lineRule="atLeast"/>
-        <w:rPr>
-          <w:rFonts w:hint="eastAsia"/>
-          <w:sz w:val="16"/>
-          <w:szCs w:val="16"/>
-        </w:rPr>
-      </w:pPr>
-      <w:r>
-        <w:rPr>
-          <w:rFonts w:hint="eastAsia"/>
-          <w:sz w:val="16"/>
-          <w:szCs w:val="16"/>
-        </w:rPr>
-        <w:t>这些规范如果在一开始就明确为“数据字典”，后面就不需要逐文件纠错。</w:t>
+        <w:t xml:space="preserve">- certificate 的 </w:t>
+      </w:r>
+      <w:proofErr w:type="spellStart"/>
+      <w:r>
+        <w:rPr>
+          <w:rFonts w:hint="eastAsia"/>
+          <w:sz w:val="16"/>
+          <w:szCs w:val="16"/>
+        </w:rPr>
+        <w:t>supervisorCode</w:t>
+      </w:r>
+      <w:proofErr w:type="spellEnd"/>
+      <w:r>
+        <w:rPr>
+          <w:rFonts w:hint="eastAsia"/>
+          <w:sz w:val="16"/>
+          <w:szCs w:val="16"/>
+        </w:rPr>
+        <w:t xml:space="preserve"> 必须与 supervisors 中存在的编码对应</w:t>
+      </w:r>
+    </w:p>
+    <w:p>
+      <w:pPr>
+        <w:spacing w:before="96" w:after="96" w:line="23" w:lineRule="atLeast"/>
+        <w:rPr>
+          <w:rFonts w:hint="eastAsia"/>
+          <w:sz w:val="16"/>
+          <w:szCs w:val="16"/>
+        </w:rPr>
+      </w:pPr>
+      <w:r>
+        <w:rPr>
+          <w:rFonts w:hint="eastAsia"/>
+          <w:sz w:val="16"/>
+          <w:szCs w:val="16"/>
+        </w:rPr>
+        <w:t>这些规范如果在一开始就明确为“数据字典”，后面就不需要</w:t>
+      </w:r>
+      <w:proofErr w:type="gramStart"/>
+      <w:r>
+        <w:rPr>
+          <w:rFonts w:hint="eastAsia"/>
+          <w:sz w:val="16"/>
+          <w:szCs w:val="16"/>
+        </w:rPr>
+        <w:t>逐文件</w:t>
+      </w:r>
+      <w:proofErr w:type="gramEnd"/>
+      <w:r>
+        <w:rPr>
+          <w:rFonts w:hint="eastAsia"/>
+          <w:sz w:val="16"/>
+          <w:szCs w:val="16"/>
+        </w:rPr>
+        <w:t>纠错。</w:t>
       </w:r>
     </w:p>
     <w:p>
@@ -3930,25 +6890,61 @@
           <w:sz w:val="16"/>
           <w:szCs w:val="16"/>
         </w:rPr>
-        <w:t>- reviewer / approver / applicant / uploadedBy 必须是具体人名，禁止写角色名</w:t>
-      </w:r>
-    </w:p>
-    <w:p>
-      <w:pPr>
-        <w:spacing w:before="96" w:after="96" w:line="23" w:lineRule="atLeast"/>
-        <w:rPr>
-          <w:rFonts w:hint="eastAsia"/>
-          <w:sz w:val="16"/>
-          <w:szCs w:val="16"/>
-        </w:rPr>
-      </w:pPr>
-      <w:r>
-        <w:rPr>
-          <w:rFonts w:hint="eastAsia"/>
-          <w:sz w:val="16"/>
-          <w:szCs w:val="16"/>
-        </w:rPr>
-        <w:t>- supervisorCode 必须是 supervisors 中已存在的编码，禁止悬空引用</w:t>
+        <w:t xml:space="preserve">- reviewer / approver / applicant / </w:t>
+      </w:r>
+      <w:proofErr w:type="spellStart"/>
+      <w:r>
+        <w:rPr>
+          <w:rFonts w:hint="eastAsia"/>
+          <w:sz w:val="16"/>
+          <w:szCs w:val="16"/>
+        </w:rPr>
+        <w:t>uploadedBy</w:t>
+      </w:r>
+      <w:proofErr w:type="spellEnd"/>
+      <w:r>
+        <w:rPr>
+          <w:rFonts w:hint="eastAsia"/>
+          <w:sz w:val="16"/>
+          <w:szCs w:val="16"/>
+        </w:rPr>
+        <w:t xml:space="preserve"> 必须是具体人名，禁止写角色名</w:t>
+      </w:r>
+    </w:p>
+    <w:p>
+      <w:pPr>
+        <w:spacing w:before="96" w:after="96" w:line="23" w:lineRule="atLeast"/>
+        <w:rPr>
+          <w:rFonts w:hint="eastAsia"/>
+          <w:sz w:val="16"/>
+          <w:szCs w:val="16"/>
+        </w:rPr>
+      </w:pPr>
+      <w:r>
+        <w:rPr>
+          <w:rFonts w:hint="eastAsia"/>
+          <w:sz w:val="16"/>
+          <w:szCs w:val="16"/>
+        </w:rPr>
+        <w:t xml:space="preserve">- </w:t>
+      </w:r>
+      <w:proofErr w:type="spellStart"/>
+      <w:r>
+        <w:rPr>
+          <w:rFonts w:hint="eastAsia"/>
+          <w:sz w:val="16"/>
+          <w:szCs w:val="16"/>
+        </w:rPr>
+        <w:t>supervisorCode</w:t>
+      </w:r>
+      <w:proofErr w:type="spellEnd"/>
+      <w:r>
+        <w:rPr>
+          <w:rFonts w:hint="eastAsia"/>
+          <w:sz w:val="16"/>
+          <w:szCs w:val="16"/>
+        </w:rPr>
+        <w:t xml:space="preserve"> 必须是 supervisors 中已存在的编码，禁止悬空引用</w:t>
       </w:r>
     </w:p>
     <w:p>
@@ -4002,7 +6998,25 @@
           <w:sz w:val="16"/>
           <w:szCs w:val="16"/>
         </w:rPr>
-        <w:t>- 列表类表格：整行任意字段点击可查看详情；操作按钮需防事件冒泡</w:t>
+        <w:t>- 列表类表格：整行任意字段点击可查看详情；操作按钮需</w:t>
+      </w:r>
+      <w:proofErr w:type="gramStart"/>
+      <w:r>
+        <w:rPr>
+          <w:rFonts w:hint="eastAsia"/>
+          <w:sz w:val="16"/>
+          <w:szCs w:val="16"/>
+        </w:rPr>
+        <w:t>防事件</w:t>
+      </w:r>
+      <w:proofErr w:type="gramEnd"/>
+      <w:r>
+        <w:rPr>
+          <w:rFonts w:hint="eastAsia"/>
+          <w:sz w:val="16"/>
+          <w:szCs w:val="16"/>
+        </w:rPr>
+        <w:t>冒泡</w:t>
       </w:r>
     </w:p>
     <w:p>
@@ -4056,7 +7070,25 @@
           <w:sz w:val="16"/>
           <w:szCs w:val="16"/>
         </w:rPr>
-        <w:t>- 合同支付：监理工程师代录 → 监理工程师审批（level1）→ 总监理工程师审批（level2）</w:t>
+        <w:t>- 合同支付：</w:t>
+      </w:r>
+      <w:proofErr w:type="gramStart"/>
+      <w:r>
+        <w:rPr>
+          <w:rFonts w:hint="eastAsia"/>
+          <w:sz w:val="16"/>
+          <w:szCs w:val="16"/>
+        </w:rPr>
+        <w:t>监理工程师代录</w:t>
+      </w:r>
+      <w:proofErr w:type="gramEnd"/>
+      <w:r>
+        <w:rPr>
+          <w:rFonts w:hint="eastAsia"/>
+          <w:sz w:val="16"/>
+          <w:szCs w:val="16"/>
+        </w:rPr>
+        <w:t xml:space="preserve"> → 监理工程师审批（level1）→ 总监理工程师审批（level2）</w:t>
       </w:r>
     </w:p>
     <w:p>
@@ -4301,7 +7333,25 @@
           <w:sz w:val="16"/>
           <w:szCs w:val="16"/>
         </w:rPr>
-        <w:t>文件规范：支付意见书中统一标注版本号 V0.2</w:t>
+        <w:t>文件规范：支付意见书中统</w:t>
+      </w:r>
+      <w:proofErr w:type="gramStart"/>
+      <w:r>
+        <w:rPr>
+          <w:rFonts w:hint="eastAsia"/>
+          <w:sz w:val="16"/>
+          <w:szCs w:val="16"/>
+        </w:rPr>
+        <w:t>一</w:t>
+      </w:r>
+      <w:proofErr w:type="gramEnd"/>
+      <w:r>
+        <w:rPr>
+          <w:rFonts w:hint="eastAsia"/>
+          <w:sz w:val="16"/>
+          <w:szCs w:val="16"/>
+        </w:rPr>
+        <w:t>标注版本号 V0.2</w:t>
       </w:r>
     </w:p>
     <w:p>
@@ -4681,7 +7731,25 @@
           <w:sz w:val="16"/>
           <w:szCs w:val="16"/>
         </w:rPr>
-        <w:t>- 可附极简元信息（时间/分类标记），但不得修改正文</w:t>
+        <w:t>- 可附</w:t>
+      </w:r>
+      <w:proofErr w:type="gramStart"/>
+      <w:r>
+        <w:rPr>
+          <w:rFonts w:hint="eastAsia"/>
+          <w:sz w:val="16"/>
+          <w:szCs w:val="16"/>
+        </w:rPr>
+        <w:t>极简元</w:t>
+      </w:r>
+      <w:proofErr w:type="gramEnd"/>
+      <w:r>
+        <w:rPr>
+          <w:rFonts w:hint="eastAsia"/>
+          <w:sz w:val="16"/>
+          <w:szCs w:val="16"/>
+        </w:rPr>
+        <w:t>信息（时间/分类标记），但不得修改正文</w:t>
       </w:r>
     </w:p>
     <w:p>
@@ -4997,44 +8065,144 @@
           <w:sz w:val="16"/>
           <w:szCs w:val="16"/>
         </w:rPr>
-        <w:t>适用模块：approvalRecords / acceptanceChecks / changeRequests / quality /</w:t>
-      </w:r>
-    </w:p>
-    <w:p>
-      <w:pPr>
-        <w:spacing w:before="96" w:after="96" w:line="23" w:lineRule="atLeast"/>
-        <w:rPr>
-          <w:rFonts w:hint="eastAsia"/>
-          <w:sz w:val="16"/>
-          <w:szCs w:val="16"/>
-        </w:rPr>
-      </w:pPr>
-      <w:r>
-        <w:rPr>
-          <w:rFonts w:hint="eastAsia"/>
-          <w:sz w:val="16"/>
-          <w:szCs w:val="16"/>
-        </w:rPr>
-        <w:t>projects / meetings / knowledge / infoDocuments / schedule /</w:t>
-      </w:r>
-    </w:p>
-    <w:p>
-      <w:pPr>
-        <w:spacing w:before="96" w:after="96" w:line="23" w:lineRule="atLeast"/>
-        <w:rPr>
-          <w:rFonts w:hint="eastAsia"/>
-          <w:sz w:val="16"/>
-          <w:szCs w:val="16"/>
-        </w:rPr>
-      </w:pPr>
-      <w:r>
-        <w:rPr>
-          <w:rFonts w:hint="eastAsia"/>
-          <w:sz w:val="16"/>
-          <w:szCs w:val="16"/>
-        </w:rPr>
-        <w:t>cost / fileArchives / supervisorCertificates</w:t>
-      </w:r>
+        <w:t>适用模块：</w:t>
+      </w:r>
+      <w:proofErr w:type="spellStart"/>
+      <w:r>
+        <w:rPr>
+          <w:rFonts w:hint="eastAsia"/>
+          <w:sz w:val="16"/>
+          <w:szCs w:val="16"/>
+        </w:rPr>
+        <w:t>approvalRecords</w:t>
+      </w:r>
+      <w:proofErr w:type="spellEnd"/>
+      <w:r>
+        <w:rPr>
+          <w:rFonts w:hint="eastAsia"/>
+          <w:sz w:val="16"/>
+          <w:szCs w:val="16"/>
+        </w:rPr>
+        <w:t xml:space="preserve"> / </w:t>
+      </w:r>
+      <w:proofErr w:type="spellStart"/>
+      <w:r>
+        <w:rPr>
+          <w:rFonts w:hint="eastAsia"/>
+          <w:sz w:val="16"/>
+          <w:szCs w:val="16"/>
+        </w:rPr>
+        <w:t>acceptanceChecks</w:t>
+      </w:r>
+      <w:proofErr w:type="spellEnd"/>
+      <w:r>
+        <w:rPr>
+          <w:rFonts w:hint="eastAsia"/>
+          <w:sz w:val="16"/>
+          <w:szCs w:val="16"/>
+        </w:rPr>
+        <w:t xml:space="preserve"> / </w:t>
+      </w:r>
+      <w:proofErr w:type="spellStart"/>
+      <w:r>
+        <w:rPr>
+          <w:rFonts w:hint="eastAsia"/>
+          <w:sz w:val="16"/>
+          <w:szCs w:val="16"/>
+        </w:rPr>
+        <w:t>changeRequests</w:t>
+      </w:r>
+      <w:proofErr w:type="spellEnd"/>
+      <w:r>
+        <w:rPr>
+          <w:rFonts w:hint="eastAsia"/>
+          <w:sz w:val="16"/>
+          <w:szCs w:val="16"/>
+        </w:rPr>
+        <w:t xml:space="preserve"> / quality /</w:t>
+      </w:r>
+    </w:p>
+    <w:p>
+      <w:pPr>
+        <w:spacing w:before="96" w:after="96" w:line="23" w:lineRule="atLeast"/>
+        <w:rPr>
+          <w:rFonts w:hint="eastAsia"/>
+          <w:sz w:val="16"/>
+          <w:szCs w:val="16"/>
+        </w:rPr>
+      </w:pPr>
+      <w:r>
+        <w:rPr>
+          <w:rFonts w:hint="eastAsia"/>
+          <w:sz w:val="16"/>
+          <w:szCs w:val="16"/>
+        </w:rPr>
+        <w:t xml:space="preserve">projects / meetings / knowledge / </w:t>
+      </w:r>
+      <w:proofErr w:type="spellStart"/>
+      <w:r>
+        <w:rPr>
+          <w:rFonts w:hint="eastAsia"/>
+          <w:sz w:val="16"/>
+          <w:szCs w:val="16"/>
+        </w:rPr>
+        <w:t>infoDocuments</w:t>
+      </w:r>
+      <w:proofErr w:type="spellEnd"/>
+      <w:r>
+        <w:rPr>
+          <w:rFonts w:hint="eastAsia"/>
+          <w:sz w:val="16"/>
+          <w:szCs w:val="16"/>
+        </w:rPr>
+        <w:t xml:space="preserve"> / schedule /</w:t>
+      </w:r>
+    </w:p>
+    <w:p>
+      <w:pPr>
+        <w:spacing w:before="96" w:after="96" w:line="23" w:lineRule="atLeast"/>
+        <w:rPr>
+          <w:rFonts w:hint="eastAsia"/>
+          <w:sz w:val="16"/>
+          <w:szCs w:val="16"/>
+        </w:rPr>
+      </w:pPr>
+      <w:r>
+        <w:rPr>
+          <w:rFonts w:hint="eastAsia"/>
+          <w:sz w:val="16"/>
+          <w:szCs w:val="16"/>
+        </w:rPr>
+        <w:t xml:space="preserve">cost / </w:t>
+      </w:r>
+      <w:proofErr w:type="spellStart"/>
+      <w:r>
+        <w:rPr>
+          <w:rFonts w:hint="eastAsia"/>
+          <w:sz w:val="16"/>
+          <w:szCs w:val="16"/>
+        </w:rPr>
+        <w:t>fileArchives</w:t>
+      </w:r>
+      <w:proofErr w:type="spellEnd"/>
+      <w:r>
+        <w:rPr>
+          <w:rFonts w:hint="eastAsia"/>
+          <w:sz w:val="16"/>
+          <w:szCs w:val="16"/>
+        </w:rPr>
+        <w:t xml:space="preserve"> / </w:t>
+      </w:r>
+      <w:proofErr w:type="spellStart"/>
+      <w:r>
+        <w:rPr>
+          <w:rFonts w:hint="eastAsia"/>
+          <w:sz w:val="16"/>
+          <w:szCs w:val="16"/>
+        </w:rPr>
+        <w:t>supervisorCertificates</w:t>
+      </w:r>
+      <w:proofErr w:type="spellEnd"/>
     </w:p>
     <w:p>
       <w:pPr>
@@ -5231,25 +8399,61 @@
           <w:sz w:val="16"/>
           <w:szCs w:val="16"/>
         </w:rPr>
-        <w:t>&gt; 费用管理、信息管理、验收归档、监理师管理。</w:t>
-      </w:r>
-    </w:p>
-    <w:p>
-      <w:pPr>
-        <w:spacing w:before="96" w:after="96" w:line="23" w:lineRule="atLeast"/>
-        <w:rPr>
-          <w:rFonts w:hint="eastAsia"/>
-          <w:sz w:val="16"/>
-          <w:szCs w:val="16"/>
-        </w:rPr>
-      </w:pPr>
-      <w:r>
-        <w:rPr>
-          <w:rFonts w:hint="eastAsia"/>
-          <w:sz w:val="16"/>
-          <w:szCs w:val="16"/>
-        </w:rPr>
-        <w:t>&gt; 以下为业务规范（附人员/承建单位/数据字段/审批流程规范）……”</w:t>
+        <w:t>&gt; 费用管理、信息管理、验收归档、</w:t>
+      </w:r>
+      <w:proofErr w:type="gramStart"/>
+      <w:r>
+        <w:rPr>
+          <w:rFonts w:hint="eastAsia"/>
+          <w:sz w:val="16"/>
+          <w:szCs w:val="16"/>
+        </w:rPr>
+        <w:t>监理师</w:t>
+      </w:r>
+      <w:proofErr w:type="gramEnd"/>
+      <w:r>
+        <w:rPr>
+          <w:rFonts w:hint="eastAsia"/>
+          <w:sz w:val="16"/>
+          <w:szCs w:val="16"/>
+        </w:rPr>
+        <w:t>管理。</w:t>
+      </w:r>
+    </w:p>
+    <w:p>
+      <w:pPr>
+        <w:spacing w:before="96" w:after="96" w:line="23" w:lineRule="atLeast"/>
+        <w:rPr>
+          <w:rFonts w:hint="eastAsia"/>
+          <w:sz w:val="16"/>
+          <w:szCs w:val="16"/>
+        </w:rPr>
+      </w:pPr>
+      <w:r>
+        <w:rPr>
+          <w:rFonts w:hint="eastAsia"/>
+          <w:sz w:val="16"/>
+          <w:szCs w:val="16"/>
+        </w:rPr>
+        <w:t>&gt; 以下为业务规范（</w:t>
+      </w:r>
+      <w:proofErr w:type="gramStart"/>
+      <w:r>
+        <w:rPr>
+          <w:rFonts w:hint="eastAsia"/>
+          <w:sz w:val="16"/>
+          <w:szCs w:val="16"/>
+        </w:rPr>
+        <w:t>附人员</w:t>
+      </w:r>
+      <w:proofErr w:type="gramEnd"/>
+      <w:r>
+        <w:rPr>
+          <w:rFonts w:hint="eastAsia"/>
+          <w:sz w:val="16"/>
+          <w:szCs w:val="16"/>
+        </w:rPr>
+        <w:t>/承建单位/数据字段/审批流程规范）……”</w:t>
       </w:r>
     </w:p>
     <w:p>
@@ -5304,7 +8508,25 @@
           <w:sz w:val="16"/>
           <w:szCs w:val="16"/>
         </w:rPr>
-        <w:t>&gt; 合同支付：监理工程师代录申请 + level1/2 审批 + 支付意见导出打印；</w:t>
+        <w:t>&gt; 合同支付：监理工程师</w:t>
+      </w:r>
+      <w:proofErr w:type="gramStart"/>
+      <w:r>
+        <w:rPr>
+          <w:rFonts w:hint="eastAsia"/>
+          <w:sz w:val="16"/>
+          <w:szCs w:val="16"/>
+        </w:rPr>
+        <w:t>代录申请</w:t>
+      </w:r>
+      <w:proofErr w:type="gramEnd"/>
+      <w:r>
+        <w:rPr>
+          <w:rFonts w:hint="eastAsia"/>
+          <w:sz w:val="16"/>
+          <w:szCs w:val="16"/>
+        </w:rPr>
+        <w:t xml:space="preserve"> + level1/2 审批 + 支付意见导出打印；</w:t>
       </w:r>
     </w:p>
     <w:p>
@@ -5340,7 +8562,25 @@
           <w:sz w:val="16"/>
           <w:szCs w:val="16"/>
         </w:rPr>
-        <w:t>&gt; 监理师管理：韦江腾/滕海燕的证书与人员信息；</w:t>
+        <w:t xml:space="preserve">&gt; </w:t>
+      </w:r>
+      <w:proofErr w:type="gramStart"/>
+      <w:r>
+        <w:rPr>
+          <w:rFonts w:hint="eastAsia"/>
+          <w:sz w:val="16"/>
+          <w:szCs w:val="16"/>
+        </w:rPr>
+        <w:t>监理师</w:t>
+      </w:r>
+      <w:proofErr w:type="gramEnd"/>
+      <w:r>
+        <w:rPr>
+          <w:rFonts w:hint="eastAsia"/>
+          <w:sz w:val="16"/>
+          <w:szCs w:val="16"/>
+        </w:rPr>
+        <w:t>管理：韦江腾/滕海燕的证书与人员信息；</w:t>
       </w:r>
     </w:p>
     <w:p>
@@ -5505,6 +8745,887 @@
           <w:szCs w:val="16"/>
         </w:rPr>
         <w:t>总结一句话：最开始一次性给出“业务规范 + 数据样板 + 各模块的完整需求 + 交付物规范”，而不是分散提出、边做边补。前者模式下，我的工作流是“理解→设计→实现→自查”，后者模式下我的工作流是“实现→等问题→定位→改→再等→再定位→再改……”，效率差异非常明显。</w:t>
+      </w:r>
+    </w:p>
+    <w:p>
+      <w:pPr>
+        <w:pStyle w:val="1"/>
+      </w:pPr>
+      <w:r>
+        <w:t>0.3.2之后的修改</w:t>
+      </w:r>
+    </w:p>
+    <w:p>
+      <w:pPr>
+        <w:spacing w:before="96" w:after="96" w:line="23" w:lineRule="atLeast"/>
+        <w:rPr>
+          <w:rFonts w:hint="eastAsia"/>
+          <w:sz w:val="16"/>
+          <w:szCs w:val="16"/>
+        </w:rPr>
+      </w:pPr>
+      <w:r>
+        <w:rPr>
+          <w:rFonts w:hint="eastAsia"/>
+          <w:sz w:val="16"/>
+          <w:szCs w:val="16"/>
+        </w:rPr>
+        <w:t>目前的合同列表和合同支付模块，缺少审批流程，参照质量检查模块的审核模式和风格进行完善，</w:t>
+      </w:r>
+    </w:p>
+    <w:p>
+      <w:pPr>
+        <w:spacing w:before="96" w:after="96" w:line="23" w:lineRule="atLeast"/>
+        <w:rPr>
+          <w:rFonts w:hint="eastAsia"/>
+          <w:sz w:val="16"/>
+          <w:szCs w:val="16"/>
+        </w:rPr>
+      </w:pPr>
+      <w:r>
+        <w:rPr>
+          <w:rFonts w:hint="eastAsia"/>
+          <w:sz w:val="16"/>
+          <w:szCs w:val="16"/>
+        </w:rPr>
+        <w:t>状态流转</w:t>
+      </w:r>
+    </w:p>
+    <w:p>
+      <w:pPr>
+        <w:spacing w:before="96" w:after="96" w:line="23" w:lineRule="atLeast"/>
+        <w:rPr>
+          <w:rFonts w:hint="eastAsia"/>
+          <w:sz w:val="16"/>
+          <w:szCs w:val="16"/>
+        </w:rPr>
+      </w:pPr>
+      <w:r>
+        <w:rPr>
+          <w:rFonts w:hint="eastAsia"/>
+          <w:sz w:val="16"/>
+          <w:szCs w:val="16"/>
+        </w:rPr>
+        <w:lastRenderedPageBreak/>
+        <w:t>可见角色</w:t>
+      </w:r>
+    </w:p>
+    <w:p>
+      <w:pPr>
+        <w:spacing w:before="96" w:after="96" w:line="23" w:lineRule="atLeast"/>
+        <w:rPr>
+          <w:rFonts w:hint="eastAsia"/>
+          <w:sz w:val="16"/>
+          <w:szCs w:val="16"/>
+        </w:rPr>
+      </w:pPr>
+      <w:r>
+        <w:rPr>
+          <w:rFonts w:hint="eastAsia"/>
+          <w:sz w:val="16"/>
+          <w:szCs w:val="16"/>
+        </w:rPr>
+        <w:t>按钮</w:t>
+      </w:r>
+    </w:p>
+    <w:p>
+      <w:pPr>
+        <w:spacing w:before="96" w:after="96" w:line="23" w:lineRule="atLeast"/>
+        <w:rPr>
+          <w:rFonts w:hint="eastAsia"/>
+          <w:sz w:val="16"/>
+          <w:szCs w:val="16"/>
+        </w:rPr>
+      </w:pPr>
+      <w:r>
+        <w:rPr>
+          <w:rFonts w:hint="eastAsia"/>
+          <w:sz w:val="16"/>
+          <w:szCs w:val="16"/>
+        </w:rPr>
+        <w:t>新增→待审批</w:t>
+      </w:r>
+    </w:p>
+    <w:p>
+      <w:pPr>
+        <w:spacing w:before="96" w:after="96" w:line="23" w:lineRule="atLeast"/>
+        <w:rPr>
+          <w:rFonts w:hint="eastAsia"/>
+          <w:sz w:val="16"/>
+          <w:szCs w:val="16"/>
+        </w:rPr>
+      </w:pPr>
+      <w:r>
+        <w:rPr>
+          <w:rFonts w:hint="eastAsia"/>
+          <w:sz w:val="16"/>
+          <w:szCs w:val="16"/>
+        </w:rPr>
+        <w:t>监理工程师/总监理工程师</w:t>
+      </w:r>
+    </w:p>
+    <w:p>
+      <w:pPr>
+        <w:spacing w:before="96" w:after="96" w:line="23" w:lineRule="atLeast"/>
+        <w:rPr>
+          <w:rFonts w:hint="eastAsia"/>
+          <w:sz w:val="16"/>
+          <w:szCs w:val="16"/>
+        </w:rPr>
+      </w:pPr>
+      <w:r>
+        <w:rPr>
+          <w:rFonts w:hint="eastAsia"/>
+          <w:sz w:val="16"/>
+          <w:szCs w:val="16"/>
+        </w:rPr>
+        <w:t>审批</w:t>
+      </w:r>
+    </w:p>
+    <w:p>
+      <w:pPr>
+        <w:spacing w:before="96" w:after="96" w:line="23" w:lineRule="atLeast"/>
+        <w:rPr>
+          <w:rFonts w:hint="eastAsia"/>
+          <w:sz w:val="16"/>
+          <w:szCs w:val="16"/>
+        </w:rPr>
+      </w:pPr>
+      <w:r>
+        <w:rPr>
+          <w:rFonts w:hint="eastAsia"/>
+          <w:sz w:val="16"/>
+          <w:szCs w:val="16"/>
+        </w:rPr>
+        <w:t>审批通过→一审通过</w:t>
+      </w:r>
+    </w:p>
+    <w:p>
+      <w:pPr>
+        <w:spacing w:before="96" w:after="96" w:line="23" w:lineRule="atLeast"/>
+        <w:rPr>
+          <w:rFonts w:hint="eastAsia"/>
+          <w:sz w:val="16"/>
+          <w:szCs w:val="16"/>
+        </w:rPr>
+      </w:pPr>
+      <w:r>
+        <w:rPr>
+          <w:rFonts w:hint="eastAsia"/>
+          <w:sz w:val="16"/>
+          <w:szCs w:val="16"/>
+        </w:rPr>
+        <w:t>仅总监理工程师</w:t>
+      </w:r>
+    </w:p>
+    <w:p>
+      <w:pPr>
+        <w:spacing w:before="96" w:after="96" w:line="23" w:lineRule="atLeast"/>
+        <w:rPr>
+          <w:rFonts w:hint="eastAsia"/>
+          <w:sz w:val="16"/>
+          <w:szCs w:val="16"/>
+        </w:rPr>
+      </w:pPr>
+      <w:r>
+        <w:rPr>
+          <w:rFonts w:hint="eastAsia"/>
+          <w:sz w:val="16"/>
+          <w:szCs w:val="16"/>
+        </w:rPr>
+        <w:t>审批</w:t>
+      </w:r>
+    </w:p>
+    <w:p>
+      <w:pPr>
+        <w:spacing w:before="96" w:after="96" w:line="23" w:lineRule="atLeast"/>
+        <w:rPr>
+          <w:rFonts w:hint="eastAsia"/>
+          <w:sz w:val="16"/>
+          <w:szCs w:val="16"/>
+        </w:rPr>
+      </w:pPr>
+      <w:r>
+        <w:rPr>
+          <w:rFonts w:hint="eastAsia"/>
+          <w:sz w:val="16"/>
+          <w:szCs w:val="16"/>
+        </w:rPr>
+        <w:t>终审通过→已审批</w:t>
+      </w:r>
+    </w:p>
+    <w:p>
+      <w:pPr>
+        <w:spacing w:before="96" w:after="96" w:line="23" w:lineRule="atLeast"/>
+        <w:rPr>
+          <w:rFonts w:hint="eastAsia"/>
+          <w:sz w:val="16"/>
+          <w:szCs w:val="16"/>
+        </w:rPr>
+      </w:pPr>
+      <w:r>
+        <w:rPr>
+          <w:rFonts w:hint="eastAsia"/>
+          <w:sz w:val="16"/>
+          <w:szCs w:val="16"/>
+        </w:rPr>
+        <w:t>无</w:t>
+      </w:r>
+    </w:p>
+    <w:p>
+      <w:pPr>
+        <w:spacing w:before="96" w:after="96" w:line="23" w:lineRule="atLeast"/>
+        <w:rPr>
+          <w:rFonts w:hint="eastAsia"/>
+          <w:sz w:val="16"/>
+          <w:szCs w:val="16"/>
+        </w:rPr>
+      </w:pPr>
+      <w:r>
+        <w:rPr>
+          <w:rFonts w:hint="eastAsia"/>
+          <w:sz w:val="16"/>
+          <w:szCs w:val="16"/>
+        </w:rPr>
+        <w:t>—</w:t>
+      </w:r>
+    </w:p>
+    <w:p>
+      <w:pPr>
+        <w:spacing w:before="96" w:after="96" w:line="23" w:lineRule="atLeast"/>
+        <w:rPr>
+          <w:rFonts w:hint="eastAsia"/>
+          <w:sz w:val="16"/>
+          <w:szCs w:val="16"/>
+        </w:rPr>
+      </w:pPr>
+      <w:r>
+        <w:rPr>
+          <w:rFonts w:hint="eastAsia"/>
+          <w:sz w:val="16"/>
+          <w:szCs w:val="16"/>
+        </w:rPr>
+        <w:t>驳回→待审批</w:t>
+      </w:r>
+    </w:p>
+    <w:p>
+      <w:pPr>
+        <w:spacing w:before="96" w:after="96" w:line="23" w:lineRule="atLeast"/>
+        <w:rPr>
+          <w:rFonts w:hint="eastAsia"/>
+          <w:sz w:val="16"/>
+          <w:szCs w:val="16"/>
+        </w:rPr>
+      </w:pPr>
+      <w:r>
+        <w:rPr>
+          <w:rFonts w:hint="eastAsia"/>
+          <w:sz w:val="16"/>
+          <w:szCs w:val="16"/>
+        </w:rPr>
+        <w:t>回到起点</w:t>
+      </w:r>
+    </w:p>
+    <w:p>
+      <w:pPr>
+        <w:spacing w:before="96" w:after="96" w:line="23" w:lineRule="atLeast"/>
+        <w:rPr>
+          <w:sz w:val="16"/>
+          <w:szCs w:val="16"/>
+        </w:rPr>
+      </w:pPr>
+      <w:r>
+        <w:rPr>
+          <w:rFonts w:hint="eastAsia"/>
+          <w:sz w:val="16"/>
+          <w:szCs w:val="16"/>
+        </w:rPr>
+        <w:t>—</w:t>
+      </w:r>
+    </w:p>
+    <w:p>
+      <w:pPr>
+        <w:spacing w:before="96" w:after="96" w:line="23" w:lineRule="atLeast"/>
+        <w:rPr>
+          <w:sz w:val="16"/>
+          <w:szCs w:val="16"/>
+        </w:rPr>
+      </w:pPr>
+    </w:p>
+    <w:p>
+      <w:pPr>
+        <w:spacing w:before="96" w:after="96" w:line="23" w:lineRule="atLeast"/>
+        <w:rPr>
+          <w:rFonts w:hint="eastAsia"/>
+          <w:sz w:val="16"/>
+          <w:szCs w:val="16"/>
+        </w:rPr>
+      </w:pPr>
+      <w:r>
+        <w:rPr>
+          <w:rFonts w:hint="eastAsia"/>
+          <w:sz w:val="16"/>
+          <w:szCs w:val="16"/>
+        </w:rPr>
+        <w:t>要更新原来的演示数据，原来验收数据的状态值跟目前的程序逻辑不一致，可能更新数据后才能看到审批按钮</w:t>
+      </w:r>
+    </w:p>
+    <w:p>
+      <w:pPr>
+        <w:spacing w:before="96" w:after="96" w:line="23" w:lineRule="atLeast"/>
+        <w:rPr>
+          <w:rFonts w:hint="eastAsia"/>
+          <w:sz w:val="16"/>
+          <w:szCs w:val="16"/>
+        </w:rPr>
+      </w:pPr>
+      <w:r>
+        <w:rPr>
+          <w:rFonts w:hint="eastAsia"/>
+          <w:sz w:val="16"/>
+          <w:szCs w:val="16"/>
+        </w:rPr>
+        <w:t>要注意数据修改后支持跨模块、用户切换情况下保持最新当前数据，除非重新做初始化（</w:t>
+      </w:r>
+      <w:proofErr w:type="gramStart"/>
+      <w:r>
+        <w:rPr>
+          <w:rFonts w:hint="eastAsia"/>
+          <w:sz w:val="16"/>
+          <w:szCs w:val="16"/>
+        </w:rPr>
+        <w:t>目前质控检查</w:t>
+      </w:r>
+      <w:proofErr w:type="gramEnd"/>
+      <w:r>
+        <w:rPr>
+          <w:rFonts w:hint="eastAsia"/>
+          <w:sz w:val="16"/>
+          <w:szCs w:val="16"/>
+        </w:rPr>
+        <w:t>模块已实现）</w:t>
+      </w:r>
+    </w:p>
+    <w:p>
+      <w:pPr>
+        <w:spacing w:before="96" w:after="96" w:line="23" w:lineRule="atLeast"/>
+        <w:rPr>
+          <w:sz w:val="16"/>
+          <w:szCs w:val="16"/>
+        </w:rPr>
+      </w:pPr>
+    </w:p>
+    <w:p>
+      <w:pPr>
+        <w:spacing w:before="96" w:after="96" w:line="23" w:lineRule="atLeast"/>
+        <w:rPr>
+          <w:rFonts w:hint="eastAsia"/>
+          <w:sz w:val="16"/>
+          <w:szCs w:val="16"/>
+        </w:rPr>
+      </w:pPr>
+      <w:r>
+        <w:rPr>
+          <w:rFonts w:hint="eastAsia"/>
+          <w:sz w:val="16"/>
+          <w:szCs w:val="16"/>
+        </w:rPr>
+        <w:t>合同列表的详细信息，需要参照质量检查模块，增加审批记信息</w:t>
+      </w:r>
+    </w:p>
+    <w:p>
+      <w:pPr>
+        <w:spacing w:before="96" w:after="96" w:line="23" w:lineRule="atLeast"/>
+        <w:rPr>
+          <w:rFonts w:hint="eastAsia"/>
+          <w:sz w:val="16"/>
+          <w:szCs w:val="16"/>
+        </w:rPr>
+      </w:pPr>
+      <w:r>
+        <w:rPr>
+          <w:rFonts w:hint="eastAsia"/>
+          <w:sz w:val="16"/>
+          <w:szCs w:val="16"/>
+        </w:rPr>
+        <w:t>支付申请审批，审批人默认为当前用户且不能手工修改</w:t>
+      </w:r>
+    </w:p>
+    <w:p>
+      <w:pPr>
+        <w:spacing w:before="96" w:after="96" w:line="23" w:lineRule="atLeast"/>
+        <w:rPr>
+          <w:sz w:val="16"/>
+          <w:szCs w:val="16"/>
+        </w:rPr>
+      </w:pPr>
+      <w:r>
+        <w:rPr>
+          <w:rFonts w:hint="eastAsia"/>
+          <w:sz w:val="16"/>
+          <w:szCs w:val="16"/>
+        </w:rPr>
+        <w:t>支付申请详情，审批按钮不可见（在查看界面不能执行审批操作）</w:t>
+      </w:r>
+    </w:p>
+    <w:p>
+      <w:pPr>
+        <w:spacing w:before="96" w:after="96" w:line="23" w:lineRule="atLeast"/>
+        <w:rPr>
+          <w:rFonts w:hint="eastAsia"/>
+          <w:sz w:val="16"/>
+          <w:szCs w:val="16"/>
+        </w:rPr>
+      </w:pPr>
+    </w:p>
+    <w:p>
+      <w:pPr>
+        <w:spacing w:before="96" w:after="96" w:line="23" w:lineRule="atLeast"/>
+        <w:rPr>
+          <w:rFonts w:hint="eastAsia"/>
+          <w:sz w:val="16"/>
+          <w:szCs w:val="16"/>
+        </w:rPr>
+      </w:pPr>
+      <w:r>
+        <w:rPr>
+          <w:sz w:val="16"/>
+          <w:szCs w:val="16"/>
+        </w:rPr>
+        <w:t>知识文档详情，增加审批记录信息；修改3条的演示数据的状态为待审批状态（如已有点评信息需删除，因待审批的即</w:t>
+      </w:r>
+      <w:proofErr w:type="gramStart"/>
+      <w:r>
+        <w:rPr>
+          <w:sz w:val="16"/>
+          <w:szCs w:val="16"/>
+        </w:rPr>
+        <w:t>未发布</w:t>
+      </w:r>
+      <w:proofErr w:type="gramEnd"/>
+      <w:r>
+        <w:rPr>
+          <w:sz w:val="16"/>
+          <w:szCs w:val="16"/>
+        </w:rPr>
+        <w:t>的不应有点评信息）；增加审批功能，各类角色都可以新增知识文档（待审核状态），知识管理员（韦江腾）可以一审，副总经理（王小平）二审即终审；删除当前的查看审批按钮，改为根据数据状态和当前用户动态显示的审批按钮；对5条已审批状态的演示数据增加点评信息（具体哪几条你定，不要连续，点评信息应看起来真实）</w:t>
+      </w:r>
+    </w:p>
+    <w:p>
+      <w:pPr>
+        <w:spacing w:before="96" w:after="96" w:line="23" w:lineRule="atLeast"/>
+        <w:rPr>
+          <w:sz w:val="16"/>
+          <w:szCs w:val="16"/>
+        </w:rPr>
+      </w:pPr>
+      <w:r>
+        <w:rPr>
+          <w:sz w:val="16"/>
+          <w:szCs w:val="16"/>
+        </w:rPr>
+        <w:t>知识文档模块也要支持跨模块</w:t>
+      </w:r>
+      <w:proofErr w:type="gramStart"/>
+      <w:r>
+        <w:rPr>
+          <w:sz w:val="16"/>
+          <w:szCs w:val="16"/>
+        </w:rPr>
+        <w:t>跨用户</w:t>
+      </w:r>
+      <w:proofErr w:type="gramEnd"/>
+      <w:r>
+        <w:rPr>
+          <w:sz w:val="16"/>
+          <w:szCs w:val="16"/>
+        </w:rPr>
+        <w:t>的数据持久化，否则没办法实现用户分级审批</w:t>
+      </w:r>
+    </w:p>
+    <w:p>
+      <w:pPr>
+        <w:spacing w:before="96" w:after="96" w:line="23" w:lineRule="atLeast"/>
+        <w:rPr>
+          <w:sz w:val="16"/>
+          <w:szCs w:val="16"/>
+        </w:rPr>
+      </w:pPr>
+    </w:p>
+    <w:p>
+      <w:pPr>
+        <w:spacing w:before="96" w:after="96" w:line="23" w:lineRule="atLeast"/>
+        <w:rPr>
+          <w:rFonts w:hint="eastAsia"/>
+          <w:sz w:val="16"/>
+          <w:szCs w:val="16"/>
+        </w:rPr>
+      </w:pPr>
+      <w:r>
+        <w:rPr>
+          <w:rFonts w:hint="eastAsia"/>
+          <w:sz w:val="16"/>
+          <w:szCs w:val="16"/>
+        </w:rPr>
+        <w:t>增加系统用户，以用户姓名作为用户名，密码统一为</w:t>
+      </w:r>
+      <w:proofErr w:type="spellStart"/>
+      <w:r>
+        <w:rPr>
+          <w:rFonts w:hint="eastAsia"/>
+          <w:sz w:val="16"/>
+          <w:szCs w:val="16"/>
+        </w:rPr>
+        <w:t>xinbai</w:t>
+      </w:r>
+      <w:proofErr w:type="spellEnd"/>
+      <w:r>
+        <w:rPr>
+          <w:rFonts w:hint="eastAsia"/>
+          <w:sz w:val="16"/>
+          <w:szCs w:val="16"/>
+        </w:rPr>
+        <w:t>：</w:t>
+      </w:r>
+    </w:p>
+    <w:p>
+      <w:pPr>
+        <w:spacing w:before="96" w:after="96" w:line="23" w:lineRule="atLeast"/>
+        <w:rPr>
+          <w:rFonts w:hint="eastAsia"/>
+          <w:sz w:val="16"/>
+          <w:szCs w:val="16"/>
+        </w:rPr>
+      </w:pPr>
+      <w:r>
+        <w:rPr>
+          <w:rFonts w:hint="eastAsia"/>
+          <w:sz w:val="16"/>
+          <w:szCs w:val="16"/>
+        </w:rPr>
+        <w:t>销售角色：许琰芳、蔡海</w:t>
+      </w:r>
+      <w:proofErr w:type="gramStart"/>
+      <w:r>
+        <w:rPr>
+          <w:rFonts w:hint="eastAsia"/>
+          <w:sz w:val="16"/>
+          <w:szCs w:val="16"/>
+        </w:rPr>
+        <w:t>婷</w:t>
+      </w:r>
+      <w:proofErr w:type="gramEnd"/>
+      <w:r>
+        <w:rPr>
+          <w:rFonts w:hint="eastAsia"/>
+          <w:sz w:val="16"/>
+          <w:szCs w:val="16"/>
+        </w:rPr>
+        <w:t>、李鉴韬</w:t>
+      </w:r>
+    </w:p>
+    <w:p>
+      <w:pPr>
+        <w:spacing w:before="96" w:after="96" w:line="23" w:lineRule="atLeast"/>
+        <w:rPr>
+          <w:rFonts w:hint="eastAsia"/>
+          <w:sz w:val="16"/>
+          <w:szCs w:val="16"/>
+        </w:rPr>
+      </w:pPr>
+      <w:r>
+        <w:rPr>
+          <w:rFonts w:hint="eastAsia"/>
+          <w:sz w:val="16"/>
+          <w:szCs w:val="16"/>
+        </w:rPr>
+        <w:t>监理工程师角色：</w:t>
+      </w:r>
+      <w:proofErr w:type="gramStart"/>
+      <w:r>
+        <w:rPr>
+          <w:rFonts w:hint="eastAsia"/>
+          <w:sz w:val="16"/>
+          <w:szCs w:val="16"/>
+        </w:rPr>
+        <w:t>梁育境</w:t>
+      </w:r>
+      <w:proofErr w:type="gramEnd"/>
+      <w:r>
+        <w:rPr>
+          <w:rFonts w:hint="eastAsia"/>
+          <w:sz w:val="16"/>
+          <w:szCs w:val="16"/>
+        </w:rPr>
+        <w:t>、马健霖、陈健文、邱隆宝</w:t>
+      </w:r>
+    </w:p>
+    <w:p>
+      <w:pPr>
+        <w:spacing w:before="96" w:after="96" w:line="23" w:lineRule="atLeast"/>
+        <w:rPr>
+          <w:sz w:val="16"/>
+          <w:szCs w:val="16"/>
+        </w:rPr>
+      </w:pPr>
+      <w:r>
+        <w:rPr>
+          <w:rFonts w:hint="eastAsia"/>
+          <w:sz w:val="16"/>
+          <w:szCs w:val="16"/>
+        </w:rPr>
+        <w:t>总监理工程师角色（同时具备监理工程师角色）：许小嘉、赵雄飞</w:t>
+      </w:r>
+    </w:p>
+    <w:p>
+      <w:pPr>
+        <w:spacing w:before="96" w:after="96" w:line="23" w:lineRule="atLeast"/>
+        <w:rPr>
+          <w:sz w:val="16"/>
+          <w:szCs w:val="16"/>
+        </w:rPr>
+      </w:pPr>
+    </w:p>
+    <w:p>
+      <w:pPr>
+        <w:spacing w:before="96" w:after="96" w:line="23" w:lineRule="atLeast"/>
+        <w:rPr>
+          <w:sz w:val="16"/>
+          <w:szCs w:val="16"/>
+        </w:rPr>
+      </w:pPr>
+      <w:r>
+        <w:rPr>
+          <w:sz w:val="16"/>
+          <w:szCs w:val="16"/>
+        </w:rPr>
+        <w:t>数据管理界面，仅保留重置为初设数据这个按钮，以及下面的数据说明，其他内容删除</w:t>
+      </w:r>
+    </w:p>
+    <w:p>
+      <w:pPr>
+        <w:spacing w:before="96" w:after="96" w:line="23" w:lineRule="atLeast"/>
+        <w:rPr>
+          <w:rFonts w:hint="eastAsia"/>
+          <w:sz w:val="16"/>
+          <w:szCs w:val="16"/>
+        </w:rPr>
+      </w:pPr>
+    </w:p>
+    <w:p>
+      <w:pPr>
+        <w:pStyle w:val="1"/>
+        <w:jc w:val="left"/>
+      </w:pPr>
+      <w:r>
+        <w:t>开发版本</w:t>
+      </w:r>
+    </w:p>
+    <w:p>
+      <w:pPr>
+        <w:pStyle w:val="2"/>
+      </w:pPr>
+      <w:proofErr w:type="spellStart"/>
+      <w:r>
+        <w:t>Github</w:t>
+      </w:r>
+      <w:proofErr w:type="spellEnd"/>
+      <w:r>
+        <w:t xml:space="preserve">  标签 V0.3.1</w:t>
+      </w:r>
+    </w:p>
+    <w:p>
+      <w:pPr>
+        <w:rPr>
+          <w:rFonts w:hint="eastAsia"/>
+        </w:rPr>
+      </w:pPr>
+      <w:proofErr w:type="spellStart"/>
+      <w:r>
+        <w:rPr>
+          <w:rFonts w:hint="eastAsia"/>
+        </w:rPr>
+        <w:t>Github</w:t>
+      </w:r>
+      <w:proofErr w:type="spellEnd"/>
+      <w:r>
+        <w:rPr>
+          <w:rFonts w:hint="eastAsia"/>
+        </w:rPr>
+        <w:t xml:space="preserve">  标签 V0.3.1，</w:t>
+      </w:r>
+      <w:r>
+        <w:t>备注为当前版本是</w:t>
+      </w:r>
+      <w:proofErr w:type="spellStart"/>
+      <w:r>
+        <w:t>codebuddy</w:t>
+      </w:r>
+      <w:proofErr w:type="spellEnd"/>
+      <w:r>
+        <w:t>完成部分修改，待实现实时数据跨模块</w:t>
+      </w:r>
+      <w:proofErr w:type="gramStart"/>
+      <w:r>
+        <w:t>跨用户</w:t>
+      </w:r>
+      <w:proofErr w:type="gramEnd"/>
+      <w:r>
+        <w:t>保持</w:t>
+      </w:r>
+    </w:p>
+    <w:p>
+      <w:pPr>
+        <w:rPr>
+          <w:rFonts w:hint="eastAsia"/>
+        </w:rPr>
+      </w:pPr>
+      <w:r>
+        <w:rPr>
+          <w:i/>
+          <w:iCs/>
+        </w:rPr>
+        <w:t># 回滚到 v0.3.1（查看历史代码，不影响当前分支）</w:t>
+      </w:r>
+    </w:p>
+    <w:p>
+      <w:pPr>
+        <w:rPr>
+          <w:rFonts w:hint="eastAsia"/>
+        </w:rPr>
+      </w:pPr>
+      <w:r>
+        <w:t>git checkout v0.3.1</w:t>
+      </w:r>
+    </w:p>
+    <w:p>
+      <w:pPr>
+        <w:rPr>
+          <w:rFonts w:hint="eastAsia"/>
+        </w:rPr>
+      </w:pPr>
+    </w:p>
+    <w:p>
+      <w:pPr>
+        <w:rPr>
+          <w:rFonts w:hint="eastAsia"/>
+        </w:rPr>
+      </w:pPr>
+      <w:r>
+        <w:rPr>
+          <w:i/>
+          <w:iCs/>
+        </w:rPr>
+        <w:t># 回滚到 v0.3.1 并创建新分支继续开发</w:t>
+      </w:r>
+    </w:p>
+    <w:p>
+      <w:pPr>
+        <w:rPr>
+          <w:rFonts w:hint="eastAsia"/>
+        </w:rPr>
+      </w:pPr>
+      <w:r>
+        <w:lastRenderedPageBreak/>
+        <w:t>git checkout -b restore-v0.3.1 v0.3.1</w:t>
+      </w:r>
+    </w:p>
+    <w:p>
+      <w:pPr>
+        <w:rPr>
+          <w:rFonts w:hint="eastAsia"/>
+        </w:rPr>
+      </w:pPr>
+    </w:p>
+    <w:p>
+      <w:pPr>
+        <w:rPr>
+          <w:rFonts w:hint="eastAsia"/>
+        </w:rPr>
+      </w:pPr>
+      <w:r>
+        <w:rPr>
+          <w:i/>
+          <w:iCs/>
+        </w:rPr>
+        <w:t># 强制将当前分支重置到 v0.3.1（丢弃之后的所有修改）</w:t>
+      </w:r>
+    </w:p>
+    <w:p>
+      <w:pPr>
+        <w:rPr>
+          <w:rFonts w:hint="eastAsia"/>
+        </w:rPr>
+      </w:pPr>
+      <w:r>
+        <w:t>git reset --hard v0.3.1</w:t>
+      </w:r>
+    </w:p>
+    <w:p>
+      <w:pPr>
+        <w:rPr>
+          <w:rFonts w:hint="eastAsia"/>
+        </w:rPr>
+      </w:pPr>
+    </w:p>
+    <w:p>
+      <w:pPr>
+        <w:pStyle w:val="2"/>
+      </w:pPr>
+      <w:proofErr w:type="spellStart"/>
+      <w:r>
+        <w:t>Github</w:t>
+      </w:r>
+      <w:proofErr w:type="spellEnd"/>
+      <w:r>
+        <w:t xml:space="preserve">  标签 V0.3.2</w:t>
+      </w:r>
+    </w:p>
+    <w:p>
+      <w:pPr>
+        <w:rPr>
+          <w:rFonts w:hint="eastAsia"/>
+        </w:rPr>
+      </w:pPr>
+      <w:r>
+        <w:t>实现实时数据跨模块</w:t>
+      </w:r>
+      <w:proofErr w:type="gramStart"/>
+      <w:r>
+        <w:t>跨用户</w:t>
+      </w:r>
+      <w:proofErr w:type="gramEnd"/>
+      <w:r>
+        <w:t>保持</w:t>
+      </w:r>
+    </w:p>
+    <w:p/>
+    <w:p>
+      <w:pPr>
+        <w:pStyle w:val="2"/>
+      </w:pPr>
+      <w:proofErr w:type="spellStart"/>
+      <w:r>
+        <w:t>Github</w:t>
+      </w:r>
+      <w:proofErr w:type="spellEnd"/>
+      <w:r>
+        <w:t xml:space="preserve">  标签V0.3.3</w:t>
+      </w:r>
+    </w:p>
+    <w:p>
+      <w:pPr>
+        <w:rPr>
+          <w:rFonts w:hint="eastAsia"/>
+        </w:rPr>
+      </w:pPr>
+      <w:proofErr w:type="spellStart"/>
+      <w:r>
+        <w:t>trae</w:t>
+      </w:r>
+      <w:proofErr w:type="spellEnd"/>
+      <w:r>
+        <w:t>完成工作台和各项功能逻辑及数据修改</w:t>
       </w:r>
     </w:p>
     <w:sectPr>
@@ -5577,6 +9698,155 @@
 <file path=word/numbering.xml><?xml version="1.0" encoding="utf-8"?>
 <w:numbering xmlns:wpc="http://schemas.microsoft.com/office/word/2010/wordprocessingCanvas" xmlns:cx="http://schemas.microsoft.com/office/drawing/2014/chartex" xmlns:cx1="http://schemas.microsoft.com/office/drawing/2015/9/8/chartex" xmlns:cx2="http://schemas.microsoft.com/office/drawing/2015/10/21/chartex" xmlns:cx3="http://schemas.microsoft.com/office/drawing/2016/5/9/chartex" xmlns:cx4="http://schemas.microsoft.com/office/drawing/2016/5/10/chartex" xmlns:cx5="http://schemas.microsoft.com/office/drawing/2016/5/11/chartex" xmlns:cx6="http://schemas.microsoft.com/office/drawing/2016/5/12/chartex" xmlns:cx7="http://schemas.microsoft.com/office/drawing/2016/5/13/chartex" xmlns:cx8="http://schemas.microsoft.com/office/drawing/2016/5/14/chartex" xmlns:mc="http://schemas.openxmlformats.org/markup-compatibility/2006" xmlns:aink="http://schemas.microsoft.com/office/drawing/2016/ink" xmlns:am3d="http://schemas.microsoft.com/office/drawing/2017/model3d" xmlns:o="urn:schemas-microsoft-com:office:office" xmlns:oel="http://schemas.microsoft.com/office/2019/extlst" xmlns:r="http://schemas.openxmlformats.org/officeDocument/2006/relationships" xmlns:m="http://schemas.openxmlformats.org/officeDocument/2006/math" xmlns:v="urn:schemas-microsoft-com:vml" xmlns:wp14="http://schemas.microsoft.com/office/word/2010/wordprocessingDrawing" xmlns:wp="http://schemas.openxmlformats.org/drawingml/2006/wordprocessingDrawing" xmlns:w10="urn:schemas-microsoft-com:office:word" xmlns:w="http://schemas.openxmlformats.org/wordprocessingml/2006/main" xmlns:w14="http://schemas.microsoft.com/office/word/2010/wordml" xmlns:w15="http://schemas.microsoft.com/office/word/2012/wordml" xmlns:w16cex="http://schemas.microsoft.com/office/word/2018/wordml/cex" xmlns:w16cid="http://schemas.microsoft.com/office/word/2016/wordml/cid" xmlns:w16="http://schemas.microsoft.com/office/word/2018/wordml" xmlns:w16du="http://schemas.microsoft.com/office/word/2023/wordml/word16du" xmlns:w16sdtdh="http://schemas.microsoft.com/office/word/2020/wordml/sdtdatahash" xmlns:w16sdtfl="http://schemas.microsoft.com/office/word/2024/wordml/sdtformatlock" xmlns:w16se="http://schemas.microsoft.com/office/word/2015/wordml/symex" xmlns:wpg="http://schemas.microsoft.com/office/word/2010/wordprocessingGroup" xmlns:wpi="http://schemas.microsoft.com/office/word/2010/wordprocessingInk" xmlns:wne="http://schemas.microsoft.com/office/word/2006/wordml" xmlns:wps="http://schemas.microsoft.com/office/word/2010/wordprocessingShape" mc:Ignorable="w14 w15 w16se w16cid w16 w16cex w16sdtdh w16sdtfl w16du wp14">
   <w:abstractNum w:abstractNumId="0" w15:restartNumberingAfterBreak="0">
+    <w:nsid w:val="47B53434"/>
+    <w:multiLevelType w:val="multilevel"/>
+    <w:tmpl w:val="C24EE28E"/>
+    <w:lvl w:ilvl="0">
+      <w:start w:val="1"/>
+      <w:numFmt w:val="bullet"/>
+      <w:lvlText w:val=""/>
+      <w:lvlJc w:val="left"/>
+      <w:pPr>
+        <w:tabs>
+          <w:tab w:val="num" w:pos="720"/>
+        </w:tabs>
+        <w:ind w:left="720" w:hanging="360"/>
+      </w:pPr>
+      <w:rPr>
+        <w:rFonts w:ascii="Symbol" w:hAnsi="Symbol" w:hint="default"/>
+        <w:sz w:val="20"/>
+      </w:rPr>
+    </w:lvl>
+    <w:lvl w:ilvl="1" w:tentative="1">
+      <w:start w:val="1"/>
+      <w:numFmt w:val="bullet"/>
+      <w:lvlText w:val=""/>
+      <w:lvlJc w:val="left"/>
+      <w:pPr>
+        <w:tabs>
+          <w:tab w:val="num" w:pos="1440"/>
+        </w:tabs>
+        <w:ind w:left="1440" w:hanging="360"/>
+      </w:pPr>
+      <w:rPr>
+        <w:rFonts w:ascii="Symbol" w:hAnsi="Symbol" w:hint="default"/>
+        <w:sz w:val="20"/>
+      </w:rPr>
+    </w:lvl>
+    <w:lvl w:ilvl="2" w:tentative="1">
+      <w:start w:val="1"/>
+      <w:numFmt w:val="bullet"/>
+      <w:lvlText w:val=""/>
+      <w:lvlJc w:val="left"/>
+      <w:pPr>
+        <w:tabs>
+          <w:tab w:val="num" w:pos="2160"/>
+        </w:tabs>
+        <w:ind w:left="2160" w:hanging="360"/>
+      </w:pPr>
+      <w:rPr>
+        <w:rFonts w:ascii="Symbol" w:hAnsi="Symbol" w:hint="default"/>
+        <w:sz w:val="20"/>
+      </w:rPr>
+    </w:lvl>
+    <w:lvl w:ilvl="3" w:tentative="1">
+      <w:start w:val="1"/>
+      <w:numFmt w:val="bullet"/>
+      <w:lvlText w:val=""/>
+      <w:lvlJc w:val="left"/>
+      <w:pPr>
+        <w:tabs>
+          <w:tab w:val="num" w:pos="2880"/>
+        </w:tabs>
+        <w:ind w:left="2880" w:hanging="360"/>
+      </w:pPr>
+      <w:rPr>
+        <w:rFonts w:ascii="Symbol" w:hAnsi="Symbol" w:hint="default"/>
+        <w:sz w:val="20"/>
+      </w:rPr>
+    </w:lvl>
+    <w:lvl w:ilvl="4" w:tentative="1">
+      <w:start w:val="1"/>
+      <w:numFmt w:val="bullet"/>
+      <w:lvlText w:val=""/>
+      <w:lvlJc w:val="left"/>
+      <w:pPr>
+        <w:tabs>
+          <w:tab w:val="num" w:pos="3600"/>
+        </w:tabs>
+        <w:ind w:left="3600" w:hanging="360"/>
+      </w:pPr>
+      <w:rPr>
+        <w:rFonts w:ascii="Symbol" w:hAnsi="Symbol" w:hint="default"/>
+        <w:sz w:val="20"/>
+      </w:rPr>
+    </w:lvl>
+    <w:lvl w:ilvl="5" w:tentative="1">
+      <w:start w:val="1"/>
+      <w:numFmt w:val="bullet"/>
+      <w:lvlText w:val=""/>
+      <w:lvlJc w:val="left"/>
+      <w:pPr>
+        <w:tabs>
+          <w:tab w:val="num" w:pos="4320"/>
+        </w:tabs>
+        <w:ind w:left="4320" w:hanging="360"/>
+      </w:pPr>
+      <w:rPr>
+        <w:rFonts w:ascii="Symbol" w:hAnsi="Symbol" w:hint="default"/>
+        <w:sz w:val="20"/>
+      </w:rPr>
+    </w:lvl>
+    <w:lvl w:ilvl="6" w:tentative="1">
+      <w:start w:val="1"/>
+      <w:numFmt w:val="bullet"/>
+      <w:lvlText w:val=""/>
+      <w:lvlJc w:val="left"/>
+      <w:pPr>
+        <w:tabs>
+          <w:tab w:val="num" w:pos="5040"/>
+        </w:tabs>
+        <w:ind w:left="5040" w:hanging="360"/>
+      </w:pPr>
+      <w:rPr>
+        <w:rFonts w:ascii="Symbol" w:hAnsi="Symbol" w:hint="default"/>
+        <w:sz w:val="20"/>
+      </w:rPr>
+    </w:lvl>
+    <w:lvl w:ilvl="7" w:tentative="1">
+      <w:start w:val="1"/>
+      <w:numFmt w:val="bullet"/>
+      <w:lvlText w:val=""/>
+      <w:lvlJc w:val="left"/>
+      <w:pPr>
+        <w:tabs>
+          <w:tab w:val="num" w:pos="5760"/>
+        </w:tabs>
+        <w:ind w:left="5760" w:hanging="360"/>
+      </w:pPr>
+      <w:rPr>
+        <w:rFonts w:ascii="Symbol" w:hAnsi="Symbol" w:hint="default"/>
+        <w:sz w:val="20"/>
+      </w:rPr>
+    </w:lvl>
+    <w:lvl w:ilvl="8" w:tentative="1">
+      <w:start w:val="1"/>
+      <w:numFmt w:val="bullet"/>
+      <w:lvlText w:val=""/>
+      <w:lvlJc w:val="left"/>
+      <w:pPr>
+        <w:tabs>
+          <w:tab w:val="num" w:pos="6480"/>
+        </w:tabs>
+        <w:ind w:left="6480" w:hanging="360"/>
+      </w:pPr>
+      <w:rPr>
+        <w:rFonts w:ascii="Symbol" w:hAnsi="Symbol" w:hint="default"/>
+        <w:sz w:val="20"/>
+      </w:rPr>
+    </w:lvl>
+  </w:abstractNum>
+  <w:abstractNum w:abstractNumId="1" w15:restartNumberingAfterBreak="0">
     <w:nsid w:val="7694FFA2"/>
     <w:multiLevelType w:val="multilevel"/>
     <w:tmpl w:val="7694FFA2"/>
@@ -5726,6 +9996,9 @@
     </w:lvl>
   </w:abstractNum>
   <w:num w:numId="1" w16cid:durableId="619803584">
+    <w:abstractNumId w:val="1"/>
+  </w:num>
+  <w:num w:numId="2" w16cid:durableId="1881555208">
     <w:abstractNumId w:val="0"/>
   </w:num>
 </w:numbering>
@@ -6162,7 +10435,6 @@
   <w:style w:type="character" w:default="1" w:styleId="a0">
     <w:name w:val="Default Paragraph Font"/>
     <w:uiPriority w:val="1"/>
-    <w:semiHidden/>
     <w:unhideWhenUsed/>
   </w:style>
   <w:style w:type="table" w:default="1" w:styleId="a1">

--- a/信佰监理系统原型构建会话总结V0.1.docx
+++ b/信佰监理系统原型构建会话总结V0.1.docx
@@ -75,23 +75,7 @@
           <w:rFonts w:ascii="微软雅黑" w:eastAsia="微软雅黑" w:hAnsi="微软雅黑" w:cs="微软雅黑" w:hint="eastAsia"/>
           <w:color w:val="222222"/>
         </w:rPr>
-        <w:t>指令类</w:t>
-      </w:r>
-      <w:proofErr w:type="gramStart"/>
-      <w:r>
-        <w:rPr>
-          <w:rFonts w:ascii="微软雅黑" w:eastAsia="微软雅黑" w:hAnsi="微软雅黑" w:cs="微软雅黑" w:hint="eastAsia"/>
-          <w:color w:val="222222"/>
-        </w:rPr>
-        <w:t>输入指</w:t>
-      </w:r>
-      <w:proofErr w:type="gramEnd"/>
-      <w:r>
-        <w:rPr>
-          <w:rFonts w:ascii="微软雅黑" w:eastAsia="微软雅黑" w:hAnsi="微软雅黑" w:cs="微软雅黑" w:hint="eastAsia"/>
-          <w:color w:val="222222"/>
-        </w:rPr>
-        <w:t>用户明确给出的全局性、方向性指令，涉及系统的初始化、版本管理、整体审查与修复、以及文档输出等。</w:t>
+        <w:t>指令类输入指用户明确给出的全局性、方向性指令，涉及系统的初始化、版本管理、整体审查与修复、以及文档输出等。</w:t>
       </w:r>
     </w:p>
     <w:p>
@@ -157,23 +141,7 @@
           <w:rFonts w:ascii="微软雅黑" w:eastAsia="微软雅黑" w:hAnsi="微软雅黑" w:cs="微软雅黑" w:hint="eastAsia"/>
           <w:color w:val="222222"/>
         </w:rPr>
-        <w:t xml:space="preserve"> + React + TypeScript 的后台管理模板，包括</w:t>
-      </w:r>
-      <w:proofErr w:type="gramStart"/>
-      <w:r>
-        <w:rPr>
-          <w:rFonts w:ascii="微软雅黑" w:eastAsia="微软雅黑" w:hAnsi="微软雅黑" w:cs="微软雅黑" w:hint="eastAsia"/>
-          <w:color w:val="222222"/>
-        </w:rPr>
-        <w:t>侧边栏导航</w:t>
-      </w:r>
-      <w:proofErr w:type="gramEnd"/>
-      <w:r>
-        <w:rPr>
-          <w:rFonts w:ascii="微软雅黑" w:eastAsia="微软雅黑" w:hAnsi="微软雅黑" w:cs="微软雅黑" w:hint="eastAsia"/>
-          <w:color w:val="222222"/>
-        </w:rPr>
-        <w:t>菜单、顶部状态栏、主内容区与路由切换。</w:t>
+        <w:t xml:space="preserve"> + React + TypeScript 的后台管理模板，包括侧边栏导航菜单、顶部状态栏、主内容区与路由切换。</w:t>
       </w:r>
     </w:p>
     <w:p>
@@ -223,39 +191,7 @@
           <w:rFonts w:ascii="微软雅黑" w:eastAsia="微软雅黑" w:hAnsi="微软雅黑" w:cs="微软雅黑" w:hint="eastAsia"/>
           <w:color w:val="222222"/>
         </w:rPr>
-        <w:t>落地：覆盖第 1 条中的 V0.1 设定，在审批意见、支付意见、开</w:t>
-      </w:r>
-      <w:proofErr w:type="gramStart"/>
-      <w:r>
-        <w:rPr>
-          <w:rFonts w:ascii="微软雅黑" w:eastAsia="微软雅黑" w:hAnsi="微软雅黑" w:cs="微软雅黑" w:hint="eastAsia"/>
-          <w:color w:val="222222"/>
-        </w:rPr>
-        <w:t>工令</w:t>
-      </w:r>
-      <w:proofErr w:type="gramEnd"/>
-      <w:r>
-        <w:rPr>
-          <w:rFonts w:ascii="微软雅黑" w:eastAsia="微软雅黑" w:hAnsi="微软雅黑" w:cs="微软雅黑" w:hint="eastAsia"/>
-          <w:color w:val="222222"/>
-        </w:rPr>
-        <w:t>等文件中统</w:t>
-      </w:r>
-      <w:proofErr w:type="gramStart"/>
-      <w:r>
-        <w:rPr>
-          <w:rFonts w:ascii="微软雅黑" w:eastAsia="微软雅黑" w:hAnsi="微软雅黑" w:cs="微软雅黑" w:hint="eastAsia"/>
-          <w:color w:val="222222"/>
-        </w:rPr>
-        <w:t>一</w:t>
-      </w:r>
-      <w:proofErr w:type="gramEnd"/>
-      <w:r>
-        <w:rPr>
-          <w:rFonts w:ascii="微软雅黑" w:eastAsia="微软雅黑" w:hAnsi="微软雅黑" w:cs="微软雅黑" w:hint="eastAsia"/>
-          <w:color w:val="222222"/>
-        </w:rPr>
-        <w:t>标注 V0.2 版本号。</w:t>
+        <w:t>落地：覆盖第 1 条中的 V0.1 设定，在审批意见、支付意见、开工令等文件中统一标注 V0.2 版本号。</w:t>
       </w:r>
     </w:p>
     <w:p>
@@ -305,23 +241,7 @@
           <w:rFonts w:ascii="微软雅黑" w:eastAsia="微软雅黑" w:hAnsi="微软雅黑" w:cs="微软雅黑" w:hint="eastAsia"/>
           <w:color w:val="222222"/>
         </w:rPr>
-        <w:t>落地：覆盖工作台、项目管理、合同管理、变更控制、质量控制、进度管理、费用 / 成本管理、信息管理、验收归档、</w:t>
-      </w:r>
-      <w:proofErr w:type="gramStart"/>
-      <w:r>
-        <w:rPr>
-          <w:rFonts w:ascii="微软雅黑" w:eastAsia="微软雅黑" w:hAnsi="微软雅黑" w:cs="微软雅黑" w:hint="eastAsia"/>
-          <w:color w:val="222222"/>
-        </w:rPr>
-        <w:t>监理师</w:t>
-      </w:r>
-      <w:proofErr w:type="gramEnd"/>
-      <w:r>
-        <w:rPr>
-          <w:rFonts w:ascii="微软雅黑" w:eastAsia="微软雅黑" w:hAnsi="微软雅黑" w:cs="微软雅黑" w:hint="eastAsia"/>
-          <w:color w:val="222222"/>
-        </w:rPr>
-        <w:t xml:space="preserve">管理等全部业务模块；修复了空按钮点击事件、统一了状态字段、完善了审批记录生成逻辑，增加了多处缺失的 </w:t>
+        <w:t xml:space="preserve">落地：覆盖工作台、项目管理、合同管理、变更控制、质量控制、进度管理、费用 / 成本管理、信息管理、验收归档、监理师管理等全部业务模块；修复了空按钮点击事件、统一了状态字段、完善了审批记录生成逻辑，增加了多处缺失的 </w:t>
       </w:r>
       <w:proofErr w:type="spellStart"/>
       <w:r>
@@ -704,23 +624,7 @@
           <w:rFonts w:ascii="微软雅黑" w:eastAsia="微软雅黑" w:hAnsi="微软雅黑" w:cs="微软雅黑" w:hint="eastAsia"/>
           <w:color w:val="222222"/>
         </w:rPr>
-        <w:t>需求补充类</w:t>
-      </w:r>
-      <w:proofErr w:type="gramStart"/>
-      <w:r>
-        <w:rPr>
-          <w:rFonts w:ascii="微软雅黑" w:eastAsia="微软雅黑" w:hAnsi="微软雅黑" w:cs="微软雅黑" w:hint="eastAsia"/>
-          <w:color w:val="222222"/>
-        </w:rPr>
-        <w:t>输入指</w:t>
-      </w:r>
-      <w:proofErr w:type="gramEnd"/>
-      <w:r>
-        <w:rPr>
-          <w:rFonts w:ascii="微软雅黑" w:eastAsia="微软雅黑" w:hAnsi="微软雅黑" w:cs="微软雅黑" w:hint="eastAsia"/>
-          <w:color w:val="222222"/>
-        </w:rPr>
-        <w:t>用户对具体业务功能提出的扩展、完善与新增要求。</w:t>
+        <w:t>需求补充类输入指用户对具体业务功能提出的扩展、完善与新增要求。</w:t>
       </w:r>
     </w:p>
     <w:p>
@@ -804,29 +708,7 @@
           <w:szCs w:val="16"/>
           <w:shd w:val="clear" w:color="auto" w:fill="F5F5F5"/>
         </w:rPr>
-        <w:t>“项目启动列表中项目名称，应与项目列表中的相关名称一致，保持整个系统演示数据的衔接，而不是独立造</w:t>
-      </w:r>
-      <w:proofErr w:type="gramStart"/>
-      <w:r>
-        <w:rPr>
-          <w:rFonts w:ascii="微软雅黑" w:eastAsia="微软雅黑" w:hAnsi="微软雅黑" w:cs="微软雅黑" w:hint="eastAsia"/>
-          <w:color w:val="333333"/>
-          <w:sz w:val="16"/>
-          <w:szCs w:val="16"/>
-          <w:shd w:val="clear" w:color="auto" w:fill="F5F5F5"/>
-        </w:rPr>
-        <w:t>一</w:t>
-      </w:r>
-      <w:proofErr w:type="gramEnd"/>
-      <w:r>
-        <w:rPr>
-          <w:rFonts w:ascii="微软雅黑" w:eastAsia="微软雅黑" w:hAnsi="微软雅黑" w:cs="微软雅黑" w:hint="eastAsia"/>
-          <w:color w:val="333333"/>
-          <w:sz w:val="16"/>
-          <w:szCs w:val="16"/>
-          <w:shd w:val="clear" w:color="auto" w:fill="F5F5F5"/>
-        </w:rPr>
-        <w:t>套数据”</w:t>
+        <w:t>“项目启动列表中项目名称，应与项目列表中的相关名称一致，保持整个系统演示数据的衔接，而不是独立造一套数据”</w:t>
       </w:r>
     </w:p>
     <w:p>
@@ -858,23 +740,7 @@
           <w:rFonts w:ascii="微软雅黑" w:eastAsia="微软雅黑" w:hAnsi="微软雅黑" w:cs="微软雅黑" w:hint="eastAsia"/>
           <w:color w:val="222222"/>
         </w:rPr>
-        <w:t xml:space="preserve"> 中统</w:t>
-      </w:r>
-      <w:proofErr w:type="gramStart"/>
-      <w:r>
-        <w:rPr>
-          <w:rFonts w:ascii="微软雅黑" w:eastAsia="微软雅黑" w:hAnsi="微软雅黑" w:cs="微软雅黑" w:hint="eastAsia"/>
-          <w:color w:val="222222"/>
-        </w:rPr>
-        <w:t>一</w:t>
-      </w:r>
-      <w:proofErr w:type="gramEnd"/>
-      <w:r>
-        <w:rPr>
-          <w:rFonts w:ascii="微软雅黑" w:eastAsia="微软雅黑" w:hAnsi="微软雅黑" w:cs="微软雅黑" w:hint="eastAsia"/>
-          <w:color w:val="222222"/>
-        </w:rPr>
-        <w:t xml:space="preserve">引用项目管理模块 projects 的 </w:t>
+        <w:t xml:space="preserve"> 中统一引用项目管理模块 projects 的 </w:t>
       </w:r>
       <w:proofErr w:type="spellStart"/>
       <w:r>
@@ -926,9 +792,130 @@
           <w:szCs w:val="15"/>
           <w:shd w:val="clear" w:color="auto" w:fill="E8F5E9"/>
         </w:rPr>
-        <w:t xml:space="preserve">合并说明：以下两条输入为同一件事（承建单位信息补齐）——第 a 条强调“要补齐承建单位信息”，第 b </w:t>
-      </w:r>
-      <w:proofErr w:type="gramStart"/>
+        <w:t>合并说明：以下两条输入为同一件事（承建单位信息补齐）——第 a 条强调“要补齐承建单位信息”，第 b 条强调名称统一。二者合并处理，同时完成补齐与改名。</w:t>
+      </w:r>
+    </w:p>
+    <w:p>
+      <w:pPr>
+        <w:pBdr>
+          <w:left w:val="single" w:sz="18" w:space="9" w:color="888888"/>
+        </w:pBdr>
+        <w:shd w:val="clear" w:color="auto" w:fill="F5F5F5"/>
+        <w:spacing w:before="120" w:after="120" w:line="22" w:lineRule="atLeast"/>
+        <w:rPr>
+          <w:rFonts w:ascii="微软雅黑" w:eastAsia="微软雅黑" w:hAnsi="微软雅黑" w:cs="微软雅黑" w:hint="eastAsia"/>
+          <w:color w:val="333333"/>
+          <w:sz w:val="16"/>
+          <w:szCs w:val="16"/>
+        </w:rPr>
+      </w:pPr>
+      <w:r>
+        <w:rPr>
+          <w:rFonts w:ascii="微软雅黑" w:eastAsia="微软雅黑" w:hAnsi="微软雅黑" w:cs="微软雅黑" w:hint="eastAsia"/>
+          <w:color w:val="333333"/>
+          <w:sz w:val="16"/>
+          <w:szCs w:val="16"/>
+          <w:shd w:val="clear" w:color="auto" w:fill="F5F5F5"/>
+        </w:rPr>
+        <w:t>a) “支付管理界面的问题未能解决……二是要补齐承建单位信息，目前还是为空”</w:t>
+      </w:r>
+    </w:p>
+    <w:p>
+      <w:pPr>
+        <w:pBdr>
+          <w:left w:val="single" w:sz="18" w:space="9" w:color="888888"/>
+        </w:pBdr>
+        <w:shd w:val="clear" w:color="auto" w:fill="F5F5F5"/>
+        <w:spacing w:before="120" w:after="120" w:line="22" w:lineRule="atLeast"/>
+        <w:rPr>
+          <w:rFonts w:ascii="微软雅黑" w:eastAsia="微软雅黑" w:hAnsi="微软雅黑" w:cs="微软雅黑" w:hint="eastAsia"/>
+          <w:color w:val="333333"/>
+          <w:sz w:val="16"/>
+          <w:szCs w:val="16"/>
+        </w:rPr>
+      </w:pPr>
+      <w:r>
+        <w:rPr>
+          <w:rFonts w:ascii="微软雅黑" w:eastAsia="微软雅黑" w:hAnsi="微软雅黑" w:cs="微软雅黑" w:hint="eastAsia"/>
+          <w:color w:val="333333"/>
+          <w:sz w:val="16"/>
+          <w:szCs w:val="16"/>
+          <w:shd w:val="clear" w:color="auto" w:fill="F5F5F5"/>
+        </w:rPr>
+        <w:t>b) “系统中出现的‘广东信佰科技发展有限公司’，全部改为‘广东亿迅科技有限公司’”</w:t>
+      </w:r>
+    </w:p>
+    <w:p>
+      <w:pPr>
+        <w:pStyle w:val="a3"/>
+        <w:spacing w:line="23" w:lineRule="atLeast"/>
+        <w:rPr>
+          <w:rFonts w:hint="eastAsia"/>
+        </w:rPr>
+      </w:pPr>
+      <w:r>
+        <w:rPr>
+          <w:rFonts w:ascii="微软雅黑" w:eastAsia="微软雅黑" w:hAnsi="微软雅黑" w:cs="微软雅黑" w:hint="eastAsia"/>
+          <w:color w:val="222222"/>
+        </w:rPr>
+        <w:t xml:space="preserve">落地：在 </w:t>
+      </w:r>
+      <w:proofErr w:type="spellStart"/>
+      <w:r>
+        <w:rPr>
+          <w:rFonts w:ascii="微软雅黑" w:eastAsia="微软雅黑" w:hAnsi="微软雅黑" w:cs="微软雅黑" w:hint="eastAsia"/>
+          <w:color w:val="222222"/>
+        </w:rPr>
+        <w:t>contractMgmt</w:t>
+      </w:r>
+      <w:proofErr w:type="spellEnd"/>
+      <w:r>
+        <w:rPr>
+          <w:rFonts w:ascii="微软雅黑" w:eastAsia="微软雅黑" w:hAnsi="微软雅黑" w:cs="微软雅黑" w:hint="eastAsia"/>
+          <w:color w:val="222222"/>
+        </w:rPr>
+        <w:t xml:space="preserve"> 的 </w:t>
+      </w:r>
+      <w:proofErr w:type="spellStart"/>
+      <w:r>
+        <w:rPr>
+          <w:rFonts w:ascii="微软雅黑" w:eastAsia="微软雅黑" w:hAnsi="微软雅黑" w:cs="微软雅黑" w:hint="eastAsia"/>
+          <w:color w:val="222222"/>
+        </w:rPr>
+        <w:t>paymentMgmtData</w:t>
+      </w:r>
+      <w:proofErr w:type="spellEnd"/>
+      <w:r>
+        <w:rPr>
+          <w:rFonts w:ascii="微软雅黑" w:eastAsia="微软雅黑" w:hAnsi="微软雅黑" w:cs="微软雅黑" w:hint="eastAsia"/>
+          <w:color w:val="222222"/>
+        </w:rPr>
+        <w:t xml:space="preserve"> 中为每一条支付记录补充 contractor 字段；所有出现“广东信佰科技发展有限公司”的地方统一替换为“广东亿迅科技有限公司”，保证合同 / 支付 / 审批记录中的承建单位名称一致。</w:t>
+      </w:r>
+    </w:p>
+    <w:p>
+      <w:pPr>
+        <w:pStyle w:val="3"/>
+        <w:spacing w:line="23" w:lineRule="atLeast"/>
+      </w:pPr>
+      <w:r>
+        <w:t>4. 监理工程师人员配置统一</w:t>
+      </w:r>
+    </w:p>
+    <w:p>
+      <w:pPr>
+        <w:pBdr>
+          <w:left w:val="single" w:sz="18" w:space="9" w:color="4CAF50"/>
+        </w:pBdr>
+        <w:shd w:val="clear" w:color="auto" w:fill="E8F5E9"/>
+        <w:spacing w:before="120" w:after="120" w:line="22" w:lineRule="atLeast"/>
+        <w:rPr>
+          <w:rFonts w:ascii="微软雅黑" w:eastAsia="微软雅黑" w:hAnsi="微软雅黑" w:cs="微软雅黑" w:hint="eastAsia"/>
+          <w:color w:val="1B5E20"/>
+          <w:sz w:val="15"/>
+          <w:szCs w:val="15"/>
+        </w:rPr>
+      </w:pPr>
       <w:r>
         <w:rPr>
           <w:rFonts w:ascii="微软雅黑" w:eastAsia="微软雅黑" w:hAnsi="微软雅黑" w:cs="微软雅黑" w:hint="eastAsia"/>
@@ -939,20 +926,7 @@
           <w:szCs w:val="15"/>
           <w:shd w:val="clear" w:color="auto" w:fill="E8F5E9"/>
         </w:rPr>
-        <w:t>条强调</w:t>
-      </w:r>
-      <w:proofErr w:type="gramEnd"/>
-      <w:r>
-        <w:rPr>
-          <w:rFonts w:ascii="微软雅黑" w:eastAsia="微软雅黑" w:hAnsi="微软雅黑" w:cs="微软雅黑" w:hint="eastAsia"/>
-          <w:b/>
-          <w:bCs/>
-          <w:color w:val="1B5E20"/>
-          <w:sz w:val="15"/>
-          <w:szCs w:val="15"/>
-          <w:shd w:val="clear" w:color="auto" w:fill="E8F5E9"/>
-        </w:rPr>
-        <w:t>名称统一。二者合并处理，同时完成补齐与改名。</w:t>
+        <w:t>合并说明：以下两条输入为同一件事——韦江腾 / 滕海燕在系统中的统一配置，合并为一条。</w:t>
       </w:r>
     </w:p>
     <w:p>
@@ -977,7 +951,7 @@
           <w:szCs w:val="16"/>
           <w:shd w:val="clear" w:color="auto" w:fill="F5F5F5"/>
         </w:rPr>
-        <w:t>a) “支付管理界面的问题未能解决……二是要补齐承建单位信息，目前还是为空”</w:t>
+        <w:t>a) “修改所有跟项目相关的表单，其中的总监理工程师，改为韦江腾；监理工程师改为滕海燕，如果有多个监理工程师，应该确保其中一人为滕海燕”</w:t>
       </w:r>
     </w:p>
     <w:p>
@@ -1002,7 +976,7 @@
           <w:szCs w:val="16"/>
           <w:shd w:val="clear" w:color="auto" w:fill="F5F5F5"/>
         </w:rPr>
-        <w:t>b) “系统中出现的‘广东信佰科技发展有限公司’，全部改为‘广东亿迅科技有限公司’”</w:t>
+        <w:t>b) “监理师管理模块，增加韦江腾（监理师、项目管理师、软件造价工程师、架构师）、滕海燕（监理师、软件造价师）的人员信息和证书信息”</w:t>
       </w:r>
     </w:p>
     <w:p>
@@ -1018,7 +992,7 @@
           <w:rFonts w:ascii="微软雅黑" w:eastAsia="微软雅黑" w:hAnsi="微软雅黑" w:cs="微软雅黑" w:hint="eastAsia"/>
           <w:color w:val="222222"/>
         </w:rPr>
-        <w:t xml:space="preserve">落地：在 </w:t>
+        <w:t xml:space="preserve">落地：在 supervisors 中更新两人的岗位、职称、描述字段；在 </w:t>
       </w:r>
       <w:proofErr w:type="spellStart"/>
       <w:r>
@@ -1026,7 +1000,7 @@
           <w:rFonts w:ascii="微软雅黑" w:eastAsia="微软雅黑" w:hAnsi="微软雅黑" w:cs="微软雅黑" w:hint="eastAsia"/>
           <w:color w:val="222222"/>
         </w:rPr>
-        <w:t>contractMgmt</w:t>
+        <w:t>supervisorCertificates</w:t>
       </w:r>
       <w:proofErr w:type="spellEnd"/>
       <w:r>
@@ -1034,23 +1008,7 @@
           <w:rFonts w:ascii="微软雅黑" w:eastAsia="微软雅黑" w:hAnsi="微软雅黑" w:cs="微软雅黑" w:hint="eastAsia"/>
           <w:color w:val="222222"/>
         </w:rPr>
-        <w:t xml:space="preserve"> 的 </w:t>
-      </w:r>
-      <w:proofErr w:type="spellStart"/>
-      <w:r>
-        <w:rPr>
-          <w:rFonts w:ascii="微软雅黑" w:eastAsia="微软雅黑" w:hAnsi="微软雅黑" w:cs="微软雅黑" w:hint="eastAsia"/>
-          <w:color w:val="222222"/>
-        </w:rPr>
-        <w:t>paymentMgmtData</w:t>
-      </w:r>
-      <w:proofErr w:type="spellEnd"/>
-      <w:r>
-        <w:rPr>
-          <w:rFonts w:ascii="微软雅黑" w:eastAsia="微软雅黑" w:hAnsi="微软雅黑" w:cs="微软雅黑" w:hint="eastAsia"/>
-          <w:color w:val="222222"/>
-        </w:rPr>
-        <w:t xml:space="preserve"> 中为每一条支付记录补充 contractor 字段；所有出现“广东信佰科技发展有限公司”的地方统一替换为“广东亿迅科技有限公司”，保证合同 / 支付 / 审批记录中的承建单位名称一致。</w:t>
+        <w:t xml:space="preserve"> 中为两人绑定对应类型的证书编号与有效期；项目相关表单中的总监理工程师字段统一为韦江腾，监理工程师字段统一为滕海燕（多人列表至少含滕海燕）。</w:t>
       </w:r>
     </w:p>
     <w:p>
@@ -1059,34 +1017,8 @@
         <w:spacing w:line="23" w:lineRule="atLeast"/>
       </w:pPr>
       <w:r>
-        <w:t>4. 监理工程师人员配置统一</w:t>
-      </w:r>
-    </w:p>
-    <w:p>
-      <w:pPr>
-        <w:pBdr>
-          <w:left w:val="single" w:sz="18" w:space="9" w:color="4CAF50"/>
-        </w:pBdr>
-        <w:shd w:val="clear" w:color="auto" w:fill="E8F5E9"/>
-        <w:spacing w:before="120" w:after="120" w:line="22" w:lineRule="atLeast"/>
-        <w:rPr>
-          <w:rFonts w:ascii="微软雅黑" w:eastAsia="微软雅黑" w:hAnsi="微软雅黑" w:cs="微软雅黑" w:hint="eastAsia"/>
-          <w:color w:val="1B5E20"/>
-          <w:sz w:val="15"/>
-          <w:szCs w:val="15"/>
-        </w:rPr>
-      </w:pPr>
-      <w:r>
-        <w:rPr>
-          <w:rFonts w:ascii="微软雅黑" w:eastAsia="微软雅黑" w:hAnsi="微软雅黑" w:cs="微软雅黑" w:hint="eastAsia"/>
-          <w:b/>
-          <w:bCs/>
-          <w:color w:val="1B5E20"/>
-          <w:sz w:val="15"/>
-          <w:szCs w:val="15"/>
-          <w:shd w:val="clear" w:color="auto" w:fill="E8F5E9"/>
-        </w:rPr>
-        <w:t>合并说明：以下两条输入为同一件事——韦江腾 / 滕海燕在系统中的统一配置，合并为一条。</w:t>
+        <w:lastRenderedPageBreak/>
+        <w:t>5. 审批人字段实名化</w:t>
       </w:r>
     </w:p>
     <w:p>
@@ -1111,9 +1043,8 @@
           <w:szCs w:val="16"/>
           <w:shd w:val="clear" w:color="auto" w:fill="F5F5F5"/>
         </w:rPr>
-        <w:t>a) “修改所有跟项目相关的表单，其中的总监理工程师，改为韦江腾；监理工程师改为滕海燕，如果有多个监理工程师，应该确保其中</w:t>
-      </w:r>
-      <w:proofErr w:type="gramStart"/>
+        <w:t>“审批记录中，如果已审批或部分环节已审批的，要填写具体的审批人（目前只是填写了角色），以下是审批人相关信息：</w:t>
+      </w:r>
       <w:r>
         <w:rPr>
           <w:rFonts w:ascii="微软雅黑" w:eastAsia="微软雅黑" w:hAnsi="微软雅黑" w:cs="微软雅黑" w:hint="eastAsia"/>
@@ -1122,143 +1053,8 @@
           <w:szCs w:val="16"/>
           <w:shd w:val="clear" w:color="auto" w:fill="F5F5F5"/>
         </w:rPr>
-        <w:t>一</w:t>
-      </w:r>
-      <w:proofErr w:type="gramEnd"/>
-      <w:r>
-        <w:rPr>
-          <w:rFonts w:ascii="微软雅黑" w:eastAsia="微软雅黑" w:hAnsi="微软雅黑" w:cs="微软雅黑" w:hint="eastAsia"/>
-          <w:color w:val="333333"/>
-          <w:sz w:val="16"/>
-          <w:szCs w:val="16"/>
-          <w:shd w:val="clear" w:color="auto" w:fill="F5F5F5"/>
-        </w:rPr>
-        <w:t>人为滕海燕”</w:t>
-      </w:r>
-    </w:p>
-    <w:p>
-      <w:pPr>
-        <w:pBdr>
-          <w:left w:val="single" w:sz="18" w:space="9" w:color="888888"/>
-        </w:pBdr>
-        <w:shd w:val="clear" w:color="auto" w:fill="F5F5F5"/>
-        <w:spacing w:before="120" w:after="120" w:line="22" w:lineRule="atLeast"/>
-        <w:rPr>
-          <w:rFonts w:ascii="微软雅黑" w:eastAsia="微软雅黑" w:hAnsi="微软雅黑" w:cs="微软雅黑" w:hint="eastAsia"/>
-          <w:color w:val="333333"/>
-          <w:sz w:val="16"/>
-          <w:szCs w:val="16"/>
-        </w:rPr>
-      </w:pPr>
-      <w:r>
-        <w:rPr>
-          <w:rFonts w:ascii="微软雅黑" w:eastAsia="微软雅黑" w:hAnsi="微软雅黑" w:cs="微软雅黑" w:hint="eastAsia"/>
-          <w:color w:val="333333"/>
-          <w:sz w:val="16"/>
-          <w:szCs w:val="16"/>
-          <w:shd w:val="clear" w:color="auto" w:fill="F5F5F5"/>
-        </w:rPr>
-        <w:t>b) “监理师管理模块，增加韦江腾（监理师、项目管理师、软件造价工程师、架构师）、滕海燕（监理师、软件造价师）的人员信息和证书信息”</w:t>
-      </w:r>
-    </w:p>
-    <w:p>
-      <w:pPr>
-        <w:pStyle w:val="a3"/>
-        <w:spacing w:line="23" w:lineRule="atLeast"/>
-        <w:rPr>
-          <w:rFonts w:hint="eastAsia"/>
-        </w:rPr>
-      </w:pPr>
-      <w:r>
-        <w:rPr>
-          <w:rFonts w:ascii="微软雅黑" w:eastAsia="微软雅黑" w:hAnsi="微软雅黑" w:cs="微软雅黑" w:hint="eastAsia"/>
-          <w:color w:val="222222"/>
-        </w:rPr>
-        <w:t xml:space="preserve">落地：在 supervisors 中更新两人的岗位、职称、描述字段；在 </w:t>
-      </w:r>
-      <w:proofErr w:type="spellStart"/>
-      <w:r>
-        <w:rPr>
-          <w:rFonts w:ascii="微软雅黑" w:eastAsia="微软雅黑" w:hAnsi="微软雅黑" w:cs="微软雅黑" w:hint="eastAsia"/>
-          <w:color w:val="222222"/>
-        </w:rPr>
-        <w:t>supervisorCertificates</w:t>
-      </w:r>
-      <w:proofErr w:type="spellEnd"/>
-      <w:r>
-        <w:rPr>
-          <w:rFonts w:ascii="微软雅黑" w:eastAsia="微软雅黑" w:hAnsi="微软雅黑" w:cs="微软雅黑" w:hint="eastAsia"/>
-          <w:color w:val="222222"/>
-        </w:rPr>
-        <w:t xml:space="preserve"> 中为两人绑定对应类型的证书编号与有效期；项目相关表单中的总监理工程师字段统一为韦江腾，监理工程师字段统一为滕海燕（多人列表至少含滕海燕）。</w:t>
-      </w:r>
-    </w:p>
-    <w:p>
-      <w:pPr>
-        <w:pStyle w:val="3"/>
-        <w:spacing w:line="23" w:lineRule="atLeast"/>
-      </w:pPr>
-      <w:r>
-        <w:lastRenderedPageBreak/>
-        <w:t>5. 审批人字段实名化</w:t>
-      </w:r>
-    </w:p>
-    <w:p>
-      <w:pPr>
-        <w:pBdr>
-          <w:left w:val="single" w:sz="18" w:space="9" w:color="888888"/>
-        </w:pBdr>
-        <w:shd w:val="clear" w:color="auto" w:fill="F5F5F5"/>
-        <w:spacing w:before="120" w:after="120" w:line="22" w:lineRule="atLeast"/>
-        <w:rPr>
-          <w:rFonts w:ascii="微软雅黑" w:eastAsia="微软雅黑" w:hAnsi="微软雅黑" w:cs="微软雅黑" w:hint="eastAsia"/>
-          <w:color w:val="333333"/>
-          <w:sz w:val="16"/>
-          <w:szCs w:val="16"/>
-        </w:rPr>
-      </w:pPr>
-      <w:r>
-        <w:rPr>
-          <w:rFonts w:ascii="微软雅黑" w:eastAsia="微软雅黑" w:hAnsi="微软雅黑" w:cs="微软雅黑" w:hint="eastAsia"/>
-          <w:color w:val="333333"/>
-          <w:sz w:val="16"/>
-          <w:szCs w:val="16"/>
-          <w:shd w:val="clear" w:color="auto" w:fill="F5F5F5"/>
-        </w:rPr>
-        <w:t>“审批记录中，如果已审批或部分环节已审批的，要填写具体的审批人（目前只是填写了角色），以下是审批人相关信息：</w:t>
-      </w:r>
-      <w:r>
-        <w:rPr>
-          <w:rFonts w:ascii="微软雅黑" w:eastAsia="微软雅黑" w:hAnsi="微软雅黑" w:cs="微软雅黑" w:hint="eastAsia"/>
-          <w:color w:val="333333"/>
-          <w:sz w:val="16"/>
-          <w:szCs w:val="16"/>
-          <w:shd w:val="clear" w:color="auto" w:fill="F5F5F5"/>
-        </w:rPr>
         <w:br/>
-        <w:t>  销售：孙永秀、蔡海</w:t>
-      </w:r>
-      <w:proofErr w:type="gramStart"/>
-      <w:r>
-        <w:rPr>
-          <w:rFonts w:ascii="微软雅黑" w:eastAsia="微软雅黑" w:hAnsi="微软雅黑" w:cs="微软雅黑" w:hint="eastAsia"/>
-          <w:color w:val="333333"/>
-          <w:sz w:val="16"/>
-          <w:szCs w:val="16"/>
-          <w:shd w:val="clear" w:color="auto" w:fill="F5F5F5"/>
-        </w:rPr>
-        <w:t>婷</w:t>
-      </w:r>
-      <w:proofErr w:type="gramEnd"/>
-      <w:r>
-        <w:rPr>
-          <w:rFonts w:ascii="微软雅黑" w:eastAsia="微软雅黑" w:hAnsi="微软雅黑" w:cs="微软雅黑" w:hint="eastAsia"/>
-          <w:color w:val="333333"/>
-          <w:sz w:val="16"/>
-          <w:szCs w:val="16"/>
-          <w:shd w:val="clear" w:color="auto" w:fill="F5F5F5"/>
-        </w:rPr>
-        <w:t>、许琰芳、李金花四人之一</w:t>
+        <w:t>  销售：孙永秀、蔡海婷、许琰芳、李金花四人之一</w:t>
       </w:r>
       <w:r>
         <w:rPr>
@@ -1346,23 +1142,7 @@
           <w:rFonts w:ascii="微软雅黑" w:eastAsia="微软雅黑" w:hAnsi="微软雅黑" w:cs="微软雅黑" w:hint="eastAsia"/>
           <w:color w:val="222222"/>
         </w:rPr>
-        <w:t>落地：在通用审批链配置中统</w:t>
-      </w:r>
-      <w:proofErr w:type="gramStart"/>
-      <w:r>
-        <w:rPr>
-          <w:rFonts w:ascii="微软雅黑" w:eastAsia="微软雅黑" w:hAnsi="微软雅黑" w:cs="微软雅黑" w:hint="eastAsia"/>
-          <w:color w:val="222222"/>
-        </w:rPr>
-        <w:t>一</w:t>
-      </w:r>
-      <w:proofErr w:type="gramEnd"/>
-      <w:r>
-        <w:rPr>
-          <w:rFonts w:ascii="微软雅黑" w:eastAsia="微软雅黑" w:hAnsi="微软雅黑" w:cs="微软雅黑" w:hint="eastAsia"/>
-          <w:color w:val="222222"/>
-        </w:rPr>
-        <w:t>以上述人名作为默认审批人；所有数据文件中的 reviewer、applicant、approver、</w:t>
+        <w:t>落地：在通用审批链配置中统一以上述人名作为默认审批人；所有数据文件中的 reviewer、applicant、approver、</w:t>
       </w:r>
       <w:proofErr w:type="spellStart"/>
       <w:r>
@@ -1455,21 +1235,7 @@
         <w:rPr>
           <w:rFonts w:hint="eastAsia"/>
         </w:rPr>
-        <w:t>（2）</w:t>
-      </w:r>
-      <w:proofErr w:type="gramStart"/>
-      <w:r>
-        <w:rPr>
-          <w:rFonts w:hint="eastAsia"/>
-        </w:rPr>
-        <w:t>对于待总监理工程师</w:t>
-      </w:r>
-      <w:proofErr w:type="gramEnd"/>
-      <w:r>
-        <w:rPr>
-          <w:rFonts w:hint="eastAsia"/>
-        </w:rPr>
-        <w:t>审批的合同，只有总监理工程师角色的用户（韦江腾），才能显示“审批”按钮，其他用户能看到记录但看不到“审批”按钮</w:t>
+        <w:t>（2）对于待总监理工程师审批的合同，只有总监理工程师角色的用户（韦江腾），才能显示“审批”按钮，其他用户能看到记录但看不到“审批”按钮</w:t>
       </w:r>
     </w:p>
     <w:p>
@@ -1493,35 +1259,7 @@
         <w:rPr>
           <w:rFonts w:hint="eastAsia"/>
         </w:rPr>
-        <w:t>（3）对于</w:t>
-      </w:r>
-      <w:proofErr w:type="gramStart"/>
-      <w:r>
-        <w:rPr>
-          <w:rFonts w:hint="eastAsia"/>
-        </w:rPr>
-        <w:t>待部门</w:t>
-      </w:r>
-      <w:proofErr w:type="gramEnd"/>
-      <w:r>
-        <w:rPr>
-          <w:rFonts w:hint="eastAsia"/>
-        </w:rPr>
-        <w:t>经理</w:t>
-      </w:r>
-      <w:proofErr w:type="gramStart"/>
-      <w:r>
-        <w:rPr>
-          <w:rFonts w:hint="eastAsia"/>
-        </w:rPr>
-        <w:t>审批审批</w:t>
-      </w:r>
-      <w:proofErr w:type="gramEnd"/>
-      <w:r>
-        <w:rPr>
-          <w:rFonts w:hint="eastAsia"/>
-        </w:rPr>
-        <w:t>的合同，只有部门经理审批角色的用户（王华），才能显示“审批”按钮，其他用户能看到记录但看不到“审批”按钮</w:t>
+        <w:t>（3）对于待部门经理审批审批的合同，只有部门经理审批角色的用户（王华），才能显示“审批”按钮，其他用户能看到记录但看不到“审批”按钮</w:t>
       </w:r>
     </w:p>
     <w:p>
@@ -1563,23 +1301,7 @@
         <w:spacing w:line="23" w:lineRule="atLeast"/>
       </w:pPr>
       <w:r>
-        <w:t>7.在销售发起监理合同审批的界面，增加总监理工程师的下</w:t>
-      </w:r>
-      <w:proofErr w:type="gramStart"/>
-      <w:r>
-        <w:t>拉选择</w:t>
-      </w:r>
-      <w:proofErr w:type="gramEnd"/>
-      <w:r>
-        <w:t>列表（包括韦江腾、赵雄飞、许小嘉）（比选项），销售选择总监理工程师，填写意见并点击提交后，弹出窗口提示AI正在智能审核监理合同，等待15秒后（不需要在界面显示15秒的提示信息）模拟显示AI返回的合同审核意见（例如项目首付款低于合同总金额30%，注意项目收款风险；违约条款甲乙双方不对等，注意项目违约风险等），并提示用户是否继续提交，继续提交则</w:t>
-      </w:r>
-      <w:proofErr w:type="gramStart"/>
-      <w:r>
-        <w:t>改为待总监理工程师</w:t>
-      </w:r>
-      <w:proofErr w:type="gramEnd"/>
-      <w:r>
-        <w:t>审批</w:t>
+        <w:t>7.在销售发起监理合同审批的界面，增加总监理工程师的下拉选择列表（包括韦江腾、赵雄飞、许小嘉）（比选项），销售选择总监理工程师，填写意见并点击提交后，弹出窗口提示AI正在智能审核监理合同，等待15秒后（不需要在界面显示15秒的提示信息）模拟显示AI返回的合同审核意见（例如项目首付款低于合同总金额30%，注意项目收款风险；违约条款甲乙双方不对等，注意项目违约风险等），并提示用户是否继续提交，继续提交则改为待总监理工程师审批</w:t>
       </w:r>
     </w:p>
     <w:p>
@@ -1615,83 +1337,27 @@
         <w:rPr>
           <w:rFonts w:hint="eastAsia"/>
         </w:rPr>
-        <w:t>1.工作台的项目总数、监理合同数、质量问题数、安全隐患数、变更申请数、验收备案数，点开后的列表数据，应与后面具体模块的内容一致，例如工作台的项目总数点开后所看到的数据，应该与项目管理模块</w:t>
-      </w:r>
-      <w:proofErr w:type="gramStart"/>
-      <w:r>
-        <w:rPr>
-          <w:rFonts w:hint="eastAsia"/>
-        </w:rPr>
-        <w:t>中项目</w:t>
-      </w:r>
-      <w:proofErr w:type="gramEnd"/>
-      <w:r>
-        <w:rPr>
-          <w:rFonts w:hint="eastAsia"/>
-        </w:rPr>
-        <w:t>列表点</w:t>
-      </w:r>
-      <w:proofErr w:type="gramStart"/>
-      <w:r>
-        <w:rPr>
-          <w:rFonts w:hint="eastAsia"/>
-        </w:rPr>
-        <w:t>开看到</w:t>
-      </w:r>
-      <w:proofErr w:type="gramEnd"/>
-      <w:r>
-        <w:rPr>
-          <w:rFonts w:hint="eastAsia"/>
-        </w:rPr>
-        <w:t>的一致</w:t>
-      </w:r>
-    </w:p>
-    <w:p>
-      <w:pPr>
-        <w:rPr>
-          <w:rFonts w:hint="eastAsia"/>
-        </w:rPr>
-      </w:pPr>
-    </w:p>
-    <w:p>
-      <w:pPr>
-        <w:rPr>
-          <w:rFonts w:hint="eastAsia"/>
-        </w:rPr>
-      </w:pPr>
-      <w:r>
-        <w:rPr>
-          <w:rFonts w:hint="eastAsia"/>
-        </w:rPr>
-        <w:t>2.进行中项目、待验收项目、</w:t>
-      </w:r>
-      <w:proofErr w:type="gramStart"/>
-      <w:r>
-        <w:rPr>
-          <w:rFonts w:hint="eastAsia"/>
-        </w:rPr>
-        <w:t>待支付</w:t>
-      </w:r>
-      <w:proofErr w:type="gramEnd"/>
-      <w:r>
-        <w:rPr>
-          <w:rFonts w:hint="eastAsia"/>
-        </w:rPr>
-        <w:t>金额、待审批变更，应该与后面相应模块的数据状态保持一致，例如进行</w:t>
-      </w:r>
-      <w:proofErr w:type="gramStart"/>
-      <w:r>
-        <w:rPr>
-          <w:rFonts w:hint="eastAsia"/>
-        </w:rPr>
-        <w:t>中项目</w:t>
-      </w:r>
-      <w:proofErr w:type="gramEnd"/>
-      <w:r>
-        <w:rPr>
-          <w:rFonts w:hint="eastAsia"/>
-        </w:rPr>
-        <w:t>数，应该与项目列表中状态为进行中的项目数和具体项目保持一致</w:t>
+        <w:t>1.工作台的项目总数、监理合同数、质量问题数、安全隐患数、变更申请数、验收备案数，点开后的列表数据，应与后面具体模块的内容一致，例如工作台的项目总数点开后所看到的数据，应该与项目管理模块中项目列表点开看到的一致</w:t>
+      </w:r>
+    </w:p>
+    <w:p>
+      <w:pPr>
+        <w:rPr>
+          <w:rFonts w:hint="eastAsia"/>
+        </w:rPr>
+      </w:pPr>
+    </w:p>
+    <w:p>
+      <w:pPr>
+        <w:rPr>
+          <w:rFonts w:hint="eastAsia"/>
+        </w:rPr>
+      </w:pPr>
+      <w:r>
+        <w:rPr>
+          <w:rFonts w:hint="eastAsia"/>
+        </w:rPr>
+        <w:t>2.进行中项目、待验收项目、待支付金额、待审批变更，应该与后面相应模块的数据状态保持一致，例如进行中项目数，应该与项目列表中状态为进行中的项目数和具体项目保持一致</w:t>
       </w:r>
     </w:p>
     <w:p>
@@ -2790,15 +2456,7 @@
               </w:rPr>
             </w:pPr>
             <w:r>
-              <w:t>'已通过一审，</w:t>
-            </w:r>
-            <w:proofErr w:type="gramStart"/>
-            <w:r>
-              <w:t>请总监理工程师</w:t>
-            </w:r>
-            <w:proofErr w:type="gramEnd"/>
-            <w:r>
-              <w:t>终审'</w:t>
+              <w:t>'已通过一审，请总监理工程师终审'</w:t>
             </w:r>
           </w:p>
         </w:tc>
@@ -2935,21 +2593,7 @@
         <w:rPr>
           <w:rFonts w:hint="eastAsia"/>
         </w:rPr>
-        <w:t>进一步理顺整个系统的演示数据逻辑是否合理、可信，例如项目已验收但监理规划还未审批或监理合同未审核完毕，就是不合理；例如项目列表是所有数据的源头，如果监理合同中列出的项目但在项目列表中没有列出就是不合理（反之，如果项目列表的</w:t>
-      </w:r>
-      <w:proofErr w:type="gramStart"/>
-      <w:r>
-        <w:rPr>
-          <w:rFonts w:hint="eastAsia"/>
-        </w:rPr>
-        <w:t>项目初</w:t>
-      </w:r>
-      <w:proofErr w:type="gramEnd"/>
-      <w:r>
-        <w:rPr>
-          <w:rFonts w:hint="eastAsia"/>
-        </w:rPr>
-        <w:t>在启动阶段，监理列表中没有该项目的合同，是合理的）</w:t>
+        <w:t>进一步理顺整个系统的演示数据逻辑是否合理、可信，例如项目已验收但监理规划还未审批或监理合同未审核完毕，就是不合理；例如项目列表是所有数据的源头，如果监理合同中列出的项目但在项目列表中没有列出就是不合理（反之，如果项目列表的项目初在启动阶段，监理列表中没有该项目的合同，是合理的）</w:t>
       </w:r>
       <w:r>
         <w:rPr>
@@ -2961,21 +2605,7 @@
         <w:rPr>
           <w:rFonts w:hint="eastAsia"/>
         </w:rPr>
-        <w:t>例如项目列表</w:t>
-      </w:r>
-      <w:proofErr w:type="gramStart"/>
-      <w:r>
-        <w:rPr>
-          <w:rFonts w:hint="eastAsia"/>
-        </w:rPr>
-        <w:t>中项目</w:t>
-      </w:r>
-      <w:proofErr w:type="gramEnd"/>
-      <w:r>
-        <w:rPr>
-          <w:rFonts w:hint="eastAsia"/>
-        </w:rPr>
-        <w:t>状态为执行中，但验收报告模块已有竣工验收了</w:t>
+        <w:t>例如项目列表中项目状态为执行中，但验收报告模块已有竣工验收了</w:t>
       </w:r>
       <w:r>
         <w:rPr>
@@ -3053,15 +2683,7 @@
     </w:p>
     <w:p>
       <w:r>
-        <w:t>检查项目列表</w:t>
-      </w:r>
-      <w:proofErr w:type="gramStart"/>
-      <w:r>
-        <w:t>主数据</w:t>
-      </w:r>
-      <w:proofErr w:type="gramEnd"/>
-      <w:r>
-        <w:t>的完整性与项目编号映射</w:t>
+        <w:t>检查项目列表主数据的完整性与项目编号映射</w:t>
       </w:r>
     </w:p>
     <w:p>
@@ -3111,23 +2733,7 @@
           <w:rFonts w:ascii="微软雅黑" w:eastAsia="微软雅黑" w:hAnsi="微软雅黑" w:cs="微软雅黑" w:hint="eastAsia"/>
           <w:color w:val="222222"/>
         </w:rPr>
-        <w:t>纠错类</w:t>
-      </w:r>
-      <w:proofErr w:type="gramStart"/>
-      <w:r>
-        <w:rPr>
-          <w:rFonts w:ascii="微软雅黑" w:eastAsia="微软雅黑" w:hAnsi="微软雅黑" w:cs="微软雅黑" w:hint="eastAsia"/>
-          <w:color w:val="222222"/>
-        </w:rPr>
-        <w:t>输入指</w:t>
-      </w:r>
-      <w:proofErr w:type="gramEnd"/>
-      <w:r>
-        <w:rPr>
-          <w:rFonts w:ascii="微软雅黑" w:eastAsia="微软雅黑" w:hAnsi="微软雅黑" w:cs="微软雅黑" w:hint="eastAsia"/>
-          <w:color w:val="222222"/>
-        </w:rPr>
-        <w:t>用户在评审演示版本时发现的错误、遗漏或不合理之处，要求修复。</w:t>
+        <w:t>纠错类输入指用户在评审演示版本时发现的错误、遗漏或不合理之处，要求修复。</w:t>
       </w:r>
     </w:p>
     <w:p>
@@ -3196,23 +2802,7 @@
           <w:rFonts w:ascii="微软雅黑" w:eastAsia="微软雅黑" w:hAnsi="微软雅黑" w:cs="微软雅黑" w:hint="eastAsia"/>
           <w:color w:val="222222"/>
         </w:rPr>
-        <w:t xml:space="preserve"> 中引入 DEMOUSERS 状态（韦江腾、滕海燕、王华、王小平等），顶部欢迎</w:t>
-      </w:r>
-      <w:proofErr w:type="gramStart"/>
-      <w:r>
-        <w:rPr>
-          <w:rFonts w:ascii="微软雅黑" w:eastAsia="微软雅黑" w:hAnsi="微软雅黑" w:cs="微软雅黑" w:hint="eastAsia"/>
-          <w:color w:val="222222"/>
-        </w:rPr>
-        <w:t>栏通过</w:t>
-      </w:r>
-      <w:proofErr w:type="gramEnd"/>
-      <w:r>
-        <w:rPr>
-          <w:rFonts w:ascii="微软雅黑" w:eastAsia="微软雅黑" w:hAnsi="微软雅黑" w:cs="微软雅黑" w:hint="eastAsia"/>
-          <w:color w:val="222222"/>
-        </w:rPr>
-        <w:t>当前登录用户的 name 字段读取并显示，切换账号后自动替换。</w:t>
+        <w:t xml:space="preserve"> 中引入 DEMOUSERS 状态（韦江腾、滕海燕、王华、王小平等），顶部欢迎栏通过当前登录用户的 name 字段读取并显示，切换账号后自动替换。</w:t>
       </w:r>
     </w:p>
     <w:p>
@@ -3300,51 +2890,7 @@
           <w:sz w:val="16"/>
           <w:szCs w:val="16"/>
         </w:rPr>
-        <w:t xml:space="preserve"> 字段指向正确监理师；所有证书数据的所属人名称字段统一为中文姓名；补充</w:t>
-      </w:r>
-      <w:proofErr w:type="gramStart"/>
-      <w:r>
-        <w:rPr>
-          <w:rFonts w:ascii="微软雅黑" w:eastAsia="微软雅黑" w:hAnsi="微软雅黑" w:cs="微软雅黑" w:hint="eastAsia"/>
-          <w:i/>
-          <w:color w:val="222222"/>
-          <w:sz w:val="16"/>
-          <w:szCs w:val="16"/>
-        </w:rPr>
-        <w:t>监理师条目</w:t>
-      </w:r>
-      <w:proofErr w:type="gramEnd"/>
-      <w:r>
-        <w:rPr>
-          <w:rFonts w:ascii="微软雅黑" w:eastAsia="微软雅黑" w:hAnsi="微软雅黑" w:cs="微软雅黑" w:hint="eastAsia"/>
-          <w:i/>
-          <w:color w:val="222222"/>
-          <w:sz w:val="16"/>
-          <w:szCs w:val="16"/>
-        </w:rPr>
-        <w:t>，保证 SCT 系列每一张证书在</w:t>
-      </w:r>
-      <w:proofErr w:type="gramStart"/>
-      <w:r>
-        <w:rPr>
-          <w:rFonts w:ascii="微软雅黑" w:eastAsia="微软雅黑" w:hAnsi="微软雅黑" w:cs="微软雅黑" w:hint="eastAsia"/>
-          <w:i/>
-          <w:color w:val="222222"/>
-          <w:sz w:val="16"/>
-          <w:szCs w:val="16"/>
-        </w:rPr>
-        <w:t>监理师详情</w:t>
-      </w:r>
-      <w:proofErr w:type="gramEnd"/>
-      <w:r>
-        <w:rPr>
-          <w:rFonts w:ascii="微软雅黑" w:eastAsia="微软雅黑" w:hAnsi="微软雅黑" w:cs="微软雅黑" w:hint="eastAsia"/>
-          <w:i/>
-          <w:color w:val="222222"/>
-          <w:sz w:val="16"/>
-          <w:szCs w:val="16"/>
-        </w:rPr>
-        <w:t>页中都能找到对应人员。</w:t>
+        <w:t xml:space="preserve"> 字段指向正确监理师；所有证书数据的所属人名称字段统一为中文姓名；补充监理师条目，保证 SCT 系列每一张证书在监理师详情页中都能找到对应人员。</w:t>
       </w:r>
     </w:p>
     <w:p>
@@ -3586,29 +3132,7 @@
           <w:sz w:val="16"/>
           <w:szCs w:val="16"/>
         </w:rPr>
-        <w:t xml:space="preserve">5. </w:t>
-      </w:r>
-      <w:proofErr w:type="gramStart"/>
-      <w:r>
-        <w:rPr>
-          <w:rFonts w:ascii="微软雅黑" w:eastAsia="微软雅黑" w:hAnsi="微软雅黑" w:cs="微软雅黑" w:hint="eastAsia"/>
-          <w:i/>
-          <w:color w:val="222222"/>
-          <w:sz w:val="16"/>
-          <w:szCs w:val="16"/>
-        </w:rPr>
-        <w:t>监理师条目</w:t>
-      </w:r>
-      <w:proofErr w:type="gramEnd"/>
-      <w:r>
-        <w:rPr>
-          <w:rFonts w:ascii="微软雅黑" w:eastAsia="微软雅黑" w:hAnsi="微软雅黑" w:cs="微软雅黑" w:hint="eastAsia"/>
-          <w:i/>
-          <w:color w:val="222222"/>
-          <w:sz w:val="16"/>
-          <w:szCs w:val="16"/>
-        </w:rPr>
-        <w:t>重复</w:t>
+        <w:t>5. 监理师条目重复</w:t>
       </w:r>
     </w:p>
     <w:p>
@@ -3763,51 +3287,7 @@
           <w:sz w:val="16"/>
           <w:szCs w:val="16"/>
         </w:rPr>
-        <w:t xml:space="preserve"> 中移除 SCT-015、SCT-016 重复条目，保留每个</w:t>
-      </w:r>
-      <w:proofErr w:type="gramStart"/>
-      <w:r>
-        <w:rPr>
-          <w:rFonts w:ascii="微软雅黑" w:eastAsia="微软雅黑" w:hAnsi="微软雅黑" w:cs="微软雅黑" w:hint="eastAsia"/>
-          <w:i/>
-          <w:color w:val="222222"/>
-          <w:sz w:val="16"/>
-          <w:szCs w:val="16"/>
-        </w:rPr>
-        <w:t>监理师至少</w:t>
-      </w:r>
-      <w:proofErr w:type="gramEnd"/>
-      <w:r>
-        <w:rPr>
-          <w:rFonts w:ascii="微软雅黑" w:eastAsia="微软雅黑" w:hAnsi="微软雅黑" w:cs="微软雅黑" w:hint="eastAsia"/>
-          <w:i/>
-          <w:color w:val="222222"/>
-          <w:sz w:val="16"/>
-          <w:szCs w:val="16"/>
-        </w:rPr>
-        <w:t>一张信息系统</w:t>
-      </w:r>
-      <w:proofErr w:type="gramStart"/>
-      <w:r>
-        <w:rPr>
-          <w:rFonts w:ascii="微软雅黑" w:eastAsia="微软雅黑" w:hAnsi="微软雅黑" w:cs="微软雅黑" w:hint="eastAsia"/>
-          <w:i/>
-          <w:color w:val="222222"/>
-          <w:sz w:val="16"/>
-          <w:szCs w:val="16"/>
-        </w:rPr>
-        <w:t>监理师</w:t>
-      </w:r>
-      <w:proofErr w:type="gramEnd"/>
-      <w:r>
-        <w:rPr>
-          <w:rFonts w:ascii="微软雅黑" w:eastAsia="微软雅黑" w:hAnsi="微软雅黑" w:cs="微软雅黑" w:hint="eastAsia"/>
-          <w:i/>
-          <w:color w:val="222222"/>
-          <w:sz w:val="16"/>
-          <w:szCs w:val="16"/>
-        </w:rPr>
-        <w:t>证书与对应软件造价 / 管理 / 架构类证书。</w:t>
+        <w:t xml:space="preserve"> 中移除 SCT-015、SCT-016 重复条目，保留每个监理师至少一张信息系统监理师证书与对应软件造价 / 管理 / 架构类证书。</w:t>
       </w:r>
     </w:p>
     <w:p>
@@ -3851,29 +3331,7 @@
           <w:sz w:val="16"/>
           <w:szCs w:val="16"/>
         </w:rPr>
-        <w:t>当前版本：V0.2（用于审批意见、支付意见、开</w:t>
-      </w:r>
-      <w:proofErr w:type="gramStart"/>
-      <w:r>
-        <w:rPr>
-          <w:rFonts w:ascii="微软雅黑" w:eastAsia="微软雅黑" w:hAnsi="微软雅黑" w:cs="微软雅黑" w:hint="eastAsia"/>
-          <w:i/>
-          <w:color w:val="222222"/>
-          <w:sz w:val="16"/>
-          <w:szCs w:val="16"/>
-        </w:rPr>
-        <w:t>工令</w:t>
-      </w:r>
-      <w:proofErr w:type="gramEnd"/>
-      <w:r>
-        <w:rPr>
-          <w:rFonts w:ascii="微软雅黑" w:eastAsia="微软雅黑" w:hAnsi="微软雅黑" w:cs="微软雅黑" w:hint="eastAsia"/>
-          <w:i/>
-          <w:color w:val="222222"/>
-          <w:sz w:val="16"/>
-          <w:szCs w:val="16"/>
-        </w:rPr>
-        <w:t>等导出文件的版本标识）。</w:t>
+        <w:t>当前版本：V0.2（用于审批意见、支付意见、开工令等导出文件的版本标识）。</w:t>
       </w:r>
     </w:p>
     <w:p>
@@ -4467,117 +3925,29 @@
           <w:sz w:val="16"/>
           <w:szCs w:val="16"/>
         </w:rPr>
-        <w:t>4.项目管理模块下增加项目启动，支持由监理工程师代承建单位录入开工申请并上</w:t>
-      </w:r>
-      <w:proofErr w:type="gramStart"/>
-      <w:r>
-        <w:rPr>
-          <w:rFonts w:ascii="微软雅黑" w:eastAsia="微软雅黑" w:hAnsi="微软雅黑" w:cs="微软雅黑" w:hint="eastAsia"/>
-          <w:i/>
-          <w:color w:val="222222"/>
-          <w:sz w:val="16"/>
-          <w:szCs w:val="16"/>
-        </w:rPr>
-        <w:t>传实施</w:t>
-      </w:r>
-      <w:proofErr w:type="gramEnd"/>
-      <w:r>
-        <w:rPr>
-          <w:rFonts w:ascii="微软雅黑" w:eastAsia="微软雅黑" w:hAnsi="微软雅黑" w:cs="微软雅黑" w:hint="eastAsia"/>
-          <w:i/>
-          <w:color w:val="222222"/>
-          <w:sz w:val="16"/>
-          <w:szCs w:val="16"/>
-        </w:rPr>
-        <w:t>方案，监理工程师和总监理工程师分级审批，并审查开</w:t>
-      </w:r>
-      <w:proofErr w:type="gramStart"/>
-      <w:r>
-        <w:rPr>
-          <w:rFonts w:ascii="微软雅黑" w:eastAsia="微软雅黑" w:hAnsi="微软雅黑" w:cs="微软雅黑" w:hint="eastAsia"/>
-          <w:i/>
-          <w:color w:val="222222"/>
-          <w:sz w:val="16"/>
-          <w:szCs w:val="16"/>
-        </w:rPr>
-        <w:t>工令</w:t>
-      </w:r>
-      <w:proofErr w:type="gramEnd"/>
-      <w:r>
-        <w:rPr>
-          <w:rFonts w:ascii="微软雅黑" w:eastAsia="微软雅黑" w:hAnsi="微软雅黑" w:cs="微软雅黑" w:hint="eastAsia"/>
-          <w:i/>
-          <w:color w:val="222222"/>
-          <w:sz w:val="16"/>
-          <w:szCs w:val="16"/>
-        </w:rPr>
-        <w:t>（文件），支持开</w:t>
-      </w:r>
-      <w:proofErr w:type="gramStart"/>
-      <w:r>
-        <w:rPr>
-          <w:rFonts w:ascii="微软雅黑" w:eastAsia="微软雅黑" w:hAnsi="微软雅黑" w:cs="微软雅黑" w:hint="eastAsia"/>
-          <w:i/>
-          <w:color w:val="222222"/>
-          <w:sz w:val="16"/>
-          <w:szCs w:val="16"/>
-        </w:rPr>
-        <w:t>工令</w:t>
-      </w:r>
-      <w:proofErr w:type="gramEnd"/>
-      <w:r>
-        <w:rPr>
-          <w:rFonts w:ascii="微软雅黑" w:eastAsia="微软雅黑" w:hAnsi="微软雅黑" w:cs="微软雅黑" w:hint="eastAsia"/>
-          <w:i/>
-          <w:color w:val="222222"/>
-          <w:sz w:val="16"/>
-          <w:szCs w:val="16"/>
-        </w:rPr>
-        <w:t>导出、打印</w:t>
-      </w:r>
-    </w:p>
-    <w:p>
-      <w:pPr>
-        <w:spacing w:before="96" w:after="96" w:line="23" w:lineRule="atLeast"/>
-        <w:rPr>
-          <w:rFonts w:ascii="微软雅黑" w:eastAsia="微软雅黑" w:hAnsi="微软雅黑" w:cs="微软雅黑" w:hint="eastAsia"/>
-          <w:i/>
-          <w:color w:val="222222"/>
-          <w:sz w:val="16"/>
-          <w:szCs w:val="16"/>
-        </w:rPr>
-      </w:pPr>
-      <w:r>
-        <w:rPr>
-          <w:rFonts w:ascii="微软雅黑" w:eastAsia="微软雅黑" w:hAnsi="微软雅黑" w:cs="微软雅黑" w:hint="eastAsia"/>
-          <w:i/>
-          <w:color w:val="222222"/>
-          <w:sz w:val="16"/>
-          <w:szCs w:val="16"/>
-        </w:rPr>
-        <w:t>5.文档管理，支持由监理工程师代承建单位</w:t>
-      </w:r>
-      <w:proofErr w:type="gramStart"/>
-      <w:r>
-        <w:rPr>
-          <w:rFonts w:ascii="微软雅黑" w:eastAsia="微软雅黑" w:hAnsi="微软雅黑" w:cs="微软雅黑" w:hint="eastAsia"/>
-          <w:i/>
-          <w:color w:val="222222"/>
-          <w:sz w:val="16"/>
-          <w:szCs w:val="16"/>
-        </w:rPr>
-        <w:t>上传各类</w:t>
-      </w:r>
-      <w:proofErr w:type="gramEnd"/>
-      <w:r>
-        <w:rPr>
-          <w:rFonts w:ascii="微软雅黑" w:eastAsia="微软雅黑" w:hAnsi="微软雅黑" w:cs="微软雅黑" w:hint="eastAsia"/>
-          <w:i/>
-          <w:color w:val="222222"/>
-          <w:sz w:val="16"/>
-          <w:szCs w:val="16"/>
-        </w:rPr>
-        <w:t>文档，包括实施方案、审核设计方案、试运行报告、支付申请等，并发起审核流程，监理工程师和总，分级审批，并审查对应的监理审核意见（文件），支持文件导出、打印</w:t>
+        <w:t>4.项目管理模块下增加项目启动，支持由监理工程师代承建单位录入开工申请并上传实施方案，监理工程师和总监理工程师分级审批，并审查开工令（文件），支持开工令导出、打印</w:t>
+      </w:r>
+    </w:p>
+    <w:p>
+      <w:pPr>
+        <w:spacing w:before="96" w:after="96" w:line="23" w:lineRule="atLeast"/>
+        <w:rPr>
+          <w:rFonts w:ascii="微软雅黑" w:eastAsia="微软雅黑" w:hAnsi="微软雅黑" w:cs="微软雅黑" w:hint="eastAsia"/>
+          <w:i/>
+          <w:color w:val="222222"/>
+          <w:sz w:val="16"/>
+          <w:szCs w:val="16"/>
+        </w:rPr>
+      </w:pPr>
+      <w:r>
+        <w:rPr>
+          <w:rFonts w:ascii="微软雅黑" w:eastAsia="微软雅黑" w:hAnsi="微软雅黑" w:cs="微软雅黑" w:hint="eastAsia"/>
+          <w:i/>
+          <w:color w:val="222222"/>
+          <w:sz w:val="16"/>
+          <w:szCs w:val="16"/>
+        </w:rPr>
+        <w:t>5.文档管理，支持由监理工程师代承建单位上传各类文档，包括实施方案、审核设计方案、试运行报告、支付申请等，并发起审核流程，监理工程师和总，分级审批，并审查对应的监理审核意见（文件），支持文件导出、打印</w:t>
       </w:r>
     </w:p>
     <w:p>
@@ -4666,95 +4036,29 @@
           <w:sz w:val="16"/>
           <w:szCs w:val="16"/>
         </w:rPr>
-        <w:t>团队管理，改为面向</w:t>
-      </w:r>
-      <w:proofErr w:type="gramStart"/>
-      <w:r>
-        <w:rPr>
-          <w:rFonts w:ascii="微软雅黑" w:eastAsia="微软雅黑" w:hAnsi="微软雅黑" w:cs="微软雅黑" w:hint="eastAsia"/>
-          <w:i/>
-          <w:color w:val="222222"/>
-          <w:sz w:val="16"/>
-          <w:szCs w:val="16"/>
-        </w:rPr>
-        <w:t>项目组各类</w:t>
-      </w:r>
-      <w:proofErr w:type="gramEnd"/>
-      <w:r>
-        <w:rPr>
-          <w:rFonts w:ascii="微软雅黑" w:eastAsia="微软雅黑" w:hAnsi="微软雅黑" w:cs="微软雅黑" w:hint="eastAsia"/>
-          <w:i/>
-          <w:color w:val="222222"/>
-          <w:sz w:val="16"/>
-          <w:szCs w:val="16"/>
-        </w:rPr>
-        <w:t>关系人的人员管理，以项目为单位（每个项目一条记录），可以在记录的详细信息中分别维护业主方、承建方、监理方、验收测评方、安全测评方的负责人、联系人的姓名、职务、联系方式</w:t>
-      </w:r>
-    </w:p>
-    <w:p>
-      <w:pPr>
-        <w:spacing w:before="96" w:after="96" w:line="23" w:lineRule="atLeast"/>
-        <w:rPr>
-          <w:rFonts w:ascii="微软雅黑" w:eastAsia="微软雅黑" w:hAnsi="微软雅黑" w:cs="微软雅黑" w:hint="eastAsia"/>
-          <w:i/>
-          <w:color w:val="222222"/>
-          <w:sz w:val="16"/>
-          <w:szCs w:val="16"/>
-        </w:rPr>
-      </w:pPr>
-      <w:r>
-        <w:rPr>
-          <w:rFonts w:ascii="微软雅黑" w:eastAsia="微软雅黑" w:hAnsi="微软雅黑" w:cs="微软雅黑" w:hint="eastAsia"/>
-          <w:i/>
-          <w:color w:val="222222"/>
-          <w:sz w:val="16"/>
-          <w:szCs w:val="16"/>
-        </w:rPr>
-        <w:t>1.将右上方的</w:t>
-      </w:r>
-      <w:proofErr w:type="gramStart"/>
-      <w:r>
-        <w:rPr>
-          <w:rFonts w:ascii="微软雅黑" w:eastAsia="微软雅黑" w:hAnsi="微软雅黑" w:cs="微软雅黑" w:hint="eastAsia"/>
-          <w:i/>
-          <w:color w:val="222222"/>
-          <w:sz w:val="16"/>
-          <w:szCs w:val="16"/>
-        </w:rPr>
-        <w:t>”</w:t>
-      </w:r>
-      <w:proofErr w:type="gramEnd"/>
-      <w:r>
-        <w:rPr>
-          <w:rFonts w:ascii="微软雅黑" w:eastAsia="微软雅黑" w:hAnsi="微软雅黑" w:cs="微软雅黑" w:hint="eastAsia"/>
-          <w:i/>
-          <w:color w:val="222222"/>
-          <w:sz w:val="16"/>
-          <w:szCs w:val="16"/>
-        </w:rPr>
-        <w:t>信佰监理服务管理系统vO.2</w:t>
-      </w:r>
-      <w:proofErr w:type="gramStart"/>
-      <w:r>
-        <w:rPr>
-          <w:rFonts w:ascii="微软雅黑" w:eastAsia="微软雅黑" w:hAnsi="微软雅黑" w:cs="微软雅黑" w:hint="eastAsia"/>
-          <w:i/>
-          <w:color w:val="222222"/>
-          <w:sz w:val="16"/>
-          <w:szCs w:val="16"/>
-        </w:rPr>
-        <w:t>”</w:t>
-      </w:r>
-      <w:proofErr w:type="gramEnd"/>
-      <w:r>
-        <w:rPr>
-          <w:rFonts w:ascii="微软雅黑" w:eastAsia="微软雅黑" w:hAnsi="微软雅黑" w:cs="微软雅黑" w:hint="eastAsia"/>
-          <w:i/>
-          <w:color w:val="222222"/>
-          <w:sz w:val="16"/>
-          <w:szCs w:val="16"/>
-        </w:rPr>
-        <w:t>，改为“广东信佰监理服务管理系统”，字体使用仿宋字体颜色更显眼些，目前偏浅灰，整体看怎么设计得更美观</w:t>
+        <w:t>团队管理，改为面向项目组各类关系人的人员管理，以项目为单位（每个项目一条记录），可以在记录的详细信息中分别维护业主方、承建方、监理方、验收测评方、安全测评方的负责人、联系人的姓名、职务、联系方式</w:t>
+      </w:r>
+    </w:p>
+    <w:p>
+      <w:pPr>
+        <w:spacing w:before="96" w:after="96" w:line="23" w:lineRule="atLeast"/>
+        <w:rPr>
+          <w:rFonts w:ascii="微软雅黑" w:eastAsia="微软雅黑" w:hAnsi="微软雅黑" w:cs="微软雅黑" w:hint="eastAsia"/>
+          <w:i/>
+          <w:color w:val="222222"/>
+          <w:sz w:val="16"/>
+          <w:szCs w:val="16"/>
+        </w:rPr>
+      </w:pPr>
+      <w:r>
+        <w:rPr>
+          <w:rFonts w:ascii="微软雅黑" w:eastAsia="微软雅黑" w:hAnsi="微软雅黑" w:cs="微软雅黑" w:hint="eastAsia"/>
+          <w:i/>
+          <w:color w:val="222222"/>
+          <w:sz w:val="16"/>
+          <w:szCs w:val="16"/>
+        </w:rPr>
+        <w:t>1.将右上方的”信佰监理服务管理系统vO.2”，改为“广东信佰监理服务管理系统”，字体使用仿宋字体颜色更显眼些，目前偏浅灰，整体看怎么设计得更美观</w:t>
       </w:r>
     </w:p>
     <w:p>
@@ -4974,73 +4278,7 @@
           <w:sz w:val="16"/>
           <w:szCs w:val="16"/>
         </w:rPr>
-        <w:t>1.</w:t>
-      </w:r>
-      <w:proofErr w:type="gramStart"/>
-      <w:r>
-        <w:rPr>
-          <w:rFonts w:ascii="微软雅黑" w:eastAsia="微软雅黑" w:hAnsi="微软雅黑" w:cs="微软雅黑" w:hint="eastAsia"/>
-          <w:i/>
-          <w:color w:val="222222"/>
-          <w:sz w:val="16"/>
-          <w:szCs w:val="16"/>
-        </w:rPr>
-        <w:t>监理师</w:t>
-      </w:r>
-      <w:proofErr w:type="gramEnd"/>
-      <w:r>
-        <w:rPr>
-          <w:rFonts w:ascii="微软雅黑" w:eastAsia="微软雅黑" w:hAnsi="微软雅黑" w:cs="微软雅黑" w:hint="eastAsia"/>
-          <w:i/>
-          <w:color w:val="222222"/>
-          <w:sz w:val="16"/>
-          <w:szCs w:val="16"/>
-        </w:rPr>
-        <w:t>管理，增加二级菜单证书管理，对</w:t>
-      </w:r>
-      <w:proofErr w:type="gramStart"/>
-      <w:r>
-        <w:rPr>
-          <w:rFonts w:ascii="微软雅黑" w:eastAsia="微软雅黑" w:hAnsi="微软雅黑" w:cs="微软雅黑" w:hint="eastAsia"/>
-          <w:i/>
-          <w:color w:val="222222"/>
-          <w:sz w:val="16"/>
-          <w:szCs w:val="16"/>
-        </w:rPr>
-        <w:t>监理师</w:t>
-      </w:r>
-      <w:proofErr w:type="gramEnd"/>
-      <w:r>
-        <w:rPr>
-          <w:rFonts w:ascii="微软雅黑" w:eastAsia="微软雅黑" w:hAnsi="微软雅黑" w:cs="微软雅黑" w:hint="eastAsia"/>
-          <w:i/>
-          <w:color w:val="222222"/>
-          <w:sz w:val="16"/>
-          <w:szCs w:val="16"/>
-        </w:rPr>
-        <w:t>持有的工程师、高级工程师、正高级工程师，以及软件的信息系统监理工程师、项目管理师等证书进行查询的功能；目前的</w:t>
-      </w:r>
-      <w:proofErr w:type="gramStart"/>
-      <w:r>
-        <w:rPr>
-          <w:rFonts w:ascii="微软雅黑" w:eastAsia="微软雅黑" w:hAnsi="微软雅黑" w:cs="微软雅黑" w:hint="eastAsia"/>
-          <w:i/>
-          <w:color w:val="222222"/>
-          <w:sz w:val="16"/>
-          <w:szCs w:val="16"/>
-        </w:rPr>
-        <w:t>监理师信息</w:t>
-      </w:r>
-      <w:proofErr w:type="gramEnd"/>
-      <w:r>
-        <w:rPr>
-          <w:rFonts w:ascii="微软雅黑" w:eastAsia="微软雅黑" w:hAnsi="微软雅黑" w:cs="微软雅黑" w:hint="eastAsia"/>
-          <w:i/>
-          <w:color w:val="222222"/>
-          <w:sz w:val="16"/>
-          <w:szCs w:val="16"/>
-        </w:rPr>
-        <w:t>，应该包括上述资质证书的维护管理功能（作为人员信息的属性之一，支持上传和删除等操作）</w:t>
+        <w:t>1.监理师管理，增加二级菜单证书管理，对监理师持有的工程师、高级工程师、正高级工程师，以及软件的信息系统监理工程师、项目管理师等证书进行查询的功能；目前的监理师信息，应该包括上述资质证书的维护管理功能（作为人员信息的属性之一，支持上传和删除等操作）</w:t>
       </w:r>
     </w:p>
     <w:p>
@@ -5076,10 +4314,41 @@
           <w:szCs w:val="16"/>
         </w:rPr>
       </w:pPr>
-      <w:proofErr w:type="gramStart"/>
-      <w:r>
-        <w:rPr>
-          <w:rFonts w:ascii="微软雅黑" w:eastAsia="微软雅黑" w:hAnsi="微软雅黑" w:cs="微软雅黑" w:hint="eastAsia"/>
+      <w:r>
+        <w:rPr>
+          <w:rFonts w:ascii="微软雅黑" w:eastAsia="微软雅黑" w:hAnsi="微软雅黑" w:cs="微软雅黑" w:hint="eastAsia"/>
+          <w:i/>
+          <w:color w:val="222222"/>
+          <w:sz w:val="16"/>
+          <w:szCs w:val="16"/>
+        </w:rPr>
+        <w:t>等保2.0的核心是构建 “技术+管理”双维度的主动防御体系。实施要点主要包括精准定级、闭环流程、技术管理双合规，以及关注云、工控等新领域的扩展要求。</w:t>
+      </w:r>
+    </w:p>
+    <w:p>
+      <w:pPr>
+        <w:spacing w:before="96" w:after="96" w:line="23" w:lineRule="atLeast"/>
+        <w:rPr>
+          <w:rFonts w:ascii="微软雅黑" w:eastAsia="微软雅黑" w:hAnsi="微软雅黑" w:cs="微软雅黑" w:hint="eastAsia"/>
+          <w:i/>
+          <w:color w:val="222222"/>
+          <w:sz w:val="16"/>
+          <w:szCs w:val="16"/>
+        </w:rPr>
+      </w:pPr>
+      <w:r>
+        <w:rPr>
+          <w:rFonts w:ascii="Segoe UI Emoji" w:eastAsia="微软雅黑" w:hAnsi="Segoe UI Emoji" w:cs="Segoe UI Emoji" w:hint="eastAsia"/>
+          <w:i/>
+          <w:color w:val="222222"/>
+          <w:sz w:val="16"/>
+          <w:szCs w:val="16"/>
+        </w:rPr>
+        <w:t xml:space="preserve">🔎 </w:t>
+      </w:r>
+      <w:r>
+        <w:rPr>
+          <w:rFonts w:ascii="Segoe UI Emoji" w:eastAsia="微软雅黑" w:hAnsi="Segoe UI Emoji" w:cs="Segoe UI Emoji" w:hint="eastAsia"/>
           <w:i/>
           <w:color w:val="222222"/>
           <w:sz w:val="16"/>
@@ -5087,73 +4356,6 @@
         </w:rPr>
         <w:t>等保</w:t>
       </w:r>
-      <w:proofErr w:type="gramEnd"/>
-      <w:r>
-        <w:rPr>
-          <w:rFonts w:ascii="微软雅黑" w:eastAsia="微软雅黑" w:hAnsi="微软雅黑" w:cs="微软雅黑" w:hint="eastAsia"/>
-          <w:i/>
-          <w:color w:val="222222"/>
-          <w:sz w:val="16"/>
-          <w:szCs w:val="16"/>
-        </w:rPr>
-        <w:t xml:space="preserve">2.0的核心是构建 </w:t>
-      </w:r>
-      <w:proofErr w:type="gramStart"/>
-      <w:r>
-        <w:rPr>
-          <w:rFonts w:ascii="微软雅黑" w:eastAsia="微软雅黑" w:hAnsi="微软雅黑" w:cs="微软雅黑" w:hint="eastAsia"/>
-          <w:i/>
-          <w:color w:val="222222"/>
-          <w:sz w:val="16"/>
-          <w:szCs w:val="16"/>
-        </w:rPr>
-        <w:t>“技术+管理”双维度</w:t>
-      </w:r>
-      <w:proofErr w:type="gramEnd"/>
-      <w:r>
-        <w:rPr>
-          <w:rFonts w:ascii="微软雅黑" w:eastAsia="微软雅黑" w:hAnsi="微软雅黑" w:cs="微软雅黑" w:hint="eastAsia"/>
-          <w:i/>
-          <w:color w:val="222222"/>
-          <w:sz w:val="16"/>
-          <w:szCs w:val="16"/>
-        </w:rPr>
-        <w:t>的主动防御体系。实施要点主要包括精准定级、闭环流程、技术管理双合</w:t>
-      </w:r>
-      <w:proofErr w:type="gramStart"/>
-      <w:r>
-        <w:rPr>
-          <w:rFonts w:ascii="微软雅黑" w:eastAsia="微软雅黑" w:hAnsi="微软雅黑" w:cs="微软雅黑" w:hint="eastAsia"/>
-          <w:i/>
-          <w:color w:val="222222"/>
-          <w:sz w:val="16"/>
-          <w:szCs w:val="16"/>
-        </w:rPr>
-        <w:t>规</w:t>
-      </w:r>
-      <w:proofErr w:type="gramEnd"/>
-      <w:r>
-        <w:rPr>
-          <w:rFonts w:ascii="微软雅黑" w:eastAsia="微软雅黑" w:hAnsi="微软雅黑" w:cs="微软雅黑" w:hint="eastAsia"/>
-          <w:i/>
-          <w:color w:val="222222"/>
-          <w:sz w:val="16"/>
-          <w:szCs w:val="16"/>
-        </w:rPr>
-        <w:t>，以及关注云、工控等新领域的扩展要求。</w:t>
-      </w:r>
-    </w:p>
-    <w:p>
-      <w:pPr>
-        <w:spacing w:before="96" w:after="96" w:line="23" w:lineRule="atLeast"/>
-        <w:rPr>
-          <w:rFonts w:ascii="微软雅黑" w:eastAsia="微软雅黑" w:hAnsi="微软雅黑" w:cs="微软雅黑" w:hint="eastAsia"/>
-          <w:i/>
-          <w:color w:val="222222"/>
-          <w:sz w:val="16"/>
-          <w:szCs w:val="16"/>
-        </w:rPr>
-      </w:pPr>
       <w:r>
         <w:rPr>
           <w:rFonts w:ascii="Segoe UI Emoji" w:eastAsia="微软雅黑" w:hAnsi="Segoe UI Emoji" w:cs="Segoe UI Emoji" w:hint="eastAsia"/>
@@ -5162,9 +4364,8 @@
           <w:sz w:val="16"/>
           <w:szCs w:val="16"/>
         </w:rPr>
-        <w:t xml:space="preserve">🔎 </w:t>
-      </w:r>
-      <w:proofErr w:type="gramStart"/>
+        <w:t>2.0</w:t>
+      </w:r>
       <w:r>
         <w:rPr>
           <w:rFonts w:ascii="Segoe UI Emoji" w:eastAsia="微软雅黑" w:hAnsi="Segoe UI Emoji" w:cs="Segoe UI Emoji" w:hint="eastAsia"/>
@@ -5173,27 +4374,6 @@
           <w:sz w:val="16"/>
           <w:szCs w:val="16"/>
         </w:rPr>
-        <w:t>等保</w:t>
-      </w:r>
-      <w:proofErr w:type="gramEnd"/>
-      <w:r>
-        <w:rPr>
-          <w:rFonts w:ascii="Segoe UI Emoji" w:eastAsia="微软雅黑" w:hAnsi="Segoe UI Emoji" w:cs="Segoe UI Emoji" w:hint="eastAsia"/>
-          <w:i/>
-          <w:color w:val="222222"/>
-          <w:sz w:val="16"/>
-          <w:szCs w:val="16"/>
-        </w:rPr>
-        <w:t>2.0</w:t>
-      </w:r>
-      <w:r>
-        <w:rPr>
-          <w:rFonts w:ascii="Segoe UI Emoji" w:eastAsia="微软雅黑" w:hAnsi="Segoe UI Emoji" w:cs="Segoe UI Emoji" w:hint="eastAsia"/>
-          <w:i/>
-          <w:color w:val="222222"/>
-          <w:sz w:val="16"/>
-          <w:szCs w:val="16"/>
-        </w:rPr>
         <w:t>的核心变化</w:t>
       </w:r>
     </w:p>
@@ -5216,29 +4396,7 @@
           <w:sz w:val="16"/>
           <w:szCs w:val="16"/>
         </w:rPr>
-        <w:t>相较于1.0版本，</w:t>
-      </w:r>
-      <w:proofErr w:type="gramStart"/>
-      <w:r>
-        <w:rPr>
-          <w:rFonts w:ascii="微软雅黑" w:eastAsia="微软雅黑" w:hAnsi="微软雅黑" w:cs="微软雅黑" w:hint="eastAsia"/>
-          <w:i/>
-          <w:color w:val="222222"/>
-          <w:sz w:val="16"/>
-          <w:szCs w:val="16"/>
-        </w:rPr>
-        <w:t>等保</w:t>
-      </w:r>
-      <w:proofErr w:type="gramEnd"/>
-      <w:r>
-        <w:rPr>
-          <w:rFonts w:ascii="微软雅黑" w:eastAsia="微软雅黑" w:hAnsi="微软雅黑" w:cs="微软雅黑" w:hint="eastAsia"/>
-          <w:i/>
-          <w:color w:val="222222"/>
-          <w:sz w:val="16"/>
-          <w:szCs w:val="16"/>
-        </w:rPr>
-        <w:t>2.0有两个重大变化：</w:t>
+        <w:t>相较于1.0版本，等保2.0有两个重大变化：</w:t>
       </w:r>
     </w:p>
     <w:p>
@@ -5370,29 +4528,7 @@
           <w:sz w:val="16"/>
           <w:szCs w:val="16"/>
         </w:rPr>
-        <w:t>智能问答界面，不需要显示“（约15秒）”；最开始智能助手的自我介绍不需要喜欢不喜欢的按钮，AI后续回答的</w:t>
-      </w:r>
-      <w:proofErr w:type="gramStart"/>
-      <w:r>
-        <w:rPr>
-          <w:rFonts w:ascii="微软雅黑" w:eastAsia="微软雅黑" w:hAnsi="微软雅黑" w:cs="微软雅黑" w:hint="eastAsia"/>
-          <w:i/>
-          <w:color w:val="222222"/>
-          <w:sz w:val="16"/>
-          <w:szCs w:val="16"/>
-        </w:rPr>
-        <w:t>后面才</w:t>
-      </w:r>
-      <w:proofErr w:type="gramEnd"/>
-      <w:r>
-        <w:rPr>
-          <w:rFonts w:ascii="微软雅黑" w:eastAsia="微软雅黑" w:hAnsi="微软雅黑" w:cs="微软雅黑" w:hint="eastAsia"/>
-          <w:i/>
-          <w:color w:val="222222"/>
-          <w:sz w:val="16"/>
-          <w:szCs w:val="16"/>
-        </w:rPr>
-        <w:t>需要</w:t>
+        <w:t>智能问答界面，不需要显示“（约15秒）”；最开始智能助手的自我介绍不需要喜欢不喜欢的按钮，AI后续回答的后面才需要</w:t>
       </w:r>
     </w:p>
     <w:p>
@@ -5425,95 +4561,7 @@
           <w:szCs w:val="16"/>
         </w:rPr>
         <w:lastRenderedPageBreak/>
-        <w:t>以下是基于本次原型系统开发全过程的复盘总结，重点放在</w:t>
-      </w:r>
-      <w:proofErr w:type="gramStart"/>
-      <w:r>
-        <w:rPr>
-          <w:rFonts w:ascii="微软雅黑" w:eastAsia="微软雅黑" w:hAnsi="微软雅黑" w:cs="微软雅黑" w:hint="eastAsia"/>
-          <w:i/>
-          <w:color w:val="222222"/>
-          <w:sz w:val="16"/>
-          <w:szCs w:val="16"/>
-        </w:rPr>
-        <w:t>”</w:t>
-      </w:r>
-      <w:proofErr w:type="gramEnd"/>
-      <w:r>
-        <w:rPr>
-          <w:rFonts w:ascii="微软雅黑" w:eastAsia="微软雅黑" w:hAnsi="微软雅黑" w:cs="微软雅黑" w:hint="eastAsia"/>
-          <w:i/>
-          <w:color w:val="222222"/>
-          <w:sz w:val="16"/>
-          <w:szCs w:val="16"/>
-        </w:rPr>
-        <w:t>如果重来一遍，如何用更少的</w:t>
-      </w:r>
-      <w:proofErr w:type="gramStart"/>
-      <w:r>
-        <w:rPr>
-          <w:rFonts w:ascii="微软雅黑" w:eastAsia="微软雅黑" w:hAnsi="微软雅黑" w:cs="微软雅黑" w:hint="eastAsia"/>
-          <w:i/>
-          <w:color w:val="222222"/>
-          <w:sz w:val="16"/>
-          <w:szCs w:val="16"/>
-        </w:rPr>
-        <w:t>交互和</w:t>
-      </w:r>
-      <w:proofErr w:type="gramEnd"/>
-      <w:r>
-        <w:rPr>
-          <w:rFonts w:ascii="微软雅黑" w:eastAsia="微软雅黑" w:hAnsi="微软雅黑" w:cs="微软雅黑" w:hint="eastAsia"/>
-          <w:i/>
-          <w:color w:val="222222"/>
-          <w:sz w:val="16"/>
-          <w:szCs w:val="16"/>
-        </w:rPr>
-        <w:t>时间达到同样效果“。内容分为</w:t>
-      </w:r>
-      <w:proofErr w:type="gramStart"/>
-      <w:r>
-        <w:rPr>
-          <w:rFonts w:ascii="微软雅黑" w:eastAsia="微软雅黑" w:hAnsi="微软雅黑" w:cs="微软雅黑" w:hint="eastAsia"/>
-          <w:i/>
-          <w:color w:val="222222"/>
-          <w:sz w:val="16"/>
-          <w:szCs w:val="16"/>
-        </w:rPr>
-        <w:t>”</w:t>
-      </w:r>
-      <w:proofErr w:type="gramEnd"/>
-      <w:r>
-        <w:rPr>
-          <w:rFonts w:ascii="微软雅黑" w:eastAsia="微软雅黑" w:hAnsi="微软雅黑" w:cs="微软雅黑" w:hint="eastAsia"/>
-          <w:i/>
-          <w:color w:val="222222"/>
-          <w:sz w:val="16"/>
-          <w:szCs w:val="16"/>
-        </w:rPr>
-        <w:t>问题复盘“和”优化建议（</w:t>
-      </w:r>
-      <w:proofErr w:type="gramStart"/>
-      <w:r>
-        <w:rPr>
-          <w:rFonts w:ascii="微软雅黑" w:eastAsia="微软雅黑" w:hAnsi="微软雅黑" w:cs="微软雅黑" w:hint="eastAsia"/>
-          <w:i/>
-          <w:color w:val="222222"/>
-          <w:sz w:val="16"/>
-          <w:szCs w:val="16"/>
-        </w:rPr>
-        <w:t>含您如何</w:t>
-      </w:r>
-      <w:proofErr w:type="gramEnd"/>
-      <w:r>
-        <w:rPr>
-          <w:rFonts w:ascii="微软雅黑" w:eastAsia="微软雅黑" w:hAnsi="微软雅黑" w:cs="微软雅黑" w:hint="eastAsia"/>
-          <w:i/>
-          <w:color w:val="222222"/>
-          <w:sz w:val="16"/>
-          <w:szCs w:val="16"/>
-        </w:rPr>
-        <w:t>给指令/需求）“两部分。</w:t>
+        <w:t>以下是基于本次原型系统开发全过程的复盘总结，重点放在”如果重来一遍，如何用更少的交互和时间达到同样效果“。内容分为”问题复盘“和”优化建议（含您如何给指令/需求）“两部分。</w:t>
       </w:r>
     </w:p>
     <w:p>
@@ -5569,97 +4617,25 @@
           <w:sz w:val="16"/>
           <w:szCs w:val="16"/>
         </w:rPr>
-        <w:t>1.工作台的项目总数、监理合同数、质量问题数、安全隐患数、变更申请数、验收备案数，点开后的列表数据，应与后面具体模块的内容一致，例如工作台的项目总数点开后所看到的数据，应该与项目管理模块</w:t>
-      </w:r>
-      <w:proofErr w:type="gramStart"/>
-      <w:r>
-        <w:rPr>
-          <w:rFonts w:hint="eastAsia"/>
-          <w:sz w:val="16"/>
-          <w:szCs w:val="16"/>
-        </w:rPr>
-        <w:t>中项目</w:t>
-      </w:r>
-      <w:proofErr w:type="gramEnd"/>
-      <w:r>
-        <w:rPr>
-          <w:rFonts w:hint="eastAsia"/>
-          <w:sz w:val="16"/>
-          <w:szCs w:val="16"/>
-        </w:rPr>
-        <w:t>列表点</w:t>
-      </w:r>
-      <w:proofErr w:type="gramStart"/>
-      <w:r>
-        <w:rPr>
-          <w:rFonts w:hint="eastAsia"/>
-          <w:sz w:val="16"/>
-          <w:szCs w:val="16"/>
-        </w:rPr>
-        <w:t>开看到</w:t>
-      </w:r>
-      <w:proofErr w:type="gramEnd"/>
-      <w:r>
-        <w:rPr>
-          <w:rFonts w:hint="eastAsia"/>
-          <w:sz w:val="16"/>
-          <w:szCs w:val="16"/>
-        </w:rPr>
-        <w:t>的一致</w:t>
-      </w:r>
-    </w:p>
-    <w:p>
-      <w:pPr>
-        <w:spacing w:before="96" w:after="96" w:line="23" w:lineRule="atLeast"/>
-        <w:rPr>
-          <w:rFonts w:hint="eastAsia"/>
-          <w:sz w:val="16"/>
-          <w:szCs w:val="16"/>
-        </w:rPr>
-      </w:pPr>
-      <w:r>
-        <w:rPr>
-          <w:rFonts w:hint="eastAsia"/>
-          <w:sz w:val="16"/>
-          <w:szCs w:val="16"/>
-        </w:rPr>
-        <w:t>2.进行中项目、待验收项目、</w:t>
-      </w:r>
-      <w:proofErr w:type="gramStart"/>
-      <w:r>
-        <w:rPr>
-          <w:rFonts w:hint="eastAsia"/>
-          <w:sz w:val="16"/>
-          <w:szCs w:val="16"/>
-        </w:rPr>
-        <w:t>待支付</w:t>
-      </w:r>
-      <w:proofErr w:type="gramEnd"/>
-      <w:r>
-        <w:rPr>
-          <w:rFonts w:hint="eastAsia"/>
-          <w:sz w:val="16"/>
-          <w:szCs w:val="16"/>
-        </w:rPr>
-        <w:t>金额、待审批变更，应该与后面相应模块的数据状态保持一致，例如进行</w:t>
-      </w:r>
-      <w:proofErr w:type="gramStart"/>
-      <w:r>
-        <w:rPr>
-          <w:rFonts w:hint="eastAsia"/>
-          <w:sz w:val="16"/>
-          <w:szCs w:val="16"/>
-        </w:rPr>
-        <w:t>中项目</w:t>
-      </w:r>
-      <w:proofErr w:type="gramEnd"/>
-      <w:r>
-        <w:rPr>
-          <w:rFonts w:hint="eastAsia"/>
-          <w:sz w:val="16"/>
-          <w:szCs w:val="16"/>
-        </w:rPr>
-        <w:t>数，应该与项目列表中状态为进行中的项目数和具体项目保持一致</w:t>
+        <w:t>1.工作台的项目总数、监理合同数、质量问题数、安全隐患数、变更申请数、验收备案数，点开后的列表数据，应与后面具体模块的内容一致，例如工作台的项目总数点开后所看到的数据，应该与项目管理模块中项目列表点开看到的一致</w:t>
+      </w:r>
+    </w:p>
+    <w:p>
+      <w:pPr>
+        <w:spacing w:before="96" w:after="96" w:line="23" w:lineRule="atLeast"/>
+        <w:rPr>
+          <w:rFonts w:hint="eastAsia"/>
+          <w:sz w:val="16"/>
+          <w:szCs w:val="16"/>
+        </w:rPr>
+      </w:pPr>
+      <w:r>
+        <w:rPr>
+          <w:rFonts w:hint="eastAsia"/>
+          <w:sz w:val="16"/>
+          <w:szCs w:val="16"/>
+        </w:rPr>
+        <w:t>2.进行中项目、待验收项目、待支付金额、待审批变更，应该与后面相应模块的数据状态保持一致，例如进行中项目数，应该与项目列表中状态为进行中的项目数和具体项目保持一致</w:t>
       </w:r>
     </w:p>
     <w:p>
@@ -5761,79 +4737,25 @@
           <w:sz w:val="16"/>
           <w:szCs w:val="16"/>
         </w:rPr>
-        <w:t>（2）</w:t>
-      </w:r>
-      <w:proofErr w:type="gramStart"/>
-      <w:r>
-        <w:rPr>
-          <w:rFonts w:hint="eastAsia"/>
-          <w:sz w:val="16"/>
-          <w:szCs w:val="16"/>
-        </w:rPr>
-        <w:t>对于待总监理工程师</w:t>
-      </w:r>
-      <w:proofErr w:type="gramEnd"/>
-      <w:r>
-        <w:rPr>
-          <w:rFonts w:hint="eastAsia"/>
-          <w:sz w:val="16"/>
-          <w:szCs w:val="16"/>
-        </w:rPr>
-        <w:t>审批的合同，只有总监理工程师角色的用户（韦江腾），才能显示“审批”按钮，其他用户能看到记录但看不到“审批”按钮</w:t>
-      </w:r>
-    </w:p>
-    <w:p>
-      <w:pPr>
-        <w:spacing w:before="96" w:after="96" w:line="23" w:lineRule="atLeast"/>
-        <w:rPr>
-          <w:rFonts w:hint="eastAsia"/>
-          <w:sz w:val="16"/>
-          <w:szCs w:val="16"/>
-        </w:rPr>
-      </w:pPr>
-      <w:r>
-        <w:rPr>
-          <w:rFonts w:hint="eastAsia"/>
-          <w:sz w:val="16"/>
-          <w:szCs w:val="16"/>
-        </w:rPr>
-        <w:t>（3）对于</w:t>
-      </w:r>
-      <w:proofErr w:type="gramStart"/>
-      <w:r>
-        <w:rPr>
-          <w:rFonts w:hint="eastAsia"/>
-          <w:sz w:val="16"/>
-          <w:szCs w:val="16"/>
-        </w:rPr>
-        <w:t>待部门</w:t>
-      </w:r>
-      <w:proofErr w:type="gramEnd"/>
-      <w:r>
-        <w:rPr>
-          <w:rFonts w:hint="eastAsia"/>
-          <w:sz w:val="16"/>
-          <w:szCs w:val="16"/>
-        </w:rPr>
-        <w:t>经理</w:t>
-      </w:r>
-      <w:proofErr w:type="gramStart"/>
-      <w:r>
-        <w:rPr>
-          <w:rFonts w:hint="eastAsia"/>
-          <w:sz w:val="16"/>
-          <w:szCs w:val="16"/>
-        </w:rPr>
-        <w:t>审批审批</w:t>
-      </w:r>
-      <w:proofErr w:type="gramEnd"/>
-      <w:r>
-        <w:rPr>
-          <w:rFonts w:hint="eastAsia"/>
-          <w:sz w:val="16"/>
-          <w:szCs w:val="16"/>
-        </w:rPr>
-        <w:t>的合同，只有部门经理审批角色的用户（王华），才能显示“审批”按钮，其他用户能看到记录但看不到“审批”按钮</w:t>
+        <w:t>（2）对于待总监理工程师审批的合同，只有总监理工程师角色的用户（韦江腾），才能显示“审批”按钮，其他用户能看到记录但看不到“审批”按钮</w:t>
+      </w:r>
+    </w:p>
+    <w:p>
+      <w:pPr>
+        <w:spacing w:before="96" w:after="96" w:line="23" w:lineRule="atLeast"/>
+        <w:rPr>
+          <w:rFonts w:hint="eastAsia"/>
+          <w:sz w:val="16"/>
+          <w:szCs w:val="16"/>
+        </w:rPr>
+      </w:pPr>
+      <w:r>
+        <w:rPr>
+          <w:rFonts w:hint="eastAsia"/>
+          <w:sz w:val="16"/>
+          <w:szCs w:val="16"/>
+        </w:rPr>
+        <w:t>（3）对于待部门经理审批审批的合同，只有部门经理审批角色的用户（王华），才能显示“审批”按钮，其他用户能看到记录但看不到“审批”按钮</w:t>
       </w:r>
     </w:p>
     <w:p>
@@ -5869,43 +4791,7 @@
           <w:sz w:val="16"/>
           <w:szCs w:val="16"/>
         </w:rPr>
-        <w:t>3.在销售发起监理合同审批的界面，增加总监理工程师的下</w:t>
-      </w:r>
-      <w:proofErr w:type="gramStart"/>
-      <w:r>
-        <w:rPr>
-          <w:rFonts w:hint="eastAsia"/>
-          <w:sz w:val="16"/>
-          <w:szCs w:val="16"/>
-        </w:rPr>
-        <w:t>拉选择</w:t>
-      </w:r>
-      <w:proofErr w:type="gramEnd"/>
-      <w:r>
-        <w:rPr>
-          <w:rFonts w:hint="eastAsia"/>
-          <w:sz w:val="16"/>
-          <w:szCs w:val="16"/>
-        </w:rPr>
-        <w:t>列表（包括韦江腾、赵雄飞、许小嘉）（比选项），销售选择总监理工程师，填写意见并点击提交后，弹出窗口提示AI正在智能审核监理合同，等待15秒后（不需要在界面显示15秒的提示信息）模拟显示AI返回的合同审核意见（例如项目首付款低于合同总金额30%，注意项目收款风险；违约条款甲乙双方不对等，注意项目违约风险等），并提示用户是否继续提交，继续提交则</w:t>
-      </w:r>
-      <w:proofErr w:type="gramStart"/>
-      <w:r>
-        <w:rPr>
-          <w:rFonts w:hint="eastAsia"/>
-          <w:sz w:val="16"/>
-          <w:szCs w:val="16"/>
-        </w:rPr>
-        <w:t>改为待总监理工程师</w:t>
-      </w:r>
-      <w:proofErr w:type="gramEnd"/>
-      <w:r>
-        <w:rPr>
-          <w:rFonts w:hint="eastAsia"/>
-          <w:sz w:val="16"/>
-          <w:szCs w:val="16"/>
-        </w:rPr>
-        <w:t>审批</w:t>
+        <w:t>3.在销售发起监理合同审批的界面，增加总监理工程师的下拉选择列表（包括韦江腾、赵雄飞、许小嘉）（比选项），销售选择总监理工程师，填写意见并点击提交后，弹出窗口提示AI正在智能审核监理合同，等待15秒后（不需要在界面显示15秒的提示信息）模拟显示AI返回的合同审核意见（例如项目首付款低于合同总金额30%，注意项目收款风险；违约条款甲乙双方不对等，注意项目违约风险等），并提示用户是否继续提交，继续提交则改为待总监理工程师审批</w:t>
       </w:r>
     </w:p>
     <w:p>
@@ -5923,15 +4809,7 @@
         <w:pStyle w:val="2"/>
       </w:pPr>
       <w:r>
-        <w:t>一、本次开发中的主要</w:t>
-      </w:r>
-      <w:proofErr w:type="gramStart"/>
-      <w:r>
-        <w:t>”</w:t>
-      </w:r>
-      <w:proofErr w:type="gramEnd"/>
-      <w:r>
-        <w:t>交互损耗点“</w:t>
+        <w:t>一、本次开发中的主要”交互损耗点“</w:t>
       </w:r>
     </w:p>
     <w:p>
@@ -5975,97 +4853,43 @@
           <w:sz w:val="16"/>
           <w:szCs w:val="16"/>
         </w:rPr>
-        <w:t>典型场景是</w:t>
-      </w:r>
-      <w:proofErr w:type="gramStart"/>
-      <w:r>
-        <w:rPr>
-          <w:rFonts w:hint="eastAsia"/>
-          <w:sz w:val="16"/>
-          <w:szCs w:val="16"/>
-        </w:rPr>
-        <w:t>”</w:t>
-      </w:r>
-      <w:proofErr w:type="gramEnd"/>
-      <w:r>
-        <w:rPr>
-          <w:rFonts w:hint="eastAsia"/>
-          <w:sz w:val="16"/>
-          <w:szCs w:val="16"/>
-        </w:rPr>
-        <w:t>韦江腾 / 滕海燕“相关的需求，分散在多轮对话中：</w:t>
-      </w:r>
-    </w:p>
-    <w:p>
-      <w:pPr>
-        <w:spacing w:before="96" w:after="96" w:line="23" w:lineRule="atLeast"/>
-        <w:rPr>
-          <w:rFonts w:hint="eastAsia"/>
-          <w:sz w:val="16"/>
-          <w:szCs w:val="16"/>
-        </w:rPr>
-      </w:pPr>
-      <w:r>
-        <w:rPr>
-          <w:rFonts w:hint="eastAsia"/>
-          <w:sz w:val="16"/>
-          <w:szCs w:val="16"/>
-        </w:rPr>
-        <w:t>- 先要求</w:t>
-      </w:r>
-      <w:proofErr w:type="gramStart"/>
-      <w:r>
-        <w:rPr>
-          <w:rFonts w:hint="eastAsia"/>
-          <w:sz w:val="16"/>
-          <w:szCs w:val="16"/>
-        </w:rPr>
-        <w:t>”</w:t>
-      </w:r>
-      <w:proofErr w:type="gramEnd"/>
-      <w:r>
-        <w:rPr>
-          <w:rFonts w:hint="eastAsia"/>
-          <w:sz w:val="16"/>
-          <w:szCs w:val="16"/>
-        </w:rPr>
-        <w:t>项目相关表单里总监理工程师改韦江腾、监理工程师改滕海燕“</w:t>
-      </w:r>
-    </w:p>
-    <w:p>
-      <w:pPr>
-        <w:spacing w:before="96" w:after="96" w:line="23" w:lineRule="atLeast"/>
-        <w:rPr>
-          <w:rFonts w:hint="eastAsia"/>
-          <w:sz w:val="16"/>
-          <w:szCs w:val="16"/>
-        </w:rPr>
-      </w:pPr>
-      <w:r>
-        <w:rPr>
-          <w:rFonts w:hint="eastAsia"/>
-          <w:sz w:val="16"/>
-          <w:szCs w:val="16"/>
-        </w:rPr>
-        <w:t>- 再要求</w:t>
-      </w:r>
-      <w:proofErr w:type="gramStart"/>
-      <w:r>
-        <w:rPr>
-          <w:rFonts w:hint="eastAsia"/>
-          <w:sz w:val="16"/>
-          <w:szCs w:val="16"/>
-        </w:rPr>
-        <w:t>”监理师</w:t>
-      </w:r>
-      <w:proofErr w:type="gramEnd"/>
-      <w:r>
-        <w:rPr>
-          <w:rFonts w:hint="eastAsia"/>
-          <w:sz w:val="16"/>
-          <w:szCs w:val="16"/>
-        </w:rPr>
-        <w:t>管理模块增加两人的人员信息和证书信息“</w:t>
+        <w:t>典型场景是”韦江腾 / 滕海燕“相关的需求，分散在多轮对话中：</w:t>
+      </w:r>
+    </w:p>
+    <w:p>
+      <w:pPr>
+        <w:spacing w:before="96" w:after="96" w:line="23" w:lineRule="atLeast"/>
+        <w:rPr>
+          <w:rFonts w:hint="eastAsia"/>
+          <w:sz w:val="16"/>
+          <w:szCs w:val="16"/>
+        </w:rPr>
+      </w:pPr>
+      <w:r>
+        <w:rPr>
+          <w:rFonts w:hint="eastAsia"/>
+          <w:sz w:val="16"/>
+          <w:szCs w:val="16"/>
+        </w:rPr>
+        <w:t>- 先要求”项目相关表单里总监理工程师改韦江腾、监理工程师改滕海燕“</w:t>
+      </w:r>
+    </w:p>
+    <w:p>
+      <w:pPr>
+        <w:spacing w:before="96" w:after="96" w:line="23" w:lineRule="atLeast"/>
+        <w:rPr>
+          <w:rFonts w:hint="eastAsia"/>
+          <w:sz w:val="16"/>
+          <w:szCs w:val="16"/>
+        </w:rPr>
+      </w:pPr>
+      <w:r>
+        <w:rPr>
+          <w:rFonts w:hint="eastAsia"/>
+          <w:sz w:val="16"/>
+          <w:szCs w:val="16"/>
+        </w:rPr>
+        <w:t>- 再要求”监理师管理模块增加两人的人员信息和证书信息“</w:t>
       </w:r>
     </w:p>
     <w:p>
@@ -6119,61 +4943,7 @@
           <w:sz w:val="16"/>
           <w:szCs w:val="16"/>
         </w:rPr>
-        <w:t>**效果**：这些本质上是同一件事—</w:t>
-      </w:r>
-      <w:proofErr w:type="gramStart"/>
-      <w:r>
-        <w:rPr>
-          <w:rFonts w:hint="eastAsia"/>
-          <w:sz w:val="16"/>
-          <w:szCs w:val="16"/>
-        </w:rPr>
-        <w:t>效</w:t>
-      </w:r>
-      <w:proofErr w:type="gramEnd"/>
-      <w:r>
-        <w:rPr>
-          <w:rFonts w:hint="eastAsia"/>
-          <w:sz w:val="16"/>
-          <w:szCs w:val="16"/>
-        </w:rPr>
-        <w:t>效果监理工程师、滕海燕 = 监理工程师，全系统一致使用</w:t>
-      </w:r>
-      <w:proofErr w:type="gramStart"/>
-      <w:r>
-        <w:rPr>
-          <w:rFonts w:hint="eastAsia"/>
-          <w:sz w:val="16"/>
-          <w:szCs w:val="16"/>
-        </w:rPr>
-        <w:t>”</w:t>
-      </w:r>
-      <w:proofErr w:type="gramEnd"/>
-      <w:r>
-        <w:rPr>
-          <w:rFonts w:hint="eastAsia"/>
-          <w:sz w:val="16"/>
-          <w:szCs w:val="16"/>
-        </w:rPr>
-        <w:t>。</w:t>
-      </w:r>
-      <w:proofErr w:type="gramStart"/>
-      <w:r>
-        <w:rPr>
-          <w:rFonts w:hint="eastAsia"/>
-          <w:sz w:val="16"/>
-          <w:szCs w:val="16"/>
-        </w:rPr>
-        <w:t>分散提出</w:t>
-      </w:r>
-      <w:proofErr w:type="gramEnd"/>
-      <w:r>
-        <w:rPr>
-          <w:rFonts w:hint="eastAsia"/>
-          <w:sz w:val="16"/>
-          <w:szCs w:val="16"/>
-        </w:rPr>
-        <w:t>后我需要分多次修改不同模块，且容易遗漏某个角落（如数据文件中的 reviewer/</w:t>
+        <w:t>**效果**：这些本质上是同一件事—效效果监理工程师、滕海燕 = 监理工程师，全系统一致使用”。分散提出后我需要分多次修改不同模块，且容易遗漏某个角落（如数据文件中的 reviewer/</w:t>
       </w:r>
       <w:proofErr w:type="spellStart"/>
       <w:r>
@@ -6335,25 +5105,7 @@
           <w:sz w:val="16"/>
           <w:szCs w:val="16"/>
         </w:rPr>
-        <w:t>例如第 13 条原始</w:t>
-      </w:r>
-      <w:proofErr w:type="gramStart"/>
-      <w:r>
-        <w:rPr>
-          <w:rFonts w:hint="eastAsia"/>
-          <w:sz w:val="16"/>
-          <w:szCs w:val="16"/>
-        </w:rPr>
-        <w:t>输入里</w:t>
-      </w:r>
-      <w:proofErr w:type="gramEnd"/>
-      <w:r>
-        <w:rPr>
-          <w:rFonts w:hint="eastAsia"/>
-          <w:sz w:val="16"/>
-          <w:szCs w:val="16"/>
-        </w:rPr>
-        <w:t>同时包含三件事：</w:t>
+        <w:t>例如第 13 条原始输入里同时包含三件事：</w:t>
       </w:r>
     </w:p>
     <w:p>
@@ -6451,25 +5203,7 @@
           <w:sz w:val="16"/>
           <w:szCs w:val="16"/>
         </w:rPr>
-        <w:t>文档整理类指令一共改了两次（第一次要求归纳，第二次要求保留原文、且新增 md 原始记录）。这类“需求变更发生在交付物规范层面”的问题，最</w:t>
-      </w:r>
-      <w:proofErr w:type="gramStart"/>
-      <w:r>
-        <w:rPr>
-          <w:rFonts w:hint="eastAsia"/>
-          <w:sz w:val="16"/>
-          <w:szCs w:val="16"/>
-        </w:rPr>
-        <w:t>容易浪费</w:t>
-      </w:r>
-      <w:proofErr w:type="gramEnd"/>
-      <w:r>
-        <w:rPr>
-          <w:rFonts w:hint="eastAsia"/>
-          <w:sz w:val="16"/>
-          <w:szCs w:val="16"/>
-        </w:rPr>
-        <w:t>时间——已经做好的文档要推倒重来。</w:t>
+        <w:t>文档整理类指令一共改了两次（第一次要求归纳，第二次要求保留原文、且新增 md 原始记录）。这类“需求变更发生在交付物规范层面”的问题，最容易浪费时间——已经做好的文档要推倒重来。</w:t>
       </w:r>
     </w:p>
     <w:p>
@@ -6603,25 +5337,7 @@
           <w:sz w:val="16"/>
           <w:szCs w:val="16"/>
         </w:rPr>
-        <w:t>这些规范如果在一开始就明确为“数据字典”，后面就不需要</w:t>
-      </w:r>
-      <w:proofErr w:type="gramStart"/>
-      <w:r>
-        <w:rPr>
-          <w:rFonts w:hint="eastAsia"/>
-          <w:sz w:val="16"/>
-          <w:szCs w:val="16"/>
-        </w:rPr>
-        <w:t>逐文件</w:t>
-      </w:r>
-      <w:proofErr w:type="gramEnd"/>
-      <w:r>
-        <w:rPr>
-          <w:rFonts w:hint="eastAsia"/>
-          <w:sz w:val="16"/>
-          <w:szCs w:val="16"/>
-        </w:rPr>
-        <w:t>纠错。</w:t>
+        <w:t>这些规范如果在一开始就明确为“数据字典”，后面就不需要逐文件纠错。</w:t>
       </w:r>
     </w:p>
     <w:p>
@@ -6998,25 +5714,7 @@
           <w:sz w:val="16"/>
           <w:szCs w:val="16"/>
         </w:rPr>
-        <w:t>- 列表类表格：整行任意字段点击可查看详情；操作按钮需</w:t>
-      </w:r>
-      <w:proofErr w:type="gramStart"/>
-      <w:r>
-        <w:rPr>
-          <w:rFonts w:hint="eastAsia"/>
-          <w:sz w:val="16"/>
-          <w:szCs w:val="16"/>
-        </w:rPr>
-        <w:t>防事件</w:t>
-      </w:r>
-      <w:proofErr w:type="gramEnd"/>
-      <w:r>
-        <w:rPr>
-          <w:rFonts w:hint="eastAsia"/>
-          <w:sz w:val="16"/>
-          <w:szCs w:val="16"/>
-        </w:rPr>
-        <w:t>冒泡</w:t>
+        <w:t>- 列表类表格：整行任意字段点击可查看详情；操作按钮需防事件冒泡</w:t>
       </w:r>
     </w:p>
     <w:p>
@@ -7070,25 +5768,7 @@
           <w:sz w:val="16"/>
           <w:szCs w:val="16"/>
         </w:rPr>
-        <w:t>- 合同支付：</w:t>
-      </w:r>
-      <w:proofErr w:type="gramStart"/>
-      <w:r>
-        <w:rPr>
-          <w:rFonts w:hint="eastAsia"/>
-          <w:sz w:val="16"/>
-          <w:szCs w:val="16"/>
-        </w:rPr>
-        <w:t>监理工程师代录</w:t>
-      </w:r>
-      <w:proofErr w:type="gramEnd"/>
-      <w:r>
-        <w:rPr>
-          <w:rFonts w:hint="eastAsia"/>
-          <w:sz w:val="16"/>
-          <w:szCs w:val="16"/>
-        </w:rPr>
-        <w:t xml:space="preserve"> → 监理工程师审批（level1）→ 总监理工程师审批（level2）</w:t>
+        <w:t>- 合同支付：监理工程师代录 → 监理工程师审批（level1）→ 总监理工程师审批（level2）</w:t>
       </w:r>
     </w:p>
     <w:p>
@@ -7333,25 +6013,7 @@
           <w:sz w:val="16"/>
           <w:szCs w:val="16"/>
         </w:rPr>
-        <w:t>文件规范：支付意见书中统</w:t>
-      </w:r>
-      <w:proofErr w:type="gramStart"/>
-      <w:r>
-        <w:rPr>
-          <w:rFonts w:hint="eastAsia"/>
-          <w:sz w:val="16"/>
-          <w:szCs w:val="16"/>
-        </w:rPr>
-        <w:t>一</w:t>
-      </w:r>
-      <w:proofErr w:type="gramEnd"/>
-      <w:r>
-        <w:rPr>
-          <w:rFonts w:hint="eastAsia"/>
-          <w:sz w:val="16"/>
-          <w:szCs w:val="16"/>
-        </w:rPr>
-        <w:t>标注版本号 V0.2</w:t>
+        <w:t>文件规范：支付意见书中统一标注版本号 V0.2</w:t>
       </w:r>
     </w:p>
     <w:p>
@@ -7731,25 +6393,7 @@
           <w:sz w:val="16"/>
           <w:szCs w:val="16"/>
         </w:rPr>
-        <w:t>- 可附</w:t>
-      </w:r>
-      <w:proofErr w:type="gramStart"/>
-      <w:r>
-        <w:rPr>
-          <w:rFonts w:hint="eastAsia"/>
-          <w:sz w:val="16"/>
-          <w:szCs w:val="16"/>
-        </w:rPr>
-        <w:t>极简元</w:t>
-      </w:r>
-      <w:proofErr w:type="gramEnd"/>
-      <w:r>
-        <w:rPr>
-          <w:rFonts w:hint="eastAsia"/>
-          <w:sz w:val="16"/>
-          <w:szCs w:val="16"/>
-        </w:rPr>
-        <w:t>信息（时间/分类标记），但不得修改正文</w:t>
+        <w:t>- 可附极简元信息（时间/分类标记），但不得修改正文</w:t>
       </w:r>
     </w:p>
     <w:p>
@@ -8399,61 +7043,25 @@
           <w:sz w:val="16"/>
           <w:szCs w:val="16"/>
         </w:rPr>
-        <w:t>&gt; 费用管理、信息管理、验收归档、</w:t>
-      </w:r>
-      <w:proofErr w:type="gramStart"/>
-      <w:r>
-        <w:rPr>
-          <w:rFonts w:hint="eastAsia"/>
-          <w:sz w:val="16"/>
-          <w:szCs w:val="16"/>
-        </w:rPr>
-        <w:t>监理师</w:t>
-      </w:r>
-      <w:proofErr w:type="gramEnd"/>
-      <w:r>
-        <w:rPr>
-          <w:rFonts w:hint="eastAsia"/>
-          <w:sz w:val="16"/>
-          <w:szCs w:val="16"/>
-        </w:rPr>
-        <w:t>管理。</w:t>
-      </w:r>
-    </w:p>
-    <w:p>
-      <w:pPr>
-        <w:spacing w:before="96" w:after="96" w:line="23" w:lineRule="atLeast"/>
-        <w:rPr>
-          <w:rFonts w:hint="eastAsia"/>
-          <w:sz w:val="16"/>
-          <w:szCs w:val="16"/>
-        </w:rPr>
-      </w:pPr>
-      <w:r>
-        <w:rPr>
-          <w:rFonts w:hint="eastAsia"/>
-          <w:sz w:val="16"/>
-          <w:szCs w:val="16"/>
-        </w:rPr>
-        <w:t>&gt; 以下为业务规范（</w:t>
-      </w:r>
-      <w:proofErr w:type="gramStart"/>
-      <w:r>
-        <w:rPr>
-          <w:rFonts w:hint="eastAsia"/>
-          <w:sz w:val="16"/>
-          <w:szCs w:val="16"/>
-        </w:rPr>
-        <w:t>附人员</w:t>
-      </w:r>
-      <w:proofErr w:type="gramEnd"/>
-      <w:r>
-        <w:rPr>
-          <w:rFonts w:hint="eastAsia"/>
-          <w:sz w:val="16"/>
-          <w:szCs w:val="16"/>
-        </w:rPr>
-        <w:t>/承建单位/数据字段/审批流程规范）……”</w:t>
+        <w:t>&gt; 费用管理、信息管理、验收归档、监理师管理。</w:t>
+      </w:r>
+    </w:p>
+    <w:p>
+      <w:pPr>
+        <w:spacing w:before="96" w:after="96" w:line="23" w:lineRule="atLeast"/>
+        <w:rPr>
+          <w:rFonts w:hint="eastAsia"/>
+          <w:sz w:val="16"/>
+          <w:szCs w:val="16"/>
+        </w:rPr>
+      </w:pPr>
+      <w:r>
+        <w:rPr>
+          <w:rFonts w:hint="eastAsia"/>
+          <w:sz w:val="16"/>
+          <w:szCs w:val="16"/>
+        </w:rPr>
+        <w:t>&gt; 以下为业务规范（附人员/承建单位/数据字段/审批流程规范）……”</w:t>
       </w:r>
     </w:p>
     <w:p>
@@ -8508,25 +7116,7 @@
           <w:sz w:val="16"/>
           <w:szCs w:val="16"/>
         </w:rPr>
-        <w:t>&gt; 合同支付：监理工程师</w:t>
-      </w:r>
-      <w:proofErr w:type="gramStart"/>
-      <w:r>
-        <w:rPr>
-          <w:rFonts w:hint="eastAsia"/>
-          <w:sz w:val="16"/>
-          <w:szCs w:val="16"/>
-        </w:rPr>
-        <w:t>代录申请</w:t>
-      </w:r>
-      <w:proofErr w:type="gramEnd"/>
-      <w:r>
-        <w:rPr>
-          <w:rFonts w:hint="eastAsia"/>
-          <w:sz w:val="16"/>
-          <w:szCs w:val="16"/>
-        </w:rPr>
-        <w:t xml:space="preserve"> + level1/2 审批 + 支付意见导出打印；</w:t>
+        <w:t>&gt; 合同支付：监理工程师代录申请 + level1/2 审批 + 支付意见导出打印；</w:t>
       </w:r>
     </w:p>
     <w:p>
@@ -8562,25 +7152,7 @@
           <w:sz w:val="16"/>
           <w:szCs w:val="16"/>
         </w:rPr>
-        <w:t xml:space="preserve">&gt; </w:t>
-      </w:r>
-      <w:proofErr w:type="gramStart"/>
-      <w:r>
-        <w:rPr>
-          <w:rFonts w:hint="eastAsia"/>
-          <w:sz w:val="16"/>
-          <w:szCs w:val="16"/>
-        </w:rPr>
-        <w:t>监理师</w:t>
-      </w:r>
-      <w:proofErr w:type="gramEnd"/>
-      <w:r>
-        <w:rPr>
-          <w:rFonts w:hint="eastAsia"/>
-          <w:sz w:val="16"/>
-          <w:szCs w:val="16"/>
-        </w:rPr>
-        <w:t>管理：韦江腾/滕海燕的证书与人员信息；</w:t>
+        <w:t>&gt; 监理师管理：韦江腾/滕海燕的证书与人员信息；</w:t>
       </w:r>
     </w:p>
     <w:p>
@@ -9085,25 +7657,7 @@
           <w:sz w:val="16"/>
           <w:szCs w:val="16"/>
         </w:rPr>
-        <w:t>要注意数据修改后支持跨模块、用户切换情况下保持最新当前数据，除非重新做初始化（</w:t>
-      </w:r>
-      <w:proofErr w:type="gramStart"/>
-      <w:r>
-        <w:rPr>
-          <w:rFonts w:hint="eastAsia"/>
-          <w:sz w:val="16"/>
-          <w:szCs w:val="16"/>
-        </w:rPr>
-        <w:t>目前质控检查</w:t>
-      </w:r>
-      <w:proofErr w:type="gramEnd"/>
-      <w:r>
-        <w:rPr>
-          <w:rFonts w:hint="eastAsia"/>
-          <w:sz w:val="16"/>
-          <w:szCs w:val="16"/>
-        </w:rPr>
-        <w:t>模块已实现）</w:t>
+        <w:t>要注意数据修改后支持跨模块、用户切换情况下保持最新当前数据，除非重新做初始化（目前质控检查模块已实现）</w:t>
       </w:r>
     </w:p>
     <w:p>
@@ -9192,55 +7746,23 @@
           <w:sz w:val="16"/>
           <w:szCs w:val="16"/>
         </w:rPr>
-        <w:t>知识文档详情，增加审批记录信息；修改3条的演示数据的状态为待审批状态（如已有点评信息需删除，因待审批的即</w:t>
-      </w:r>
-      <w:proofErr w:type="gramStart"/>
-      <w:r>
-        <w:rPr>
-          <w:sz w:val="16"/>
-          <w:szCs w:val="16"/>
-        </w:rPr>
-        <w:t>未发布</w:t>
-      </w:r>
-      <w:proofErr w:type="gramEnd"/>
-      <w:r>
-        <w:rPr>
-          <w:sz w:val="16"/>
-          <w:szCs w:val="16"/>
-        </w:rPr>
-        <w:t>的不应有点评信息）；增加审批功能，各类角色都可以新增知识文档（待审核状态），知识管理员（韦江腾）可以一审，副总经理（王小平）二审即终审；删除当前的查看审批按钮，改为根据数据状态和当前用户动态显示的审批按钮；对5条已审批状态的演示数据增加点评信息（具体哪几条你定，不要连续，点评信息应看起来真实）</w:t>
-      </w:r>
-    </w:p>
-    <w:p>
-      <w:pPr>
-        <w:spacing w:before="96" w:after="96" w:line="23" w:lineRule="atLeast"/>
-        <w:rPr>
-          <w:sz w:val="16"/>
-          <w:szCs w:val="16"/>
-        </w:rPr>
-      </w:pPr>
-      <w:r>
-        <w:rPr>
-          <w:sz w:val="16"/>
-          <w:szCs w:val="16"/>
-        </w:rPr>
-        <w:t>知识文档模块也要支持跨模块</w:t>
-      </w:r>
-      <w:proofErr w:type="gramStart"/>
-      <w:r>
-        <w:rPr>
-          <w:sz w:val="16"/>
-          <w:szCs w:val="16"/>
-        </w:rPr>
-        <w:t>跨用户</w:t>
-      </w:r>
-      <w:proofErr w:type="gramEnd"/>
-      <w:r>
-        <w:rPr>
-          <w:sz w:val="16"/>
-          <w:szCs w:val="16"/>
-        </w:rPr>
-        <w:t>的数据持久化，否则没办法实现用户分级审批</w:t>
+        <w:t>知识文档详情，增加审批记录信息；修改3条的演示数据的状态为待审批状态（如已有点评信息需删除，因待审批的即未发布的不应有点评信息）；增加审批功能，各类角色都可以新增知识文档（待审核状态），知识管理员（韦江腾）可以一审，副总经理（王小平）二审即终审；删除当前的查看审批按钮，改为根据数据状态和当前用户动态显示的审批按钮；对5条已审批状态的演示数据增加点评信息（具体哪几条你定，不要连续，点评信息应看起来真实）</w:t>
+      </w:r>
+    </w:p>
+    <w:p>
+      <w:pPr>
+        <w:spacing w:before="96" w:after="96" w:line="23" w:lineRule="atLeast"/>
+        <w:rPr>
+          <w:sz w:val="16"/>
+          <w:szCs w:val="16"/>
+        </w:rPr>
+      </w:pPr>
+      <w:r>
+        <w:rPr>
+          <w:sz w:val="16"/>
+          <w:szCs w:val="16"/>
+        </w:rPr>
+        <w:t>知识文档模块也要支持跨模块跨用户的数据持久化，否则没办法实现用户分级审批</w:t>
       </w:r>
     </w:p>
     <w:p>
@@ -9303,61 +7825,25 @@
           <w:sz w:val="16"/>
           <w:szCs w:val="16"/>
         </w:rPr>
-        <w:t>销售角色：许琰芳、蔡海</w:t>
-      </w:r>
-      <w:proofErr w:type="gramStart"/>
-      <w:r>
-        <w:rPr>
-          <w:rFonts w:hint="eastAsia"/>
-          <w:sz w:val="16"/>
-          <w:szCs w:val="16"/>
-        </w:rPr>
-        <w:t>婷</w:t>
-      </w:r>
-      <w:proofErr w:type="gramEnd"/>
-      <w:r>
-        <w:rPr>
-          <w:rFonts w:hint="eastAsia"/>
-          <w:sz w:val="16"/>
-          <w:szCs w:val="16"/>
-        </w:rPr>
-        <w:t>、李鉴韬</w:t>
-      </w:r>
-    </w:p>
-    <w:p>
-      <w:pPr>
-        <w:spacing w:before="96" w:after="96" w:line="23" w:lineRule="atLeast"/>
-        <w:rPr>
-          <w:rFonts w:hint="eastAsia"/>
-          <w:sz w:val="16"/>
-          <w:szCs w:val="16"/>
-        </w:rPr>
-      </w:pPr>
-      <w:r>
-        <w:rPr>
-          <w:rFonts w:hint="eastAsia"/>
-          <w:sz w:val="16"/>
-          <w:szCs w:val="16"/>
-        </w:rPr>
-        <w:t>监理工程师角色：</w:t>
-      </w:r>
-      <w:proofErr w:type="gramStart"/>
-      <w:r>
-        <w:rPr>
-          <w:rFonts w:hint="eastAsia"/>
-          <w:sz w:val="16"/>
-          <w:szCs w:val="16"/>
-        </w:rPr>
-        <w:t>梁育境</w:t>
-      </w:r>
-      <w:proofErr w:type="gramEnd"/>
-      <w:r>
-        <w:rPr>
-          <w:rFonts w:hint="eastAsia"/>
-          <w:sz w:val="16"/>
-          <w:szCs w:val="16"/>
-        </w:rPr>
-        <w:t>、马健霖、陈健文、邱隆宝</w:t>
+        <w:t>销售角色：许琰芳、蔡海婷、李鉴韬</w:t>
+      </w:r>
+    </w:p>
+    <w:p>
+      <w:pPr>
+        <w:spacing w:before="96" w:after="96" w:line="23" w:lineRule="atLeast"/>
+        <w:rPr>
+          <w:rFonts w:hint="eastAsia"/>
+          <w:sz w:val="16"/>
+          <w:szCs w:val="16"/>
+        </w:rPr>
+      </w:pPr>
+      <w:r>
+        <w:rPr>
+          <w:rFonts w:hint="eastAsia"/>
+          <w:sz w:val="16"/>
+          <w:szCs w:val="16"/>
+        </w:rPr>
+        <w:t>监理工程师角色：梁育境、马健霖、陈健文、邱隆宝</w:t>
       </w:r>
     </w:p>
     <w:p>
@@ -9416,10 +7902,37 @@
       <w:pPr>
         <w:pStyle w:val="1"/>
         <w:jc w:val="left"/>
+        <w:rPr>
+          <w:rFonts w:hint="default"/>
+        </w:rPr>
       </w:pPr>
       <w:r>
         <w:t>开发版本</w:t>
       </w:r>
+      <w:r>
+        <w:fldChar w:fldCharType="begin"/>
+      </w:r>
+      <w:r>
+        <w:instrText>HYPERLINK "</w:instrText>
+      </w:r>
+      <w:r>
+        <w:instrText>https://github.com/jiangshao2026/infobay-sys.git</w:instrText>
+      </w:r>
+      <w:r>
+        <w:instrText>"</w:instrText>
+      </w:r>
+      <w:r>
+        <w:fldChar w:fldCharType="separate"/>
+      </w:r>
+      <w:r>
+        <w:rPr>
+          <w:rStyle w:val="a8"/>
+        </w:rPr>
+        <w:t>https://github.com/jiangshao2026/infobay-sys.git</w:t>
+      </w:r>
+      <w:r>
+        <w:fldChar w:fldCharType="end"/>
+      </w:r>
     </w:p>
     <w:p>
       <w:pPr>
@@ -9463,15 +7976,7 @@
       </w:r>
       <w:proofErr w:type="spellEnd"/>
       <w:r>
-        <w:t>完成部分修改，待实现实时数据跨模块</w:t>
-      </w:r>
-      <w:proofErr w:type="gramStart"/>
-      <w:r>
-        <w:t>跨用户</w:t>
-      </w:r>
-      <w:proofErr w:type="gramEnd"/>
-      <w:r>
-        <w:t>保持</w:t>
+        <w:t>完成部分修改，待实现实时数据跨模块跨用户保持</w:t>
       </w:r>
     </w:p>
     <w:p>
@@ -9526,7 +8031,6 @@
         </w:rPr>
       </w:pPr>
       <w:r>
-        <w:lastRenderedPageBreak/>
         <w:t>git checkout -b restore-v0.3.1 v0.3.1</w:t>
       </w:r>
     </w:p>
@@ -9588,15 +8092,7 @@
         </w:rPr>
       </w:pPr>
       <w:r>
-        <w:t>实现实时数据跨模块</w:t>
-      </w:r>
-      <w:proofErr w:type="gramStart"/>
-      <w:r>
-        <w:t>跨用户</w:t>
-      </w:r>
-      <w:proofErr w:type="gramEnd"/>
-      <w:r>
-        <w:t>保持</w:t>
+        <w:t>实现实时数据跨模块跨用户保持</w:t>
       </w:r>
     </w:p>
     <w:p/>
@@ -10627,6 +9123,25 @@
       <w:szCs w:val="18"/>
     </w:rPr>
   </w:style>
+  <w:style w:type="character" w:styleId="a8">
+    <w:name w:val="Hyperlink"/>
+    <w:rsid w:val="005F593D"/>
+    <w:rPr>
+      <w:color w:val="0000FF"/>
+      <w:u w:val="single"/>
+    </w:rPr>
+  </w:style>
+  <w:style w:type="character" w:styleId="a9">
+    <w:name w:val="Unresolved Mention"/>
+    <w:uiPriority w:val="99"/>
+    <w:semiHidden/>
+    <w:unhideWhenUsed/>
+    <w:rsid w:val="005F593D"/>
+    <w:rPr>
+      <w:color w:val="605E5C"/>
+      <w:shd w:val="clear" w:color="auto" w:fill="E1DFDD"/>
+    </w:rPr>
+  </w:style>
 </w:styles>
 </file>
 
